--- a/docs/tables/carbo/sec6_ckd_composite.docx
+++ b/docs/tables/carbo/sec6_ckd_composite.docx
@@ -24,7 +24,7 @@
         <w:gridCol w:w="1181"/>
         <w:gridCol w:w="778"/>
         <w:gridCol w:w="1084"/>
-        <w:gridCol w:w="2062"/>
+        <w:gridCol w:w="1879"/>
         <w:gridCol w:w="1181"/>
       </w:tblGrid>
       <w:tr>
@@ -891,7 +891,7 @@
                 <w:szCs w:val="22"/>
                 <w:color w:val="000000"/>
               </w:rPr>
-              <w:t xml:space="preserve">1.12</w:t>
+              <w:t xml:space="preserve">1.10</w:t>
             </w:r>
           </w:p>
         </w:tc>
@@ -944,7 +944,7 @@
                 <w:szCs w:val="22"/>
                 <w:color w:val="000000"/>
               </w:rPr>
-              <w:t xml:space="preserve">0.87, 1.44</w:t>
+              <w:t xml:space="preserve">0.86, 1.40</w:t>
             </w:r>
           </w:p>
         </w:tc>
@@ -997,7 +997,7 @@
                 <w:szCs w:val="22"/>
                 <w:color w:val="000000"/>
               </w:rPr>
-              <w:t xml:space="preserve">0.370</w:t>
+              <w:t xml:space="preserve">0.440</w:t>
             </w:r>
           </w:p>
         </w:tc>
@@ -1103,7 +1103,7 @@
                 <w:szCs w:val="22"/>
                 <w:color w:val="000000"/>
               </w:rPr>
-              <w:t xml:space="preserve">1.25</w:t>
+              <w:t xml:space="preserve">1.34</w:t>
             </w:r>
           </w:p>
         </w:tc>
@@ -1156,7 +1156,7 @@
                 <w:szCs w:val="22"/>
                 <w:color w:val="000000"/>
               </w:rPr>
-              <w:t xml:space="preserve">0.72, 2.18</w:t>
+              <w:t xml:space="preserve">0.83, 2.18</w:t>
             </w:r>
           </w:p>
         </w:tc>
@@ -1209,7 +1209,7 @@
                 <w:szCs w:val="22"/>
                 <w:color w:val="000000"/>
               </w:rPr>
-              <w:t xml:space="preserve">0.430</w:t>
+              <w:t xml:space="preserve">0.240</w:t>
             </w:r>
           </w:p>
         </w:tc>
@@ -1427,60 +1427,60 @@
                 <w:szCs w:val="22"/>
                 <w:color w:val="000000"/>
               </w:rPr>
-              <w:t xml:space="preserve">1.02, 1.11</w:t>
-            </w:r>
-          </w:p>
-        </w:tc>
-        <w:tc>
-          <w:tcPr>
-            <w:tcBorders>
-              <w:bottom w:val="none" w:sz="0" w:space="0" w:color="000000"/>
-              <w:top w:val="none" w:sz="0" w:space="0" w:color="000000"/>
-              <w:left w:val="none" w:sz="0" w:space="0" w:color="000000"/>
-              <w:right w:val="none" w:sz="0" w:space="0" w:color="000000"/>
-            </w:tcBorders>
-            <w:shd w:val="clear" w:color="auto" w:fill="FFFFFF"/>
-            <w:tcMar>
-              <w:top w:w="0" w:type="dxa"/>
-              <w:bottom w:w="0" w:type="dxa"/>
-              <w:left w:w="0" w:type="dxa"/>
-              <w:right w:w="0" w:type="dxa"/>
-            </w:tcMar>
-            <w:vAlign w:val="top"/>
-          </w:tcPr>
-          <w:p>
-            <w:pPr>
-              <w:pStyle w:val="Normal"/>
-              <w:jc w:val="center"/>
-              <w:pBdr>
-                <w:bottom w:val="none" w:sz="0" w:space="0" w:color="000000"/>
-                <w:top w:val="none" w:sz="0" w:space="0" w:color="000000"/>
-                <w:left w:val="none" w:sz="0" w:space="0" w:color="000000"/>
-                <w:right w:val="none" w:sz="0" w:space="0" w:color="000000"/>
-              </w:pBdr>
-              <w:spacing w:after="100" w:before="100" w:line="240"/>
-              <w:ind w:left="100" w:right="100" w:firstLine="0" w:firstLineChars="0"/>
-              <w:rPr>
-                <w:rFonts w:ascii="Helvetica" w:hAnsi="Helvetica" w:eastAsia="Helvetica" w:cs="Helvetica"/>
-                <w:i w:val="false"/>
-                <w:b w:val="false"/>
-                <w:u w:val="none"/>
-                <w:sz w:val="22"/>
-                <w:szCs w:val="22"/>
-                <w:color w:val="000000"/>
-              </w:rPr>
-            </w:pPr>
-            <w:r>
-              <w:rPr>
-                <w:rFonts w:ascii="Helvetica" w:hAnsi="Helvetica" w:eastAsia="Helvetica" w:cs="Helvetica"/>
-                <w:i w:val="false"/>
-                <w:b w:val="false"/>
-                <w:u w:val="none"/>
-                <w:sz w:val="22"/>
-                <w:szCs w:val="22"/>
-                <w:color w:val="000000"/>
-              </w:rPr>
-              <w:t xml:space="preserve">0.004</w:t>
+              <w:t xml:space="preserve">1.02, 1.10</w:t>
+            </w:r>
+          </w:p>
+        </w:tc>
+        <w:tc>
+          <w:tcPr>
+            <w:tcBorders>
+              <w:bottom w:val="none" w:sz="0" w:space="0" w:color="000000"/>
+              <w:top w:val="none" w:sz="0" w:space="0" w:color="000000"/>
+              <w:left w:val="none" w:sz="0" w:space="0" w:color="000000"/>
+              <w:right w:val="none" w:sz="0" w:space="0" w:color="000000"/>
+            </w:tcBorders>
+            <w:shd w:val="clear" w:color="auto" w:fill="FFFFFF"/>
+            <w:tcMar>
+              <w:top w:w="0" w:type="dxa"/>
+              <w:bottom w:w="0" w:type="dxa"/>
+              <w:left w:w="0" w:type="dxa"/>
+              <w:right w:w="0" w:type="dxa"/>
+            </w:tcMar>
+            <w:vAlign w:val="top"/>
+          </w:tcPr>
+          <w:p>
+            <w:pPr>
+              <w:pStyle w:val="Normal"/>
+              <w:jc w:val="center"/>
+              <w:pBdr>
+                <w:bottom w:val="none" w:sz="0" w:space="0" w:color="000000"/>
+                <w:top w:val="none" w:sz="0" w:space="0" w:color="000000"/>
+                <w:left w:val="none" w:sz="0" w:space="0" w:color="000000"/>
+                <w:right w:val="none" w:sz="0" w:space="0" w:color="000000"/>
+              </w:pBdr>
+              <w:spacing w:after="100" w:before="100" w:line="240"/>
+              <w:ind w:left="100" w:right="100" w:firstLine="0" w:firstLineChars="0"/>
+              <w:rPr>
+                <w:rFonts w:ascii="Helvetica" w:hAnsi="Helvetica" w:eastAsia="Helvetica" w:cs="Helvetica"/>
+                <w:i w:val="false"/>
+                <w:b w:val="false"/>
+                <w:u w:val="none"/>
+                <w:sz w:val="22"/>
+                <w:szCs w:val="22"/>
+                <w:color w:val="000000"/>
+              </w:rPr>
+            </w:pPr>
+            <w:r>
+              <w:rPr>
+                <w:rFonts w:ascii="Helvetica" w:hAnsi="Helvetica" w:eastAsia="Helvetica" w:cs="Helvetica"/>
+                <w:i w:val="false"/>
+                <w:b w:val="false"/>
+                <w:u w:val="none"/>
+                <w:sz w:val="22"/>
+                <w:szCs w:val="22"/>
+                <w:color w:val="000000"/>
+              </w:rPr>
+              <w:t xml:space="preserve">0.002</w:t>
             </w:r>
           </w:p>
         </w:tc>
@@ -1586,113 +1586,113 @@
                 <w:szCs w:val="22"/>
                 <w:color w:val="000000"/>
               </w:rPr>
-              <w:t xml:space="preserve">0.96</w:t>
-            </w:r>
-          </w:p>
-        </w:tc>
-        <w:tc>
-          <w:tcPr>
-            <w:tcBorders>
-              <w:bottom w:val="none" w:sz="0" w:space="0" w:color="000000"/>
-              <w:top w:val="none" w:sz="0" w:space="0" w:color="000000"/>
-              <w:left w:val="none" w:sz="0" w:space="0" w:color="000000"/>
-              <w:right w:val="none" w:sz="0" w:space="0" w:color="000000"/>
-            </w:tcBorders>
-            <w:shd w:val="clear" w:color="auto" w:fill="FFFFFF"/>
-            <w:tcMar>
-              <w:top w:w="0" w:type="dxa"/>
-              <w:bottom w:w="0" w:type="dxa"/>
-              <w:left w:w="0" w:type="dxa"/>
-              <w:right w:w="0" w:type="dxa"/>
-            </w:tcMar>
-            <w:vAlign w:val="top"/>
-          </w:tcPr>
-          <w:p>
-            <w:pPr>
-              <w:pStyle w:val="Normal"/>
-              <w:jc w:val="center"/>
-              <w:pBdr>
-                <w:bottom w:val="none" w:sz="0" w:space="0" w:color="000000"/>
-                <w:top w:val="none" w:sz="0" w:space="0" w:color="000000"/>
-                <w:left w:val="none" w:sz="0" w:space="0" w:color="000000"/>
-                <w:right w:val="none" w:sz="0" w:space="0" w:color="000000"/>
-              </w:pBdr>
-              <w:spacing w:after="100" w:before="100" w:line="240"/>
-              <w:ind w:left="100" w:right="100" w:firstLine="0" w:firstLineChars="0"/>
-              <w:rPr>
-                <w:rFonts w:ascii="Helvetica" w:hAnsi="Helvetica" w:eastAsia="Helvetica" w:cs="Helvetica"/>
-                <w:i w:val="false"/>
-                <w:b w:val="false"/>
-                <w:u w:val="none"/>
-                <w:sz w:val="22"/>
-                <w:szCs w:val="22"/>
-                <w:color w:val="000000"/>
-              </w:rPr>
-            </w:pPr>
-            <w:r>
-              <w:rPr>
-                <w:rFonts w:ascii="Helvetica" w:hAnsi="Helvetica" w:eastAsia="Helvetica" w:cs="Helvetica"/>
-                <w:i w:val="false"/>
-                <w:b w:val="false"/>
-                <w:u w:val="none"/>
-                <w:sz w:val="22"/>
-                <w:szCs w:val="22"/>
-                <w:color w:val="000000"/>
-              </w:rPr>
-              <w:t xml:space="preserve">0.87, 1.05</w:t>
-            </w:r>
-          </w:p>
-        </w:tc>
-        <w:tc>
-          <w:tcPr>
-            <w:tcBorders>
-              <w:bottom w:val="none" w:sz="0" w:space="0" w:color="000000"/>
-              <w:top w:val="none" w:sz="0" w:space="0" w:color="000000"/>
-              <w:left w:val="none" w:sz="0" w:space="0" w:color="000000"/>
-              <w:right w:val="none" w:sz="0" w:space="0" w:color="000000"/>
-            </w:tcBorders>
-            <w:shd w:val="clear" w:color="auto" w:fill="FFFFFF"/>
-            <w:tcMar>
-              <w:top w:w="0" w:type="dxa"/>
-              <w:bottom w:w="0" w:type="dxa"/>
-              <w:left w:w="0" w:type="dxa"/>
-              <w:right w:w="0" w:type="dxa"/>
-            </w:tcMar>
-            <w:vAlign w:val="top"/>
-          </w:tcPr>
-          <w:p>
-            <w:pPr>
-              <w:pStyle w:val="Normal"/>
-              <w:jc w:val="center"/>
-              <w:pBdr>
-                <w:bottom w:val="none" w:sz="0" w:space="0" w:color="000000"/>
-                <w:top w:val="none" w:sz="0" w:space="0" w:color="000000"/>
-                <w:left w:val="none" w:sz="0" w:space="0" w:color="000000"/>
-                <w:right w:val="none" w:sz="0" w:space="0" w:color="000000"/>
-              </w:pBdr>
-              <w:spacing w:after="100" w:before="100" w:line="240"/>
-              <w:ind w:left="100" w:right="100" w:firstLine="0" w:firstLineChars="0"/>
-              <w:rPr>
-                <w:rFonts w:ascii="Helvetica" w:hAnsi="Helvetica" w:eastAsia="Helvetica" w:cs="Helvetica"/>
-                <w:i w:val="false"/>
-                <w:b w:val="false"/>
-                <w:u w:val="none"/>
-                <w:sz w:val="22"/>
-                <w:szCs w:val="22"/>
-                <w:color w:val="000000"/>
-              </w:rPr>
-            </w:pPr>
-            <w:r>
-              <w:rPr>
-                <w:rFonts w:ascii="Helvetica" w:hAnsi="Helvetica" w:eastAsia="Helvetica" w:cs="Helvetica"/>
-                <w:i w:val="false"/>
-                <w:b w:val="false"/>
-                <w:u w:val="none"/>
-                <w:sz w:val="22"/>
-                <w:szCs w:val="22"/>
-                <w:color w:val="000000"/>
-              </w:rPr>
-              <w:t xml:space="preserve">0.340</w:t>
+              <w:t xml:space="preserve">1.03</w:t>
+            </w:r>
+          </w:p>
+        </w:tc>
+        <w:tc>
+          <w:tcPr>
+            <w:tcBorders>
+              <w:bottom w:val="none" w:sz="0" w:space="0" w:color="000000"/>
+              <w:top w:val="none" w:sz="0" w:space="0" w:color="000000"/>
+              <w:left w:val="none" w:sz="0" w:space="0" w:color="000000"/>
+              <w:right w:val="none" w:sz="0" w:space="0" w:color="000000"/>
+            </w:tcBorders>
+            <w:shd w:val="clear" w:color="auto" w:fill="FFFFFF"/>
+            <w:tcMar>
+              <w:top w:w="0" w:type="dxa"/>
+              <w:bottom w:w="0" w:type="dxa"/>
+              <w:left w:w="0" w:type="dxa"/>
+              <w:right w:w="0" w:type="dxa"/>
+            </w:tcMar>
+            <w:vAlign w:val="top"/>
+          </w:tcPr>
+          <w:p>
+            <w:pPr>
+              <w:pStyle w:val="Normal"/>
+              <w:jc w:val="center"/>
+              <w:pBdr>
+                <w:bottom w:val="none" w:sz="0" w:space="0" w:color="000000"/>
+                <w:top w:val="none" w:sz="0" w:space="0" w:color="000000"/>
+                <w:left w:val="none" w:sz="0" w:space="0" w:color="000000"/>
+                <w:right w:val="none" w:sz="0" w:space="0" w:color="000000"/>
+              </w:pBdr>
+              <w:spacing w:after="100" w:before="100" w:line="240"/>
+              <w:ind w:left="100" w:right="100" w:firstLine="0" w:firstLineChars="0"/>
+              <w:rPr>
+                <w:rFonts w:ascii="Helvetica" w:hAnsi="Helvetica" w:eastAsia="Helvetica" w:cs="Helvetica"/>
+                <w:i w:val="false"/>
+                <w:b w:val="false"/>
+                <w:u w:val="none"/>
+                <w:sz w:val="22"/>
+                <w:szCs w:val="22"/>
+                <w:color w:val="000000"/>
+              </w:rPr>
+            </w:pPr>
+            <w:r>
+              <w:rPr>
+                <w:rFonts w:ascii="Helvetica" w:hAnsi="Helvetica" w:eastAsia="Helvetica" w:cs="Helvetica"/>
+                <w:i w:val="false"/>
+                <w:b w:val="false"/>
+                <w:u w:val="none"/>
+                <w:sz w:val="22"/>
+                <w:szCs w:val="22"/>
+                <w:color w:val="000000"/>
+              </w:rPr>
+              <w:t xml:space="preserve">0.94, 1.13</w:t>
+            </w:r>
+          </w:p>
+        </w:tc>
+        <w:tc>
+          <w:tcPr>
+            <w:tcBorders>
+              <w:bottom w:val="none" w:sz="0" w:space="0" w:color="000000"/>
+              <w:top w:val="none" w:sz="0" w:space="0" w:color="000000"/>
+              <w:left w:val="none" w:sz="0" w:space="0" w:color="000000"/>
+              <w:right w:val="none" w:sz="0" w:space="0" w:color="000000"/>
+            </w:tcBorders>
+            <w:shd w:val="clear" w:color="auto" w:fill="FFFFFF"/>
+            <w:tcMar>
+              <w:top w:w="0" w:type="dxa"/>
+              <w:bottom w:w="0" w:type="dxa"/>
+              <w:left w:w="0" w:type="dxa"/>
+              <w:right w:w="0" w:type="dxa"/>
+            </w:tcMar>
+            <w:vAlign w:val="top"/>
+          </w:tcPr>
+          <w:p>
+            <w:pPr>
+              <w:pStyle w:val="Normal"/>
+              <w:jc w:val="center"/>
+              <w:pBdr>
+                <w:bottom w:val="none" w:sz="0" w:space="0" w:color="000000"/>
+                <w:top w:val="none" w:sz="0" w:space="0" w:color="000000"/>
+                <w:left w:val="none" w:sz="0" w:space="0" w:color="000000"/>
+                <w:right w:val="none" w:sz="0" w:space="0" w:color="000000"/>
+              </w:pBdr>
+              <w:spacing w:after="100" w:before="100" w:line="240"/>
+              <w:ind w:left="100" w:right="100" w:firstLine="0" w:firstLineChars="0"/>
+              <w:rPr>
+                <w:rFonts w:ascii="Helvetica" w:hAnsi="Helvetica" w:eastAsia="Helvetica" w:cs="Helvetica"/>
+                <w:i w:val="false"/>
+                <w:b w:val="false"/>
+                <w:u w:val="none"/>
+                <w:sz w:val="22"/>
+                <w:szCs w:val="22"/>
+                <w:color w:val="000000"/>
+              </w:rPr>
+            </w:pPr>
+            <w:r>
+              <w:rPr>
+                <w:rFonts w:ascii="Helvetica" w:hAnsi="Helvetica" w:eastAsia="Helvetica" w:cs="Helvetica"/>
+                <w:i w:val="false"/>
+                <w:b w:val="false"/>
+                <w:u w:val="none"/>
+                <w:sz w:val="22"/>
+                <w:szCs w:val="22"/>
+                <w:color w:val="000000"/>
+              </w:rPr>
+              <w:t xml:space="preserve">0.500</w:t>
             </w:r>
           </w:p>
         </w:tc>
@@ -2823,113 +2823,113 @@
                 <w:szCs w:val="22"/>
                 <w:color w:val="000000"/>
               </w:rPr>
-              <w:t xml:space="preserve">2.69</w:t>
-            </w:r>
-          </w:p>
-        </w:tc>
-        <w:tc>
-          <w:tcPr>
-            <w:tcBorders>
-              <w:bottom w:val="none" w:sz="0" w:space="0" w:color="000000"/>
-              <w:top w:val="none" w:sz="0" w:space="0" w:color="000000"/>
-              <w:left w:val="none" w:sz="0" w:space="0" w:color="000000"/>
-              <w:right w:val="none" w:sz="0" w:space="0" w:color="000000"/>
-            </w:tcBorders>
-            <w:shd w:val="clear" w:color="auto" w:fill="FFFFFF"/>
-            <w:tcMar>
-              <w:top w:w="0" w:type="dxa"/>
-              <w:bottom w:w="0" w:type="dxa"/>
-              <w:left w:w="0" w:type="dxa"/>
-              <w:right w:w="0" w:type="dxa"/>
-            </w:tcMar>
-            <w:vAlign w:val="top"/>
-          </w:tcPr>
-          <w:p>
-            <w:pPr>
-              <w:pStyle w:val="Normal"/>
-              <w:jc w:val="center"/>
-              <w:pBdr>
-                <w:bottom w:val="none" w:sz="0" w:space="0" w:color="000000"/>
-                <w:top w:val="none" w:sz="0" w:space="0" w:color="000000"/>
-                <w:left w:val="none" w:sz="0" w:space="0" w:color="000000"/>
-                <w:right w:val="none" w:sz="0" w:space="0" w:color="000000"/>
-              </w:pBdr>
-              <w:spacing w:after="100" w:before="100" w:line="240"/>
-              <w:ind w:left="100" w:right="100" w:firstLine="0" w:firstLineChars="0"/>
-              <w:rPr>
-                <w:rFonts w:ascii="Helvetica" w:hAnsi="Helvetica" w:eastAsia="Helvetica" w:cs="Helvetica"/>
-                <w:i w:val="false"/>
-                <w:b w:val="false"/>
-                <w:u w:val="none"/>
-                <w:sz w:val="22"/>
-                <w:szCs w:val="22"/>
-                <w:color w:val="000000"/>
-              </w:rPr>
-            </w:pPr>
-            <w:r>
-              <w:rPr>
-                <w:rFonts w:ascii="Helvetica" w:hAnsi="Helvetica" w:eastAsia="Helvetica" w:cs="Helvetica"/>
-                <w:i w:val="false"/>
-                <w:b w:val="false"/>
-                <w:u w:val="none"/>
-                <w:sz w:val="22"/>
-                <w:szCs w:val="22"/>
-                <w:color w:val="000000"/>
-              </w:rPr>
-              <w:t xml:space="preserve">0.83, 8.71</w:t>
-            </w:r>
-          </w:p>
-        </w:tc>
-        <w:tc>
-          <w:tcPr>
-            <w:tcBorders>
-              <w:bottom w:val="none" w:sz="0" w:space="0" w:color="000000"/>
-              <w:top w:val="none" w:sz="0" w:space="0" w:color="000000"/>
-              <w:left w:val="none" w:sz="0" w:space="0" w:color="000000"/>
-              <w:right w:val="none" w:sz="0" w:space="0" w:color="000000"/>
-            </w:tcBorders>
-            <w:shd w:val="clear" w:color="auto" w:fill="FFFFFF"/>
-            <w:tcMar>
-              <w:top w:w="0" w:type="dxa"/>
-              <w:bottom w:w="0" w:type="dxa"/>
-              <w:left w:w="0" w:type="dxa"/>
-              <w:right w:w="0" w:type="dxa"/>
-            </w:tcMar>
-            <w:vAlign w:val="top"/>
-          </w:tcPr>
-          <w:p>
-            <w:pPr>
-              <w:pStyle w:val="Normal"/>
-              <w:jc w:val="center"/>
-              <w:pBdr>
-                <w:bottom w:val="none" w:sz="0" w:space="0" w:color="000000"/>
-                <w:top w:val="none" w:sz="0" w:space="0" w:color="000000"/>
-                <w:left w:val="none" w:sz="0" w:space="0" w:color="000000"/>
-                <w:right w:val="none" w:sz="0" w:space="0" w:color="000000"/>
-              </w:pBdr>
-              <w:spacing w:after="100" w:before="100" w:line="240"/>
-              <w:ind w:left="100" w:right="100" w:firstLine="0" w:firstLineChars="0"/>
-              <w:rPr>
-                <w:rFonts w:ascii="Helvetica" w:hAnsi="Helvetica" w:eastAsia="Helvetica" w:cs="Helvetica"/>
-                <w:i w:val="false"/>
-                <w:b w:val="false"/>
-                <w:u w:val="none"/>
-                <w:sz w:val="22"/>
-                <w:szCs w:val="22"/>
-                <w:color w:val="000000"/>
-              </w:rPr>
-            </w:pPr>
-            <w:r>
-              <w:rPr>
-                <w:rFonts w:ascii="Helvetica" w:hAnsi="Helvetica" w:eastAsia="Helvetica" w:cs="Helvetica"/>
-                <w:i w:val="false"/>
-                <w:b w:val="false"/>
-                <w:u w:val="none"/>
-                <w:sz w:val="22"/>
-                <w:szCs w:val="22"/>
-                <w:color w:val="000000"/>
-              </w:rPr>
-              <w:t xml:space="preserve">0.100</w:t>
+              <w:t xml:space="preserve">2.37</w:t>
+            </w:r>
+          </w:p>
+        </w:tc>
+        <w:tc>
+          <w:tcPr>
+            <w:tcBorders>
+              <w:bottom w:val="none" w:sz="0" w:space="0" w:color="000000"/>
+              <w:top w:val="none" w:sz="0" w:space="0" w:color="000000"/>
+              <w:left w:val="none" w:sz="0" w:space="0" w:color="000000"/>
+              <w:right w:val="none" w:sz="0" w:space="0" w:color="000000"/>
+            </w:tcBorders>
+            <w:shd w:val="clear" w:color="auto" w:fill="FFFFFF"/>
+            <w:tcMar>
+              <w:top w:w="0" w:type="dxa"/>
+              <w:bottom w:w="0" w:type="dxa"/>
+              <w:left w:w="0" w:type="dxa"/>
+              <w:right w:w="0" w:type="dxa"/>
+            </w:tcMar>
+            <w:vAlign w:val="top"/>
+          </w:tcPr>
+          <w:p>
+            <w:pPr>
+              <w:pStyle w:val="Normal"/>
+              <w:jc w:val="center"/>
+              <w:pBdr>
+                <w:bottom w:val="none" w:sz="0" w:space="0" w:color="000000"/>
+                <w:top w:val="none" w:sz="0" w:space="0" w:color="000000"/>
+                <w:left w:val="none" w:sz="0" w:space="0" w:color="000000"/>
+                <w:right w:val="none" w:sz="0" w:space="0" w:color="000000"/>
+              </w:pBdr>
+              <w:spacing w:after="100" w:before="100" w:line="240"/>
+              <w:ind w:left="100" w:right="100" w:firstLine="0" w:firstLineChars="0"/>
+              <w:rPr>
+                <w:rFonts w:ascii="Helvetica" w:hAnsi="Helvetica" w:eastAsia="Helvetica" w:cs="Helvetica"/>
+                <w:i w:val="false"/>
+                <w:b w:val="false"/>
+                <w:u w:val="none"/>
+                <w:sz w:val="22"/>
+                <w:szCs w:val="22"/>
+                <w:color w:val="000000"/>
+              </w:rPr>
+            </w:pPr>
+            <w:r>
+              <w:rPr>
+                <w:rFonts w:ascii="Helvetica" w:hAnsi="Helvetica" w:eastAsia="Helvetica" w:cs="Helvetica"/>
+                <w:i w:val="false"/>
+                <w:b w:val="false"/>
+                <w:u w:val="none"/>
+                <w:sz w:val="22"/>
+                <w:szCs w:val="22"/>
+                <w:color w:val="000000"/>
+              </w:rPr>
+              <w:t xml:space="preserve">0.83, 6.81</w:t>
+            </w:r>
+          </w:p>
+        </w:tc>
+        <w:tc>
+          <w:tcPr>
+            <w:tcBorders>
+              <w:bottom w:val="none" w:sz="0" w:space="0" w:color="000000"/>
+              <w:top w:val="none" w:sz="0" w:space="0" w:color="000000"/>
+              <w:left w:val="none" w:sz="0" w:space="0" w:color="000000"/>
+              <w:right w:val="none" w:sz="0" w:space="0" w:color="000000"/>
+            </w:tcBorders>
+            <w:shd w:val="clear" w:color="auto" w:fill="FFFFFF"/>
+            <w:tcMar>
+              <w:top w:w="0" w:type="dxa"/>
+              <w:bottom w:w="0" w:type="dxa"/>
+              <w:left w:w="0" w:type="dxa"/>
+              <w:right w:w="0" w:type="dxa"/>
+            </w:tcMar>
+            <w:vAlign w:val="top"/>
+          </w:tcPr>
+          <w:p>
+            <w:pPr>
+              <w:pStyle w:val="Normal"/>
+              <w:jc w:val="center"/>
+              <w:pBdr>
+                <w:bottom w:val="none" w:sz="0" w:space="0" w:color="000000"/>
+                <w:top w:val="none" w:sz="0" w:space="0" w:color="000000"/>
+                <w:left w:val="none" w:sz="0" w:space="0" w:color="000000"/>
+                <w:right w:val="none" w:sz="0" w:space="0" w:color="000000"/>
+              </w:pBdr>
+              <w:spacing w:after="100" w:before="100" w:line="240"/>
+              <w:ind w:left="100" w:right="100" w:firstLine="0" w:firstLineChars="0"/>
+              <w:rPr>
+                <w:rFonts w:ascii="Helvetica" w:hAnsi="Helvetica" w:eastAsia="Helvetica" w:cs="Helvetica"/>
+                <w:i w:val="false"/>
+                <w:b w:val="false"/>
+                <w:u w:val="none"/>
+                <w:sz w:val="22"/>
+                <w:szCs w:val="22"/>
+                <w:color w:val="000000"/>
+              </w:rPr>
+            </w:pPr>
+            <w:r>
+              <w:rPr>
+                <w:rFonts w:ascii="Helvetica" w:hAnsi="Helvetica" w:eastAsia="Helvetica" w:cs="Helvetica"/>
+                <w:i w:val="false"/>
+                <w:b w:val="false"/>
+                <w:u w:val="none"/>
+                <w:sz w:val="22"/>
+                <w:szCs w:val="22"/>
+                <w:color w:val="000000"/>
+              </w:rPr>
+              <w:t xml:space="preserve">0.110</w:t>
             </w:r>
           </w:p>
         </w:tc>
@@ -3035,113 +3035,113 @@
                 <w:szCs w:val="22"/>
                 <w:color w:val="000000"/>
               </w:rPr>
-              <w:t xml:space="preserve">5.39</w:t>
-            </w:r>
-          </w:p>
-        </w:tc>
-        <w:tc>
-          <w:tcPr>
-            <w:tcBorders>
-              <w:bottom w:val="none" w:sz="0" w:space="0" w:color="000000"/>
-              <w:top w:val="none" w:sz="0" w:space="0" w:color="000000"/>
-              <w:left w:val="none" w:sz="0" w:space="0" w:color="000000"/>
-              <w:right w:val="none" w:sz="0" w:space="0" w:color="000000"/>
-            </w:tcBorders>
-            <w:shd w:val="clear" w:color="auto" w:fill="FFFFFF"/>
-            <w:tcMar>
-              <w:top w:w="0" w:type="dxa"/>
-              <w:bottom w:w="0" w:type="dxa"/>
-              <w:left w:w="0" w:type="dxa"/>
-              <w:right w:w="0" w:type="dxa"/>
-            </w:tcMar>
-            <w:vAlign w:val="top"/>
-          </w:tcPr>
-          <w:p>
-            <w:pPr>
-              <w:pStyle w:val="Normal"/>
-              <w:jc w:val="center"/>
-              <w:pBdr>
-                <w:bottom w:val="none" w:sz="0" w:space="0" w:color="000000"/>
-                <w:top w:val="none" w:sz="0" w:space="0" w:color="000000"/>
-                <w:left w:val="none" w:sz="0" w:space="0" w:color="000000"/>
-                <w:right w:val="none" w:sz="0" w:space="0" w:color="000000"/>
-              </w:pBdr>
-              <w:spacing w:after="100" w:before="100" w:line="240"/>
-              <w:ind w:left="100" w:right="100" w:firstLine="0" w:firstLineChars="0"/>
-              <w:rPr>
-                <w:rFonts w:ascii="Helvetica" w:hAnsi="Helvetica" w:eastAsia="Helvetica" w:cs="Helvetica"/>
-                <w:i w:val="false"/>
-                <w:b w:val="false"/>
-                <w:u w:val="none"/>
-                <w:sz w:val="22"/>
-                <w:szCs w:val="22"/>
-                <w:color w:val="000000"/>
-              </w:rPr>
-            </w:pPr>
-            <w:r>
-              <w:rPr>
-                <w:rFonts w:ascii="Helvetica" w:hAnsi="Helvetica" w:eastAsia="Helvetica" w:cs="Helvetica"/>
-                <w:i w:val="false"/>
-                <w:b w:val="false"/>
-                <w:u w:val="none"/>
-                <w:sz w:val="22"/>
-                <w:szCs w:val="22"/>
-                <w:color w:val="000000"/>
-              </w:rPr>
-              <w:t xml:space="preserve">0.41, 71.0</w:t>
-            </w:r>
-          </w:p>
-        </w:tc>
-        <w:tc>
-          <w:tcPr>
-            <w:tcBorders>
-              <w:bottom w:val="none" w:sz="0" w:space="0" w:color="000000"/>
-              <w:top w:val="none" w:sz="0" w:space="0" w:color="000000"/>
-              <w:left w:val="none" w:sz="0" w:space="0" w:color="000000"/>
-              <w:right w:val="none" w:sz="0" w:space="0" w:color="000000"/>
-            </w:tcBorders>
-            <w:shd w:val="clear" w:color="auto" w:fill="FFFFFF"/>
-            <w:tcMar>
-              <w:top w:w="0" w:type="dxa"/>
-              <w:bottom w:w="0" w:type="dxa"/>
-              <w:left w:w="0" w:type="dxa"/>
-              <w:right w:w="0" w:type="dxa"/>
-            </w:tcMar>
-            <w:vAlign w:val="top"/>
-          </w:tcPr>
-          <w:p>
-            <w:pPr>
-              <w:pStyle w:val="Normal"/>
-              <w:jc w:val="center"/>
-              <w:pBdr>
-                <w:bottom w:val="none" w:sz="0" w:space="0" w:color="000000"/>
-                <w:top w:val="none" w:sz="0" w:space="0" w:color="000000"/>
-                <w:left w:val="none" w:sz="0" w:space="0" w:color="000000"/>
-                <w:right w:val="none" w:sz="0" w:space="0" w:color="000000"/>
-              </w:pBdr>
-              <w:spacing w:after="100" w:before="100" w:line="240"/>
-              <w:ind w:left="100" w:right="100" w:firstLine="0" w:firstLineChars="0"/>
-              <w:rPr>
-                <w:rFonts w:ascii="Helvetica" w:hAnsi="Helvetica" w:eastAsia="Helvetica" w:cs="Helvetica"/>
-                <w:i w:val="false"/>
-                <w:b w:val="false"/>
-                <w:u w:val="none"/>
-                <w:sz w:val="22"/>
-                <w:szCs w:val="22"/>
-                <w:color w:val="000000"/>
-              </w:rPr>
-            </w:pPr>
-            <w:r>
-              <w:rPr>
-                <w:rFonts w:ascii="Helvetica" w:hAnsi="Helvetica" w:eastAsia="Helvetica" w:cs="Helvetica"/>
-                <w:i w:val="false"/>
-                <w:b w:val="false"/>
-                <w:u w:val="none"/>
-                <w:sz w:val="22"/>
-                <w:szCs w:val="22"/>
-                <w:color w:val="000000"/>
-              </w:rPr>
-              <w:t xml:space="preserve">0.200</w:t>
+              <w:t xml:space="preserve">7.87</w:t>
+            </w:r>
+          </w:p>
+        </w:tc>
+        <w:tc>
+          <w:tcPr>
+            <w:tcBorders>
+              <w:bottom w:val="none" w:sz="0" w:space="0" w:color="000000"/>
+              <w:top w:val="none" w:sz="0" w:space="0" w:color="000000"/>
+              <w:left w:val="none" w:sz="0" w:space="0" w:color="000000"/>
+              <w:right w:val="none" w:sz="0" w:space="0" w:color="000000"/>
+            </w:tcBorders>
+            <w:shd w:val="clear" w:color="auto" w:fill="FFFFFF"/>
+            <w:tcMar>
+              <w:top w:w="0" w:type="dxa"/>
+              <w:bottom w:w="0" w:type="dxa"/>
+              <w:left w:w="0" w:type="dxa"/>
+              <w:right w:w="0" w:type="dxa"/>
+            </w:tcMar>
+            <w:vAlign w:val="top"/>
+          </w:tcPr>
+          <w:p>
+            <w:pPr>
+              <w:pStyle w:val="Normal"/>
+              <w:jc w:val="center"/>
+              <w:pBdr>
+                <w:bottom w:val="none" w:sz="0" w:space="0" w:color="000000"/>
+                <w:top w:val="none" w:sz="0" w:space="0" w:color="000000"/>
+                <w:left w:val="none" w:sz="0" w:space="0" w:color="000000"/>
+                <w:right w:val="none" w:sz="0" w:space="0" w:color="000000"/>
+              </w:pBdr>
+              <w:spacing w:after="100" w:before="100" w:line="240"/>
+              <w:ind w:left="100" w:right="100" w:firstLine="0" w:firstLineChars="0"/>
+              <w:rPr>
+                <w:rFonts w:ascii="Helvetica" w:hAnsi="Helvetica" w:eastAsia="Helvetica" w:cs="Helvetica"/>
+                <w:i w:val="false"/>
+                <w:b w:val="false"/>
+                <w:u w:val="none"/>
+                <w:sz w:val="22"/>
+                <w:szCs w:val="22"/>
+                <w:color w:val="000000"/>
+              </w:rPr>
+            </w:pPr>
+            <w:r>
+              <w:rPr>
+                <w:rFonts w:ascii="Helvetica" w:hAnsi="Helvetica" w:eastAsia="Helvetica" w:cs="Helvetica"/>
+                <w:i w:val="false"/>
+                <w:b w:val="false"/>
+                <w:u w:val="none"/>
+                <w:sz w:val="22"/>
+                <w:szCs w:val="22"/>
+                <w:color w:val="000000"/>
+              </w:rPr>
+              <w:t xml:space="preserve">0.41, 150</w:t>
+            </w:r>
+          </w:p>
+        </w:tc>
+        <w:tc>
+          <w:tcPr>
+            <w:tcBorders>
+              <w:bottom w:val="none" w:sz="0" w:space="0" w:color="000000"/>
+              <w:top w:val="none" w:sz="0" w:space="0" w:color="000000"/>
+              <w:left w:val="none" w:sz="0" w:space="0" w:color="000000"/>
+              <w:right w:val="none" w:sz="0" w:space="0" w:color="000000"/>
+            </w:tcBorders>
+            <w:shd w:val="clear" w:color="auto" w:fill="FFFFFF"/>
+            <w:tcMar>
+              <w:top w:w="0" w:type="dxa"/>
+              <w:bottom w:w="0" w:type="dxa"/>
+              <w:left w:w="0" w:type="dxa"/>
+              <w:right w:w="0" w:type="dxa"/>
+            </w:tcMar>
+            <w:vAlign w:val="top"/>
+          </w:tcPr>
+          <w:p>
+            <w:pPr>
+              <w:pStyle w:val="Normal"/>
+              <w:jc w:val="center"/>
+              <w:pBdr>
+                <w:bottom w:val="none" w:sz="0" w:space="0" w:color="000000"/>
+                <w:top w:val="none" w:sz="0" w:space="0" w:color="000000"/>
+                <w:left w:val="none" w:sz="0" w:space="0" w:color="000000"/>
+                <w:right w:val="none" w:sz="0" w:space="0" w:color="000000"/>
+              </w:pBdr>
+              <w:spacing w:after="100" w:before="100" w:line="240"/>
+              <w:ind w:left="100" w:right="100" w:firstLine="0" w:firstLineChars="0"/>
+              <w:rPr>
+                <w:rFonts w:ascii="Helvetica" w:hAnsi="Helvetica" w:eastAsia="Helvetica" w:cs="Helvetica"/>
+                <w:i w:val="false"/>
+                <w:b w:val="false"/>
+                <w:u w:val="none"/>
+                <w:sz w:val="22"/>
+                <w:szCs w:val="22"/>
+                <w:color w:val="000000"/>
+              </w:rPr>
+            </w:pPr>
+            <w:r>
+              <w:rPr>
+                <w:rFonts w:ascii="Helvetica" w:hAnsi="Helvetica" w:eastAsia="Helvetica" w:cs="Helvetica"/>
+                <w:i w:val="false"/>
+                <w:b w:val="false"/>
+                <w:u w:val="none"/>
+                <w:sz w:val="22"/>
+                <w:szCs w:val="22"/>
+                <w:color w:val="000000"/>
+              </w:rPr>
+              <w:t xml:space="preserve">0.170</w:t>
             </w:r>
           </w:p>
         </w:tc>
@@ -3306,113 +3306,113 @@
                 <w:szCs w:val="22"/>
                 <w:color w:val="000000"/>
               </w:rPr>
-              <w:t xml:space="preserve">1.23</w:t>
-            </w:r>
-          </w:p>
-        </w:tc>
-        <w:tc>
-          <w:tcPr>
-            <w:tcBorders>
-              <w:bottom w:val="none" w:sz="0" w:space="0" w:color="000000"/>
-              <w:top w:val="none" w:sz="0" w:space="0" w:color="000000"/>
-              <w:left w:val="none" w:sz="0" w:space="0" w:color="000000"/>
-              <w:right w:val="none" w:sz="0" w:space="0" w:color="000000"/>
-            </w:tcBorders>
-            <w:shd w:val="clear" w:color="auto" w:fill="FFFFFF"/>
-            <w:tcMar>
-              <w:top w:w="0" w:type="dxa"/>
-              <w:bottom w:w="0" w:type="dxa"/>
-              <w:left w:w="0" w:type="dxa"/>
-              <w:right w:w="0" w:type="dxa"/>
-            </w:tcMar>
-            <w:vAlign w:val="top"/>
-          </w:tcPr>
-          <w:p>
-            <w:pPr>
-              <w:pStyle w:val="Normal"/>
-              <w:jc w:val="center"/>
-              <w:pBdr>
-                <w:bottom w:val="none" w:sz="0" w:space="0" w:color="000000"/>
-                <w:top w:val="none" w:sz="0" w:space="0" w:color="000000"/>
-                <w:left w:val="none" w:sz="0" w:space="0" w:color="000000"/>
-                <w:right w:val="none" w:sz="0" w:space="0" w:color="000000"/>
-              </w:pBdr>
-              <w:spacing w:after="100" w:before="100" w:line="240"/>
-              <w:ind w:left="100" w:right="100" w:firstLine="0" w:firstLineChars="0"/>
-              <w:rPr>
-                <w:rFonts w:ascii="Helvetica" w:hAnsi="Helvetica" w:eastAsia="Helvetica" w:cs="Helvetica"/>
-                <w:i w:val="false"/>
-                <w:b w:val="false"/>
-                <w:u w:val="none"/>
-                <w:sz w:val="22"/>
-                <w:szCs w:val="22"/>
-                <w:color w:val="000000"/>
-              </w:rPr>
-            </w:pPr>
-            <w:r>
-              <w:rPr>
-                <w:rFonts w:ascii="Helvetica" w:hAnsi="Helvetica" w:eastAsia="Helvetica" w:cs="Helvetica"/>
-                <w:i w:val="false"/>
-                <w:b w:val="false"/>
-                <w:u w:val="none"/>
-                <w:sz w:val="22"/>
-                <w:szCs w:val="22"/>
-                <w:color w:val="000000"/>
-              </w:rPr>
-              <w:t xml:space="preserve">1.04, 1.47</w:t>
-            </w:r>
-          </w:p>
-        </w:tc>
-        <w:tc>
-          <w:tcPr>
-            <w:tcBorders>
-              <w:bottom w:val="none" w:sz="0" w:space="0" w:color="000000"/>
-              <w:top w:val="none" w:sz="0" w:space="0" w:color="000000"/>
-              <w:left w:val="none" w:sz="0" w:space="0" w:color="000000"/>
-              <w:right w:val="none" w:sz="0" w:space="0" w:color="000000"/>
-            </w:tcBorders>
-            <w:shd w:val="clear" w:color="auto" w:fill="FFFFFF"/>
-            <w:tcMar>
-              <w:top w:w="0" w:type="dxa"/>
-              <w:bottom w:w="0" w:type="dxa"/>
-              <w:left w:w="0" w:type="dxa"/>
-              <w:right w:w="0" w:type="dxa"/>
-            </w:tcMar>
-            <w:vAlign w:val="top"/>
-          </w:tcPr>
-          <w:p>
-            <w:pPr>
-              <w:pStyle w:val="Normal"/>
-              <w:jc w:val="center"/>
-              <w:pBdr>
-                <w:bottom w:val="none" w:sz="0" w:space="0" w:color="000000"/>
-                <w:top w:val="none" w:sz="0" w:space="0" w:color="000000"/>
-                <w:left w:val="none" w:sz="0" w:space="0" w:color="000000"/>
-                <w:right w:val="none" w:sz="0" w:space="0" w:color="000000"/>
-              </w:pBdr>
-              <w:spacing w:after="100" w:before="100" w:line="240"/>
-              <w:ind w:left="100" w:right="100" w:firstLine="0" w:firstLineChars="0"/>
-              <w:rPr>
-                <w:rFonts w:ascii="Helvetica" w:hAnsi="Helvetica" w:eastAsia="Helvetica" w:cs="Helvetica"/>
-                <w:i w:val="false"/>
-                <w:b w:val="false"/>
-                <w:u w:val="none"/>
-                <w:sz w:val="22"/>
-                <w:szCs w:val="22"/>
-                <w:color w:val="000000"/>
-              </w:rPr>
-            </w:pPr>
-            <w:r>
-              <w:rPr>
-                <w:rFonts w:ascii="Helvetica" w:hAnsi="Helvetica" w:eastAsia="Helvetica" w:cs="Helvetica"/>
-                <w:i w:val="false"/>
-                <w:b w:val="false"/>
-                <w:u w:val="none"/>
-                <w:sz w:val="22"/>
-                <w:szCs w:val="22"/>
-                <w:color w:val="000000"/>
-              </w:rPr>
-              <w:t xml:space="preserve">0.018</w:t>
+              <w:t xml:space="preserve">1.21</w:t>
+            </w:r>
+          </w:p>
+        </w:tc>
+        <w:tc>
+          <w:tcPr>
+            <w:tcBorders>
+              <w:bottom w:val="none" w:sz="0" w:space="0" w:color="000000"/>
+              <w:top w:val="none" w:sz="0" w:space="0" w:color="000000"/>
+              <w:left w:val="none" w:sz="0" w:space="0" w:color="000000"/>
+              <w:right w:val="none" w:sz="0" w:space="0" w:color="000000"/>
+            </w:tcBorders>
+            <w:shd w:val="clear" w:color="auto" w:fill="FFFFFF"/>
+            <w:tcMar>
+              <w:top w:w="0" w:type="dxa"/>
+              <w:bottom w:w="0" w:type="dxa"/>
+              <w:left w:w="0" w:type="dxa"/>
+              <w:right w:w="0" w:type="dxa"/>
+            </w:tcMar>
+            <w:vAlign w:val="top"/>
+          </w:tcPr>
+          <w:p>
+            <w:pPr>
+              <w:pStyle w:val="Normal"/>
+              <w:jc w:val="center"/>
+              <w:pBdr>
+                <w:bottom w:val="none" w:sz="0" w:space="0" w:color="000000"/>
+                <w:top w:val="none" w:sz="0" w:space="0" w:color="000000"/>
+                <w:left w:val="none" w:sz="0" w:space="0" w:color="000000"/>
+                <w:right w:val="none" w:sz="0" w:space="0" w:color="000000"/>
+              </w:pBdr>
+              <w:spacing w:after="100" w:before="100" w:line="240"/>
+              <w:ind w:left="100" w:right="100" w:firstLine="0" w:firstLineChars="0"/>
+              <w:rPr>
+                <w:rFonts w:ascii="Helvetica" w:hAnsi="Helvetica" w:eastAsia="Helvetica" w:cs="Helvetica"/>
+                <w:i w:val="false"/>
+                <w:b w:val="false"/>
+                <w:u w:val="none"/>
+                <w:sz w:val="22"/>
+                <w:szCs w:val="22"/>
+                <w:color w:val="000000"/>
+              </w:rPr>
+            </w:pPr>
+            <w:r>
+              <w:rPr>
+                <w:rFonts w:ascii="Helvetica" w:hAnsi="Helvetica" w:eastAsia="Helvetica" w:cs="Helvetica"/>
+                <w:i w:val="false"/>
+                <w:b w:val="false"/>
+                <w:u w:val="none"/>
+                <w:sz w:val="22"/>
+                <w:szCs w:val="22"/>
+                <w:color w:val="000000"/>
+              </w:rPr>
+              <w:t xml:space="preserve">1.04, 1.42</w:t>
+            </w:r>
+          </w:p>
+        </w:tc>
+        <w:tc>
+          <w:tcPr>
+            <w:tcBorders>
+              <w:bottom w:val="none" w:sz="0" w:space="0" w:color="000000"/>
+              <w:top w:val="none" w:sz="0" w:space="0" w:color="000000"/>
+              <w:left w:val="none" w:sz="0" w:space="0" w:color="000000"/>
+              <w:right w:val="none" w:sz="0" w:space="0" w:color="000000"/>
+            </w:tcBorders>
+            <w:shd w:val="clear" w:color="auto" w:fill="FFFFFF"/>
+            <w:tcMar>
+              <w:top w:w="0" w:type="dxa"/>
+              <w:bottom w:w="0" w:type="dxa"/>
+              <w:left w:w="0" w:type="dxa"/>
+              <w:right w:w="0" w:type="dxa"/>
+            </w:tcMar>
+            <w:vAlign w:val="top"/>
+          </w:tcPr>
+          <w:p>
+            <w:pPr>
+              <w:pStyle w:val="Normal"/>
+              <w:jc w:val="center"/>
+              <w:pBdr>
+                <w:bottom w:val="none" w:sz="0" w:space="0" w:color="000000"/>
+                <w:top w:val="none" w:sz="0" w:space="0" w:color="000000"/>
+                <w:left w:val="none" w:sz="0" w:space="0" w:color="000000"/>
+                <w:right w:val="none" w:sz="0" w:space="0" w:color="000000"/>
+              </w:pBdr>
+              <w:spacing w:after="100" w:before="100" w:line="240"/>
+              <w:ind w:left="100" w:right="100" w:firstLine="0" w:firstLineChars="0"/>
+              <w:rPr>
+                <w:rFonts w:ascii="Helvetica" w:hAnsi="Helvetica" w:eastAsia="Helvetica" w:cs="Helvetica"/>
+                <w:i w:val="false"/>
+                <w:b w:val="false"/>
+                <w:u w:val="none"/>
+                <w:sz w:val="22"/>
+                <w:szCs w:val="22"/>
+                <w:color w:val="000000"/>
+              </w:rPr>
+            </w:pPr>
+            <w:r>
+              <w:rPr>
+                <w:rFonts w:ascii="Helvetica" w:hAnsi="Helvetica" w:eastAsia="Helvetica" w:cs="Helvetica"/>
+                <w:i w:val="false"/>
+                <w:b w:val="false"/>
+                <w:u w:val="none"/>
+                <w:sz w:val="22"/>
+                <w:szCs w:val="22"/>
+                <w:color w:val="000000"/>
+              </w:rPr>
+              <w:t xml:space="preserve">0.016</w:t>
             </w:r>
           </w:p>
         </w:tc>
@@ -3518,113 +3518,113 @@
                 <w:szCs w:val="22"/>
                 <w:color w:val="000000"/>
               </w:rPr>
-              <w:t xml:space="preserve">0.95</w:t>
-            </w:r>
-          </w:p>
-        </w:tc>
-        <w:tc>
-          <w:tcPr>
-            <w:tcBorders>
-              <w:bottom w:val="none" w:sz="0" w:space="0" w:color="000000"/>
-              <w:top w:val="none" w:sz="0" w:space="0" w:color="000000"/>
-              <w:left w:val="none" w:sz="0" w:space="0" w:color="000000"/>
-              <w:right w:val="none" w:sz="0" w:space="0" w:color="000000"/>
-            </w:tcBorders>
-            <w:shd w:val="clear" w:color="auto" w:fill="FFFFFF"/>
-            <w:tcMar>
-              <w:top w:w="0" w:type="dxa"/>
-              <w:bottom w:w="0" w:type="dxa"/>
-              <w:left w:w="0" w:type="dxa"/>
-              <w:right w:w="0" w:type="dxa"/>
-            </w:tcMar>
-            <w:vAlign w:val="top"/>
-          </w:tcPr>
-          <w:p>
-            <w:pPr>
-              <w:pStyle w:val="Normal"/>
-              <w:jc w:val="center"/>
-              <w:pBdr>
-                <w:bottom w:val="none" w:sz="0" w:space="0" w:color="000000"/>
-                <w:top w:val="none" w:sz="0" w:space="0" w:color="000000"/>
-                <w:left w:val="none" w:sz="0" w:space="0" w:color="000000"/>
-                <w:right w:val="none" w:sz="0" w:space="0" w:color="000000"/>
-              </w:pBdr>
-              <w:spacing w:after="100" w:before="100" w:line="240"/>
-              <w:ind w:left="100" w:right="100" w:firstLine="0" w:firstLineChars="0"/>
-              <w:rPr>
-                <w:rFonts w:ascii="Helvetica" w:hAnsi="Helvetica" w:eastAsia="Helvetica" w:cs="Helvetica"/>
-                <w:i w:val="false"/>
-                <w:b w:val="false"/>
-                <w:u w:val="none"/>
-                <w:sz w:val="22"/>
-                <w:szCs w:val="22"/>
-                <w:color w:val="000000"/>
-              </w:rPr>
-            </w:pPr>
-            <w:r>
-              <w:rPr>
-                <w:rFonts w:ascii="Helvetica" w:hAnsi="Helvetica" w:eastAsia="Helvetica" w:cs="Helvetica"/>
-                <w:i w:val="false"/>
-                <w:b w:val="false"/>
-                <w:u w:val="none"/>
-                <w:sz w:val="22"/>
-                <w:szCs w:val="22"/>
-                <w:color w:val="000000"/>
-              </w:rPr>
-              <w:t xml:space="preserve">0.62, 1.47</w:t>
-            </w:r>
-          </w:p>
-        </w:tc>
-        <w:tc>
-          <w:tcPr>
-            <w:tcBorders>
-              <w:bottom w:val="none" w:sz="0" w:space="0" w:color="000000"/>
-              <w:top w:val="none" w:sz="0" w:space="0" w:color="000000"/>
-              <w:left w:val="none" w:sz="0" w:space="0" w:color="000000"/>
-              <w:right w:val="none" w:sz="0" w:space="0" w:color="000000"/>
-            </w:tcBorders>
-            <w:shd w:val="clear" w:color="auto" w:fill="FFFFFF"/>
-            <w:tcMar>
-              <w:top w:w="0" w:type="dxa"/>
-              <w:bottom w:w="0" w:type="dxa"/>
-              <w:left w:w="0" w:type="dxa"/>
-              <w:right w:w="0" w:type="dxa"/>
-            </w:tcMar>
-            <w:vAlign w:val="top"/>
-          </w:tcPr>
-          <w:p>
-            <w:pPr>
-              <w:pStyle w:val="Normal"/>
-              <w:jc w:val="center"/>
-              <w:pBdr>
-                <w:bottom w:val="none" w:sz="0" w:space="0" w:color="000000"/>
-                <w:top w:val="none" w:sz="0" w:space="0" w:color="000000"/>
-                <w:left w:val="none" w:sz="0" w:space="0" w:color="000000"/>
-                <w:right w:val="none" w:sz="0" w:space="0" w:color="000000"/>
-              </w:pBdr>
-              <w:spacing w:after="100" w:before="100" w:line="240"/>
-              <w:ind w:left="100" w:right="100" w:firstLine="0" w:firstLineChars="0"/>
-              <w:rPr>
-                <w:rFonts w:ascii="Helvetica" w:hAnsi="Helvetica" w:eastAsia="Helvetica" w:cs="Helvetica"/>
-                <w:i w:val="false"/>
-                <w:b w:val="false"/>
-                <w:u w:val="none"/>
-                <w:sz w:val="22"/>
-                <w:szCs w:val="22"/>
-                <w:color w:val="000000"/>
-              </w:rPr>
-            </w:pPr>
-            <w:r>
-              <w:rPr>
-                <w:rFonts w:ascii="Helvetica" w:hAnsi="Helvetica" w:eastAsia="Helvetica" w:cs="Helvetica"/>
-                <w:i w:val="false"/>
-                <w:b w:val="false"/>
-                <w:u w:val="none"/>
-                <w:sz w:val="22"/>
-                <w:szCs w:val="22"/>
-                <w:color w:val="000000"/>
-              </w:rPr>
-              <w:t xml:space="preserve">0.820</w:t>
+              <w:t xml:space="preserve">1.03</w:t>
+            </w:r>
+          </w:p>
+        </w:tc>
+        <w:tc>
+          <w:tcPr>
+            <w:tcBorders>
+              <w:bottom w:val="none" w:sz="0" w:space="0" w:color="000000"/>
+              <w:top w:val="none" w:sz="0" w:space="0" w:color="000000"/>
+              <w:left w:val="none" w:sz="0" w:space="0" w:color="000000"/>
+              <w:right w:val="none" w:sz="0" w:space="0" w:color="000000"/>
+            </w:tcBorders>
+            <w:shd w:val="clear" w:color="auto" w:fill="FFFFFF"/>
+            <w:tcMar>
+              <w:top w:w="0" w:type="dxa"/>
+              <w:bottom w:w="0" w:type="dxa"/>
+              <w:left w:w="0" w:type="dxa"/>
+              <w:right w:w="0" w:type="dxa"/>
+            </w:tcMar>
+            <w:vAlign w:val="top"/>
+          </w:tcPr>
+          <w:p>
+            <w:pPr>
+              <w:pStyle w:val="Normal"/>
+              <w:jc w:val="center"/>
+              <w:pBdr>
+                <w:bottom w:val="none" w:sz="0" w:space="0" w:color="000000"/>
+                <w:top w:val="none" w:sz="0" w:space="0" w:color="000000"/>
+                <w:left w:val="none" w:sz="0" w:space="0" w:color="000000"/>
+                <w:right w:val="none" w:sz="0" w:space="0" w:color="000000"/>
+              </w:pBdr>
+              <w:spacing w:after="100" w:before="100" w:line="240"/>
+              <w:ind w:left="100" w:right="100" w:firstLine="0" w:firstLineChars="0"/>
+              <w:rPr>
+                <w:rFonts w:ascii="Helvetica" w:hAnsi="Helvetica" w:eastAsia="Helvetica" w:cs="Helvetica"/>
+                <w:i w:val="false"/>
+                <w:b w:val="false"/>
+                <w:u w:val="none"/>
+                <w:sz w:val="22"/>
+                <w:szCs w:val="22"/>
+                <w:color w:val="000000"/>
+              </w:rPr>
+            </w:pPr>
+            <w:r>
+              <w:rPr>
+                <w:rFonts w:ascii="Helvetica" w:hAnsi="Helvetica" w:eastAsia="Helvetica" w:cs="Helvetica"/>
+                <w:i w:val="false"/>
+                <w:b w:val="false"/>
+                <w:u w:val="none"/>
+                <w:sz w:val="22"/>
+                <w:szCs w:val="22"/>
+                <w:color w:val="000000"/>
+              </w:rPr>
+              <w:t xml:space="preserve">0.76, 1.39</w:t>
+            </w:r>
+          </w:p>
+        </w:tc>
+        <w:tc>
+          <w:tcPr>
+            <w:tcBorders>
+              <w:bottom w:val="none" w:sz="0" w:space="0" w:color="000000"/>
+              <w:top w:val="none" w:sz="0" w:space="0" w:color="000000"/>
+              <w:left w:val="none" w:sz="0" w:space="0" w:color="000000"/>
+              <w:right w:val="none" w:sz="0" w:space="0" w:color="000000"/>
+            </w:tcBorders>
+            <w:shd w:val="clear" w:color="auto" w:fill="FFFFFF"/>
+            <w:tcMar>
+              <w:top w:w="0" w:type="dxa"/>
+              <w:bottom w:w="0" w:type="dxa"/>
+              <w:left w:w="0" w:type="dxa"/>
+              <w:right w:w="0" w:type="dxa"/>
+            </w:tcMar>
+            <w:vAlign w:val="top"/>
+          </w:tcPr>
+          <w:p>
+            <w:pPr>
+              <w:pStyle w:val="Normal"/>
+              <w:jc w:val="center"/>
+              <w:pBdr>
+                <w:bottom w:val="none" w:sz="0" w:space="0" w:color="000000"/>
+                <w:top w:val="none" w:sz="0" w:space="0" w:color="000000"/>
+                <w:left w:val="none" w:sz="0" w:space="0" w:color="000000"/>
+                <w:right w:val="none" w:sz="0" w:space="0" w:color="000000"/>
+              </w:pBdr>
+              <w:spacing w:after="100" w:before="100" w:line="240"/>
+              <w:ind w:left="100" w:right="100" w:firstLine="0" w:firstLineChars="0"/>
+              <w:rPr>
+                <w:rFonts w:ascii="Helvetica" w:hAnsi="Helvetica" w:eastAsia="Helvetica" w:cs="Helvetica"/>
+                <w:i w:val="false"/>
+                <w:b w:val="false"/>
+                <w:u w:val="none"/>
+                <w:sz w:val="22"/>
+                <w:szCs w:val="22"/>
+                <w:color w:val="000000"/>
+              </w:rPr>
+            </w:pPr>
+            <w:r>
+              <w:rPr>
+                <w:rFonts w:ascii="Helvetica" w:hAnsi="Helvetica" w:eastAsia="Helvetica" w:cs="Helvetica"/>
+                <w:i w:val="false"/>
+                <w:b w:val="false"/>
+                <w:u w:val="none"/>
+                <w:sz w:val="22"/>
+                <w:szCs w:val="22"/>
+                <w:color w:val="000000"/>
+              </w:rPr>
+              <w:t xml:space="preserve">0.850</w:t>
             </w:r>
           </w:p>
         </w:tc>
@@ -4755,113 +4755,113 @@
                 <w:szCs w:val="22"/>
                 <w:color w:val="000000"/>
               </w:rPr>
-              <w:t xml:space="preserve">2.09</w:t>
-            </w:r>
-          </w:p>
-        </w:tc>
-        <w:tc>
-          <w:tcPr>
-            <w:tcBorders>
-              <w:bottom w:val="none" w:sz="0" w:space="0" w:color="000000"/>
-              <w:top w:val="none" w:sz="0" w:space="0" w:color="000000"/>
-              <w:left w:val="none" w:sz="0" w:space="0" w:color="000000"/>
-              <w:right w:val="none" w:sz="0" w:space="0" w:color="000000"/>
-            </w:tcBorders>
-            <w:shd w:val="clear" w:color="auto" w:fill="FFFFFF"/>
-            <w:tcMar>
-              <w:top w:w="0" w:type="dxa"/>
-              <w:bottom w:w="0" w:type="dxa"/>
-              <w:left w:w="0" w:type="dxa"/>
-              <w:right w:w="0" w:type="dxa"/>
-            </w:tcMar>
-            <w:vAlign w:val="top"/>
-          </w:tcPr>
-          <w:p>
-            <w:pPr>
-              <w:pStyle w:val="Normal"/>
-              <w:jc w:val="center"/>
-              <w:pBdr>
-                <w:bottom w:val="none" w:sz="0" w:space="0" w:color="000000"/>
-                <w:top w:val="none" w:sz="0" w:space="0" w:color="000000"/>
-                <w:left w:val="none" w:sz="0" w:space="0" w:color="000000"/>
-                <w:right w:val="none" w:sz="0" w:space="0" w:color="000000"/>
-              </w:pBdr>
-              <w:spacing w:after="100" w:before="100" w:line="240"/>
-              <w:ind w:left="100" w:right="100" w:firstLine="0" w:firstLineChars="0"/>
-              <w:rPr>
-                <w:rFonts w:ascii="Helvetica" w:hAnsi="Helvetica" w:eastAsia="Helvetica" w:cs="Helvetica"/>
-                <w:i w:val="false"/>
-                <w:b w:val="false"/>
-                <w:u w:val="none"/>
-                <w:sz w:val="22"/>
-                <w:szCs w:val="22"/>
-                <w:color w:val="000000"/>
-              </w:rPr>
-            </w:pPr>
-            <w:r>
-              <w:rPr>
-                <w:rFonts w:ascii="Helvetica" w:hAnsi="Helvetica" w:eastAsia="Helvetica" w:cs="Helvetica"/>
-                <w:i w:val="false"/>
-                <w:b w:val="false"/>
-                <w:u w:val="none"/>
-                <w:sz w:val="22"/>
-                <w:szCs w:val="22"/>
-                <w:color w:val="000000"/>
-              </w:rPr>
-              <w:t xml:space="preserve">0.64, 6.84</w:t>
-            </w:r>
-          </w:p>
-        </w:tc>
-        <w:tc>
-          <w:tcPr>
-            <w:tcBorders>
-              <w:bottom w:val="none" w:sz="0" w:space="0" w:color="000000"/>
-              <w:top w:val="none" w:sz="0" w:space="0" w:color="000000"/>
-              <w:left w:val="none" w:sz="0" w:space="0" w:color="000000"/>
-              <w:right w:val="none" w:sz="0" w:space="0" w:color="000000"/>
-            </w:tcBorders>
-            <w:shd w:val="clear" w:color="auto" w:fill="FFFFFF"/>
-            <w:tcMar>
-              <w:top w:w="0" w:type="dxa"/>
-              <w:bottom w:w="0" w:type="dxa"/>
-              <w:left w:w="0" w:type="dxa"/>
-              <w:right w:w="0" w:type="dxa"/>
-            </w:tcMar>
-            <w:vAlign w:val="top"/>
-          </w:tcPr>
-          <w:p>
-            <w:pPr>
-              <w:pStyle w:val="Normal"/>
-              <w:jc w:val="center"/>
-              <w:pBdr>
-                <w:bottom w:val="none" w:sz="0" w:space="0" w:color="000000"/>
-                <w:top w:val="none" w:sz="0" w:space="0" w:color="000000"/>
-                <w:left w:val="none" w:sz="0" w:space="0" w:color="000000"/>
-                <w:right w:val="none" w:sz="0" w:space="0" w:color="000000"/>
-              </w:pBdr>
-              <w:spacing w:after="100" w:before="100" w:line="240"/>
-              <w:ind w:left="100" w:right="100" w:firstLine="0" w:firstLineChars="0"/>
-              <w:rPr>
-                <w:rFonts w:ascii="Helvetica" w:hAnsi="Helvetica" w:eastAsia="Helvetica" w:cs="Helvetica"/>
-                <w:i w:val="false"/>
-                <w:b w:val="false"/>
-                <w:u w:val="none"/>
-                <w:sz w:val="22"/>
-                <w:szCs w:val="22"/>
-                <w:color w:val="000000"/>
-              </w:rPr>
-            </w:pPr>
-            <w:r>
-              <w:rPr>
-                <w:rFonts w:ascii="Helvetica" w:hAnsi="Helvetica" w:eastAsia="Helvetica" w:cs="Helvetica"/>
-                <w:i w:val="false"/>
-                <w:b w:val="false"/>
-                <w:u w:val="none"/>
-                <w:sz w:val="22"/>
-                <w:szCs w:val="22"/>
-                <w:color w:val="000000"/>
-              </w:rPr>
-              <w:t xml:space="preserve">0.220</w:t>
+              <w:t xml:space="preserve">1.65</w:t>
+            </w:r>
+          </w:p>
+        </w:tc>
+        <w:tc>
+          <w:tcPr>
+            <w:tcBorders>
+              <w:bottom w:val="none" w:sz="0" w:space="0" w:color="000000"/>
+              <w:top w:val="none" w:sz="0" w:space="0" w:color="000000"/>
+              <w:left w:val="none" w:sz="0" w:space="0" w:color="000000"/>
+              <w:right w:val="none" w:sz="0" w:space="0" w:color="000000"/>
+            </w:tcBorders>
+            <w:shd w:val="clear" w:color="auto" w:fill="FFFFFF"/>
+            <w:tcMar>
+              <w:top w:w="0" w:type="dxa"/>
+              <w:bottom w:w="0" w:type="dxa"/>
+              <w:left w:w="0" w:type="dxa"/>
+              <w:right w:w="0" w:type="dxa"/>
+            </w:tcMar>
+            <w:vAlign w:val="top"/>
+          </w:tcPr>
+          <w:p>
+            <w:pPr>
+              <w:pStyle w:val="Normal"/>
+              <w:jc w:val="center"/>
+              <w:pBdr>
+                <w:bottom w:val="none" w:sz="0" w:space="0" w:color="000000"/>
+                <w:top w:val="none" w:sz="0" w:space="0" w:color="000000"/>
+                <w:left w:val="none" w:sz="0" w:space="0" w:color="000000"/>
+                <w:right w:val="none" w:sz="0" w:space="0" w:color="000000"/>
+              </w:pBdr>
+              <w:spacing w:after="100" w:before="100" w:line="240"/>
+              <w:ind w:left="100" w:right="100" w:firstLine="0" w:firstLineChars="0"/>
+              <w:rPr>
+                <w:rFonts w:ascii="Helvetica" w:hAnsi="Helvetica" w:eastAsia="Helvetica" w:cs="Helvetica"/>
+                <w:i w:val="false"/>
+                <w:b w:val="false"/>
+                <w:u w:val="none"/>
+                <w:sz w:val="22"/>
+                <w:szCs w:val="22"/>
+                <w:color w:val="000000"/>
+              </w:rPr>
+            </w:pPr>
+            <w:r>
+              <w:rPr>
+                <w:rFonts w:ascii="Helvetica" w:hAnsi="Helvetica" w:eastAsia="Helvetica" w:cs="Helvetica"/>
+                <w:i w:val="false"/>
+                <w:b w:val="false"/>
+                <w:u w:val="none"/>
+                <w:sz w:val="22"/>
+                <w:szCs w:val="22"/>
+                <w:color w:val="000000"/>
+              </w:rPr>
+              <w:t xml:space="preserve">0.58, 4.71</w:t>
+            </w:r>
+          </w:p>
+        </w:tc>
+        <w:tc>
+          <w:tcPr>
+            <w:tcBorders>
+              <w:bottom w:val="none" w:sz="0" w:space="0" w:color="000000"/>
+              <w:top w:val="none" w:sz="0" w:space="0" w:color="000000"/>
+              <w:left w:val="none" w:sz="0" w:space="0" w:color="000000"/>
+              <w:right w:val="none" w:sz="0" w:space="0" w:color="000000"/>
+            </w:tcBorders>
+            <w:shd w:val="clear" w:color="auto" w:fill="FFFFFF"/>
+            <w:tcMar>
+              <w:top w:w="0" w:type="dxa"/>
+              <w:bottom w:w="0" w:type="dxa"/>
+              <w:left w:w="0" w:type="dxa"/>
+              <w:right w:w="0" w:type="dxa"/>
+            </w:tcMar>
+            <w:vAlign w:val="top"/>
+          </w:tcPr>
+          <w:p>
+            <w:pPr>
+              <w:pStyle w:val="Normal"/>
+              <w:jc w:val="center"/>
+              <w:pBdr>
+                <w:bottom w:val="none" w:sz="0" w:space="0" w:color="000000"/>
+                <w:top w:val="none" w:sz="0" w:space="0" w:color="000000"/>
+                <w:left w:val="none" w:sz="0" w:space="0" w:color="000000"/>
+                <w:right w:val="none" w:sz="0" w:space="0" w:color="000000"/>
+              </w:pBdr>
+              <w:spacing w:after="100" w:before="100" w:line="240"/>
+              <w:ind w:left="100" w:right="100" w:firstLine="0" w:firstLineChars="0"/>
+              <w:rPr>
+                <w:rFonts w:ascii="Helvetica" w:hAnsi="Helvetica" w:eastAsia="Helvetica" w:cs="Helvetica"/>
+                <w:i w:val="false"/>
+                <w:b w:val="false"/>
+                <w:u w:val="none"/>
+                <w:sz w:val="22"/>
+                <w:szCs w:val="22"/>
+                <w:color w:val="000000"/>
+              </w:rPr>
+            </w:pPr>
+            <w:r>
+              <w:rPr>
+                <w:rFonts w:ascii="Helvetica" w:hAnsi="Helvetica" w:eastAsia="Helvetica" w:cs="Helvetica"/>
+                <w:i w:val="false"/>
+                <w:b w:val="false"/>
+                <w:u w:val="none"/>
+                <w:sz w:val="22"/>
+                <w:szCs w:val="22"/>
+                <w:color w:val="000000"/>
+              </w:rPr>
+              <w:t xml:space="preserve">0.350</w:t>
             </w:r>
           </w:p>
         </w:tc>
@@ -4967,113 +4967,113 @@
                 <w:szCs w:val="22"/>
                 <w:color w:val="000000"/>
               </w:rPr>
-              <w:t xml:space="preserve">0.49</w:t>
-            </w:r>
-          </w:p>
-        </w:tc>
-        <w:tc>
-          <w:tcPr>
-            <w:tcBorders>
-              <w:bottom w:val="none" w:sz="0" w:space="0" w:color="000000"/>
-              <w:top w:val="none" w:sz="0" w:space="0" w:color="000000"/>
-              <w:left w:val="none" w:sz="0" w:space="0" w:color="000000"/>
-              <w:right w:val="none" w:sz="0" w:space="0" w:color="000000"/>
-            </w:tcBorders>
-            <w:shd w:val="clear" w:color="auto" w:fill="FFFFFF"/>
-            <w:tcMar>
-              <w:top w:w="0" w:type="dxa"/>
-              <w:bottom w:w="0" w:type="dxa"/>
-              <w:left w:w="0" w:type="dxa"/>
-              <w:right w:w="0" w:type="dxa"/>
-            </w:tcMar>
-            <w:vAlign w:val="top"/>
-          </w:tcPr>
-          <w:p>
-            <w:pPr>
-              <w:pStyle w:val="Normal"/>
-              <w:jc w:val="center"/>
-              <w:pBdr>
-                <w:bottom w:val="none" w:sz="0" w:space="0" w:color="000000"/>
-                <w:top w:val="none" w:sz="0" w:space="0" w:color="000000"/>
-                <w:left w:val="none" w:sz="0" w:space="0" w:color="000000"/>
-                <w:right w:val="none" w:sz="0" w:space="0" w:color="000000"/>
-              </w:pBdr>
-              <w:spacing w:after="100" w:before="100" w:line="240"/>
-              <w:ind w:left="100" w:right="100" w:firstLine="0" w:firstLineChars="0"/>
-              <w:rPr>
-                <w:rFonts w:ascii="Helvetica" w:hAnsi="Helvetica" w:eastAsia="Helvetica" w:cs="Helvetica"/>
-                <w:i w:val="false"/>
-                <w:b w:val="false"/>
-                <w:u w:val="none"/>
-                <w:sz w:val="22"/>
-                <w:szCs w:val="22"/>
-                <w:color w:val="000000"/>
-              </w:rPr>
-            </w:pPr>
-            <w:r>
-              <w:rPr>
-                <w:rFonts w:ascii="Helvetica" w:hAnsi="Helvetica" w:eastAsia="Helvetica" w:cs="Helvetica"/>
-                <w:i w:val="false"/>
-                <w:b w:val="false"/>
-                <w:u w:val="none"/>
-                <w:sz w:val="22"/>
-                <w:szCs w:val="22"/>
-                <w:color w:val="000000"/>
-              </w:rPr>
-              <w:t xml:space="preserve">0.05, 5.12</w:t>
-            </w:r>
-          </w:p>
-        </w:tc>
-        <w:tc>
-          <w:tcPr>
-            <w:tcBorders>
-              <w:bottom w:val="none" w:sz="0" w:space="0" w:color="000000"/>
-              <w:top w:val="none" w:sz="0" w:space="0" w:color="000000"/>
-              <w:left w:val="none" w:sz="0" w:space="0" w:color="000000"/>
-              <w:right w:val="none" w:sz="0" w:space="0" w:color="000000"/>
-            </w:tcBorders>
-            <w:shd w:val="clear" w:color="auto" w:fill="FFFFFF"/>
-            <w:tcMar>
-              <w:top w:w="0" w:type="dxa"/>
-              <w:bottom w:w="0" w:type="dxa"/>
-              <w:left w:w="0" w:type="dxa"/>
-              <w:right w:w="0" w:type="dxa"/>
-            </w:tcMar>
-            <w:vAlign w:val="top"/>
-          </w:tcPr>
-          <w:p>
-            <w:pPr>
-              <w:pStyle w:val="Normal"/>
-              <w:jc w:val="center"/>
-              <w:pBdr>
-                <w:bottom w:val="none" w:sz="0" w:space="0" w:color="000000"/>
-                <w:top w:val="none" w:sz="0" w:space="0" w:color="000000"/>
-                <w:left w:val="none" w:sz="0" w:space="0" w:color="000000"/>
-                <w:right w:val="none" w:sz="0" w:space="0" w:color="000000"/>
-              </w:pBdr>
-              <w:spacing w:after="100" w:before="100" w:line="240"/>
-              <w:ind w:left="100" w:right="100" w:firstLine="0" w:firstLineChars="0"/>
-              <w:rPr>
-                <w:rFonts w:ascii="Helvetica" w:hAnsi="Helvetica" w:eastAsia="Helvetica" w:cs="Helvetica"/>
-                <w:i w:val="false"/>
-                <w:b w:val="false"/>
-                <w:u w:val="none"/>
-                <w:sz w:val="22"/>
-                <w:szCs w:val="22"/>
-                <w:color w:val="000000"/>
-              </w:rPr>
-            </w:pPr>
-            <w:r>
-              <w:rPr>
-                <w:rFonts w:ascii="Helvetica" w:hAnsi="Helvetica" w:eastAsia="Helvetica" w:cs="Helvetica"/>
-                <w:i w:val="false"/>
-                <w:b w:val="false"/>
-                <w:u w:val="none"/>
-                <w:sz w:val="22"/>
-                <w:szCs w:val="22"/>
-                <w:color w:val="000000"/>
-              </w:rPr>
-              <w:t xml:space="preserve">0.550</w:t>
+              <w:t xml:space="preserve">0.60</w:t>
+            </w:r>
+          </w:p>
+        </w:tc>
+        <w:tc>
+          <w:tcPr>
+            <w:tcBorders>
+              <w:bottom w:val="none" w:sz="0" w:space="0" w:color="000000"/>
+              <w:top w:val="none" w:sz="0" w:space="0" w:color="000000"/>
+              <w:left w:val="none" w:sz="0" w:space="0" w:color="000000"/>
+              <w:right w:val="none" w:sz="0" w:space="0" w:color="000000"/>
+            </w:tcBorders>
+            <w:shd w:val="clear" w:color="auto" w:fill="FFFFFF"/>
+            <w:tcMar>
+              <w:top w:w="0" w:type="dxa"/>
+              <w:bottom w:w="0" w:type="dxa"/>
+              <w:left w:w="0" w:type="dxa"/>
+              <w:right w:w="0" w:type="dxa"/>
+            </w:tcMar>
+            <w:vAlign w:val="top"/>
+          </w:tcPr>
+          <w:p>
+            <w:pPr>
+              <w:pStyle w:val="Normal"/>
+              <w:jc w:val="center"/>
+              <w:pBdr>
+                <w:bottom w:val="none" w:sz="0" w:space="0" w:color="000000"/>
+                <w:top w:val="none" w:sz="0" w:space="0" w:color="000000"/>
+                <w:left w:val="none" w:sz="0" w:space="0" w:color="000000"/>
+                <w:right w:val="none" w:sz="0" w:space="0" w:color="000000"/>
+              </w:pBdr>
+              <w:spacing w:after="100" w:before="100" w:line="240"/>
+              <w:ind w:left="100" w:right="100" w:firstLine="0" w:firstLineChars="0"/>
+              <w:rPr>
+                <w:rFonts w:ascii="Helvetica" w:hAnsi="Helvetica" w:eastAsia="Helvetica" w:cs="Helvetica"/>
+                <w:i w:val="false"/>
+                <w:b w:val="false"/>
+                <w:u w:val="none"/>
+                <w:sz w:val="22"/>
+                <w:szCs w:val="22"/>
+                <w:color w:val="000000"/>
+              </w:rPr>
+            </w:pPr>
+            <w:r>
+              <w:rPr>
+                <w:rFonts w:ascii="Helvetica" w:hAnsi="Helvetica" w:eastAsia="Helvetica" w:cs="Helvetica"/>
+                <w:i w:val="false"/>
+                <w:b w:val="false"/>
+                <w:u w:val="none"/>
+                <w:sz w:val="22"/>
+                <w:szCs w:val="22"/>
+                <w:color w:val="000000"/>
+              </w:rPr>
+              <w:t xml:space="preserve">0.11, 3.14</w:t>
+            </w:r>
+          </w:p>
+        </w:tc>
+        <w:tc>
+          <w:tcPr>
+            <w:tcBorders>
+              <w:bottom w:val="none" w:sz="0" w:space="0" w:color="000000"/>
+              <w:top w:val="none" w:sz="0" w:space="0" w:color="000000"/>
+              <w:left w:val="none" w:sz="0" w:space="0" w:color="000000"/>
+              <w:right w:val="none" w:sz="0" w:space="0" w:color="000000"/>
+            </w:tcBorders>
+            <w:shd w:val="clear" w:color="auto" w:fill="FFFFFF"/>
+            <w:tcMar>
+              <w:top w:w="0" w:type="dxa"/>
+              <w:bottom w:w="0" w:type="dxa"/>
+              <w:left w:w="0" w:type="dxa"/>
+              <w:right w:w="0" w:type="dxa"/>
+            </w:tcMar>
+            <w:vAlign w:val="top"/>
+          </w:tcPr>
+          <w:p>
+            <w:pPr>
+              <w:pStyle w:val="Normal"/>
+              <w:jc w:val="center"/>
+              <w:pBdr>
+                <w:bottom w:val="none" w:sz="0" w:space="0" w:color="000000"/>
+                <w:top w:val="none" w:sz="0" w:space="0" w:color="000000"/>
+                <w:left w:val="none" w:sz="0" w:space="0" w:color="000000"/>
+                <w:right w:val="none" w:sz="0" w:space="0" w:color="000000"/>
+              </w:pBdr>
+              <w:spacing w:after="100" w:before="100" w:line="240"/>
+              <w:ind w:left="100" w:right="100" w:firstLine="0" w:firstLineChars="0"/>
+              <w:rPr>
+                <w:rFonts w:ascii="Helvetica" w:hAnsi="Helvetica" w:eastAsia="Helvetica" w:cs="Helvetica"/>
+                <w:i w:val="false"/>
+                <w:b w:val="false"/>
+                <w:u w:val="none"/>
+                <w:sz w:val="22"/>
+                <w:szCs w:val="22"/>
+                <w:color w:val="000000"/>
+              </w:rPr>
+            </w:pPr>
+            <w:r>
+              <w:rPr>
+                <w:rFonts w:ascii="Helvetica" w:hAnsi="Helvetica" w:eastAsia="Helvetica" w:cs="Helvetica"/>
+                <w:i w:val="false"/>
+                <w:b w:val="false"/>
+                <w:u w:val="none"/>
+                <w:sz w:val="22"/>
+                <w:szCs w:val="22"/>
+                <w:color w:val="000000"/>
+              </w:rPr>
+              <w:t xml:space="preserve">0.540</w:t>
             </w:r>
           </w:p>
         </w:tc>
@@ -6046,7 +6046,7 @@
       </w:tr>
       <w:tr>
         <w:trPr>
-          <w:trHeight w:val="597" w:hRule="auto"/>
+          <w:trHeight w:val="598" w:hRule="auto"/>
         </w:trPr>
         body12
         <w:tc>
@@ -6204,6 +6204,218 @@
                 <w:szCs w:val="22"/>
                 <w:color w:val="000000"/>
               </w:rPr>
+              <w:t xml:space="preserve">0.13</w:t>
+            </w:r>
+          </w:p>
+        </w:tc>
+        <w:tc>
+          <w:tcPr>
+            <w:tcBorders>
+              <w:bottom w:val="none" w:sz="0" w:space="0" w:color="000000"/>
+              <w:top w:val="none" w:sz="0" w:space="0" w:color="000000"/>
+              <w:left w:val="none" w:sz="0" w:space="0" w:color="000000"/>
+              <w:right w:val="none" w:sz="0" w:space="0" w:color="000000"/>
+            </w:tcBorders>
+            <w:shd w:val="clear" w:color="auto" w:fill="FFFFFF"/>
+            <w:tcMar>
+              <w:top w:w="0" w:type="dxa"/>
+              <w:bottom w:w="0" w:type="dxa"/>
+              <w:left w:w="0" w:type="dxa"/>
+              <w:right w:w="0" w:type="dxa"/>
+            </w:tcMar>
+            <w:vAlign w:val="top"/>
+          </w:tcPr>
+          <w:p>
+            <w:pPr>
+              <w:pStyle w:val="Normal"/>
+              <w:jc w:val="center"/>
+              <w:pBdr>
+                <w:bottom w:val="none" w:sz="0" w:space="0" w:color="000000"/>
+                <w:top w:val="none" w:sz="0" w:space="0" w:color="000000"/>
+                <w:left w:val="none" w:sz="0" w:space="0" w:color="000000"/>
+                <w:right w:val="none" w:sz="0" w:space="0" w:color="000000"/>
+              </w:pBdr>
+              <w:spacing w:after="100" w:before="100" w:line="240"/>
+              <w:ind w:left="100" w:right="100" w:firstLine="0" w:firstLineChars="0"/>
+              <w:rPr>
+                <w:rFonts w:ascii="Helvetica" w:hAnsi="Helvetica" w:eastAsia="Helvetica" w:cs="Helvetica"/>
+                <w:i w:val="false"/>
+                <w:b w:val="false"/>
+                <w:u w:val="none"/>
+                <w:sz w:val="22"/>
+                <w:szCs w:val="22"/>
+                <w:color w:val="000000"/>
+              </w:rPr>
+            </w:pPr>
+            <w:r>
+              <w:rPr>
+                <w:rFonts w:ascii="Helvetica" w:hAnsi="Helvetica" w:eastAsia="Helvetica" w:cs="Helvetica"/>
+                <w:i w:val="false"/>
+                <w:b w:val="false"/>
+                <w:u w:val="none"/>
+                <w:sz w:val="22"/>
+                <w:szCs w:val="22"/>
+                <w:color w:val="000000"/>
+              </w:rPr>
+              <w:t xml:space="preserve">0.01, 1.27</w:t>
+            </w:r>
+          </w:p>
+        </w:tc>
+        <w:tc>
+          <w:tcPr>
+            <w:tcBorders>
+              <w:bottom w:val="none" w:sz="0" w:space="0" w:color="000000"/>
+              <w:top w:val="none" w:sz="0" w:space="0" w:color="000000"/>
+              <w:left w:val="none" w:sz="0" w:space="0" w:color="000000"/>
+              <w:right w:val="none" w:sz="0" w:space="0" w:color="000000"/>
+            </w:tcBorders>
+            <w:shd w:val="clear" w:color="auto" w:fill="FFFFFF"/>
+            <w:tcMar>
+              <w:top w:w="0" w:type="dxa"/>
+              <w:bottom w:w="0" w:type="dxa"/>
+              <w:left w:w="0" w:type="dxa"/>
+              <w:right w:w="0" w:type="dxa"/>
+            </w:tcMar>
+            <w:vAlign w:val="top"/>
+          </w:tcPr>
+          <w:p>
+            <w:pPr>
+              <w:pStyle w:val="Normal"/>
+              <w:jc w:val="center"/>
+              <w:pBdr>
+                <w:bottom w:val="none" w:sz="0" w:space="0" w:color="000000"/>
+                <w:top w:val="none" w:sz="0" w:space="0" w:color="000000"/>
+                <w:left w:val="none" w:sz="0" w:space="0" w:color="000000"/>
+                <w:right w:val="none" w:sz="0" w:space="0" w:color="000000"/>
+              </w:pBdr>
+              <w:spacing w:after="100" w:before="100" w:line="240"/>
+              <w:ind w:left="100" w:right="100" w:firstLine="0" w:firstLineChars="0"/>
+              <w:rPr>
+                <w:rFonts w:ascii="Helvetica" w:hAnsi="Helvetica" w:eastAsia="Helvetica" w:cs="Helvetica"/>
+                <w:i w:val="false"/>
+                <w:b w:val="false"/>
+                <w:u w:val="none"/>
+                <w:sz w:val="22"/>
+                <w:szCs w:val="22"/>
+                <w:color w:val="000000"/>
+              </w:rPr>
+            </w:pPr>
+            <w:r>
+              <w:rPr>
+                <w:rFonts w:ascii="Helvetica" w:hAnsi="Helvetica" w:eastAsia="Helvetica" w:cs="Helvetica"/>
+                <w:i w:val="false"/>
+                <w:b w:val="false"/>
+                <w:u w:val="none"/>
+                <w:sz w:val="22"/>
+                <w:szCs w:val="22"/>
+                <w:color w:val="000000"/>
+              </w:rPr>
+              <w:t xml:space="preserve">0.080</w:t>
+            </w:r>
+          </w:p>
+        </w:tc>
+        <w:tc>
+          <w:tcPr>
+            <w:tcBorders>
+              <w:bottom w:val="none" w:sz="0" w:space="0" w:color="000000"/>
+              <w:top w:val="none" w:sz="0" w:space="0" w:color="000000"/>
+              <w:left w:val="none" w:sz="0" w:space="0" w:color="000000"/>
+              <w:right w:val="none" w:sz="0" w:space="0" w:color="000000"/>
+            </w:tcBorders>
+            <w:shd w:val="clear" w:color="auto" w:fill="FFFFFF"/>
+            <w:tcMar>
+              <w:top w:w="0" w:type="dxa"/>
+              <w:bottom w:w="0" w:type="dxa"/>
+              <w:left w:w="0" w:type="dxa"/>
+              <w:right w:w="0" w:type="dxa"/>
+            </w:tcMar>
+            <w:vAlign w:val="top"/>
+          </w:tcPr>
+          <w:p>
+            <w:pPr>
+              <w:pStyle w:val="Normal"/>
+              <w:jc w:val="center"/>
+              <w:pBdr>
+                <w:bottom w:val="none" w:sz="0" w:space="0" w:color="000000"/>
+                <w:top w:val="none" w:sz="0" w:space="0" w:color="000000"/>
+                <w:left w:val="none" w:sz="0" w:space="0" w:color="000000"/>
+                <w:right w:val="none" w:sz="0" w:space="0" w:color="000000"/>
+              </w:pBdr>
+              <w:spacing w:after="100" w:before="100" w:line="240"/>
+              <w:ind w:left="100" w:right="100" w:firstLine="0" w:firstLineChars="0"/>
+              <w:rPr>
+                <w:rFonts w:ascii="Helvetica" w:hAnsi="Helvetica" w:eastAsia="Helvetica" w:cs="Helvetica"/>
+                <w:i w:val="false"/>
+                <w:b w:val="false"/>
+                <w:u w:val="none"/>
+                <w:sz w:val="22"/>
+                <w:szCs w:val="22"/>
+                <w:color w:val="000000"/>
+              </w:rPr>
+            </w:pPr>
+            <w:r>
+              <w:rPr>
+                <w:rFonts w:ascii="Helvetica" w:hAnsi="Helvetica" w:eastAsia="Helvetica" w:cs="Helvetica"/>
+                <w:i w:val="false"/>
+                <w:b w:val="false"/>
+                <w:u w:val="none"/>
+                <w:sz w:val="22"/>
+                <w:szCs w:val="22"/>
+                <w:color w:val="000000"/>
+              </w:rPr>
+              <w:t xml:space="preserve"/>
+            </w:r>
+          </w:p>
+        </w:tc>
+        <w:tc>
+          <w:tcPr>
+            <w:tcBorders>
+              <w:bottom w:val="none" w:sz="0" w:space="0" w:color="000000"/>
+              <w:top w:val="none" w:sz="0" w:space="0" w:color="000000"/>
+              <w:left w:val="none" w:sz="0" w:space="0" w:color="000000"/>
+              <w:right w:val="none" w:sz="0" w:space="0" w:color="000000"/>
+            </w:tcBorders>
+            <w:shd w:val="clear" w:color="auto" w:fill="FFFFFF"/>
+            <w:tcMar>
+              <w:top w:w="0" w:type="dxa"/>
+              <w:bottom w:w="0" w:type="dxa"/>
+              <w:left w:w="0" w:type="dxa"/>
+              <w:right w:w="0" w:type="dxa"/>
+            </w:tcMar>
+            <w:vAlign w:val="top"/>
+          </w:tcPr>
+          <w:p>
+            <w:pPr>
+              <w:pStyle w:val="Normal"/>
+              <w:jc w:val="center"/>
+              <w:pBdr>
+                <w:bottom w:val="none" w:sz="0" w:space="0" w:color="000000"/>
+                <w:top w:val="none" w:sz="0" w:space="0" w:color="000000"/>
+                <w:left w:val="none" w:sz="0" w:space="0" w:color="000000"/>
+                <w:right w:val="none" w:sz="0" w:space="0" w:color="000000"/>
+              </w:pBdr>
+              <w:spacing w:after="100" w:before="100" w:line="240"/>
+              <w:ind w:left="100" w:right="100" w:firstLine="0" w:firstLineChars="0"/>
+              <w:rPr>
+                <w:rFonts w:ascii="Helvetica" w:hAnsi="Helvetica" w:eastAsia="Helvetica" w:cs="Helvetica"/>
+                <w:i w:val="false"/>
+                <w:b w:val="false"/>
+                <w:u w:val="none"/>
+                <w:sz w:val="22"/>
+                <w:szCs w:val="22"/>
+                <w:color w:val="000000"/>
+              </w:rPr>
+            </w:pPr>
+            <w:r>
+              <w:rPr>
+                <w:rFonts w:ascii="Helvetica" w:hAnsi="Helvetica" w:eastAsia="Helvetica" w:cs="Helvetica"/>
+                <w:i w:val="false"/>
+                <w:b w:val="false"/>
+                <w:u w:val="none"/>
+                <w:sz w:val="22"/>
+                <w:szCs w:val="22"/>
+                <w:color w:val="000000"/>
+              </w:rPr>
               <w:t xml:space="preserve">0.00</w:t>
             </w:r>
           </w:p>
@@ -6257,279 +6469,67 @@
                 <w:szCs w:val="22"/>
                 <w:color w:val="000000"/>
               </w:rPr>
-              <w:t xml:space="preserve">0.00, 0.00</w:t>
-            </w:r>
-          </w:p>
-        </w:tc>
-        <w:tc>
-          <w:tcPr>
-            <w:tcBorders>
-              <w:bottom w:val="none" w:sz="0" w:space="0" w:color="000000"/>
-              <w:top w:val="none" w:sz="0" w:space="0" w:color="000000"/>
-              <w:left w:val="none" w:sz="0" w:space="0" w:color="000000"/>
-              <w:right w:val="none" w:sz="0" w:space="0" w:color="000000"/>
-            </w:tcBorders>
-            <w:shd w:val="clear" w:color="auto" w:fill="FFFFFF"/>
-            <w:tcMar>
-              <w:top w:w="0" w:type="dxa"/>
-              <w:bottom w:w="0" w:type="dxa"/>
-              <w:left w:w="0" w:type="dxa"/>
-              <w:right w:w="0" w:type="dxa"/>
-            </w:tcMar>
-            <w:vAlign w:val="top"/>
-          </w:tcPr>
-          <w:p>
-            <w:pPr>
-              <w:pStyle w:val="Normal"/>
-              <w:jc w:val="center"/>
-              <w:pBdr>
-                <w:bottom w:val="none" w:sz="0" w:space="0" w:color="000000"/>
-                <w:top w:val="none" w:sz="0" w:space="0" w:color="000000"/>
-                <w:left w:val="none" w:sz="0" w:space="0" w:color="000000"/>
-                <w:right w:val="none" w:sz="0" w:space="0" w:color="000000"/>
-              </w:pBdr>
-              <w:spacing w:after="100" w:before="100" w:line="240"/>
-              <w:ind w:left="100" w:right="100" w:firstLine="0" w:firstLineChars="0"/>
-              <w:rPr>
-                <w:rFonts w:ascii="Helvetica" w:hAnsi="Helvetica" w:eastAsia="Helvetica" w:cs="Helvetica"/>
-                <w:i w:val="false"/>
-                <w:b w:val="false"/>
-                <w:u w:val="none"/>
-                <w:sz w:val="22"/>
-                <w:szCs w:val="22"/>
-                <w:color w:val="000000"/>
-              </w:rPr>
-            </w:pPr>
-            <w:r>
-              <w:rPr>
-                <w:rFonts w:ascii="Helvetica" w:hAnsi="Helvetica" w:eastAsia="Helvetica" w:cs="Helvetica"/>
-                <w:i w:val="false"/>
-                <w:b w:val="false"/>
-                <w:u w:val="none"/>
-                <w:sz w:val="22"/>
-                <w:szCs w:val="22"/>
-                <w:color w:val="000000"/>
-              </w:rPr>
-              <w:t xml:space="preserve">&lt;0.001</w:t>
-            </w:r>
-          </w:p>
-        </w:tc>
-        <w:tc>
-          <w:tcPr>
-            <w:tcBorders>
-              <w:bottom w:val="none" w:sz="0" w:space="0" w:color="000000"/>
-              <w:top w:val="none" w:sz="0" w:space="0" w:color="000000"/>
-              <w:left w:val="none" w:sz="0" w:space="0" w:color="000000"/>
-              <w:right w:val="none" w:sz="0" w:space="0" w:color="000000"/>
-            </w:tcBorders>
-            <w:shd w:val="clear" w:color="auto" w:fill="FFFFFF"/>
-            <w:tcMar>
-              <w:top w:w="0" w:type="dxa"/>
-              <w:bottom w:w="0" w:type="dxa"/>
-              <w:left w:w="0" w:type="dxa"/>
-              <w:right w:w="0" w:type="dxa"/>
-            </w:tcMar>
-            <w:vAlign w:val="top"/>
-          </w:tcPr>
-          <w:p>
-            <w:pPr>
-              <w:pStyle w:val="Normal"/>
-              <w:jc w:val="center"/>
-              <w:pBdr>
-                <w:bottom w:val="none" w:sz="0" w:space="0" w:color="000000"/>
-                <w:top w:val="none" w:sz="0" w:space="0" w:color="000000"/>
-                <w:left w:val="none" w:sz="0" w:space="0" w:color="000000"/>
-                <w:right w:val="none" w:sz="0" w:space="0" w:color="000000"/>
-              </w:pBdr>
-              <w:spacing w:after="100" w:before="100" w:line="240"/>
-              <w:ind w:left="100" w:right="100" w:firstLine="0" w:firstLineChars="0"/>
-              <w:rPr>
-                <w:rFonts w:ascii="Helvetica" w:hAnsi="Helvetica" w:eastAsia="Helvetica" w:cs="Helvetica"/>
-                <w:i w:val="false"/>
-                <w:b w:val="false"/>
-                <w:u w:val="none"/>
-                <w:sz w:val="22"/>
-                <w:szCs w:val="22"/>
-                <w:color w:val="000000"/>
-              </w:rPr>
-            </w:pPr>
-            <w:r>
-              <w:rPr>
-                <w:rFonts w:ascii="Helvetica" w:hAnsi="Helvetica" w:eastAsia="Helvetica" w:cs="Helvetica"/>
-                <w:i w:val="false"/>
-                <w:b w:val="false"/>
-                <w:u w:val="none"/>
-                <w:sz w:val="22"/>
-                <w:szCs w:val="22"/>
-                <w:color w:val="000000"/>
-              </w:rPr>
-              <w:t xml:space="preserve"/>
-            </w:r>
-          </w:p>
-        </w:tc>
-        <w:tc>
-          <w:tcPr>
-            <w:tcBorders>
-              <w:bottom w:val="none" w:sz="0" w:space="0" w:color="000000"/>
-              <w:top w:val="none" w:sz="0" w:space="0" w:color="000000"/>
-              <w:left w:val="none" w:sz="0" w:space="0" w:color="000000"/>
-              <w:right w:val="none" w:sz="0" w:space="0" w:color="000000"/>
-            </w:tcBorders>
-            <w:shd w:val="clear" w:color="auto" w:fill="FFFFFF"/>
-            <w:tcMar>
-              <w:top w:w="0" w:type="dxa"/>
-              <w:bottom w:w="0" w:type="dxa"/>
-              <w:left w:w="0" w:type="dxa"/>
-              <w:right w:w="0" w:type="dxa"/>
-            </w:tcMar>
-            <w:vAlign w:val="top"/>
-          </w:tcPr>
-          <w:p>
-            <w:pPr>
-              <w:pStyle w:val="Normal"/>
-              <w:jc w:val="center"/>
-              <w:pBdr>
-                <w:bottom w:val="none" w:sz="0" w:space="0" w:color="000000"/>
-                <w:top w:val="none" w:sz="0" w:space="0" w:color="000000"/>
-                <w:left w:val="none" w:sz="0" w:space="0" w:color="000000"/>
-                <w:right w:val="none" w:sz="0" w:space="0" w:color="000000"/>
-              </w:pBdr>
-              <w:spacing w:after="100" w:before="100" w:line="240"/>
-              <w:ind w:left="100" w:right="100" w:firstLine="0" w:firstLineChars="0"/>
-              <w:rPr>
-                <w:rFonts w:ascii="Helvetica" w:hAnsi="Helvetica" w:eastAsia="Helvetica" w:cs="Helvetica"/>
-                <w:i w:val="false"/>
-                <w:b w:val="false"/>
-                <w:u w:val="none"/>
-                <w:sz w:val="22"/>
-                <w:szCs w:val="22"/>
-                <w:color w:val="000000"/>
-              </w:rPr>
-            </w:pPr>
-            <w:r>
-              <w:rPr>
-                <w:rFonts w:ascii="Helvetica" w:hAnsi="Helvetica" w:eastAsia="Helvetica" w:cs="Helvetica"/>
-                <w:i w:val="false"/>
-                <w:b w:val="false"/>
-                <w:u w:val="none"/>
-                <w:sz w:val="22"/>
-                <w:szCs w:val="22"/>
-                <w:color w:val="000000"/>
-              </w:rPr>
-              <w:t xml:space="preserve">0.00</w:t>
-            </w:r>
-          </w:p>
-        </w:tc>
-        <w:tc>
-          <w:tcPr>
-            <w:tcBorders>
-              <w:bottom w:val="none" w:sz="0" w:space="0" w:color="000000"/>
-              <w:top w:val="none" w:sz="0" w:space="0" w:color="000000"/>
-              <w:left w:val="none" w:sz="0" w:space="0" w:color="000000"/>
-              <w:right w:val="none" w:sz="0" w:space="0" w:color="000000"/>
-            </w:tcBorders>
-            <w:shd w:val="clear" w:color="auto" w:fill="FFFFFF"/>
-            <w:tcMar>
-              <w:top w:w="0" w:type="dxa"/>
-              <w:bottom w:w="0" w:type="dxa"/>
-              <w:left w:w="0" w:type="dxa"/>
-              <w:right w:w="0" w:type="dxa"/>
-            </w:tcMar>
-            <w:vAlign w:val="top"/>
-          </w:tcPr>
-          <w:p>
-            <w:pPr>
-              <w:pStyle w:val="Normal"/>
-              <w:jc w:val="center"/>
-              <w:pBdr>
-                <w:bottom w:val="none" w:sz="0" w:space="0" w:color="000000"/>
-                <w:top w:val="none" w:sz="0" w:space="0" w:color="000000"/>
-                <w:left w:val="none" w:sz="0" w:space="0" w:color="000000"/>
-                <w:right w:val="none" w:sz="0" w:space="0" w:color="000000"/>
-              </w:pBdr>
-              <w:spacing w:after="100" w:before="100" w:line="240"/>
-              <w:ind w:left="100" w:right="100" w:firstLine="0" w:firstLineChars="0"/>
-              <w:rPr>
-                <w:rFonts w:ascii="Helvetica" w:hAnsi="Helvetica" w:eastAsia="Helvetica" w:cs="Helvetica"/>
-                <w:i w:val="false"/>
-                <w:b w:val="false"/>
-                <w:u w:val="none"/>
-                <w:sz w:val="22"/>
-                <w:szCs w:val="22"/>
-                <w:color w:val="000000"/>
-              </w:rPr>
-            </w:pPr>
-            <w:r>
-              <w:rPr>
-                <w:rFonts w:ascii="Helvetica" w:hAnsi="Helvetica" w:eastAsia="Helvetica" w:cs="Helvetica"/>
-                <w:i w:val="false"/>
-                <w:b w:val="false"/>
-                <w:u w:val="none"/>
-                <w:sz w:val="22"/>
-                <w:szCs w:val="22"/>
-                <w:color w:val="000000"/>
-              </w:rPr>
-              <w:t xml:space="preserve">0.00, 0.00</w:t>
-            </w:r>
-          </w:p>
-        </w:tc>
-        <w:tc>
-          <w:tcPr>
-            <w:tcBorders>
-              <w:bottom w:val="none" w:sz="0" w:space="0" w:color="000000"/>
-              <w:top w:val="none" w:sz="0" w:space="0" w:color="000000"/>
-              <w:left w:val="none" w:sz="0" w:space="0" w:color="000000"/>
-              <w:right w:val="none" w:sz="0" w:space="0" w:color="000000"/>
-            </w:tcBorders>
-            <w:shd w:val="clear" w:color="auto" w:fill="FFFFFF"/>
-            <w:tcMar>
-              <w:top w:w="0" w:type="dxa"/>
-              <w:bottom w:w="0" w:type="dxa"/>
-              <w:left w:w="0" w:type="dxa"/>
-              <w:right w:w="0" w:type="dxa"/>
-            </w:tcMar>
-            <w:vAlign w:val="top"/>
-          </w:tcPr>
-          <w:p>
-            <w:pPr>
-              <w:pStyle w:val="Normal"/>
-              <w:jc w:val="center"/>
-              <w:pBdr>
-                <w:bottom w:val="none" w:sz="0" w:space="0" w:color="000000"/>
-                <w:top w:val="none" w:sz="0" w:space="0" w:color="000000"/>
-                <w:left w:val="none" w:sz="0" w:space="0" w:color="000000"/>
-                <w:right w:val="none" w:sz="0" w:space="0" w:color="000000"/>
-              </w:pBdr>
-              <w:spacing w:after="100" w:before="100" w:line="240"/>
-              <w:ind w:left="100" w:right="100" w:firstLine="0" w:firstLineChars="0"/>
-              <w:rPr>
-                <w:rFonts w:ascii="Helvetica" w:hAnsi="Helvetica" w:eastAsia="Helvetica" w:cs="Helvetica"/>
-                <w:i w:val="false"/>
-                <w:b w:val="false"/>
-                <w:u w:val="none"/>
-                <w:sz w:val="22"/>
-                <w:szCs w:val="22"/>
-                <w:color w:val="000000"/>
-              </w:rPr>
-            </w:pPr>
-            <w:r>
-              <w:rPr>
-                <w:rFonts w:ascii="Helvetica" w:hAnsi="Helvetica" w:eastAsia="Helvetica" w:cs="Helvetica"/>
-                <w:i w:val="false"/>
-                <w:b w:val="false"/>
-                <w:u w:val="none"/>
-                <w:sz w:val="22"/>
-                <w:szCs w:val="22"/>
-                <w:color w:val="000000"/>
-              </w:rPr>
-              <w:t xml:space="preserve">&lt;0.001</w:t>
+              <w:t xml:space="preserve">0.00, 0.41</w:t>
+            </w:r>
+          </w:p>
+        </w:tc>
+        <w:tc>
+          <w:tcPr>
+            <w:tcBorders>
+              <w:bottom w:val="none" w:sz="0" w:space="0" w:color="000000"/>
+              <w:top w:val="none" w:sz="0" w:space="0" w:color="000000"/>
+              <w:left w:val="none" w:sz="0" w:space="0" w:color="000000"/>
+              <w:right w:val="none" w:sz="0" w:space="0" w:color="000000"/>
+            </w:tcBorders>
+            <w:shd w:val="clear" w:color="auto" w:fill="FFFFFF"/>
+            <w:tcMar>
+              <w:top w:w="0" w:type="dxa"/>
+              <w:bottom w:w="0" w:type="dxa"/>
+              <w:left w:w="0" w:type="dxa"/>
+              <w:right w:w="0" w:type="dxa"/>
+            </w:tcMar>
+            <w:vAlign w:val="top"/>
+          </w:tcPr>
+          <w:p>
+            <w:pPr>
+              <w:pStyle w:val="Normal"/>
+              <w:jc w:val="center"/>
+              <w:pBdr>
+                <w:bottom w:val="none" w:sz="0" w:space="0" w:color="000000"/>
+                <w:top w:val="none" w:sz="0" w:space="0" w:color="000000"/>
+                <w:left w:val="none" w:sz="0" w:space="0" w:color="000000"/>
+                <w:right w:val="none" w:sz="0" w:space="0" w:color="000000"/>
+              </w:pBdr>
+              <w:spacing w:after="100" w:before="100" w:line="240"/>
+              <w:ind w:left="100" w:right="100" w:firstLine="0" w:firstLineChars="0"/>
+              <w:rPr>
+                <w:rFonts w:ascii="Helvetica" w:hAnsi="Helvetica" w:eastAsia="Helvetica" w:cs="Helvetica"/>
+                <w:i w:val="false"/>
+                <w:b w:val="false"/>
+                <w:u w:val="none"/>
+                <w:sz w:val="22"/>
+                <w:szCs w:val="22"/>
+                <w:color w:val="000000"/>
+              </w:rPr>
+            </w:pPr>
+            <w:r>
+              <w:rPr>
+                <w:rFonts w:ascii="Helvetica" w:hAnsi="Helvetica" w:eastAsia="Helvetica" w:cs="Helvetica"/>
+                <w:i w:val="false"/>
+                <w:b w:val="false"/>
+                <w:u w:val="none"/>
+                <w:sz w:val="22"/>
+                <w:szCs w:val="22"/>
+                <w:color w:val="000000"/>
+              </w:rPr>
+              <w:t xml:space="preserve">0.018</w:t>
             </w:r>
           </w:p>
         </w:tc>
       </w:tr>
       <w:tr>
         <w:trPr>
-          <w:trHeight w:val="597" w:hRule="auto"/>
+          <w:trHeight w:val="598" w:hRule="auto"/>
         </w:trPr>
         body13
         <w:tc>
@@ -6687,113 +6687,113 @@
                 <w:szCs w:val="22"/>
                 <w:color w:val="000000"/>
               </w:rPr>
-              <w:t xml:space="preserve">0.78</w:t>
-            </w:r>
-          </w:p>
-        </w:tc>
-        <w:tc>
-          <w:tcPr>
-            <w:tcBorders>
-              <w:bottom w:val="none" w:sz="0" w:space="0" w:color="000000"/>
-              <w:top w:val="none" w:sz="0" w:space="0" w:color="000000"/>
-              <w:left w:val="none" w:sz="0" w:space="0" w:color="000000"/>
-              <w:right w:val="none" w:sz="0" w:space="0" w:color="000000"/>
-            </w:tcBorders>
-            <w:shd w:val="clear" w:color="auto" w:fill="FFFFFF"/>
-            <w:tcMar>
-              <w:top w:w="0" w:type="dxa"/>
-              <w:bottom w:w="0" w:type="dxa"/>
-              <w:left w:w="0" w:type="dxa"/>
-              <w:right w:w="0" w:type="dxa"/>
-            </w:tcMar>
-            <w:vAlign w:val="top"/>
-          </w:tcPr>
-          <w:p>
-            <w:pPr>
-              <w:pStyle w:val="Normal"/>
-              <w:jc w:val="center"/>
-              <w:pBdr>
-                <w:bottom w:val="none" w:sz="0" w:space="0" w:color="000000"/>
-                <w:top w:val="none" w:sz="0" w:space="0" w:color="000000"/>
-                <w:left w:val="none" w:sz="0" w:space="0" w:color="000000"/>
-                <w:right w:val="none" w:sz="0" w:space="0" w:color="000000"/>
-              </w:pBdr>
-              <w:spacing w:after="100" w:before="100" w:line="240"/>
-              <w:ind w:left="100" w:right="100" w:firstLine="0" w:firstLineChars="0"/>
-              <w:rPr>
-                <w:rFonts w:ascii="Helvetica" w:hAnsi="Helvetica" w:eastAsia="Helvetica" w:cs="Helvetica"/>
-                <w:i w:val="false"/>
-                <w:b w:val="false"/>
-                <w:u w:val="none"/>
-                <w:sz w:val="22"/>
-                <w:szCs w:val="22"/>
-                <w:color w:val="000000"/>
-              </w:rPr>
-            </w:pPr>
-            <w:r>
-              <w:rPr>
-                <w:rFonts w:ascii="Helvetica" w:hAnsi="Helvetica" w:eastAsia="Helvetica" w:cs="Helvetica"/>
-                <w:i w:val="false"/>
-                <w:b w:val="false"/>
-                <w:u w:val="none"/>
-                <w:sz w:val="22"/>
-                <w:szCs w:val="22"/>
-                <w:color w:val="000000"/>
-              </w:rPr>
-              <w:t xml:space="preserve">0.15, 3.90</w:t>
-            </w:r>
-          </w:p>
-        </w:tc>
-        <w:tc>
-          <w:tcPr>
-            <w:tcBorders>
-              <w:bottom w:val="none" w:sz="0" w:space="0" w:color="000000"/>
-              <w:top w:val="none" w:sz="0" w:space="0" w:color="000000"/>
-              <w:left w:val="none" w:sz="0" w:space="0" w:color="000000"/>
-              <w:right w:val="none" w:sz="0" w:space="0" w:color="000000"/>
-            </w:tcBorders>
-            <w:shd w:val="clear" w:color="auto" w:fill="FFFFFF"/>
-            <w:tcMar>
-              <w:top w:w="0" w:type="dxa"/>
-              <w:bottom w:w="0" w:type="dxa"/>
-              <w:left w:w="0" w:type="dxa"/>
-              <w:right w:w="0" w:type="dxa"/>
-            </w:tcMar>
-            <w:vAlign w:val="top"/>
-          </w:tcPr>
-          <w:p>
-            <w:pPr>
-              <w:pStyle w:val="Normal"/>
-              <w:jc w:val="center"/>
-              <w:pBdr>
-                <w:bottom w:val="none" w:sz="0" w:space="0" w:color="000000"/>
-                <w:top w:val="none" w:sz="0" w:space="0" w:color="000000"/>
-                <w:left w:val="none" w:sz="0" w:space="0" w:color="000000"/>
-                <w:right w:val="none" w:sz="0" w:space="0" w:color="000000"/>
-              </w:pBdr>
-              <w:spacing w:after="100" w:before="100" w:line="240"/>
-              <w:ind w:left="100" w:right="100" w:firstLine="0" w:firstLineChars="0"/>
-              <w:rPr>
-                <w:rFonts w:ascii="Helvetica" w:hAnsi="Helvetica" w:eastAsia="Helvetica" w:cs="Helvetica"/>
-                <w:i w:val="false"/>
-                <w:b w:val="false"/>
-                <w:u w:val="none"/>
-                <w:sz w:val="22"/>
-                <w:szCs w:val="22"/>
-                <w:color w:val="000000"/>
-              </w:rPr>
-            </w:pPr>
-            <w:r>
-              <w:rPr>
-                <w:rFonts w:ascii="Helvetica" w:hAnsi="Helvetica" w:eastAsia="Helvetica" w:cs="Helvetica"/>
-                <w:i w:val="false"/>
-                <w:b w:val="false"/>
-                <w:u w:val="none"/>
-                <w:sz w:val="22"/>
-                <w:szCs w:val="22"/>
-                <w:color w:val="000000"/>
-              </w:rPr>
-              <w:t xml:space="preserve">0.760</w:t>
+              <w:t xml:space="preserve">0.79</w:t>
+            </w:r>
+          </w:p>
+        </w:tc>
+        <w:tc>
+          <w:tcPr>
+            <w:tcBorders>
+              <w:bottom w:val="none" w:sz="0" w:space="0" w:color="000000"/>
+              <w:top w:val="none" w:sz="0" w:space="0" w:color="000000"/>
+              <w:left w:val="none" w:sz="0" w:space="0" w:color="000000"/>
+              <w:right w:val="none" w:sz="0" w:space="0" w:color="000000"/>
+            </w:tcBorders>
+            <w:shd w:val="clear" w:color="auto" w:fill="FFFFFF"/>
+            <w:tcMar>
+              <w:top w:w="0" w:type="dxa"/>
+              <w:bottom w:w="0" w:type="dxa"/>
+              <w:left w:w="0" w:type="dxa"/>
+              <w:right w:w="0" w:type="dxa"/>
+            </w:tcMar>
+            <w:vAlign w:val="top"/>
+          </w:tcPr>
+          <w:p>
+            <w:pPr>
+              <w:pStyle w:val="Normal"/>
+              <w:jc w:val="center"/>
+              <w:pBdr>
+                <w:bottom w:val="none" w:sz="0" w:space="0" w:color="000000"/>
+                <w:top w:val="none" w:sz="0" w:space="0" w:color="000000"/>
+                <w:left w:val="none" w:sz="0" w:space="0" w:color="000000"/>
+                <w:right w:val="none" w:sz="0" w:space="0" w:color="000000"/>
+              </w:pBdr>
+              <w:spacing w:after="100" w:before="100" w:line="240"/>
+              <w:ind w:left="100" w:right="100" w:firstLine="0" w:firstLineChars="0"/>
+              <w:rPr>
+                <w:rFonts w:ascii="Helvetica" w:hAnsi="Helvetica" w:eastAsia="Helvetica" w:cs="Helvetica"/>
+                <w:i w:val="false"/>
+                <w:b w:val="false"/>
+                <w:u w:val="none"/>
+                <w:sz w:val="22"/>
+                <w:szCs w:val="22"/>
+                <w:color w:val="000000"/>
+              </w:rPr>
+            </w:pPr>
+            <w:r>
+              <w:rPr>
+                <w:rFonts w:ascii="Helvetica" w:hAnsi="Helvetica" w:eastAsia="Helvetica" w:cs="Helvetica"/>
+                <w:i w:val="false"/>
+                <w:b w:val="false"/>
+                <w:u w:val="none"/>
+                <w:sz w:val="22"/>
+                <w:szCs w:val="22"/>
+                <w:color w:val="000000"/>
+              </w:rPr>
+              <w:t xml:space="preserve">0.15, 4.06</w:t>
+            </w:r>
+          </w:p>
+        </w:tc>
+        <w:tc>
+          <w:tcPr>
+            <w:tcBorders>
+              <w:bottom w:val="none" w:sz="0" w:space="0" w:color="000000"/>
+              <w:top w:val="none" w:sz="0" w:space="0" w:color="000000"/>
+              <w:left w:val="none" w:sz="0" w:space="0" w:color="000000"/>
+              <w:right w:val="none" w:sz="0" w:space="0" w:color="000000"/>
+            </w:tcBorders>
+            <w:shd w:val="clear" w:color="auto" w:fill="FFFFFF"/>
+            <w:tcMar>
+              <w:top w:w="0" w:type="dxa"/>
+              <w:bottom w:w="0" w:type="dxa"/>
+              <w:left w:w="0" w:type="dxa"/>
+              <w:right w:w="0" w:type="dxa"/>
+            </w:tcMar>
+            <w:vAlign w:val="top"/>
+          </w:tcPr>
+          <w:p>
+            <w:pPr>
+              <w:pStyle w:val="Normal"/>
+              <w:jc w:val="center"/>
+              <w:pBdr>
+                <w:bottom w:val="none" w:sz="0" w:space="0" w:color="000000"/>
+                <w:top w:val="none" w:sz="0" w:space="0" w:color="000000"/>
+                <w:left w:val="none" w:sz="0" w:space="0" w:color="000000"/>
+                <w:right w:val="none" w:sz="0" w:space="0" w:color="000000"/>
+              </w:pBdr>
+              <w:spacing w:after="100" w:before="100" w:line="240"/>
+              <w:ind w:left="100" w:right="100" w:firstLine="0" w:firstLineChars="0"/>
+              <w:rPr>
+                <w:rFonts w:ascii="Helvetica" w:hAnsi="Helvetica" w:eastAsia="Helvetica" w:cs="Helvetica"/>
+                <w:i w:val="false"/>
+                <w:b w:val="false"/>
+                <w:u w:val="none"/>
+                <w:sz w:val="22"/>
+                <w:szCs w:val="22"/>
+                <w:color w:val="000000"/>
+              </w:rPr>
+            </w:pPr>
+            <w:r>
+              <w:rPr>
+                <w:rFonts w:ascii="Helvetica" w:hAnsi="Helvetica" w:eastAsia="Helvetica" w:cs="Helvetica"/>
+                <w:i w:val="false"/>
+                <w:b w:val="false"/>
+                <w:u w:val="none"/>
+                <w:sz w:val="22"/>
+                <w:szCs w:val="22"/>
+                <w:color w:val="000000"/>
+              </w:rPr>
+              <w:t xml:space="preserve">0.780</w:t>
             </w:r>
           </w:p>
         </w:tc>
@@ -6899,113 +6899,113 @@
                 <w:szCs w:val="22"/>
                 <w:color w:val="000000"/>
               </w:rPr>
-              <w:t xml:space="preserve">0.00</w:t>
-            </w:r>
-          </w:p>
-        </w:tc>
-        <w:tc>
-          <w:tcPr>
-            <w:tcBorders>
-              <w:bottom w:val="none" w:sz="0" w:space="0" w:color="000000"/>
-              <w:top w:val="none" w:sz="0" w:space="0" w:color="000000"/>
-              <w:left w:val="none" w:sz="0" w:space="0" w:color="000000"/>
-              <w:right w:val="none" w:sz="0" w:space="0" w:color="000000"/>
-            </w:tcBorders>
-            <w:shd w:val="clear" w:color="auto" w:fill="FFFFFF"/>
-            <w:tcMar>
-              <w:top w:w="0" w:type="dxa"/>
-              <w:bottom w:w="0" w:type="dxa"/>
-              <w:left w:w="0" w:type="dxa"/>
-              <w:right w:w="0" w:type="dxa"/>
-            </w:tcMar>
-            <w:vAlign w:val="top"/>
-          </w:tcPr>
-          <w:p>
-            <w:pPr>
-              <w:pStyle w:val="Normal"/>
-              <w:jc w:val="center"/>
-              <w:pBdr>
-                <w:bottom w:val="none" w:sz="0" w:space="0" w:color="000000"/>
-                <w:top w:val="none" w:sz="0" w:space="0" w:color="000000"/>
-                <w:left w:val="none" w:sz="0" w:space="0" w:color="000000"/>
-                <w:right w:val="none" w:sz="0" w:space="0" w:color="000000"/>
-              </w:pBdr>
-              <w:spacing w:after="100" w:before="100" w:line="240"/>
-              <w:ind w:left="100" w:right="100" w:firstLine="0" w:firstLineChars="0"/>
-              <w:rPr>
-                <w:rFonts w:ascii="Helvetica" w:hAnsi="Helvetica" w:eastAsia="Helvetica" w:cs="Helvetica"/>
-                <w:i w:val="false"/>
-                <w:b w:val="false"/>
-                <w:u w:val="none"/>
-                <w:sz w:val="22"/>
-                <w:szCs w:val="22"/>
-                <w:color w:val="000000"/>
-              </w:rPr>
-            </w:pPr>
-            <w:r>
-              <w:rPr>
-                <w:rFonts w:ascii="Helvetica" w:hAnsi="Helvetica" w:eastAsia="Helvetica" w:cs="Helvetica"/>
-                <w:i w:val="false"/>
-                <w:b w:val="false"/>
-                <w:u w:val="none"/>
-                <w:sz w:val="22"/>
-                <w:szCs w:val="22"/>
-                <w:color w:val="000000"/>
-              </w:rPr>
-              <w:t xml:space="preserve">0.00, 0.00</w:t>
-            </w:r>
-          </w:p>
-        </w:tc>
-        <w:tc>
-          <w:tcPr>
-            <w:tcBorders>
-              <w:bottom w:val="none" w:sz="0" w:space="0" w:color="000000"/>
-              <w:top w:val="none" w:sz="0" w:space="0" w:color="000000"/>
-              <w:left w:val="none" w:sz="0" w:space="0" w:color="000000"/>
-              <w:right w:val="none" w:sz="0" w:space="0" w:color="000000"/>
-            </w:tcBorders>
-            <w:shd w:val="clear" w:color="auto" w:fill="FFFFFF"/>
-            <w:tcMar>
-              <w:top w:w="0" w:type="dxa"/>
-              <w:bottom w:w="0" w:type="dxa"/>
-              <w:left w:w="0" w:type="dxa"/>
-              <w:right w:w="0" w:type="dxa"/>
-            </w:tcMar>
-            <w:vAlign w:val="top"/>
-          </w:tcPr>
-          <w:p>
-            <w:pPr>
-              <w:pStyle w:val="Normal"/>
-              <w:jc w:val="center"/>
-              <w:pBdr>
-                <w:bottom w:val="none" w:sz="0" w:space="0" w:color="000000"/>
-                <w:top w:val="none" w:sz="0" w:space="0" w:color="000000"/>
-                <w:left w:val="none" w:sz="0" w:space="0" w:color="000000"/>
-                <w:right w:val="none" w:sz="0" w:space="0" w:color="000000"/>
-              </w:pBdr>
-              <w:spacing w:after="100" w:before="100" w:line="240"/>
-              <w:ind w:left="100" w:right="100" w:firstLine="0" w:firstLineChars="0"/>
-              <w:rPr>
-                <w:rFonts w:ascii="Helvetica" w:hAnsi="Helvetica" w:eastAsia="Helvetica" w:cs="Helvetica"/>
-                <w:i w:val="false"/>
-                <w:b w:val="false"/>
-                <w:u w:val="none"/>
-                <w:sz w:val="22"/>
-                <w:szCs w:val="22"/>
-                <w:color w:val="000000"/>
-              </w:rPr>
-            </w:pPr>
-            <w:r>
-              <w:rPr>
-                <w:rFonts w:ascii="Helvetica" w:hAnsi="Helvetica" w:eastAsia="Helvetica" w:cs="Helvetica"/>
-                <w:i w:val="false"/>
-                <w:b w:val="false"/>
-                <w:u w:val="none"/>
-                <w:sz w:val="22"/>
-                <w:szCs w:val="22"/>
-                <w:color w:val="000000"/>
-              </w:rPr>
-              <w:t xml:space="preserve">&lt;0.001</w:t>
+              <w:t xml:space="preserve">0.30</w:t>
+            </w:r>
+          </w:p>
+        </w:tc>
+        <w:tc>
+          <w:tcPr>
+            <w:tcBorders>
+              <w:bottom w:val="none" w:sz="0" w:space="0" w:color="000000"/>
+              <w:top w:val="none" w:sz="0" w:space="0" w:color="000000"/>
+              <w:left w:val="none" w:sz="0" w:space="0" w:color="000000"/>
+              <w:right w:val="none" w:sz="0" w:space="0" w:color="000000"/>
+            </w:tcBorders>
+            <w:shd w:val="clear" w:color="auto" w:fill="FFFFFF"/>
+            <w:tcMar>
+              <w:top w:w="0" w:type="dxa"/>
+              <w:bottom w:w="0" w:type="dxa"/>
+              <w:left w:w="0" w:type="dxa"/>
+              <w:right w:w="0" w:type="dxa"/>
+            </w:tcMar>
+            <w:vAlign w:val="top"/>
+          </w:tcPr>
+          <w:p>
+            <w:pPr>
+              <w:pStyle w:val="Normal"/>
+              <w:jc w:val="center"/>
+              <w:pBdr>
+                <w:bottom w:val="none" w:sz="0" w:space="0" w:color="000000"/>
+                <w:top w:val="none" w:sz="0" w:space="0" w:color="000000"/>
+                <w:left w:val="none" w:sz="0" w:space="0" w:color="000000"/>
+                <w:right w:val="none" w:sz="0" w:space="0" w:color="000000"/>
+              </w:pBdr>
+              <w:spacing w:after="100" w:before="100" w:line="240"/>
+              <w:ind w:left="100" w:right="100" w:firstLine="0" w:firstLineChars="0"/>
+              <w:rPr>
+                <w:rFonts w:ascii="Helvetica" w:hAnsi="Helvetica" w:eastAsia="Helvetica" w:cs="Helvetica"/>
+                <w:i w:val="false"/>
+                <w:b w:val="false"/>
+                <w:u w:val="none"/>
+                <w:sz w:val="22"/>
+                <w:szCs w:val="22"/>
+                <w:color w:val="000000"/>
+              </w:rPr>
+            </w:pPr>
+            <w:r>
+              <w:rPr>
+                <w:rFonts w:ascii="Helvetica" w:hAnsi="Helvetica" w:eastAsia="Helvetica" w:cs="Helvetica"/>
+                <w:i w:val="false"/>
+                <w:b w:val="false"/>
+                <w:u w:val="none"/>
+                <w:sz w:val="22"/>
+                <w:szCs w:val="22"/>
+                <w:color w:val="000000"/>
+              </w:rPr>
+              <w:t xml:space="preserve">0.02, 4.25</w:t>
+            </w:r>
+          </w:p>
+        </w:tc>
+        <w:tc>
+          <w:tcPr>
+            <w:tcBorders>
+              <w:bottom w:val="none" w:sz="0" w:space="0" w:color="000000"/>
+              <w:top w:val="none" w:sz="0" w:space="0" w:color="000000"/>
+              <w:left w:val="none" w:sz="0" w:space="0" w:color="000000"/>
+              <w:right w:val="none" w:sz="0" w:space="0" w:color="000000"/>
+            </w:tcBorders>
+            <w:shd w:val="clear" w:color="auto" w:fill="FFFFFF"/>
+            <w:tcMar>
+              <w:top w:w="0" w:type="dxa"/>
+              <w:bottom w:w="0" w:type="dxa"/>
+              <w:left w:w="0" w:type="dxa"/>
+              <w:right w:w="0" w:type="dxa"/>
+            </w:tcMar>
+            <w:vAlign w:val="top"/>
+          </w:tcPr>
+          <w:p>
+            <w:pPr>
+              <w:pStyle w:val="Normal"/>
+              <w:jc w:val="center"/>
+              <w:pBdr>
+                <w:bottom w:val="none" w:sz="0" w:space="0" w:color="000000"/>
+                <w:top w:val="none" w:sz="0" w:space="0" w:color="000000"/>
+                <w:left w:val="none" w:sz="0" w:space="0" w:color="000000"/>
+                <w:right w:val="none" w:sz="0" w:space="0" w:color="000000"/>
+              </w:pBdr>
+              <w:spacing w:after="100" w:before="100" w:line="240"/>
+              <w:ind w:left="100" w:right="100" w:firstLine="0" w:firstLineChars="0"/>
+              <w:rPr>
+                <w:rFonts w:ascii="Helvetica" w:hAnsi="Helvetica" w:eastAsia="Helvetica" w:cs="Helvetica"/>
+                <w:i w:val="false"/>
+                <w:b w:val="false"/>
+                <w:u w:val="none"/>
+                <w:sz w:val="22"/>
+                <w:szCs w:val="22"/>
+                <w:color w:val="000000"/>
+              </w:rPr>
+            </w:pPr>
+            <w:r>
+              <w:rPr>
+                <w:rFonts w:ascii="Helvetica" w:hAnsi="Helvetica" w:eastAsia="Helvetica" w:cs="Helvetica"/>
+                <w:i w:val="false"/>
+                <w:b w:val="false"/>
+                <w:u w:val="none"/>
+                <w:sz w:val="22"/>
+                <w:szCs w:val="22"/>
+                <w:color w:val="000000"/>
+              </w:rPr>
+              <w:t xml:space="preserve">0.370</w:t>
             </w:r>
           </w:p>
         </w:tc>
@@ -7170,113 +7170,113 @@
                 <w:szCs w:val="22"/>
                 <w:color w:val="000000"/>
               </w:rPr>
-              <w:t xml:space="preserve">1.81</w:t>
-            </w:r>
-          </w:p>
-        </w:tc>
-        <w:tc>
-          <w:tcPr>
-            <w:tcBorders>
-              <w:bottom w:val="none" w:sz="0" w:space="0" w:color="000000"/>
-              <w:top w:val="none" w:sz="0" w:space="0" w:color="000000"/>
-              <w:left w:val="none" w:sz="0" w:space="0" w:color="000000"/>
-              <w:right w:val="none" w:sz="0" w:space="0" w:color="000000"/>
-            </w:tcBorders>
-            <w:shd w:val="clear" w:color="auto" w:fill="FFFFFF"/>
-            <w:tcMar>
-              <w:top w:w="0" w:type="dxa"/>
-              <w:bottom w:w="0" w:type="dxa"/>
-              <w:left w:w="0" w:type="dxa"/>
-              <w:right w:w="0" w:type="dxa"/>
-            </w:tcMar>
-            <w:vAlign w:val="top"/>
-          </w:tcPr>
-          <w:p>
-            <w:pPr>
-              <w:pStyle w:val="Normal"/>
-              <w:jc w:val="center"/>
-              <w:pBdr>
-                <w:bottom w:val="none" w:sz="0" w:space="0" w:color="000000"/>
-                <w:top w:val="none" w:sz="0" w:space="0" w:color="000000"/>
-                <w:left w:val="none" w:sz="0" w:space="0" w:color="000000"/>
-                <w:right w:val="none" w:sz="0" w:space="0" w:color="000000"/>
-              </w:pBdr>
-              <w:spacing w:after="100" w:before="100" w:line="240"/>
-              <w:ind w:left="100" w:right="100" w:firstLine="0" w:firstLineChars="0"/>
-              <w:rPr>
-                <w:rFonts w:ascii="Helvetica" w:hAnsi="Helvetica" w:eastAsia="Helvetica" w:cs="Helvetica"/>
-                <w:i w:val="false"/>
-                <w:b w:val="false"/>
-                <w:u w:val="none"/>
-                <w:sz w:val="22"/>
-                <w:szCs w:val="22"/>
-                <w:color w:val="000000"/>
-              </w:rPr>
-            </w:pPr>
-            <w:r>
-              <w:rPr>
-                <w:rFonts w:ascii="Helvetica" w:hAnsi="Helvetica" w:eastAsia="Helvetica" w:cs="Helvetica"/>
-                <w:i w:val="false"/>
-                <w:b w:val="false"/>
-                <w:u w:val="none"/>
-                <w:sz w:val="22"/>
-                <w:szCs w:val="22"/>
-                <w:color w:val="000000"/>
-              </w:rPr>
-              <w:t xml:space="preserve">0.23, 14.2</w:t>
-            </w:r>
-          </w:p>
-        </w:tc>
-        <w:tc>
-          <w:tcPr>
-            <w:tcBorders>
-              <w:bottom w:val="none" w:sz="0" w:space="0" w:color="000000"/>
-              <w:top w:val="none" w:sz="0" w:space="0" w:color="000000"/>
-              <w:left w:val="none" w:sz="0" w:space="0" w:color="000000"/>
-              <w:right w:val="none" w:sz="0" w:space="0" w:color="000000"/>
-            </w:tcBorders>
-            <w:shd w:val="clear" w:color="auto" w:fill="FFFFFF"/>
-            <w:tcMar>
-              <w:top w:w="0" w:type="dxa"/>
-              <w:bottom w:w="0" w:type="dxa"/>
-              <w:left w:w="0" w:type="dxa"/>
-              <w:right w:w="0" w:type="dxa"/>
-            </w:tcMar>
-            <w:vAlign w:val="top"/>
-          </w:tcPr>
-          <w:p>
-            <w:pPr>
-              <w:pStyle w:val="Normal"/>
-              <w:jc w:val="center"/>
-              <w:pBdr>
-                <w:bottom w:val="none" w:sz="0" w:space="0" w:color="000000"/>
-                <w:top w:val="none" w:sz="0" w:space="0" w:color="000000"/>
-                <w:left w:val="none" w:sz="0" w:space="0" w:color="000000"/>
-                <w:right w:val="none" w:sz="0" w:space="0" w:color="000000"/>
-              </w:pBdr>
-              <w:spacing w:after="100" w:before="100" w:line="240"/>
-              <w:ind w:left="100" w:right="100" w:firstLine="0" w:firstLineChars="0"/>
-              <w:rPr>
-                <w:rFonts w:ascii="Helvetica" w:hAnsi="Helvetica" w:eastAsia="Helvetica" w:cs="Helvetica"/>
-                <w:i w:val="false"/>
-                <w:b w:val="false"/>
-                <w:u w:val="none"/>
-                <w:sz w:val="22"/>
-                <w:szCs w:val="22"/>
-                <w:color w:val="000000"/>
-              </w:rPr>
-            </w:pPr>
-            <w:r>
-              <w:rPr>
-                <w:rFonts w:ascii="Helvetica" w:hAnsi="Helvetica" w:eastAsia="Helvetica" w:cs="Helvetica"/>
-                <w:i w:val="false"/>
-                <w:b w:val="false"/>
-                <w:u w:val="none"/>
-                <w:sz w:val="22"/>
-                <w:szCs w:val="22"/>
-                <w:color w:val="000000"/>
-              </w:rPr>
-              <w:t xml:space="preserve">0.570</w:t>
+              <w:t xml:space="preserve">3.82</w:t>
+            </w:r>
+          </w:p>
+        </w:tc>
+        <w:tc>
+          <w:tcPr>
+            <w:tcBorders>
+              <w:bottom w:val="none" w:sz="0" w:space="0" w:color="000000"/>
+              <w:top w:val="none" w:sz="0" w:space="0" w:color="000000"/>
+              <w:left w:val="none" w:sz="0" w:space="0" w:color="000000"/>
+              <w:right w:val="none" w:sz="0" w:space="0" w:color="000000"/>
+            </w:tcBorders>
+            <w:shd w:val="clear" w:color="auto" w:fill="FFFFFF"/>
+            <w:tcMar>
+              <w:top w:w="0" w:type="dxa"/>
+              <w:bottom w:w="0" w:type="dxa"/>
+              <w:left w:w="0" w:type="dxa"/>
+              <w:right w:w="0" w:type="dxa"/>
+            </w:tcMar>
+            <w:vAlign w:val="top"/>
+          </w:tcPr>
+          <w:p>
+            <w:pPr>
+              <w:pStyle w:val="Normal"/>
+              <w:jc w:val="center"/>
+              <w:pBdr>
+                <w:bottom w:val="none" w:sz="0" w:space="0" w:color="000000"/>
+                <w:top w:val="none" w:sz="0" w:space="0" w:color="000000"/>
+                <w:left w:val="none" w:sz="0" w:space="0" w:color="000000"/>
+                <w:right w:val="none" w:sz="0" w:space="0" w:color="000000"/>
+              </w:pBdr>
+              <w:spacing w:after="100" w:before="100" w:line="240"/>
+              <w:ind w:left="100" w:right="100" w:firstLine="0" w:firstLineChars="0"/>
+              <w:rPr>
+                <w:rFonts w:ascii="Helvetica" w:hAnsi="Helvetica" w:eastAsia="Helvetica" w:cs="Helvetica"/>
+                <w:i w:val="false"/>
+                <w:b w:val="false"/>
+                <w:u w:val="none"/>
+                <w:sz w:val="22"/>
+                <w:szCs w:val="22"/>
+                <w:color w:val="000000"/>
+              </w:rPr>
+            </w:pPr>
+            <w:r>
+              <w:rPr>
+                <w:rFonts w:ascii="Helvetica" w:hAnsi="Helvetica" w:eastAsia="Helvetica" w:cs="Helvetica"/>
+                <w:i w:val="false"/>
+                <w:b w:val="false"/>
+                <w:u w:val="none"/>
+                <w:sz w:val="22"/>
+                <w:szCs w:val="22"/>
+                <w:color w:val="000000"/>
+              </w:rPr>
+              <w:t xml:space="preserve">0.87, 16.9</w:t>
+            </w:r>
+          </w:p>
+        </w:tc>
+        <w:tc>
+          <w:tcPr>
+            <w:tcBorders>
+              <w:bottom w:val="none" w:sz="0" w:space="0" w:color="000000"/>
+              <w:top w:val="none" w:sz="0" w:space="0" w:color="000000"/>
+              <w:left w:val="none" w:sz="0" w:space="0" w:color="000000"/>
+              <w:right w:val="none" w:sz="0" w:space="0" w:color="000000"/>
+            </w:tcBorders>
+            <w:shd w:val="clear" w:color="auto" w:fill="FFFFFF"/>
+            <w:tcMar>
+              <w:top w:w="0" w:type="dxa"/>
+              <w:bottom w:w="0" w:type="dxa"/>
+              <w:left w:w="0" w:type="dxa"/>
+              <w:right w:w="0" w:type="dxa"/>
+            </w:tcMar>
+            <w:vAlign w:val="top"/>
+          </w:tcPr>
+          <w:p>
+            <w:pPr>
+              <w:pStyle w:val="Normal"/>
+              <w:jc w:val="center"/>
+              <w:pBdr>
+                <w:bottom w:val="none" w:sz="0" w:space="0" w:color="000000"/>
+                <w:top w:val="none" w:sz="0" w:space="0" w:color="000000"/>
+                <w:left w:val="none" w:sz="0" w:space="0" w:color="000000"/>
+                <w:right w:val="none" w:sz="0" w:space="0" w:color="000000"/>
+              </w:pBdr>
+              <w:spacing w:after="100" w:before="100" w:line="240"/>
+              <w:ind w:left="100" w:right="100" w:firstLine="0" w:firstLineChars="0"/>
+              <w:rPr>
+                <w:rFonts w:ascii="Helvetica" w:hAnsi="Helvetica" w:eastAsia="Helvetica" w:cs="Helvetica"/>
+                <w:i w:val="false"/>
+                <w:b w:val="false"/>
+                <w:u w:val="none"/>
+                <w:sz w:val="22"/>
+                <w:szCs w:val="22"/>
+                <w:color w:val="000000"/>
+              </w:rPr>
+            </w:pPr>
+            <w:r>
+              <w:rPr>
+                <w:rFonts w:ascii="Helvetica" w:hAnsi="Helvetica" w:eastAsia="Helvetica" w:cs="Helvetica"/>
+                <w:i w:val="false"/>
+                <w:b w:val="false"/>
+                <w:u w:val="none"/>
+                <w:sz w:val="22"/>
+                <w:szCs w:val="22"/>
+                <w:color w:val="000000"/>
+              </w:rPr>
+              <w:t xml:space="preserve">0.076</w:t>
             </w:r>
           </w:p>
         </w:tc>
@@ -7382,113 +7382,113 @@
                 <w:szCs w:val="22"/>
                 <w:color w:val="000000"/>
               </w:rPr>
-              <w:t xml:space="preserve">0.00</w:t>
-            </w:r>
-          </w:p>
-        </w:tc>
-        <w:tc>
-          <w:tcPr>
-            <w:tcBorders>
-              <w:bottom w:val="none" w:sz="0" w:space="0" w:color="000000"/>
-              <w:top w:val="none" w:sz="0" w:space="0" w:color="000000"/>
-              <w:left w:val="none" w:sz="0" w:space="0" w:color="000000"/>
-              <w:right w:val="none" w:sz="0" w:space="0" w:color="000000"/>
-            </w:tcBorders>
-            <w:shd w:val="clear" w:color="auto" w:fill="FFFFFF"/>
-            <w:tcMar>
-              <w:top w:w="0" w:type="dxa"/>
-              <w:bottom w:w="0" w:type="dxa"/>
-              <w:left w:w="0" w:type="dxa"/>
-              <w:right w:w="0" w:type="dxa"/>
-            </w:tcMar>
-            <w:vAlign w:val="top"/>
-          </w:tcPr>
-          <w:p>
-            <w:pPr>
-              <w:pStyle w:val="Normal"/>
-              <w:jc w:val="center"/>
-              <w:pBdr>
-                <w:bottom w:val="none" w:sz="0" w:space="0" w:color="000000"/>
-                <w:top w:val="none" w:sz="0" w:space="0" w:color="000000"/>
-                <w:left w:val="none" w:sz="0" w:space="0" w:color="000000"/>
-                <w:right w:val="none" w:sz="0" w:space="0" w:color="000000"/>
-              </w:pBdr>
-              <w:spacing w:after="100" w:before="100" w:line="240"/>
-              <w:ind w:left="100" w:right="100" w:firstLine="0" w:firstLineChars="0"/>
-              <w:rPr>
-                <w:rFonts w:ascii="Helvetica" w:hAnsi="Helvetica" w:eastAsia="Helvetica" w:cs="Helvetica"/>
-                <w:i w:val="false"/>
-                <w:b w:val="false"/>
-                <w:u w:val="none"/>
-                <w:sz w:val="22"/>
-                <w:szCs w:val="22"/>
-                <w:color w:val="000000"/>
-              </w:rPr>
-            </w:pPr>
-            <w:r>
-              <w:rPr>
-                <w:rFonts w:ascii="Helvetica" w:hAnsi="Helvetica" w:eastAsia="Helvetica" w:cs="Helvetica"/>
-                <w:i w:val="false"/>
-                <w:b w:val="false"/>
-                <w:u w:val="none"/>
-                <w:sz w:val="22"/>
-                <w:szCs w:val="22"/>
-                <w:color w:val="000000"/>
-              </w:rPr>
-              <w:t xml:space="preserve">0.00, 0.00</w:t>
-            </w:r>
-          </w:p>
-        </w:tc>
-        <w:tc>
-          <w:tcPr>
-            <w:tcBorders>
-              <w:bottom w:val="none" w:sz="0" w:space="0" w:color="000000"/>
-              <w:top w:val="none" w:sz="0" w:space="0" w:color="000000"/>
-              <w:left w:val="none" w:sz="0" w:space="0" w:color="000000"/>
-              <w:right w:val="none" w:sz="0" w:space="0" w:color="000000"/>
-            </w:tcBorders>
-            <w:shd w:val="clear" w:color="auto" w:fill="FFFFFF"/>
-            <w:tcMar>
-              <w:top w:w="0" w:type="dxa"/>
-              <w:bottom w:w="0" w:type="dxa"/>
-              <w:left w:w="0" w:type="dxa"/>
-              <w:right w:w="0" w:type="dxa"/>
-            </w:tcMar>
-            <w:vAlign w:val="top"/>
-          </w:tcPr>
-          <w:p>
-            <w:pPr>
-              <w:pStyle w:val="Normal"/>
-              <w:jc w:val="center"/>
-              <w:pBdr>
-                <w:bottom w:val="none" w:sz="0" w:space="0" w:color="000000"/>
-                <w:top w:val="none" w:sz="0" w:space="0" w:color="000000"/>
-                <w:left w:val="none" w:sz="0" w:space="0" w:color="000000"/>
-                <w:right w:val="none" w:sz="0" w:space="0" w:color="000000"/>
-              </w:pBdr>
-              <w:spacing w:after="100" w:before="100" w:line="240"/>
-              <w:ind w:left="100" w:right="100" w:firstLine="0" w:firstLineChars="0"/>
-              <w:rPr>
-                <w:rFonts w:ascii="Helvetica" w:hAnsi="Helvetica" w:eastAsia="Helvetica" w:cs="Helvetica"/>
-                <w:i w:val="false"/>
-                <w:b w:val="false"/>
-                <w:u w:val="none"/>
-                <w:sz w:val="22"/>
-                <w:szCs w:val="22"/>
-                <w:color w:val="000000"/>
-              </w:rPr>
-            </w:pPr>
-            <w:r>
-              <w:rPr>
-                <w:rFonts w:ascii="Helvetica" w:hAnsi="Helvetica" w:eastAsia="Helvetica" w:cs="Helvetica"/>
-                <w:i w:val="false"/>
-                <w:b w:val="false"/>
-                <w:u w:val="none"/>
-                <w:sz w:val="22"/>
-                <w:szCs w:val="22"/>
-                <w:color w:val="000000"/>
-              </w:rPr>
-              <w:t xml:space="preserve">&lt;0.001</w:t>
+              <w:t xml:space="preserve">0.04</w:t>
+            </w:r>
+          </w:p>
+        </w:tc>
+        <w:tc>
+          <w:tcPr>
+            <w:tcBorders>
+              <w:bottom w:val="none" w:sz="0" w:space="0" w:color="000000"/>
+              <w:top w:val="none" w:sz="0" w:space="0" w:color="000000"/>
+              <w:left w:val="none" w:sz="0" w:space="0" w:color="000000"/>
+              <w:right w:val="none" w:sz="0" w:space="0" w:color="000000"/>
+            </w:tcBorders>
+            <w:shd w:val="clear" w:color="auto" w:fill="FFFFFF"/>
+            <w:tcMar>
+              <w:top w:w="0" w:type="dxa"/>
+              <w:bottom w:w="0" w:type="dxa"/>
+              <w:left w:w="0" w:type="dxa"/>
+              <w:right w:w="0" w:type="dxa"/>
+            </w:tcMar>
+            <w:vAlign w:val="top"/>
+          </w:tcPr>
+          <w:p>
+            <w:pPr>
+              <w:pStyle w:val="Normal"/>
+              <w:jc w:val="center"/>
+              <w:pBdr>
+                <w:bottom w:val="none" w:sz="0" w:space="0" w:color="000000"/>
+                <w:top w:val="none" w:sz="0" w:space="0" w:color="000000"/>
+                <w:left w:val="none" w:sz="0" w:space="0" w:color="000000"/>
+                <w:right w:val="none" w:sz="0" w:space="0" w:color="000000"/>
+              </w:pBdr>
+              <w:spacing w:after="100" w:before="100" w:line="240"/>
+              <w:ind w:left="100" w:right="100" w:firstLine="0" w:firstLineChars="0"/>
+              <w:rPr>
+                <w:rFonts w:ascii="Helvetica" w:hAnsi="Helvetica" w:eastAsia="Helvetica" w:cs="Helvetica"/>
+                <w:i w:val="false"/>
+                <w:b w:val="false"/>
+                <w:u w:val="none"/>
+                <w:sz w:val="22"/>
+                <w:szCs w:val="22"/>
+                <w:color w:val="000000"/>
+              </w:rPr>
+            </w:pPr>
+            <w:r>
+              <w:rPr>
+                <w:rFonts w:ascii="Helvetica" w:hAnsi="Helvetica" w:eastAsia="Helvetica" w:cs="Helvetica"/>
+                <w:i w:val="false"/>
+                <w:b w:val="false"/>
+                <w:u w:val="none"/>
+                <w:sz w:val="22"/>
+                <w:szCs w:val="22"/>
+                <w:color w:val="000000"/>
+              </w:rPr>
+              <w:t xml:space="preserve">0.00, 2.72</w:t>
+            </w:r>
+          </w:p>
+        </w:tc>
+        <w:tc>
+          <w:tcPr>
+            <w:tcBorders>
+              <w:bottom w:val="none" w:sz="0" w:space="0" w:color="000000"/>
+              <w:top w:val="none" w:sz="0" w:space="0" w:color="000000"/>
+              <w:left w:val="none" w:sz="0" w:space="0" w:color="000000"/>
+              <w:right w:val="none" w:sz="0" w:space="0" w:color="000000"/>
+            </w:tcBorders>
+            <w:shd w:val="clear" w:color="auto" w:fill="FFFFFF"/>
+            <w:tcMar>
+              <w:top w:w="0" w:type="dxa"/>
+              <w:bottom w:w="0" w:type="dxa"/>
+              <w:left w:w="0" w:type="dxa"/>
+              <w:right w:w="0" w:type="dxa"/>
+            </w:tcMar>
+            <w:vAlign w:val="top"/>
+          </w:tcPr>
+          <w:p>
+            <w:pPr>
+              <w:pStyle w:val="Normal"/>
+              <w:jc w:val="center"/>
+              <w:pBdr>
+                <w:bottom w:val="none" w:sz="0" w:space="0" w:color="000000"/>
+                <w:top w:val="none" w:sz="0" w:space="0" w:color="000000"/>
+                <w:left w:val="none" w:sz="0" w:space="0" w:color="000000"/>
+                <w:right w:val="none" w:sz="0" w:space="0" w:color="000000"/>
+              </w:pBdr>
+              <w:spacing w:after="100" w:before="100" w:line="240"/>
+              <w:ind w:left="100" w:right="100" w:firstLine="0" w:firstLineChars="0"/>
+              <w:rPr>
+                <w:rFonts w:ascii="Helvetica" w:hAnsi="Helvetica" w:eastAsia="Helvetica" w:cs="Helvetica"/>
+                <w:i w:val="false"/>
+                <w:b w:val="false"/>
+                <w:u w:val="none"/>
+                <w:sz w:val="22"/>
+                <w:szCs w:val="22"/>
+                <w:color w:val="000000"/>
+              </w:rPr>
+            </w:pPr>
+            <w:r>
+              <w:rPr>
+                <w:rFonts w:ascii="Helvetica" w:hAnsi="Helvetica" w:eastAsia="Helvetica" w:cs="Helvetica"/>
+                <w:i w:val="false"/>
+                <w:b w:val="false"/>
+                <w:u w:val="none"/>
+                <w:sz w:val="22"/>
+                <w:szCs w:val="22"/>
+                <w:color w:val="000000"/>
+              </w:rPr>
+              <w:t xml:space="preserve">0.140</w:t>
             </w:r>
           </w:p>
         </w:tc>
@@ -7653,113 +7653,113 @@
                 <w:szCs w:val="22"/>
                 <w:color w:val="000000"/>
               </w:rPr>
-              <w:t xml:space="preserve">0.36</w:t>
-            </w:r>
-          </w:p>
-        </w:tc>
-        <w:tc>
-          <w:tcPr>
-            <w:tcBorders>
-              <w:bottom w:val="none" w:sz="0" w:space="0" w:color="000000"/>
-              <w:top w:val="none" w:sz="0" w:space="0" w:color="000000"/>
-              <w:left w:val="none" w:sz="0" w:space="0" w:color="000000"/>
-              <w:right w:val="none" w:sz="0" w:space="0" w:color="000000"/>
-            </w:tcBorders>
-            <w:shd w:val="clear" w:color="auto" w:fill="FFFFFF"/>
-            <w:tcMar>
-              <w:top w:w="0" w:type="dxa"/>
-              <w:bottom w:w="0" w:type="dxa"/>
-              <w:left w:w="0" w:type="dxa"/>
-              <w:right w:w="0" w:type="dxa"/>
-            </w:tcMar>
-            <w:vAlign w:val="top"/>
-          </w:tcPr>
-          <w:p>
-            <w:pPr>
-              <w:pStyle w:val="Normal"/>
-              <w:jc w:val="center"/>
-              <w:pBdr>
-                <w:bottom w:val="none" w:sz="0" w:space="0" w:color="000000"/>
-                <w:top w:val="none" w:sz="0" w:space="0" w:color="000000"/>
-                <w:left w:val="none" w:sz="0" w:space="0" w:color="000000"/>
-                <w:right w:val="none" w:sz="0" w:space="0" w:color="000000"/>
-              </w:pBdr>
-              <w:spacing w:after="100" w:before="100" w:line="240"/>
-              <w:ind w:left="100" w:right="100" w:firstLine="0" w:firstLineChars="0"/>
-              <w:rPr>
-                <w:rFonts w:ascii="Helvetica" w:hAnsi="Helvetica" w:eastAsia="Helvetica" w:cs="Helvetica"/>
-                <w:i w:val="false"/>
-                <w:b w:val="false"/>
-                <w:u w:val="none"/>
-                <w:sz w:val="22"/>
-                <w:szCs w:val="22"/>
-                <w:color w:val="000000"/>
-              </w:rPr>
-            </w:pPr>
-            <w:r>
-              <w:rPr>
-                <w:rFonts w:ascii="Helvetica" w:hAnsi="Helvetica" w:eastAsia="Helvetica" w:cs="Helvetica"/>
-                <w:i w:val="false"/>
-                <w:b w:val="false"/>
-                <w:u w:val="none"/>
-                <w:sz w:val="22"/>
-                <w:szCs w:val="22"/>
-                <w:color w:val="000000"/>
-              </w:rPr>
-              <w:t xml:space="preserve">0.08, 1.59</w:t>
-            </w:r>
-          </w:p>
-        </w:tc>
-        <w:tc>
-          <w:tcPr>
-            <w:tcBorders>
-              <w:bottom w:val="none" w:sz="0" w:space="0" w:color="000000"/>
-              <w:top w:val="none" w:sz="0" w:space="0" w:color="000000"/>
-              <w:left w:val="none" w:sz="0" w:space="0" w:color="000000"/>
-              <w:right w:val="none" w:sz="0" w:space="0" w:color="000000"/>
-            </w:tcBorders>
-            <w:shd w:val="clear" w:color="auto" w:fill="FFFFFF"/>
-            <w:tcMar>
-              <w:top w:w="0" w:type="dxa"/>
-              <w:bottom w:w="0" w:type="dxa"/>
-              <w:left w:w="0" w:type="dxa"/>
-              <w:right w:w="0" w:type="dxa"/>
-            </w:tcMar>
-            <w:vAlign w:val="top"/>
-          </w:tcPr>
-          <w:p>
-            <w:pPr>
-              <w:pStyle w:val="Normal"/>
-              <w:jc w:val="center"/>
-              <w:pBdr>
-                <w:bottom w:val="none" w:sz="0" w:space="0" w:color="000000"/>
-                <w:top w:val="none" w:sz="0" w:space="0" w:color="000000"/>
-                <w:left w:val="none" w:sz="0" w:space="0" w:color="000000"/>
-                <w:right w:val="none" w:sz="0" w:space="0" w:color="000000"/>
-              </w:pBdr>
-              <w:spacing w:after="100" w:before="100" w:line="240"/>
-              <w:ind w:left="100" w:right="100" w:firstLine="0" w:firstLineChars="0"/>
-              <w:rPr>
-                <w:rFonts w:ascii="Helvetica" w:hAnsi="Helvetica" w:eastAsia="Helvetica" w:cs="Helvetica"/>
-                <w:i w:val="false"/>
-                <w:b w:val="false"/>
-                <w:u w:val="none"/>
-                <w:sz w:val="22"/>
-                <w:szCs w:val="22"/>
-                <w:color w:val="000000"/>
-              </w:rPr>
-            </w:pPr>
-            <w:r>
-              <w:rPr>
-                <w:rFonts w:ascii="Helvetica" w:hAnsi="Helvetica" w:eastAsia="Helvetica" w:cs="Helvetica"/>
-                <w:i w:val="false"/>
-                <w:b w:val="false"/>
-                <w:u w:val="none"/>
-                <w:sz w:val="22"/>
-                <w:szCs w:val="22"/>
-                <w:color w:val="000000"/>
-              </w:rPr>
-              <w:t xml:space="preserve">0.180</w:t>
+              <w:t xml:space="preserve">0.43</w:t>
+            </w:r>
+          </w:p>
+        </w:tc>
+        <w:tc>
+          <w:tcPr>
+            <w:tcBorders>
+              <w:bottom w:val="none" w:sz="0" w:space="0" w:color="000000"/>
+              <w:top w:val="none" w:sz="0" w:space="0" w:color="000000"/>
+              <w:left w:val="none" w:sz="0" w:space="0" w:color="000000"/>
+              <w:right w:val="none" w:sz="0" w:space="0" w:color="000000"/>
+            </w:tcBorders>
+            <w:shd w:val="clear" w:color="auto" w:fill="FFFFFF"/>
+            <w:tcMar>
+              <w:top w:w="0" w:type="dxa"/>
+              <w:bottom w:w="0" w:type="dxa"/>
+              <w:left w:w="0" w:type="dxa"/>
+              <w:right w:w="0" w:type="dxa"/>
+            </w:tcMar>
+            <w:vAlign w:val="top"/>
+          </w:tcPr>
+          <w:p>
+            <w:pPr>
+              <w:pStyle w:val="Normal"/>
+              <w:jc w:val="center"/>
+              <w:pBdr>
+                <w:bottom w:val="none" w:sz="0" w:space="0" w:color="000000"/>
+                <w:top w:val="none" w:sz="0" w:space="0" w:color="000000"/>
+                <w:left w:val="none" w:sz="0" w:space="0" w:color="000000"/>
+                <w:right w:val="none" w:sz="0" w:space="0" w:color="000000"/>
+              </w:pBdr>
+              <w:spacing w:after="100" w:before="100" w:line="240"/>
+              <w:ind w:left="100" w:right="100" w:firstLine="0" w:firstLineChars="0"/>
+              <w:rPr>
+                <w:rFonts w:ascii="Helvetica" w:hAnsi="Helvetica" w:eastAsia="Helvetica" w:cs="Helvetica"/>
+                <w:i w:val="false"/>
+                <w:b w:val="false"/>
+                <w:u w:val="none"/>
+                <w:sz w:val="22"/>
+                <w:szCs w:val="22"/>
+                <w:color w:val="000000"/>
+              </w:rPr>
+            </w:pPr>
+            <w:r>
+              <w:rPr>
+                <w:rFonts w:ascii="Helvetica" w:hAnsi="Helvetica" w:eastAsia="Helvetica" w:cs="Helvetica"/>
+                <w:i w:val="false"/>
+                <w:b w:val="false"/>
+                <w:u w:val="none"/>
+                <w:sz w:val="22"/>
+                <w:szCs w:val="22"/>
+                <w:color w:val="000000"/>
+              </w:rPr>
+              <w:t xml:space="preserve">0.10, 1.80</w:t>
+            </w:r>
+          </w:p>
+        </w:tc>
+        <w:tc>
+          <w:tcPr>
+            <w:tcBorders>
+              <w:bottom w:val="none" w:sz="0" w:space="0" w:color="000000"/>
+              <w:top w:val="none" w:sz="0" w:space="0" w:color="000000"/>
+              <w:left w:val="none" w:sz="0" w:space="0" w:color="000000"/>
+              <w:right w:val="none" w:sz="0" w:space="0" w:color="000000"/>
+            </w:tcBorders>
+            <w:shd w:val="clear" w:color="auto" w:fill="FFFFFF"/>
+            <w:tcMar>
+              <w:top w:w="0" w:type="dxa"/>
+              <w:bottom w:w="0" w:type="dxa"/>
+              <w:left w:w="0" w:type="dxa"/>
+              <w:right w:w="0" w:type="dxa"/>
+            </w:tcMar>
+            <w:vAlign w:val="top"/>
+          </w:tcPr>
+          <w:p>
+            <w:pPr>
+              <w:pStyle w:val="Normal"/>
+              <w:jc w:val="center"/>
+              <w:pBdr>
+                <w:bottom w:val="none" w:sz="0" w:space="0" w:color="000000"/>
+                <w:top w:val="none" w:sz="0" w:space="0" w:color="000000"/>
+                <w:left w:val="none" w:sz="0" w:space="0" w:color="000000"/>
+                <w:right w:val="none" w:sz="0" w:space="0" w:color="000000"/>
+              </w:pBdr>
+              <w:spacing w:after="100" w:before="100" w:line="240"/>
+              <w:ind w:left="100" w:right="100" w:firstLine="0" w:firstLineChars="0"/>
+              <w:rPr>
+                <w:rFonts w:ascii="Helvetica" w:hAnsi="Helvetica" w:eastAsia="Helvetica" w:cs="Helvetica"/>
+                <w:i w:val="false"/>
+                <w:b w:val="false"/>
+                <w:u w:val="none"/>
+                <w:sz w:val="22"/>
+                <w:szCs w:val="22"/>
+                <w:color w:val="000000"/>
+              </w:rPr>
+            </w:pPr>
+            <w:r>
+              <w:rPr>
+                <w:rFonts w:ascii="Helvetica" w:hAnsi="Helvetica" w:eastAsia="Helvetica" w:cs="Helvetica"/>
+                <w:i w:val="false"/>
+                <w:b w:val="false"/>
+                <w:u w:val="none"/>
+                <w:sz w:val="22"/>
+                <w:szCs w:val="22"/>
+                <w:color w:val="000000"/>
+              </w:rPr>
+              <w:t xml:space="preserve">0.240</w:t>
             </w:r>
           </w:p>
         </w:tc>
@@ -7865,113 +7865,113 @@
                 <w:szCs w:val="22"/>
                 <w:color w:val="000000"/>
               </w:rPr>
-              <w:t xml:space="preserve">0.00</w:t>
-            </w:r>
-          </w:p>
-        </w:tc>
-        <w:tc>
-          <w:tcPr>
-            <w:tcBorders>
-              <w:bottom w:val="none" w:sz="0" w:space="0" w:color="000000"/>
-              <w:top w:val="none" w:sz="0" w:space="0" w:color="000000"/>
-              <w:left w:val="none" w:sz="0" w:space="0" w:color="000000"/>
-              <w:right w:val="none" w:sz="0" w:space="0" w:color="000000"/>
-            </w:tcBorders>
-            <w:shd w:val="clear" w:color="auto" w:fill="FFFFFF"/>
-            <w:tcMar>
-              <w:top w:w="0" w:type="dxa"/>
-              <w:bottom w:w="0" w:type="dxa"/>
-              <w:left w:w="0" w:type="dxa"/>
-              <w:right w:w="0" w:type="dxa"/>
-            </w:tcMar>
-            <w:vAlign w:val="top"/>
-          </w:tcPr>
-          <w:p>
-            <w:pPr>
-              <w:pStyle w:val="Normal"/>
-              <w:jc w:val="center"/>
-              <w:pBdr>
-                <w:bottom w:val="none" w:sz="0" w:space="0" w:color="000000"/>
-                <w:top w:val="none" w:sz="0" w:space="0" w:color="000000"/>
-                <w:left w:val="none" w:sz="0" w:space="0" w:color="000000"/>
-                <w:right w:val="none" w:sz="0" w:space="0" w:color="000000"/>
-              </w:pBdr>
-              <w:spacing w:after="100" w:before="100" w:line="240"/>
-              <w:ind w:left="100" w:right="100" w:firstLine="0" w:firstLineChars="0"/>
-              <w:rPr>
-                <w:rFonts w:ascii="Helvetica" w:hAnsi="Helvetica" w:eastAsia="Helvetica" w:cs="Helvetica"/>
-                <w:i w:val="false"/>
-                <w:b w:val="false"/>
-                <w:u w:val="none"/>
-                <w:sz w:val="22"/>
-                <w:szCs w:val="22"/>
-                <w:color w:val="000000"/>
-              </w:rPr>
-            </w:pPr>
-            <w:r>
-              <w:rPr>
-                <w:rFonts w:ascii="Helvetica" w:hAnsi="Helvetica" w:eastAsia="Helvetica" w:cs="Helvetica"/>
-                <w:i w:val="false"/>
-                <w:b w:val="false"/>
-                <w:u w:val="none"/>
-                <w:sz w:val="22"/>
-                <w:szCs w:val="22"/>
-                <w:color w:val="000000"/>
-              </w:rPr>
-              <w:t xml:space="preserve">0.00, 0.00</w:t>
-            </w:r>
-          </w:p>
-        </w:tc>
-        <w:tc>
-          <w:tcPr>
-            <w:tcBorders>
-              <w:bottom w:val="none" w:sz="0" w:space="0" w:color="000000"/>
-              <w:top w:val="none" w:sz="0" w:space="0" w:color="000000"/>
-              <w:left w:val="none" w:sz="0" w:space="0" w:color="000000"/>
-              <w:right w:val="none" w:sz="0" w:space="0" w:color="000000"/>
-            </w:tcBorders>
-            <w:shd w:val="clear" w:color="auto" w:fill="FFFFFF"/>
-            <w:tcMar>
-              <w:top w:w="0" w:type="dxa"/>
-              <w:bottom w:w="0" w:type="dxa"/>
-              <w:left w:w="0" w:type="dxa"/>
-              <w:right w:w="0" w:type="dxa"/>
-            </w:tcMar>
-            <w:vAlign w:val="top"/>
-          </w:tcPr>
-          <w:p>
-            <w:pPr>
-              <w:pStyle w:val="Normal"/>
-              <w:jc w:val="center"/>
-              <w:pBdr>
-                <w:bottom w:val="none" w:sz="0" w:space="0" w:color="000000"/>
-                <w:top w:val="none" w:sz="0" w:space="0" w:color="000000"/>
-                <w:left w:val="none" w:sz="0" w:space="0" w:color="000000"/>
-                <w:right w:val="none" w:sz="0" w:space="0" w:color="000000"/>
-              </w:pBdr>
-              <w:spacing w:after="100" w:before="100" w:line="240"/>
-              <w:ind w:left="100" w:right="100" w:firstLine="0" w:firstLineChars="0"/>
-              <w:rPr>
-                <w:rFonts w:ascii="Helvetica" w:hAnsi="Helvetica" w:eastAsia="Helvetica" w:cs="Helvetica"/>
-                <w:i w:val="false"/>
-                <w:b w:val="false"/>
-                <w:u w:val="none"/>
-                <w:sz w:val="22"/>
-                <w:szCs w:val="22"/>
-                <w:color w:val="000000"/>
-              </w:rPr>
-            </w:pPr>
-            <w:r>
-              <w:rPr>
-                <w:rFonts w:ascii="Helvetica" w:hAnsi="Helvetica" w:eastAsia="Helvetica" w:cs="Helvetica"/>
-                <w:i w:val="false"/>
-                <w:b w:val="false"/>
-                <w:u w:val="none"/>
-                <w:sz w:val="22"/>
-                <w:szCs w:val="22"/>
-                <w:color w:val="000000"/>
-              </w:rPr>
-              <w:t xml:space="preserve">&lt;0.001</w:t>
+              <w:t xml:space="preserve">0.02</w:t>
+            </w:r>
+          </w:p>
+        </w:tc>
+        <w:tc>
+          <w:tcPr>
+            <w:tcBorders>
+              <w:bottom w:val="none" w:sz="0" w:space="0" w:color="000000"/>
+              <w:top w:val="none" w:sz="0" w:space="0" w:color="000000"/>
+              <w:left w:val="none" w:sz="0" w:space="0" w:color="000000"/>
+              <w:right w:val="none" w:sz="0" w:space="0" w:color="000000"/>
+            </w:tcBorders>
+            <w:shd w:val="clear" w:color="auto" w:fill="FFFFFF"/>
+            <w:tcMar>
+              <w:top w:w="0" w:type="dxa"/>
+              <w:bottom w:w="0" w:type="dxa"/>
+              <w:left w:w="0" w:type="dxa"/>
+              <w:right w:w="0" w:type="dxa"/>
+            </w:tcMar>
+            <w:vAlign w:val="top"/>
+          </w:tcPr>
+          <w:p>
+            <w:pPr>
+              <w:pStyle w:val="Normal"/>
+              <w:jc w:val="center"/>
+              <w:pBdr>
+                <w:bottom w:val="none" w:sz="0" w:space="0" w:color="000000"/>
+                <w:top w:val="none" w:sz="0" w:space="0" w:color="000000"/>
+                <w:left w:val="none" w:sz="0" w:space="0" w:color="000000"/>
+                <w:right w:val="none" w:sz="0" w:space="0" w:color="000000"/>
+              </w:pBdr>
+              <w:spacing w:after="100" w:before="100" w:line="240"/>
+              <w:ind w:left="100" w:right="100" w:firstLine="0" w:firstLineChars="0"/>
+              <w:rPr>
+                <w:rFonts w:ascii="Helvetica" w:hAnsi="Helvetica" w:eastAsia="Helvetica" w:cs="Helvetica"/>
+                <w:i w:val="false"/>
+                <w:b w:val="false"/>
+                <w:u w:val="none"/>
+                <w:sz w:val="22"/>
+                <w:szCs w:val="22"/>
+                <w:color w:val="000000"/>
+              </w:rPr>
+            </w:pPr>
+            <w:r>
+              <w:rPr>
+                <w:rFonts w:ascii="Helvetica" w:hAnsi="Helvetica" w:eastAsia="Helvetica" w:cs="Helvetica"/>
+                <w:i w:val="false"/>
+                <w:b w:val="false"/>
+                <w:u w:val="none"/>
+                <w:sz w:val="22"/>
+                <w:szCs w:val="22"/>
+                <w:color w:val="000000"/>
+              </w:rPr>
+              <w:t xml:space="preserve">0.00, 0.70</w:t>
+            </w:r>
+          </w:p>
+        </w:tc>
+        <w:tc>
+          <w:tcPr>
+            <w:tcBorders>
+              <w:bottom w:val="none" w:sz="0" w:space="0" w:color="000000"/>
+              <w:top w:val="none" w:sz="0" w:space="0" w:color="000000"/>
+              <w:left w:val="none" w:sz="0" w:space="0" w:color="000000"/>
+              <w:right w:val="none" w:sz="0" w:space="0" w:color="000000"/>
+            </w:tcBorders>
+            <w:shd w:val="clear" w:color="auto" w:fill="FFFFFF"/>
+            <w:tcMar>
+              <w:top w:w="0" w:type="dxa"/>
+              <w:bottom w:w="0" w:type="dxa"/>
+              <w:left w:w="0" w:type="dxa"/>
+              <w:right w:w="0" w:type="dxa"/>
+            </w:tcMar>
+            <w:vAlign w:val="top"/>
+          </w:tcPr>
+          <w:p>
+            <w:pPr>
+              <w:pStyle w:val="Normal"/>
+              <w:jc w:val="center"/>
+              <w:pBdr>
+                <w:bottom w:val="none" w:sz="0" w:space="0" w:color="000000"/>
+                <w:top w:val="none" w:sz="0" w:space="0" w:color="000000"/>
+                <w:left w:val="none" w:sz="0" w:space="0" w:color="000000"/>
+                <w:right w:val="none" w:sz="0" w:space="0" w:color="000000"/>
+              </w:pBdr>
+              <w:spacing w:after="100" w:before="100" w:line="240"/>
+              <w:ind w:left="100" w:right="100" w:firstLine="0" w:firstLineChars="0"/>
+              <w:rPr>
+                <w:rFonts w:ascii="Helvetica" w:hAnsi="Helvetica" w:eastAsia="Helvetica" w:cs="Helvetica"/>
+                <w:i w:val="false"/>
+                <w:b w:val="false"/>
+                <w:u w:val="none"/>
+                <w:sz w:val="22"/>
+                <w:szCs w:val="22"/>
+                <w:color w:val="000000"/>
+              </w:rPr>
+            </w:pPr>
+            <w:r>
+              <w:rPr>
+                <w:rFonts w:ascii="Helvetica" w:hAnsi="Helvetica" w:eastAsia="Helvetica" w:cs="Helvetica"/>
+                <w:i w:val="false"/>
+                <w:b w:val="false"/>
+                <w:u w:val="none"/>
+                <w:sz w:val="22"/>
+                <w:szCs w:val="22"/>
+                <w:color w:val="000000"/>
+              </w:rPr>
+              <w:t xml:space="preserve">0.031</w:t>
             </w:r>
           </w:p>
         </w:tc>
@@ -10068,113 +10068,113 @@
                 <w:szCs w:val="22"/>
                 <w:color w:val="000000"/>
               </w:rPr>
-              <w:t xml:space="preserve">0.68</w:t>
-            </w:r>
-          </w:p>
-        </w:tc>
-        <w:tc>
-          <w:tcPr>
-            <w:tcBorders>
-              <w:bottom w:val="none" w:sz="0" w:space="0" w:color="000000"/>
-              <w:top w:val="none" w:sz="0" w:space="0" w:color="000000"/>
-              <w:left w:val="none" w:sz="0" w:space="0" w:color="000000"/>
-              <w:right w:val="none" w:sz="0" w:space="0" w:color="000000"/>
-            </w:tcBorders>
-            <w:shd w:val="clear" w:color="auto" w:fill="FFFFFF"/>
-            <w:tcMar>
-              <w:top w:w="0" w:type="dxa"/>
-              <w:bottom w:w="0" w:type="dxa"/>
-              <w:left w:w="0" w:type="dxa"/>
-              <w:right w:w="0" w:type="dxa"/>
-            </w:tcMar>
-            <w:vAlign w:val="top"/>
-          </w:tcPr>
-          <w:p>
-            <w:pPr>
-              <w:pStyle w:val="Normal"/>
-              <w:jc w:val="center"/>
-              <w:pBdr>
-                <w:bottom w:val="none" w:sz="0" w:space="0" w:color="000000"/>
-                <w:top w:val="none" w:sz="0" w:space="0" w:color="000000"/>
-                <w:left w:val="none" w:sz="0" w:space="0" w:color="000000"/>
-                <w:right w:val="none" w:sz="0" w:space="0" w:color="000000"/>
-              </w:pBdr>
-              <w:spacing w:after="100" w:before="100" w:line="240"/>
-              <w:ind w:left="100" w:right="100" w:firstLine="0" w:firstLineChars="0"/>
-              <w:rPr>
-                <w:rFonts w:ascii="Helvetica" w:hAnsi="Helvetica" w:eastAsia="Helvetica" w:cs="Helvetica"/>
-                <w:i w:val="false"/>
-                <w:b w:val="false"/>
-                <w:u w:val="none"/>
-                <w:sz w:val="22"/>
-                <w:szCs w:val="22"/>
-                <w:color w:val="000000"/>
-              </w:rPr>
-            </w:pPr>
-            <w:r>
-              <w:rPr>
-                <w:rFonts w:ascii="Helvetica" w:hAnsi="Helvetica" w:eastAsia="Helvetica" w:cs="Helvetica"/>
-                <w:i w:val="false"/>
-                <w:b w:val="false"/>
-                <w:u w:val="none"/>
-                <w:sz w:val="22"/>
-                <w:szCs w:val="22"/>
-                <w:color w:val="000000"/>
-              </w:rPr>
-              <w:t xml:space="preserve">0.20, 2.30</w:t>
-            </w:r>
-          </w:p>
-        </w:tc>
-        <w:tc>
-          <w:tcPr>
-            <w:tcBorders>
-              <w:bottom w:val="none" w:sz="0" w:space="0" w:color="000000"/>
-              <w:top w:val="none" w:sz="0" w:space="0" w:color="000000"/>
-              <w:left w:val="none" w:sz="0" w:space="0" w:color="000000"/>
-              <w:right w:val="none" w:sz="0" w:space="0" w:color="000000"/>
-            </w:tcBorders>
-            <w:shd w:val="clear" w:color="auto" w:fill="FFFFFF"/>
-            <w:tcMar>
-              <w:top w:w="0" w:type="dxa"/>
-              <w:bottom w:w="0" w:type="dxa"/>
-              <w:left w:w="0" w:type="dxa"/>
-              <w:right w:w="0" w:type="dxa"/>
-            </w:tcMar>
-            <w:vAlign w:val="top"/>
-          </w:tcPr>
-          <w:p>
-            <w:pPr>
-              <w:pStyle w:val="Normal"/>
-              <w:jc w:val="center"/>
-              <w:pBdr>
-                <w:bottom w:val="none" w:sz="0" w:space="0" w:color="000000"/>
-                <w:top w:val="none" w:sz="0" w:space="0" w:color="000000"/>
-                <w:left w:val="none" w:sz="0" w:space="0" w:color="000000"/>
-                <w:right w:val="none" w:sz="0" w:space="0" w:color="000000"/>
-              </w:pBdr>
-              <w:spacing w:after="100" w:before="100" w:line="240"/>
-              <w:ind w:left="100" w:right="100" w:firstLine="0" w:firstLineChars="0"/>
-              <w:rPr>
-                <w:rFonts w:ascii="Helvetica" w:hAnsi="Helvetica" w:eastAsia="Helvetica" w:cs="Helvetica"/>
-                <w:i w:val="false"/>
-                <w:b w:val="false"/>
-                <w:u w:val="none"/>
-                <w:sz w:val="22"/>
-                <w:szCs w:val="22"/>
-                <w:color w:val="000000"/>
-              </w:rPr>
-            </w:pPr>
-            <w:r>
-              <w:rPr>
-                <w:rFonts w:ascii="Helvetica" w:hAnsi="Helvetica" w:eastAsia="Helvetica" w:cs="Helvetica"/>
-                <w:i w:val="false"/>
-                <w:b w:val="false"/>
-                <w:u w:val="none"/>
-                <w:sz w:val="22"/>
-                <w:szCs w:val="22"/>
-                <w:color w:val="000000"/>
-              </w:rPr>
-              <w:t xml:space="preserve">0.530</w:t>
+              <w:t xml:space="preserve">0.95</w:t>
+            </w:r>
+          </w:p>
+        </w:tc>
+        <w:tc>
+          <w:tcPr>
+            <w:tcBorders>
+              <w:bottom w:val="none" w:sz="0" w:space="0" w:color="000000"/>
+              <w:top w:val="none" w:sz="0" w:space="0" w:color="000000"/>
+              <w:left w:val="none" w:sz="0" w:space="0" w:color="000000"/>
+              <w:right w:val="none" w:sz="0" w:space="0" w:color="000000"/>
+            </w:tcBorders>
+            <w:shd w:val="clear" w:color="auto" w:fill="FFFFFF"/>
+            <w:tcMar>
+              <w:top w:w="0" w:type="dxa"/>
+              <w:bottom w:w="0" w:type="dxa"/>
+              <w:left w:w="0" w:type="dxa"/>
+              <w:right w:w="0" w:type="dxa"/>
+            </w:tcMar>
+            <w:vAlign w:val="top"/>
+          </w:tcPr>
+          <w:p>
+            <w:pPr>
+              <w:pStyle w:val="Normal"/>
+              <w:jc w:val="center"/>
+              <w:pBdr>
+                <w:bottom w:val="none" w:sz="0" w:space="0" w:color="000000"/>
+                <w:top w:val="none" w:sz="0" w:space="0" w:color="000000"/>
+                <w:left w:val="none" w:sz="0" w:space="0" w:color="000000"/>
+                <w:right w:val="none" w:sz="0" w:space="0" w:color="000000"/>
+              </w:pBdr>
+              <w:spacing w:after="100" w:before="100" w:line="240"/>
+              <w:ind w:left="100" w:right="100" w:firstLine="0" w:firstLineChars="0"/>
+              <w:rPr>
+                <w:rFonts w:ascii="Helvetica" w:hAnsi="Helvetica" w:eastAsia="Helvetica" w:cs="Helvetica"/>
+                <w:i w:val="false"/>
+                <w:b w:val="false"/>
+                <w:u w:val="none"/>
+                <w:sz w:val="22"/>
+                <w:szCs w:val="22"/>
+                <w:color w:val="000000"/>
+              </w:rPr>
+            </w:pPr>
+            <w:r>
+              <w:rPr>
+                <w:rFonts w:ascii="Helvetica" w:hAnsi="Helvetica" w:eastAsia="Helvetica" w:cs="Helvetica"/>
+                <w:i w:val="false"/>
+                <w:b w:val="false"/>
+                <w:u w:val="none"/>
+                <w:sz w:val="22"/>
+                <w:szCs w:val="22"/>
+                <w:color w:val="000000"/>
+              </w:rPr>
+              <w:t xml:space="preserve">0.30, 3.03</w:t>
+            </w:r>
+          </w:p>
+        </w:tc>
+        <w:tc>
+          <w:tcPr>
+            <w:tcBorders>
+              <w:bottom w:val="none" w:sz="0" w:space="0" w:color="000000"/>
+              <w:top w:val="none" w:sz="0" w:space="0" w:color="000000"/>
+              <w:left w:val="none" w:sz="0" w:space="0" w:color="000000"/>
+              <w:right w:val="none" w:sz="0" w:space="0" w:color="000000"/>
+            </w:tcBorders>
+            <w:shd w:val="clear" w:color="auto" w:fill="FFFFFF"/>
+            <w:tcMar>
+              <w:top w:w="0" w:type="dxa"/>
+              <w:bottom w:w="0" w:type="dxa"/>
+              <w:left w:w="0" w:type="dxa"/>
+              <w:right w:w="0" w:type="dxa"/>
+            </w:tcMar>
+            <w:vAlign w:val="top"/>
+          </w:tcPr>
+          <w:p>
+            <w:pPr>
+              <w:pStyle w:val="Normal"/>
+              <w:jc w:val="center"/>
+              <w:pBdr>
+                <w:bottom w:val="none" w:sz="0" w:space="0" w:color="000000"/>
+                <w:top w:val="none" w:sz="0" w:space="0" w:color="000000"/>
+                <w:left w:val="none" w:sz="0" w:space="0" w:color="000000"/>
+                <w:right w:val="none" w:sz="0" w:space="0" w:color="000000"/>
+              </w:pBdr>
+              <w:spacing w:after="100" w:before="100" w:line="240"/>
+              <w:ind w:left="100" w:right="100" w:firstLine="0" w:firstLineChars="0"/>
+              <w:rPr>
+                <w:rFonts w:ascii="Helvetica" w:hAnsi="Helvetica" w:eastAsia="Helvetica" w:cs="Helvetica"/>
+                <w:i w:val="false"/>
+                <w:b w:val="false"/>
+                <w:u w:val="none"/>
+                <w:sz w:val="22"/>
+                <w:szCs w:val="22"/>
+                <w:color w:val="000000"/>
+              </w:rPr>
+            </w:pPr>
+            <w:r>
+              <w:rPr>
+                <w:rFonts w:ascii="Helvetica" w:hAnsi="Helvetica" w:eastAsia="Helvetica" w:cs="Helvetica"/>
+                <w:i w:val="false"/>
+                <w:b w:val="false"/>
+                <w:u w:val="none"/>
+                <w:sz w:val="22"/>
+                <w:szCs w:val="22"/>
+                <w:color w:val="000000"/>
+              </w:rPr>
+              <w:t xml:space="preserve">0.940</w:t>
             </w:r>
           </w:p>
         </w:tc>
@@ -10280,113 +10280,113 @@
                 <w:szCs w:val="22"/>
                 <w:color w:val="000000"/>
               </w:rPr>
-              <w:t xml:space="preserve">79,236</w:t>
-            </w:r>
-          </w:p>
-        </w:tc>
-        <w:tc>
-          <w:tcPr>
-            <w:tcBorders>
-              <w:bottom w:val="none" w:sz="0" w:space="0" w:color="000000"/>
-              <w:top w:val="none" w:sz="0" w:space="0" w:color="000000"/>
-              <w:left w:val="none" w:sz="0" w:space="0" w:color="000000"/>
-              <w:right w:val="none" w:sz="0" w:space="0" w:color="000000"/>
-            </w:tcBorders>
-            <w:shd w:val="clear" w:color="auto" w:fill="FFFFFF"/>
-            <w:tcMar>
-              <w:top w:w="0" w:type="dxa"/>
-              <w:bottom w:w="0" w:type="dxa"/>
-              <w:left w:w="0" w:type="dxa"/>
-              <w:right w:w="0" w:type="dxa"/>
-            </w:tcMar>
-            <w:vAlign w:val="top"/>
-          </w:tcPr>
-          <w:p>
-            <w:pPr>
-              <w:pStyle w:val="Normal"/>
-              <w:jc w:val="center"/>
-              <w:pBdr>
-                <w:bottom w:val="none" w:sz="0" w:space="0" w:color="000000"/>
-                <w:top w:val="none" w:sz="0" w:space="0" w:color="000000"/>
-                <w:left w:val="none" w:sz="0" w:space="0" w:color="000000"/>
-                <w:right w:val="none" w:sz="0" w:space="0" w:color="000000"/>
-              </w:pBdr>
-              <w:spacing w:after="100" w:before="100" w:line="240"/>
-              <w:ind w:left="100" w:right="100" w:firstLine="0" w:firstLineChars="0"/>
-              <w:rPr>
-                <w:rFonts w:ascii="Helvetica" w:hAnsi="Helvetica" w:eastAsia="Helvetica" w:cs="Helvetica"/>
-                <w:i w:val="false"/>
-                <w:b w:val="false"/>
-                <w:u w:val="none"/>
-                <w:sz w:val="22"/>
-                <w:szCs w:val="22"/>
-                <w:color w:val="000000"/>
-              </w:rPr>
-            </w:pPr>
-            <w:r>
-              <w:rPr>
-                <w:rFonts w:ascii="Helvetica" w:hAnsi="Helvetica" w:eastAsia="Helvetica" w:cs="Helvetica"/>
-                <w:i w:val="false"/>
-                <w:b w:val="false"/>
-                <w:u w:val="none"/>
-                <w:sz w:val="22"/>
-                <w:szCs w:val="22"/>
-                <w:color w:val="000000"/>
-              </w:rPr>
-              <w:t xml:space="preserve">2,900, 2,165,258</w:t>
-            </w:r>
-          </w:p>
-        </w:tc>
-        <w:tc>
-          <w:tcPr>
-            <w:tcBorders>
-              <w:bottom w:val="none" w:sz="0" w:space="0" w:color="000000"/>
-              <w:top w:val="none" w:sz="0" w:space="0" w:color="000000"/>
-              <w:left w:val="none" w:sz="0" w:space="0" w:color="000000"/>
-              <w:right w:val="none" w:sz="0" w:space="0" w:color="000000"/>
-            </w:tcBorders>
-            <w:shd w:val="clear" w:color="auto" w:fill="FFFFFF"/>
-            <w:tcMar>
-              <w:top w:w="0" w:type="dxa"/>
-              <w:bottom w:w="0" w:type="dxa"/>
-              <w:left w:w="0" w:type="dxa"/>
-              <w:right w:w="0" w:type="dxa"/>
-            </w:tcMar>
-            <w:vAlign w:val="top"/>
-          </w:tcPr>
-          <w:p>
-            <w:pPr>
-              <w:pStyle w:val="Normal"/>
-              <w:jc w:val="center"/>
-              <w:pBdr>
-                <w:bottom w:val="none" w:sz="0" w:space="0" w:color="000000"/>
-                <w:top w:val="none" w:sz="0" w:space="0" w:color="000000"/>
-                <w:left w:val="none" w:sz="0" w:space="0" w:color="000000"/>
-                <w:right w:val="none" w:sz="0" w:space="0" w:color="000000"/>
-              </w:pBdr>
-              <w:spacing w:after="100" w:before="100" w:line="240"/>
-              <w:ind w:left="100" w:right="100" w:firstLine="0" w:firstLineChars="0"/>
-              <w:rPr>
-                <w:rFonts w:ascii="Helvetica" w:hAnsi="Helvetica" w:eastAsia="Helvetica" w:cs="Helvetica"/>
-                <w:i w:val="false"/>
-                <w:b w:val="false"/>
-                <w:u w:val="none"/>
-                <w:sz w:val="22"/>
-                <w:szCs w:val="22"/>
-                <w:color w:val="000000"/>
-              </w:rPr>
-            </w:pPr>
-            <w:r>
-              <w:rPr>
-                <w:rFonts w:ascii="Helvetica" w:hAnsi="Helvetica" w:eastAsia="Helvetica" w:cs="Helvetica"/>
-                <w:i w:val="false"/>
-                <w:b w:val="false"/>
-                <w:u w:val="none"/>
-                <w:sz w:val="22"/>
-                <w:szCs w:val="22"/>
-                <w:color w:val="000000"/>
-              </w:rPr>
-              <w:t xml:space="preserve">&lt;0.001</w:t>
+              <w:t xml:space="preserve">82.7</w:t>
+            </w:r>
+          </w:p>
+        </w:tc>
+        <w:tc>
+          <w:tcPr>
+            <w:tcBorders>
+              <w:bottom w:val="none" w:sz="0" w:space="0" w:color="000000"/>
+              <w:top w:val="none" w:sz="0" w:space="0" w:color="000000"/>
+              <w:left w:val="none" w:sz="0" w:space="0" w:color="000000"/>
+              <w:right w:val="none" w:sz="0" w:space="0" w:color="000000"/>
+            </w:tcBorders>
+            <w:shd w:val="clear" w:color="auto" w:fill="FFFFFF"/>
+            <w:tcMar>
+              <w:top w:w="0" w:type="dxa"/>
+              <w:bottom w:w="0" w:type="dxa"/>
+              <w:left w:w="0" w:type="dxa"/>
+              <w:right w:w="0" w:type="dxa"/>
+            </w:tcMar>
+            <w:vAlign w:val="top"/>
+          </w:tcPr>
+          <w:p>
+            <w:pPr>
+              <w:pStyle w:val="Normal"/>
+              <w:jc w:val="center"/>
+              <w:pBdr>
+                <w:bottom w:val="none" w:sz="0" w:space="0" w:color="000000"/>
+                <w:top w:val="none" w:sz="0" w:space="0" w:color="000000"/>
+                <w:left w:val="none" w:sz="0" w:space="0" w:color="000000"/>
+                <w:right w:val="none" w:sz="0" w:space="0" w:color="000000"/>
+              </w:pBdr>
+              <w:spacing w:after="100" w:before="100" w:line="240"/>
+              <w:ind w:left="100" w:right="100" w:firstLine="0" w:firstLineChars="0"/>
+              <w:rPr>
+                <w:rFonts w:ascii="Helvetica" w:hAnsi="Helvetica" w:eastAsia="Helvetica" w:cs="Helvetica"/>
+                <w:i w:val="false"/>
+                <w:b w:val="false"/>
+                <w:u w:val="none"/>
+                <w:sz w:val="22"/>
+                <w:szCs w:val="22"/>
+                <w:color w:val="000000"/>
+              </w:rPr>
+            </w:pPr>
+            <w:r>
+              <w:rPr>
+                <w:rFonts w:ascii="Helvetica" w:hAnsi="Helvetica" w:eastAsia="Helvetica" w:cs="Helvetica"/>
+                <w:i w:val="false"/>
+                <w:b w:val="false"/>
+                <w:u w:val="none"/>
+                <w:sz w:val="22"/>
+                <w:szCs w:val="22"/>
+                <w:color w:val="000000"/>
+              </w:rPr>
+              <w:t xml:space="preserve">3.49, 1,959</w:t>
+            </w:r>
+          </w:p>
+        </w:tc>
+        <w:tc>
+          <w:tcPr>
+            <w:tcBorders>
+              <w:bottom w:val="none" w:sz="0" w:space="0" w:color="000000"/>
+              <w:top w:val="none" w:sz="0" w:space="0" w:color="000000"/>
+              <w:left w:val="none" w:sz="0" w:space="0" w:color="000000"/>
+              <w:right w:val="none" w:sz="0" w:space="0" w:color="000000"/>
+            </w:tcBorders>
+            <w:shd w:val="clear" w:color="auto" w:fill="FFFFFF"/>
+            <w:tcMar>
+              <w:top w:w="0" w:type="dxa"/>
+              <w:bottom w:w="0" w:type="dxa"/>
+              <w:left w:w="0" w:type="dxa"/>
+              <w:right w:w="0" w:type="dxa"/>
+            </w:tcMar>
+            <w:vAlign w:val="top"/>
+          </w:tcPr>
+          <w:p>
+            <w:pPr>
+              <w:pStyle w:val="Normal"/>
+              <w:jc w:val="center"/>
+              <w:pBdr>
+                <w:bottom w:val="none" w:sz="0" w:space="0" w:color="000000"/>
+                <w:top w:val="none" w:sz="0" w:space="0" w:color="000000"/>
+                <w:left w:val="none" w:sz="0" w:space="0" w:color="000000"/>
+                <w:right w:val="none" w:sz="0" w:space="0" w:color="000000"/>
+              </w:pBdr>
+              <w:spacing w:after="100" w:before="100" w:line="240"/>
+              <w:ind w:left="100" w:right="100" w:firstLine="0" w:firstLineChars="0"/>
+              <w:rPr>
+                <w:rFonts w:ascii="Helvetica" w:hAnsi="Helvetica" w:eastAsia="Helvetica" w:cs="Helvetica"/>
+                <w:i w:val="false"/>
+                <w:b w:val="false"/>
+                <w:u w:val="none"/>
+                <w:sz w:val="22"/>
+                <w:szCs w:val="22"/>
+                <w:color w:val="000000"/>
+              </w:rPr>
+            </w:pPr>
+            <w:r>
+              <w:rPr>
+                <w:rFonts w:ascii="Helvetica" w:hAnsi="Helvetica" w:eastAsia="Helvetica" w:cs="Helvetica"/>
+                <w:i w:val="false"/>
+                <w:b w:val="false"/>
+                <w:u w:val="none"/>
+                <w:sz w:val="22"/>
+                <w:szCs w:val="22"/>
+                <w:color w:val="000000"/>
+              </w:rPr>
+              <w:t xml:space="preserve">0.006</w:t>
             </w:r>
           </w:p>
         </w:tc>
@@ -10551,113 +10551,113 @@
                 <w:szCs w:val="22"/>
                 <w:color w:val="000000"/>
               </w:rPr>
-              <w:t xml:space="preserve">1.60</w:t>
-            </w:r>
-          </w:p>
-        </w:tc>
-        <w:tc>
-          <w:tcPr>
-            <w:tcBorders>
-              <w:bottom w:val="none" w:sz="0" w:space="0" w:color="000000"/>
-              <w:top w:val="none" w:sz="0" w:space="0" w:color="000000"/>
-              <w:left w:val="none" w:sz="0" w:space="0" w:color="000000"/>
-              <w:right w:val="none" w:sz="0" w:space="0" w:color="000000"/>
-            </w:tcBorders>
-            <w:shd w:val="clear" w:color="auto" w:fill="FFFFFF"/>
-            <w:tcMar>
-              <w:top w:w="0" w:type="dxa"/>
-              <w:bottom w:w="0" w:type="dxa"/>
-              <w:left w:w="0" w:type="dxa"/>
-              <w:right w:w="0" w:type="dxa"/>
-            </w:tcMar>
-            <w:vAlign w:val="top"/>
-          </w:tcPr>
-          <w:p>
-            <w:pPr>
-              <w:pStyle w:val="Normal"/>
-              <w:jc w:val="center"/>
-              <w:pBdr>
-                <w:bottom w:val="none" w:sz="0" w:space="0" w:color="000000"/>
-                <w:top w:val="none" w:sz="0" w:space="0" w:color="000000"/>
-                <w:left w:val="none" w:sz="0" w:space="0" w:color="000000"/>
-                <w:right w:val="none" w:sz="0" w:space="0" w:color="000000"/>
-              </w:pBdr>
-              <w:spacing w:after="100" w:before="100" w:line="240"/>
-              <w:ind w:left="100" w:right="100" w:firstLine="0" w:firstLineChars="0"/>
-              <w:rPr>
-                <w:rFonts w:ascii="Helvetica" w:hAnsi="Helvetica" w:eastAsia="Helvetica" w:cs="Helvetica"/>
-                <w:i w:val="false"/>
-                <w:b w:val="false"/>
-                <w:u w:val="none"/>
-                <w:sz w:val="22"/>
-                <w:szCs w:val="22"/>
-                <w:color w:val="000000"/>
-              </w:rPr>
-            </w:pPr>
-            <w:r>
-              <w:rPr>
-                <w:rFonts w:ascii="Helvetica" w:hAnsi="Helvetica" w:eastAsia="Helvetica" w:cs="Helvetica"/>
-                <w:i w:val="false"/>
-                <w:b w:val="false"/>
-                <w:u w:val="none"/>
-                <w:sz w:val="22"/>
-                <w:szCs w:val="22"/>
-                <w:color w:val="000000"/>
-              </w:rPr>
-              <w:t xml:space="preserve">0.43, 5.98</w:t>
-            </w:r>
-          </w:p>
-        </w:tc>
-        <w:tc>
-          <w:tcPr>
-            <w:tcBorders>
-              <w:bottom w:val="none" w:sz="0" w:space="0" w:color="000000"/>
-              <w:top w:val="none" w:sz="0" w:space="0" w:color="000000"/>
-              <w:left w:val="none" w:sz="0" w:space="0" w:color="000000"/>
-              <w:right w:val="none" w:sz="0" w:space="0" w:color="000000"/>
-            </w:tcBorders>
-            <w:shd w:val="clear" w:color="auto" w:fill="FFFFFF"/>
-            <w:tcMar>
-              <w:top w:w="0" w:type="dxa"/>
-              <w:bottom w:w="0" w:type="dxa"/>
-              <w:left w:w="0" w:type="dxa"/>
-              <w:right w:w="0" w:type="dxa"/>
-            </w:tcMar>
-            <w:vAlign w:val="top"/>
-          </w:tcPr>
-          <w:p>
-            <w:pPr>
-              <w:pStyle w:val="Normal"/>
-              <w:jc w:val="center"/>
-              <w:pBdr>
-                <w:bottom w:val="none" w:sz="0" w:space="0" w:color="000000"/>
-                <w:top w:val="none" w:sz="0" w:space="0" w:color="000000"/>
-                <w:left w:val="none" w:sz="0" w:space="0" w:color="000000"/>
-                <w:right w:val="none" w:sz="0" w:space="0" w:color="000000"/>
-              </w:pBdr>
-              <w:spacing w:after="100" w:before="100" w:line="240"/>
-              <w:ind w:left="100" w:right="100" w:firstLine="0" w:firstLineChars="0"/>
-              <w:rPr>
-                <w:rFonts w:ascii="Helvetica" w:hAnsi="Helvetica" w:eastAsia="Helvetica" w:cs="Helvetica"/>
-                <w:i w:val="false"/>
-                <w:b w:val="false"/>
-                <w:u w:val="none"/>
-                <w:sz w:val="22"/>
-                <w:szCs w:val="22"/>
-                <w:color w:val="000000"/>
-              </w:rPr>
-            </w:pPr>
-            <w:r>
-              <w:rPr>
-                <w:rFonts w:ascii="Helvetica" w:hAnsi="Helvetica" w:eastAsia="Helvetica" w:cs="Helvetica"/>
-                <w:i w:val="false"/>
-                <w:b w:val="false"/>
-                <w:u w:val="none"/>
-                <w:sz w:val="22"/>
-                <w:szCs w:val="22"/>
-                <w:color w:val="000000"/>
-              </w:rPr>
-              <w:t xml:space="preserve">0.480</w:t>
+              <w:t xml:space="preserve">1.07</w:t>
+            </w:r>
+          </w:p>
+        </w:tc>
+        <w:tc>
+          <w:tcPr>
+            <w:tcBorders>
+              <w:bottom w:val="none" w:sz="0" w:space="0" w:color="000000"/>
+              <w:top w:val="none" w:sz="0" w:space="0" w:color="000000"/>
+              <w:left w:val="none" w:sz="0" w:space="0" w:color="000000"/>
+              <w:right w:val="none" w:sz="0" w:space="0" w:color="000000"/>
+            </w:tcBorders>
+            <w:shd w:val="clear" w:color="auto" w:fill="FFFFFF"/>
+            <w:tcMar>
+              <w:top w:w="0" w:type="dxa"/>
+              <w:bottom w:w="0" w:type="dxa"/>
+              <w:left w:w="0" w:type="dxa"/>
+              <w:right w:w="0" w:type="dxa"/>
+            </w:tcMar>
+            <w:vAlign w:val="top"/>
+          </w:tcPr>
+          <w:p>
+            <w:pPr>
+              <w:pStyle w:val="Normal"/>
+              <w:jc w:val="center"/>
+              <w:pBdr>
+                <w:bottom w:val="none" w:sz="0" w:space="0" w:color="000000"/>
+                <w:top w:val="none" w:sz="0" w:space="0" w:color="000000"/>
+                <w:left w:val="none" w:sz="0" w:space="0" w:color="000000"/>
+                <w:right w:val="none" w:sz="0" w:space="0" w:color="000000"/>
+              </w:pBdr>
+              <w:spacing w:after="100" w:before="100" w:line="240"/>
+              <w:ind w:left="100" w:right="100" w:firstLine="0" w:firstLineChars="0"/>
+              <w:rPr>
+                <w:rFonts w:ascii="Helvetica" w:hAnsi="Helvetica" w:eastAsia="Helvetica" w:cs="Helvetica"/>
+                <w:i w:val="false"/>
+                <w:b w:val="false"/>
+                <w:u w:val="none"/>
+                <w:sz w:val="22"/>
+                <w:szCs w:val="22"/>
+                <w:color w:val="000000"/>
+              </w:rPr>
+            </w:pPr>
+            <w:r>
+              <w:rPr>
+                <w:rFonts w:ascii="Helvetica" w:hAnsi="Helvetica" w:eastAsia="Helvetica" w:cs="Helvetica"/>
+                <w:i w:val="false"/>
+                <w:b w:val="false"/>
+                <w:u w:val="none"/>
+                <w:sz w:val="22"/>
+                <w:szCs w:val="22"/>
+                <w:color w:val="000000"/>
+              </w:rPr>
+              <w:t xml:space="preserve">0.36, 3.19</w:t>
+            </w:r>
+          </w:p>
+        </w:tc>
+        <w:tc>
+          <w:tcPr>
+            <w:tcBorders>
+              <w:bottom w:val="none" w:sz="0" w:space="0" w:color="000000"/>
+              <w:top w:val="none" w:sz="0" w:space="0" w:color="000000"/>
+              <w:left w:val="none" w:sz="0" w:space="0" w:color="000000"/>
+              <w:right w:val="none" w:sz="0" w:space="0" w:color="000000"/>
+            </w:tcBorders>
+            <w:shd w:val="clear" w:color="auto" w:fill="FFFFFF"/>
+            <w:tcMar>
+              <w:top w:w="0" w:type="dxa"/>
+              <w:bottom w:w="0" w:type="dxa"/>
+              <w:left w:w="0" w:type="dxa"/>
+              <w:right w:w="0" w:type="dxa"/>
+            </w:tcMar>
+            <w:vAlign w:val="top"/>
+          </w:tcPr>
+          <w:p>
+            <w:pPr>
+              <w:pStyle w:val="Normal"/>
+              <w:jc w:val="center"/>
+              <w:pBdr>
+                <w:bottom w:val="none" w:sz="0" w:space="0" w:color="000000"/>
+                <w:top w:val="none" w:sz="0" w:space="0" w:color="000000"/>
+                <w:left w:val="none" w:sz="0" w:space="0" w:color="000000"/>
+                <w:right w:val="none" w:sz="0" w:space="0" w:color="000000"/>
+              </w:pBdr>
+              <w:spacing w:after="100" w:before="100" w:line="240"/>
+              <w:ind w:left="100" w:right="100" w:firstLine="0" w:firstLineChars="0"/>
+              <w:rPr>
+                <w:rFonts w:ascii="Helvetica" w:hAnsi="Helvetica" w:eastAsia="Helvetica" w:cs="Helvetica"/>
+                <w:i w:val="false"/>
+                <w:b w:val="false"/>
+                <w:u w:val="none"/>
+                <w:sz w:val="22"/>
+                <w:szCs w:val="22"/>
+                <w:color w:val="000000"/>
+              </w:rPr>
+            </w:pPr>
+            <w:r>
+              <w:rPr>
+                <w:rFonts w:ascii="Helvetica" w:hAnsi="Helvetica" w:eastAsia="Helvetica" w:cs="Helvetica"/>
+                <w:i w:val="false"/>
+                <w:b w:val="false"/>
+                <w:u w:val="none"/>
+                <w:sz w:val="22"/>
+                <w:szCs w:val="22"/>
+                <w:color w:val="000000"/>
+              </w:rPr>
+              <w:t xml:space="preserve">0.900</w:t>
             </w:r>
           </w:p>
         </w:tc>
@@ -10763,113 +10763,113 @@
                 <w:szCs w:val="22"/>
                 <w:color w:val="000000"/>
               </w:rPr>
-              <w:t xml:space="preserve">2,237</w:t>
-            </w:r>
-          </w:p>
-        </w:tc>
-        <w:tc>
-          <w:tcPr>
-            <w:tcBorders>
-              <w:bottom w:val="none" w:sz="0" w:space="0" w:color="000000"/>
-              <w:top w:val="none" w:sz="0" w:space="0" w:color="000000"/>
-              <w:left w:val="none" w:sz="0" w:space="0" w:color="000000"/>
-              <w:right w:val="none" w:sz="0" w:space="0" w:color="000000"/>
-            </w:tcBorders>
-            <w:shd w:val="clear" w:color="auto" w:fill="FFFFFF"/>
-            <w:tcMar>
-              <w:top w:w="0" w:type="dxa"/>
-              <w:bottom w:w="0" w:type="dxa"/>
-              <w:left w:w="0" w:type="dxa"/>
-              <w:right w:w="0" w:type="dxa"/>
-            </w:tcMar>
-            <w:vAlign w:val="top"/>
-          </w:tcPr>
-          <w:p>
-            <w:pPr>
-              <w:pStyle w:val="Normal"/>
-              <w:jc w:val="center"/>
-              <w:pBdr>
-                <w:bottom w:val="none" w:sz="0" w:space="0" w:color="000000"/>
-                <w:top w:val="none" w:sz="0" w:space="0" w:color="000000"/>
-                <w:left w:val="none" w:sz="0" w:space="0" w:color="000000"/>
-                <w:right w:val="none" w:sz="0" w:space="0" w:color="000000"/>
-              </w:pBdr>
-              <w:spacing w:after="100" w:before="100" w:line="240"/>
-              <w:ind w:left="100" w:right="100" w:firstLine="0" w:firstLineChars="0"/>
-              <w:rPr>
-                <w:rFonts w:ascii="Helvetica" w:hAnsi="Helvetica" w:eastAsia="Helvetica" w:cs="Helvetica"/>
-                <w:i w:val="false"/>
-                <w:b w:val="false"/>
-                <w:u w:val="none"/>
-                <w:sz w:val="22"/>
-                <w:szCs w:val="22"/>
-                <w:color w:val="000000"/>
-              </w:rPr>
-            </w:pPr>
-            <w:r>
-              <w:rPr>
-                <w:rFonts w:ascii="Helvetica" w:hAnsi="Helvetica" w:eastAsia="Helvetica" w:cs="Helvetica"/>
-                <w:i w:val="false"/>
-                <w:b w:val="false"/>
-                <w:u w:val="none"/>
-                <w:sz w:val="22"/>
-                <w:szCs w:val="22"/>
-                <w:color w:val="000000"/>
-              </w:rPr>
-              <w:t xml:space="preserve">295, 16,982</w:t>
-            </w:r>
-          </w:p>
-        </w:tc>
-        <w:tc>
-          <w:tcPr>
-            <w:tcBorders>
-              <w:bottom w:val="none" w:sz="0" w:space="0" w:color="000000"/>
-              <w:top w:val="none" w:sz="0" w:space="0" w:color="000000"/>
-              <w:left w:val="none" w:sz="0" w:space="0" w:color="000000"/>
-              <w:right w:val="none" w:sz="0" w:space="0" w:color="000000"/>
-            </w:tcBorders>
-            <w:shd w:val="clear" w:color="auto" w:fill="FFFFFF"/>
-            <w:tcMar>
-              <w:top w:w="0" w:type="dxa"/>
-              <w:bottom w:w="0" w:type="dxa"/>
-              <w:left w:w="0" w:type="dxa"/>
-              <w:right w:w="0" w:type="dxa"/>
-            </w:tcMar>
-            <w:vAlign w:val="top"/>
-          </w:tcPr>
-          <w:p>
-            <w:pPr>
-              <w:pStyle w:val="Normal"/>
-              <w:jc w:val="center"/>
-              <w:pBdr>
-                <w:bottom w:val="none" w:sz="0" w:space="0" w:color="000000"/>
-                <w:top w:val="none" w:sz="0" w:space="0" w:color="000000"/>
-                <w:left w:val="none" w:sz="0" w:space="0" w:color="000000"/>
-                <w:right w:val="none" w:sz="0" w:space="0" w:color="000000"/>
-              </w:pBdr>
-              <w:spacing w:after="100" w:before="100" w:line="240"/>
-              <w:ind w:left="100" w:right="100" w:firstLine="0" w:firstLineChars="0"/>
-              <w:rPr>
-                <w:rFonts w:ascii="Helvetica" w:hAnsi="Helvetica" w:eastAsia="Helvetica" w:cs="Helvetica"/>
-                <w:i w:val="false"/>
-                <w:b w:val="false"/>
-                <w:u w:val="none"/>
-                <w:sz w:val="22"/>
-                <w:szCs w:val="22"/>
-                <w:color w:val="000000"/>
-              </w:rPr>
-            </w:pPr>
-            <w:r>
-              <w:rPr>
-                <w:rFonts w:ascii="Helvetica" w:hAnsi="Helvetica" w:eastAsia="Helvetica" w:cs="Helvetica"/>
-                <w:i w:val="false"/>
-                <w:b w:val="false"/>
-                <w:u w:val="none"/>
-                <w:sz w:val="22"/>
-                <w:szCs w:val="22"/>
-                <w:color w:val="000000"/>
-              </w:rPr>
-              <w:t xml:space="preserve">&lt;0.001</w:t>
+              <w:t xml:space="preserve">3.10</w:t>
+            </w:r>
+          </w:p>
+        </w:tc>
+        <w:tc>
+          <w:tcPr>
+            <w:tcBorders>
+              <w:bottom w:val="none" w:sz="0" w:space="0" w:color="000000"/>
+              <w:top w:val="none" w:sz="0" w:space="0" w:color="000000"/>
+              <w:left w:val="none" w:sz="0" w:space="0" w:color="000000"/>
+              <w:right w:val="none" w:sz="0" w:space="0" w:color="000000"/>
+            </w:tcBorders>
+            <w:shd w:val="clear" w:color="auto" w:fill="FFFFFF"/>
+            <w:tcMar>
+              <w:top w:w="0" w:type="dxa"/>
+              <w:bottom w:w="0" w:type="dxa"/>
+              <w:left w:w="0" w:type="dxa"/>
+              <w:right w:w="0" w:type="dxa"/>
+            </w:tcMar>
+            <w:vAlign w:val="top"/>
+          </w:tcPr>
+          <w:p>
+            <w:pPr>
+              <w:pStyle w:val="Normal"/>
+              <w:jc w:val="center"/>
+              <w:pBdr>
+                <w:bottom w:val="none" w:sz="0" w:space="0" w:color="000000"/>
+                <w:top w:val="none" w:sz="0" w:space="0" w:color="000000"/>
+                <w:left w:val="none" w:sz="0" w:space="0" w:color="000000"/>
+                <w:right w:val="none" w:sz="0" w:space="0" w:color="000000"/>
+              </w:pBdr>
+              <w:spacing w:after="100" w:before="100" w:line="240"/>
+              <w:ind w:left="100" w:right="100" w:firstLine="0" w:firstLineChars="0"/>
+              <w:rPr>
+                <w:rFonts w:ascii="Helvetica" w:hAnsi="Helvetica" w:eastAsia="Helvetica" w:cs="Helvetica"/>
+                <w:i w:val="false"/>
+                <w:b w:val="false"/>
+                <w:u w:val="none"/>
+                <w:sz w:val="22"/>
+                <w:szCs w:val="22"/>
+                <w:color w:val="000000"/>
+              </w:rPr>
+            </w:pPr>
+            <w:r>
+              <w:rPr>
+                <w:rFonts w:ascii="Helvetica" w:hAnsi="Helvetica" w:eastAsia="Helvetica" w:cs="Helvetica"/>
+                <w:i w:val="false"/>
+                <w:b w:val="false"/>
+                <w:u w:val="none"/>
+                <w:sz w:val="22"/>
+                <w:szCs w:val="22"/>
+                <w:color w:val="000000"/>
+              </w:rPr>
+              <w:t xml:space="preserve">0.41, 23.2</w:t>
+            </w:r>
+          </w:p>
+        </w:tc>
+        <w:tc>
+          <w:tcPr>
+            <w:tcBorders>
+              <w:bottom w:val="none" w:sz="0" w:space="0" w:color="000000"/>
+              <w:top w:val="none" w:sz="0" w:space="0" w:color="000000"/>
+              <w:left w:val="none" w:sz="0" w:space="0" w:color="000000"/>
+              <w:right w:val="none" w:sz="0" w:space="0" w:color="000000"/>
+            </w:tcBorders>
+            <w:shd w:val="clear" w:color="auto" w:fill="FFFFFF"/>
+            <w:tcMar>
+              <w:top w:w="0" w:type="dxa"/>
+              <w:bottom w:w="0" w:type="dxa"/>
+              <w:left w:w="0" w:type="dxa"/>
+              <w:right w:w="0" w:type="dxa"/>
+            </w:tcMar>
+            <w:vAlign w:val="top"/>
+          </w:tcPr>
+          <w:p>
+            <w:pPr>
+              <w:pStyle w:val="Normal"/>
+              <w:jc w:val="center"/>
+              <w:pBdr>
+                <w:bottom w:val="none" w:sz="0" w:space="0" w:color="000000"/>
+                <w:top w:val="none" w:sz="0" w:space="0" w:color="000000"/>
+                <w:left w:val="none" w:sz="0" w:space="0" w:color="000000"/>
+                <w:right w:val="none" w:sz="0" w:space="0" w:color="000000"/>
+              </w:pBdr>
+              <w:spacing w:after="100" w:before="100" w:line="240"/>
+              <w:ind w:left="100" w:right="100" w:firstLine="0" w:firstLineChars="0"/>
+              <w:rPr>
+                <w:rFonts w:ascii="Helvetica" w:hAnsi="Helvetica" w:eastAsia="Helvetica" w:cs="Helvetica"/>
+                <w:i w:val="false"/>
+                <w:b w:val="false"/>
+                <w:u w:val="none"/>
+                <w:sz w:val="22"/>
+                <w:szCs w:val="22"/>
+                <w:color w:val="000000"/>
+              </w:rPr>
+            </w:pPr>
+            <w:r>
+              <w:rPr>
+                <w:rFonts w:ascii="Helvetica" w:hAnsi="Helvetica" w:eastAsia="Helvetica" w:cs="Helvetica"/>
+                <w:i w:val="false"/>
+                <w:b w:val="false"/>
+                <w:u w:val="none"/>
+                <w:sz w:val="22"/>
+                <w:szCs w:val="22"/>
+                <w:color w:val="000000"/>
+              </w:rPr>
+              <w:t xml:space="preserve">0.270</w:t>
             </w:r>
           </w:p>
         </w:tc>
@@ -11034,113 +11034,113 @@
                 <w:szCs w:val="22"/>
                 <w:color w:val="000000"/>
               </w:rPr>
-              <w:t xml:space="preserve">2.66</w:t>
-            </w:r>
-          </w:p>
-        </w:tc>
-        <w:tc>
-          <w:tcPr>
-            <w:tcBorders>
-              <w:bottom w:val="none" w:sz="0" w:space="0" w:color="000000"/>
-              <w:top w:val="none" w:sz="0" w:space="0" w:color="000000"/>
-              <w:left w:val="none" w:sz="0" w:space="0" w:color="000000"/>
-              <w:right w:val="none" w:sz="0" w:space="0" w:color="000000"/>
-            </w:tcBorders>
-            <w:shd w:val="clear" w:color="auto" w:fill="FFFFFF"/>
-            <w:tcMar>
-              <w:top w:w="0" w:type="dxa"/>
-              <w:bottom w:w="0" w:type="dxa"/>
-              <w:left w:w="0" w:type="dxa"/>
-              <w:right w:w="0" w:type="dxa"/>
-            </w:tcMar>
-            <w:vAlign w:val="top"/>
-          </w:tcPr>
-          <w:p>
-            <w:pPr>
-              <w:pStyle w:val="Normal"/>
-              <w:jc w:val="center"/>
-              <w:pBdr>
-                <w:bottom w:val="none" w:sz="0" w:space="0" w:color="000000"/>
-                <w:top w:val="none" w:sz="0" w:space="0" w:color="000000"/>
-                <w:left w:val="none" w:sz="0" w:space="0" w:color="000000"/>
-                <w:right w:val="none" w:sz="0" w:space="0" w:color="000000"/>
-              </w:pBdr>
-              <w:spacing w:after="100" w:before="100" w:line="240"/>
-              <w:ind w:left="100" w:right="100" w:firstLine="0" w:firstLineChars="0"/>
-              <w:rPr>
-                <w:rFonts w:ascii="Helvetica" w:hAnsi="Helvetica" w:eastAsia="Helvetica" w:cs="Helvetica"/>
-                <w:i w:val="false"/>
-                <w:b w:val="false"/>
-                <w:u w:val="none"/>
-                <w:sz w:val="22"/>
-                <w:szCs w:val="22"/>
-                <w:color w:val="000000"/>
-              </w:rPr>
-            </w:pPr>
-            <w:r>
-              <w:rPr>
-                <w:rFonts w:ascii="Helvetica" w:hAnsi="Helvetica" w:eastAsia="Helvetica" w:cs="Helvetica"/>
-                <w:i w:val="false"/>
-                <w:b w:val="false"/>
-                <w:u w:val="none"/>
-                <w:sz w:val="22"/>
-                <w:szCs w:val="22"/>
-                <w:color w:val="000000"/>
-              </w:rPr>
-              <w:t xml:space="preserve">0.31, 22.9</w:t>
-            </w:r>
-          </w:p>
-        </w:tc>
-        <w:tc>
-          <w:tcPr>
-            <w:tcBorders>
-              <w:bottom w:val="none" w:sz="0" w:space="0" w:color="000000"/>
-              <w:top w:val="none" w:sz="0" w:space="0" w:color="000000"/>
-              <w:left w:val="none" w:sz="0" w:space="0" w:color="000000"/>
-              <w:right w:val="none" w:sz="0" w:space="0" w:color="000000"/>
-            </w:tcBorders>
-            <w:shd w:val="clear" w:color="auto" w:fill="FFFFFF"/>
-            <w:tcMar>
-              <w:top w:w="0" w:type="dxa"/>
-              <w:bottom w:w="0" w:type="dxa"/>
-              <w:left w:w="0" w:type="dxa"/>
-              <w:right w:w="0" w:type="dxa"/>
-            </w:tcMar>
-            <w:vAlign w:val="top"/>
-          </w:tcPr>
-          <w:p>
-            <w:pPr>
-              <w:pStyle w:val="Normal"/>
-              <w:jc w:val="center"/>
-              <w:pBdr>
-                <w:bottom w:val="none" w:sz="0" w:space="0" w:color="000000"/>
-                <w:top w:val="none" w:sz="0" w:space="0" w:color="000000"/>
-                <w:left w:val="none" w:sz="0" w:space="0" w:color="000000"/>
-                <w:right w:val="none" w:sz="0" w:space="0" w:color="000000"/>
-              </w:pBdr>
-              <w:spacing w:after="100" w:before="100" w:line="240"/>
-              <w:ind w:left="100" w:right="100" w:firstLine="0" w:firstLineChars="0"/>
-              <w:rPr>
-                <w:rFonts w:ascii="Helvetica" w:hAnsi="Helvetica" w:eastAsia="Helvetica" w:cs="Helvetica"/>
-                <w:i w:val="false"/>
-                <w:b w:val="false"/>
-                <w:u w:val="none"/>
-                <w:sz w:val="22"/>
-                <w:szCs w:val="22"/>
-                <w:color w:val="000000"/>
-              </w:rPr>
-            </w:pPr>
-            <w:r>
-              <w:rPr>
-                <w:rFonts w:ascii="Helvetica" w:hAnsi="Helvetica" w:eastAsia="Helvetica" w:cs="Helvetica"/>
-                <w:i w:val="false"/>
-                <w:b w:val="false"/>
-                <w:u w:val="none"/>
-                <w:sz w:val="22"/>
-                <w:szCs w:val="22"/>
-                <w:color w:val="000000"/>
-              </w:rPr>
-              <w:t xml:space="preserve">0.370</w:t>
+              <w:t xml:space="preserve">2.10</w:t>
+            </w:r>
+          </w:p>
+        </w:tc>
+        <w:tc>
+          <w:tcPr>
+            <w:tcBorders>
+              <w:bottom w:val="none" w:sz="0" w:space="0" w:color="000000"/>
+              <w:top w:val="none" w:sz="0" w:space="0" w:color="000000"/>
+              <w:left w:val="none" w:sz="0" w:space="0" w:color="000000"/>
+              <w:right w:val="none" w:sz="0" w:space="0" w:color="000000"/>
+            </w:tcBorders>
+            <w:shd w:val="clear" w:color="auto" w:fill="FFFFFF"/>
+            <w:tcMar>
+              <w:top w:w="0" w:type="dxa"/>
+              <w:bottom w:w="0" w:type="dxa"/>
+              <w:left w:w="0" w:type="dxa"/>
+              <w:right w:w="0" w:type="dxa"/>
+            </w:tcMar>
+            <w:vAlign w:val="top"/>
+          </w:tcPr>
+          <w:p>
+            <w:pPr>
+              <w:pStyle w:val="Normal"/>
+              <w:jc w:val="center"/>
+              <w:pBdr>
+                <w:bottom w:val="none" w:sz="0" w:space="0" w:color="000000"/>
+                <w:top w:val="none" w:sz="0" w:space="0" w:color="000000"/>
+                <w:left w:val="none" w:sz="0" w:space="0" w:color="000000"/>
+                <w:right w:val="none" w:sz="0" w:space="0" w:color="000000"/>
+              </w:pBdr>
+              <w:spacing w:after="100" w:before="100" w:line="240"/>
+              <w:ind w:left="100" w:right="100" w:firstLine="0" w:firstLineChars="0"/>
+              <w:rPr>
+                <w:rFonts w:ascii="Helvetica" w:hAnsi="Helvetica" w:eastAsia="Helvetica" w:cs="Helvetica"/>
+                <w:i w:val="false"/>
+                <w:b w:val="false"/>
+                <w:u w:val="none"/>
+                <w:sz w:val="22"/>
+                <w:szCs w:val="22"/>
+                <w:color w:val="000000"/>
+              </w:rPr>
+            </w:pPr>
+            <w:r>
+              <w:rPr>
+                <w:rFonts w:ascii="Helvetica" w:hAnsi="Helvetica" w:eastAsia="Helvetica" w:cs="Helvetica"/>
+                <w:i w:val="false"/>
+                <w:b w:val="false"/>
+                <w:u w:val="none"/>
+                <w:sz w:val="22"/>
+                <w:szCs w:val="22"/>
+                <w:color w:val="000000"/>
+              </w:rPr>
+              <w:t xml:space="preserve">0.24, 18.1</w:t>
+            </w:r>
+          </w:p>
+        </w:tc>
+        <w:tc>
+          <w:tcPr>
+            <w:tcBorders>
+              <w:bottom w:val="none" w:sz="0" w:space="0" w:color="000000"/>
+              <w:top w:val="none" w:sz="0" w:space="0" w:color="000000"/>
+              <w:left w:val="none" w:sz="0" w:space="0" w:color="000000"/>
+              <w:right w:val="none" w:sz="0" w:space="0" w:color="000000"/>
+            </w:tcBorders>
+            <w:shd w:val="clear" w:color="auto" w:fill="FFFFFF"/>
+            <w:tcMar>
+              <w:top w:w="0" w:type="dxa"/>
+              <w:bottom w:w="0" w:type="dxa"/>
+              <w:left w:w="0" w:type="dxa"/>
+              <w:right w:w="0" w:type="dxa"/>
+            </w:tcMar>
+            <w:vAlign w:val="top"/>
+          </w:tcPr>
+          <w:p>
+            <w:pPr>
+              <w:pStyle w:val="Normal"/>
+              <w:jc w:val="center"/>
+              <w:pBdr>
+                <w:bottom w:val="none" w:sz="0" w:space="0" w:color="000000"/>
+                <w:top w:val="none" w:sz="0" w:space="0" w:color="000000"/>
+                <w:left w:val="none" w:sz="0" w:space="0" w:color="000000"/>
+                <w:right w:val="none" w:sz="0" w:space="0" w:color="000000"/>
+              </w:pBdr>
+              <w:spacing w:after="100" w:before="100" w:line="240"/>
+              <w:ind w:left="100" w:right="100" w:firstLine="0" w:firstLineChars="0"/>
+              <w:rPr>
+                <w:rFonts w:ascii="Helvetica" w:hAnsi="Helvetica" w:eastAsia="Helvetica" w:cs="Helvetica"/>
+                <w:i w:val="false"/>
+                <w:b w:val="false"/>
+                <w:u w:val="none"/>
+                <w:sz w:val="22"/>
+                <w:szCs w:val="22"/>
+                <w:color w:val="000000"/>
+              </w:rPr>
+            </w:pPr>
+            <w:r>
+              <w:rPr>
+                <w:rFonts w:ascii="Helvetica" w:hAnsi="Helvetica" w:eastAsia="Helvetica" w:cs="Helvetica"/>
+                <w:i w:val="false"/>
+                <w:b w:val="false"/>
+                <w:u w:val="none"/>
+                <w:sz w:val="22"/>
+                <w:szCs w:val="22"/>
+                <w:color w:val="000000"/>
+              </w:rPr>
+              <w:t xml:space="preserve">0.500</w:t>
             </w:r>
           </w:p>
         </w:tc>
@@ -11246,120 +11246,120 @@
                 <w:szCs w:val="22"/>
                 <w:color w:val="000000"/>
               </w:rPr>
-              <w:t xml:space="preserve">0.00</w:t>
-            </w:r>
-          </w:p>
-        </w:tc>
-        <w:tc>
-          <w:tcPr>
-            <w:tcBorders>
-              <w:bottom w:val="none" w:sz="0" w:space="0" w:color="000000"/>
-              <w:top w:val="none" w:sz="0" w:space="0" w:color="000000"/>
-              <w:left w:val="none" w:sz="0" w:space="0" w:color="000000"/>
-              <w:right w:val="none" w:sz="0" w:space="0" w:color="000000"/>
-            </w:tcBorders>
-            <w:shd w:val="clear" w:color="auto" w:fill="FFFFFF"/>
-            <w:tcMar>
-              <w:top w:w="0" w:type="dxa"/>
-              <w:bottom w:w="0" w:type="dxa"/>
-              <w:left w:w="0" w:type="dxa"/>
-              <w:right w:w="0" w:type="dxa"/>
-            </w:tcMar>
-            <w:vAlign w:val="top"/>
-          </w:tcPr>
-          <w:p>
-            <w:pPr>
-              <w:pStyle w:val="Normal"/>
-              <w:jc w:val="center"/>
-              <w:pBdr>
-                <w:bottom w:val="none" w:sz="0" w:space="0" w:color="000000"/>
-                <w:top w:val="none" w:sz="0" w:space="0" w:color="000000"/>
-                <w:left w:val="none" w:sz="0" w:space="0" w:color="000000"/>
-                <w:right w:val="none" w:sz="0" w:space="0" w:color="000000"/>
-              </w:pBdr>
-              <w:spacing w:after="100" w:before="100" w:line="240"/>
-              <w:ind w:left="100" w:right="100" w:firstLine="0" w:firstLineChars="0"/>
-              <w:rPr>
-                <w:rFonts w:ascii="Helvetica" w:hAnsi="Helvetica" w:eastAsia="Helvetica" w:cs="Helvetica"/>
-                <w:i w:val="false"/>
-                <w:b w:val="false"/>
-                <w:u w:val="none"/>
-                <w:sz w:val="22"/>
-                <w:szCs w:val="22"/>
-                <w:color w:val="000000"/>
-              </w:rPr>
-            </w:pPr>
-            <w:r>
-              <w:rPr>
-                <w:rFonts w:ascii="Helvetica" w:hAnsi="Helvetica" w:eastAsia="Helvetica" w:cs="Helvetica"/>
-                <w:i w:val="false"/>
-                <w:b w:val="false"/>
-                <w:u w:val="none"/>
-                <w:sz w:val="22"/>
-                <w:szCs w:val="22"/>
-                <w:color w:val="000000"/>
-              </w:rPr>
-              <w:t xml:space="preserve">0.00, 0.00</w:t>
-            </w:r>
-          </w:p>
-        </w:tc>
-        <w:tc>
-          <w:tcPr>
-            <w:tcBorders>
-              <w:bottom w:val="none" w:sz="0" w:space="0" w:color="000000"/>
-              <w:top w:val="none" w:sz="0" w:space="0" w:color="000000"/>
-              <w:left w:val="none" w:sz="0" w:space="0" w:color="000000"/>
-              <w:right w:val="none" w:sz="0" w:space="0" w:color="000000"/>
-            </w:tcBorders>
-            <w:shd w:val="clear" w:color="auto" w:fill="FFFFFF"/>
-            <w:tcMar>
-              <w:top w:w="0" w:type="dxa"/>
-              <w:bottom w:w="0" w:type="dxa"/>
-              <w:left w:w="0" w:type="dxa"/>
-              <w:right w:w="0" w:type="dxa"/>
-            </w:tcMar>
-            <w:vAlign w:val="top"/>
-          </w:tcPr>
-          <w:p>
-            <w:pPr>
-              <w:pStyle w:val="Normal"/>
-              <w:jc w:val="center"/>
-              <w:pBdr>
-                <w:bottom w:val="none" w:sz="0" w:space="0" w:color="000000"/>
-                <w:top w:val="none" w:sz="0" w:space="0" w:color="000000"/>
-                <w:left w:val="none" w:sz="0" w:space="0" w:color="000000"/>
-                <w:right w:val="none" w:sz="0" w:space="0" w:color="000000"/>
-              </w:pBdr>
-              <w:spacing w:after="100" w:before="100" w:line="240"/>
-              <w:ind w:left="100" w:right="100" w:firstLine="0" w:firstLineChars="0"/>
-              <w:rPr>
-                <w:rFonts w:ascii="Helvetica" w:hAnsi="Helvetica" w:eastAsia="Helvetica" w:cs="Helvetica"/>
-                <w:i w:val="false"/>
-                <w:b w:val="false"/>
-                <w:u w:val="none"/>
-                <w:sz w:val="22"/>
-                <w:szCs w:val="22"/>
-                <w:color w:val="000000"/>
-              </w:rPr>
-            </w:pPr>
-            <w:r>
-              <w:rPr>
-                <w:rFonts w:ascii="Helvetica" w:hAnsi="Helvetica" w:eastAsia="Helvetica" w:cs="Helvetica"/>
-                <w:i w:val="false"/>
-                <w:b w:val="false"/>
-                <w:u w:val="none"/>
-                <w:sz w:val="22"/>
-                <w:szCs w:val="22"/>
-                <w:color w:val="000000"/>
-              </w:rPr>
-              <w:t xml:space="preserve">&lt;0.001</w:t>
+              <w:t xml:space="preserve">0.14</w:t>
+            </w:r>
+          </w:p>
+        </w:tc>
+        <w:tc>
+          <w:tcPr>
+            <w:tcBorders>
+              <w:bottom w:val="none" w:sz="0" w:space="0" w:color="000000"/>
+              <w:top w:val="none" w:sz="0" w:space="0" w:color="000000"/>
+              <w:left w:val="none" w:sz="0" w:space="0" w:color="000000"/>
+              <w:right w:val="none" w:sz="0" w:space="0" w:color="000000"/>
+            </w:tcBorders>
+            <w:shd w:val="clear" w:color="auto" w:fill="FFFFFF"/>
+            <w:tcMar>
+              <w:top w:w="0" w:type="dxa"/>
+              <w:bottom w:w="0" w:type="dxa"/>
+              <w:left w:w="0" w:type="dxa"/>
+              <w:right w:w="0" w:type="dxa"/>
+            </w:tcMar>
+            <w:vAlign w:val="top"/>
+          </w:tcPr>
+          <w:p>
+            <w:pPr>
+              <w:pStyle w:val="Normal"/>
+              <w:jc w:val="center"/>
+              <w:pBdr>
+                <w:bottom w:val="none" w:sz="0" w:space="0" w:color="000000"/>
+                <w:top w:val="none" w:sz="0" w:space="0" w:color="000000"/>
+                <w:left w:val="none" w:sz="0" w:space="0" w:color="000000"/>
+                <w:right w:val="none" w:sz="0" w:space="0" w:color="000000"/>
+              </w:pBdr>
+              <w:spacing w:after="100" w:before="100" w:line="240"/>
+              <w:ind w:left="100" w:right="100" w:firstLine="0" w:firstLineChars="0"/>
+              <w:rPr>
+                <w:rFonts w:ascii="Helvetica" w:hAnsi="Helvetica" w:eastAsia="Helvetica" w:cs="Helvetica"/>
+                <w:i w:val="false"/>
+                <w:b w:val="false"/>
+                <w:u w:val="none"/>
+                <w:sz w:val="22"/>
+                <w:szCs w:val="22"/>
+                <w:color w:val="000000"/>
+              </w:rPr>
+            </w:pPr>
+            <w:r>
+              <w:rPr>
+                <w:rFonts w:ascii="Helvetica" w:hAnsi="Helvetica" w:eastAsia="Helvetica" w:cs="Helvetica"/>
+                <w:i w:val="false"/>
+                <w:b w:val="false"/>
+                <w:u w:val="none"/>
+                <w:sz w:val="22"/>
+                <w:szCs w:val="22"/>
+                <w:color w:val="000000"/>
+              </w:rPr>
+              <w:t xml:space="preserve">0.01, 1.76</w:t>
+            </w:r>
+          </w:p>
+        </w:tc>
+        <w:tc>
+          <w:tcPr>
+            <w:tcBorders>
+              <w:bottom w:val="none" w:sz="0" w:space="0" w:color="000000"/>
+              <w:top w:val="none" w:sz="0" w:space="0" w:color="000000"/>
+              <w:left w:val="none" w:sz="0" w:space="0" w:color="000000"/>
+              <w:right w:val="none" w:sz="0" w:space="0" w:color="000000"/>
+            </w:tcBorders>
+            <w:shd w:val="clear" w:color="auto" w:fill="FFFFFF"/>
+            <w:tcMar>
+              <w:top w:w="0" w:type="dxa"/>
+              <w:bottom w:w="0" w:type="dxa"/>
+              <w:left w:w="0" w:type="dxa"/>
+              <w:right w:w="0" w:type="dxa"/>
+            </w:tcMar>
+            <w:vAlign w:val="top"/>
+          </w:tcPr>
+          <w:p>
+            <w:pPr>
+              <w:pStyle w:val="Normal"/>
+              <w:jc w:val="center"/>
+              <w:pBdr>
+                <w:bottom w:val="none" w:sz="0" w:space="0" w:color="000000"/>
+                <w:top w:val="none" w:sz="0" w:space="0" w:color="000000"/>
+                <w:left w:val="none" w:sz="0" w:space="0" w:color="000000"/>
+                <w:right w:val="none" w:sz="0" w:space="0" w:color="000000"/>
+              </w:pBdr>
+              <w:spacing w:after="100" w:before="100" w:line="240"/>
+              <w:ind w:left="100" w:right="100" w:firstLine="0" w:firstLineChars="0"/>
+              <w:rPr>
+                <w:rFonts w:ascii="Helvetica" w:hAnsi="Helvetica" w:eastAsia="Helvetica" w:cs="Helvetica"/>
+                <w:i w:val="false"/>
+                <w:b w:val="false"/>
+                <w:u w:val="none"/>
+                <w:sz w:val="22"/>
+                <w:szCs w:val="22"/>
+                <w:color w:val="000000"/>
+              </w:rPr>
+            </w:pPr>
+            <w:r>
+              <w:rPr>
+                <w:rFonts w:ascii="Helvetica" w:hAnsi="Helvetica" w:eastAsia="Helvetica" w:cs="Helvetica"/>
+                <w:i w:val="false"/>
+                <w:b w:val="false"/>
+                <w:u w:val="none"/>
+                <w:sz w:val="22"/>
+                <w:szCs w:val="22"/>
+                <w:color w:val="000000"/>
+              </w:rPr>
+              <w:t xml:space="preserve">0.130</w:t>
             </w:r>
           </w:p>
         </w:tc>
       </w:tr>
       <w:tr>
         <w:trPr>
-          <w:trHeight w:val="597" w:hRule="auto"/>
+          <w:trHeight w:val="598" w:hRule="auto"/>
         </w:trPr>
         body23
         <w:tc>
@@ -11517,113 +11517,113 @@
                 <w:szCs w:val="22"/>
                 <w:color w:val="000000"/>
               </w:rPr>
-              <w:t xml:space="preserve">0.00</w:t>
-            </w:r>
-          </w:p>
-        </w:tc>
-        <w:tc>
-          <w:tcPr>
-            <w:tcBorders>
-              <w:bottom w:val="none" w:sz="0" w:space="0" w:color="000000"/>
-              <w:top w:val="none" w:sz="0" w:space="0" w:color="000000"/>
-              <w:left w:val="none" w:sz="0" w:space="0" w:color="000000"/>
-              <w:right w:val="none" w:sz="0" w:space="0" w:color="000000"/>
-            </w:tcBorders>
-            <w:shd w:val="clear" w:color="auto" w:fill="FFFFFF"/>
-            <w:tcMar>
-              <w:top w:w="0" w:type="dxa"/>
-              <w:bottom w:w="0" w:type="dxa"/>
-              <w:left w:w="0" w:type="dxa"/>
-              <w:right w:w="0" w:type="dxa"/>
-            </w:tcMar>
-            <w:vAlign w:val="top"/>
-          </w:tcPr>
-          <w:p>
-            <w:pPr>
-              <w:pStyle w:val="Normal"/>
-              <w:jc w:val="center"/>
-              <w:pBdr>
-                <w:bottom w:val="none" w:sz="0" w:space="0" w:color="000000"/>
-                <w:top w:val="none" w:sz="0" w:space="0" w:color="000000"/>
-                <w:left w:val="none" w:sz="0" w:space="0" w:color="000000"/>
-                <w:right w:val="none" w:sz="0" w:space="0" w:color="000000"/>
-              </w:pBdr>
-              <w:spacing w:after="100" w:before="100" w:line="240"/>
-              <w:ind w:left="100" w:right="100" w:firstLine="0" w:firstLineChars="0"/>
-              <w:rPr>
-                <w:rFonts w:ascii="Helvetica" w:hAnsi="Helvetica" w:eastAsia="Helvetica" w:cs="Helvetica"/>
-                <w:i w:val="false"/>
-                <w:b w:val="false"/>
-                <w:u w:val="none"/>
-                <w:sz w:val="22"/>
-                <w:szCs w:val="22"/>
-                <w:color w:val="000000"/>
-              </w:rPr>
-            </w:pPr>
-            <w:r>
-              <w:rPr>
-                <w:rFonts w:ascii="Helvetica" w:hAnsi="Helvetica" w:eastAsia="Helvetica" w:cs="Helvetica"/>
-                <w:i w:val="false"/>
-                <w:b w:val="false"/>
-                <w:u w:val="none"/>
-                <w:sz w:val="22"/>
-                <w:szCs w:val="22"/>
-                <w:color w:val="000000"/>
-              </w:rPr>
-              <w:t xml:space="preserve">0.00, 0.00</w:t>
-            </w:r>
-          </w:p>
-        </w:tc>
-        <w:tc>
-          <w:tcPr>
-            <w:tcBorders>
-              <w:bottom w:val="none" w:sz="0" w:space="0" w:color="000000"/>
-              <w:top w:val="none" w:sz="0" w:space="0" w:color="000000"/>
-              <w:left w:val="none" w:sz="0" w:space="0" w:color="000000"/>
-              <w:right w:val="none" w:sz="0" w:space="0" w:color="000000"/>
-            </w:tcBorders>
-            <w:shd w:val="clear" w:color="auto" w:fill="FFFFFF"/>
-            <w:tcMar>
-              <w:top w:w="0" w:type="dxa"/>
-              <w:bottom w:w="0" w:type="dxa"/>
-              <w:left w:w="0" w:type="dxa"/>
-              <w:right w:w="0" w:type="dxa"/>
-            </w:tcMar>
-            <w:vAlign w:val="top"/>
-          </w:tcPr>
-          <w:p>
-            <w:pPr>
-              <w:pStyle w:val="Normal"/>
-              <w:jc w:val="center"/>
-              <w:pBdr>
-                <w:bottom w:val="none" w:sz="0" w:space="0" w:color="000000"/>
-                <w:top w:val="none" w:sz="0" w:space="0" w:color="000000"/>
-                <w:left w:val="none" w:sz="0" w:space="0" w:color="000000"/>
-                <w:right w:val="none" w:sz="0" w:space="0" w:color="000000"/>
-              </w:pBdr>
-              <w:spacing w:after="100" w:before="100" w:line="240"/>
-              <w:ind w:left="100" w:right="100" w:firstLine="0" w:firstLineChars="0"/>
-              <w:rPr>
-                <w:rFonts w:ascii="Helvetica" w:hAnsi="Helvetica" w:eastAsia="Helvetica" w:cs="Helvetica"/>
-                <w:i w:val="false"/>
-                <w:b w:val="false"/>
-                <w:u w:val="none"/>
-                <w:sz w:val="22"/>
-                <w:szCs w:val="22"/>
-                <w:color w:val="000000"/>
-              </w:rPr>
-            </w:pPr>
-            <w:r>
-              <w:rPr>
-                <w:rFonts w:ascii="Helvetica" w:hAnsi="Helvetica" w:eastAsia="Helvetica" w:cs="Helvetica"/>
-                <w:i w:val="false"/>
-                <w:b w:val="false"/>
-                <w:u w:val="none"/>
-                <w:sz w:val="22"/>
-                <w:szCs w:val="22"/>
-                <w:color w:val="000000"/>
-              </w:rPr>
-              <w:t xml:space="preserve">&lt;0.001</w:t>
+              <w:t xml:space="preserve">3.61</w:t>
+            </w:r>
+          </w:p>
+        </w:tc>
+        <w:tc>
+          <w:tcPr>
+            <w:tcBorders>
+              <w:bottom w:val="none" w:sz="0" w:space="0" w:color="000000"/>
+              <w:top w:val="none" w:sz="0" w:space="0" w:color="000000"/>
+              <w:left w:val="none" w:sz="0" w:space="0" w:color="000000"/>
+              <w:right w:val="none" w:sz="0" w:space="0" w:color="000000"/>
+            </w:tcBorders>
+            <w:shd w:val="clear" w:color="auto" w:fill="FFFFFF"/>
+            <w:tcMar>
+              <w:top w:w="0" w:type="dxa"/>
+              <w:bottom w:w="0" w:type="dxa"/>
+              <w:left w:w="0" w:type="dxa"/>
+              <w:right w:w="0" w:type="dxa"/>
+            </w:tcMar>
+            <w:vAlign w:val="top"/>
+          </w:tcPr>
+          <w:p>
+            <w:pPr>
+              <w:pStyle w:val="Normal"/>
+              <w:jc w:val="center"/>
+              <w:pBdr>
+                <w:bottom w:val="none" w:sz="0" w:space="0" w:color="000000"/>
+                <w:top w:val="none" w:sz="0" w:space="0" w:color="000000"/>
+                <w:left w:val="none" w:sz="0" w:space="0" w:color="000000"/>
+                <w:right w:val="none" w:sz="0" w:space="0" w:color="000000"/>
+              </w:pBdr>
+              <w:spacing w:after="100" w:before="100" w:line="240"/>
+              <w:ind w:left="100" w:right="100" w:firstLine="0" w:firstLineChars="0"/>
+              <w:rPr>
+                <w:rFonts w:ascii="Helvetica" w:hAnsi="Helvetica" w:eastAsia="Helvetica" w:cs="Helvetica"/>
+                <w:i w:val="false"/>
+                <w:b w:val="false"/>
+                <w:u w:val="none"/>
+                <w:sz w:val="22"/>
+                <w:szCs w:val="22"/>
+                <w:color w:val="000000"/>
+              </w:rPr>
+            </w:pPr>
+            <w:r>
+              <w:rPr>
+                <w:rFonts w:ascii="Helvetica" w:hAnsi="Helvetica" w:eastAsia="Helvetica" w:cs="Helvetica"/>
+                <w:i w:val="false"/>
+                <w:b w:val="false"/>
+                <w:u w:val="none"/>
+                <w:sz w:val="22"/>
+                <w:szCs w:val="22"/>
+                <w:color w:val="000000"/>
+              </w:rPr>
+              <w:t xml:space="preserve">0.68, 19.1</w:t>
+            </w:r>
+          </w:p>
+        </w:tc>
+        <w:tc>
+          <w:tcPr>
+            <w:tcBorders>
+              <w:bottom w:val="none" w:sz="0" w:space="0" w:color="000000"/>
+              <w:top w:val="none" w:sz="0" w:space="0" w:color="000000"/>
+              <w:left w:val="none" w:sz="0" w:space="0" w:color="000000"/>
+              <w:right w:val="none" w:sz="0" w:space="0" w:color="000000"/>
+            </w:tcBorders>
+            <w:shd w:val="clear" w:color="auto" w:fill="FFFFFF"/>
+            <w:tcMar>
+              <w:top w:w="0" w:type="dxa"/>
+              <w:bottom w:w="0" w:type="dxa"/>
+              <w:left w:w="0" w:type="dxa"/>
+              <w:right w:w="0" w:type="dxa"/>
+            </w:tcMar>
+            <w:vAlign w:val="top"/>
+          </w:tcPr>
+          <w:p>
+            <w:pPr>
+              <w:pStyle w:val="Normal"/>
+              <w:jc w:val="center"/>
+              <w:pBdr>
+                <w:bottom w:val="none" w:sz="0" w:space="0" w:color="000000"/>
+                <w:top w:val="none" w:sz="0" w:space="0" w:color="000000"/>
+                <w:left w:val="none" w:sz="0" w:space="0" w:color="000000"/>
+                <w:right w:val="none" w:sz="0" w:space="0" w:color="000000"/>
+              </w:pBdr>
+              <w:spacing w:after="100" w:before="100" w:line="240"/>
+              <w:ind w:left="100" w:right="100" w:firstLine="0" w:firstLineChars="0"/>
+              <w:rPr>
+                <w:rFonts w:ascii="Helvetica" w:hAnsi="Helvetica" w:eastAsia="Helvetica" w:cs="Helvetica"/>
+                <w:i w:val="false"/>
+                <w:b w:val="false"/>
+                <w:u w:val="none"/>
+                <w:sz w:val="22"/>
+                <w:szCs w:val="22"/>
+                <w:color w:val="000000"/>
+              </w:rPr>
+            </w:pPr>
+            <w:r>
+              <w:rPr>
+                <w:rFonts w:ascii="Helvetica" w:hAnsi="Helvetica" w:eastAsia="Helvetica" w:cs="Helvetica"/>
+                <w:i w:val="false"/>
+                <w:b w:val="false"/>
+                <w:u w:val="none"/>
+                <w:sz w:val="22"/>
+                <w:szCs w:val="22"/>
+                <w:color w:val="000000"/>
+              </w:rPr>
+              <w:t xml:space="preserve">0.130</w:t>
             </w:r>
           </w:p>
         </w:tc>
@@ -11729,113 +11729,113 @@
                 <w:szCs w:val="22"/>
                 <w:color w:val="000000"/>
               </w:rPr>
-              <w:t xml:space="preserve">0.00</w:t>
-            </w:r>
-          </w:p>
-        </w:tc>
-        <w:tc>
-          <w:tcPr>
-            <w:tcBorders>
-              <w:bottom w:val="none" w:sz="0" w:space="0" w:color="000000"/>
-              <w:top w:val="none" w:sz="0" w:space="0" w:color="000000"/>
-              <w:left w:val="none" w:sz="0" w:space="0" w:color="000000"/>
-              <w:right w:val="none" w:sz="0" w:space="0" w:color="000000"/>
-            </w:tcBorders>
-            <w:shd w:val="clear" w:color="auto" w:fill="FFFFFF"/>
-            <w:tcMar>
-              <w:top w:w="0" w:type="dxa"/>
-              <w:bottom w:w="0" w:type="dxa"/>
-              <w:left w:w="0" w:type="dxa"/>
-              <w:right w:w="0" w:type="dxa"/>
-            </w:tcMar>
-            <w:vAlign w:val="top"/>
-          </w:tcPr>
-          <w:p>
-            <w:pPr>
-              <w:pStyle w:val="Normal"/>
-              <w:jc w:val="center"/>
-              <w:pBdr>
-                <w:bottom w:val="none" w:sz="0" w:space="0" w:color="000000"/>
-                <w:top w:val="none" w:sz="0" w:space="0" w:color="000000"/>
-                <w:left w:val="none" w:sz="0" w:space="0" w:color="000000"/>
-                <w:right w:val="none" w:sz="0" w:space="0" w:color="000000"/>
-              </w:pBdr>
-              <w:spacing w:after="100" w:before="100" w:line="240"/>
-              <w:ind w:left="100" w:right="100" w:firstLine="0" w:firstLineChars="0"/>
-              <w:rPr>
-                <w:rFonts w:ascii="Helvetica" w:hAnsi="Helvetica" w:eastAsia="Helvetica" w:cs="Helvetica"/>
-                <w:i w:val="false"/>
-                <w:b w:val="false"/>
-                <w:u w:val="none"/>
-                <w:sz w:val="22"/>
-                <w:szCs w:val="22"/>
-                <w:color w:val="000000"/>
-              </w:rPr>
-            </w:pPr>
-            <w:r>
-              <w:rPr>
-                <w:rFonts w:ascii="Helvetica" w:hAnsi="Helvetica" w:eastAsia="Helvetica" w:cs="Helvetica"/>
-                <w:i w:val="false"/>
-                <w:b w:val="false"/>
-                <w:u w:val="none"/>
-                <w:sz w:val="22"/>
-                <w:szCs w:val="22"/>
-                <w:color w:val="000000"/>
-              </w:rPr>
-              <w:t xml:space="preserve">0.00, 0.00</w:t>
-            </w:r>
-          </w:p>
-        </w:tc>
-        <w:tc>
-          <w:tcPr>
-            <w:tcBorders>
-              <w:bottom w:val="none" w:sz="0" w:space="0" w:color="000000"/>
-              <w:top w:val="none" w:sz="0" w:space="0" w:color="000000"/>
-              <w:left w:val="none" w:sz="0" w:space="0" w:color="000000"/>
-              <w:right w:val="none" w:sz="0" w:space="0" w:color="000000"/>
-            </w:tcBorders>
-            <w:shd w:val="clear" w:color="auto" w:fill="FFFFFF"/>
-            <w:tcMar>
-              <w:top w:w="0" w:type="dxa"/>
-              <w:bottom w:w="0" w:type="dxa"/>
-              <w:left w:w="0" w:type="dxa"/>
-              <w:right w:w="0" w:type="dxa"/>
-            </w:tcMar>
-            <w:vAlign w:val="top"/>
-          </w:tcPr>
-          <w:p>
-            <w:pPr>
-              <w:pStyle w:val="Normal"/>
-              <w:jc w:val="center"/>
-              <w:pBdr>
-                <w:bottom w:val="none" w:sz="0" w:space="0" w:color="000000"/>
-                <w:top w:val="none" w:sz="0" w:space="0" w:color="000000"/>
-                <w:left w:val="none" w:sz="0" w:space="0" w:color="000000"/>
-                <w:right w:val="none" w:sz="0" w:space="0" w:color="000000"/>
-              </w:pBdr>
-              <w:spacing w:after="100" w:before="100" w:line="240"/>
-              <w:ind w:left="100" w:right="100" w:firstLine="0" w:firstLineChars="0"/>
-              <w:rPr>
-                <w:rFonts w:ascii="Helvetica" w:hAnsi="Helvetica" w:eastAsia="Helvetica" w:cs="Helvetica"/>
-                <w:i w:val="false"/>
-                <w:b w:val="false"/>
-                <w:u w:val="none"/>
-                <w:sz w:val="22"/>
-                <w:szCs w:val="22"/>
-                <w:color w:val="000000"/>
-              </w:rPr>
-            </w:pPr>
-            <w:r>
-              <w:rPr>
-                <w:rFonts w:ascii="Helvetica" w:hAnsi="Helvetica" w:eastAsia="Helvetica" w:cs="Helvetica"/>
-                <w:i w:val="false"/>
-                <w:b w:val="false"/>
-                <w:u w:val="none"/>
-                <w:sz w:val="22"/>
-                <w:szCs w:val="22"/>
-                <w:color w:val="000000"/>
-              </w:rPr>
-              <w:t xml:space="preserve">&lt;0.001</w:t>
+              <w:t xml:space="preserve">1.10</w:t>
+            </w:r>
+          </w:p>
+        </w:tc>
+        <w:tc>
+          <w:tcPr>
+            <w:tcBorders>
+              <w:bottom w:val="none" w:sz="0" w:space="0" w:color="000000"/>
+              <w:top w:val="none" w:sz="0" w:space="0" w:color="000000"/>
+              <w:left w:val="none" w:sz="0" w:space="0" w:color="000000"/>
+              <w:right w:val="none" w:sz="0" w:space="0" w:color="000000"/>
+            </w:tcBorders>
+            <w:shd w:val="clear" w:color="auto" w:fill="FFFFFF"/>
+            <w:tcMar>
+              <w:top w:w="0" w:type="dxa"/>
+              <w:bottom w:w="0" w:type="dxa"/>
+              <w:left w:w="0" w:type="dxa"/>
+              <w:right w:w="0" w:type="dxa"/>
+            </w:tcMar>
+            <w:vAlign w:val="top"/>
+          </w:tcPr>
+          <w:p>
+            <w:pPr>
+              <w:pStyle w:val="Normal"/>
+              <w:jc w:val="center"/>
+              <w:pBdr>
+                <w:bottom w:val="none" w:sz="0" w:space="0" w:color="000000"/>
+                <w:top w:val="none" w:sz="0" w:space="0" w:color="000000"/>
+                <w:left w:val="none" w:sz="0" w:space="0" w:color="000000"/>
+                <w:right w:val="none" w:sz="0" w:space="0" w:color="000000"/>
+              </w:pBdr>
+              <w:spacing w:after="100" w:before="100" w:line="240"/>
+              <w:ind w:left="100" w:right="100" w:firstLine="0" w:firstLineChars="0"/>
+              <w:rPr>
+                <w:rFonts w:ascii="Helvetica" w:hAnsi="Helvetica" w:eastAsia="Helvetica" w:cs="Helvetica"/>
+                <w:i w:val="false"/>
+                <w:b w:val="false"/>
+                <w:u w:val="none"/>
+                <w:sz w:val="22"/>
+                <w:szCs w:val="22"/>
+                <w:color w:val="000000"/>
+              </w:rPr>
+            </w:pPr>
+            <w:r>
+              <w:rPr>
+                <w:rFonts w:ascii="Helvetica" w:hAnsi="Helvetica" w:eastAsia="Helvetica" w:cs="Helvetica"/>
+                <w:i w:val="false"/>
+                <w:b w:val="false"/>
+                <w:u w:val="none"/>
+                <w:sz w:val="22"/>
+                <w:szCs w:val="22"/>
+                <w:color w:val="000000"/>
+              </w:rPr>
+              <w:t xml:space="preserve">0.00, 246</w:t>
+            </w:r>
+          </w:p>
+        </w:tc>
+        <w:tc>
+          <w:tcPr>
+            <w:tcBorders>
+              <w:bottom w:val="none" w:sz="0" w:space="0" w:color="000000"/>
+              <w:top w:val="none" w:sz="0" w:space="0" w:color="000000"/>
+              <w:left w:val="none" w:sz="0" w:space="0" w:color="000000"/>
+              <w:right w:val="none" w:sz="0" w:space="0" w:color="000000"/>
+            </w:tcBorders>
+            <w:shd w:val="clear" w:color="auto" w:fill="FFFFFF"/>
+            <w:tcMar>
+              <w:top w:w="0" w:type="dxa"/>
+              <w:bottom w:w="0" w:type="dxa"/>
+              <w:left w:w="0" w:type="dxa"/>
+              <w:right w:w="0" w:type="dxa"/>
+            </w:tcMar>
+            <w:vAlign w:val="top"/>
+          </w:tcPr>
+          <w:p>
+            <w:pPr>
+              <w:pStyle w:val="Normal"/>
+              <w:jc w:val="center"/>
+              <w:pBdr>
+                <w:bottom w:val="none" w:sz="0" w:space="0" w:color="000000"/>
+                <w:top w:val="none" w:sz="0" w:space="0" w:color="000000"/>
+                <w:left w:val="none" w:sz="0" w:space="0" w:color="000000"/>
+                <w:right w:val="none" w:sz="0" w:space="0" w:color="000000"/>
+              </w:pBdr>
+              <w:spacing w:after="100" w:before="100" w:line="240"/>
+              <w:ind w:left="100" w:right="100" w:firstLine="0" w:firstLineChars="0"/>
+              <w:rPr>
+                <w:rFonts w:ascii="Helvetica" w:hAnsi="Helvetica" w:eastAsia="Helvetica" w:cs="Helvetica"/>
+                <w:i w:val="false"/>
+                <w:b w:val="false"/>
+                <w:u w:val="none"/>
+                <w:sz w:val="22"/>
+                <w:szCs w:val="22"/>
+                <w:color w:val="000000"/>
+              </w:rPr>
+            </w:pPr>
+            <w:r>
+              <w:rPr>
+                <w:rFonts w:ascii="Helvetica" w:hAnsi="Helvetica" w:eastAsia="Helvetica" w:cs="Helvetica"/>
+                <w:i w:val="false"/>
+                <w:b w:val="false"/>
+                <w:u w:val="none"/>
+                <w:sz w:val="22"/>
+                <w:szCs w:val="22"/>
+                <w:color w:val="000000"/>
+              </w:rPr>
+              <w:t xml:space="preserve">0.970</w:t>
             </w:r>
           </w:p>
         </w:tc>
@@ -12483,113 +12483,113 @@
                 <w:szCs w:val="22"/>
                 <w:color w:val="000000"/>
               </w:rPr>
-              <w:t xml:space="preserve">1.00</w:t>
-            </w:r>
-          </w:p>
-        </w:tc>
-        <w:tc>
-          <w:tcPr>
-            <w:tcBorders>
-              <w:bottom w:val="none" w:sz="0" w:space="0" w:color="000000"/>
-              <w:top w:val="none" w:sz="0" w:space="0" w:color="000000"/>
-              <w:left w:val="none" w:sz="0" w:space="0" w:color="000000"/>
-              <w:right w:val="none" w:sz="0" w:space="0" w:color="000000"/>
-            </w:tcBorders>
-            <w:shd w:val="clear" w:color="auto" w:fill="FFFFFF"/>
-            <w:tcMar>
-              <w:top w:w="0" w:type="dxa"/>
-              <w:bottom w:w="0" w:type="dxa"/>
-              <w:left w:w="0" w:type="dxa"/>
-              <w:right w:w="0" w:type="dxa"/>
-            </w:tcMar>
-            <w:vAlign w:val="top"/>
-          </w:tcPr>
-          <w:p>
-            <w:pPr>
-              <w:pStyle w:val="Normal"/>
-              <w:jc w:val="center"/>
-              <w:pBdr>
-                <w:bottom w:val="none" w:sz="0" w:space="0" w:color="000000"/>
-                <w:top w:val="none" w:sz="0" w:space="0" w:color="000000"/>
-                <w:left w:val="none" w:sz="0" w:space="0" w:color="000000"/>
-                <w:right w:val="none" w:sz="0" w:space="0" w:color="000000"/>
-              </w:pBdr>
-              <w:spacing w:after="100" w:before="100" w:line="240"/>
-              <w:ind w:left="100" w:right="100" w:firstLine="0" w:firstLineChars="0"/>
-              <w:rPr>
-                <w:rFonts w:ascii="Helvetica" w:hAnsi="Helvetica" w:eastAsia="Helvetica" w:cs="Helvetica"/>
-                <w:i w:val="false"/>
-                <w:b w:val="false"/>
-                <w:u w:val="none"/>
-                <w:sz w:val="22"/>
-                <w:szCs w:val="22"/>
-                <w:color w:val="000000"/>
-              </w:rPr>
-            </w:pPr>
-            <w:r>
-              <w:rPr>
-                <w:rFonts w:ascii="Helvetica" w:hAnsi="Helvetica" w:eastAsia="Helvetica" w:cs="Helvetica"/>
-                <w:i w:val="false"/>
-                <w:b w:val="false"/>
-                <w:u w:val="none"/>
-                <w:sz w:val="22"/>
-                <w:szCs w:val="22"/>
-                <w:color w:val="000000"/>
-              </w:rPr>
-              <w:t xml:space="preserve">0.91, 1.10</w:t>
-            </w:r>
-          </w:p>
-        </w:tc>
-        <w:tc>
-          <w:tcPr>
-            <w:tcBorders>
-              <w:bottom w:val="none" w:sz="0" w:space="0" w:color="000000"/>
-              <w:top w:val="none" w:sz="0" w:space="0" w:color="000000"/>
-              <w:left w:val="none" w:sz="0" w:space="0" w:color="000000"/>
-              <w:right w:val="none" w:sz="0" w:space="0" w:color="000000"/>
-            </w:tcBorders>
-            <w:shd w:val="clear" w:color="auto" w:fill="FFFFFF"/>
-            <w:tcMar>
-              <w:top w:w="0" w:type="dxa"/>
-              <w:bottom w:w="0" w:type="dxa"/>
-              <w:left w:w="0" w:type="dxa"/>
-              <w:right w:w="0" w:type="dxa"/>
-            </w:tcMar>
-            <w:vAlign w:val="top"/>
-          </w:tcPr>
-          <w:p>
-            <w:pPr>
-              <w:pStyle w:val="Normal"/>
-              <w:jc w:val="center"/>
-              <w:pBdr>
-                <w:bottom w:val="none" w:sz="0" w:space="0" w:color="000000"/>
-                <w:top w:val="none" w:sz="0" w:space="0" w:color="000000"/>
-                <w:left w:val="none" w:sz="0" w:space="0" w:color="000000"/>
-                <w:right w:val="none" w:sz="0" w:space="0" w:color="000000"/>
-              </w:pBdr>
-              <w:spacing w:after="100" w:before="100" w:line="240"/>
-              <w:ind w:left="100" w:right="100" w:firstLine="0" w:firstLineChars="0"/>
-              <w:rPr>
-                <w:rFonts w:ascii="Helvetica" w:hAnsi="Helvetica" w:eastAsia="Helvetica" w:cs="Helvetica"/>
-                <w:i w:val="false"/>
-                <w:b w:val="false"/>
-                <w:u w:val="none"/>
-                <w:sz w:val="22"/>
-                <w:szCs w:val="22"/>
-                <w:color w:val="000000"/>
-              </w:rPr>
-            </w:pPr>
-            <w:r>
-              <w:rPr>
-                <w:rFonts w:ascii="Helvetica" w:hAnsi="Helvetica" w:eastAsia="Helvetica" w:cs="Helvetica"/>
-                <w:i w:val="false"/>
-                <w:b w:val="false"/>
-                <w:u w:val="none"/>
-                <w:sz w:val="22"/>
-                <w:szCs w:val="22"/>
-                <w:color w:val="000000"/>
-              </w:rPr>
-              <w:t xml:space="preserve">0.980</w:t>
+              <w:t xml:space="preserve">0.98</w:t>
+            </w:r>
+          </w:p>
+        </w:tc>
+        <w:tc>
+          <w:tcPr>
+            <w:tcBorders>
+              <w:bottom w:val="none" w:sz="0" w:space="0" w:color="000000"/>
+              <w:top w:val="none" w:sz="0" w:space="0" w:color="000000"/>
+              <w:left w:val="none" w:sz="0" w:space="0" w:color="000000"/>
+              <w:right w:val="none" w:sz="0" w:space="0" w:color="000000"/>
+            </w:tcBorders>
+            <w:shd w:val="clear" w:color="auto" w:fill="FFFFFF"/>
+            <w:tcMar>
+              <w:top w:w="0" w:type="dxa"/>
+              <w:bottom w:w="0" w:type="dxa"/>
+              <w:left w:w="0" w:type="dxa"/>
+              <w:right w:w="0" w:type="dxa"/>
+            </w:tcMar>
+            <w:vAlign w:val="top"/>
+          </w:tcPr>
+          <w:p>
+            <w:pPr>
+              <w:pStyle w:val="Normal"/>
+              <w:jc w:val="center"/>
+              <w:pBdr>
+                <w:bottom w:val="none" w:sz="0" w:space="0" w:color="000000"/>
+                <w:top w:val="none" w:sz="0" w:space="0" w:color="000000"/>
+                <w:left w:val="none" w:sz="0" w:space="0" w:color="000000"/>
+                <w:right w:val="none" w:sz="0" w:space="0" w:color="000000"/>
+              </w:pBdr>
+              <w:spacing w:after="100" w:before="100" w:line="240"/>
+              <w:ind w:left="100" w:right="100" w:firstLine="0" w:firstLineChars="0"/>
+              <w:rPr>
+                <w:rFonts w:ascii="Helvetica" w:hAnsi="Helvetica" w:eastAsia="Helvetica" w:cs="Helvetica"/>
+                <w:i w:val="false"/>
+                <w:b w:val="false"/>
+                <w:u w:val="none"/>
+                <w:sz w:val="22"/>
+                <w:szCs w:val="22"/>
+                <w:color w:val="000000"/>
+              </w:rPr>
+            </w:pPr>
+            <w:r>
+              <w:rPr>
+                <w:rFonts w:ascii="Helvetica" w:hAnsi="Helvetica" w:eastAsia="Helvetica" w:cs="Helvetica"/>
+                <w:i w:val="false"/>
+                <w:b w:val="false"/>
+                <w:u w:val="none"/>
+                <w:sz w:val="22"/>
+                <w:szCs w:val="22"/>
+                <w:color w:val="000000"/>
+              </w:rPr>
+              <w:t xml:space="preserve">0.91, 1.07</w:t>
+            </w:r>
+          </w:p>
+        </w:tc>
+        <w:tc>
+          <w:tcPr>
+            <w:tcBorders>
+              <w:bottom w:val="none" w:sz="0" w:space="0" w:color="000000"/>
+              <w:top w:val="none" w:sz="0" w:space="0" w:color="000000"/>
+              <w:left w:val="none" w:sz="0" w:space="0" w:color="000000"/>
+              <w:right w:val="none" w:sz="0" w:space="0" w:color="000000"/>
+            </w:tcBorders>
+            <w:shd w:val="clear" w:color="auto" w:fill="FFFFFF"/>
+            <w:tcMar>
+              <w:top w:w="0" w:type="dxa"/>
+              <w:bottom w:w="0" w:type="dxa"/>
+              <w:left w:w="0" w:type="dxa"/>
+              <w:right w:w="0" w:type="dxa"/>
+            </w:tcMar>
+            <w:vAlign w:val="top"/>
+          </w:tcPr>
+          <w:p>
+            <w:pPr>
+              <w:pStyle w:val="Normal"/>
+              <w:jc w:val="center"/>
+              <w:pBdr>
+                <w:bottom w:val="none" w:sz="0" w:space="0" w:color="000000"/>
+                <w:top w:val="none" w:sz="0" w:space="0" w:color="000000"/>
+                <w:left w:val="none" w:sz="0" w:space="0" w:color="000000"/>
+                <w:right w:val="none" w:sz="0" w:space="0" w:color="000000"/>
+              </w:pBdr>
+              <w:spacing w:after="100" w:before="100" w:line="240"/>
+              <w:ind w:left="100" w:right="100" w:firstLine="0" w:firstLineChars="0"/>
+              <w:rPr>
+                <w:rFonts w:ascii="Helvetica" w:hAnsi="Helvetica" w:eastAsia="Helvetica" w:cs="Helvetica"/>
+                <w:i w:val="false"/>
+                <w:b w:val="false"/>
+                <w:u w:val="none"/>
+                <w:sz w:val="22"/>
+                <w:szCs w:val="22"/>
+                <w:color w:val="000000"/>
+              </w:rPr>
+            </w:pPr>
+            <w:r>
+              <w:rPr>
+                <w:rFonts w:ascii="Helvetica" w:hAnsi="Helvetica" w:eastAsia="Helvetica" w:cs="Helvetica"/>
+                <w:i w:val="false"/>
+                <w:b w:val="false"/>
+                <w:u w:val="none"/>
+                <w:sz w:val="22"/>
+                <w:szCs w:val="22"/>
+                <w:color w:val="000000"/>
+              </w:rPr>
+              <w:t xml:space="preserve">0.710</w:t>
             </w:r>
           </w:p>
         </w:tc>
@@ -12695,113 +12695,113 @@
                 <w:szCs w:val="22"/>
                 <w:color w:val="000000"/>
               </w:rPr>
-              <w:t xml:space="preserve">1.06</w:t>
-            </w:r>
-          </w:p>
-        </w:tc>
-        <w:tc>
-          <w:tcPr>
-            <w:tcBorders>
-              <w:bottom w:val="none" w:sz="0" w:space="0" w:color="000000"/>
-              <w:top w:val="none" w:sz="0" w:space="0" w:color="000000"/>
-              <w:left w:val="none" w:sz="0" w:space="0" w:color="000000"/>
-              <w:right w:val="none" w:sz="0" w:space="0" w:color="000000"/>
-            </w:tcBorders>
-            <w:shd w:val="clear" w:color="auto" w:fill="FFFFFF"/>
-            <w:tcMar>
-              <w:top w:w="0" w:type="dxa"/>
-              <w:bottom w:w="0" w:type="dxa"/>
-              <w:left w:w="0" w:type="dxa"/>
-              <w:right w:w="0" w:type="dxa"/>
-            </w:tcMar>
-            <w:vAlign w:val="top"/>
-          </w:tcPr>
-          <w:p>
-            <w:pPr>
-              <w:pStyle w:val="Normal"/>
-              <w:jc w:val="center"/>
-              <w:pBdr>
-                <w:bottom w:val="none" w:sz="0" w:space="0" w:color="000000"/>
-                <w:top w:val="none" w:sz="0" w:space="0" w:color="000000"/>
-                <w:left w:val="none" w:sz="0" w:space="0" w:color="000000"/>
-                <w:right w:val="none" w:sz="0" w:space="0" w:color="000000"/>
-              </w:pBdr>
-              <w:spacing w:after="100" w:before="100" w:line="240"/>
-              <w:ind w:left="100" w:right="100" w:firstLine="0" w:firstLineChars="0"/>
-              <w:rPr>
-                <w:rFonts w:ascii="Helvetica" w:hAnsi="Helvetica" w:eastAsia="Helvetica" w:cs="Helvetica"/>
-                <w:i w:val="false"/>
-                <w:b w:val="false"/>
-                <w:u w:val="none"/>
-                <w:sz w:val="22"/>
-                <w:szCs w:val="22"/>
-                <w:color w:val="000000"/>
-              </w:rPr>
-            </w:pPr>
-            <w:r>
-              <w:rPr>
-                <w:rFonts w:ascii="Helvetica" w:hAnsi="Helvetica" w:eastAsia="Helvetica" w:cs="Helvetica"/>
-                <w:i w:val="false"/>
-                <w:b w:val="false"/>
-                <w:u w:val="none"/>
-                <w:sz w:val="22"/>
-                <w:szCs w:val="22"/>
-                <w:color w:val="000000"/>
-              </w:rPr>
-              <w:t xml:space="preserve">0.88, 1.29</w:t>
-            </w:r>
-          </w:p>
-        </w:tc>
-        <w:tc>
-          <w:tcPr>
-            <w:tcBorders>
-              <w:bottom w:val="none" w:sz="0" w:space="0" w:color="000000"/>
-              <w:top w:val="none" w:sz="0" w:space="0" w:color="000000"/>
-              <w:left w:val="none" w:sz="0" w:space="0" w:color="000000"/>
-              <w:right w:val="none" w:sz="0" w:space="0" w:color="000000"/>
-            </w:tcBorders>
-            <w:shd w:val="clear" w:color="auto" w:fill="FFFFFF"/>
-            <w:tcMar>
-              <w:top w:w="0" w:type="dxa"/>
-              <w:bottom w:w="0" w:type="dxa"/>
-              <w:left w:w="0" w:type="dxa"/>
-              <w:right w:w="0" w:type="dxa"/>
-            </w:tcMar>
-            <w:vAlign w:val="top"/>
-          </w:tcPr>
-          <w:p>
-            <w:pPr>
-              <w:pStyle w:val="Normal"/>
-              <w:jc w:val="center"/>
-              <w:pBdr>
-                <w:bottom w:val="none" w:sz="0" w:space="0" w:color="000000"/>
-                <w:top w:val="none" w:sz="0" w:space="0" w:color="000000"/>
-                <w:left w:val="none" w:sz="0" w:space="0" w:color="000000"/>
-                <w:right w:val="none" w:sz="0" w:space="0" w:color="000000"/>
-              </w:pBdr>
-              <w:spacing w:after="100" w:before="100" w:line="240"/>
-              <w:ind w:left="100" w:right="100" w:firstLine="0" w:firstLineChars="0"/>
-              <w:rPr>
-                <w:rFonts w:ascii="Helvetica" w:hAnsi="Helvetica" w:eastAsia="Helvetica" w:cs="Helvetica"/>
-                <w:i w:val="false"/>
-                <w:b w:val="false"/>
-                <w:u w:val="none"/>
-                <w:sz w:val="22"/>
-                <w:szCs w:val="22"/>
-                <w:color w:val="000000"/>
-              </w:rPr>
-            </w:pPr>
-            <w:r>
-              <w:rPr>
-                <w:rFonts w:ascii="Helvetica" w:hAnsi="Helvetica" w:eastAsia="Helvetica" w:cs="Helvetica"/>
-                <w:i w:val="false"/>
-                <w:b w:val="false"/>
-                <w:u w:val="none"/>
-                <w:sz w:val="22"/>
-                <w:szCs w:val="22"/>
-                <w:color w:val="000000"/>
-              </w:rPr>
-              <w:t xml:space="preserve">0.540</w:t>
+              <w:t xml:space="preserve">0.94</w:t>
+            </w:r>
+          </w:p>
+        </w:tc>
+        <w:tc>
+          <w:tcPr>
+            <w:tcBorders>
+              <w:bottom w:val="none" w:sz="0" w:space="0" w:color="000000"/>
+              <w:top w:val="none" w:sz="0" w:space="0" w:color="000000"/>
+              <w:left w:val="none" w:sz="0" w:space="0" w:color="000000"/>
+              <w:right w:val="none" w:sz="0" w:space="0" w:color="000000"/>
+            </w:tcBorders>
+            <w:shd w:val="clear" w:color="auto" w:fill="FFFFFF"/>
+            <w:tcMar>
+              <w:top w:w="0" w:type="dxa"/>
+              <w:bottom w:w="0" w:type="dxa"/>
+              <w:left w:w="0" w:type="dxa"/>
+              <w:right w:w="0" w:type="dxa"/>
+            </w:tcMar>
+            <w:vAlign w:val="top"/>
+          </w:tcPr>
+          <w:p>
+            <w:pPr>
+              <w:pStyle w:val="Normal"/>
+              <w:jc w:val="center"/>
+              <w:pBdr>
+                <w:bottom w:val="none" w:sz="0" w:space="0" w:color="000000"/>
+                <w:top w:val="none" w:sz="0" w:space="0" w:color="000000"/>
+                <w:left w:val="none" w:sz="0" w:space="0" w:color="000000"/>
+                <w:right w:val="none" w:sz="0" w:space="0" w:color="000000"/>
+              </w:pBdr>
+              <w:spacing w:after="100" w:before="100" w:line="240"/>
+              <w:ind w:left="100" w:right="100" w:firstLine="0" w:firstLineChars="0"/>
+              <w:rPr>
+                <w:rFonts w:ascii="Helvetica" w:hAnsi="Helvetica" w:eastAsia="Helvetica" w:cs="Helvetica"/>
+                <w:i w:val="false"/>
+                <w:b w:val="false"/>
+                <w:u w:val="none"/>
+                <w:sz w:val="22"/>
+                <w:szCs w:val="22"/>
+                <w:color w:val="000000"/>
+              </w:rPr>
+            </w:pPr>
+            <w:r>
+              <w:rPr>
+                <w:rFonts w:ascii="Helvetica" w:hAnsi="Helvetica" w:eastAsia="Helvetica" w:cs="Helvetica"/>
+                <w:i w:val="false"/>
+                <w:b w:val="false"/>
+                <w:u w:val="none"/>
+                <w:sz w:val="22"/>
+                <w:szCs w:val="22"/>
+                <w:color w:val="000000"/>
+              </w:rPr>
+              <w:t xml:space="preserve">0.83, 1.06</w:t>
+            </w:r>
+          </w:p>
+        </w:tc>
+        <w:tc>
+          <w:tcPr>
+            <w:tcBorders>
+              <w:bottom w:val="none" w:sz="0" w:space="0" w:color="000000"/>
+              <w:top w:val="none" w:sz="0" w:space="0" w:color="000000"/>
+              <w:left w:val="none" w:sz="0" w:space="0" w:color="000000"/>
+              <w:right w:val="none" w:sz="0" w:space="0" w:color="000000"/>
+            </w:tcBorders>
+            <w:shd w:val="clear" w:color="auto" w:fill="FFFFFF"/>
+            <w:tcMar>
+              <w:top w:w="0" w:type="dxa"/>
+              <w:bottom w:w="0" w:type="dxa"/>
+              <w:left w:w="0" w:type="dxa"/>
+              <w:right w:w="0" w:type="dxa"/>
+            </w:tcMar>
+            <w:vAlign w:val="top"/>
+          </w:tcPr>
+          <w:p>
+            <w:pPr>
+              <w:pStyle w:val="Normal"/>
+              <w:jc w:val="center"/>
+              <w:pBdr>
+                <w:bottom w:val="none" w:sz="0" w:space="0" w:color="000000"/>
+                <w:top w:val="none" w:sz="0" w:space="0" w:color="000000"/>
+                <w:left w:val="none" w:sz="0" w:space="0" w:color="000000"/>
+                <w:right w:val="none" w:sz="0" w:space="0" w:color="000000"/>
+              </w:pBdr>
+              <w:spacing w:after="100" w:before="100" w:line="240"/>
+              <w:ind w:left="100" w:right="100" w:firstLine="0" w:firstLineChars="0"/>
+              <w:rPr>
+                <w:rFonts w:ascii="Helvetica" w:hAnsi="Helvetica" w:eastAsia="Helvetica" w:cs="Helvetica"/>
+                <w:i w:val="false"/>
+                <w:b w:val="false"/>
+                <w:u w:val="none"/>
+                <w:sz w:val="22"/>
+                <w:szCs w:val="22"/>
+                <w:color w:val="000000"/>
+              </w:rPr>
+            </w:pPr>
+            <w:r>
+              <w:rPr>
+                <w:rFonts w:ascii="Helvetica" w:hAnsi="Helvetica" w:eastAsia="Helvetica" w:cs="Helvetica"/>
+                <w:i w:val="false"/>
+                <w:b w:val="false"/>
+                <w:u w:val="none"/>
+                <w:sz w:val="22"/>
+                <w:szCs w:val="22"/>
+                <w:color w:val="000000"/>
+              </w:rPr>
+              <w:t xml:space="preserve">0.300</w:t>
             </w:r>
           </w:p>
         </w:tc>
@@ -12966,113 +12966,113 @@
                 <w:szCs w:val="22"/>
                 <w:color w:val="000000"/>
               </w:rPr>
-              <w:t xml:space="preserve">0.52</w:t>
-            </w:r>
-          </w:p>
-        </w:tc>
-        <w:tc>
-          <w:tcPr>
-            <w:tcBorders>
-              <w:bottom w:val="none" w:sz="0" w:space="0" w:color="000000"/>
-              <w:top w:val="none" w:sz="0" w:space="0" w:color="000000"/>
-              <w:left w:val="none" w:sz="0" w:space="0" w:color="000000"/>
-              <w:right w:val="none" w:sz="0" w:space="0" w:color="000000"/>
-            </w:tcBorders>
-            <w:shd w:val="clear" w:color="auto" w:fill="FFFFFF"/>
-            <w:tcMar>
-              <w:top w:w="0" w:type="dxa"/>
-              <w:bottom w:w="0" w:type="dxa"/>
-              <w:left w:w="0" w:type="dxa"/>
-              <w:right w:w="0" w:type="dxa"/>
-            </w:tcMar>
-            <w:vAlign w:val="top"/>
-          </w:tcPr>
-          <w:p>
-            <w:pPr>
-              <w:pStyle w:val="Normal"/>
-              <w:jc w:val="center"/>
-              <w:pBdr>
-                <w:bottom w:val="none" w:sz="0" w:space="0" w:color="000000"/>
-                <w:top w:val="none" w:sz="0" w:space="0" w:color="000000"/>
-                <w:left w:val="none" w:sz="0" w:space="0" w:color="000000"/>
-                <w:right w:val="none" w:sz="0" w:space="0" w:color="000000"/>
-              </w:pBdr>
-              <w:spacing w:after="100" w:before="100" w:line="240"/>
-              <w:ind w:left="100" w:right="100" w:firstLine="0" w:firstLineChars="0"/>
-              <w:rPr>
-                <w:rFonts w:ascii="Helvetica" w:hAnsi="Helvetica" w:eastAsia="Helvetica" w:cs="Helvetica"/>
-                <w:i w:val="false"/>
-                <w:b w:val="false"/>
-                <w:u w:val="none"/>
-                <w:sz w:val="22"/>
-                <w:szCs w:val="22"/>
-                <w:color w:val="000000"/>
-              </w:rPr>
-            </w:pPr>
-            <w:r>
-              <w:rPr>
-                <w:rFonts w:ascii="Helvetica" w:hAnsi="Helvetica" w:eastAsia="Helvetica" w:cs="Helvetica"/>
-                <w:i w:val="false"/>
-                <w:b w:val="false"/>
-                <w:u w:val="none"/>
-                <w:sz w:val="22"/>
-                <w:szCs w:val="22"/>
-                <w:color w:val="000000"/>
-              </w:rPr>
-              <w:t xml:space="preserve">0.11, 2.40</w:t>
-            </w:r>
-          </w:p>
-        </w:tc>
-        <w:tc>
-          <w:tcPr>
-            <w:tcBorders>
-              <w:bottom w:val="none" w:sz="0" w:space="0" w:color="000000"/>
-              <w:top w:val="none" w:sz="0" w:space="0" w:color="000000"/>
-              <w:left w:val="none" w:sz="0" w:space="0" w:color="000000"/>
-              <w:right w:val="none" w:sz="0" w:space="0" w:color="000000"/>
-            </w:tcBorders>
-            <w:shd w:val="clear" w:color="auto" w:fill="FFFFFF"/>
-            <w:tcMar>
-              <w:top w:w="0" w:type="dxa"/>
-              <w:bottom w:w="0" w:type="dxa"/>
-              <w:left w:w="0" w:type="dxa"/>
-              <w:right w:w="0" w:type="dxa"/>
-            </w:tcMar>
-            <w:vAlign w:val="top"/>
-          </w:tcPr>
-          <w:p>
-            <w:pPr>
-              <w:pStyle w:val="Normal"/>
-              <w:jc w:val="center"/>
-              <w:pBdr>
-                <w:bottom w:val="none" w:sz="0" w:space="0" w:color="000000"/>
-                <w:top w:val="none" w:sz="0" w:space="0" w:color="000000"/>
-                <w:left w:val="none" w:sz="0" w:space="0" w:color="000000"/>
-                <w:right w:val="none" w:sz="0" w:space="0" w:color="000000"/>
-              </w:pBdr>
-              <w:spacing w:after="100" w:before="100" w:line="240"/>
-              <w:ind w:left="100" w:right="100" w:firstLine="0" w:firstLineChars="0"/>
-              <w:rPr>
-                <w:rFonts w:ascii="Helvetica" w:hAnsi="Helvetica" w:eastAsia="Helvetica" w:cs="Helvetica"/>
-                <w:i w:val="false"/>
-                <w:b w:val="false"/>
-                <w:u w:val="none"/>
-                <w:sz w:val="22"/>
-                <w:szCs w:val="22"/>
-                <w:color w:val="000000"/>
-              </w:rPr>
-            </w:pPr>
-            <w:r>
-              <w:rPr>
-                <w:rFonts w:ascii="Helvetica" w:hAnsi="Helvetica" w:eastAsia="Helvetica" w:cs="Helvetica"/>
-                <w:i w:val="false"/>
-                <w:b w:val="false"/>
-                <w:u w:val="none"/>
-                <w:sz w:val="22"/>
-                <w:szCs w:val="22"/>
-                <w:color w:val="000000"/>
-              </w:rPr>
-              <w:t xml:space="preserve">0.400</w:t>
+              <w:t xml:space="preserve">0.64</w:t>
+            </w:r>
+          </w:p>
+        </w:tc>
+        <w:tc>
+          <w:tcPr>
+            <w:tcBorders>
+              <w:bottom w:val="none" w:sz="0" w:space="0" w:color="000000"/>
+              <w:top w:val="none" w:sz="0" w:space="0" w:color="000000"/>
+              <w:left w:val="none" w:sz="0" w:space="0" w:color="000000"/>
+              <w:right w:val="none" w:sz="0" w:space="0" w:color="000000"/>
+            </w:tcBorders>
+            <w:shd w:val="clear" w:color="auto" w:fill="FFFFFF"/>
+            <w:tcMar>
+              <w:top w:w="0" w:type="dxa"/>
+              <w:bottom w:w="0" w:type="dxa"/>
+              <w:left w:w="0" w:type="dxa"/>
+              <w:right w:w="0" w:type="dxa"/>
+            </w:tcMar>
+            <w:vAlign w:val="top"/>
+          </w:tcPr>
+          <w:p>
+            <w:pPr>
+              <w:pStyle w:val="Normal"/>
+              <w:jc w:val="center"/>
+              <w:pBdr>
+                <w:bottom w:val="none" w:sz="0" w:space="0" w:color="000000"/>
+                <w:top w:val="none" w:sz="0" w:space="0" w:color="000000"/>
+                <w:left w:val="none" w:sz="0" w:space="0" w:color="000000"/>
+                <w:right w:val="none" w:sz="0" w:space="0" w:color="000000"/>
+              </w:pBdr>
+              <w:spacing w:after="100" w:before="100" w:line="240"/>
+              <w:ind w:left="100" w:right="100" w:firstLine="0" w:firstLineChars="0"/>
+              <w:rPr>
+                <w:rFonts w:ascii="Helvetica" w:hAnsi="Helvetica" w:eastAsia="Helvetica" w:cs="Helvetica"/>
+                <w:i w:val="false"/>
+                <w:b w:val="false"/>
+                <w:u w:val="none"/>
+                <w:sz w:val="22"/>
+                <w:szCs w:val="22"/>
+                <w:color w:val="000000"/>
+              </w:rPr>
+            </w:pPr>
+            <w:r>
+              <w:rPr>
+                <w:rFonts w:ascii="Helvetica" w:hAnsi="Helvetica" w:eastAsia="Helvetica" w:cs="Helvetica"/>
+                <w:i w:val="false"/>
+                <w:b w:val="false"/>
+                <w:u w:val="none"/>
+                <w:sz w:val="22"/>
+                <w:szCs w:val="22"/>
+                <w:color w:val="000000"/>
+              </w:rPr>
+              <w:t xml:space="preserve">0.18, 2.25</w:t>
+            </w:r>
+          </w:p>
+        </w:tc>
+        <w:tc>
+          <w:tcPr>
+            <w:tcBorders>
+              <w:bottom w:val="none" w:sz="0" w:space="0" w:color="000000"/>
+              <w:top w:val="none" w:sz="0" w:space="0" w:color="000000"/>
+              <w:left w:val="none" w:sz="0" w:space="0" w:color="000000"/>
+              <w:right w:val="none" w:sz="0" w:space="0" w:color="000000"/>
+            </w:tcBorders>
+            <w:shd w:val="clear" w:color="auto" w:fill="FFFFFF"/>
+            <w:tcMar>
+              <w:top w:w="0" w:type="dxa"/>
+              <w:bottom w:w="0" w:type="dxa"/>
+              <w:left w:w="0" w:type="dxa"/>
+              <w:right w:w="0" w:type="dxa"/>
+            </w:tcMar>
+            <w:vAlign w:val="top"/>
+          </w:tcPr>
+          <w:p>
+            <w:pPr>
+              <w:pStyle w:val="Normal"/>
+              <w:jc w:val="center"/>
+              <w:pBdr>
+                <w:bottom w:val="none" w:sz="0" w:space="0" w:color="000000"/>
+                <w:top w:val="none" w:sz="0" w:space="0" w:color="000000"/>
+                <w:left w:val="none" w:sz="0" w:space="0" w:color="000000"/>
+                <w:right w:val="none" w:sz="0" w:space="0" w:color="000000"/>
+              </w:pBdr>
+              <w:spacing w:after="100" w:before="100" w:line="240"/>
+              <w:ind w:left="100" w:right="100" w:firstLine="0" w:firstLineChars="0"/>
+              <w:rPr>
+                <w:rFonts w:ascii="Helvetica" w:hAnsi="Helvetica" w:eastAsia="Helvetica" w:cs="Helvetica"/>
+                <w:i w:val="false"/>
+                <w:b w:val="false"/>
+                <w:u w:val="none"/>
+                <w:sz w:val="22"/>
+                <w:szCs w:val="22"/>
+                <w:color w:val="000000"/>
+              </w:rPr>
+            </w:pPr>
+            <w:r>
+              <w:rPr>
+                <w:rFonts w:ascii="Helvetica" w:hAnsi="Helvetica" w:eastAsia="Helvetica" w:cs="Helvetica"/>
+                <w:i w:val="false"/>
+                <w:b w:val="false"/>
+                <w:u w:val="none"/>
+                <w:sz w:val="22"/>
+                <w:szCs w:val="22"/>
+                <w:color w:val="000000"/>
+              </w:rPr>
+              <w:t xml:space="preserve">0.490</w:t>
             </w:r>
           </w:p>
         </w:tc>
@@ -13178,113 +13178,113 @@
                 <w:szCs w:val="22"/>
                 <w:color w:val="000000"/>
               </w:rPr>
-              <w:t xml:space="preserve">0.00</w:t>
-            </w:r>
-          </w:p>
-        </w:tc>
-        <w:tc>
-          <w:tcPr>
-            <w:tcBorders>
-              <w:bottom w:val="none" w:sz="0" w:space="0" w:color="000000"/>
-              <w:top w:val="none" w:sz="0" w:space="0" w:color="000000"/>
-              <w:left w:val="none" w:sz="0" w:space="0" w:color="000000"/>
-              <w:right w:val="none" w:sz="0" w:space="0" w:color="000000"/>
-            </w:tcBorders>
-            <w:shd w:val="clear" w:color="auto" w:fill="FFFFFF"/>
-            <w:tcMar>
-              <w:top w:w="0" w:type="dxa"/>
-              <w:bottom w:w="0" w:type="dxa"/>
-              <w:left w:w="0" w:type="dxa"/>
-              <w:right w:w="0" w:type="dxa"/>
-            </w:tcMar>
-            <w:vAlign w:val="top"/>
-          </w:tcPr>
-          <w:p>
-            <w:pPr>
-              <w:pStyle w:val="Normal"/>
-              <w:jc w:val="center"/>
-              <w:pBdr>
-                <w:bottom w:val="none" w:sz="0" w:space="0" w:color="000000"/>
-                <w:top w:val="none" w:sz="0" w:space="0" w:color="000000"/>
-                <w:left w:val="none" w:sz="0" w:space="0" w:color="000000"/>
-                <w:right w:val="none" w:sz="0" w:space="0" w:color="000000"/>
-              </w:pBdr>
-              <w:spacing w:after="100" w:before="100" w:line="240"/>
-              <w:ind w:left="100" w:right="100" w:firstLine="0" w:firstLineChars="0"/>
-              <w:rPr>
-                <w:rFonts w:ascii="Helvetica" w:hAnsi="Helvetica" w:eastAsia="Helvetica" w:cs="Helvetica"/>
-                <w:i w:val="false"/>
-                <w:b w:val="false"/>
-                <w:u w:val="none"/>
-                <w:sz w:val="22"/>
-                <w:szCs w:val="22"/>
-                <w:color w:val="000000"/>
-              </w:rPr>
-            </w:pPr>
-            <w:r>
-              <w:rPr>
-                <w:rFonts w:ascii="Helvetica" w:hAnsi="Helvetica" w:eastAsia="Helvetica" w:cs="Helvetica"/>
-                <w:i w:val="false"/>
-                <w:b w:val="false"/>
-                <w:u w:val="none"/>
-                <w:sz w:val="22"/>
-                <w:szCs w:val="22"/>
-                <w:color w:val="000000"/>
-              </w:rPr>
-              <w:t xml:space="preserve">0.00, 0.00</w:t>
-            </w:r>
-          </w:p>
-        </w:tc>
-        <w:tc>
-          <w:tcPr>
-            <w:tcBorders>
-              <w:bottom w:val="none" w:sz="0" w:space="0" w:color="000000"/>
-              <w:top w:val="none" w:sz="0" w:space="0" w:color="000000"/>
-              <w:left w:val="none" w:sz="0" w:space="0" w:color="000000"/>
-              <w:right w:val="none" w:sz="0" w:space="0" w:color="000000"/>
-            </w:tcBorders>
-            <w:shd w:val="clear" w:color="auto" w:fill="FFFFFF"/>
-            <w:tcMar>
-              <w:top w:w="0" w:type="dxa"/>
-              <w:bottom w:w="0" w:type="dxa"/>
-              <w:left w:w="0" w:type="dxa"/>
-              <w:right w:w="0" w:type="dxa"/>
-            </w:tcMar>
-            <w:vAlign w:val="top"/>
-          </w:tcPr>
-          <w:p>
-            <w:pPr>
-              <w:pStyle w:val="Normal"/>
-              <w:jc w:val="center"/>
-              <w:pBdr>
-                <w:bottom w:val="none" w:sz="0" w:space="0" w:color="000000"/>
-                <w:top w:val="none" w:sz="0" w:space="0" w:color="000000"/>
-                <w:left w:val="none" w:sz="0" w:space="0" w:color="000000"/>
-                <w:right w:val="none" w:sz="0" w:space="0" w:color="000000"/>
-              </w:pBdr>
-              <w:spacing w:after="100" w:before="100" w:line="240"/>
-              <w:ind w:left="100" w:right="100" w:firstLine="0" w:firstLineChars="0"/>
-              <w:rPr>
-                <w:rFonts w:ascii="Helvetica" w:hAnsi="Helvetica" w:eastAsia="Helvetica" w:cs="Helvetica"/>
-                <w:i w:val="false"/>
-                <w:b w:val="false"/>
-                <w:u w:val="none"/>
-                <w:sz w:val="22"/>
-                <w:szCs w:val="22"/>
-                <w:color w:val="000000"/>
-              </w:rPr>
-            </w:pPr>
-            <w:r>
-              <w:rPr>
-                <w:rFonts w:ascii="Helvetica" w:hAnsi="Helvetica" w:eastAsia="Helvetica" w:cs="Helvetica"/>
-                <w:i w:val="false"/>
-                <w:b w:val="false"/>
-                <w:u w:val="none"/>
-                <w:sz w:val="22"/>
-                <w:szCs w:val="22"/>
-                <w:color w:val="000000"/>
-              </w:rPr>
-              <w:t xml:space="preserve">&lt;0.001</w:t>
+              <w:t xml:space="preserve">0.13</w:t>
+            </w:r>
+          </w:p>
+        </w:tc>
+        <w:tc>
+          <w:tcPr>
+            <w:tcBorders>
+              <w:bottom w:val="none" w:sz="0" w:space="0" w:color="000000"/>
+              <w:top w:val="none" w:sz="0" w:space="0" w:color="000000"/>
+              <w:left w:val="none" w:sz="0" w:space="0" w:color="000000"/>
+              <w:right w:val="none" w:sz="0" w:space="0" w:color="000000"/>
+            </w:tcBorders>
+            <w:shd w:val="clear" w:color="auto" w:fill="FFFFFF"/>
+            <w:tcMar>
+              <w:top w:w="0" w:type="dxa"/>
+              <w:bottom w:w="0" w:type="dxa"/>
+              <w:left w:w="0" w:type="dxa"/>
+              <w:right w:w="0" w:type="dxa"/>
+            </w:tcMar>
+            <w:vAlign w:val="top"/>
+          </w:tcPr>
+          <w:p>
+            <w:pPr>
+              <w:pStyle w:val="Normal"/>
+              <w:jc w:val="center"/>
+              <w:pBdr>
+                <w:bottom w:val="none" w:sz="0" w:space="0" w:color="000000"/>
+                <w:top w:val="none" w:sz="0" w:space="0" w:color="000000"/>
+                <w:left w:val="none" w:sz="0" w:space="0" w:color="000000"/>
+                <w:right w:val="none" w:sz="0" w:space="0" w:color="000000"/>
+              </w:pBdr>
+              <w:spacing w:after="100" w:before="100" w:line="240"/>
+              <w:ind w:left="100" w:right="100" w:firstLine="0" w:firstLineChars="0"/>
+              <w:rPr>
+                <w:rFonts w:ascii="Helvetica" w:hAnsi="Helvetica" w:eastAsia="Helvetica" w:cs="Helvetica"/>
+                <w:i w:val="false"/>
+                <w:b w:val="false"/>
+                <w:u w:val="none"/>
+                <w:sz w:val="22"/>
+                <w:szCs w:val="22"/>
+                <w:color w:val="000000"/>
+              </w:rPr>
+            </w:pPr>
+            <w:r>
+              <w:rPr>
+                <w:rFonts w:ascii="Helvetica" w:hAnsi="Helvetica" w:eastAsia="Helvetica" w:cs="Helvetica"/>
+                <w:i w:val="false"/>
+                <w:b w:val="false"/>
+                <w:u w:val="none"/>
+                <w:sz w:val="22"/>
+                <w:szCs w:val="22"/>
+                <w:color w:val="000000"/>
+              </w:rPr>
+              <w:t xml:space="preserve">0.02, 1.01</w:t>
+            </w:r>
+          </w:p>
+        </w:tc>
+        <w:tc>
+          <w:tcPr>
+            <w:tcBorders>
+              <w:bottom w:val="none" w:sz="0" w:space="0" w:color="000000"/>
+              <w:top w:val="none" w:sz="0" w:space="0" w:color="000000"/>
+              <w:left w:val="none" w:sz="0" w:space="0" w:color="000000"/>
+              <w:right w:val="none" w:sz="0" w:space="0" w:color="000000"/>
+            </w:tcBorders>
+            <w:shd w:val="clear" w:color="auto" w:fill="FFFFFF"/>
+            <w:tcMar>
+              <w:top w:w="0" w:type="dxa"/>
+              <w:bottom w:w="0" w:type="dxa"/>
+              <w:left w:w="0" w:type="dxa"/>
+              <w:right w:w="0" w:type="dxa"/>
+            </w:tcMar>
+            <w:vAlign w:val="top"/>
+          </w:tcPr>
+          <w:p>
+            <w:pPr>
+              <w:pStyle w:val="Normal"/>
+              <w:jc w:val="center"/>
+              <w:pBdr>
+                <w:bottom w:val="none" w:sz="0" w:space="0" w:color="000000"/>
+                <w:top w:val="none" w:sz="0" w:space="0" w:color="000000"/>
+                <w:left w:val="none" w:sz="0" w:space="0" w:color="000000"/>
+                <w:right w:val="none" w:sz="0" w:space="0" w:color="000000"/>
+              </w:pBdr>
+              <w:spacing w:after="100" w:before="100" w:line="240"/>
+              <w:ind w:left="100" w:right="100" w:firstLine="0" w:firstLineChars="0"/>
+              <w:rPr>
+                <w:rFonts w:ascii="Helvetica" w:hAnsi="Helvetica" w:eastAsia="Helvetica" w:cs="Helvetica"/>
+                <w:i w:val="false"/>
+                <w:b w:val="false"/>
+                <w:u w:val="none"/>
+                <w:sz w:val="22"/>
+                <w:szCs w:val="22"/>
+                <w:color w:val="000000"/>
+              </w:rPr>
+            </w:pPr>
+            <w:r>
+              <w:rPr>
+                <w:rFonts w:ascii="Helvetica" w:hAnsi="Helvetica" w:eastAsia="Helvetica" w:cs="Helvetica"/>
+                <w:i w:val="false"/>
+                <w:b w:val="false"/>
+                <w:u w:val="none"/>
+                <w:sz w:val="22"/>
+                <w:szCs w:val="22"/>
+                <w:color w:val="000000"/>
+              </w:rPr>
+              <w:t xml:space="preserve">0.051</w:t>
             </w:r>
           </w:p>
         </w:tc>
@@ -13449,60 +13449,60 @@
                 <w:szCs w:val="22"/>
                 <w:color w:val="000000"/>
               </w:rPr>
-              <w:t xml:space="preserve">22,463</w:t>
-            </w:r>
-          </w:p>
-        </w:tc>
-        <w:tc>
-          <w:tcPr>
-            <w:tcBorders>
-              <w:bottom w:val="none" w:sz="0" w:space="0" w:color="000000"/>
-              <w:top w:val="none" w:sz="0" w:space="0" w:color="000000"/>
-              <w:left w:val="none" w:sz="0" w:space="0" w:color="000000"/>
-              <w:right w:val="none" w:sz="0" w:space="0" w:color="000000"/>
-            </w:tcBorders>
-            <w:shd w:val="clear" w:color="auto" w:fill="FFFFFF"/>
-            <w:tcMar>
-              <w:top w:w="0" w:type="dxa"/>
-              <w:bottom w:w="0" w:type="dxa"/>
-              <w:left w:w="0" w:type="dxa"/>
-              <w:right w:w="0" w:type="dxa"/>
-            </w:tcMar>
-            <w:vAlign w:val="top"/>
-          </w:tcPr>
-          <w:p>
-            <w:pPr>
-              <w:pStyle w:val="Normal"/>
-              <w:jc w:val="center"/>
-              <w:pBdr>
-                <w:bottom w:val="none" w:sz="0" w:space="0" w:color="000000"/>
-                <w:top w:val="none" w:sz="0" w:space="0" w:color="000000"/>
-                <w:left w:val="none" w:sz="0" w:space="0" w:color="000000"/>
-                <w:right w:val="none" w:sz="0" w:space="0" w:color="000000"/>
-              </w:pBdr>
-              <w:spacing w:after="100" w:before="100" w:line="240"/>
-              <w:ind w:left="100" w:right="100" w:firstLine="0" w:firstLineChars="0"/>
-              <w:rPr>
-                <w:rFonts w:ascii="Helvetica" w:hAnsi="Helvetica" w:eastAsia="Helvetica" w:cs="Helvetica"/>
-                <w:i w:val="false"/>
-                <w:b w:val="false"/>
-                <w:u w:val="none"/>
-                <w:sz w:val="22"/>
-                <w:szCs w:val="22"/>
-                <w:color w:val="000000"/>
-              </w:rPr>
-            </w:pPr>
-            <w:r>
-              <w:rPr>
-                <w:rFonts w:ascii="Helvetica" w:hAnsi="Helvetica" w:eastAsia="Helvetica" w:cs="Helvetica"/>
-                <w:i w:val="false"/>
-                <w:b w:val="false"/>
-                <w:u w:val="none"/>
-                <w:sz w:val="22"/>
-                <w:szCs w:val="22"/>
-                <w:color w:val="000000"/>
-              </w:rPr>
-              <w:t xml:space="preserve">2,820, 178,907</w:t>
+              <w:t xml:space="preserve">22,391</w:t>
+            </w:r>
+          </w:p>
+        </w:tc>
+        <w:tc>
+          <w:tcPr>
+            <w:tcBorders>
+              <w:bottom w:val="none" w:sz="0" w:space="0" w:color="000000"/>
+              <w:top w:val="none" w:sz="0" w:space="0" w:color="000000"/>
+              <w:left w:val="none" w:sz="0" w:space="0" w:color="000000"/>
+              <w:right w:val="none" w:sz="0" w:space="0" w:color="000000"/>
+            </w:tcBorders>
+            <w:shd w:val="clear" w:color="auto" w:fill="FFFFFF"/>
+            <w:tcMar>
+              <w:top w:w="0" w:type="dxa"/>
+              <w:bottom w:w="0" w:type="dxa"/>
+              <w:left w:w="0" w:type="dxa"/>
+              <w:right w:w="0" w:type="dxa"/>
+            </w:tcMar>
+            <w:vAlign w:val="top"/>
+          </w:tcPr>
+          <w:p>
+            <w:pPr>
+              <w:pStyle w:val="Normal"/>
+              <w:jc w:val="center"/>
+              <w:pBdr>
+                <w:bottom w:val="none" w:sz="0" w:space="0" w:color="000000"/>
+                <w:top w:val="none" w:sz="0" w:space="0" w:color="000000"/>
+                <w:left w:val="none" w:sz="0" w:space="0" w:color="000000"/>
+                <w:right w:val="none" w:sz="0" w:space="0" w:color="000000"/>
+              </w:pBdr>
+              <w:spacing w:after="100" w:before="100" w:line="240"/>
+              <w:ind w:left="100" w:right="100" w:firstLine="0" w:firstLineChars="0"/>
+              <w:rPr>
+                <w:rFonts w:ascii="Helvetica" w:hAnsi="Helvetica" w:eastAsia="Helvetica" w:cs="Helvetica"/>
+                <w:i w:val="false"/>
+                <w:b w:val="false"/>
+                <w:u w:val="none"/>
+                <w:sz w:val="22"/>
+                <w:szCs w:val="22"/>
+                <w:color w:val="000000"/>
+              </w:rPr>
+            </w:pPr>
+            <w:r>
+              <w:rPr>
+                <w:rFonts w:ascii="Helvetica" w:hAnsi="Helvetica" w:eastAsia="Helvetica" w:cs="Helvetica"/>
+                <w:i w:val="false"/>
+                <w:b w:val="false"/>
+                <w:u w:val="none"/>
+                <w:sz w:val="22"/>
+                <w:szCs w:val="22"/>
+                <w:color w:val="000000"/>
+              </w:rPr>
+              <w:t xml:space="preserve">2,914, 172,060</w:t>
             </w:r>
           </w:p>
         </w:tc>
@@ -13661,60 +13661,60 @@
                 <w:szCs w:val="22"/>
                 <w:color w:val="000000"/>
               </w:rPr>
-              <w:t xml:space="preserve">3,067</w:t>
-            </w:r>
-          </w:p>
-        </w:tc>
-        <w:tc>
-          <w:tcPr>
-            <w:tcBorders>
-              <w:bottom w:val="none" w:sz="0" w:space="0" w:color="000000"/>
-              <w:top w:val="none" w:sz="0" w:space="0" w:color="000000"/>
-              <w:left w:val="none" w:sz="0" w:space="0" w:color="000000"/>
-              <w:right w:val="none" w:sz="0" w:space="0" w:color="000000"/>
-            </w:tcBorders>
-            <w:shd w:val="clear" w:color="auto" w:fill="FFFFFF"/>
-            <w:tcMar>
-              <w:top w:w="0" w:type="dxa"/>
-              <w:bottom w:w="0" w:type="dxa"/>
-              <w:left w:w="0" w:type="dxa"/>
-              <w:right w:w="0" w:type="dxa"/>
-            </w:tcMar>
-            <w:vAlign w:val="top"/>
-          </w:tcPr>
-          <w:p>
-            <w:pPr>
-              <w:pStyle w:val="Normal"/>
-              <w:jc w:val="center"/>
-              <w:pBdr>
-                <w:bottom w:val="none" w:sz="0" w:space="0" w:color="000000"/>
-                <w:top w:val="none" w:sz="0" w:space="0" w:color="000000"/>
-                <w:left w:val="none" w:sz="0" w:space="0" w:color="000000"/>
-                <w:right w:val="none" w:sz="0" w:space="0" w:color="000000"/>
-              </w:pBdr>
-              <w:spacing w:after="100" w:before="100" w:line="240"/>
-              <w:ind w:left="100" w:right="100" w:firstLine="0" w:firstLineChars="0"/>
-              <w:rPr>
-                <w:rFonts w:ascii="Helvetica" w:hAnsi="Helvetica" w:eastAsia="Helvetica" w:cs="Helvetica"/>
-                <w:i w:val="false"/>
-                <w:b w:val="false"/>
-                <w:u w:val="none"/>
-                <w:sz w:val="22"/>
-                <w:szCs w:val="22"/>
-                <w:color w:val="000000"/>
-              </w:rPr>
-            </w:pPr>
-            <w:r>
-              <w:rPr>
-                <w:rFonts w:ascii="Helvetica" w:hAnsi="Helvetica" w:eastAsia="Helvetica" w:cs="Helvetica"/>
-                <w:i w:val="false"/>
-                <w:b w:val="false"/>
-                <w:u w:val="none"/>
-                <w:sz w:val="22"/>
-                <w:szCs w:val="22"/>
-                <w:color w:val="000000"/>
-              </w:rPr>
-              <w:t xml:space="preserve">144, 65,135</w:t>
+              <w:t xml:space="preserve">14,949</w:t>
+            </w:r>
+          </w:p>
+        </w:tc>
+        <w:tc>
+          <w:tcPr>
+            <w:tcBorders>
+              <w:bottom w:val="none" w:sz="0" w:space="0" w:color="000000"/>
+              <w:top w:val="none" w:sz="0" w:space="0" w:color="000000"/>
+              <w:left w:val="none" w:sz="0" w:space="0" w:color="000000"/>
+              <w:right w:val="none" w:sz="0" w:space="0" w:color="000000"/>
+            </w:tcBorders>
+            <w:shd w:val="clear" w:color="auto" w:fill="FFFFFF"/>
+            <w:tcMar>
+              <w:top w:w="0" w:type="dxa"/>
+              <w:bottom w:w="0" w:type="dxa"/>
+              <w:left w:w="0" w:type="dxa"/>
+              <w:right w:w="0" w:type="dxa"/>
+            </w:tcMar>
+            <w:vAlign w:val="top"/>
+          </w:tcPr>
+          <w:p>
+            <w:pPr>
+              <w:pStyle w:val="Normal"/>
+              <w:jc w:val="center"/>
+              <w:pBdr>
+                <w:bottom w:val="none" w:sz="0" w:space="0" w:color="000000"/>
+                <w:top w:val="none" w:sz="0" w:space="0" w:color="000000"/>
+                <w:left w:val="none" w:sz="0" w:space="0" w:color="000000"/>
+                <w:right w:val="none" w:sz="0" w:space="0" w:color="000000"/>
+              </w:pBdr>
+              <w:spacing w:after="100" w:before="100" w:line="240"/>
+              <w:ind w:left="100" w:right="100" w:firstLine="0" w:firstLineChars="0"/>
+              <w:rPr>
+                <w:rFonts w:ascii="Helvetica" w:hAnsi="Helvetica" w:eastAsia="Helvetica" w:cs="Helvetica"/>
+                <w:i w:val="false"/>
+                <w:b w:val="false"/>
+                <w:u w:val="none"/>
+                <w:sz w:val="22"/>
+                <w:szCs w:val="22"/>
+                <w:color w:val="000000"/>
+              </w:rPr>
+            </w:pPr>
+            <w:r>
+              <w:rPr>
+                <w:rFonts w:ascii="Helvetica" w:hAnsi="Helvetica" w:eastAsia="Helvetica" w:cs="Helvetica"/>
+                <w:i w:val="false"/>
+                <w:b w:val="false"/>
+                <w:u w:val="none"/>
+                <w:sz w:val="22"/>
+                <w:szCs w:val="22"/>
+                <w:color w:val="000000"/>
+              </w:rPr>
+              <w:t xml:space="preserve">200, 1,118,548</w:t>
             </w:r>
           </w:p>
         </w:tc>
@@ -13932,113 +13932,113 @@
                 <w:szCs w:val="22"/>
                 <w:color w:val="000000"/>
               </w:rPr>
-              <w:t xml:space="preserve">4.23</w:t>
-            </w:r>
-          </w:p>
-        </w:tc>
-        <w:tc>
-          <w:tcPr>
-            <w:tcBorders>
-              <w:bottom w:val="none" w:sz="0" w:space="0" w:color="000000"/>
-              <w:top w:val="none" w:sz="0" w:space="0" w:color="000000"/>
-              <w:left w:val="none" w:sz="0" w:space="0" w:color="000000"/>
-              <w:right w:val="none" w:sz="0" w:space="0" w:color="000000"/>
-            </w:tcBorders>
-            <w:shd w:val="clear" w:color="auto" w:fill="FFFFFF"/>
-            <w:tcMar>
-              <w:top w:w="0" w:type="dxa"/>
-              <w:bottom w:w="0" w:type="dxa"/>
-              <w:left w:w="0" w:type="dxa"/>
-              <w:right w:w="0" w:type="dxa"/>
-            </w:tcMar>
-            <w:vAlign w:val="top"/>
-          </w:tcPr>
-          <w:p>
-            <w:pPr>
-              <w:pStyle w:val="Normal"/>
-              <w:jc w:val="center"/>
-              <w:pBdr>
-                <w:bottom w:val="none" w:sz="0" w:space="0" w:color="000000"/>
-                <w:top w:val="none" w:sz="0" w:space="0" w:color="000000"/>
-                <w:left w:val="none" w:sz="0" w:space="0" w:color="000000"/>
-                <w:right w:val="none" w:sz="0" w:space="0" w:color="000000"/>
-              </w:pBdr>
-              <w:spacing w:after="100" w:before="100" w:line="240"/>
-              <w:ind w:left="100" w:right="100" w:firstLine="0" w:firstLineChars="0"/>
-              <w:rPr>
-                <w:rFonts w:ascii="Helvetica" w:hAnsi="Helvetica" w:eastAsia="Helvetica" w:cs="Helvetica"/>
-                <w:i w:val="false"/>
-                <w:b w:val="false"/>
-                <w:u w:val="none"/>
-                <w:sz w:val="22"/>
-                <w:szCs w:val="22"/>
-                <w:color w:val="000000"/>
-              </w:rPr>
-            </w:pPr>
-            <w:r>
-              <w:rPr>
-                <w:rFonts w:ascii="Helvetica" w:hAnsi="Helvetica" w:eastAsia="Helvetica" w:cs="Helvetica"/>
-                <w:i w:val="false"/>
-                <w:b w:val="false"/>
-                <w:u w:val="none"/>
-                <w:sz w:val="22"/>
-                <w:szCs w:val="22"/>
-                <w:color w:val="000000"/>
-              </w:rPr>
-              <w:t xml:space="preserve">1.30, 13.8</w:t>
-            </w:r>
-          </w:p>
-        </w:tc>
-        <w:tc>
-          <w:tcPr>
-            <w:tcBorders>
-              <w:bottom w:val="none" w:sz="0" w:space="0" w:color="000000"/>
-              <w:top w:val="none" w:sz="0" w:space="0" w:color="000000"/>
-              <w:left w:val="none" w:sz="0" w:space="0" w:color="000000"/>
-              <w:right w:val="none" w:sz="0" w:space="0" w:color="000000"/>
-            </w:tcBorders>
-            <w:shd w:val="clear" w:color="auto" w:fill="FFFFFF"/>
-            <w:tcMar>
-              <w:top w:w="0" w:type="dxa"/>
-              <w:bottom w:w="0" w:type="dxa"/>
-              <w:left w:w="0" w:type="dxa"/>
-              <w:right w:w="0" w:type="dxa"/>
-            </w:tcMar>
-            <w:vAlign w:val="top"/>
-          </w:tcPr>
-          <w:p>
-            <w:pPr>
-              <w:pStyle w:val="Normal"/>
-              <w:jc w:val="center"/>
-              <w:pBdr>
-                <w:bottom w:val="none" w:sz="0" w:space="0" w:color="000000"/>
-                <w:top w:val="none" w:sz="0" w:space="0" w:color="000000"/>
-                <w:left w:val="none" w:sz="0" w:space="0" w:color="000000"/>
-                <w:right w:val="none" w:sz="0" w:space="0" w:color="000000"/>
-              </w:pBdr>
-              <w:spacing w:after="100" w:before="100" w:line="240"/>
-              <w:ind w:left="100" w:right="100" w:firstLine="0" w:firstLineChars="0"/>
-              <w:rPr>
-                <w:rFonts w:ascii="Helvetica" w:hAnsi="Helvetica" w:eastAsia="Helvetica" w:cs="Helvetica"/>
-                <w:i w:val="false"/>
-                <w:b w:val="false"/>
-                <w:u w:val="none"/>
-                <w:sz w:val="22"/>
-                <w:szCs w:val="22"/>
-                <w:color w:val="000000"/>
-              </w:rPr>
-            </w:pPr>
-            <w:r>
-              <w:rPr>
-                <w:rFonts w:ascii="Helvetica" w:hAnsi="Helvetica" w:eastAsia="Helvetica" w:cs="Helvetica"/>
-                <w:i w:val="false"/>
-                <w:b w:val="false"/>
-                <w:u w:val="none"/>
-                <w:sz w:val="22"/>
-                <w:szCs w:val="22"/>
-                <w:color w:val="000000"/>
-              </w:rPr>
-              <w:t xml:space="preserve">0.017</w:t>
+              <w:t xml:space="preserve">2.78</w:t>
+            </w:r>
+          </w:p>
+        </w:tc>
+        <w:tc>
+          <w:tcPr>
+            <w:tcBorders>
+              <w:bottom w:val="none" w:sz="0" w:space="0" w:color="000000"/>
+              <w:top w:val="none" w:sz="0" w:space="0" w:color="000000"/>
+              <w:left w:val="none" w:sz="0" w:space="0" w:color="000000"/>
+              <w:right w:val="none" w:sz="0" w:space="0" w:color="000000"/>
+            </w:tcBorders>
+            <w:shd w:val="clear" w:color="auto" w:fill="FFFFFF"/>
+            <w:tcMar>
+              <w:top w:w="0" w:type="dxa"/>
+              <w:bottom w:w="0" w:type="dxa"/>
+              <w:left w:w="0" w:type="dxa"/>
+              <w:right w:w="0" w:type="dxa"/>
+            </w:tcMar>
+            <w:vAlign w:val="top"/>
+          </w:tcPr>
+          <w:p>
+            <w:pPr>
+              <w:pStyle w:val="Normal"/>
+              <w:jc w:val="center"/>
+              <w:pBdr>
+                <w:bottom w:val="none" w:sz="0" w:space="0" w:color="000000"/>
+                <w:top w:val="none" w:sz="0" w:space="0" w:color="000000"/>
+                <w:left w:val="none" w:sz="0" w:space="0" w:color="000000"/>
+                <w:right w:val="none" w:sz="0" w:space="0" w:color="000000"/>
+              </w:pBdr>
+              <w:spacing w:after="100" w:before="100" w:line="240"/>
+              <w:ind w:left="100" w:right="100" w:firstLine="0" w:firstLineChars="0"/>
+              <w:rPr>
+                <w:rFonts w:ascii="Helvetica" w:hAnsi="Helvetica" w:eastAsia="Helvetica" w:cs="Helvetica"/>
+                <w:i w:val="false"/>
+                <w:b w:val="false"/>
+                <w:u w:val="none"/>
+                <w:sz w:val="22"/>
+                <w:szCs w:val="22"/>
+                <w:color w:val="000000"/>
+              </w:rPr>
+            </w:pPr>
+            <w:r>
+              <w:rPr>
+                <w:rFonts w:ascii="Helvetica" w:hAnsi="Helvetica" w:eastAsia="Helvetica" w:cs="Helvetica"/>
+                <w:i w:val="false"/>
+                <w:b w:val="false"/>
+                <w:u w:val="none"/>
+                <w:sz w:val="22"/>
+                <w:szCs w:val="22"/>
+                <w:color w:val="000000"/>
+              </w:rPr>
+              <w:t xml:space="preserve">0.95, 8.11</w:t>
+            </w:r>
+          </w:p>
+        </w:tc>
+        <w:tc>
+          <w:tcPr>
+            <w:tcBorders>
+              <w:bottom w:val="none" w:sz="0" w:space="0" w:color="000000"/>
+              <w:top w:val="none" w:sz="0" w:space="0" w:color="000000"/>
+              <w:left w:val="none" w:sz="0" w:space="0" w:color="000000"/>
+              <w:right w:val="none" w:sz="0" w:space="0" w:color="000000"/>
+            </w:tcBorders>
+            <w:shd w:val="clear" w:color="auto" w:fill="FFFFFF"/>
+            <w:tcMar>
+              <w:top w:w="0" w:type="dxa"/>
+              <w:bottom w:w="0" w:type="dxa"/>
+              <w:left w:w="0" w:type="dxa"/>
+              <w:right w:w="0" w:type="dxa"/>
+            </w:tcMar>
+            <w:vAlign w:val="top"/>
+          </w:tcPr>
+          <w:p>
+            <w:pPr>
+              <w:pStyle w:val="Normal"/>
+              <w:jc w:val="center"/>
+              <w:pBdr>
+                <w:bottom w:val="none" w:sz="0" w:space="0" w:color="000000"/>
+                <w:top w:val="none" w:sz="0" w:space="0" w:color="000000"/>
+                <w:left w:val="none" w:sz="0" w:space="0" w:color="000000"/>
+                <w:right w:val="none" w:sz="0" w:space="0" w:color="000000"/>
+              </w:pBdr>
+              <w:spacing w:after="100" w:before="100" w:line="240"/>
+              <w:ind w:left="100" w:right="100" w:firstLine="0" w:firstLineChars="0"/>
+              <w:rPr>
+                <w:rFonts w:ascii="Helvetica" w:hAnsi="Helvetica" w:eastAsia="Helvetica" w:cs="Helvetica"/>
+                <w:i w:val="false"/>
+                <w:b w:val="false"/>
+                <w:u w:val="none"/>
+                <w:sz w:val="22"/>
+                <w:szCs w:val="22"/>
+                <w:color w:val="000000"/>
+              </w:rPr>
+            </w:pPr>
+            <w:r>
+              <w:rPr>
+                <w:rFonts w:ascii="Helvetica" w:hAnsi="Helvetica" w:eastAsia="Helvetica" w:cs="Helvetica"/>
+                <w:i w:val="false"/>
+                <w:b w:val="false"/>
+                <w:u w:val="none"/>
+                <w:sz w:val="22"/>
+                <w:szCs w:val="22"/>
+                <w:color w:val="000000"/>
+              </w:rPr>
+              <w:t xml:space="preserve">0.061</w:t>
             </w:r>
           </w:p>
         </w:tc>
@@ -14144,113 +14144,113 @@
                 <w:szCs w:val="22"/>
                 <w:color w:val="000000"/>
               </w:rPr>
-              <w:t xml:space="preserve">5.89</w:t>
-            </w:r>
-          </w:p>
-        </w:tc>
-        <w:tc>
-          <w:tcPr>
-            <w:tcBorders>
-              <w:bottom w:val="none" w:sz="0" w:space="0" w:color="000000"/>
-              <w:top w:val="none" w:sz="0" w:space="0" w:color="000000"/>
-              <w:left w:val="none" w:sz="0" w:space="0" w:color="000000"/>
-              <w:right w:val="none" w:sz="0" w:space="0" w:color="000000"/>
-            </w:tcBorders>
-            <w:shd w:val="clear" w:color="auto" w:fill="FFFFFF"/>
-            <w:tcMar>
-              <w:top w:w="0" w:type="dxa"/>
-              <w:bottom w:w="0" w:type="dxa"/>
-              <w:left w:w="0" w:type="dxa"/>
-              <w:right w:w="0" w:type="dxa"/>
-            </w:tcMar>
-            <w:vAlign w:val="top"/>
-          </w:tcPr>
-          <w:p>
-            <w:pPr>
-              <w:pStyle w:val="Normal"/>
-              <w:jc w:val="center"/>
-              <w:pBdr>
-                <w:bottom w:val="none" w:sz="0" w:space="0" w:color="000000"/>
-                <w:top w:val="none" w:sz="0" w:space="0" w:color="000000"/>
-                <w:left w:val="none" w:sz="0" w:space="0" w:color="000000"/>
-                <w:right w:val="none" w:sz="0" w:space="0" w:color="000000"/>
-              </w:pBdr>
-              <w:spacing w:after="100" w:before="100" w:line="240"/>
-              <w:ind w:left="100" w:right="100" w:firstLine="0" w:firstLineChars="0"/>
-              <w:rPr>
-                <w:rFonts w:ascii="Helvetica" w:hAnsi="Helvetica" w:eastAsia="Helvetica" w:cs="Helvetica"/>
-                <w:i w:val="false"/>
-                <w:b w:val="false"/>
-                <w:u w:val="none"/>
-                <w:sz w:val="22"/>
-                <w:szCs w:val="22"/>
-                <w:color w:val="000000"/>
-              </w:rPr>
-            </w:pPr>
-            <w:r>
-              <w:rPr>
-                <w:rFonts w:ascii="Helvetica" w:hAnsi="Helvetica" w:eastAsia="Helvetica" w:cs="Helvetica"/>
-                <w:i w:val="false"/>
-                <w:b w:val="false"/>
-                <w:u w:val="none"/>
-                <w:sz w:val="22"/>
-                <w:szCs w:val="22"/>
-                <w:color w:val="000000"/>
-              </w:rPr>
-              <w:t xml:space="preserve">1.36, 25.5</w:t>
-            </w:r>
-          </w:p>
-        </w:tc>
-        <w:tc>
-          <w:tcPr>
-            <w:tcBorders>
-              <w:bottom w:val="none" w:sz="0" w:space="0" w:color="000000"/>
-              <w:top w:val="none" w:sz="0" w:space="0" w:color="000000"/>
-              <w:left w:val="none" w:sz="0" w:space="0" w:color="000000"/>
-              <w:right w:val="none" w:sz="0" w:space="0" w:color="000000"/>
-            </w:tcBorders>
-            <w:shd w:val="clear" w:color="auto" w:fill="FFFFFF"/>
-            <w:tcMar>
-              <w:top w:w="0" w:type="dxa"/>
-              <w:bottom w:w="0" w:type="dxa"/>
-              <w:left w:w="0" w:type="dxa"/>
-              <w:right w:w="0" w:type="dxa"/>
-            </w:tcMar>
-            <w:vAlign w:val="top"/>
-          </w:tcPr>
-          <w:p>
-            <w:pPr>
-              <w:pStyle w:val="Normal"/>
-              <w:jc w:val="center"/>
-              <w:pBdr>
-                <w:bottom w:val="none" w:sz="0" w:space="0" w:color="000000"/>
-                <w:top w:val="none" w:sz="0" w:space="0" w:color="000000"/>
-                <w:left w:val="none" w:sz="0" w:space="0" w:color="000000"/>
-                <w:right w:val="none" w:sz="0" w:space="0" w:color="000000"/>
-              </w:pBdr>
-              <w:spacing w:after="100" w:before="100" w:line="240"/>
-              <w:ind w:left="100" w:right="100" w:firstLine="0" w:firstLineChars="0"/>
-              <w:rPr>
-                <w:rFonts w:ascii="Helvetica" w:hAnsi="Helvetica" w:eastAsia="Helvetica" w:cs="Helvetica"/>
-                <w:i w:val="false"/>
-                <w:b w:val="false"/>
-                <w:u w:val="none"/>
-                <w:sz w:val="22"/>
-                <w:szCs w:val="22"/>
-                <w:color w:val="000000"/>
-              </w:rPr>
-            </w:pPr>
-            <w:r>
-              <w:rPr>
-                <w:rFonts w:ascii="Helvetica" w:hAnsi="Helvetica" w:eastAsia="Helvetica" w:cs="Helvetica"/>
-                <w:i w:val="false"/>
-                <w:b w:val="false"/>
-                <w:u w:val="none"/>
-                <w:sz w:val="22"/>
-                <w:szCs w:val="22"/>
-                <w:color w:val="000000"/>
-              </w:rPr>
-              <w:t xml:space="preserve">0.018</w:t>
+              <w:t xml:space="preserve">3.04</w:t>
+            </w:r>
+          </w:p>
+        </w:tc>
+        <w:tc>
+          <w:tcPr>
+            <w:tcBorders>
+              <w:bottom w:val="none" w:sz="0" w:space="0" w:color="000000"/>
+              <w:top w:val="none" w:sz="0" w:space="0" w:color="000000"/>
+              <w:left w:val="none" w:sz="0" w:space="0" w:color="000000"/>
+              <w:right w:val="none" w:sz="0" w:space="0" w:color="000000"/>
+            </w:tcBorders>
+            <w:shd w:val="clear" w:color="auto" w:fill="FFFFFF"/>
+            <w:tcMar>
+              <w:top w:w="0" w:type="dxa"/>
+              <w:bottom w:w="0" w:type="dxa"/>
+              <w:left w:w="0" w:type="dxa"/>
+              <w:right w:w="0" w:type="dxa"/>
+            </w:tcMar>
+            <w:vAlign w:val="top"/>
+          </w:tcPr>
+          <w:p>
+            <w:pPr>
+              <w:pStyle w:val="Normal"/>
+              <w:jc w:val="center"/>
+              <w:pBdr>
+                <w:bottom w:val="none" w:sz="0" w:space="0" w:color="000000"/>
+                <w:top w:val="none" w:sz="0" w:space="0" w:color="000000"/>
+                <w:left w:val="none" w:sz="0" w:space="0" w:color="000000"/>
+                <w:right w:val="none" w:sz="0" w:space="0" w:color="000000"/>
+              </w:pBdr>
+              <w:spacing w:after="100" w:before="100" w:line="240"/>
+              <w:ind w:left="100" w:right="100" w:firstLine="0" w:firstLineChars="0"/>
+              <w:rPr>
+                <w:rFonts w:ascii="Helvetica" w:hAnsi="Helvetica" w:eastAsia="Helvetica" w:cs="Helvetica"/>
+                <w:i w:val="false"/>
+                <w:b w:val="false"/>
+                <w:u w:val="none"/>
+                <w:sz w:val="22"/>
+                <w:szCs w:val="22"/>
+                <w:color w:val="000000"/>
+              </w:rPr>
+            </w:pPr>
+            <w:r>
+              <w:rPr>
+                <w:rFonts w:ascii="Helvetica" w:hAnsi="Helvetica" w:eastAsia="Helvetica" w:cs="Helvetica"/>
+                <w:i w:val="false"/>
+                <w:b w:val="false"/>
+                <w:u w:val="none"/>
+                <w:sz w:val="22"/>
+                <w:szCs w:val="22"/>
+                <w:color w:val="000000"/>
+              </w:rPr>
+              <w:t xml:space="preserve">0.67, 13.7</w:t>
+            </w:r>
+          </w:p>
+        </w:tc>
+        <w:tc>
+          <w:tcPr>
+            <w:tcBorders>
+              <w:bottom w:val="none" w:sz="0" w:space="0" w:color="000000"/>
+              <w:top w:val="none" w:sz="0" w:space="0" w:color="000000"/>
+              <w:left w:val="none" w:sz="0" w:space="0" w:color="000000"/>
+              <w:right w:val="none" w:sz="0" w:space="0" w:color="000000"/>
+            </w:tcBorders>
+            <w:shd w:val="clear" w:color="auto" w:fill="FFFFFF"/>
+            <w:tcMar>
+              <w:top w:w="0" w:type="dxa"/>
+              <w:bottom w:w="0" w:type="dxa"/>
+              <w:left w:w="0" w:type="dxa"/>
+              <w:right w:w="0" w:type="dxa"/>
+            </w:tcMar>
+            <w:vAlign w:val="top"/>
+          </w:tcPr>
+          <w:p>
+            <w:pPr>
+              <w:pStyle w:val="Normal"/>
+              <w:jc w:val="center"/>
+              <w:pBdr>
+                <w:bottom w:val="none" w:sz="0" w:space="0" w:color="000000"/>
+                <w:top w:val="none" w:sz="0" w:space="0" w:color="000000"/>
+                <w:left w:val="none" w:sz="0" w:space="0" w:color="000000"/>
+                <w:right w:val="none" w:sz="0" w:space="0" w:color="000000"/>
+              </w:pBdr>
+              <w:spacing w:after="100" w:before="100" w:line="240"/>
+              <w:ind w:left="100" w:right="100" w:firstLine="0" w:firstLineChars="0"/>
+              <w:rPr>
+                <w:rFonts w:ascii="Helvetica" w:hAnsi="Helvetica" w:eastAsia="Helvetica" w:cs="Helvetica"/>
+                <w:i w:val="false"/>
+                <w:b w:val="false"/>
+                <w:u w:val="none"/>
+                <w:sz w:val="22"/>
+                <w:szCs w:val="22"/>
+                <w:color w:val="000000"/>
+              </w:rPr>
+            </w:pPr>
+            <w:r>
+              <w:rPr>
+                <w:rFonts w:ascii="Helvetica" w:hAnsi="Helvetica" w:eastAsia="Helvetica" w:cs="Helvetica"/>
+                <w:i w:val="false"/>
+                <w:b w:val="false"/>
+                <w:u w:val="none"/>
+                <w:sz w:val="22"/>
+                <w:szCs w:val="22"/>
+                <w:color w:val="000000"/>
+              </w:rPr>
+              <w:t xml:space="preserve">0.150</w:t>
             </w:r>
           </w:p>
         </w:tc>
@@ -14468,7 +14468,7 @@
                 <w:szCs w:val="22"/>
                 <w:color w:val="000000"/>
               </w:rPr>
-              <w:t xml:space="preserve">0.94, 0.99</w:t>
+              <w:t xml:space="preserve">0.94, 0.98</w:t>
             </w:r>
           </w:p>
         </w:tc>
@@ -14521,7 +14521,7 @@
                 <w:szCs w:val="22"/>
                 <w:color w:val="000000"/>
               </w:rPr>
-              <w:t xml:space="preserve">0.003</w:t>
+              <w:t xml:space="preserve">&lt;0.001</w:t>
             </w:r>
           </w:p>
         </w:tc>
@@ -14627,7 +14627,7 @@
                 <w:szCs w:val="22"/>
                 <w:color w:val="000000"/>
               </w:rPr>
-              <w:t xml:space="preserve">0.92</w:t>
+              <w:t xml:space="preserve">0.96</w:t>
             </w:r>
           </w:p>
         </w:tc>
@@ -14680,7 +14680,7 @@
                 <w:szCs w:val="22"/>
                 <w:color w:val="000000"/>
               </w:rPr>
-              <w:t xml:space="preserve">0.87, 0.98</w:t>
+              <w:t xml:space="preserve">0.93, 1.0</w:t>
             </w:r>
           </w:p>
         </w:tc>
@@ -14733,7 +14733,7 @@
                 <w:szCs w:val="22"/>
                 <w:color w:val="000000"/>
               </w:rPr>
-              <w:t xml:space="preserve">0.008</w:t>
+              <w:t xml:space="preserve">0.023</w:t>
             </w:r>
           </w:p>
         </w:tc>

--- a/docs/tables/carbo/sec6_ckd_composite.docx
+++ b/docs/tables/carbo/sec6_ckd_composite.docx
@@ -785,7 +785,7 @@
                 <w:szCs w:val="22"/>
                 <w:color w:val="000000"/>
               </w:rPr>
-              <w:t xml:space="preserve">egfr_diff_pct_per10</w:t>
+              <w:t xml:space="preserve">egfr_diff_pct_sens_per10</w:t>
             </w:r>
           </w:p>
         </w:tc>
@@ -891,7 +891,7 @@
                 <w:szCs w:val="22"/>
                 <w:color w:val="000000"/>
               </w:rPr>
-              <w:t xml:space="preserve">1.10</w:t>
+              <w:t xml:space="preserve">1.43</w:t>
             </w:r>
           </w:p>
         </w:tc>
@@ -944,7 +944,7 @@
                 <w:szCs w:val="22"/>
                 <w:color w:val="000000"/>
               </w:rPr>
-              <w:t xml:space="preserve">0.86, 1.40</w:t>
+              <w:t xml:space="preserve">1.15, 1.78</w:t>
             </w:r>
           </w:p>
         </w:tc>
@@ -997,7 +997,7 @@
                 <w:szCs w:val="22"/>
                 <w:color w:val="000000"/>
               </w:rPr>
-              <w:t xml:space="preserve">0.440</w:t>
+              <w:t xml:space="preserve">0.001</w:t>
             </w:r>
           </w:p>
         </w:tc>
@@ -1103,7 +1103,7 @@
                 <w:szCs w:val="22"/>
                 <w:color w:val="000000"/>
               </w:rPr>
-              <w:t xml:space="preserve">1.34</w:t>
+              <w:t xml:space="preserve">1.17</w:t>
             </w:r>
           </w:p>
         </w:tc>
@@ -1156,7 +1156,7 @@
                 <w:szCs w:val="22"/>
                 <w:color w:val="000000"/>
               </w:rPr>
-              <w:t xml:space="preserve">0.83, 2.18</w:t>
+              <w:t xml:space="preserve">0.87, 1.58</w:t>
             </w:r>
           </w:p>
         </w:tc>
@@ -1209,7 +1209,7 @@
                 <w:szCs w:val="22"/>
                 <w:color w:val="000000"/>
               </w:rPr>
-              <w:t xml:space="preserve">0.240</w:t>
+              <w:t xml:space="preserve">0.290</w:t>
             </w:r>
           </w:p>
         </w:tc>
@@ -1586,113 +1586,113 @@
                 <w:szCs w:val="22"/>
                 <w:color w:val="000000"/>
               </w:rPr>
-              <w:t xml:space="preserve">1.03</w:t>
-            </w:r>
-          </w:p>
-        </w:tc>
-        <w:tc>
-          <w:tcPr>
-            <w:tcBorders>
-              <w:bottom w:val="none" w:sz="0" w:space="0" w:color="000000"/>
-              <w:top w:val="none" w:sz="0" w:space="0" w:color="000000"/>
-              <w:left w:val="none" w:sz="0" w:space="0" w:color="000000"/>
-              <w:right w:val="none" w:sz="0" w:space="0" w:color="000000"/>
-            </w:tcBorders>
-            <w:shd w:val="clear" w:color="auto" w:fill="FFFFFF"/>
-            <w:tcMar>
-              <w:top w:w="0" w:type="dxa"/>
-              <w:bottom w:w="0" w:type="dxa"/>
-              <w:left w:w="0" w:type="dxa"/>
-              <w:right w:w="0" w:type="dxa"/>
-            </w:tcMar>
-            <w:vAlign w:val="top"/>
-          </w:tcPr>
-          <w:p>
-            <w:pPr>
-              <w:pStyle w:val="Normal"/>
-              <w:jc w:val="center"/>
-              <w:pBdr>
-                <w:bottom w:val="none" w:sz="0" w:space="0" w:color="000000"/>
-                <w:top w:val="none" w:sz="0" w:space="0" w:color="000000"/>
-                <w:left w:val="none" w:sz="0" w:space="0" w:color="000000"/>
-                <w:right w:val="none" w:sz="0" w:space="0" w:color="000000"/>
-              </w:pBdr>
-              <w:spacing w:after="100" w:before="100" w:line="240"/>
-              <w:ind w:left="100" w:right="100" w:firstLine="0" w:firstLineChars="0"/>
-              <w:rPr>
-                <w:rFonts w:ascii="Helvetica" w:hAnsi="Helvetica" w:eastAsia="Helvetica" w:cs="Helvetica"/>
-                <w:i w:val="false"/>
-                <w:b w:val="false"/>
-                <w:u w:val="none"/>
-                <w:sz w:val="22"/>
-                <w:szCs w:val="22"/>
-                <w:color w:val="000000"/>
-              </w:rPr>
-            </w:pPr>
-            <w:r>
-              <w:rPr>
-                <w:rFonts w:ascii="Helvetica" w:hAnsi="Helvetica" w:eastAsia="Helvetica" w:cs="Helvetica"/>
-                <w:i w:val="false"/>
-                <w:b w:val="false"/>
-                <w:u w:val="none"/>
-                <w:sz w:val="22"/>
-                <w:szCs w:val="22"/>
-                <w:color w:val="000000"/>
-              </w:rPr>
-              <w:t xml:space="preserve">0.94, 1.13</w:t>
-            </w:r>
-          </w:p>
-        </w:tc>
-        <w:tc>
-          <w:tcPr>
-            <w:tcBorders>
-              <w:bottom w:val="none" w:sz="0" w:space="0" w:color="000000"/>
-              <w:top w:val="none" w:sz="0" w:space="0" w:color="000000"/>
-              <w:left w:val="none" w:sz="0" w:space="0" w:color="000000"/>
-              <w:right w:val="none" w:sz="0" w:space="0" w:color="000000"/>
-            </w:tcBorders>
-            <w:shd w:val="clear" w:color="auto" w:fill="FFFFFF"/>
-            <w:tcMar>
-              <w:top w:w="0" w:type="dxa"/>
-              <w:bottom w:w="0" w:type="dxa"/>
-              <w:left w:w="0" w:type="dxa"/>
-              <w:right w:w="0" w:type="dxa"/>
-            </w:tcMar>
-            <w:vAlign w:val="top"/>
-          </w:tcPr>
-          <w:p>
-            <w:pPr>
-              <w:pStyle w:val="Normal"/>
-              <w:jc w:val="center"/>
-              <w:pBdr>
-                <w:bottom w:val="none" w:sz="0" w:space="0" w:color="000000"/>
-                <w:top w:val="none" w:sz="0" w:space="0" w:color="000000"/>
-                <w:left w:val="none" w:sz="0" w:space="0" w:color="000000"/>
-                <w:right w:val="none" w:sz="0" w:space="0" w:color="000000"/>
-              </w:pBdr>
-              <w:spacing w:after="100" w:before="100" w:line="240"/>
-              <w:ind w:left="100" w:right="100" w:firstLine="0" w:firstLineChars="0"/>
-              <w:rPr>
-                <w:rFonts w:ascii="Helvetica" w:hAnsi="Helvetica" w:eastAsia="Helvetica" w:cs="Helvetica"/>
-                <w:i w:val="false"/>
-                <w:b w:val="false"/>
-                <w:u w:val="none"/>
-                <w:sz w:val="22"/>
-                <w:szCs w:val="22"/>
-                <w:color w:val="000000"/>
-              </w:rPr>
-            </w:pPr>
-            <w:r>
-              <w:rPr>
-                <w:rFonts w:ascii="Helvetica" w:hAnsi="Helvetica" w:eastAsia="Helvetica" w:cs="Helvetica"/>
-                <w:i w:val="false"/>
-                <w:b w:val="false"/>
-                <w:u w:val="none"/>
-                <w:sz w:val="22"/>
-                <w:szCs w:val="22"/>
-                <w:color w:val="000000"/>
-              </w:rPr>
-              <w:t xml:space="preserve">0.500</w:t>
+              <w:t xml:space="preserve">1.00</w:t>
+            </w:r>
+          </w:p>
+        </w:tc>
+        <w:tc>
+          <w:tcPr>
+            <w:tcBorders>
+              <w:bottom w:val="none" w:sz="0" w:space="0" w:color="000000"/>
+              <w:top w:val="none" w:sz="0" w:space="0" w:color="000000"/>
+              <w:left w:val="none" w:sz="0" w:space="0" w:color="000000"/>
+              <w:right w:val="none" w:sz="0" w:space="0" w:color="000000"/>
+            </w:tcBorders>
+            <w:shd w:val="clear" w:color="auto" w:fill="FFFFFF"/>
+            <w:tcMar>
+              <w:top w:w="0" w:type="dxa"/>
+              <w:bottom w:w="0" w:type="dxa"/>
+              <w:left w:w="0" w:type="dxa"/>
+              <w:right w:w="0" w:type="dxa"/>
+            </w:tcMar>
+            <w:vAlign w:val="top"/>
+          </w:tcPr>
+          <w:p>
+            <w:pPr>
+              <w:pStyle w:val="Normal"/>
+              <w:jc w:val="center"/>
+              <w:pBdr>
+                <w:bottom w:val="none" w:sz="0" w:space="0" w:color="000000"/>
+                <w:top w:val="none" w:sz="0" w:space="0" w:color="000000"/>
+                <w:left w:val="none" w:sz="0" w:space="0" w:color="000000"/>
+                <w:right w:val="none" w:sz="0" w:space="0" w:color="000000"/>
+              </w:pBdr>
+              <w:spacing w:after="100" w:before="100" w:line="240"/>
+              <w:ind w:left="100" w:right="100" w:firstLine="0" w:firstLineChars="0"/>
+              <w:rPr>
+                <w:rFonts w:ascii="Helvetica" w:hAnsi="Helvetica" w:eastAsia="Helvetica" w:cs="Helvetica"/>
+                <w:i w:val="false"/>
+                <w:b w:val="false"/>
+                <w:u w:val="none"/>
+                <w:sz w:val="22"/>
+                <w:szCs w:val="22"/>
+                <w:color w:val="000000"/>
+              </w:rPr>
+            </w:pPr>
+            <w:r>
+              <w:rPr>
+                <w:rFonts w:ascii="Helvetica" w:hAnsi="Helvetica" w:eastAsia="Helvetica" w:cs="Helvetica"/>
+                <w:i w:val="false"/>
+                <w:b w:val="false"/>
+                <w:u w:val="none"/>
+                <w:sz w:val="22"/>
+                <w:szCs w:val="22"/>
+                <w:color w:val="000000"/>
+              </w:rPr>
+              <w:t xml:space="preserve">0.93, 1.08</w:t>
+            </w:r>
+          </w:p>
+        </w:tc>
+        <w:tc>
+          <w:tcPr>
+            <w:tcBorders>
+              <w:bottom w:val="none" w:sz="0" w:space="0" w:color="000000"/>
+              <w:top w:val="none" w:sz="0" w:space="0" w:color="000000"/>
+              <w:left w:val="none" w:sz="0" w:space="0" w:color="000000"/>
+              <w:right w:val="none" w:sz="0" w:space="0" w:color="000000"/>
+            </w:tcBorders>
+            <w:shd w:val="clear" w:color="auto" w:fill="FFFFFF"/>
+            <w:tcMar>
+              <w:top w:w="0" w:type="dxa"/>
+              <w:bottom w:w="0" w:type="dxa"/>
+              <w:left w:w="0" w:type="dxa"/>
+              <w:right w:w="0" w:type="dxa"/>
+            </w:tcMar>
+            <w:vAlign w:val="top"/>
+          </w:tcPr>
+          <w:p>
+            <w:pPr>
+              <w:pStyle w:val="Normal"/>
+              <w:jc w:val="center"/>
+              <w:pBdr>
+                <w:bottom w:val="none" w:sz="0" w:space="0" w:color="000000"/>
+                <w:top w:val="none" w:sz="0" w:space="0" w:color="000000"/>
+                <w:left w:val="none" w:sz="0" w:space="0" w:color="000000"/>
+                <w:right w:val="none" w:sz="0" w:space="0" w:color="000000"/>
+              </w:pBdr>
+              <w:spacing w:after="100" w:before="100" w:line="240"/>
+              <w:ind w:left="100" w:right="100" w:firstLine="0" w:firstLineChars="0"/>
+              <w:rPr>
+                <w:rFonts w:ascii="Helvetica" w:hAnsi="Helvetica" w:eastAsia="Helvetica" w:cs="Helvetica"/>
+                <w:i w:val="false"/>
+                <w:b w:val="false"/>
+                <w:u w:val="none"/>
+                <w:sz w:val="22"/>
+                <w:szCs w:val="22"/>
+                <w:color w:val="000000"/>
+              </w:rPr>
+            </w:pPr>
+            <w:r>
+              <w:rPr>
+                <w:rFonts w:ascii="Helvetica" w:hAnsi="Helvetica" w:eastAsia="Helvetica" w:cs="Helvetica"/>
+                <w:i w:val="false"/>
+                <w:b w:val="false"/>
+                <w:u w:val="none"/>
+                <w:sz w:val="22"/>
+                <w:szCs w:val="22"/>
+                <w:color w:val="000000"/>
+              </w:rPr>
+              <w:t xml:space="preserve">0.960</w:t>
             </w:r>
           </w:p>
         </w:tc>
@@ -3035,113 +3035,113 @@
                 <w:szCs w:val="22"/>
                 <w:color w:val="000000"/>
               </w:rPr>
-              <w:t xml:space="preserve">7.87</w:t>
-            </w:r>
-          </w:p>
-        </w:tc>
-        <w:tc>
-          <w:tcPr>
-            <w:tcBorders>
-              <w:bottom w:val="none" w:sz="0" w:space="0" w:color="000000"/>
-              <w:top w:val="none" w:sz="0" w:space="0" w:color="000000"/>
-              <w:left w:val="none" w:sz="0" w:space="0" w:color="000000"/>
-              <w:right w:val="none" w:sz="0" w:space="0" w:color="000000"/>
-            </w:tcBorders>
-            <w:shd w:val="clear" w:color="auto" w:fill="FFFFFF"/>
-            <w:tcMar>
-              <w:top w:w="0" w:type="dxa"/>
-              <w:bottom w:w="0" w:type="dxa"/>
-              <w:left w:w="0" w:type="dxa"/>
-              <w:right w:w="0" w:type="dxa"/>
-            </w:tcMar>
-            <w:vAlign w:val="top"/>
-          </w:tcPr>
-          <w:p>
-            <w:pPr>
-              <w:pStyle w:val="Normal"/>
-              <w:jc w:val="center"/>
-              <w:pBdr>
-                <w:bottom w:val="none" w:sz="0" w:space="0" w:color="000000"/>
-                <w:top w:val="none" w:sz="0" w:space="0" w:color="000000"/>
-                <w:left w:val="none" w:sz="0" w:space="0" w:color="000000"/>
-                <w:right w:val="none" w:sz="0" w:space="0" w:color="000000"/>
-              </w:pBdr>
-              <w:spacing w:after="100" w:before="100" w:line="240"/>
-              <w:ind w:left="100" w:right="100" w:firstLine="0" w:firstLineChars="0"/>
-              <w:rPr>
-                <w:rFonts w:ascii="Helvetica" w:hAnsi="Helvetica" w:eastAsia="Helvetica" w:cs="Helvetica"/>
-                <w:i w:val="false"/>
-                <w:b w:val="false"/>
-                <w:u w:val="none"/>
-                <w:sz w:val="22"/>
-                <w:szCs w:val="22"/>
-                <w:color w:val="000000"/>
-              </w:rPr>
-            </w:pPr>
-            <w:r>
-              <w:rPr>
-                <w:rFonts w:ascii="Helvetica" w:hAnsi="Helvetica" w:eastAsia="Helvetica" w:cs="Helvetica"/>
-                <w:i w:val="false"/>
-                <w:b w:val="false"/>
-                <w:u w:val="none"/>
-                <w:sz w:val="22"/>
-                <w:szCs w:val="22"/>
-                <w:color w:val="000000"/>
-              </w:rPr>
-              <w:t xml:space="preserve">0.41, 150</w:t>
-            </w:r>
-          </w:p>
-        </w:tc>
-        <w:tc>
-          <w:tcPr>
-            <w:tcBorders>
-              <w:bottom w:val="none" w:sz="0" w:space="0" w:color="000000"/>
-              <w:top w:val="none" w:sz="0" w:space="0" w:color="000000"/>
-              <w:left w:val="none" w:sz="0" w:space="0" w:color="000000"/>
-              <w:right w:val="none" w:sz="0" w:space="0" w:color="000000"/>
-            </w:tcBorders>
-            <w:shd w:val="clear" w:color="auto" w:fill="FFFFFF"/>
-            <w:tcMar>
-              <w:top w:w="0" w:type="dxa"/>
-              <w:bottom w:w="0" w:type="dxa"/>
-              <w:left w:w="0" w:type="dxa"/>
-              <w:right w:w="0" w:type="dxa"/>
-            </w:tcMar>
-            <w:vAlign w:val="top"/>
-          </w:tcPr>
-          <w:p>
-            <w:pPr>
-              <w:pStyle w:val="Normal"/>
-              <w:jc w:val="center"/>
-              <w:pBdr>
-                <w:bottom w:val="none" w:sz="0" w:space="0" w:color="000000"/>
-                <w:top w:val="none" w:sz="0" w:space="0" w:color="000000"/>
-                <w:left w:val="none" w:sz="0" w:space="0" w:color="000000"/>
-                <w:right w:val="none" w:sz="0" w:space="0" w:color="000000"/>
-              </w:pBdr>
-              <w:spacing w:after="100" w:before="100" w:line="240"/>
-              <w:ind w:left="100" w:right="100" w:firstLine="0" w:firstLineChars="0"/>
-              <w:rPr>
-                <w:rFonts w:ascii="Helvetica" w:hAnsi="Helvetica" w:eastAsia="Helvetica" w:cs="Helvetica"/>
-                <w:i w:val="false"/>
-                <w:b w:val="false"/>
-                <w:u w:val="none"/>
-                <w:sz w:val="22"/>
-                <w:szCs w:val="22"/>
-                <w:color w:val="000000"/>
-              </w:rPr>
-            </w:pPr>
-            <w:r>
-              <w:rPr>
-                <w:rFonts w:ascii="Helvetica" w:hAnsi="Helvetica" w:eastAsia="Helvetica" w:cs="Helvetica"/>
-                <w:i w:val="false"/>
-                <w:b w:val="false"/>
-                <w:u w:val="none"/>
-                <w:sz w:val="22"/>
-                <w:szCs w:val="22"/>
-                <w:color w:val="000000"/>
-              </w:rPr>
-              <w:t xml:space="preserve">0.170</w:t>
+              <w:t xml:space="preserve">8.72</w:t>
+            </w:r>
+          </w:p>
+        </w:tc>
+        <w:tc>
+          <w:tcPr>
+            <w:tcBorders>
+              <w:bottom w:val="none" w:sz="0" w:space="0" w:color="000000"/>
+              <w:top w:val="none" w:sz="0" w:space="0" w:color="000000"/>
+              <w:left w:val="none" w:sz="0" w:space="0" w:color="000000"/>
+              <w:right w:val="none" w:sz="0" w:space="0" w:color="000000"/>
+            </w:tcBorders>
+            <w:shd w:val="clear" w:color="auto" w:fill="FFFFFF"/>
+            <w:tcMar>
+              <w:top w:w="0" w:type="dxa"/>
+              <w:bottom w:w="0" w:type="dxa"/>
+              <w:left w:w="0" w:type="dxa"/>
+              <w:right w:w="0" w:type="dxa"/>
+            </w:tcMar>
+            <w:vAlign w:val="top"/>
+          </w:tcPr>
+          <w:p>
+            <w:pPr>
+              <w:pStyle w:val="Normal"/>
+              <w:jc w:val="center"/>
+              <w:pBdr>
+                <w:bottom w:val="none" w:sz="0" w:space="0" w:color="000000"/>
+                <w:top w:val="none" w:sz="0" w:space="0" w:color="000000"/>
+                <w:left w:val="none" w:sz="0" w:space="0" w:color="000000"/>
+                <w:right w:val="none" w:sz="0" w:space="0" w:color="000000"/>
+              </w:pBdr>
+              <w:spacing w:after="100" w:before="100" w:line="240"/>
+              <w:ind w:left="100" w:right="100" w:firstLine="0" w:firstLineChars="0"/>
+              <w:rPr>
+                <w:rFonts w:ascii="Helvetica" w:hAnsi="Helvetica" w:eastAsia="Helvetica" w:cs="Helvetica"/>
+                <w:i w:val="false"/>
+                <w:b w:val="false"/>
+                <w:u w:val="none"/>
+                <w:sz w:val="22"/>
+                <w:szCs w:val="22"/>
+                <w:color w:val="000000"/>
+              </w:rPr>
+            </w:pPr>
+            <w:r>
+              <w:rPr>
+                <w:rFonts w:ascii="Helvetica" w:hAnsi="Helvetica" w:eastAsia="Helvetica" w:cs="Helvetica"/>
+                <w:i w:val="false"/>
+                <w:b w:val="false"/>
+                <w:u w:val="none"/>
+                <w:sz w:val="22"/>
+                <w:szCs w:val="22"/>
+                <w:color w:val="000000"/>
+              </w:rPr>
+              <w:t xml:space="preserve">0.48, 159</w:t>
+            </w:r>
+          </w:p>
+        </w:tc>
+        <w:tc>
+          <w:tcPr>
+            <w:tcBorders>
+              <w:bottom w:val="none" w:sz="0" w:space="0" w:color="000000"/>
+              <w:top w:val="none" w:sz="0" w:space="0" w:color="000000"/>
+              <w:left w:val="none" w:sz="0" w:space="0" w:color="000000"/>
+              <w:right w:val="none" w:sz="0" w:space="0" w:color="000000"/>
+            </w:tcBorders>
+            <w:shd w:val="clear" w:color="auto" w:fill="FFFFFF"/>
+            <w:tcMar>
+              <w:top w:w="0" w:type="dxa"/>
+              <w:bottom w:w="0" w:type="dxa"/>
+              <w:left w:w="0" w:type="dxa"/>
+              <w:right w:w="0" w:type="dxa"/>
+            </w:tcMar>
+            <w:vAlign w:val="top"/>
+          </w:tcPr>
+          <w:p>
+            <w:pPr>
+              <w:pStyle w:val="Normal"/>
+              <w:jc w:val="center"/>
+              <w:pBdr>
+                <w:bottom w:val="none" w:sz="0" w:space="0" w:color="000000"/>
+                <w:top w:val="none" w:sz="0" w:space="0" w:color="000000"/>
+                <w:left w:val="none" w:sz="0" w:space="0" w:color="000000"/>
+                <w:right w:val="none" w:sz="0" w:space="0" w:color="000000"/>
+              </w:pBdr>
+              <w:spacing w:after="100" w:before="100" w:line="240"/>
+              <w:ind w:left="100" w:right="100" w:firstLine="0" w:firstLineChars="0"/>
+              <w:rPr>
+                <w:rFonts w:ascii="Helvetica" w:hAnsi="Helvetica" w:eastAsia="Helvetica" w:cs="Helvetica"/>
+                <w:i w:val="false"/>
+                <w:b w:val="false"/>
+                <w:u w:val="none"/>
+                <w:sz w:val="22"/>
+                <w:szCs w:val="22"/>
+                <w:color w:val="000000"/>
+              </w:rPr>
+            </w:pPr>
+            <w:r>
+              <w:rPr>
+                <w:rFonts w:ascii="Helvetica" w:hAnsi="Helvetica" w:eastAsia="Helvetica" w:cs="Helvetica"/>
+                <w:i w:val="false"/>
+                <w:b w:val="false"/>
+                <w:u w:val="none"/>
+                <w:sz w:val="22"/>
+                <w:szCs w:val="22"/>
+                <w:color w:val="000000"/>
+              </w:rPr>
+              <w:t xml:space="preserve">0.140</w:t>
             </w:r>
           </w:p>
         </w:tc>
@@ -3518,113 +3518,113 @@
                 <w:szCs w:val="22"/>
                 <w:color w:val="000000"/>
               </w:rPr>
-              <w:t xml:space="preserve">1.03</w:t>
-            </w:r>
-          </w:p>
-        </w:tc>
-        <w:tc>
-          <w:tcPr>
-            <w:tcBorders>
-              <w:bottom w:val="none" w:sz="0" w:space="0" w:color="000000"/>
-              <w:top w:val="none" w:sz="0" w:space="0" w:color="000000"/>
-              <w:left w:val="none" w:sz="0" w:space="0" w:color="000000"/>
-              <w:right w:val="none" w:sz="0" w:space="0" w:color="000000"/>
-            </w:tcBorders>
-            <w:shd w:val="clear" w:color="auto" w:fill="FFFFFF"/>
-            <w:tcMar>
-              <w:top w:w="0" w:type="dxa"/>
-              <w:bottom w:w="0" w:type="dxa"/>
-              <w:left w:w="0" w:type="dxa"/>
-              <w:right w:w="0" w:type="dxa"/>
-            </w:tcMar>
-            <w:vAlign w:val="top"/>
-          </w:tcPr>
-          <w:p>
-            <w:pPr>
-              <w:pStyle w:val="Normal"/>
-              <w:jc w:val="center"/>
-              <w:pBdr>
-                <w:bottom w:val="none" w:sz="0" w:space="0" w:color="000000"/>
-                <w:top w:val="none" w:sz="0" w:space="0" w:color="000000"/>
-                <w:left w:val="none" w:sz="0" w:space="0" w:color="000000"/>
-                <w:right w:val="none" w:sz="0" w:space="0" w:color="000000"/>
-              </w:pBdr>
-              <w:spacing w:after="100" w:before="100" w:line="240"/>
-              <w:ind w:left="100" w:right="100" w:firstLine="0" w:firstLineChars="0"/>
-              <w:rPr>
-                <w:rFonts w:ascii="Helvetica" w:hAnsi="Helvetica" w:eastAsia="Helvetica" w:cs="Helvetica"/>
-                <w:i w:val="false"/>
-                <w:b w:val="false"/>
-                <w:u w:val="none"/>
-                <w:sz w:val="22"/>
-                <w:szCs w:val="22"/>
-                <w:color w:val="000000"/>
-              </w:rPr>
-            </w:pPr>
-            <w:r>
-              <w:rPr>
-                <w:rFonts w:ascii="Helvetica" w:hAnsi="Helvetica" w:eastAsia="Helvetica" w:cs="Helvetica"/>
-                <w:i w:val="false"/>
-                <w:b w:val="false"/>
-                <w:u w:val="none"/>
-                <w:sz w:val="22"/>
-                <w:szCs w:val="22"/>
-                <w:color w:val="000000"/>
-              </w:rPr>
-              <w:t xml:space="preserve">0.76, 1.39</w:t>
-            </w:r>
-          </w:p>
-        </w:tc>
-        <w:tc>
-          <w:tcPr>
-            <w:tcBorders>
-              <w:bottom w:val="none" w:sz="0" w:space="0" w:color="000000"/>
-              <w:top w:val="none" w:sz="0" w:space="0" w:color="000000"/>
-              <w:left w:val="none" w:sz="0" w:space="0" w:color="000000"/>
-              <w:right w:val="none" w:sz="0" w:space="0" w:color="000000"/>
-            </w:tcBorders>
-            <w:shd w:val="clear" w:color="auto" w:fill="FFFFFF"/>
-            <w:tcMar>
-              <w:top w:w="0" w:type="dxa"/>
-              <w:bottom w:w="0" w:type="dxa"/>
-              <w:left w:w="0" w:type="dxa"/>
-              <w:right w:w="0" w:type="dxa"/>
-            </w:tcMar>
-            <w:vAlign w:val="top"/>
-          </w:tcPr>
-          <w:p>
-            <w:pPr>
-              <w:pStyle w:val="Normal"/>
-              <w:jc w:val="center"/>
-              <w:pBdr>
-                <w:bottom w:val="none" w:sz="0" w:space="0" w:color="000000"/>
-                <w:top w:val="none" w:sz="0" w:space="0" w:color="000000"/>
-                <w:left w:val="none" w:sz="0" w:space="0" w:color="000000"/>
-                <w:right w:val="none" w:sz="0" w:space="0" w:color="000000"/>
-              </w:pBdr>
-              <w:spacing w:after="100" w:before="100" w:line="240"/>
-              <w:ind w:left="100" w:right="100" w:firstLine="0" w:firstLineChars="0"/>
-              <w:rPr>
-                <w:rFonts w:ascii="Helvetica" w:hAnsi="Helvetica" w:eastAsia="Helvetica" w:cs="Helvetica"/>
-                <w:i w:val="false"/>
-                <w:b w:val="false"/>
-                <w:u w:val="none"/>
-                <w:sz w:val="22"/>
-                <w:szCs w:val="22"/>
-                <w:color w:val="000000"/>
-              </w:rPr>
-            </w:pPr>
-            <w:r>
-              <w:rPr>
-                <w:rFonts w:ascii="Helvetica" w:hAnsi="Helvetica" w:eastAsia="Helvetica" w:cs="Helvetica"/>
-                <w:i w:val="false"/>
-                <w:b w:val="false"/>
-                <w:u w:val="none"/>
-                <w:sz w:val="22"/>
-                <w:szCs w:val="22"/>
-                <w:color w:val="000000"/>
-              </w:rPr>
-              <w:t xml:space="preserve">0.850</w:t>
+              <w:t xml:space="preserve">1.04</w:t>
+            </w:r>
+          </w:p>
+        </w:tc>
+        <w:tc>
+          <w:tcPr>
+            <w:tcBorders>
+              <w:bottom w:val="none" w:sz="0" w:space="0" w:color="000000"/>
+              <w:top w:val="none" w:sz="0" w:space="0" w:color="000000"/>
+              <w:left w:val="none" w:sz="0" w:space="0" w:color="000000"/>
+              <w:right w:val="none" w:sz="0" w:space="0" w:color="000000"/>
+            </w:tcBorders>
+            <w:shd w:val="clear" w:color="auto" w:fill="FFFFFF"/>
+            <w:tcMar>
+              <w:top w:w="0" w:type="dxa"/>
+              <w:bottom w:w="0" w:type="dxa"/>
+              <w:left w:w="0" w:type="dxa"/>
+              <w:right w:w="0" w:type="dxa"/>
+            </w:tcMar>
+            <w:vAlign w:val="top"/>
+          </w:tcPr>
+          <w:p>
+            <w:pPr>
+              <w:pStyle w:val="Normal"/>
+              <w:jc w:val="center"/>
+              <w:pBdr>
+                <w:bottom w:val="none" w:sz="0" w:space="0" w:color="000000"/>
+                <w:top w:val="none" w:sz="0" w:space="0" w:color="000000"/>
+                <w:left w:val="none" w:sz="0" w:space="0" w:color="000000"/>
+                <w:right w:val="none" w:sz="0" w:space="0" w:color="000000"/>
+              </w:pBdr>
+              <w:spacing w:after="100" w:before="100" w:line="240"/>
+              <w:ind w:left="100" w:right="100" w:firstLine="0" w:firstLineChars="0"/>
+              <w:rPr>
+                <w:rFonts w:ascii="Helvetica" w:hAnsi="Helvetica" w:eastAsia="Helvetica" w:cs="Helvetica"/>
+                <w:i w:val="false"/>
+                <w:b w:val="false"/>
+                <w:u w:val="none"/>
+                <w:sz w:val="22"/>
+                <w:szCs w:val="22"/>
+                <w:color w:val="000000"/>
+              </w:rPr>
+            </w:pPr>
+            <w:r>
+              <w:rPr>
+                <w:rFonts w:ascii="Helvetica" w:hAnsi="Helvetica" w:eastAsia="Helvetica" w:cs="Helvetica"/>
+                <w:i w:val="false"/>
+                <w:b w:val="false"/>
+                <w:u w:val="none"/>
+                <w:sz w:val="22"/>
+                <w:szCs w:val="22"/>
+                <w:color w:val="000000"/>
+              </w:rPr>
+              <w:t xml:space="preserve">0.78, 1.40</w:t>
+            </w:r>
+          </w:p>
+        </w:tc>
+        <w:tc>
+          <w:tcPr>
+            <w:tcBorders>
+              <w:bottom w:val="none" w:sz="0" w:space="0" w:color="000000"/>
+              <w:top w:val="none" w:sz="0" w:space="0" w:color="000000"/>
+              <w:left w:val="none" w:sz="0" w:space="0" w:color="000000"/>
+              <w:right w:val="none" w:sz="0" w:space="0" w:color="000000"/>
+            </w:tcBorders>
+            <w:shd w:val="clear" w:color="auto" w:fill="FFFFFF"/>
+            <w:tcMar>
+              <w:top w:w="0" w:type="dxa"/>
+              <w:bottom w:w="0" w:type="dxa"/>
+              <w:left w:w="0" w:type="dxa"/>
+              <w:right w:w="0" w:type="dxa"/>
+            </w:tcMar>
+            <w:vAlign w:val="top"/>
+          </w:tcPr>
+          <w:p>
+            <w:pPr>
+              <w:pStyle w:val="Normal"/>
+              <w:jc w:val="center"/>
+              <w:pBdr>
+                <w:bottom w:val="none" w:sz="0" w:space="0" w:color="000000"/>
+                <w:top w:val="none" w:sz="0" w:space="0" w:color="000000"/>
+                <w:left w:val="none" w:sz="0" w:space="0" w:color="000000"/>
+                <w:right w:val="none" w:sz="0" w:space="0" w:color="000000"/>
+              </w:pBdr>
+              <w:spacing w:after="100" w:before="100" w:line="240"/>
+              <w:ind w:left="100" w:right="100" w:firstLine="0" w:firstLineChars="0"/>
+              <w:rPr>
+                <w:rFonts w:ascii="Helvetica" w:hAnsi="Helvetica" w:eastAsia="Helvetica" w:cs="Helvetica"/>
+                <w:i w:val="false"/>
+                <w:b w:val="false"/>
+                <w:u w:val="none"/>
+                <w:sz w:val="22"/>
+                <w:szCs w:val="22"/>
+                <w:color w:val="000000"/>
+              </w:rPr>
+            </w:pPr>
+            <w:r>
+              <w:rPr>
+                <w:rFonts w:ascii="Helvetica" w:hAnsi="Helvetica" w:eastAsia="Helvetica" w:cs="Helvetica"/>
+                <w:i w:val="false"/>
+                <w:b w:val="false"/>
+                <w:u w:val="none"/>
+                <w:sz w:val="22"/>
+                <w:szCs w:val="22"/>
+                <w:color w:val="000000"/>
+              </w:rPr>
+              <w:t xml:space="preserve">0.780</w:t>
             </w:r>
           </w:p>
         </w:tc>
@@ -4967,113 +4967,113 @@
                 <w:szCs w:val="22"/>
                 <w:color w:val="000000"/>
               </w:rPr>
-              <w:t xml:space="preserve">0.60</w:t>
-            </w:r>
-          </w:p>
-        </w:tc>
-        <w:tc>
-          <w:tcPr>
-            <w:tcBorders>
-              <w:bottom w:val="none" w:sz="0" w:space="0" w:color="000000"/>
-              <w:top w:val="none" w:sz="0" w:space="0" w:color="000000"/>
-              <w:left w:val="none" w:sz="0" w:space="0" w:color="000000"/>
-              <w:right w:val="none" w:sz="0" w:space="0" w:color="000000"/>
-            </w:tcBorders>
-            <w:shd w:val="clear" w:color="auto" w:fill="FFFFFF"/>
-            <w:tcMar>
-              <w:top w:w="0" w:type="dxa"/>
-              <w:bottom w:w="0" w:type="dxa"/>
-              <w:left w:w="0" w:type="dxa"/>
-              <w:right w:w="0" w:type="dxa"/>
-            </w:tcMar>
-            <w:vAlign w:val="top"/>
-          </w:tcPr>
-          <w:p>
-            <w:pPr>
-              <w:pStyle w:val="Normal"/>
-              <w:jc w:val="center"/>
-              <w:pBdr>
-                <w:bottom w:val="none" w:sz="0" w:space="0" w:color="000000"/>
-                <w:top w:val="none" w:sz="0" w:space="0" w:color="000000"/>
-                <w:left w:val="none" w:sz="0" w:space="0" w:color="000000"/>
-                <w:right w:val="none" w:sz="0" w:space="0" w:color="000000"/>
-              </w:pBdr>
-              <w:spacing w:after="100" w:before="100" w:line="240"/>
-              <w:ind w:left="100" w:right="100" w:firstLine="0" w:firstLineChars="0"/>
-              <w:rPr>
-                <w:rFonts w:ascii="Helvetica" w:hAnsi="Helvetica" w:eastAsia="Helvetica" w:cs="Helvetica"/>
-                <w:i w:val="false"/>
-                <w:b w:val="false"/>
-                <w:u w:val="none"/>
-                <w:sz w:val="22"/>
-                <w:szCs w:val="22"/>
-                <w:color w:val="000000"/>
-              </w:rPr>
-            </w:pPr>
-            <w:r>
-              <w:rPr>
-                <w:rFonts w:ascii="Helvetica" w:hAnsi="Helvetica" w:eastAsia="Helvetica" w:cs="Helvetica"/>
-                <w:i w:val="false"/>
-                <w:b w:val="false"/>
-                <w:u w:val="none"/>
-                <w:sz w:val="22"/>
-                <w:szCs w:val="22"/>
-                <w:color w:val="000000"/>
-              </w:rPr>
-              <w:t xml:space="preserve">0.11, 3.14</w:t>
-            </w:r>
-          </w:p>
-        </w:tc>
-        <w:tc>
-          <w:tcPr>
-            <w:tcBorders>
-              <w:bottom w:val="none" w:sz="0" w:space="0" w:color="000000"/>
-              <w:top w:val="none" w:sz="0" w:space="0" w:color="000000"/>
-              <w:left w:val="none" w:sz="0" w:space="0" w:color="000000"/>
-              <w:right w:val="none" w:sz="0" w:space="0" w:color="000000"/>
-            </w:tcBorders>
-            <w:shd w:val="clear" w:color="auto" w:fill="FFFFFF"/>
-            <w:tcMar>
-              <w:top w:w="0" w:type="dxa"/>
-              <w:bottom w:w="0" w:type="dxa"/>
-              <w:left w:w="0" w:type="dxa"/>
-              <w:right w:w="0" w:type="dxa"/>
-            </w:tcMar>
-            <w:vAlign w:val="top"/>
-          </w:tcPr>
-          <w:p>
-            <w:pPr>
-              <w:pStyle w:val="Normal"/>
-              <w:jc w:val="center"/>
-              <w:pBdr>
-                <w:bottom w:val="none" w:sz="0" w:space="0" w:color="000000"/>
-                <w:top w:val="none" w:sz="0" w:space="0" w:color="000000"/>
-                <w:left w:val="none" w:sz="0" w:space="0" w:color="000000"/>
-                <w:right w:val="none" w:sz="0" w:space="0" w:color="000000"/>
-              </w:pBdr>
-              <w:spacing w:after="100" w:before="100" w:line="240"/>
-              <w:ind w:left="100" w:right="100" w:firstLine="0" w:firstLineChars="0"/>
-              <w:rPr>
-                <w:rFonts w:ascii="Helvetica" w:hAnsi="Helvetica" w:eastAsia="Helvetica" w:cs="Helvetica"/>
-                <w:i w:val="false"/>
-                <w:b w:val="false"/>
-                <w:u w:val="none"/>
-                <w:sz w:val="22"/>
-                <w:szCs w:val="22"/>
-                <w:color w:val="000000"/>
-              </w:rPr>
-            </w:pPr>
-            <w:r>
-              <w:rPr>
-                <w:rFonts w:ascii="Helvetica" w:hAnsi="Helvetica" w:eastAsia="Helvetica" w:cs="Helvetica"/>
-                <w:i w:val="false"/>
-                <w:b w:val="false"/>
-                <w:u w:val="none"/>
-                <w:sz w:val="22"/>
-                <w:szCs w:val="22"/>
-                <w:color w:val="000000"/>
-              </w:rPr>
-              <w:t xml:space="preserve">0.540</w:t>
+              <w:t xml:space="preserve">0.64</w:t>
+            </w:r>
+          </w:p>
+        </w:tc>
+        <w:tc>
+          <w:tcPr>
+            <w:tcBorders>
+              <w:bottom w:val="none" w:sz="0" w:space="0" w:color="000000"/>
+              <w:top w:val="none" w:sz="0" w:space="0" w:color="000000"/>
+              <w:left w:val="none" w:sz="0" w:space="0" w:color="000000"/>
+              <w:right w:val="none" w:sz="0" w:space="0" w:color="000000"/>
+            </w:tcBorders>
+            <w:shd w:val="clear" w:color="auto" w:fill="FFFFFF"/>
+            <w:tcMar>
+              <w:top w:w="0" w:type="dxa"/>
+              <w:bottom w:w="0" w:type="dxa"/>
+              <w:left w:w="0" w:type="dxa"/>
+              <w:right w:w="0" w:type="dxa"/>
+            </w:tcMar>
+            <w:vAlign w:val="top"/>
+          </w:tcPr>
+          <w:p>
+            <w:pPr>
+              <w:pStyle w:val="Normal"/>
+              <w:jc w:val="center"/>
+              <w:pBdr>
+                <w:bottom w:val="none" w:sz="0" w:space="0" w:color="000000"/>
+                <w:top w:val="none" w:sz="0" w:space="0" w:color="000000"/>
+                <w:left w:val="none" w:sz="0" w:space="0" w:color="000000"/>
+                <w:right w:val="none" w:sz="0" w:space="0" w:color="000000"/>
+              </w:pBdr>
+              <w:spacing w:after="100" w:before="100" w:line="240"/>
+              <w:ind w:left="100" w:right="100" w:firstLine="0" w:firstLineChars="0"/>
+              <w:rPr>
+                <w:rFonts w:ascii="Helvetica" w:hAnsi="Helvetica" w:eastAsia="Helvetica" w:cs="Helvetica"/>
+                <w:i w:val="false"/>
+                <w:b w:val="false"/>
+                <w:u w:val="none"/>
+                <w:sz w:val="22"/>
+                <w:szCs w:val="22"/>
+                <w:color w:val="000000"/>
+              </w:rPr>
+            </w:pPr>
+            <w:r>
+              <w:rPr>
+                <w:rFonts w:ascii="Helvetica" w:hAnsi="Helvetica" w:eastAsia="Helvetica" w:cs="Helvetica"/>
+                <w:i w:val="false"/>
+                <w:b w:val="false"/>
+                <w:u w:val="none"/>
+                <w:sz w:val="22"/>
+                <w:szCs w:val="22"/>
+                <w:color w:val="000000"/>
+              </w:rPr>
+              <w:t xml:space="preserve">0.13, 3.10</w:t>
+            </w:r>
+          </w:p>
+        </w:tc>
+        <w:tc>
+          <w:tcPr>
+            <w:tcBorders>
+              <w:bottom w:val="none" w:sz="0" w:space="0" w:color="000000"/>
+              <w:top w:val="none" w:sz="0" w:space="0" w:color="000000"/>
+              <w:left w:val="none" w:sz="0" w:space="0" w:color="000000"/>
+              <w:right w:val="none" w:sz="0" w:space="0" w:color="000000"/>
+            </w:tcBorders>
+            <w:shd w:val="clear" w:color="auto" w:fill="FFFFFF"/>
+            <w:tcMar>
+              <w:top w:w="0" w:type="dxa"/>
+              <w:bottom w:w="0" w:type="dxa"/>
+              <w:left w:w="0" w:type="dxa"/>
+              <w:right w:w="0" w:type="dxa"/>
+            </w:tcMar>
+            <w:vAlign w:val="top"/>
+          </w:tcPr>
+          <w:p>
+            <w:pPr>
+              <w:pStyle w:val="Normal"/>
+              <w:jc w:val="center"/>
+              <w:pBdr>
+                <w:bottom w:val="none" w:sz="0" w:space="0" w:color="000000"/>
+                <w:top w:val="none" w:sz="0" w:space="0" w:color="000000"/>
+                <w:left w:val="none" w:sz="0" w:space="0" w:color="000000"/>
+                <w:right w:val="none" w:sz="0" w:space="0" w:color="000000"/>
+              </w:pBdr>
+              <w:spacing w:after="100" w:before="100" w:line="240"/>
+              <w:ind w:left="100" w:right="100" w:firstLine="0" w:firstLineChars="0"/>
+              <w:rPr>
+                <w:rFonts w:ascii="Helvetica" w:hAnsi="Helvetica" w:eastAsia="Helvetica" w:cs="Helvetica"/>
+                <w:i w:val="false"/>
+                <w:b w:val="false"/>
+                <w:u w:val="none"/>
+                <w:sz w:val="22"/>
+                <w:szCs w:val="22"/>
+                <w:color w:val="000000"/>
+              </w:rPr>
+            </w:pPr>
+            <w:r>
+              <w:rPr>
+                <w:rFonts w:ascii="Helvetica" w:hAnsi="Helvetica" w:eastAsia="Helvetica" w:cs="Helvetica"/>
+                <w:i w:val="false"/>
+                <w:b w:val="false"/>
+                <w:u w:val="none"/>
+                <w:sz w:val="22"/>
+                <w:szCs w:val="22"/>
+                <w:color w:val="000000"/>
+              </w:rPr>
+              <w:t xml:space="preserve">0.580</w:t>
             </w:r>
           </w:p>
         </w:tc>
@@ -6416,113 +6416,113 @@
                 <w:szCs w:val="22"/>
                 <w:color w:val="000000"/>
               </w:rPr>
-              <w:t xml:space="preserve">0.00</w:t>
-            </w:r>
-          </w:p>
-        </w:tc>
-        <w:tc>
-          <w:tcPr>
-            <w:tcBorders>
-              <w:bottom w:val="none" w:sz="0" w:space="0" w:color="000000"/>
-              <w:top w:val="none" w:sz="0" w:space="0" w:color="000000"/>
-              <w:left w:val="none" w:sz="0" w:space="0" w:color="000000"/>
-              <w:right w:val="none" w:sz="0" w:space="0" w:color="000000"/>
-            </w:tcBorders>
-            <w:shd w:val="clear" w:color="auto" w:fill="FFFFFF"/>
-            <w:tcMar>
-              <w:top w:w="0" w:type="dxa"/>
-              <w:bottom w:w="0" w:type="dxa"/>
-              <w:left w:w="0" w:type="dxa"/>
-              <w:right w:w="0" w:type="dxa"/>
-            </w:tcMar>
-            <w:vAlign w:val="top"/>
-          </w:tcPr>
-          <w:p>
-            <w:pPr>
-              <w:pStyle w:val="Normal"/>
-              <w:jc w:val="center"/>
-              <w:pBdr>
-                <w:bottom w:val="none" w:sz="0" w:space="0" w:color="000000"/>
-                <w:top w:val="none" w:sz="0" w:space="0" w:color="000000"/>
-                <w:left w:val="none" w:sz="0" w:space="0" w:color="000000"/>
-                <w:right w:val="none" w:sz="0" w:space="0" w:color="000000"/>
-              </w:pBdr>
-              <w:spacing w:after="100" w:before="100" w:line="240"/>
-              <w:ind w:left="100" w:right="100" w:firstLine="0" w:firstLineChars="0"/>
-              <w:rPr>
-                <w:rFonts w:ascii="Helvetica" w:hAnsi="Helvetica" w:eastAsia="Helvetica" w:cs="Helvetica"/>
-                <w:i w:val="false"/>
-                <w:b w:val="false"/>
-                <w:u w:val="none"/>
-                <w:sz w:val="22"/>
-                <w:szCs w:val="22"/>
-                <w:color w:val="000000"/>
-              </w:rPr>
-            </w:pPr>
-            <w:r>
-              <w:rPr>
-                <w:rFonts w:ascii="Helvetica" w:hAnsi="Helvetica" w:eastAsia="Helvetica" w:cs="Helvetica"/>
-                <w:i w:val="false"/>
-                <w:b w:val="false"/>
-                <w:u w:val="none"/>
-                <w:sz w:val="22"/>
-                <w:szCs w:val="22"/>
-                <w:color w:val="000000"/>
-              </w:rPr>
-              <w:t xml:space="preserve">0.00, 0.41</w:t>
-            </w:r>
-          </w:p>
-        </w:tc>
-        <w:tc>
-          <w:tcPr>
-            <w:tcBorders>
-              <w:bottom w:val="none" w:sz="0" w:space="0" w:color="000000"/>
-              <w:top w:val="none" w:sz="0" w:space="0" w:color="000000"/>
-              <w:left w:val="none" w:sz="0" w:space="0" w:color="000000"/>
-              <w:right w:val="none" w:sz="0" w:space="0" w:color="000000"/>
-            </w:tcBorders>
-            <w:shd w:val="clear" w:color="auto" w:fill="FFFFFF"/>
-            <w:tcMar>
-              <w:top w:w="0" w:type="dxa"/>
-              <w:bottom w:w="0" w:type="dxa"/>
-              <w:left w:w="0" w:type="dxa"/>
-              <w:right w:w="0" w:type="dxa"/>
-            </w:tcMar>
-            <w:vAlign w:val="top"/>
-          </w:tcPr>
-          <w:p>
-            <w:pPr>
-              <w:pStyle w:val="Normal"/>
-              <w:jc w:val="center"/>
-              <w:pBdr>
-                <w:bottom w:val="none" w:sz="0" w:space="0" w:color="000000"/>
-                <w:top w:val="none" w:sz="0" w:space="0" w:color="000000"/>
-                <w:left w:val="none" w:sz="0" w:space="0" w:color="000000"/>
-                <w:right w:val="none" w:sz="0" w:space="0" w:color="000000"/>
-              </w:pBdr>
-              <w:spacing w:after="100" w:before="100" w:line="240"/>
-              <w:ind w:left="100" w:right="100" w:firstLine="0" w:firstLineChars="0"/>
-              <w:rPr>
-                <w:rFonts w:ascii="Helvetica" w:hAnsi="Helvetica" w:eastAsia="Helvetica" w:cs="Helvetica"/>
-                <w:i w:val="false"/>
-                <w:b w:val="false"/>
-                <w:u w:val="none"/>
-                <w:sz w:val="22"/>
-                <w:szCs w:val="22"/>
-                <w:color w:val="000000"/>
-              </w:rPr>
-            </w:pPr>
-            <w:r>
-              <w:rPr>
-                <w:rFonts w:ascii="Helvetica" w:hAnsi="Helvetica" w:eastAsia="Helvetica" w:cs="Helvetica"/>
-                <w:i w:val="false"/>
-                <w:b w:val="false"/>
-                <w:u w:val="none"/>
-                <w:sz w:val="22"/>
-                <w:szCs w:val="22"/>
-                <w:color w:val="000000"/>
-              </w:rPr>
-              <w:t xml:space="preserve">0.018</w:t>
+              <w:t xml:space="preserve">0.01</w:t>
+            </w:r>
+          </w:p>
+        </w:tc>
+        <w:tc>
+          <w:tcPr>
+            <w:tcBorders>
+              <w:bottom w:val="none" w:sz="0" w:space="0" w:color="000000"/>
+              <w:top w:val="none" w:sz="0" w:space="0" w:color="000000"/>
+              <w:left w:val="none" w:sz="0" w:space="0" w:color="000000"/>
+              <w:right w:val="none" w:sz="0" w:space="0" w:color="000000"/>
+            </w:tcBorders>
+            <w:shd w:val="clear" w:color="auto" w:fill="FFFFFF"/>
+            <w:tcMar>
+              <w:top w:w="0" w:type="dxa"/>
+              <w:bottom w:w="0" w:type="dxa"/>
+              <w:left w:w="0" w:type="dxa"/>
+              <w:right w:w="0" w:type="dxa"/>
+            </w:tcMar>
+            <w:vAlign w:val="top"/>
+          </w:tcPr>
+          <w:p>
+            <w:pPr>
+              <w:pStyle w:val="Normal"/>
+              <w:jc w:val="center"/>
+              <w:pBdr>
+                <w:bottom w:val="none" w:sz="0" w:space="0" w:color="000000"/>
+                <w:top w:val="none" w:sz="0" w:space="0" w:color="000000"/>
+                <w:left w:val="none" w:sz="0" w:space="0" w:color="000000"/>
+                <w:right w:val="none" w:sz="0" w:space="0" w:color="000000"/>
+              </w:pBdr>
+              <w:spacing w:after="100" w:before="100" w:line="240"/>
+              <w:ind w:left="100" w:right="100" w:firstLine="0" w:firstLineChars="0"/>
+              <w:rPr>
+                <w:rFonts w:ascii="Helvetica" w:hAnsi="Helvetica" w:eastAsia="Helvetica" w:cs="Helvetica"/>
+                <w:i w:val="false"/>
+                <w:b w:val="false"/>
+                <w:u w:val="none"/>
+                <w:sz w:val="22"/>
+                <w:szCs w:val="22"/>
+                <w:color w:val="000000"/>
+              </w:rPr>
+            </w:pPr>
+            <w:r>
+              <w:rPr>
+                <w:rFonts w:ascii="Helvetica" w:hAnsi="Helvetica" w:eastAsia="Helvetica" w:cs="Helvetica"/>
+                <w:i w:val="false"/>
+                <w:b w:val="false"/>
+                <w:u w:val="none"/>
+                <w:sz w:val="22"/>
+                <w:szCs w:val="22"/>
+                <w:color w:val="000000"/>
+              </w:rPr>
+              <w:t xml:space="preserve">0.00, 0.44</w:t>
+            </w:r>
+          </w:p>
+        </w:tc>
+        <w:tc>
+          <w:tcPr>
+            <w:tcBorders>
+              <w:bottom w:val="none" w:sz="0" w:space="0" w:color="000000"/>
+              <w:top w:val="none" w:sz="0" w:space="0" w:color="000000"/>
+              <w:left w:val="none" w:sz="0" w:space="0" w:color="000000"/>
+              <w:right w:val="none" w:sz="0" w:space="0" w:color="000000"/>
+            </w:tcBorders>
+            <w:shd w:val="clear" w:color="auto" w:fill="FFFFFF"/>
+            <w:tcMar>
+              <w:top w:w="0" w:type="dxa"/>
+              <w:bottom w:w="0" w:type="dxa"/>
+              <w:left w:w="0" w:type="dxa"/>
+              <w:right w:w="0" w:type="dxa"/>
+            </w:tcMar>
+            <w:vAlign w:val="top"/>
+          </w:tcPr>
+          <w:p>
+            <w:pPr>
+              <w:pStyle w:val="Normal"/>
+              <w:jc w:val="center"/>
+              <w:pBdr>
+                <w:bottom w:val="none" w:sz="0" w:space="0" w:color="000000"/>
+                <w:top w:val="none" w:sz="0" w:space="0" w:color="000000"/>
+                <w:left w:val="none" w:sz="0" w:space="0" w:color="000000"/>
+                <w:right w:val="none" w:sz="0" w:space="0" w:color="000000"/>
+              </w:pBdr>
+              <w:spacing w:after="100" w:before="100" w:line="240"/>
+              <w:ind w:left="100" w:right="100" w:firstLine="0" w:firstLineChars="0"/>
+              <w:rPr>
+                <w:rFonts w:ascii="Helvetica" w:hAnsi="Helvetica" w:eastAsia="Helvetica" w:cs="Helvetica"/>
+                <w:i w:val="false"/>
+                <w:b w:val="false"/>
+                <w:u w:val="none"/>
+                <w:sz w:val="22"/>
+                <w:szCs w:val="22"/>
+                <w:color w:val="000000"/>
+              </w:rPr>
+            </w:pPr>
+            <w:r>
+              <w:rPr>
+                <w:rFonts w:ascii="Helvetica" w:hAnsi="Helvetica" w:eastAsia="Helvetica" w:cs="Helvetica"/>
+                <w:i w:val="false"/>
+                <w:b w:val="false"/>
+                <w:u w:val="none"/>
+                <w:sz w:val="22"/>
+                <w:szCs w:val="22"/>
+                <w:color w:val="000000"/>
+              </w:rPr>
+              <w:t xml:space="preserve">0.020</w:t>
             </w:r>
           </w:p>
         </w:tc>
@@ -6899,113 +6899,113 @@
                 <w:szCs w:val="22"/>
                 <w:color w:val="000000"/>
               </w:rPr>
-              <w:t xml:space="preserve">0.30</w:t>
-            </w:r>
-          </w:p>
-        </w:tc>
-        <w:tc>
-          <w:tcPr>
-            <w:tcBorders>
-              <w:bottom w:val="none" w:sz="0" w:space="0" w:color="000000"/>
-              <w:top w:val="none" w:sz="0" w:space="0" w:color="000000"/>
-              <w:left w:val="none" w:sz="0" w:space="0" w:color="000000"/>
-              <w:right w:val="none" w:sz="0" w:space="0" w:color="000000"/>
-            </w:tcBorders>
-            <w:shd w:val="clear" w:color="auto" w:fill="FFFFFF"/>
-            <w:tcMar>
-              <w:top w:w="0" w:type="dxa"/>
-              <w:bottom w:w="0" w:type="dxa"/>
-              <w:left w:w="0" w:type="dxa"/>
-              <w:right w:w="0" w:type="dxa"/>
-            </w:tcMar>
-            <w:vAlign w:val="top"/>
-          </w:tcPr>
-          <w:p>
-            <w:pPr>
-              <w:pStyle w:val="Normal"/>
-              <w:jc w:val="center"/>
-              <w:pBdr>
-                <w:bottom w:val="none" w:sz="0" w:space="0" w:color="000000"/>
-                <w:top w:val="none" w:sz="0" w:space="0" w:color="000000"/>
-                <w:left w:val="none" w:sz="0" w:space="0" w:color="000000"/>
-                <w:right w:val="none" w:sz="0" w:space="0" w:color="000000"/>
-              </w:pBdr>
-              <w:spacing w:after="100" w:before="100" w:line="240"/>
-              <w:ind w:left="100" w:right="100" w:firstLine="0" w:firstLineChars="0"/>
-              <w:rPr>
-                <w:rFonts w:ascii="Helvetica" w:hAnsi="Helvetica" w:eastAsia="Helvetica" w:cs="Helvetica"/>
-                <w:i w:val="false"/>
-                <w:b w:val="false"/>
-                <w:u w:val="none"/>
-                <w:sz w:val="22"/>
-                <w:szCs w:val="22"/>
-                <w:color w:val="000000"/>
-              </w:rPr>
-            </w:pPr>
-            <w:r>
-              <w:rPr>
-                <w:rFonts w:ascii="Helvetica" w:hAnsi="Helvetica" w:eastAsia="Helvetica" w:cs="Helvetica"/>
-                <w:i w:val="false"/>
-                <w:b w:val="false"/>
-                <w:u w:val="none"/>
-                <w:sz w:val="22"/>
-                <w:szCs w:val="22"/>
-                <w:color w:val="000000"/>
-              </w:rPr>
-              <w:t xml:space="preserve">0.02, 4.25</w:t>
-            </w:r>
-          </w:p>
-        </w:tc>
-        <w:tc>
-          <w:tcPr>
-            <w:tcBorders>
-              <w:bottom w:val="none" w:sz="0" w:space="0" w:color="000000"/>
-              <w:top w:val="none" w:sz="0" w:space="0" w:color="000000"/>
-              <w:left w:val="none" w:sz="0" w:space="0" w:color="000000"/>
-              <w:right w:val="none" w:sz="0" w:space="0" w:color="000000"/>
-            </w:tcBorders>
-            <w:shd w:val="clear" w:color="auto" w:fill="FFFFFF"/>
-            <w:tcMar>
-              <w:top w:w="0" w:type="dxa"/>
-              <w:bottom w:w="0" w:type="dxa"/>
-              <w:left w:w="0" w:type="dxa"/>
-              <w:right w:w="0" w:type="dxa"/>
-            </w:tcMar>
-            <w:vAlign w:val="top"/>
-          </w:tcPr>
-          <w:p>
-            <w:pPr>
-              <w:pStyle w:val="Normal"/>
-              <w:jc w:val="center"/>
-              <w:pBdr>
-                <w:bottom w:val="none" w:sz="0" w:space="0" w:color="000000"/>
-                <w:top w:val="none" w:sz="0" w:space="0" w:color="000000"/>
-                <w:left w:val="none" w:sz="0" w:space="0" w:color="000000"/>
-                <w:right w:val="none" w:sz="0" w:space="0" w:color="000000"/>
-              </w:pBdr>
-              <w:spacing w:after="100" w:before="100" w:line="240"/>
-              <w:ind w:left="100" w:right="100" w:firstLine="0" w:firstLineChars="0"/>
-              <w:rPr>
-                <w:rFonts w:ascii="Helvetica" w:hAnsi="Helvetica" w:eastAsia="Helvetica" w:cs="Helvetica"/>
-                <w:i w:val="false"/>
-                <w:b w:val="false"/>
-                <w:u w:val="none"/>
-                <w:sz w:val="22"/>
-                <w:szCs w:val="22"/>
-                <w:color w:val="000000"/>
-              </w:rPr>
-            </w:pPr>
-            <w:r>
-              <w:rPr>
-                <w:rFonts w:ascii="Helvetica" w:hAnsi="Helvetica" w:eastAsia="Helvetica" w:cs="Helvetica"/>
-                <w:i w:val="false"/>
-                <w:b w:val="false"/>
-                <w:u w:val="none"/>
-                <w:sz w:val="22"/>
-                <w:szCs w:val="22"/>
-                <w:color w:val="000000"/>
-              </w:rPr>
-              <w:t xml:space="preserve">0.370</w:t>
+              <w:t xml:space="preserve">0.21</w:t>
+            </w:r>
+          </w:p>
+        </w:tc>
+        <w:tc>
+          <w:tcPr>
+            <w:tcBorders>
+              <w:bottom w:val="none" w:sz="0" w:space="0" w:color="000000"/>
+              <w:top w:val="none" w:sz="0" w:space="0" w:color="000000"/>
+              <w:left w:val="none" w:sz="0" w:space="0" w:color="000000"/>
+              <w:right w:val="none" w:sz="0" w:space="0" w:color="000000"/>
+            </w:tcBorders>
+            <w:shd w:val="clear" w:color="auto" w:fill="FFFFFF"/>
+            <w:tcMar>
+              <w:top w:w="0" w:type="dxa"/>
+              <w:bottom w:w="0" w:type="dxa"/>
+              <w:left w:w="0" w:type="dxa"/>
+              <w:right w:w="0" w:type="dxa"/>
+            </w:tcMar>
+            <w:vAlign w:val="top"/>
+          </w:tcPr>
+          <w:p>
+            <w:pPr>
+              <w:pStyle w:val="Normal"/>
+              <w:jc w:val="center"/>
+              <w:pBdr>
+                <w:bottom w:val="none" w:sz="0" w:space="0" w:color="000000"/>
+                <w:top w:val="none" w:sz="0" w:space="0" w:color="000000"/>
+                <w:left w:val="none" w:sz="0" w:space="0" w:color="000000"/>
+                <w:right w:val="none" w:sz="0" w:space="0" w:color="000000"/>
+              </w:pBdr>
+              <w:spacing w:after="100" w:before="100" w:line="240"/>
+              <w:ind w:left="100" w:right="100" w:firstLine="0" w:firstLineChars="0"/>
+              <w:rPr>
+                <w:rFonts w:ascii="Helvetica" w:hAnsi="Helvetica" w:eastAsia="Helvetica" w:cs="Helvetica"/>
+                <w:i w:val="false"/>
+                <w:b w:val="false"/>
+                <w:u w:val="none"/>
+                <w:sz w:val="22"/>
+                <w:szCs w:val="22"/>
+                <w:color w:val="000000"/>
+              </w:rPr>
+            </w:pPr>
+            <w:r>
+              <w:rPr>
+                <w:rFonts w:ascii="Helvetica" w:hAnsi="Helvetica" w:eastAsia="Helvetica" w:cs="Helvetica"/>
+                <w:i w:val="false"/>
+                <w:b w:val="false"/>
+                <w:u w:val="none"/>
+                <w:sz w:val="22"/>
+                <w:szCs w:val="22"/>
+                <w:color w:val="000000"/>
+              </w:rPr>
+              <w:t xml:space="preserve">0.01, 3.41</w:t>
+            </w:r>
+          </w:p>
+        </w:tc>
+        <w:tc>
+          <w:tcPr>
+            <w:tcBorders>
+              <w:bottom w:val="none" w:sz="0" w:space="0" w:color="000000"/>
+              <w:top w:val="none" w:sz="0" w:space="0" w:color="000000"/>
+              <w:left w:val="none" w:sz="0" w:space="0" w:color="000000"/>
+              <w:right w:val="none" w:sz="0" w:space="0" w:color="000000"/>
+            </w:tcBorders>
+            <w:shd w:val="clear" w:color="auto" w:fill="FFFFFF"/>
+            <w:tcMar>
+              <w:top w:w="0" w:type="dxa"/>
+              <w:bottom w:w="0" w:type="dxa"/>
+              <w:left w:w="0" w:type="dxa"/>
+              <w:right w:w="0" w:type="dxa"/>
+            </w:tcMar>
+            <w:vAlign w:val="top"/>
+          </w:tcPr>
+          <w:p>
+            <w:pPr>
+              <w:pStyle w:val="Normal"/>
+              <w:jc w:val="center"/>
+              <w:pBdr>
+                <w:bottom w:val="none" w:sz="0" w:space="0" w:color="000000"/>
+                <w:top w:val="none" w:sz="0" w:space="0" w:color="000000"/>
+                <w:left w:val="none" w:sz="0" w:space="0" w:color="000000"/>
+                <w:right w:val="none" w:sz="0" w:space="0" w:color="000000"/>
+              </w:pBdr>
+              <w:spacing w:after="100" w:before="100" w:line="240"/>
+              <w:ind w:left="100" w:right="100" w:firstLine="0" w:firstLineChars="0"/>
+              <w:rPr>
+                <w:rFonts w:ascii="Helvetica" w:hAnsi="Helvetica" w:eastAsia="Helvetica" w:cs="Helvetica"/>
+                <w:i w:val="false"/>
+                <w:b w:val="false"/>
+                <w:u w:val="none"/>
+                <w:sz w:val="22"/>
+                <w:szCs w:val="22"/>
+                <w:color w:val="000000"/>
+              </w:rPr>
+            </w:pPr>
+            <w:r>
+              <w:rPr>
+                <w:rFonts w:ascii="Helvetica" w:hAnsi="Helvetica" w:eastAsia="Helvetica" w:cs="Helvetica"/>
+                <w:i w:val="false"/>
+                <w:b w:val="false"/>
+                <w:u w:val="none"/>
+                <w:sz w:val="22"/>
+                <w:szCs w:val="22"/>
+                <w:color w:val="000000"/>
+              </w:rPr>
+              <w:t xml:space="preserve">0.270</w:t>
             </w:r>
           </w:p>
         </w:tc>
@@ -7382,60 +7382,60 @@
                 <w:szCs w:val="22"/>
                 <w:color w:val="000000"/>
               </w:rPr>
-              <w:t xml:space="preserve">0.04</w:t>
-            </w:r>
-          </w:p>
-        </w:tc>
-        <w:tc>
-          <w:tcPr>
-            <w:tcBorders>
-              <w:bottom w:val="none" w:sz="0" w:space="0" w:color="000000"/>
-              <w:top w:val="none" w:sz="0" w:space="0" w:color="000000"/>
-              <w:left w:val="none" w:sz="0" w:space="0" w:color="000000"/>
-              <w:right w:val="none" w:sz="0" w:space="0" w:color="000000"/>
-            </w:tcBorders>
-            <w:shd w:val="clear" w:color="auto" w:fill="FFFFFF"/>
-            <w:tcMar>
-              <w:top w:w="0" w:type="dxa"/>
-              <w:bottom w:w="0" w:type="dxa"/>
-              <w:left w:w="0" w:type="dxa"/>
-              <w:right w:w="0" w:type="dxa"/>
-            </w:tcMar>
-            <w:vAlign w:val="top"/>
-          </w:tcPr>
-          <w:p>
-            <w:pPr>
-              <w:pStyle w:val="Normal"/>
-              <w:jc w:val="center"/>
-              <w:pBdr>
-                <w:bottom w:val="none" w:sz="0" w:space="0" w:color="000000"/>
-                <w:top w:val="none" w:sz="0" w:space="0" w:color="000000"/>
-                <w:left w:val="none" w:sz="0" w:space="0" w:color="000000"/>
-                <w:right w:val="none" w:sz="0" w:space="0" w:color="000000"/>
-              </w:pBdr>
-              <w:spacing w:after="100" w:before="100" w:line="240"/>
-              <w:ind w:left="100" w:right="100" w:firstLine="0" w:firstLineChars="0"/>
-              <w:rPr>
-                <w:rFonts w:ascii="Helvetica" w:hAnsi="Helvetica" w:eastAsia="Helvetica" w:cs="Helvetica"/>
-                <w:i w:val="false"/>
-                <w:b w:val="false"/>
-                <w:u w:val="none"/>
-                <w:sz w:val="22"/>
-                <w:szCs w:val="22"/>
-                <w:color w:val="000000"/>
-              </w:rPr>
-            </w:pPr>
-            <w:r>
-              <w:rPr>
-                <w:rFonts w:ascii="Helvetica" w:hAnsi="Helvetica" w:eastAsia="Helvetica" w:cs="Helvetica"/>
-                <w:i w:val="false"/>
-                <w:b w:val="false"/>
-                <w:u w:val="none"/>
-                <w:sz w:val="22"/>
-                <w:szCs w:val="22"/>
-                <w:color w:val="000000"/>
-              </w:rPr>
-              <w:t xml:space="preserve">0.00, 2.72</w:t>
+              <w:t xml:space="preserve">0.05</w:t>
+            </w:r>
+          </w:p>
+        </w:tc>
+        <w:tc>
+          <w:tcPr>
+            <w:tcBorders>
+              <w:bottom w:val="none" w:sz="0" w:space="0" w:color="000000"/>
+              <w:top w:val="none" w:sz="0" w:space="0" w:color="000000"/>
+              <w:left w:val="none" w:sz="0" w:space="0" w:color="000000"/>
+              <w:right w:val="none" w:sz="0" w:space="0" w:color="000000"/>
+            </w:tcBorders>
+            <w:shd w:val="clear" w:color="auto" w:fill="FFFFFF"/>
+            <w:tcMar>
+              <w:top w:w="0" w:type="dxa"/>
+              <w:bottom w:w="0" w:type="dxa"/>
+              <w:left w:w="0" w:type="dxa"/>
+              <w:right w:w="0" w:type="dxa"/>
+            </w:tcMar>
+            <w:vAlign w:val="top"/>
+          </w:tcPr>
+          <w:p>
+            <w:pPr>
+              <w:pStyle w:val="Normal"/>
+              <w:jc w:val="center"/>
+              <w:pBdr>
+                <w:bottom w:val="none" w:sz="0" w:space="0" w:color="000000"/>
+                <w:top w:val="none" w:sz="0" w:space="0" w:color="000000"/>
+                <w:left w:val="none" w:sz="0" w:space="0" w:color="000000"/>
+                <w:right w:val="none" w:sz="0" w:space="0" w:color="000000"/>
+              </w:pBdr>
+              <w:spacing w:after="100" w:before="100" w:line="240"/>
+              <w:ind w:left="100" w:right="100" w:firstLine="0" w:firstLineChars="0"/>
+              <w:rPr>
+                <w:rFonts w:ascii="Helvetica" w:hAnsi="Helvetica" w:eastAsia="Helvetica" w:cs="Helvetica"/>
+                <w:i w:val="false"/>
+                <w:b w:val="false"/>
+                <w:u w:val="none"/>
+                <w:sz w:val="22"/>
+                <w:szCs w:val="22"/>
+                <w:color w:val="000000"/>
+              </w:rPr>
+            </w:pPr>
+            <w:r>
+              <w:rPr>
+                <w:rFonts w:ascii="Helvetica" w:hAnsi="Helvetica" w:eastAsia="Helvetica" w:cs="Helvetica"/>
+                <w:i w:val="false"/>
+                <w:b w:val="false"/>
+                <w:u w:val="none"/>
+                <w:sz w:val="22"/>
+                <w:szCs w:val="22"/>
+                <w:color w:val="000000"/>
+              </w:rPr>
+              <w:t xml:space="preserve">0.00, 2.58</w:t>
             </w:r>
           </w:p>
         </w:tc>
@@ -7918,60 +7918,60 @@
                 <w:szCs w:val="22"/>
                 <w:color w:val="000000"/>
               </w:rPr>
-              <w:t xml:space="preserve">0.00, 0.70</w:t>
-            </w:r>
-          </w:p>
-        </w:tc>
-        <w:tc>
-          <w:tcPr>
-            <w:tcBorders>
-              <w:bottom w:val="none" w:sz="0" w:space="0" w:color="000000"/>
-              <w:top w:val="none" w:sz="0" w:space="0" w:color="000000"/>
-              <w:left w:val="none" w:sz="0" w:space="0" w:color="000000"/>
-              <w:right w:val="none" w:sz="0" w:space="0" w:color="000000"/>
-            </w:tcBorders>
-            <w:shd w:val="clear" w:color="auto" w:fill="FFFFFF"/>
-            <w:tcMar>
-              <w:top w:w="0" w:type="dxa"/>
-              <w:bottom w:w="0" w:type="dxa"/>
-              <w:left w:w="0" w:type="dxa"/>
-              <w:right w:w="0" w:type="dxa"/>
-            </w:tcMar>
-            <w:vAlign w:val="top"/>
-          </w:tcPr>
-          <w:p>
-            <w:pPr>
-              <w:pStyle w:val="Normal"/>
-              <w:jc w:val="center"/>
-              <w:pBdr>
-                <w:bottom w:val="none" w:sz="0" w:space="0" w:color="000000"/>
-                <w:top w:val="none" w:sz="0" w:space="0" w:color="000000"/>
-                <w:left w:val="none" w:sz="0" w:space="0" w:color="000000"/>
-                <w:right w:val="none" w:sz="0" w:space="0" w:color="000000"/>
-              </w:pBdr>
-              <w:spacing w:after="100" w:before="100" w:line="240"/>
-              <w:ind w:left="100" w:right="100" w:firstLine="0" w:firstLineChars="0"/>
-              <w:rPr>
-                <w:rFonts w:ascii="Helvetica" w:hAnsi="Helvetica" w:eastAsia="Helvetica" w:cs="Helvetica"/>
-                <w:i w:val="false"/>
-                <w:b w:val="false"/>
-                <w:u w:val="none"/>
-                <w:sz w:val="22"/>
-                <w:szCs w:val="22"/>
-                <w:color w:val="000000"/>
-              </w:rPr>
-            </w:pPr>
-            <w:r>
-              <w:rPr>
-                <w:rFonts w:ascii="Helvetica" w:hAnsi="Helvetica" w:eastAsia="Helvetica" w:cs="Helvetica"/>
-                <w:i w:val="false"/>
-                <w:b w:val="false"/>
-                <w:u w:val="none"/>
-                <w:sz w:val="22"/>
-                <w:szCs w:val="22"/>
-                <w:color w:val="000000"/>
-              </w:rPr>
-              <w:t xml:space="preserve">0.031</w:t>
+              <w:t xml:space="preserve">0.00, 0.80</w:t>
+            </w:r>
+          </w:p>
+        </w:tc>
+        <w:tc>
+          <w:tcPr>
+            <w:tcBorders>
+              <w:bottom w:val="none" w:sz="0" w:space="0" w:color="000000"/>
+              <w:top w:val="none" w:sz="0" w:space="0" w:color="000000"/>
+              <w:left w:val="none" w:sz="0" w:space="0" w:color="000000"/>
+              <w:right w:val="none" w:sz="0" w:space="0" w:color="000000"/>
+            </w:tcBorders>
+            <w:shd w:val="clear" w:color="auto" w:fill="FFFFFF"/>
+            <w:tcMar>
+              <w:top w:w="0" w:type="dxa"/>
+              <w:bottom w:w="0" w:type="dxa"/>
+              <w:left w:w="0" w:type="dxa"/>
+              <w:right w:w="0" w:type="dxa"/>
+            </w:tcMar>
+            <w:vAlign w:val="top"/>
+          </w:tcPr>
+          <w:p>
+            <w:pPr>
+              <w:pStyle w:val="Normal"/>
+              <w:jc w:val="center"/>
+              <w:pBdr>
+                <w:bottom w:val="none" w:sz="0" w:space="0" w:color="000000"/>
+                <w:top w:val="none" w:sz="0" w:space="0" w:color="000000"/>
+                <w:left w:val="none" w:sz="0" w:space="0" w:color="000000"/>
+                <w:right w:val="none" w:sz="0" w:space="0" w:color="000000"/>
+              </w:pBdr>
+              <w:spacing w:after="100" w:before="100" w:line="240"/>
+              <w:ind w:left="100" w:right="100" w:firstLine="0" w:firstLineChars="0"/>
+              <w:rPr>
+                <w:rFonts w:ascii="Helvetica" w:hAnsi="Helvetica" w:eastAsia="Helvetica" w:cs="Helvetica"/>
+                <w:i w:val="false"/>
+                <w:b w:val="false"/>
+                <w:u w:val="none"/>
+                <w:sz w:val="22"/>
+                <w:szCs w:val="22"/>
+                <w:color w:val="000000"/>
+              </w:rPr>
+            </w:pPr>
+            <w:r>
+              <w:rPr>
+                <w:rFonts w:ascii="Helvetica" w:hAnsi="Helvetica" w:eastAsia="Helvetica" w:cs="Helvetica"/>
+                <w:i w:val="false"/>
+                <w:b w:val="false"/>
+                <w:u w:val="none"/>
+                <w:sz w:val="22"/>
+                <w:szCs w:val="22"/>
+                <w:color w:val="000000"/>
+              </w:rPr>
+              <w:t xml:space="preserve">0.037</w:t>
             </w:r>
           </w:p>
         </w:tc>
@@ -10280,113 +10280,113 @@
                 <w:szCs w:val="22"/>
                 <w:color w:val="000000"/>
               </w:rPr>
-              <w:t xml:space="preserve">82.7</w:t>
-            </w:r>
-          </w:p>
-        </w:tc>
-        <w:tc>
-          <w:tcPr>
-            <w:tcBorders>
-              <w:bottom w:val="none" w:sz="0" w:space="0" w:color="000000"/>
-              <w:top w:val="none" w:sz="0" w:space="0" w:color="000000"/>
-              <w:left w:val="none" w:sz="0" w:space="0" w:color="000000"/>
-              <w:right w:val="none" w:sz="0" w:space="0" w:color="000000"/>
-            </w:tcBorders>
-            <w:shd w:val="clear" w:color="auto" w:fill="FFFFFF"/>
-            <w:tcMar>
-              <w:top w:w="0" w:type="dxa"/>
-              <w:bottom w:w="0" w:type="dxa"/>
-              <w:left w:w="0" w:type="dxa"/>
-              <w:right w:w="0" w:type="dxa"/>
-            </w:tcMar>
-            <w:vAlign w:val="top"/>
-          </w:tcPr>
-          <w:p>
-            <w:pPr>
-              <w:pStyle w:val="Normal"/>
-              <w:jc w:val="center"/>
-              <w:pBdr>
-                <w:bottom w:val="none" w:sz="0" w:space="0" w:color="000000"/>
-                <w:top w:val="none" w:sz="0" w:space="0" w:color="000000"/>
-                <w:left w:val="none" w:sz="0" w:space="0" w:color="000000"/>
-                <w:right w:val="none" w:sz="0" w:space="0" w:color="000000"/>
-              </w:pBdr>
-              <w:spacing w:after="100" w:before="100" w:line="240"/>
-              <w:ind w:left="100" w:right="100" w:firstLine="0" w:firstLineChars="0"/>
-              <w:rPr>
-                <w:rFonts w:ascii="Helvetica" w:hAnsi="Helvetica" w:eastAsia="Helvetica" w:cs="Helvetica"/>
-                <w:i w:val="false"/>
-                <w:b w:val="false"/>
-                <w:u w:val="none"/>
-                <w:sz w:val="22"/>
-                <w:szCs w:val="22"/>
-                <w:color w:val="000000"/>
-              </w:rPr>
-            </w:pPr>
-            <w:r>
-              <w:rPr>
-                <w:rFonts w:ascii="Helvetica" w:hAnsi="Helvetica" w:eastAsia="Helvetica" w:cs="Helvetica"/>
-                <w:i w:val="false"/>
-                <w:b w:val="false"/>
-                <w:u w:val="none"/>
-                <w:sz w:val="22"/>
-                <w:szCs w:val="22"/>
-                <w:color w:val="000000"/>
-              </w:rPr>
-              <w:t xml:space="preserve">3.49, 1,959</w:t>
-            </w:r>
-          </w:p>
-        </w:tc>
-        <w:tc>
-          <w:tcPr>
-            <w:tcBorders>
-              <w:bottom w:val="none" w:sz="0" w:space="0" w:color="000000"/>
-              <w:top w:val="none" w:sz="0" w:space="0" w:color="000000"/>
-              <w:left w:val="none" w:sz="0" w:space="0" w:color="000000"/>
-              <w:right w:val="none" w:sz="0" w:space="0" w:color="000000"/>
-            </w:tcBorders>
-            <w:shd w:val="clear" w:color="auto" w:fill="FFFFFF"/>
-            <w:tcMar>
-              <w:top w:w="0" w:type="dxa"/>
-              <w:bottom w:w="0" w:type="dxa"/>
-              <w:left w:w="0" w:type="dxa"/>
-              <w:right w:w="0" w:type="dxa"/>
-            </w:tcMar>
-            <w:vAlign w:val="top"/>
-          </w:tcPr>
-          <w:p>
-            <w:pPr>
-              <w:pStyle w:val="Normal"/>
-              <w:jc w:val="center"/>
-              <w:pBdr>
-                <w:bottom w:val="none" w:sz="0" w:space="0" w:color="000000"/>
-                <w:top w:val="none" w:sz="0" w:space="0" w:color="000000"/>
-                <w:left w:val="none" w:sz="0" w:space="0" w:color="000000"/>
-                <w:right w:val="none" w:sz="0" w:space="0" w:color="000000"/>
-              </w:pBdr>
-              <w:spacing w:after="100" w:before="100" w:line="240"/>
-              <w:ind w:left="100" w:right="100" w:firstLine="0" w:firstLineChars="0"/>
-              <w:rPr>
-                <w:rFonts w:ascii="Helvetica" w:hAnsi="Helvetica" w:eastAsia="Helvetica" w:cs="Helvetica"/>
-                <w:i w:val="false"/>
-                <w:b w:val="false"/>
-                <w:u w:val="none"/>
-                <w:sz w:val="22"/>
-                <w:szCs w:val="22"/>
-                <w:color w:val="000000"/>
-              </w:rPr>
-            </w:pPr>
-            <w:r>
-              <w:rPr>
-                <w:rFonts w:ascii="Helvetica" w:hAnsi="Helvetica" w:eastAsia="Helvetica" w:cs="Helvetica"/>
-                <w:i w:val="false"/>
-                <w:b w:val="false"/>
-                <w:u w:val="none"/>
-                <w:sz w:val="22"/>
-                <w:szCs w:val="22"/>
-                <w:color w:val="000000"/>
-              </w:rPr>
-              <w:t xml:space="preserve">0.006</w:t>
+              <w:t xml:space="preserve">59.7</w:t>
+            </w:r>
+          </w:p>
+        </w:tc>
+        <w:tc>
+          <w:tcPr>
+            <w:tcBorders>
+              <w:bottom w:val="none" w:sz="0" w:space="0" w:color="000000"/>
+              <w:top w:val="none" w:sz="0" w:space="0" w:color="000000"/>
+              <w:left w:val="none" w:sz="0" w:space="0" w:color="000000"/>
+              <w:right w:val="none" w:sz="0" w:space="0" w:color="000000"/>
+            </w:tcBorders>
+            <w:shd w:val="clear" w:color="auto" w:fill="FFFFFF"/>
+            <w:tcMar>
+              <w:top w:w="0" w:type="dxa"/>
+              <w:bottom w:w="0" w:type="dxa"/>
+              <w:left w:w="0" w:type="dxa"/>
+              <w:right w:w="0" w:type="dxa"/>
+            </w:tcMar>
+            <w:vAlign w:val="top"/>
+          </w:tcPr>
+          <w:p>
+            <w:pPr>
+              <w:pStyle w:val="Normal"/>
+              <w:jc w:val="center"/>
+              <w:pBdr>
+                <w:bottom w:val="none" w:sz="0" w:space="0" w:color="000000"/>
+                <w:top w:val="none" w:sz="0" w:space="0" w:color="000000"/>
+                <w:left w:val="none" w:sz="0" w:space="0" w:color="000000"/>
+                <w:right w:val="none" w:sz="0" w:space="0" w:color="000000"/>
+              </w:pBdr>
+              <w:spacing w:after="100" w:before="100" w:line="240"/>
+              <w:ind w:left="100" w:right="100" w:firstLine="0" w:firstLineChars="0"/>
+              <w:rPr>
+                <w:rFonts w:ascii="Helvetica" w:hAnsi="Helvetica" w:eastAsia="Helvetica" w:cs="Helvetica"/>
+                <w:i w:val="false"/>
+                <w:b w:val="false"/>
+                <w:u w:val="none"/>
+                <w:sz w:val="22"/>
+                <w:szCs w:val="22"/>
+                <w:color w:val="000000"/>
+              </w:rPr>
+            </w:pPr>
+            <w:r>
+              <w:rPr>
+                <w:rFonts w:ascii="Helvetica" w:hAnsi="Helvetica" w:eastAsia="Helvetica" w:cs="Helvetica"/>
+                <w:i w:val="false"/>
+                <w:b w:val="false"/>
+                <w:u w:val="none"/>
+                <w:sz w:val="22"/>
+                <w:szCs w:val="22"/>
+                <w:color w:val="000000"/>
+              </w:rPr>
+              <w:t xml:space="preserve">2.42, 1,470</w:t>
+            </w:r>
+          </w:p>
+        </w:tc>
+        <w:tc>
+          <w:tcPr>
+            <w:tcBorders>
+              <w:bottom w:val="none" w:sz="0" w:space="0" w:color="000000"/>
+              <w:top w:val="none" w:sz="0" w:space="0" w:color="000000"/>
+              <w:left w:val="none" w:sz="0" w:space="0" w:color="000000"/>
+              <w:right w:val="none" w:sz="0" w:space="0" w:color="000000"/>
+            </w:tcBorders>
+            <w:shd w:val="clear" w:color="auto" w:fill="FFFFFF"/>
+            <w:tcMar>
+              <w:top w:w="0" w:type="dxa"/>
+              <w:bottom w:w="0" w:type="dxa"/>
+              <w:left w:w="0" w:type="dxa"/>
+              <w:right w:w="0" w:type="dxa"/>
+            </w:tcMar>
+            <w:vAlign w:val="top"/>
+          </w:tcPr>
+          <w:p>
+            <w:pPr>
+              <w:pStyle w:val="Normal"/>
+              <w:jc w:val="center"/>
+              <w:pBdr>
+                <w:bottom w:val="none" w:sz="0" w:space="0" w:color="000000"/>
+                <w:top w:val="none" w:sz="0" w:space="0" w:color="000000"/>
+                <w:left w:val="none" w:sz="0" w:space="0" w:color="000000"/>
+                <w:right w:val="none" w:sz="0" w:space="0" w:color="000000"/>
+              </w:pBdr>
+              <w:spacing w:after="100" w:before="100" w:line="240"/>
+              <w:ind w:left="100" w:right="100" w:firstLine="0" w:firstLineChars="0"/>
+              <w:rPr>
+                <w:rFonts w:ascii="Helvetica" w:hAnsi="Helvetica" w:eastAsia="Helvetica" w:cs="Helvetica"/>
+                <w:i w:val="false"/>
+                <w:b w:val="false"/>
+                <w:u w:val="none"/>
+                <w:sz w:val="22"/>
+                <w:szCs w:val="22"/>
+                <w:color w:val="000000"/>
+              </w:rPr>
+            </w:pPr>
+            <w:r>
+              <w:rPr>
+                <w:rFonts w:ascii="Helvetica" w:hAnsi="Helvetica" w:eastAsia="Helvetica" w:cs="Helvetica"/>
+                <w:i w:val="false"/>
+                <w:b w:val="false"/>
+                <w:u w:val="none"/>
+                <w:sz w:val="22"/>
+                <w:szCs w:val="22"/>
+                <w:color w:val="000000"/>
+              </w:rPr>
+              <w:t xml:space="preserve">0.012</w:t>
             </w:r>
           </w:p>
         </w:tc>
@@ -10763,113 +10763,113 @@
                 <w:szCs w:val="22"/>
                 <w:color w:val="000000"/>
               </w:rPr>
-              <w:t xml:space="preserve">3.10</w:t>
-            </w:r>
-          </w:p>
-        </w:tc>
-        <w:tc>
-          <w:tcPr>
-            <w:tcBorders>
-              <w:bottom w:val="none" w:sz="0" w:space="0" w:color="000000"/>
-              <w:top w:val="none" w:sz="0" w:space="0" w:color="000000"/>
-              <w:left w:val="none" w:sz="0" w:space="0" w:color="000000"/>
-              <w:right w:val="none" w:sz="0" w:space="0" w:color="000000"/>
-            </w:tcBorders>
-            <w:shd w:val="clear" w:color="auto" w:fill="FFFFFF"/>
-            <w:tcMar>
-              <w:top w:w="0" w:type="dxa"/>
-              <w:bottom w:w="0" w:type="dxa"/>
-              <w:left w:w="0" w:type="dxa"/>
-              <w:right w:w="0" w:type="dxa"/>
-            </w:tcMar>
-            <w:vAlign w:val="top"/>
-          </w:tcPr>
-          <w:p>
-            <w:pPr>
-              <w:pStyle w:val="Normal"/>
-              <w:jc w:val="center"/>
-              <w:pBdr>
-                <w:bottom w:val="none" w:sz="0" w:space="0" w:color="000000"/>
-                <w:top w:val="none" w:sz="0" w:space="0" w:color="000000"/>
-                <w:left w:val="none" w:sz="0" w:space="0" w:color="000000"/>
-                <w:right w:val="none" w:sz="0" w:space="0" w:color="000000"/>
-              </w:pBdr>
-              <w:spacing w:after="100" w:before="100" w:line="240"/>
-              <w:ind w:left="100" w:right="100" w:firstLine="0" w:firstLineChars="0"/>
-              <w:rPr>
-                <w:rFonts w:ascii="Helvetica" w:hAnsi="Helvetica" w:eastAsia="Helvetica" w:cs="Helvetica"/>
-                <w:i w:val="false"/>
-                <w:b w:val="false"/>
-                <w:u w:val="none"/>
-                <w:sz w:val="22"/>
-                <w:szCs w:val="22"/>
-                <w:color w:val="000000"/>
-              </w:rPr>
-            </w:pPr>
-            <w:r>
-              <w:rPr>
-                <w:rFonts w:ascii="Helvetica" w:hAnsi="Helvetica" w:eastAsia="Helvetica" w:cs="Helvetica"/>
-                <w:i w:val="false"/>
-                <w:b w:val="false"/>
-                <w:u w:val="none"/>
-                <w:sz w:val="22"/>
-                <w:szCs w:val="22"/>
-                <w:color w:val="000000"/>
-              </w:rPr>
-              <w:t xml:space="preserve">0.41, 23.2</w:t>
-            </w:r>
-          </w:p>
-        </w:tc>
-        <w:tc>
-          <w:tcPr>
-            <w:tcBorders>
-              <w:bottom w:val="none" w:sz="0" w:space="0" w:color="000000"/>
-              <w:top w:val="none" w:sz="0" w:space="0" w:color="000000"/>
-              <w:left w:val="none" w:sz="0" w:space="0" w:color="000000"/>
-              <w:right w:val="none" w:sz="0" w:space="0" w:color="000000"/>
-            </w:tcBorders>
-            <w:shd w:val="clear" w:color="auto" w:fill="FFFFFF"/>
-            <w:tcMar>
-              <w:top w:w="0" w:type="dxa"/>
-              <w:bottom w:w="0" w:type="dxa"/>
-              <w:left w:w="0" w:type="dxa"/>
-              <w:right w:w="0" w:type="dxa"/>
-            </w:tcMar>
-            <w:vAlign w:val="top"/>
-          </w:tcPr>
-          <w:p>
-            <w:pPr>
-              <w:pStyle w:val="Normal"/>
-              <w:jc w:val="center"/>
-              <w:pBdr>
-                <w:bottom w:val="none" w:sz="0" w:space="0" w:color="000000"/>
-                <w:top w:val="none" w:sz="0" w:space="0" w:color="000000"/>
-                <w:left w:val="none" w:sz="0" w:space="0" w:color="000000"/>
-                <w:right w:val="none" w:sz="0" w:space="0" w:color="000000"/>
-              </w:pBdr>
-              <w:spacing w:after="100" w:before="100" w:line="240"/>
-              <w:ind w:left="100" w:right="100" w:firstLine="0" w:firstLineChars="0"/>
-              <w:rPr>
-                <w:rFonts w:ascii="Helvetica" w:hAnsi="Helvetica" w:eastAsia="Helvetica" w:cs="Helvetica"/>
-                <w:i w:val="false"/>
-                <w:b w:val="false"/>
-                <w:u w:val="none"/>
-                <w:sz w:val="22"/>
-                <w:szCs w:val="22"/>
-                <w:color w:val="000000"/>
-              </w:rPr>
-            </w:pPr>
-            <w:r>
-              <w:rPr>
-                <w:rFonts w:ascii="Helvetica" w:hAnsi="Helvetica" w:eastAsia="Helvetica" w:cs="Helvetica"/>
-                <w:i w:val="false"/>
-                <w:b w:val="false"/>
-                <w:u w:val="none"/>
-                <w:sz w:val="22"/>
-                <w:szCs w:val="22"/>
-                <w:color w:val="000000"/>
-              </w:rPr>
-              <w:t xml:space="preserve">0.270</w:t>
+              <w:t xml:space="preserve">3.31</w:t>
+            </w:r>
+          </w:p>
+        </w:tc>
+        <w:tc>
+          <w:tcPr>
+            <w:tcBorders>
+              <w:bottom w:val="none" w:sz="0" w:space="0" w:color="000000"/>
+              <w:top w:val="none" w:sz="0" w:space="0" w:color="000000"/>
+              <w:left w:val="none" w:sz="0" w:space="0" w:color="000000"/>
+              <w:right w:val="none" w:sz="0" w:space="0" w:color="000000"/>
+            </w:tcBorders>
+            <w:shd w:val="clear" w:color="auto" w:fill="FFFFFF"/>
+            <w:tcMar>
+              <w:top w:w="0" w:type="dxa"/>
+              <w:bottom w:w="0" w:type="dxa"/>
+              <w:left w:w="0" w:type="dxa"/>
+              <w:right w:w="0" w:type="dxa"/>
+            </w:tcMar>
+            <w:vAlign w:val="top"/>
+          </w:tcPr>
+          <w:p>
+            <w:pPr>
+              <w:pStyle w:val="Normal"/>
+              <w:jc w:val="center"/>
+              <w:pBdr>
+                <w:bottom w:val="none" w:sz="0" w:space="0" w:color="000000"/>
+                <w:top w:val="none" w:sz="0" w:space="0" w:color="000000"/>
+                <w:left w:val="none" w:sz="0" w:space="0" w:color="000000"/>
+                <w:right w:val="none" w:sz="0" w:space="0" w:color="000000"/>
+              </w:pBdr>
+              <w:spacing w:after="100" w:before="100" w:line="240"/>
+              <w:ind w:left="100" w:right="100" w:firstLine="0" w:firstLineChars="0"/>
+              <w:rPr>
+                <w:rFonts w:ascii="Helvetica" w:hAnsi="Helvetica" w:eastAsia="Helvetica" w:cs="Helvetica"/>
+                <w:i w:val="false"/>
+                <w:b w:val="false"/>
+                <w:u w:val="none"/>
+                <w:sz w:val="22"/>
+                <w:szCs w:val="22"/>
+                <w:color w:val="000000"/>
+              </w:rPr>
+            </w:pPr>
+            <w:r>
+              <w:rPr>
+                <w:rFonts w:ascii="Helvetica" w:hAnsi="Helvetica" w:eastAsia="Helvetica" w:cs="Helvetica"/>
+                <w:i w:val="false"/>
+                <w:b w:val="false"/>
+                <w:u w:val="none"/>
+                <w:sz w:val="22"/>
+                <w:szCs w:val="22"/>
+                <w:color w:val="000000"/>
+              </w:rPr>
+              <w:t xml:space="preserve">0.47, 23.2</w:t>
+            </w:r>
+          </w:p>
+        </w:tc>
+        <w:tc>
+          <w:tcPr>
+            <w:tcBorders>
+              <w:bottom w:val="none" w:sz="0" w:space="0" w:color="000000"/>
+              <w:top w:val="none" w:sz="0" w:space="0" w:color="000000"/>
+              <w:left w:val="none" w:sz="0" w:space="0" w:color="000000"/>
+              <w:right w:val="none" w:sz="0" w:space="0" w:color="000000"/>
+            </w:tcBorders>
+            <w:shd w:val="clear" w:color="auto" w:fill="FFFFFF"/>
+            <w:tcMar>
+              <w:top w:w="0" w:type="dxa"/>
+              <w:bottom w:w="0" w:type="dxa"/>
+              <w:left w:w="0" w:type="dxa"/>
+              <w:right w:w="0" w:type="dxa"/>
+            </w:tcMar>
+            <w:vAlign w:val="top"/>
+          </w:tcPr>
+          <w:p>
+            <w:pPr>
+              <w:pStyle w:val="Normal"/>
+              <w:jc w:val="center"/>
+              <w:pBdr>
+                <w:bottom w:val="none" w:sz="0" w:space="0" w:color="000000"/>
+                <w:top w:val="none" w:sz="0" w:space="0" w:color="000000"/>
+                <w:left w:val="none" w:sz="0" w:space="0" w:color="000000"/>
+                <w:right w:val="none" w:sz="0" w:space="0" w:color="000000"/>
+              </w:pBdr>
+              <w:spacing w:after="100" w:before="100" w:line="240"/>
+              <w:ind w:left="100" w:right="100" w:firstLine="0" w:firstLineChars="0"/>
+              <w:rPr>
+                <w:rFonts w:ascii="Helvetica" w:hAnsi="Helvetica" w:eastAsia="Helvetica" w:cs="Helvetica"/>
+                <w:i w:val="false"/>
+                <w:b w:val="false"/>
+                <w:u w:val="none"/>
+                <w:sz w:val="22"/>
+                <w:szCs w:val="22"/>
+                <w:color w:val="000000"/>
+              </w:rPr>
+            </w:pPr>
+            <w:r>
+              <w:rPr>
+                <w:rFonts w:ascii="Helvetica" w:hAnsi="Helvetica" w:eastAsia="Helvetica" w:cs="Helvetica"/>
+                <w:i w:val="false"/>
+                <w:b w:val="false"/>
+                <w:u w:val="none"/>
+                <w:sz w:val="22"/>
+                <w:szCs w:val="22"/>
+                <w:color w:val="000000"/>
+              </w:rPr>
+              <w:t xml:space="preserve">0.230</w:t>
             </w:r>
           </w:p>
         </w:tc>
@@ -11299,60 +11299,60 @@
                 <w:szCs w:val="22"/>
                 <w:color w:val="000000"/>
               </w:rPr>
-              <w:t xml:space="preserve">0.01, 1.76</w:t>
-            </w:r>
-          </w:p>
-        </w:tc>
-        <w:tc>
-          <w:tcPr>
-            <w:tcBorders>
-              <w:bottom w:val="none" w:sz="0" w:space="0" w:color="000000"/>
-              <w:top w:val="none" w:sz="0" w:space="0" w:color="000000"/>
-              <w:left w:val="none" w:sz="0" w:space="0" w:color="000000"/>
-              <w:right w:val="none" w:sz="0" w:space="0" w:color="000000"/>
-            </w:tcBorders>
-            <w:shd w:val="clear" w:color="auto" w:fill="FFFFFF"/>
-            <w:tcMar>
-              <w:top w:w="0" w:type="dxa"/>
-              <w:bottom w:w="0" w:type="dxa"/>
-              <w:left w:w="0" w:type="dxa"/>
-              <w:right w:w="0" w:type="dxa"/>
-            </w:tcMar>
-            <w:vAlign w:val="top"/>
-          </w:tcPr>
-          <w:p>
-            <w:pPr>
-              <w:pStyle w:val="Normal"/>
-              <w:jc w:val="center"/>
-              <w:pBdr>
-                <w:bottom w:val="none" w:sz="0" w:space="0" w:color="000000"/>
-                <w:top w:val="none" w:sz="0" w:space="0" w:color="000000"/>
-                <w:left w:val="none" w:sz="0" w:space="0" w:color="000000"/>
-                <w:right w:val="none" w:sz="0" w:space="0" w:color="000000"/>
-              </w:pBdr>
-              <w:spacing w:after="100" w:before="100" w:line="240"/>
-              <w:ind w:left="100" w:right="100" w:firstLine="0" w:firstLineChars="0"/>
-              <w:rPr>
-                <w:rFonts w:ascii="Helvetica" w:hAnsi="Helvetica" w:eastAsia="Helvetica" w:cs="Helvetica"/>
-                <w:i w:val="false"/>
-                <w:b w:val="false"/>
-                <w:u w:val="none"/>
-                <w:sz w:val="22"/>
-                <w:szCs w:val="22"/>
-                <w:color w:val="000000"/>
-              </w:rPr>
-            </w:pPr>
-            <w:r>
-              <w:rPr>
-                <w:rFonts w:ascii="Helvetica" w:hAnsi="Helvetica" w:eastAsia="Helvetica" w:cs="Helvetica"/>
-                <w:i w:val="false"/>
-                <w:b w:val="false"/>
-                <w:u w:val="none"/>
-                <w:sz w:val="22"/>
-                <w:szCs w:val="22"/>
-                <w:color w:val="000000"/>
-              </w:rPr>
-              <w:t xml:space="preserve">0.130</w:t>
+              <w:t xml:space="preserve">0.01, 1.68</w:t>
+            </w:r>
+          </w:p>
+        </w:tc>
+        <w:tc>
+          <w:tcPr>
+            <w:tcBorders>
+              <w:bottom w:val="none" w:sz="0" w:space="0" w:color="000000"/>
+              <w:top w:val="none" w:sz="0" w:space="0" w:color="000000"/>
+              <w:left w:val="none" w:sz="0" w:space="0" w:color="000000"/>
+              <w:right w:val="none" w:sz="0" w:space="0" w:color="000000"/>
+            </w:tcBorders>
+            <w:shd w:val="clear" w:color="auto" w:fill="FFFFFF"/>
+            <w:tcMar>
+              <w:top w:w="0" w:type="dxa"/>
+              <w:bottom w:w="0" w:type="dxa"/>
+              <w:left w:w="0" w:type="dxa"/>
+              <w:right w:w="0" w:type="dxa"/>
+            </w:tcMar>
+            <w:vAlign w:val="top"/>
+          </w:tcPr>
+          <w:p>
+            <w:pPr>
+              <w:pStyle w:val="Normal"/>
+              <w:jc w:val="center"/>
+              <w:pBdr>
+                <w:bottom w:val="none" w:sz="0" w:space="0" w:color="000000"/>
+                <w:top w:val="none" w:sz="0" w:space="0" w:color="000000"/>
+                <w:left w:val="none" w:sz="0" w:space="0" w:color="000000"/>
+                <w:right w:val="none" w:sz="0" w:space="0" w:color="000000"/>
+              </w:pBdr>
+              <w:spacing w:after="100" w:before="100" w:line="240"/>
+              <w:ind w:left="100" w:right="100" w:firstLine="0" w:firstLineChars="0"/>
+              <w:rPr>
+                <w:rFonts w:ascii="Helvetica" w:hAnsi="Helvetica" w:eastAsia="Helvetica" w:cs="Helvetica"/>
+                <w:i w:val="false"/>
+                <w:b w:val="false"/>
+                <w:u w:val="none"/>
+                <w:sz w:val="22"/>
+                <w:szCs w:val="22"/>
+                <w:color w:val="000000"/>
+              </w:rPr>
+            </w:pPr>
+            <w:r>
+              <w:rPr>
+                <w:rFonts w:ascii="Helvetica" w:hAnsi="Helvetica" w:eastAsia="Helvetica" w:cs="Helvetica"/>
+                <w:i w:val="false"/>
+                <w:b w:val="false"/>
+                <w:u w:val="none"/>
+                <w:sz w:val="22"/>
+                <w:szCs w:val="22"/>
+                <w:color w:val="000000"/>
+              </w:rPr>
+              <w:t xml:space="preserve">0.120</w:t>
             </w:r>
           </w:p>
         </w:tc>
@@ -11729,113 +11729,113 @@
                 <w:szCs w:val="22"/>
                 <w:color w:val="000000"/>
               </w:rPr>
-              <w:t xml:space="preserve">1.10</w:t>
-            </w:r>
-          </w:p>
-        </w:tc>
-        <w:tc>
-          <w:tcPr>
-            <w:tcBorders>
-              <w:bottom w:val="none" w:sz="0" w:space="0" w:color="000000"/>
-              <w:top w:val="none" w:sz="0" w:space="0" w:color="000000"/>
-              <w:left w:val="none" w:sz="0" w:space="0" w:color="000000"/>
-              <w:right w:val="none" w:sz="0" w:space="0" w:color="000000"/>
-            </w:tcBorders>
-            <w:shd w:val="clear" w:color="auto" w:fill="FFFFFF"/>
-            <w:tcMar>
-              <w:top w:w="0" w:type="dxa"/>
-              <w:bottom w:w="0" w:type="dxa"/>
-              <w:left w:w="0" w:type="dxa"/>
-              <w:right w:w="0" w:type="dxa"/>
-            </w:tcMar>
-            <w:vAlign w:val="top"/>
-          </w:tcPr>
-          <w:p>
-            <w:pPr>
-              <w:pStyle w:val="Normal"/>
-              <w:jc w:val="center"/>
-              <w:pBdr>
-                <w:bottom w:val="none" w:sz="0" w:space="0" w:color="000000"/>
-                <w:top w:val="none" w:sz="0" w:space="0" w:color="000000"/>
-                <w:left w:val="none" w:sz="0" w:space="0" w:color="000000"/>
-                <w:right w:val="none" w:sz="0" w:space="0" w:color="000000"/>
-              </w:pBdr>
-              <w:spacing w:after="100" w:before="100" w:line="240"/>
-              <w:ind w:left="100" w:right="100" w:firstLine="0" w:firstLineChars="0"/>
-              <w:rPr>
-                <w:rFonts w:ascii="Helvetica" w:hAnsi="Helvetica" w:eastAsia="Helvetica" w:cs="Helvetica"/>
-                <w:i w:val="false"/>
-                <w:b w:val="false"/>
-                <w:u w:val="none"/>
-                <w:sz w:val="22"/>
-                <w:szCs w:val="22"/>
-                <w:color w:val="000000"/>
-              </w:rPr>
-            </w:pPr>
-            <w:r>
-              <w:rPr>
-                <w:rFonts w:ascii="Helvetica" w:hAnsi="Helvetica" w:eastAsia="Helvetica" w:cs="Helvetica"/>
-                <w:i w:val="false"/>
-                <w:b w:val="false"/>
-                <w:u w:val="none"/>
-                <w:sz w:val="22"/>
-                <w:szCs w:val="22"/>
-                <w:color w:val="000000"/>
-              </w:rPr>
-              <w:t xml:space="preserve">0.00, 246</w:t>
-            </w:r>
-          </w:p>
-        </w:tc>
-        <w:tc>
-          <w:tcPr>
-            <w:tcBorders>
-              <w:bottom w:val="none" w:sz="0" w:space="0" w:color="000000"/>
-              <w:top w:val="none" w:sz="0" w:space="0" w:color="000000"/>
-              <w:left w:val="none" w:sz="0" w:space="0" w:color="000000"/>
-              <w:right w:val="none" w:sz="0" w:space="0" w:color="000000"/>
-            </w:tcBorders>
-            <w:shd w:val="clear" w:color="auto" w:fill="FFFFFF"/>
-            <w:tcMar>
-              <w:top w:w="0" w:type="dxa"/>
-              <w:bottom w:w="0" w:type="dxa"/>
-              <w:left w:w="0" w:type="dxa"/>
-              <w:right w:w="0" w:type="dxa"/>
-            </w:tcMar>
-            <w:vAlign w:val="top"/>
-          </w:tcPr>
-          <w:p>
-            <w:pPr>
-              <w:pStyle w:val="Normal"/>
-              <w:jc w:val="center"/>
-              <w:pBdr>
-                <w:bottom w:val="none" w:sz="0" w:space="0" w:color="000000"/>
-                <w:top w:val="none" w:sz="0" w:space="0" w:color="000000"/>
-                <w:left w:val="none" w:sz="0" w:space="0" w:color="000000"/>
-                <w:right w:val="none" w:sz="0" w:space="0" w:color="000000"/>
-              </w:pBdr>
-              <w:spacing w:after="100" w:before="100" w:line="240"/>
-              <w:ind w:left="100" w:right="100" w:firstLine="0" w:firstLineChars="0"/>
-              <w:rPr>
-                <w:rFonts w:ascii="Helvetica" w:hAnsi="Helvetica" w:eastAsia="Helvetica" w:cs="Helvetica"/>
-                <w:i w:val="false"/>
-                <w:b w:val="false"/>
-                <w:u w:val="none"/>
-                <w:sz w:val="22"/>
-                <w:szCs w:val="22"/>
-                <w:color w:val="000000"/>
-              </w:rPr>
-            </w:pPr>
-            <w:r>
-              <w:rPr>
-                <w:rFonts w:ascii="Helvetica" w:hAnsi="Helvetica" w:eastAsia="Helvetica" w:cs="Helvetica"/>
-                <w:i w:val="false"/>
-                <w:b w:val="false"/>
-                <w:u w:val="none"/>
-                <w:sz w:val="22"/>
-                <w:szCs w:val="22"/>
-                <w:color w:val="000000"/>
-              </w:rPr>
-              <w:t xml:space="preserve">0.970</w:t>
+              <w:t xml:space="preserve">1.05</w:t>
+            </w:r>
+          </w:p>
+        </w:tc>
+        <w:tc>
+          <w:tcPr>
+            <w:tcBorders>
+              <w:bottom w:val="none" w:sz="0" w:space="0" w:color="000000"/>
+              <w:top w:val="none" w:sz="0" w:space="0" w:color="000000"/>
+              <w:left w:val="none" w:sz="0" w:space="0" w:color="000000"/>
+              <w:right w:val="none" w:sz="0" w:space="0" w:color="000000"/>
+            </w:tcBorders>
+            <w:shd w:val="clear" w:color="auto" w:fill="FFFFFF"/>
+            <w:tcMar>
+              <w:top w:w="0" w:type="dxa"/>
+              <w:bottom w:w="0" w:type="dxa"/>
+              <w:left w:w="0" w:type="dxa"/>
+              <w:right w:w="0" w:type="dxa"/>
+            </w:tcMar>
+            <w:vAlign w:val="top"/>
+          </w:tcPr>
+          <w:p>
+            <w:pPr>
+              <w:pStyle w:val="Normal"/>
+              <w:jc w:val="center"/>
+              <w:pBdr>
+                <w:bottom w:val="none" w:sz="0" w:space="0" w:color="000000"/>
+                <w:top w:val="none" w:sz="0" w:space="0" w:color="000000"/>
+                <w:left w:val="none" w:sz="0" w:space="0" w:color="000000"/>
+                <w:right w:val="none" w:sz="0" w:space="0" w:color="000000"/>
+              </w:pBdr>
+              <w:spacing w:after="100" w:before="100" w:line="240"/>
+              <w:ind w:left="100" w:right="100" w:firstLine="0" w:firstLineChars="0"/>
+              <w:rPr>
+                <w:rFonts w:ascii="Helvetica" w:hAnsi="Helvetica" w:eastAsia="Helvetica" w:cs="Helvetica"/>
+                <w:i w:val="false"/>
+                <w:b w:val="false"/>
+                <w:u w:val="none"/>
+                <w:sz w:val="22"/>
+                <w:szCs w:val="22"/>
+                <w:color w:val="000000"/>
+              </w:rPr>
+            </w:pPr>
+            <w:r>
+              <w:rPr>
+                <w:rFonts w:ascii="Helvetica" w:hAnsi="Helvetica" w:eastAsia="Helvetica" w:cs="Helvetica"/>
+                <w:i w:val="false"/>
+                <w:b w:val="false"/>
+                <w:u w:val="none"/>
+                <w:sz w:val="22"/>
+                <w:szCs w:val="22"/>
+                <w:color w:val="000000"/>
+              </w:rPr>
+              <w:t xml:space="preserve">0.00, 227</w:t>
+            </w:r>
+          </w:p>
+        </w:tc>
+        <w:tc>
+          <w:tcPr>
+            <w:tcBorders>
+              <w:bottom w:val="none" w:sz="0" w:space="0" w:color="000000"/>
+              <w:top w:val="none" w:sz="0" w:space="0" w:color="000000"/>
+              <w:left w:val="none" w:sz="0" w:space="0" w:color="000000"/>
+              <w:right w:val="none" w:sz="0" w:space="0" w:color="000000"/>
+            </w:tcBorders>
+            <w:shd w:val="clear" w:color="auto" w:fill="FFFFFF"/>
+            <w:tcMar>
+              <w:top w:w="0" w:type="dxa"/>
+              <w:bottom w:w="0" w:type="dxa"/>
+              <w:left w:w="0" w:type="dxa"/>
+              <w:right w:w="0" w:type="dxa"/>
+            </w:tcMar>
+            <w:vAlign w:val="top"/>
+          </w:tcPr>
+          <w:p>
+            <w:pPr>
+              <w:pStyle w:val="Normal"/>
+              <w:jc w:val="center"/>
+              <w:pBdr>
+                <w:bottom w:val="none" w:sz="0" w:space="0" w:color="000000"/>
+                <w:top w:val="none" w:sz="0" w:space="0" w:color="000000"/>
+                <w:left w:val="none" w:sz="0" w:space="0" w:color="000000"/>
+                <w:right w:val="none" w:sz="0" w:space="0" w:color="000000"/>
+              </w:pBdr>
+              <w:spacing w:after="100" w:before="100" w:line="240"/>
+              <w:ind w:left="100" w:right="100" w:firstLine="0" w:firstLineChars="0"/>
+              <w:rPr>
+                <w:rFonts w:ascii="Helvetica" w:hAnsi="Helvetica" w:eastAsia="Helvetica" w:cs="Helvetica"/>
+                <w:i w:val="false"/>
+                <w:b w:val="false"/>
+                <w:u w:val="none"/>
+                <w:sz w:val="22"/>
+                <w:szCs w:val="22"/>
+                <w:color w:val="000000"/>
+              </w:rPr>
+            </w:pPr>
+            <w:r>
+              <w:rPr>
+                <w:rFonts w:ascii="Helvetica" w:hAnsi="Helvetica" w:eastAsia="Helvetica" w:cs="Helvetica"/>
+                <w:i w:val="false"/>
+                <w:b w:val="false"/>
+                <w:u w:val="none"/>
+                <w:sz w:val="22"/>
+                <w:szCs w:val="22"/>
+                <w:color w:val="000000"/>
+              </w:rPr>
+              <w:t xml:space="preserve">0.980</w:t>
             </w:r>
           </w:p>
         </w:tc>
@@ -12695,113 +12695,113 @@
                 <w:szCs w:val="22"/>
                 <w:color w:val="000000"/>
               </w:rPr>
-              <w:t xml:space="preserve">0.94</w:t>
-            </w:r>
-          </w:p>
-        </w:tc>
-        <w:tc>
-          <w:tcPr>
-            <w:tcBorders>
-              <w:bottom w:val="none" w:sz="0" w:space="0" w:color="000000"/>
-              <w:top w:val="none" w:sz="0" w:space="0" w:color="000000"/>
-              <w:left w:val="none" w:sz="0" w:space="0" w:color="000000"/>
-              <w:right w:val="none" w:sz="0" w:space="0" w:color="000000"/>
-            </w:tcBorders>
-            <w:shd w:val="clear" w:color="auto" w:fill="FFFFFF"/>
-            <w:tcMar>
-              <w:top w:w="0" w:type="dxa"/>
-              <w:bottom w:w="0" w:type="dxa"/>
-              <w:left w:w="0" w:type="dxa"/>
-              <w:right w:w="0" w:type="dxa"/>
-            </w:tcMar>
-            <w:vAlign w:val="top"/>
-          </w:tcPr>
-          <w:p>
-            <w:pPr>
-              <w:pStyle w:val="Normal"/>
-              <w:jc w:val="center"/>
-              <w:pBdr>
-                <w:bottom w:val="none" w:sz="0" w:space="0" w:color="000000"/>
-                <w:top w:val="none" w:sz="0" w:space="0" w:color="000000"/>
-                <w:left w:val="none" w:sz="0" w:space="0" w:color="000000"/>
-                <w:right w:val="none" w:sz="0" w:space="0" w:color="000000"/>
-              </w:pBdr>
-              <w:spacing w:after="100" w:before="100" w:line="240"/>
-              <w:ind w:left="100" w:right="100" w:firstLine="0" w:firstLineChars="0"/>
-              <w:rPr>
-                <w:rFonts w:ascii="Helvetica" w:hAnsi="Helvetica" w:eastAsia="Helvetica" w:cs="Helvetica"/>
-                <w:i w:val="false"/>
-                <w:b w:val="false"/>
-                <w:u w:val="none"/>
-                <w:sz w:val="22"/>
-                <w:szCs w:val="22"/>
-                <w:color w:val="000000"/>
-              </w:rPr>
-            </w:pPr>
-            <w:r>
-              <w:rPr>
-                <w:rFonts w:ascii="Helvetica" w:hAnsi="Helvetica" w:eastAsia="Helvetica" w:cs="Helvetica"/>
-                <w:i w:val="false"/>
-                <w:b w:val="false"/>
-                <w:u w:val="none"/>
-                <w:sz w:val="22"/>
-                <w:szCs w:val="22"/>
-                <w:color w:val="000000"/>
-              </w:rPr>
-              <w:t xml:space="preserve">0.83, 1.06</w:t>
-            </w:r>
-          </w:p>
-        </w:tc>
-        <w:tc>
-          <w:tcPr>
-            <w:tcBorders>
-              <w:bottom w:val="none" w:sz="0" w:space="0" w:color="000000"/>
-              <w:top w:val="none" w:sz="0" w:space="0" w:color="000000"/>
-              <w:left w:val="none" w:sz="0" w:space="0" w:color="000000"/>
-              <w:right w:val="none" w:sz="0" w:space="0" w:color="000000"/>
-            </w:tcBorders>
-            <w:shd w:val="clear" w:color="auto" w:fill="FFFFFF"/>
-            <w:tcMar>
-              <w:top w:w="0" w:type="dxa"/>
-              <w:bottom w:w="0" w:type="dxa"/>
-              <w:left w:w="0" w:type="dxa"/>
-              <w:right w:w="0" w:type="dxa"/>
-            </w:tcMar>
-            <w:vAlign w:val="top"/>
-          </w:tcPr>
-          <w:p>
-            <w:pPr>
-              <w:pStyle w:val="Normal"/>
-              <w:jc w:val="center"/>
-              <w:pBdr>
-                <w:bottom w:val="none" w:sz="0" w:space="0" w:color="000000"/>
-                <w:top w:val="none" w:sz="0" w:space="0" w:color="000000"/>
-                <w:left w:val="none" w:sz="0" w:space="0" w:color="000000"/>
-                <w:right w:val="none" w:sz="0" w:space="0" w:color="000000"/>
-              </w:pBdr>
-              <w:spacing w:after="100" w:before="100" w:line="240"/>
-              <w:ind w:left="100" w:right="100" w:firstLine="0" w:firstLineChars="0"/>
-              <w:rPr>
-                <w:rFonts w:ascii="Helvetica" w:hAnsi="Helvetica" w:eastAsia="Helvetica" w:cs="Helvetica"/>
-                <w:i w:val="false"/>
-                <w:b w:val="false"/>
-                <w:u w:val="none"/>
-                <w:sz w:val="22"/>
-                <w:szCs w:val="22"/>
-                <w:color w:val="000000"/>
-              </w:rPr>
-            </w:pPr>
-            <w:r>
-              <w:rPr>
-                <w:rFonts w:ascii="Helvetica" w:hAnsi="Helvetica" w:eastAsia="Helvetica" w:cs="Helvetica"/>
-                <w:i w:val="false"/>
-                <w:b w:val="false"/>
-                <w:u w:val="none"/>
-                <w:sz w:val="22"/>
-                <w:szCs w:val="22"/>
-                <w:color w:val="000000"/>
-              </w:rPr>
-              <w:t xml:space="preserve">0.300</w:t>
+              <w:t xml:space="preserve">0.99</w:t>
+            </w:r>
+          </w:p>
+        </w:tc>
+        <w:tc>
+          <w:tcPr>
+            <w:tcBorders>
+              <w:bottom w:val="none" w:sz="0" w:space="0" w:color="000000"/>
+              <w:top w:val="none" w:sz="0" w:space="0" w:color="000000"/>
+              <w:left w:val="none" w:sz="0" w:space="0" w:color="000000"/>
+              <w:right w:val="none" w:sz="0" w:space="0" w:color="000000"/>
+            </w:tcBorders>
+            <w:shd w:val="clear" w:color="auto" w:fill="FFFFFF"/>
+            <w:tcMar>
+              <w:top w:w="0" w:type="dxa"/>
+              <w:bottom w:w="0" w:type="dxa"/>
+              <w:left w:w="0" w:type="dxa"/>
+              <w:right w:w="0" w:type="dxa"/>
+            </w:tcMar>
+            <w:vAlign w:val="top"/>
+          </w:tcPr>
+          <w:p>
+            <w:pPr>
+              <w:pStyle w:val="Normal"/>
+              <w:jc w:val="center"/>
+              <w:pBdr>
+                <w:bottom w:val="none" w:sz="0" w:space="0" w:color="000000"/>
+                <w:top w:val="none" w:sz="0" w:space="0" w:color="000000"/>
+                <w:left w:val="none" w:sz="0" w:space="0" w:color="000000"/>
+                <w:right w:val="none" w:sz="0" w:space="0" w:color="000000"/>
+              </w:pBdr>
+              <w:spacing w:after="100" w:before="100" w:line="240"/>
+              <w:ind w:left="100" w:right="100" w:firstLine="0" w:firstLineChars="0"/>
+              <w:rPr>
+                <w:rFonts w:ascii="Helvetica" w:hAnsi="Helvetica" w:eastAsia="Helvetica" w:cs="Helvetica"/>
+                <w:i w:val="false"/>
+                <w:b w:val="false"/>
+                <w:u w:val="none"/>
+                <w:sz w:val="22"/>
+                <w:szCs w:val="22"/>
+                <w:color w:val="000000"/>
+              </w:rPr>
+            </w:pPr>
+            <w:r>
+              <w:rPr>
+                <w:rFonts w:ascii="Helvetica" w:hAnsi="Helvetica" w:eastAsia="Helvetica" w:cs="Helvetica"/>
+                <w:i w:val="false"/>
+                <w:b w:val="false"/>
+                <w:u w:val="none"/>
+                <w:sz w:val="22"/>
+                <w:szCs w:val="22"/>
+                <w:color w:val="000000"/>
+              </w:rPr>
+              <w:t xml:space="preserve">0.87, 1.12</w:t>
+            </w:r>
+          </w:p>
+        </w:tc>
+        <w:tc>
+          <w:tcPr>
+            <w:tcBorders>
+              <w:bottom w:val="none" w:sz="0" w:space="0" w:color="000000"/>
+              <w:top w:val="none" w:sz="0" w:space="0" w:color="000000"/>
+              <w:left w:val="none" w:sz="0" w:space="0" w:color="000000"/>
+              <w:right w:val="none" w:sz="0" w:space="0" w:color="000000"/>
+            </w:tcBorders>
+            <w:shd w:val="clear" w:color="auto" w:fill="FFFFFF"/>
+            <w:tcMar>
+              <w:top w:w="0" w:type="dxa"/>
+              <w:bottom w:w="0" w:type="dxa"/>
+              <w:left w:w="0" w:type="dxa"/>
+              <w:right w:w="0" w:type="dxa"/>
+            </w:tcMar>
+            <w:vAlign w:val="top"/>
+          </w:tcPr>
+          <w:p>
+            <w:pPr>
+              <w:pStyle w:val="Normal"/>
+              <w:jc w:val="center"/>
+              <w:pBdr>
+                <w:bottom w:val="none" w:sz="0" w:space="0" w:color="000000"/>
+                <w:top w:val="none" w:sz="0" w:space="0" w:color="000000"/>
+                <w:left w:val="none" w:sz="0" w:space="0" w:color="000000"/>
+                <w:right w:val="none" w:sz="0" w:space="0" w:color="000000"/>
+              </w:pBdr>
+              <w:spacing w:after="100" w:before="100" w:line="240"/>
+              <w:ind w:left="100" w:right="100" w:firstLine="0" w:firstLineChars="0"/>
+              <w:rPr>
+                <w:rFonts w:ascii="Helvetica" w:hAnsi="Helvetica" w:eastAsia="Helvetica" w:cs="Helvetica"/>
+                <w:i w:val="false"/>
+                <w:b w:val="false"/>
+                <w:u w:val="none"/>
+                <w:sz w:val="22"/>
+                <w:szCs w:val="22"/>
+                <w:color w:val="000000"/>
+              </w:rPr>
+            </w:pPr>
+            <w:r>
+              <w:rPr>
+                <w:rFonts w:ascii="Helvetica" w:hAnsi="Helvetica" w:eastAsia="Helvetica" w:cs="Helvetica"/>
+                <w:i w:val="false"/>
+                <w:b w:val="false"/>
+                <w:u w:val="none"/>
+                <w:sz w:val="22"/>
+                <w:szCs w:val="22"/>
+                <w:color w:val="000000"/>
+              </w:rPr>
+              <w:t xml:space="preserve">0.870</w:t>
             </w:r>
           </w:p>
         </w:tc>
@@ -13178,113 +13178,113 @@
                 <w:szCs w:val="22"/>
                 <w:color w:val="000000"/>
               </w:rPr>
-              <w:t xml:space="preserve">0.13</w:t>
-            </w:r>
-          </w:p>
-        </w:tc>
-        <w:tc>
-          <w:tcPr>
-            <w:tcBorders>
-              <w:bottom w:val="none" w:sz="0" w:space="0" w:color="000000"/>
-              <w:top w:val="none" w:sz="0" w:space="0" w:color="000000"/>
-              <w:left w:val="none" w:sz="0" w:space="0" w:color="000000"/>
-              <w:right w:val="none" w:sz="0" w:space="0" w:color="000000"/>
-            </w:tcBorders>
-            <w:shd w:val="clear" w:color="auto" w:fill="FFFFFF"/>
-            <w:tcMar>
-              <w:top w:w="0" w:type="dxa"/>
-              <w:bottom w:w="0" w:type="dxa"/>
-              <w:left w:w="0" w:type="dxa"/>
-              <w:right w:w="0" w:type="dxa"/>
-            </w:tcMar>
-            <w:vAlign w:val="top"/>
-          </w:tcPr>
-          <w:p>
-            <w:pPr>
-              <w:pStyle w:val="Normal"/>
-              <w:jc w:val="center"/>
-              <w:pBdr>
-                <w:bottom w:val="none" w:sz="0" w:space="0" w:color="000000"/>
-                <w:top w:val="none" w:sz="0" w:space="0" w:color="000000"/>
-                <w:left w:val="none" w:sz="0" w:space="0" w:color="000000"/>
-                <w:right w:val="none" w:sz="0" w:space="0" w:color="000000"/>
-              </w:pBdr>
-              <w:spacing w:after="100" w:before="100" w:line="240"/>
-              <w:ind w:left="100" w:right="100" w:firstLine="0" w:firstLineChars="0"/>
-              <w:rPr>
-                <w:rFonts w:ascii="Helvetica" w:hAnsi="Helvetica" w:eastAsia="Helvetica" w:cs="Helvetica"/>
-                <w:i w:val="false"/>
-                <w:b w:val="false"/>
-                <w:u w:val="none"/>
-                <w:sz w:val="22"/>
-                <w:szCs w:val="22"/>
-                <w:color w:val="000000"/>
-              </w:rPr>
-            </w:pPr>
-            <w:r>
-              <w:rPr>
-                <w:rFonts w:ascii="Helvetica" w:hAnsi="Helvetica" w:eastAsia="Helvetica" w:cs="Helvetica"/>
-                <w:i w:val="false"/>
-                <w:b w:val="false"/>
-                <w:u w:val="none"/>
-                <w:sz w:val="22"/>
-                <w:szCs w:val="22"/>
-                <w:color w:val="000000"/>
-              </w:rPr>
-              <w:t xml:space="preserve">0.02, 1.01</w:t>
-            </w:r>
-          </w:p>
-        </w:tc>
-        <w:tc>
-          <w:tcPr>
-            <w:tcBorders>
-              <w:bottom w:val="none" w:sz="0" w:space="0" w:color="000000"/>
-              <w:top w:val="none" w:sz="0" w:space="0" w:color="000000"/>
-              <w:left w:val="none" w:sz="0" w:space="0" w:color="000000"/>
-              <w:right w:val="none" w:sz="0" w:space="0" w:color="000000"/>
-            </w:tcBorders>
-            <w:shd w:val="clear" w:color="auto" w:fill="FFFFFF"/>
-            <w:tcMar>
-              <w:top w:w="0" w:type="dxa"/>
-              <w:bottom w:w="0" w:type="dxa"/>
-              <w:left w:w="0" w:type="dxa"/>
-              <w:right w:w="0" w:type="dxa"/>
-            </w:tcMar>
-            <w:vAlign w:val="top"/>
-          </w:tcPr>
-          <w:p>
-            <w:pPr>
-              <w:pStyle w:val="Normal"/>
-              <w:jc w:val="center"/>
-              <w:pBdr>
-                <w:bottom w:val="none" w:sz="0" w:space="0" w:color="000000"/>
-                <w:top w:val="none" w:sz="0" w:space="0" w:color="000000"/>
-                <w:left w:val="none" w:sz="0" w:space="0" w:color="000000"/>
-                <w:right w:val="none" w:sz="0" w:space="0" w:color="000000"/>
-              </w:pBdr>
-              <w:spacing w:after="100" w:before="100" w:line="240"/>
-              <w:ind w:left="100" w:right="100" w:firstLine="0" w:firstLineChars="0"/>
-              <w:rPr>
-                <w:rFonts w:ascii="Helvetica" w:hAnsi="Helvetica" w:eastAsia="Helvetica" w:cs="Helvetica"/>
-                <w:i w:val="false"/>
-                <w:b w:val="false"/>
-                <w:u w:val="none"/>
-                <w:sz w:val="22"/>
-                <w:szCs w:val="22"/>
-                <w:color w:val="000000"/>
-              </w:rPr>
-            </w:pPr>
-            <w:r>
-              <w:rPr>
-                <w:rFonts w:ascii="Helvetica" w:hAnsi="Helvetica" w:eastAsia="Helvetica" w:cs="Helvetica"/>
-                <w:i w:val="false"/>
-                <w:b w:val="false"/>
-                <w:u w:val="none"/>
-                <w:sz w:val="22"/>
-                <w:szCs w:val="22"/>
-                <w:color w:val="000000"/>
-              </w:rPr>
-              <w:t xml:space="preserve">0.051</w:t>
+              <w:t xml:space="preserve">0.11</w:t>
+            </w:r>
+          </w:p>
+        </w:tc>
+        <w:tc>
+          <w:tcPr>
+            <w:tcBorders>
+              <w:bottom w:val="none" w:sz="0" w:space="0" w:color="000000"/>
+              <w:top w:val="none" w:sz="0" w:space="0" w:color="000000"/>
+              <w:left w:val="none" w:sz="0" w:space="0" w:color="000000"/>
+              <w:right w:val="none" w:sz="0" w:space="0" w:color="000000"/>
+            </w:tcBorders>
+            <w:shd w:val="clear" w:color="auto" w:fill="FFFFFF"/>
+            <w:tcMar>
+              <w:top w:w="0" w:type="dxa"/>
+              <w:bottom w:w="0" w:type="dxa"/>
+              <w:left w:w="0" w:type="dxa"/>
+              <w:right w:w="0" w:type="dxa"/>
+            </w:tcMar>
+            <w:vAlign w:val="top"/>
+          </w:tcPr>
+          <w:p>
+            <w:pPr>
+              <w:pStyle w:val="Normal"/>
+              <w:jc w:val="center"/>
+              <w:pBdr>
+                <w:bottom w:val="none" w:sz="0" w:space="0" w:color="000000"/>
+                <w:top w:val="none" w:sz="0" w:space="0" w:color="000000"/>
+                <w:left w:val="none" w:sz="0" w:space="0" w:color="000000"/>
+                <w:right w:val="none" w:sz="0" w:space="0" w:color="000000"/>
+              </w:pBdr>
+              <w:spacing w:after="100" w:before="100" w:line="240"/>
+              <w:ind w:left="100" w:right="100" w:firstLine="0" w:firstLineChars="0"/>
+              <w:rPr>
+                <w:rFonts w:ascii="Helvetica" w:hAnsi="Helvetica" w:eastAsia="Helvetica" w:cs="Helvetica"/>
+                <w:i w:val="false"/>
+                <w:b w:val="false"/>
+                <w:u w:val="none"/>
+                <w:sz w:val="22"/>
+                <w:szCs w:val="22"/>
+                <w:color w:val="000000"/>
+              </w:rPr>
+            </w:pPr>
+            <w:r>
+              <w:rPr>
+                <w:rFonts w:ascii="Helvetica" w:hAnsi="Helvetica" w:eastAsia="Helvetica" w:cs="Helvetica"/>
+                <w:i w:val="false"/>
+                <w:b w:val="false"/>
+                <w:u w:val="none"/>
+                <w:sz w:val="22"/>
+                <w:szCs w:val="22"/>
+                <w:color w:val="000000"/>
+              </w:rPr>
+              <w:t xml:space="preserve">0.01, 0.99</w:t>
+            </w:r>
+          </w:p>
+        </w:tc>
+        <w:tc>
+          <w:tcPr>
+            <w:tcBorders>
+              <w:bottom w:val="none" w:sz="0" w:space="0" w:color="000000"/>
+              <w:top w:val="none" w:sz="0" w:space="0" w:color="000000"/>
+              <w:left w:val="none" w:sz="0" w:space="0" w:color="000000"/>
+              <w:right w:val="none" w:sz="0" w:space="0" w:color="000000"/>
+            </w:tcBorders>
+            <w:shd w:val="clear" w:color="auto" w:fill="FFFFFF"/>
+            <w:tcMar>
+              <w:top w:w="0" w:type="dxa"/>
+              <w:bottom w:w="0" w:type="dxa"/>
+              <w:left w:w="0" w:type="dxa"/>
+              <w:right w:w="0" w:type="dxa"/>
+            </w:tcMar>
+            <w:vAlign w:val="top"/>
+          </w:tcPr>
+          <w:p>
+            <w:pPr>
+              <w:pStyle w:val="Normal"/>
+              <w:jc w:val="center"/>
+              <w:pBdr>
+                <w:bottom w:val="none" w:sz="0" w:space="0" w:color="000000"/>
+                <w:top w:val="none" w:sz="0" w:space="0" w:color="000000"/>
+                <w:left w:val="none" w:sz="0" w:space="0" w:color="000000"/>
+                <w:right w:val="none" w:sz="0" w:space="0" w:color="000000"/>
+              </w:pBdr>
+              <w:spacing w:after="100" w:before="100" w:line="240"/>
+              <w:ind w:left="100" w:right="100" w:firstLine="0" w:firstLineChars="0"/>
+              <w:rPr>
+                <w:rFonts w:ascii="Helvetica" w:hAnsi="Helvetica" w:eastAsia="Helvetica" w:cs="Helvetica"/>
+                <w:i w:val="false"/>
+                <w:b w:val="false"/>
+                <w:u w:val="none"/>
+                <w:sz w:val="22"/>
+                <w:szCs w:val="22"/>
+                <w:color w:val="000000"/>
+              </w:rPr>
+            </w:pPr>
+            <w:r>
+              <w:rPr>
+                <w:rFonts w:ascii="Helvetica" w:hAnsi="Helvetica" w:eastAsia="Helvetica" w:cs="Helvetica"/>
+                <w:i w:val="false"/>
+                <w:b w:val="false"/>
+                <w:u w:val="none"/>
+                <w:sz w:val="22"/>
+                <w:szCs w:val="22"/>
+                <w:color w:val="000000"/>
+              </w:rPr>
+              <w:t xml:space="preserve">0.049</w:t>
             </w:r>
           </w:p>
         </w:tc>
@@ -13661,60 +13661,60 @@
                 <w:szCs w:val="22"/>
                 <w:color w:val="000000"/>
               </w:rPr>
-              <w:t xml:space="preserve">14,949</w:t>
-            </w:r>
-          </w:p>
-        </w:tc>
-        <w:tc>
-          <w:tcPr>
-            <w:tcBorders>
-              <w:bottom w:val="none" w:sz="0" w:space="0" w:color="000000"/>
-              <w:top w:val="none" w:sz="0" w:space="0" w:color="000000"/>
-              <w:left w:val="none" w:sz="0" w:space="0" w:color="000000"/>
-              <w:right w:val="none" w:sz="0" w:space="0" w:color="000000"/>
-            </w:tcBorders>
-            <w:shd w:val="clear" w:color="auto" w:fill="FFFFFF"/>
-            <w:tcMar>
-              <w:top w:w="0" w:type="dxa"/>
-              <w:bottom w:w="0" w:type="dxa"/>
-              <w:left w:w="0" w:type="dxa"/>
-              <w:right w:w="0" w:type="dxa"/>
-            </w:tcMar>
-            <w:vAlign w:val="top"/>
-          </w:tcPr>
-          <w:p>
-            <w:pPr>
-              <w:pStyle w:val="Normal"/>
-              <w:jc w:val="center"/>
-              <w:pBdr>
-                <w:bottom w:val="none" w:sz="0" w:space="0" w:color="000000"/>
-                <w:top w:val="none" w:sz="0" w:space="0" w:color="000000"/>
-                <w:left w:val="none" w:sz="0" w:space="0" w:color="000000"/>
-                <w:right w:val="none" w:sz="0" w:space="0" w:color="000000"/>
-              </w:pBdr>
-              <w:spacing w:after="100" w:before="100" w:line="240"/>
-              <w:ind w:left="100" w:right="100" w:firstLine="0" w:firstLineChars="0"/>
-              <w:rPr>
-                <w:rFonts w:ascii="Helvetica" w:hAnsi="Helvetica" w:eastAsia="Helvetica" w:cs="Helvetica"/>
-                <w:i w:val="false"/>
-                <w:b w:val="false"/>
-                <w:u w:val="none"/>
-                <w:sz w:val="22"/>
-                <w:szCs w:val="22"/>
-                <w:color w:val="000000"/>
-              </w:rPr>
-            </w:pPr>
-            <w:r>
-              <w:rPr>
-                <w:rFonts w:ascii="Helvetica" w:hAnsi="Helvetica" w:eastAsia="Helvetica" w:cs="Helvetica"/>
-                <w:i w:val="false"/>
-                <w:b w:val="false"/>
-                <w:u w:val="none"/>
-                <w:sz w:val="22"/>
-                <w:szCs w:val="22"/>
-                <w:color w:val="000000"/>
-              </w:rPr>
-              <w:t xml:space="preserve">200, 1,118,548</w:t>
+              <w:t xml:space="preserve">17,658</w:t>
+            </w:r>
+          </w:p>
+        </w:tc>
+        <w:tc>
+          <w:tcPr>
+            <w:tcBorders>
+              <w:bottom w:val="none" w:sz="0" w:space="0" w:color="000000"/>
+              <w:top w:val="none" w:sz="0" w:space="0" w:color="000000"/>
+              <w:left w:val="none" w:sz="0" w:space="0" w:color="000000"/>
+              <w:right w:val="none" w:sz="0" w:space="0" w:color="000000"/>
+            </w:tcBorders>
+            <w:shd w:val="clear" w:color="auto" w:fill="FFFFFF"/>
+            <w:tcMar>
+              <w:top w:w="0" w:type="dxa"/>
+              <w:bottom w:w="0" w:type="dxa"/>
+              <w:left w:w="0" w:type="dxa"/>
+              <w:right w:w="0" w:type="dxa"/>
+            </w:tcMar>
+            <w:vAlign w:val="top"/>
+          </w:tcPr>
+          <w:p>
+            <w:pPr>
+              <w:pStyle w:val="Normal"/>
+              <w:jc w:val="center"/>
+              <w:pBdr>
+                <w:bottom w:val="none" w:sz="0" w:space="0" w:color="000000"/>
+                <w:top w:val="none" w:sz="0" w:space="0" w:color="000000"/>
+                <w:left w:val="none" w:sz="0" w:space="0" w:color="000000"/>
+                <w:right w:val="none" w:sz="0" w:space="0" w:color="000000"/>
+              </w:pBdr>
+              <w:spacing w:after="100" w:before="100" w:line="240"/>
+              <w:ind w:left="100" w:right="100" w:firstLine="0" w:firstLineChars="0"/>
+              <w:rPr>
+                <w:rFonts w:ascii="Helvetica" w:hAnsi="Helvetica" w:eastAsia="Helvetica" w:cs="Helvetica"/>
+                <w:i w:val="false"/>
+                <w:b w:val="false"/>
+                <w:u w:val="none"/>
+                <w:sz w:val="22"/>
+                <w:szCs w:val="22"/>
+                <w:color w:val="000000"/>
+              </w:rPr>
+            </w:pPr>
+            <w:r>
+              <w:rPr>
+                <w:rFonts w:ascii="Helvetica" w:hAnsi="Helvetica" w:eastAsia="Helvetica" w:cs="Helvetica"/>
+                <w:i w:val="false"/>
+                <w:b w:val="false"/>
+                <w:u w:val="none"/>
+                <w:sz w:val="22"/>
+                <w:szCs w:val="22"/>
+                <w:color w:val="000000"/>
+              </w:rPr>
+              <w:t xml:space="preserve">249, 1,254,569</w:t>
             </w:r>
           </w:p>
         </w:tc>
@@ -14144,113 +14144,113 @@
                 <w:szCs w:val="22"/>
                 <w:color w:val="000000"/>
               </w:rPr>
-              <w:t xml:space="preserve">3.04</w:t>
-            </w:r>
-          </w:p>
-        </w:tc>
-        <w:tc>
-          <w:tcPr>
-            <w:tcBorders>
-              <w:bottom w:val="none" w:sz="0" w:space="0" w:color="000000"/>
-              <w:top w:val="none" w:sz="0" w:space="0" w:color="000000"/>
-              <w:left w:val="none" w:sz="0" w:space="0" w:color="000000"/>
-              <w:right w:val="none" w:sz="0" w:space="0" w:color="000000"/>
-            </w:tcBorders>
-            <w:shd w:val="clear" w:color="auto" w:fill="FFFFFF"/>
-            <w:tcMar>
-              <w:top w:w="0" w:type="dxa"/>
-              <w:bottom w:w="0" w:type="dxa"/>
-              <w:left w:w="0" w:type="dxa"/>
-              <w:right w:w="0" w:type="dxa"/>
-            </w:tcMar>
-            <w:vAlign w:val="top"/>
-          </w:tcPr>
-          <w:p>
-            <w:pPr>
-              <w:pStyle w:val="Normal"/>
-              <w:jc w:val="center"/>
-              <w:pBdr>
-                <w:bottom w:val="none" w:sz="0" w:space="0" w:color="000000"/>
-                <w:top w:val="none" w:sz="0" w:space="0" w:color="000000"/>
-                <w:left w:val="none" w:sz="0" w:space="0" w:color="000000"/>
-                <w:right w:val="none" w:sz="0" w:space="0" w:color="000000"/>
-              </w:pBdr>
-              <w:spacing w:after="100" w:before="100" w:line="240"/>
-              <w:ind w:left="100" w:right="100" w:firstLine="0" w:firstLineChars="0"/>
-              <w:rPr>
-                <w:rFonts w:ascii="Helvetica" w:hAnsi="Helvetica" w:eastAsia="Helvetica" w:cs="Helvetica"/>
-                <w:i w:val="false"/>
-                <w:b w:val="false"/>
-                <w:u w:val="none"/>
-                <w:sz w:val="22"/>
-                <w:szCs w:val="22"/>
-                <w:color w:val="000000"/>
-              </w:rPr>
-            </w:pPr>
-            <w:r>
-              <w:rPr>
-                <w:rFonts w:ascii="Helvetica" w:hAnsi="Helvetica" w:eastAsia="Helvetica" w:cs="Helvetica"/>
-                <w:i w:val="false"/>
-                <w:b w:val="false"/>
-                <w:u w:val="none"/>
-                <w:sz w:val="22"/>
-                <w:szCs w:val="22"/>
-                <w:color w:val="000000"/>
-              </w:rPr>
-              <w:t xml:space="preserve">0.67, 13.7</w:t>
-            </w:r>
-          </w:p>
-        </w:tc>
-        <w:tc>
-          <w:tcPr>
-            <w:tcBorders>
-              <w:bottom w:val="none" w:sz="0" w:space="0" w:color="000000"/>
-              <w:top w:val="none" w:sz="0" w:space="0" w:color="000000"/>
-              <w:left w:val="none" w:sz="0" w:space="0" w:color="000000"/>
-              <w:right w:val="none" w:sz="0" w:space="0" w:color="000000"/>
-            </w:tcBorders>
-            <w:shd w:val="clear" w:color="auto" w:fill="FFFFFF"/>
-            <w:tcMar>
-              <w:top w:w="0" w:type="dxa"/>
-              <w:bottom w:w="0" w:type="dxa"/>
-              <w:left w:w="0" w:type="dxa"/>
-              <w:right w:w="0" w:type="dxa"/>
-            </w:tcMar>
-            <w:vAlign w:val="top"/>
-          </w:tcPr>
-          <w:p>
-            <w:pPr>
-              <w:pStyle w:val="Normal"/>
-              <w:jc w:val="center"/>
-              <w:pBdr>
-                <w:bottom w:val="none" w:sz="0" w:space="0" w:color="000000"/>
-                <w:top w:val="none" w:sz="0" w:space="0" w:color="000000"/>
-                <w:left w:val="none" w:sz="0" w:space="0" w:color="000000"/>
-                <w:right w:val="none" w:sz="0" w:space="0" w:color="000000"/>
-              </w:pBdr>
-              <w:spacing w:after="100" w:before="100" w:line="240"/>
-              <w:ind w:left="100" w:right="100" w:firstLine="0" w:firstLineChars="0"/>
-              <w:rPr>
-                <w:rFonts w:ascii="Helvetica" w:hAnsi="Helvetica" w:eastAsia="Helvetica" w:cs="Helvetica"/>
-                <w:i w:val="false"/>
-                <w:b w:val="false"/>
-                <w:u w:val="none"/>
-                <w:sz w:val="22"/>
-                <w:szCs w:val="22"/>
-                <w:color w:val="000000"/>
-              </w:rPr>
-            </w:pPr>
-            <w:r>
-              <w:rPr>
-                <w:rFonts w:ascii="Helvetica" w:hAnsi="Helvetica" w:eastAsia="Helvetica" w:cs="Helvetica"/>
-                <w:i w:val="false"/>
-                <w:b w:val="false"/>
-                <w:u w:val="none"/>
-                <w:sz w:val="22"/>
-                <w:szCs w:val="22"/>
-                <w:color w:val="000000"/>
-              </w:rPr>
-              <w:t xml:space="preserve">0.150</w:t>
+              <w:t xml:space="preserve">3.68</w:t>
+            </w:r>
+          </w:p>
+        </w:tc>
+        <w:tc>
+          <w:tcPr>
+            <w:tcBorders>
+              <w:bottom w:val="none" w:sz="0" w:space="0" w:color="000000"/>
+              <w:top w:val="none" w:sz="0" w:space="0" w:color="000000"/>
+              <w:left w:val="none" w:sz="0" w:space="0" w:color="000000"/>
+              <w:right w:val="none" w:sz="0" w:space="0" w:color="000000"/>
+            </w:tcBorders>
+            <w:shd w:val="clear" w:color="auto" w:fill="FFFFFF"/>
+            <w:tcMar>
+              <w:top w:w="0" w:type="dxa"/>
+              <w:bottom w:w="0" w:type="dxa"/>
+              <w:left w:w="0" w:type="dxa"/>
+              <w:right w:w="0" w:type="dxa"/>
+            </w:tcMar>
+            <w:vAlign w:val="top"/>
+          </w:tcPr>
+          <w:p>
+            <w:pPr>
+              <w:pStyle w:val="Normal"/>
+              <w:jc w:val="center"/>
+              <w:pBdr>
+                <w:bottom w:val="none" w:sz="0" w:space="0" w:color="000000"/>
+                <w:top w:val="none" w:sz="0" w:space="0" w:color="000000"/>
+                <w:left w:val="none" w:sz="0" w:space="0" w:color="000000"/>
+                <w:right w:val="none" w:sz="0" w:space="0" w:color="000000"/>
+              </w:pBdr>
+              <w:spacing w:after="100" w:before="100" w:line="240"/>
+              <w:ind w:left="100" w:right="100" w:firstLine="0" w:firstLineChars="0"/>
+              <w:rPr>
+                <w:rFonts w:ascii="Helvetica" w:hAnsi="Helvetica" w:eastAsia="Helvetica" w:cs="Helvetica"/>
+                <w:i w:val="false"/>
+                <w:b w:val="false"/>
+                <w:u w:val="none"/>
+                <w:sz w:val="22"/>
+                <w:szCs w:val="22"/>
+                <w:color w:val="000000"/>
+              </w:rPr>
+            </w:pPr>
+            <w:r>
+              <w:rPr>
+                <w:rFonts w:ascii="Helvetica" w:hAnsi="Helvetica" w:eastAsia="Helvetica" w:cs="Helvetica"/>
+                <w:i w:val="false"/>
+                <w:b w:val="false"/>
+                <w:u w:val="none"/>
+                <w:sz w:val="22"/>
+                <w:szCs w:val="22"/>
+                <w:color w:val="000000"/>
+              </w:rPr>
+              <w:t xml:space="preserve">0.91, 15.0</w:t>
+            </w:r>
+          </w:p>
+        </w:tc>
+        <w:tc>
+          <w:tcPr>
+            <w:tcBorders>
+              <w:bottom w:val="none" w:sz="0" w:space="0" w:color="000000"/>
+              <w:top w:val="none" w:sz="0" w:space="0" w:color="000000"/>
+              <w:left w:val="none" w:sz="0" w:space="0" w:color="000000"/>
+              <w:right w:val="none" w:sz="0" w:space="0" w:color="000000"/>
+            </w:tcBorders>
+            <w:shd w:val="clear" w:color="auto" w:fill="FFFFFF"/>
+            <w:tcMar>
+              <w:top w:w="0" w:type="dxa"/>
+              <w:bottom w:w="0" w:type="dxa"/>
+              <w:left w:w="0" w:type="dxa"/>
+              <w:right w:w="0" w:type="dxa"/>
+            </w:tcMar>
+            <w:vAlign w:val="top"/>
+          </w:tcPr>
+          <w:p>
+            <w:pPr>
+              <w:pStyle w:val="Normal"/>
+              <w:jc w:val="center"/>
+              <w:pBdr>
+                <w:bottom w:val="none" w:sz="0" w:space="0" w:color="000000"/>
+                <w:top w:val="none" w:sz="0" w:space="0" w:color="000000"/>
+                <w:left w:val="none" w:sz="0" w:space="0" w:color="000000"/>
+                <w:right w:val="none" w:sz="0" w:space="0" w:color="000000"/>
+              </w:pBdr>
+              <w:spacing w:after="100" w:before="100" w:line="240"/>
+              <w:ind w:left="100" w:right="100" w:firstLine="0" w:firstLineChars="0"/>
+              <w:rPr>
+                <w:rFonts w:ascii="Helvetica" w:hAnsi="Helvetica" w:eastAsia="Helvetica" w:cs="Helvetica"/>
+                <w:i w:val="false"/>
+                <w:b w:val="false"/>
+                <w:u w:val="none"/>
+                <w:sz w:val="22"/>
+                <w:szCs w:val="22"/>
+                <w:color w:val="000000"/>
+              </w:rPr>
+            </w:pPr>
+            <w:r>
+              <w:rPr>
+                <w:rFonts w:ascii="Helvetica" w:hAnsi="Helvetica" w:eastAsia="Helvetica" w:cs="Helvetica"/>
+                <w:i w:val="false"/>
+                <w:b w:val="false"/>
+                <w:u w:val="none"/>
+                <w:sz w:val="22"/>
+                <w:szCs w:val="22"/>
+                <w:color w:val="000000"/>
+              </w:rPr>
+              <w:t xml:space="preserve">0.069</w:t>
             </w:r>
           </w:p>
         </w:tc>
@@ -14680,7 +14680,7 @@
                 <w:szCs w:val="22"/>
                 <w:color w:val="000000"/>
               </w:rPr>
-              <w:t xml:space="preserve">0.93, 1.0</w:t>
+              <w:t xml:space="preserve">0.92, 1.0</w:t>
             </w:r>
           </w:p>
         </w:tc>
@@ -14733,7 +14733,7 @@
                 <w:szCs w:val="22"/>
                 <w:color w:val="000000"/>
               </w:rPr>
-              <w:t xml:space="preserve">0.023</w:t>
+              <w:t xml:space="preserve">0.025</w:t>
             </w:r>
           </w:p>
         </w:tc>

--- a/docs/tables/carbo/sec6_ckd_composite.docx
+++ b/docs/tables/carbo/sec6_ckd_composite.docx
@@ -17,7 +17,7 @@
         <w:tblLook w:firstRow="1" w:lastRow="0" w:firstColumn="0" w:lastColumn="0" w:noHBand="0" w:noVBand="1"/>
       </w:tblPr>
       <w:tblGrid>
-        <w:gridCol w:w="3321"/>
+        <w:gridCol w:w="2894"/>
         <w:gridCol w:w="778"/>
         <w:gridCol w:w="1084"/>
         <w:gridCol w:w="1879"/>
@@ -1103,7 +1103,7 @@
                 <w:szCs w:val="22"/>
                 <w:color w:val="000000"/>
               </w:rPr>
-              <w:t xml:space="preserve">1.17</w:t>
+              <w:t xml:space="preserve">1.41</w:t>
             </w:r>
           </w:p>
         </w:tc>
@@ -1156,7 +1156,7 @@
                 <w:szCs w:val="22"/>
                 <w:color w:val="000000"/>
               </w:rPr>
-              <w:t xml:space="preserve">0.87, 1.58</w:t>
+              <w:t xml:space="preserve">1.03, 1.95</w:t>
             </w:r>
           </w:p>
         </w:tc>
@@ -1209,7 +1209,7 @@
                 <w:szCs w:val="22"/>
                 <w:color w:val="000000"/>
               </w:rPr>
-              <w:t xml:space="preserve">0.290</w:t>
+              <w:t xml:space="preserve">0.034</w:t>
             </w:r>
           </w:p>
         </w:tc>
@@ -1586,113 +1586,113 @@
                 <w:szCs w:val="22"/>
                 <w:color w:val="000000"/>
               </w:rPr>
-              <w:t xml:space="preserve">1.00</w:t>
-            </w:r>
-          </w:p>
-        </w:tc>
-        <w:tc>
-          <w:tcPr>
-            <w:tcBorders>
-              <w:bottom w:val="none" w:sz="0" w:space="0" w:color="000000"/>
-              <w:top w:val="none" w:sz="0" w:space="0" w:color="000000"/>
-              <w:left w:val="none" w:sz="0" w:space="0" w:color="000000"/>
-              <w:right w:val="none" w:sz="0" w:space="0" w:color="000000"/>
-            </w:tcBorders>
-            <w:shd w:val="clear" w:color="auto" w:fill="FFFFFF"/>
-            <w:tcMar>
-              <w:top w:w="0" w:type="dxa"/>
-              <w:bottom w:w="0" w:type="dxa"/>
-              <w:left w:w="0" w:type="dxa"/>
-              <w:right w:w="0" w:type="dxa"/>
-            </w:tcMar>
-            <w:vAlign w:val="top"/>
-          </w:tcPr>
-          <w:p>
-            <w:pPr>
-              <w:pStyle w:val="Normal"/>
-              <w:jc w:val="center"/>
-              <w:pBdr>
-                <w:bottom w:val="none" w:sz="0" w:space="0" w:color="000000"/>
-                <w:top w:val="none" w:sz="0" w:space="0" w:color="000000"/>
-                <w:left w:val="none" w:sz="0" w:space="0" w:color="000000"/>
-                <w:right w:val="none" w:sz="0" w:space="0" w:color="000000"/>
-              </w:pBdr>
-              <w:spacing w:after="100" w:before="100" w:line="240"/>
-              <w:ind w:left="100" w:right="100" w:firstLine="0" w:firstLineChars="0"/>
-              <w:rPr>
-                <w:rFonts w:ascii="Helvetica" w:hAnsi="Helvetica" w:eastAsia="Helvetica" w:cs="Helvetica"/>
-                <w:i w:val="false"/>
-                <w:b w:val="false"/>
-                <w:u w:val="none"/>
-                <w:sz w:val="22"/>
-                <w:szCs w:val="22"/>
-                <w:color w:val="000000"/>
-              </w:rPr>
-            </w:pPr>
-            <w:r>
-              <w:rPr>
-                <w:rFonts w:ascii="Helvetica" w:hAnsi="Helvetica" w:eastAsia="Helvetica" w:cs="Helvetica"/>
-                <w:i w:val="false"/>
-                <w:b w:val="false"/>
-                <w:u w:val="none"/>
-                <w:sz w:val="22"/>
-                <w:szCs w:val="22"/>
-                <w:color w:val="000000"/>
-              </w:rPr>
-              <w:t xml:space="preserve">0.93, 1.08</w:t>
-            </w:r>
-          </w:p>
-        </w:tc>
-        <w:tc>
-          <w:tcPr>
-            <w:tcBorders>
-              <w:bottom w:val="none" w:sz="0" w:space="0" w:color="000000"/>
-              <w:top w:val="none" w:sz="0" w:space="0" w:color="000000"/>
-              <w:left w:val="none" w:sz="0" w:space="0" w:color="000000"/>
-              <w:right w:val="none" w:sz="0" w:space="0" w:color="000000"/>
-            </w:tcBorders>
-            <w:shd w:val="clear" w:color="auto" w:fill="FFFFFF"/>
-            <w:tcMar>
-              <w:top w:w="0" w:type="dxa"/>
-              <w:bottom w:w="0" w:type="dxa"/>
-              <w:left w:w="0" w:type="dxa"/>
-              <w:right w:w="0" w:type="dxa"/>
-            </w:tcMar>
-            <w:vAlign w:val="top"/>
-          </w:tcPr>
-          <w:p>
-            <w:pPr>
-              <w:pStyle w:val="Normal"/>
-              <w:jc w:val="center"/>
-              <w:pBdr>
-                <w:bottom w:val="none" w:sz="0" w:space="0" w:color="000000"/>
-                <w:top w:val="none" w:sz="0" w:space="0" w:color="000000"/>
-                <w:left w:val="none" w:sz="0" w:space="0" w:color="000000"/>
-                <w:right w:val="none" w:sz="0" w:space="0" w:color="000000"/>
-              </w:pBdr>
-              <w:spacing w:after="100" w:before="100" w:line="240"/>
-              <w:ind w:left="100" w:right="100" w:firstLine="0" w:firstLineChars="0"/>
-              <w:rPr>
-                <w:rFonts w:ascii="Helvetica" w:hAnsi="Helvetica" w:eastAsia="Helvetica" w:cs="Helvetica"/>
-                <w:i w:val="false"/>
-                <w:b w:val="false"/>
-                <w:u w:val="none"/>
-                <w:sz w:val="22"/>
-                <w:szCs w:val="22"/>
-                <w:color w:val="000000"/>
-              </w:rPr>
-            </w:pPr>
-            <w:r>
-              <w:rPr>
-                <w:rFonts w:ascii="Helvetica" w:hAnsi="Helvetica" w:eastAsia="Helvetica" w:cs="Helvetica"/>
-                <w:i w:val="false"/>
-                <w:b w:val="false"/>
-                <w:u w:val="none"/>
-                <w:sz w:val="22"/>
-                <w:szCs w:val="22"/>
-                <w:color w:val="000000"/>
-              </w:rPr>
-              <w:t xml:space="preserve">0.960</w:t>
+              <w:t xml:space="preserve">0.97</w:t>
+            </w:r>
+          </w:p>
+        </w:tc>
+        <w:tc>
+          <w:tcPr>
+            <w:tcBorders>
+              <w:bottom w:val="none" w:sz="0" w:space="0" w:color="000000"/>
+              <w:top w:val="none" w:sz="0" w:space="0" w:color="000000"/>
+              <w:left w:val="none" w:sz="0" w:space="0" w:color="000000"/>
+              <w:right w:val="none" w:sz="0" w:space="0" w:color="000000"/>
+            </w:tcBorders>
+            <w:shd w:val="clear" w:color="auto" w:fill="FFFFFF"/>
+            <w:tcMar>
+              <w:top w:w="0" w:type="dxa"/>
+              <w:bottom w:w="0" w:type="dxa"/>
+              <w:left w:w="0" w:type="dxa"/>
+              <w:right w:w="0" w:type="dxa"/>
+            </w:tcMar>
+            <w:vAlign w:val="top"/>
+          </w:tcPr>
+          <w:p>
+            <w:pPr>
+              <w:pStyle w:val="Normal"/>
+              <w:jc w:val="center"/>
+              <w:pBdr>
+                <w:bottom w:val="none" w:sz="0" w:space="0" w:color="000000"/>
+                <w:top w:val="none" w:sz="0" w:space="0" w:color="000000"/>
+                <w:left w:val="none" w:sz="0" w:space="0" w:color="000000"/>
+                <w:right w:val="none" w:sz="0" w:space="0" w:color="000000"/>
+              </w:pBdr>
+              <w:spacing w:after="100" w:before="100" w:line="240"/>
+              <w:ind w:left="100" w:right="100" w:firstLine="0" w:firstLineChars="0"/>
+              <w:rPr>
+                <w:rFonts w:ascii="Helvetica" w:hAnsi="Helvetica" w:eastAsia="Helvetica" w:cs="Helvetica"/>
+                <w:i w:val="false"/>
+                <w:b w:val="false"/>
+                <w:u w:val="none"/>
+                <w:sz w:val="22"/>
+                <w:szCs w:val="22"/>
+                <w:color w:val="000000"/>
+              </w:rPr>
+            </w:pPr>
+            <w:r>
+              <w:rPr>
+                <w:rFonts w:ascii="Helvetica" w:hAnsi="Helvetica" w:eastAsia="Helvetica" w:cs="Helvetica"/>
+                <w:i w:val="false"/>
+                <w:b w:val="false"/>
+                <w:u w:val="none"/>
+                <w:sz w:val="22"/>
+                <w:szCs w:val="22"/>
+                <w:color w:val="000000"/>
+              </w:rPr>
+              <w:t xml:space="preserve">0.89, 1.06</w:t>
+            </w:r>
+          </w:p>
+        </w:tc>
+        <w:tc>
+          <w:tcPr>
+            <w:tcBorders>
+              <w:bottom w:val="none" w:sz="0" w:space="0" w:color="000000"/>
+              <w:top w:val="none" w:sz="0" w:space="0" w:color="000000"/>
+              <w:left w:val="none" w:sz="0" w:space="0" w:color="000000"/>
+              <w:right w:val="none" w:sz="0" w:space="0" w:color="000000"/>
+            </w:tcBorders>
+            <w:shd w:val="clear" w:color="auto" w:fill="FFFFFF"/>
+            <w:tcMar>
+              <w:top w:w="0" w:type="dxa"/>
+              <w:bottom w:w="0" w:type="dxa"/>
+              <w:left w:w="0" w:type="dxa"/>
+              <w:right w:w="0" w:type="dxa"/>
+            </w:tcMar>
+            <w:vAlign w:val="top"/>
+          </w:tcPr>
+          <w:p>
+            <w:pPr>
+              <w:pStyle w:val="Normal"/>
+              <w:jc w:val="center"/>
+              <w:pBdr>
+                <w:bottom w:val="none" w:sz="0" w:space="0" w:color="000000"/>
+                <w:top w:val="none" w:sz="0" w:space="0" w:color="000000"/>
+                <w:left w:val="none" w:sz="0" w:space="0" w:color="000000"/>
+                <w:right w:val="none" w:sz="0" w:space="0" w:color="000000"/>
+              </w:pBdr>
+              <w:spacing w:after="100" w:before="100" w:line="240"/>
+              <w:ind w:left="100" w:right="100" w:firstLine="0" w:firstLineChars="0"/>
+              <w:rPr>
+                <w:rFonts w:ascii="Helvetica" w:hAnsi="Helvetica" w:eastAsia="Helvetica" w:cs="Helvetica"/>
+                <w:i w:val="false"/>
+                <w:b w:val="false"/>
+                <w:u w:val="none"/>
+                <w:sz w:val="22"/>
+                <w:szCs w:val="22"/>
+                <w:color w:val="000000"/>
+              </w:rPr>
+            </w:pPr>
+            <w:r>
+              <w:rPr>
+                <w:rFonts w:ascii="Helvetica" w:hAnsi="Helvetica" w:eastAsia="Helvetica" w:cs="Helvetica"/>
+                <w:i w:val="false"/>
+                <w:b w:val="false"/>
+                <w:u w:val="none"/>
+                <w:sz w:val="22"/>
+                <w:szCs w:val="22"/>
+                <w:color w:val="000000"/>
+              </w:rPr>
+              <w:t xml:space="preserve">0.480</w:t>
             </w:r>
           </w:p>
         </w:tc>
@@ -3035,113 +3035,113 @@
                 <w:szCs w:val="22"/>
                 <w:color w:val="000000"/>
               </w:rPr>
-              <w:t xml:space="preserve">8.72</w:t>
-            </w:r>
-          </w:p>
-        </w:tc>
-        <w:tc>
-          <w:tcPr>
-            <w:tcBorders>
-              <w:bottom w:val="none" w:sz="0" w:space="0" w:color="000000"/>
-              <w:top w:val="none" w:sz="0" w:space="0" w:color="000000"/>
-              <w:left w:val="none" w:sz="0" w:space="0" w:color="000000"/>
-              <w:right w:val="none" w:sz="0" w:space="0" w:color="000000"/>
-            </w:tcBorders>
-            <w:shd w:val="clear" w:color="auto" w:fill="FFFFFF"/>
-            <w:tcMar>
-              <w:top w:w="0" w:type="dxa"/>
-              <w:bottom w:w="0" w:type="dxa"/>
-              <w:left w:w="0" w:type="dxa"/>
-              <w:right w:w="0" w:type="dxa"/>
-            </w:tcMar>
-            <w:vAlign w:val="top"/>
-          </w:tcPr>
-          <w:p>
-            <w:pPr>
-              <w:pStyle w:val="Normal"/>
-              <w:jc w:val="center"/>
-              <w:pBdr>
-                <w:bottom w:val="none" w:sz="0" w:space="0" w:color="000000"/>
-                <w:top w:val="none" w:sz="0" w:space="0" w:color="000000"/>
-                <w:left w:val="none" w:sz="0" w:space="0" w:color="000000"/>
-                <w:right w:val="none" w:sz="0" w:space="0" w:color="000000"/>
-              </w:pBdr>
-              <w:spacing w:after="100" w:before="100" w:line="240"/>
-              <w:ind w:left="100" w:right="100" w:firstLine="0" w:firstLineChars="0"/>
-              <w:rPr>
-                <w:rFonts w:ascii="Helvetica" w:hAnsi="Helvetica" w:eastAsia="Helvetica" w:cs="Helvetica"/>
-                <w:i w:val="false"/>
-                <w:b w:val="false"/>
-                <w:u w:val="none"/>
-                <w:sz w:val="22"/>
-                <w:szCs w:val="22"/>
-                <w:color w:val="000000"/>
-              </w:rPr>
-            </w:pPr>
-            <w:r>
-              <w:rPr>
-                <w:rFonts w:ascii="Helvetica" w:hAnsi="Helvetica" w:eastAsia="Helvetica" w:cs="Helvetica"/>
-                <w:i w:val="false"/>
-                <w:b w:val="false"/>
-                <w:u w:val="none"/>
-                <w:sz w:val="22"/>
-                <w:szCs w:val="22"/>
-                <w:color w:val="000000"/>
-              </w:rPr>
-              <w:t xml:space="preserve">0.48, 159</w:t>
-            </w:r>
-          </w:p>
-        </w:tc>
-        <w:tc>
-          <w:tcPr>
-            <w:tcBorders>
-              <w:bottom w:val="none" w:sz="0" w:space="0" w:color="000000"/>
-              <w:top w:val="none" w:sz="0" w:space="0" w:color="000000"/>
-              <w:left w:val="none" w:sz="0" w:space="0" w:color="000000"/>
-              <w:right w:val="none" w:sz="0" w:space="0" w:color="000000"/>
-            </w:tcBorders>
-            <w:shd w:val="clear" w:color="auto" w:fill="FFFFFF"/>
-            <w:tcMar>
-              <w:top w:w="0" w:type="dxa"/>
-              <w:bottom w:w="0" w:type="dxa"/>
-              <w:left w:w="0" w:type="dxa"/>
-              <w:right w:w="0" w:type="dxa"/>
-            </w:tcMar>
-            <w:vAlign w:val="top"/>
-          </w:tcPr>
-          <w:p>
-            <w:pPr>
-              <w:pStyle w:val="Normal"/>
-              <w:jc w:val="center"/>
-              <w:pBdr>
-                <w:bottom w:val="none" w:sz="0" w:space="0" w:color="000000"/>
-                <w:top w:val="none" w:sz="0" w:space="0" w:color="000000"/>
-                <w:left w:val="none" w:sz="0" w:space="0" w:color="000000"/>
-                <w:right w:val="none" w:sz="0" w:space="0" w:color="000000"/>
-              </w:pBdr>
-              <w:spacing w:after="100" w:before="100" w:line="240"/>
-              <w:ind w:left="100" w:right="100" w:firstLine="0" w:firstLineChars="0"/>
-              <w:rPr>
-                <w:rFonts w:ascii="Helvetica" w:hAnsi="Helvetica" w:eastAsia="Helvetica" w:cs="Helvetica"/>
-                <w:i w:val="false"/>
-                <w:b w:val="false"/>
-                <w:u w:val="none"/>
-                <w:sz w:val="22"/>
-                <w:szCs w:val="22"/>
-                <w:color w:val="000000"/>
-              </w:rPr>
-            </w:pPr>
-            <w:r>
-              <w:rPr>
-                <w:rFonts w:ascii="Helvetica" w:hAnsi="Helvetica" w:eastAsia="Helvetica" w:cs="Helvetica"/>
-                <w:i w:val="false"/>
-                <w:b w:val="false"/>
-                <w:u w:val="none"/>
-                <w:sz w:val="22"/>
-                <w:szCs w:val="22"/>
-                <w:color w:val="000000"/>
-              </w:rPr>
-              <w:t xml:space="preserve">0.140</w:t>
+              <w:t xml:space="preserve">10.7</w:t>
+            </w:r>
+          </w:p>
+        </w:tc>
+        <w:tc>
+          <w:tcPr>
+            <w:tcBorders>
+              <w:bottom w:val="none" w:sz="0" w:space="0" w:color="000000"/>
+              <w:top w:val="none" w:sz="0" w:space="0" w:color="000000"/>
+              <w:left w:val="none" w:sz="0" w:space="0" w:color="000000"/>
+              <w:right w:val="none" w:sz="0" w:space="0" w:color="000000"/>
+            </w:tcBorders>
+            <w:shd w:val="clear" w:color="auto" w:fill="FFFFFF"/>
+            <w:tcMar>
+              <w:top w:w="0" w:type="dxa"/>
+              <w:bottom w:w="0" w:type="dxa"/>
+              <w:left w:w="0" w:type="dxa"/>
+              <w:right w:w="0" w:type="dxa"/>
+            </w:tcMar>
+            <w:vAlign w:val="top"/>
+          </w:tcPr>
+          <w:p>
+            <w:pPr>
+              <w:pStyle w:val="Normal"/>
+              <w:jc w:val="center"/>
+              <w:pBdr>
+                <w:bottom w:val="none" w:sz="0" w:space="0" w:color="000000"/>
+                <w:top w:val="none" w:sz="0" w:space="0" w:color="000000"/>
+                <w:left w:val="none" w:sz="0" w:space="0" w:color="000000"/>
+                <w:right w:val="none" w:sz="0" w:space="0" w:color="000000"/>
+              </w:pBdr>
+              <w:spacing w:after="100" w:before="100" w:line="240"/>
+              <w:ind w:left="100" w:right="100" w:firstLine="0" w:firstLineChars="0"/>
+              <w:rPr>
+                <w:rFonts w:ascii="Helvetica" w:hAnsi="Helvetica" w:eastAsia="Helvetica" w:cs="Helvetica"/>
+                <w:i w:val="false"/>
+                <w:b w:val="false"/>
+                <w:u w:val="none"/>
+                <w:sz w:val="22"/>
+                <w:szCs w:val="22"/>
+                <w:color w:val="000000"/>
+              </w:rPr>
+            </w:pPr>
+            <w:r>
+              <w:rPr>
+                <w:rFonts w:ascii="Helvetica" w:hAnsi="Helvetica" w:eastAsia="Helvetica" w:cs="Helvetica"/>
+                <w:i w:val="false"/>
+                <w:b w:val="false"/>
+                <w:u w:val="none"/>
+                <w:sz w:val="22"/>
+                <w:szCs w:val="22"/>
+                <w:color w:val="000000"/>
+              </w:rPr>
+              <w:t xml:space="preserve">0.48, 236</w:t>
+            </w:r>
+          </w:p>
+        </w:tc>
+        <w:tc>
+          <w:tcPr>
+            <w:tcBorders>
+              <w:bottom w:val="none" w:sz="0" w:space="0" w:color="000000"/>
+              <w:top w:val="none" w:sz="0" w:space="0" w:color="000000"/>
+              <w:left w:val="none" w:sz="0" w:space="0" w:color="000000"/>
+              <w:right w:val="none" w:sz="0" w:space="0" w:color="000000"/>
+            </w:tcBorders>
+            <w:shd w:val="clear" w:color="auto" w:fill="FFFFFF"/>
+            <w:tcMar>
+              <w:top w:w="0" w:type="dxa"/>
+              <w:bottom w:w="0" w:type="dxa"/>
+              <w:left w:w="0" w:type="dxa"/>
+              <w:right w:w="0" w:type="dxa"/>
+            </w:tcMar>
+            <w:vAlign w:val="top"/>
+          </w:tcPr>
+          <w:p>
+            <w:pPr>
+              <w:pStyle w:val="Normal"/>
+              <w:jc w:val="center"/>
+              <w:pBdr>
+                <w:bottom w:val="none" w:sz="0" w:space="0" w:color="000000"/>
+                <w:top w:val="none" w:sz="0" w:space="0" w:color="000000"/>
+                <w:left w:val="none" w:sz="0" w:space="0" w:color="000000"/>
+                <w:right w:val="none" w:sz="0" w:space="0" w:color="000000"/>
+              </w:pBdr>
+              <w:spacing w:after="100" w:before="100" w:line="240"/>
+              <w:ind w:left="100" w:right="100" w:firstLine="0" w:firstLineChars="0"/>
+              <w:rPr>
+                <w:rFonts w:ascii="Helvetica" w:hAnsi="Helvetica" w:eastAsia="Helvetica" w:cs="Helvetica"/>
+                <w:i w:val="false"/>
+                <w:b w:val="false"/>
+                <w:u w:val="none"/>
+                <w:sz w:val="22"/>
+                <w:szCs w:val="22"/>
+                <w:color w:val="000000"/>
+              </w:rPr>
+            </w:pPr>
+            <w:r>
+              <w:rPr>
+                <w:rFonts w:ascii="Helvetica" w:hAnsi="Helvetica" w:eastAsia="Helvetica" w:cs="Helvetica"/>
+                <w:i w:val="false"/>
+                <w:b w:val="false"/>
+                <w:u w:val="none"/>
+                <w:sz w:val="22"/>
+                <w:szCs w:val="22"/>
+                <w:color w:val="000000"/>
+              </w:rPr>
+              <w:t xml:space="preserve">0.130</w:t>
             </w:r>
           </w:p>
         </w:tc>
@@ -3518,113 +3518,113 @@
                 <w:szCs w:val="22"/>
                 <w:color w:val="000000"/>
               </w:rPr>
-              <w:t xml:space="preserve">1.04</w:t>
-            </w:r>
-          </w:p>
-        </w:tc>
-        <w:tc>
-          <w:tcPr>
-            <w:tcBorders>
-              <w:bottom w:val="none" w:sz="0" w:space="0" w:color="000000"/>
-              <w:top w:val="none" w:sz="0" w:space="0" w:color="000000"/>
-              <w:left w:val="none" w:sz="0" w:space="0" w:color="000000"/>
-              <w:right w:val="none" w:sz="0" w:space="0" w:color="000000"/>
-            </w:tcBorders>
-            <w:shd w:val="clear" w:color="auto" w:fill="FFFFFF"/>
-            <w:tcMar>
-              <w:top w:w="0" w:type="dxa"/>
-              <w:bottom w:w="0" w:type="dxa"/>
-              <w:left w:w="0" w:type="dxa"/>
-              <w:right w:w="0" w:type="dxa"/>
-            </w:tcMar>
-            <w:vAlign w:val="top"/>
-          </w:tcPr>
-          <w:p>
-            <w:pPr>
-              <w:pStyle w:val="Normal"/>
-              <w:jc w:val="center"/>
-              <w:pBdr>
-                <w:bottom w:val="none" w:sz="0" w:space="0" w:color="000000"/>
-                <w:top w:val="none" w:sz="0" w:space="0" w:color="000000"/>
-                <w:left w:val="none" w:sz="0" w:space="0" w:color="000000"/>
-                <w:right w:val="none" w:sz="0" w:space="0" w:color="000000"/>
-              </w:pBdr>
-              <w:spacing w:after="100" w:before="100" w:line="240"/>
-              <w:ind w:left="100" w:right="100" w:firstLine="0" w:firstLineChars="0"/>
-              <w:rPr>
-                <w:rFonts w:ascii="Helvetica" w:hAnsi="Helvetica" w:eastAsia="Helvetica" w:cs="Helvetica"/>
-                <w:i w:val="false"/>
-                <w:b w:val="false"/>
-                <w:u w:val="none"/>
-                <w:sz w:val="22"/>
-                <w:szCs w:val="22"/>
-                <w:color w:val="000000"/>
-              </w:rPr>
-            </w:pPr>
-            <w:r>
-              <w:rPr>
-                <w:rFonts w:ascii="Helvetica" w:hAnsi="Helvetica" w:eastAsia="Helvetica" w:cs="Helvetica"/>
-                <w:i w:val="false"/>
-                <w:b w:val="false"/>
-                <w:u w:val="none"/>
-                <w:sz w:val="22"/>
-                <w:szCs w:val="22"/>
-                <w:color w:val="000000"/>
-              </w:rPr>
-              <w:t xml:space="preserve">0.78, 1.40</w:t>
-            </w:r>
-          </w:p>
-        </w:tc>
-        <w:tc>
-          <w:tcPr>
-            <w:tcBorders>
-              <w:bottom w:val="none" w:sz="0" w:space="0" w:color="000000"/>
-              <w:top w:val="none" w:sz="0" w:space="0" w:color="000000"/>
-              <w:left w:val="none" w:sz="0" w:space="0" w:color="000000"/>
-              <w:right w:val="none" w:sz="0" w:space="0" w:color="000000"/>
-            </w:tcBorders>
-            <w:shd w:val="clear" w:color="auto" w:fill="FFFFFF"/>
-            <w:tcMar>
-              <w:top w:w="0" w:type="dxa"/>
-              <w:bottom w:w="0" w:type="dxa"/>
-              <w:left w:w="0" w:type="dxa"/>
-              <w:right w:w="0" w:type="dxa"/>
-            </w:tcMar>
-            <w:vAlign w:val="top"/>
-          </w:tcPr>
-          <w:p>
-            <w:pPr>
-              <w:pStyle w:val="Normal"/>
-              <w:jc w:val="center"/>
-              <w:pBdr>
-                <w:bottom w:val="none" w:sz="0" w:space="0" w:color="000000"/>
-                <w:top w:val="none" w:sz="0" w:space="0" w:color="000000"/>
-                <w:left w:val="none" w:sz="0" w:space="0" w:color="000000"/>
-                <w:right w:val="none" w:sz="0" w:space="0" w:color="000000"/>
-              </w:pBdr>
-              <w:spacing w:after="100" w:before="100" w:line="240"/>
-              <w:ind w:left="100" w:right="100" w:firstLine="0" w:firstLineChars="0"/>
-              <w:rPr>
-                <w:rFonts w:ascii="Helvetica" w:hAnsi="Helvetica" w:eastAsia="Helvetica" w:cs="Helvetica"/>
-                <w:i w:val="false"/>
-                <w:b w:val="false"/>
-                <w:u w:val="none"/>
-                <w:sz w:val="22"/>
-                <w:szCs w:val="22"/>
-                <w:color w:val="000000"/>
-              </w:rPr>
-            </w:pPr>
-            <w:r>
-              <w:rPr>
-                <w:rFonts w:ascii="Helvetica" w:hAnsi="Helvetica" w:eastAsia="Helvetica" w:cs="Helvetica"/>
-                <w:i w:val="false"/>
-                <w:b w:val="false"/>
-                <w:u w:val="none"/>
-                <w:sz w:val="22"/>
-                <w:szCs w:val="22"/>
-                <w:color w:val="000000"/>
-              </w:rPr>
-              <w:t xml:space="preserve">0.780</w:t>
+              <w:t xml:space="preserve">1.06</w:t>
+            </w:r>
+          </w:p>
+        </w:tc>
+        <w:tc>
+          <w:tcPr>
+            <w:tcBorders>
+              <w:bottom w:val="none" w:sz="0" w:space="0" w:color="000000"/>
+              <w:top w:val="none" w:sz="0" w:space="0" w:color="000000"/>
+              <w:left w:val="none" w:sz="0" w:space="0" w:color="000000"/>
+              <w:right w:val="none" w:sz="0" w:space="0" w:color="000000"/>
+            </w:tcBorders>
+            <w:shd w:val="clear" w:color="auto" w:fill="FFFFFF"/>
+            <w:tcMar>
+              <w:top w:w="0" w:type="dxa"/>
+              <w:bottom w:w="0" w:type="dxa"/>
+              <w:left w:w="0" w:type="dxa"/>
+              <w:right w:w="0" w:type="dxa"/>
+            </w:tcMar>
+            <w:vAlign w:val="top"/>
+          </w:tcPr>
+          <w:p>
+            <w:pPr>
+              <w:pStyle w:val="Normal"/>
+              <w:jc w:val="center"/>
+              <w:pBdr>
+                <w:bottom w:val="none" w:sz="0" w:space="0" w:color="000000"/>
+                <w:top w:val="none" w:sz="0" w:space="0" w:color="000000"/>
+                <w:left w:val="none" w:sz="0" w:space="0" w:color="000000"/>
+                <w:right w:val="none" w:sz="0" w:space="0" w:color="000000"/>
+              </w:pBdr>
+              <w:spacing w:after="100" w:before="100" w:line="240"/>
+              <w:ind w:left="100" w:right="100" w:firstLine="0" w:firstLineChars="0"/>
+              <w:rPr>
+                <w:rFonts w:ascii="Helvetica" w:hAnsi="Helvetica" w:eastAsia="Helvetica" w:cs="Helvetica"/>
+                <w:i w:val="false"/>
+                <w:b w:val="false"/>
+                <w:u w:val="none"/>
+                <w:sz w:val="22"/>
+                <w:szCs w:val="22"/>
+                <w:color w:val="000000"/>
+              </w:rPr>
+            </w:pPr>
+            <w:r>
+              <w:rPr>
+                <w:rFonts w:ascii="Helvetica" w:hAnsi="Helvetica" w:eastAsia="Helvetica" w:cs="Helvetica"/>
+                <w:i w:val="false"/>
+                <w:b w:val="false"/>
+                <w:u w:val="none"/>
+                <w:sz w:val="22"/>
+                <w:szCs w:val="22"/>
+                <w:color w:val="000000"/>
+              </w:rPr>
+              <w:t xml:space="preserve">0.79, 1.43</w:t>
+            </w:r>
+          </w:p>
+        </w:tc>
+        <w:tc>
+          <w:tcPr>
+            <w:tcBorders>
+              <w:bottom w:val="none" w:sz="0" w:space="0" w:color="000000"/>
+              <w:top w:val="none" w:sz="0" w:space="0" w:color="000000"/>
+              <w:left w:val="none" w:sz="0" w:space="0" w:color="000000"/>
+              <w:right w:val="none" w:sz="0" w:space="0" w:color="000000"/>
+            </w:tcBorders>
+            <w:shd w:val="clear" w:color="auto" w:fill="FFFFFF"/>
+            <w:tcMar>
+              <w:top w:w="0" w:type="dxa"/>
+              <w:bottom w:w="0" w:type="dxa"/>
+              <w:left w:w="0" w:type="dxa"/>
+              <w:right w:w="0" w:type="dxa"/>
+            </w:tcMar>
+            <w:vAlign w:val="top"/>
+          </w:tcPr>
+          <w:p>
+            <w:pPr>
+              <w:pStyle w:val="Normal"/>
+              <w:jc w:val="center"/>
+              <w:pBdr>
+                <w:bottom w:val="none" w:sz="0" w:space="0" w:color="000000"/>
+                <w:top w:val="none" w:sz="0" w:space="0" w:color="000000"/>
+                <w:left w:val="none" w:sz="0" w:space="0" w:color="000000"/>
+                <w:right w:val="none" w:sz="0" w:space="0" w:color="000000"/>
+              </w:pBdr>
+              <w:spacing w:after="100" w:before="100" w:line="240"/>
+              <w:ind w:left="100" w:right="100" w:firstLine="0" w:firstLineChars="0"/>
+              <w:rPr>
+                <w:rFonts w:ascii="Helvetica" w:hAnsi="Helvetica" w:eastAsia="Helvetica" w:cs="Helvetica"/>
+                <w:i w:val="false"/>
+                <w:b w:val="false"/>
+                <w:u w:val="none"/>
+                <w:sz w:val="22"/>
+                <w:szCs w:val="22"/>
+                <w:color w:val="000000"/>
+              </w:rPr>
+            </w:pPr>
+            <w:r>
+              <w:rPr>
+                <w:rFonts w:ascii="Helvetica" w:hAnsi="Helvetica" w:eastAsia="Helvetica" w:cs="Helvetica"/>
+                <w:i w:val="false"/>
+                <w:b w:val="false"/>
+                <w:u w:val="none"/>
+                <w:sz w:val="22"/>
+                <w:szCs w:val="22"/>
+                <w:color w:val="000000"/>
+              </w:rPr>
+              <w:t xml:space="preserve">0.680</w:t>
             </w:r>
           </w:p>
         </w:tc>
@@ -4967,113 +4967,113 @@
                 <w:szCs w:val="22"/>
                 <w:color w:val="000000"/>
               </w:rPr>
-              <w:t xml:space="preserve">0.64</w:t>
-            </w:r>
-          </w:p>
-        </w:tc>
-        <w:tc>
-          <w:tcPr>
-            <w:tcBorders>
-              <w:bottom w:val="none" w:sz="0" w:space="0" w:color="000000"/>
-              <w:top w:val="none" w:sz="0" w:space="0" w:color="000000"/>
-              <w:left w:val="none" w:sz="0" w:space="0" w:color="000000"/>
-              <w:right w:val="none" w:sz="0" w:space="0" w:color="000000"/>
-            </w:tcBorders>
-            <w:shd w:val="clear" w:color="auto" w:fill="FFFFFF"/>
-            <w:tcMar>
-              <w:top w:w="0" w:type="dxa"/>
-              <w:bottom w:w="0" w:type="dxa"/>
-              <w:left w:w="0" w:type="dxa"/>
-              <w:right w:w="0" w:type="dxa"/>
-            </w:tcMar>
-            <w:vAlign w:val="top"/>
-          </w:tcPr>
-          <w:p>
-            <w:pPr>
-              <w:pStyle w:val="Normal"/>
-              <w:jc w:val="center"/>
-              <w:pBdr>
-                <w:bottom w:val="none" w:sz="0" w:space="0" w:color="000000"/>
-                <w:top w:val="none" w:sz="0" w:space="0" w:color="000000"/>
-                <w:left w:val="none" w:sz="0" w:space="0" w:color="000000"/>
-                <w:right w:val="none" w:sz="0" w:space="0" w:color="000000"/>
-              </w:pBdr>
-              <w:spacing w:after="100" w:before="100" w:line="240"/>
-              <w:ind w:left="100" w:right="100" w:firstLine="0" w:firstLineChars="0"/>
-              <w:rPr>
-                <w:rFonts w:ascii="Helvetica" w:hAnsi="Helvetica" w:eastAsia="Helvetica" w:cs="Helvetica"/>
-                <w:i w:val="false"/>
-                <w:b w:val="false"/>
-                <w:u w:val="none"/>
-                <w:sz w:val="22"/>
-                <w:szCs w:val="22"/>
-                <w:color w:val="000000"/>
-              </w:rPr>
-            </w:pPr>
-            <w:r>
-              <w:rPr>
-                <w:rFonts w:ascii="Helvetica" w:hAnsi="Helvetica" w:eastAsia="Helvetica" w:cs="Helvetica"/>
-                <w:i w:val="false"/>
-                <w:b w:val="false"/>
-                <w:u w:val="none"/>
-                <w:sz w:val="22"/>
-                <w:szCs w:val="22"/>
-                <w:color w:val="000000"/>
-              </w:rPr>
-              <w:t xml:space="preserve">0.13, 3.10</w:t>
-            </w:r>
-          </w:p>
-        </w:tc>
-        <w:tc>
-          <w:tcPr>
-            <w:tcBorders>
-              <w:bottom w:val="none" w:sz="0" w:space="0" w:color="000000"/>
-              <w:top w:val="none" w:sz="0" w:space="0" w:color="000000"/>
-              <w:left w:val="none" w:sz="0" w:space="0" w:color="000000"/>
-              <w:right w:val="none" w:sz="0" w:space="0" w:color="000000"/>
-            </w:tcBorders>
-            <w:shd w:val="clear" w:color="auto" w:fill="FFFFFF"/>
-            <w:tcMar>
-              <w:top w:w="0" w:type="dxa"/>
-              <w:bottom w:w="0" w:type="dxa"/>
-              <w:left w:w="0" w:type="dxa"/>
-              <w:right w:w="0" w:type="dxa"/>
-            </w:tcMar>
-            <w:vAlign w:val="top"/>
-          </w:tcPr>
-          <w:p>
-            <w:pPr>
-              <w:pStyle w:val="Normal"/>
-              <w:jc w:val="center"/>
-              <w:pBdr>
-                <w:bottom w:val="none" w:sz="0" w:space="0" w:color="000000"/>
-                <w:top w:val="none" w:sz="0" w:space="0" w:color="000000"/>
-                <w:left w:val="none" w:sz="0" w:space="0" w:color="000000"/>
-                <w:right w:val="none" w:sz="0" w:space="0" w:color="000000"/>
-              </w:pBdr>
-              <w:spacing w:after="100" w:before="100" w:line="240"/>
-              <w:ind w:left="100" w:right="100" w:firstLine="0" w:firstLineChars="0"/>
-              <w:rPr>
-                <w:rFonts w:ascii="Helvetica" w:hAnsi="Helvetica" w:eastAsia="Helvetica" w:cs="Helvetica"/>
-                <w:i w:val="false"/>
-                <w:b w:val="false"/>
-                <w:u w:val="none"/>
-                <w:sz w:val="22"/>
-                <w:szCs w:val="22"/>
-                <w:color w:val="000000"/>
-              </w:rPr>
-            </w:pPr>
-            <w:r>
-              <w:rPr>
-                <w:rFonts w:ascii="Helvetica" w:hAnsi="Helvetica" w:eastAsia="Helvetica" w:cs="Helvetica"/>
-                <w:i w:val="false"/>
-                <w:b w:val="false"/>
-                <w:u w:val="none"/>
-                <w:sz w:val="22"/>
-                <w:szCs w:val="22"/>
-                <w:color w:val="000000"/>
-              </w:rPr>
-              <w:t xml:space="preserve">0.580</w:t>
+              <w:t xml:space="preserve">0.62</w:t>
+            </w:r>
+          </w:p>
+        </w:tc>
+        <w:tc>
+          <w:tcPr>
+            <w:tcBorders>
+              <w:bottom w:val="none" w:sz="0" w:space="0" w:color="000000"/>
+              <w:top w:val="none" w:sz="0" w:space="0" w:color="000000"/>
+              <w:left w:val="none" w:sz="0" w:space="0" w:color="000000"/>
+              <w:right w:val="none" w:sz="0" w:space="0" w:color="000000"/>
+            </w:tcBorders>
+            <w:shd w:val="clear" w:color="auto" w:fill="FFFFFF"/>
+            <w:tcMar>
+              <w:top w:w="0" w:type="dxa"/>
+              <w:bottom w:w="0" w:type="dxa"/>
+              <w:left w:w="0" w:type="dxa"/>
+              <w:right w:w="0" w:type="dxa"/>
+            </w:tcMar>
+            <w:vAlign w:val="top"/>
+          </w:tcPr>
+          <w:p>
+            <w:pPr>
+              <w:pStyle w:val="Normal"/>
+              <w:jc w:val="center"/>
+              <w:pBdr>
+                <w:bottom w:val="none" w:sz="0" w:space="0" w:color="000000"/>
+                <w:top w:val="none" w:sz="0" w:space="0" w:color="000000"/>
+                <w:left w:val="none" w:sz="0" w:space="0" w:color="000000"/>
+                <w:right w:val="none" w:sz="0" w:space="0" w:color="000000"/>
+              </w:pBdr>
+              <w:spacing w:after="100" w:before="100" w:line="240"/>
+              <w:ind w:left="100" w:right="100" w:firstLine="0" w:firstLineChars="0"/>
+              <w:rPr>
+                <w:rFonts w:ascii="Helvetica" w:hAnsi="Helvetica" w:eastAsia="Helvetica" w:cs="Helvetica"/>
+                <w:i w:val="false"/>
+                <w:b w:val="false"/>
+                <w:u w:val="none"/>
+                <w:sz w:val="22"/>
+                <w:szCs w:val="22"/>
+                <w:color w:val="000000"/>
+              </w:rPr>
+            </w:pPr>
+            <w:r>
+              <w:rPr>
+                <w:rFonts w:ascii="Helvetica" w:hAnsi="Helvetica" w:eastAsia="Helvetica" w:cs="Helvetica"/>
+                <w:i w:val="false"/>
+                <w:b w:val="false"/>
+                <w:u w:val="none"/>
+                <w:sz w:val="22"/>
+                <w:szCs w:val="22"/>
+                <w:color w:val="000000"/>
+              </w:rPr>
+              <w:t xml:space="preserve">0.12, 3.18</w:t>
+            </w:r>
+          </w:p>
+        </w:tc>
+        <w:tc>
+          <w:tcPr>
+            <w:tcBorders>
+              <w:bottom w:val="none" w:sz="0" w:space="0" w:color="000000"/>
+              <w:top w:val="none" w:sz="0" w:space="0" w:color="000000"/>
+              <w:left w:val="none" w:sz="0" w:space="0" w:color="000000"/>
+              <w:right w:val="none" w:sz="0" w:space="0" w:color="000000"/>
+            </w:tcBorders>
+            <w:shd w:val="clear" w:color="auto" w:fill="FFFFFF"/>
+            <w:tcMar>
+              <w:top w:w="0" w:type="dxa"/>
+              <w:bottom w:w="0" w:type="dxa"/>
+              <w:left w:w="0" w:type="dxa"/>
+              <w:right w:w="0" w:type="dxa"/>
+            </w:tcMar>
+            <w:vAlign w:val="top"/>
+          </w:tcPr>
+          <w:p>
+            <w:pPr>
+              <w:pStyle w:val="Normal"/>
+              <w:jc w:val="center"/>
+              <w:pBdr>
+                <w:bottom w:val="none" w:sz="0" w:space="0" w:color="000000"/>
+                <w:top w:val="none" w:sz="0" w:space="0" w:color="000000"/>
+                <w:left w:val="none" w:sz="0" w:space="0" w:color="000000"/>
+                <w:right w:val="none" w:sz="0" w:space="0" w:color="000000"/>
+              </w:pBdr>
+              <w:spacing w:after="100" w:before="100" w:line="240"/>
+              <w:ind w:left="100" w:right="100" w:firstLine="0" w:firstLineChars="0"/>
+              <w:rPr>
+                <w:rFonts w:ascii="Helvetica" w:hAnsi="Helvetica" w:eastAsia="Helvetica" w:cs="Helvetica"/>
+                <w:i w:val="false"/>
+                <w:b w:val="false"/>
+                <w:u w:val="none"/>
+                <w:sz w:val="22"/>
+                <w:szCs w:val="22"/>
+                <w:color w:val="000000"/>
+              </w:rPr>
+            </w:pPr>
+            <w:r>
+              <w:rPr>
+                <w:rFonts w:ascii="Helvetica" w:hAnsi="Helvetica" w:eastAsia="Helvetica" w:cs="Helvetica"/>
+                <w:i w:val="false"/>
+                <w:b w:val="false"/>
+                <w:u w:val="none"/>
+                <w:sz w:val="22"/>
+                <w:szCs w:val="22"/>
+                <w:color w:val="000000"/>
+              </w:rPr>
+              <w:t xml:space="preserve">0.570</w:t>
             </w:r>
           </w:p>
         </w:tc>
@@ -6416,113 +6416,113 @@
                 <w:szCs w:val="22"/>
                 <w:color w:val="000000"/>
               </w:rPr>
-              <w:t xml:space="preserve">0.01</w:t>
-            </w:r>
-          </w:p>
-        </w:tc>
-        <w:tc>
-          <w:tcPr>
-            <w:tcBorders>
-              <w:bottom w:val="none" w:sz="0" w:space="0" w:color="000000"/>
-              <w:top w:val="none" w:sz="0" w:space="0" w:color="000000"/>
-              <w:left w:val="none" w:sz="0" w:space="0" w:color="000000"/>
-              <w:right w:val="none" w:sz="0" w:space="0" w:color="000000"/>
-            </w:tcBorders>
-            <w:shd w:val="clear" w:color="auto" w:fill="FFFFFF"/>
-            <w:tcMar>
-              <w:top w:w="0" w:type="dxa"/>
-              <w:bottom w:w="0" w:type="dxa"/>
-              <w:left w:w="0" w:type="dxa"/>
-              <w:right w:w="0" w:type="dxa"/>
-            </w:tcMar>
-            <w:vAlign w:val="top"/>
-          </w:tcPr>
-          <w:p>
-            <w:pPr>
-              <w:pStyle w:val="Normal"/>
-              <w:jc w:val="center"/>
-              <w:pBdr>
-                <w:bottom w:val="none" w:sz="0" w:space="0" w:color="000000"/>
-                <w:top w:val="none" w:sz="0" w:space="0" w:color="000000"/>
-                <w:left w:val="none" w:sz="0" w:space="0" w:color="000000"/>
-                <w:right w:val="none" w:sz="0" w:space="0" w:color="000000"/>
-              </w:pBdr>
-              <w:spacing w:after="100" w:before="100" w:line="240"/>
-              <w:ind w:left="100" w:right="100" w:firstLine="0" w:firstLineChars="0"/>
-              <w:rPr>
-                <w:rFonts w:ascii="Helvetica" w:hAnsi="Helvetica" w:eastAsia="Helvetica" w:cs="Helvetica"/>
-                <w:i w:val="false"/>
-                <w:b w:val="false"/>
-                <w:u w:val="none"/>
-                <w:sz w:val="22"/>
-                <w:szCs w:val="22"/>
-                <w:color w:val="000000"/>
-              </w:rPr>
-            </w:pPr>
-            <w:r>
-              <w:rPr>
-                <w:rFonts w:ascii="Helvetica" w:hAnsi="Helvetica" w:eastAsia="Helvetica" w:cs="Helvetica"/>
-                <w:i w:val="false"/>
-                <w:b w:val="false"/>
-                <w:u w:val="none"/>
-                <w:sz w:val="22"/>
-                <w:szCs w:val="22"/>
-                <w:color w:val="000000"/>
-              </w:rPr>
-              <w:t xml:space="preserve">0.00, 0.44</w:t>
-            </w:r>
-          </w:p>
-        </w:tc>
-        <w:tc>
-          <w:tcPr>
-            <w:tcBorders>
-              <w:bottom w:val="none" w:sz="0" w:space="0" w:color="000000"/>
-              <w:top w:val="none" w:sz="0" w:space="0" w:color="000000"/>
-              <w:left w:val="none" w:sz="0" w:space="0" w:color="000000"/>
-              <w:right w:val="none" w:sz="0" w:space="0" w:color="000000"/>
-            </w:tcBorders>
-            <w:shd w:val="clear" w:color="auto" w:fill="FFFFFF"/>
-            <w:tcMar>
-              <w:top w:w="0" w:type="dxa"/>
-              <w:bottom w:w="0" w:type="dxa"/>
-              <w:left w:w="0" w:type="dxa"/>
-              <w:right w:w="0" w:type="dxa"/>
-            </w:tcMar>
-            <w:vAlign w:val="top"/>
-          </w:tcPr>
-          <w:p>
-            <w:pPr>
-              <w:pStyle w:val="Normal"/>
-              <w:jc w:val="center"/>
-              <w:pBdr>
-                <w:bottom w:val="none" w:sz="0" w:space="0" w:color="000000"/>
-                <w:top w:val="none" w:sz="0" w:space="0" w:color="000000"/>
-                <w:left w:val="none" w:sz="0" w:space="0" w:color="000000"/>
-                <w:right w:val="none" w:sz="0" w:space="0" w:color="000000"/>
-              </w:pBdr>
-              <w:spacing w:after="100" w:before="100" w:line="240"/>
-              <w:ind w:left="100" w:right="100" w:firstLine="0" w:firstLineChars="0"/>
-              <w:rPr>
-                <w:rFonts w:ascii="Helvetica" w:hAnsi="Helvetica" w:eastAsia="Helvetica" w:cs="Helvetica"/>
-                <w:i w:val="false"/>
-                <w:b w:val="false"/>
-                <w:u w:val="none"/>
-                <w:sz w:val="22"/>
-                <w:szCs w:val="22"/>
-                <w:color w:val="000000"/>
-              </w:rPr>
-            </w:pPr>
-            <w:r>
-              <w:rPr>
-                <w:rFonts w:ascii="Helvetica" w:hAnsi="Helvetica" w:eastAsia="Helvetica" w:cs="Helvetica"/>
-                <w:i w:val="false"/>
-                <w:b w:val="false"/>
-                <w:u w:val="none"/>
-                <w:sz w:val="22"/>
-                <w:szCs w:val="22"/>
-                <w:color w:val="000000"/>
-              </w:rPr>
-              <w:t xml:space="preserve">0.020</w:t>
+              <w:t xml:space="preserve">0.00</w:t>
+            </w:r>
+          </w:p>
+        </w:tc>
+        <w:tc>
+          <w:tcPr>
+            <w:tcBorders>
+              <w:bottom w:val="none" w:sz="0" w:space="0" w:color="000000"/>
+              <w:top w:val="none" w:sz="0" w:space="0" w:color="000000"/>
+              <w:left w:val="none" w:sz="0" w:space="0" w:color="000000"/>
+              <w:right w:val="none" w:sz="0" w:space="0" w:color="000000"/>
+            </w:tcBorders>
+            <w:shd w:val="clear" w:color="auto" w:fill="FFFFFF"/>
+            <w:tcMar>
+              <w:top w:w="0" w:type="dxa"/>
+              <w:bottom w:w="0" w:type="dxa"/>
+              <w:left w:w="0" w:type="dxa"/>
+              <w:right w:w="0" w:type="dxa"/>
+            </w:tcMar>
+            <w:vAlign w:val="top"/>
+          </w:tcPr>
+          <w:p>
+            <w:pPr>
+              <w:pStyle w:val="Normal"/>
+              <w:jc w:val="center"/>
+              <w:pBdr>
+                <w:bottom w:val="none" w:sz="0" w:space="0" w:color="000000"/>
+                <w:top w:val="none" w:sz="0" w:space="0" w:color="000000"/>
+                <w:left w:val="none" w:sz="0" w:space="0" w:color="000000"/>
+                <w:right w:val="none" w:sz="0" w:space="0" w:color="000000"/>
+              </w:pBdr>
+              <w:spacing w:after="100" w:before="100" w:line="240"/>
+              <w:ind w:left="100" w:right="100" w:firstLine="0" w:firstLineChars="0"/>
+              <w:rPr>
+                <w:rFonts w:ascii="Helvetica" w:hAnsi="Helvetica" w:eastAsia="Helvetica" w:cs="Helvetica"/>
+                <w:i w:val="false"/>
+                <w:b w:val="false"/>
+                <w:u w:val="none"/>
+                <w:sz w:val="22"/>
+                <w:szCs w:val="22"/>
+                <w:color w:val="000000"/>
+              </w:rPr>
+            </w:pPr>
+            <w:r>
+              <w:rPr>
+                <w:rFonts w:ascii="Helvetica" w:hAnsi="Helvetica" w:eastAsia="Helvetica" w:cs="Helvetica"/>
+                <w:i w:val="false"/>
+                <w:b w:val="false"/>
+                <w:u w:val="none"/>
+                <w:sz w:val="22"/>
+                <w:szCs w:val="22"/>
+                <w:color w:val="000000"/>
+              </w:rPr>
+              <w:t xml:space="preserve">0.00, 0.39</w:t>
+            </w:r>
+          </w:p>
+        </w:tc>
+        <w:tc>
+          <w:tcPr>
+            <w:tcBorders>
+              <w:bottom w:val="none" w:sz="0" w:space="0" w:color="000000"/>
+              <w:top w:val="none" w:sz="0" w:space="0" w:color="000000"/>
+              <w:left w:val="none" w:sz="0" w:space="0" w:color="000000"/>
+              <w:right w:val="none" w:sz="0" w:space="0" w:color="000000"/>
+            </w:tcBorders>
+            <w:shd w:val="clear" w:color="auto" w:fill="FFFFFF"/>
+            <w:tcMar>
+              <w:top w:w="0" w:type="dxa"/>
+              <w:bottom w:w="0" w:type="dxa"/>
+              <w:left w:w="0" w:type="dxa"/>
+              <w:right w:w="0" w:type="dxa"/>
+            </w:tcMar>
+            <w:vAlign w:val="top"/>
+          </w:tcPr>
+          <w:p>
+            <w:pPr>
+              <w:pStyle w:val="Normal"/>
+              <w:jc w:val="center"/>
+              <w:pBdr>
+                <w:bottom w:val="none" w:sz="0" w:space="0" w:color="000000"/>
+                <w:top w:val="none" w:sz="0" w:space="0" w:color="000000"/>
+                <w:left w:val="none" w:sz="0" w:space="0" w:color="000000"/>
+                <w:right w:val="none" w:sz="0" w:space="0" w:color="000000"/>
+              </w:pBdr>
+              <w:spacing w:after="100" w:before="100" w:line="240"/>
+              <w:ind w:left="100" w:right="100" w:firstLine="0" w:firstLineChars="0"/>
+              <w:rPr>
+                <w:rFonts w:ascii="Helvetica" w:hAnsi="Helvetica" w:eastAsia="Helvetica" w:cs="Helvetica"/>
+                <w:i w:val="false"/>
+                <w:b w:val="false"/>
+                <w:u w:val="none"/>
+                <w:sz w:val="22"/>
+                <w:szCs w:val="22"/>
+                <w:color w:val="000000"/>
+              </w:rPr>
+            </w:pPr>
+            <w:r>
+              <w:rPr>
+                <w:rFonts w:ascii="Helvetica" w:hAnsi="Helvetica" w:eastAsia="Helvetica" w:cs="Helvetica"/>
+                <w:i w:val="false"/>
+                <w:b w:val="false"/>
+                <w:u w:val="none"/>
+                <w:sz w:val="22"/>
+                <w:szCs w:val="22"/>
+                <w:color w:val="000000"/>
+              </w:rPr>
+              <w:t xml:space="preserve">0.017</w:t>
             </w:r>
           </w:p>
         </w:tc>
@@ -6899,113 +6899,113 @@
                 <w:szCs w:val="22"/>
                 <w:color w:val="000000"/>
               </w:rPr>
-              <w:t xml:space="preserve">0.21</w:t>
-            </w:r>
-          </w:p>
-        </w:tc>
-        <w:tc>
-          <w:tcPr>
-            <w:tcBorders>
-              <w:bottom w:val="none" w:sz="0" w:space="0" w:color="000000"/>
-              <w:top w:val="none" w:sz="0" w:space="0" w:color="000000"/>
-              <w:left w:val="none" w:sz="0" w:space="0" w:color="000000"/>
-              <w:right w:val="none" w:sz="0" w:space="0" w:color="000000"/>
-            </w:tcBorders>
-            <w:shd w:val="clear" w:color="auto" w:fill="FFFFFF"/>
-            <w:tcMar>
-              <w:top w:w="0" w:type="dxa"/>
-              <w:bottom w:w="0" w:type="dxa"/>
-              <w:left w:w="0" w:type="dxa"/>
-              <w:right w:w="0" w:type="dxa"/>
-            </w:tcMar>
-            <w:vAlign w:val="top"/>
-          </w:tcPr>
-          <w:p>
-            <w:pPr>
-              <w:pStyle w:val="Normal"/>
-              <w:jc w:val="center"/>
-              <w:pBdr>
-                <w:bottom w:val="none" w:sz="0" w:space="0" w:color="000000"/>
-                <w:top w:val="none" w:sz="0" w:space="0" w:color="000000"/>
-                <w:left w:val="none" w:sz="0" w:space="0" w:color="000000"/>
-                <w:right w:val="none" w:sz="0" w:space="0" w:color="000000"/>
-              </w:pBdr>
-              <w:spacing w:after="100" w:before="100" w:line="240"/>
-              <w:ind w:left="100" w:right="100" w:firstLine="0" w:firstLineChars="0"/>
-              <w:rPr>
-                <w:rFonts w:ascii="Helvetica" w:hAnsi="Helvetica" w:eastAsia="Helvetica" w:cs="Helvetica"/>
-                <w:i w:val="false"/>
-                <w:b w:val="false"/>
-                <w:u w:val="none"/>
-                <w:sz w:val="22"/>
-                <w:szCs w:val="22"/>
-                <w:color w:val="000000"/>
-              </w:rPr>
-            </w:pPr>
-            <w:r>
-              <w:rPr>
-                <w:rFonts w:ascii="Helvetica" w:hAnsi="Helvetica" w:eastAsia="Helvetica" w:cs="Helvetica"/>
-                <w:i w:val="false"/>
-                <w:b w:val="false"/>
-                <w:u w:val="none"/>
-                <w:sz w:val="22"/>
-                <w:szCs w:val="22"/>
-                <w:color w:val="000000"/>
-              </w:rPr>
-              <w:t xml:space="preserve">0.01, 3.41</w:t>
-            </w:r>
-          </w:p>
-        </w:tc>
-        <w:tc>
-          <w:tcPr>
-            <w:tcBorders>
-              <w:bottom w:val="none" w:sz="0" w:space="0" w:color="000000"/>
-              <w:top w:val="none" w:sz="0" w:space="0" w:color="000000"/>
-              <w:left w:val="none" w:sz="0" w:space="0" w:color="000000"/>
-              <w:right w:val="none" w:sz="0" w:space="0" w:color="000000"/>
-            </w:tcBorders>
-            <w:shd w:val="clear" w:color="auto" w:fill="FFFFFF"/>
-            <w:tcMar>
-              <w:top w:w="0" w:type="dxa"/>
-              <w:bottom w:w="0" w:type="dxa"/>
-              <w:left w:w="0" w:type="dxa"/>
-              <w:right w:w="0" w:type="dxa"/>
-            </w:tcMar>
-            <w:vAlign w:val="top"/>
-          </w:tcPr>
-          <w:p>
-            <w:pPr>
-              <w:pStyle w:val="Normal"/>
-              <w:jc w:val="center"/>
-              <w:pBdr>
-                <w:bottom w:val="none" w:sz="0" w:space="0" w:color="000000"/>
-                <w:top w:val="none" w:sz="0" w:space="0" w:color="000000"/>
-                <w:left w:val="none" w:sz="0" w:space="0" w:color="000000"/>
-                <w:right w:val="none" w:sz="0" w:space="0" w:color="000000"/>
-              </w:pBdr>
-              <w:spacing w:after="100" w:before="100" w:line="240"/>
-              <w:ind w:left="100" w:right="100" w:firstLine="0" w:firstLineChars="0"/>
-              <w:rPr>
-                <w:rFonts w:ascii="Helvetica" w:hAnsi="Helvetica" w:eastAsia="Helvetica" w:cs="Helvetica"/>
-                <w:i w:val="false"/>
-                <w:b w:val="false"/>
-                <w:u w:val="none"/>
-                <w:sz w:val="22"/>
-                <w:szCs w:val="22"/>
-                <w:color w:val="000000"/>
-              </w:rPr>
-            </w:pPr>
-            <w:r>
-              <w:rPr>
-                <w:rFonts w:ascii="Helvetica" w:hAnsi="Helvetica" w:eastAsia="Helvetica" w:cs="Helvetica"/>
-                <w:i w:val="false"/>
-                <w:b w:val="false"/>
-                <w:u w:val="none"/>
-                <w:sz w:val="22"/>
-                <w:szCs w:val="22"/>
-                <w:color w:val="000000"/>
-              </w:rPr>
-              <w:t xml:space="preserve">0.270</w:t>
+              <w:t xml:space="preserve">0.17</w:t>
+            </w:r>
+          </w:p>
+        </w:tc>
+        <w:tc>
+          <w:tcPr>
+            <w:tcBorders>
+              <w:bottom w:val="none" w:sz="0" w:space="0" w:color="000000"/>
+              <w:top w:val="none" w:sz="0" w:space="0" w:color="000000"/>
+              <w:left w:val="none" w:sz="0" w:space="0" w:color="000000"/>
+              <w:right w:val="none" w:sz="0" w:space="0" w:color="000000"/>
+            </w:tcBorders>
+            <w:shd w:val="clear" w:color="auto" w:fill="FFFFFF"/>
+            <w:tcMar>
+              <w:top w:w="0" w:type="dxa"/>
+              <w:bottom w:w="0" w:type="dxa"/>
+              <w:left w:w="0" w:type="dxa"/>
+              <w:right w:w="0" w:type="dxa"/>
+            </w:tcMar>
+            <w:vAlign w:val="top"/>
+          </w:tcPr>
+          <w:p>
+            <w:pPr>
+              <w:pStyle w:val="Normal"/>
+              <w:jc w:val="center"/>
+              <w:pBdr>
+                <w:bottom w:val="none" w:sz="0" w:space="0" w:color="000000"/>
+                <w:top w:val="none" w:sz="0" w:space="0" w:color="000000"/>
+                <w:left w:val="none" w:sz="0" w:space="0" w:color="000000"/>
+                <w:right w:val="none" w:sz="0" w:space="0" w:color="000000"/>
+              </w:pBdr>
+              <w:spacing w:after="100" w:before="100" w:line="240"/>
+              <w:ind w:left="100" w:right="100" w:firstLine="0" w:firstLineChars="0"/>
+              <w:rPr>
+                <w:rFonts w:ascii="Helvetica" w:hAnsi="Helvetica" w:eastAsia="Helvetica" w:cs="Helvetica"/>
+                <w:i w:val="false"/>
+                <w:b w:val="false"/>
+                <w:u w:val="none"/>
+                <w:sz w:val="22"/>
+                <w:szCs w:val="22"/>
+                <w:color w:val="000000"/>
+              </w:rPr>
+            </w:pPr>
+            <w:r>
+              <w:rPr>
+                <w:rFonts w:ascii="Helvetica" w:hAnsi="Helvetica" w:eastAsia="Helvetica" w:cs="Helvetica"/>
+                <w:i w:val="false"/>
+                <w:b w:val="false"/>
+                <w:u w:val="none"/>
+                <w:sz w:val="22"/>
+                <w:szCs w:val="22"/>
+                <w:color w:val="000000"/>
+              </w:rPr>
+              <w:t xml:space="preserve">0.01, 2.60</w:t>
+            </w:r>
+          </w:p>
+        </w:tc>
+        <w:tc>
+          <w:tcPr>
+            <w:tcBorders>
+              <w:bottom w:val="none" w:sz="0" w:space="0" w:color="000000"/>
+              <w:top w:val="none" w:sz="0" w:space="0" w:color="000000"/>
+              <w:left w:val="none" w:sz="0" w:space="0" w:color="000000"/>
+              <w:right w:val="none" w:sz="0" w:space="0" w:color="000000"/>
+            </w:tcBorders>
+            <w:shd w:val="clear" w:color="auto" w:fill="FFFFFF"/>
+            <w:tcMar>
+              <w:top w:w="0" w:type="dxa"/>
+              <w:bottom w:w="0" w:type="dxa"/>
+              <w:left w:w="0" w:type="dxa"/>
+              <w:right w:w="0" w:type="dxa"/>
+            </w:tcMar>
+            <w:vAlign w:val="top"/>
+          </w:tcPr>
+          <w:p>
+            <w:pPr>
+              <w:pStyle w:val="Normal"/>
+              <w:jc w:val="center"/>
+              <w:pBdr>
+                <w:bottom w:val="none" w:sz="0" w:space="0" w:color="000000"/>
+                <w:top w:val="none" w:sz="0" w:space="0" w:color="000000"/>
+                <w:left w:val="none" w:sz="0" w:space="0" w:color="000000"/>
+                <w:right w:val="none" w:sz="0" w:space="0" w:color="000000"/>
+              </w:pBdr>
+              <w:spacing w:after="100" w:before="100" w:line="240"/>
+              <w:ind w:left="100" w:right="100" w:firstLine="0" w:firstLineChars="0"/>
+              <w:rPr>
+                <w:rFonts w:ascii="Helvetica" w:hAnsi="Helvetica" w:eastAsia="Helvetica" w:cs="Helvetica"/>
+                <w:i w:val="false"/>
+                <w:b w:val="false"/>
+                <w:u w:val="none"/>
+                <w:sz w:val="22"/>
+                <w:szCs w:val="22"/>
+                <w:color w:val="000000"/>
+              </w:rPr>
+            </w:pPr>
+            <w:r>
+              <w:rPr>
+                <w:rFonts w:ascii="Helvetica" w:hAnsi="Helvetica" w:eastAsia="Helvetica" w:cs="Helvetica"/>
+                <w:i w:val="false"/>
+                <w:b w:val="false"/>
+                <w:u w:val="none"/>
+                <w:sz w:val="22"/>
+                <w:szCs w:val="22"/>
+                <w:color w:val="000000"/>
+              </w:rPr>
+              <w:t xml:space="preserve">0.200</w:t>
             </w:r>
           </w:p>
         </w:tc>
@@ -7382,113 +7382,113 @@
                 <w:szCs w:val="22"/>
                 <w:color w:val="000000"/>
               </w:rPr>
-              <w:t xml:space="preserve">0.05</w:t>
-            </w:r>
-          </w:p>
-        </w:tc>
-        <w:tc>
-          <w:tcPr>
-            <w:tcBorders>
-              <w:bottom w:val="none" w:sz="0" w:space="0" w:color="000000"/>
-              <w:top w:val="none" w:sz="0" w:space="0" w:color="000000"/>
-              <w:left w:val="none" w:sz="0" w:space="0" w:color="000000"/>
-              <w:right w:val="none" w:sz="0" w:space="0" w:color="000000"/>
-            </w:tcBorders>
-            <w:shd w:val="clear" w:color="auto" w:fill="FFFFFF"/>
-            <w:tcMar>
-              <w:top w:w="0" w:type="dxa"/>
-              <w:bottom w:w="0" w:type="dxa"/>
-              <w:left w:w="0" w:type="dxa"/>
-              <w:right w:w="0" w:type="dxa"/>
-            </w:tcMar>
-            <w:vAlign w:val="top"/>
-          </w:tcPr>
-          <w:p>
-            <w:pPr>
-              <w:pStyle w:val="Normal"/>
-              <w:jc w:val="center"/>
-              <w:pBdr>
-                <w:bottom w:val="none" w:sz="0" w:space="0" w:color="000000"/>
-                <w:top w:val="none" w:sz="0" w:space="0" w:color="000000"/>
-                <w:left w:val="none" w:sz="0" w:space="0" w:color="000000"/>
-                <w:right w:val="none" w:sz="0" w:space="0" w:color="000000"/>
-              </w:pBdr>
-              <w:spacing w:after="100" w:before="100" w:line="240"/>
-              <w:ind w:left="100" w:right="100" w:firstLine="0" w:firstLineChars="0"/>
-              <w:rPr>
-                <w:rFonts w:ascii="Helvetica" w:hAnsi="Helvetica" w:eastAsia="Helvetica" w:cs="Helvetica"/>
-                <w:i w:val="false"/>
-                <w:b w:val="false"/>
-                <w:u w:val="none"/>
-                <w:sz w:val="22"/>
-                <w:szCs w:val="22"/>
-                <w:color w:val="000000"/>
-              </w:rPr>
-            </w:pPr>
-            <w:r>
-              <w:rPr>
-                <w:rFonts w:ascii="Helvetica" w:hAnsi="Helvetica" w:eastAsia="Helvetica" w:cs="Helvetica"/>
-                <w:i w:val="false"/>
-                <w:b w:val="false"/>
-                <w:u w:val="none"/>
-                <w:sz w:val="22"/>
-                <w:szCs w:val="22"/>
-                <w:color w:val="000000"/>
-              </w:rPr>
-              <w:t xml:space="preserve">0.00, 2.58</w:t>
-            </w:r>
-          </w:p>
-        </w:tc>
-        <w:tc>
-          <w:tcPr>
-            <w:tcBorders>
-              <w:bottom w:val="none" w:sz="0" w:space="0" w:color="000000"/>
-              <w:top w:val="none" w:sz="0" w:space="0" w:color="000000"/>
-              <w:left w:val="none" w:sz="0" w:space="0" w:color="000000"/>
-              <w:right w:val="none" w:sz="0" w:space="0" w:color="000000"/>
-            </w:tcBorders>
-            <w:shd w:val="clear" w:color="auto" w:fill="FFFFFF"/>
-            <w:tcMar>
-              <w:top w:w="0" w:type="dxa"/>
-              <w:bottom w:w="0" w:type="dxa"/>
-              <w:left w:w="0" w:type="dxa"/>
-              <w:right w:w="0" w:type="dxa"/>
-            </w:tcMar>
-            <w:vAlign w:val="top"/>
-          </w:tcPr>
-          <w:p>
-            <w:pPr>
-              <w:pStyle w:val="Normal"/>
-              <w:jc w:val="center"/>
-              <w:pBdr>
-                <w:bottom w:val="none" w:sz="0" w:space="0" w:color="000000"/>
-                <w:top w:val="none" w:sz="0" w:space="0" w:color="000000"/>
-                <w:left w:val="none" w:sz="0" w:space="0" w:color="000000"/>
-                <w:right w:val="none" w:sz="0" w:space="0" w:color="000000"/>
-              </w:pBdr>
-              <w:spacing w:after="100" w:before="100" w:line="240"/>
-              <w:ind w:left="100" w:right="100" w:firstLine="0" w:firstLineChars="0"/>
-              <w:rPr>
-                <w:rFonts w:ascii="Helvetica" w:hAnsi="Helvetica" w:eastAsia="Helvetica" w:cs="Helvetica"/>
-                <w:i w:val="false"/>
-                <w:b w:val="false"/>
-                <w:u w:val="none"/>
-                <w:sz w:val="22"/>
-                <w:szCs w:val="22"/>
-                <w:color w:val="000000"/>
-              </w:rPr>
-            </w:pPr>
-            <w:r>
-              <w:rPr>
-                <w:rFonts w:ascii="Helvetica" w:hAnsi="Helvetica" w:eastAsia="Helvetica" w:cs="Helvetica"/>
-                <w:i w:val="false"/>
-                <w:b w:val="false"/>
-                <w:u w:val="none"/>
-                <w:sz w:val="22"/>
-                <w:szCs w:val="22"/>
-                <w:color w:val="000000"/>
-              </w:rPr>
-              <w:t xml:space="preserve">0.140</w:t>
+              <w:t xml:space="preserve">0.04</w:t>
+            </w:r>
+          </w:p>
+        </w:tc>
+        <w:tc>
+          <w:tcPr>
+            <w:tcBorders>
+              <w:bottom w:val="none" w:sz="0" w:space="0" w:color="000000"/>
+              <w:top w:val="none" w:sz="0" w:space="0" w:color="000000"/>
+              <w:left w:val="none" w:sz="0" w:space="0" w:color="000000"/>
+              <w:right w:val="none" w:sz="0" w:space="0" w:color="000000"/>
+            </w:tcBorders>
+            <w:shd w:val="clear" w:color="auto" w:fill="FFFFFF"/>
+            <w:tcMar>
+              <w:top w:w="0" w:type="dxa"/>
+              <w:bottom w:w="0" w:type="dxa"/>
+              <w:left w:w="0" w:type="dxa"/>
+              <w:right w:w="0" w:type="dxa"/>
+            </w:tcMar>
+            <w:vAlign w:val="top"/>
+          </w:tcPr>
+          <w:p>
+            <w:pPr>
+              <w:pStyle w:val="Normal"/>
+              <w:jc w:val="center"/>
+              <w:pBdr>
+                <w:bottom w:val="none" w:sz="0" w:space="0" w:color="000000"/>
+                <w:top w:val="none" w:sz="0" w:space="0" w:color="000000"/>
+                <w:left w:val="none" w:sz="0" w:space="0" w:color="000000"/>
+                <w:right w:val="none" w:sz="0" w:space="0" w:color="000000"/>
+              </w:pBdr>
+              <w:spacing w:after="100" w:before="100" w:line="240"/>
+              <w:ind w:left="100" w:right="100" w:firstLine="0" w:firstLineChars="0"/>
+              <w:rPr>
+                <w:rFonts w:ascii="Helvetica" w:hAnsi="Helvetica" w:eastAsia="Helvetica" w:cs="Helvetica"/>
+                <w:i w:val="false"/>
+                <w:b w:val="false"/>
+                <w:u w:val="none"/>
+                <w:sz w:val="22"/>
+                <w:szCs w:val="22"/>
+                <w:color w:val="000000"/>
+              </w:rPr>
+            </w:pPr>
+            <w:r>
+              <w:rPr>
+                <w:rFonts w:ascii="Helvetica" w:hAnsi="Helvetica" w:eastAsia="Helvetica" w:cs="Helvetica"/>
+                <w:i w:val="false"/>
+                <w:b w:val="false"/>
+                <w:u w:val="none"/>
+                <w:sz w:val="22"/>
+                <w:szCs w:val="22"/>
+                <w:color w:val="000000"/>
+              </w:rPr>
+              <w:t xml:space="preserve">0.00, 2.09</w:t>
+            </w:r>
+          </w:p>
+        </w:tc>
+        <w:tc>
+          <w:tcPr>
+            <w:tcBorders>
+              <w:bottom w:val="none" w:sz="0" w:space="0" w:color="000000"/>
+              <w:top w:val="none" w:sz="0" w:space="0" w:color="000000"/>
+              <w:left w:val="none" w:sz="0" w:space="0" w:color="000000"/>
+              <w:right w:val="none" w:sz="0" w:space="0" w:color="000000"/>
+            </w:tcBorders>
+            <w:shd w:val="clear" w:color="auto" w:fill="FFFFFF"/>
+            <w:tcMar>
+              <w:top w:w="0" w:type="dxa"/>
+              <w:bottom w:w="0" w:type="dxa"/>
+              <w:left w:w="0" w:type="dxa"/>
+              <w:right w:w="0" w:type="dxa"/>
+            </w:tcMar>
+            <w:vAlign w:val="top"/>
+          </w:tcPr>
+          <w:p>
+            <w:pPr>
+              <w:pStyle w:val="Normal"/>
+              <w:jc w:val="center"/>
+              <w:pBdr>
+                <w:bottom w:val="none" w:sz="0" w:space="0" w:color="000000"/>
+                <w:top w:val="none" w:sz="0" w:space="0" w:color="000000"/>
+                <w:left w:val="none" w:sz="0" w:space="0" w:color="000000"/>
+                <w:right w:val="none" w:sz="0" w:space="0" w:color="000000"/>
+              </w:pBdr>
+              <w:spacing w:after="100" w:before="100" w:line="240"/>
+              <w:ind w:left="100" w:right="100" w:firstLine="0" w:firstLineChars="0"/>
+              <w:rPr>
+                <w:rFonts w:ascii="Helvetica" w:hAnsi="Helvetica" w:eastAsia="Helvetica" w:cs="Helvetica"/>
+                <w:i w:val="false"/>
+                <w:b w:val="false"/>
+                <w:u w:val="none"/>
+                <w:sz w:val="22"/>
+                <w:szCs w:val="22"/>
+                <w:color w:val="000000"/>
+              </w:rPr>
+            </w:pPr>
+            <w:r>
+              <w:rPr>
+                <w:rFonts w:ascii="Helvetica" w:hAnsi="Helvetica" w:eastAsia="Helvetica" w:cs="Helvetica"/>
+                <w:i w:val="false"/>
+                <w:b w:val="false"/>
+                <w:u w:val="none"/>
+                <w:sz w:val="22"/>
+                <w:szCs w:val="22"/>
+                <w:color w:val="000000"/>
+              </w:rPr>
+              <w:t xml:space="preserve">0.110</w:t>
             </w:r>
           </w:p>
         </w:tc>
@@ -7918,60 +7918,60 @@
                 <w:szCs w:val="22"/>
                 <w:color w:val="000000"/>
               </w:rPr>
-              <w:t xml:space="preserve">0.00, 0.80</w:t>
-            </w:r>
-          </w:p>
-        </w:tc>
-        <w:tc>
-          <w:tcPr>
-            <w:tcBorders>
-              <w:bottom w:val="none" w:sz="0" w:space="0" w:color="000000"/>
-              <w:top w:val="none" w:sz="0" w:space="0" w:color="000000"/>
-              <w:left w:val="none" w:sz="0" w:space="0" w:color="000000"/>
-              <w:right w:val="none" w:sz="0" w:space="0" w:color="000000"/>
-            </w:tcBorders>
-            <w:shd w:val="clear" w:color="auto" w:fill="FFFFFF"/>
-            <w:tcMar>
-              <w:top w:w="0" w:type="dxa"/>
-              <w:bottom w:w="0" w:type="dxa"/>
-              <w:left w:w="0" w:type="dxa"/>
-              <w:right w:w="0" w:type="dxa"/>
-            </w:tcMar>
-            <w:vAlign w:val="top"/>
-          </w:tcPr>
-          <w:p>
-            <w:pPr>
-              <w:pStyle w:val="Normal"/>
-              <w:jc w:val="center"/>
-              <w:pBdr>
-                <w:bottom w:val="none" w:sz="0" w:space="0" w:color="000000"/>
-                <w:top w:val="none" w:sz="0" w:space="0" w:color="000000"/>
-                <w:left w:val="none" w:sz="0" w:space="0" w:color="000000"/>
-                <w:right w:val="none" w:sz="0" w:space="0" w:color="000000"/>
-              </w:pBdr>
-              <w:spacing w:after="100" w:before="100" w:line="240"/>
-              <w:ind w:left="100" w:right="100" w:firstLine="0" w:firstLineChars="0"/>
-              <w:rPr>
-                <w:rFonts w:ascii="Helvetica" w:hAnsi="Helvetica" w:eastAsia="Helvetica" w:cs="Helvetica"/>
-                <w:i w:val="false"/>
-                <w:b w:val="false"/>
-                <w:u w:val="none"/>
-                <w:sz w:val="22"/>
-                <w:szCs w:val="22"/>
-                <w:color w:val="000000"/>
-              </w:rPr>
-            </w:pPr>
-            <w:r>
-              <w:rPr>
-                <w:rFonts w:ascii="Helvetica" w:hAnsi="Helvetica" w:eastAsia="Helvetica" w:cs="Helvetica"/>
-                <w:i w:val="false"/>
-                <w:b w:val="false"/>
-                <w:u w:val="none"/>
-                <w:sz w:val="22"/>
-                <w:szCs w:val="22"/>
-                <w:color w:val="000000"/>
-              </w:rPr>
-              <w:t xml:space="preserve">0.037</w:t>
+              <w:t xml:space="preserve">0.00, 0.76</w:t>
+            </w:r>
+          </w:p>
+        </w:tc>
+        <w:tc>
+          <w:tcPr>
+            <w:tcBorders>
+              <w:bottom w:val="none" w:sz="0" w:space="0" w:color="000000"/>
+              <w:top w:val="none" w:sz="0" w:space="0" w:color="000000"/>
+              <w:left w:val="none" w:sz="0" w:space="0" w:color="000000"/>
+              <w:right w:val="none" w:sz="0" w:space="0" w:color="000000"/>
+            </w:tcBorders>
+            <w:shd w:val="clear" w:color="auto" w:fill="FFFFFF"/>
+            <w:tcMar>
+              <w:top w:w="0" w:type="dxa"/>
+              <w:bottom w:w="0" w:type="dxa"/>
+              <w:left w:w="0" w:type="dxa"/>
+              <w:right w:w="0" w:type="dxa"/>
+            </w:tcMar>
+            <w:vAlign w:val="top"/>
+          </w:tcPr>
+          <w:p>
+            <w:pPr>
+              <w:pStyle w:val="Normal"/>
+              <w:jc w:val="center"/>
+              <w:pBdr>
+                <w:bottom w:val="none" w:sz="0" w:space="0" w:color="000000"/>
+                <w:top w:val="none" w:sz="0" w:space="0" w:color="000000"/>
+                <w:left w:val="none" w:sz="0" w:space="0" w:color="000000"/>
+                <w:right w:val="none" w:sz="0" w:space="0" w:color="000000"/>
+              </w:pBdr>
+              <w:spacing w:after="100" w:before="100" w:line="240"/>
+              <w:ind w:left="100" w:right="100" w:firstLine="0" w:firstLineChars="0"/>
+              <w:rPr>
+                <w:rFonts w:ascii="Helvetica" w:hAnsi="Helvetica" w:eastAsia="Helvetica" w:cs="Helvetica"/>
+                <w:i w:val="false"/>
+                <w:b w:val="false"/>
+                <w:u w:val="none"/>
+                <w:sz w:val="22"/>
+                <w:szCs w:val="22"/>
+                <w:color w:val="000000"/>
+              </w:rPr>
+            </w:pPr>
+            <w:r>
+              <w:rPr>
+                <w:rFonts w:ascii="Helvetica" w:hAnsi="Helvetica" w:eastAsia="Helvetica" w:cs="Helvetica"/>
+                <w:i w:val="false"/>
+                <w:b w:val="false"/>
+                <w:u w:val="none"/>
+                <w:sz w:val="22"/>
+                <w:szCs w:val="22"/>
+                <w:color w:val="000000"/>
+              </w:rPr>
+              <w:t xml:space="preserve">0.035</w:t>
             </w:r>
           </w:p>
         </w:tc>
@@ -10280,113 +10280,113 @@
                 <w:szCs w:val="22"/>
                 <w:color w:val="000000"/>
               </w:rPr>
-              <w:t xml:space="preserve">59.7</w:t>
-            </w:r>
-          </w:p>
-        </w:tc>
-        <w:tc>
-          <w:tcPr>
-            <w:tcBorders>
-              <w:bottom w:val="none" w:sz="0" w:space="0" w:color="000000"/>
-              <w:top w:val="none" w:sz="0" w:space="0" w:color="000000"/>
-              <w:left w:val="none" w:sz="0" w:space="0" w:color="000000"/>
-              <w:right w:val="none" w:sz="0" w:space="0" w:color="000000"/>
-            </w:tcBorders>
-            <w:shd w:val="clear" w:color="auto" w:fill="FFFFFF"/>
-            <w:tcMar>
-              <w:top w:w="0" w:type="dxa"/>
-              <w:bottom w:w="0" w:type="dxa"/>
-              <w:left w:w="0" w:type="dxa"/>
-              <w:right w:w="0" w:type="dxa"/>
-            </w:tcMar>
-            <w:vAlign w:val="top"/>
-          </w:tcPr>
-          <w:p>
-            <w:pPr>
-              <w:pStyle w:val="Normal"/>
-              <w:jc w:val="center"/>
-              <w:pBdr>
-                <w:bottom w:val="none" w:sz="0" w:space="0" w:color="000000"/>
-                <w:top w:val="none" w:sz="0" w:space="0" w:color="000000"/>
-                <w:left w:val="none" w:sz="0" w:space="0" w:color="000000"/>
-                <w:right w:val="none" w:sz="0" w:space="0" w:color="000000"/>
-              </w:pBdr>
-              <w:spacing w:after="100" w:before="100" w:line="240"/>
-              <w:ind w:left="100" w:right="100" w:firstLine="0" w:firstLineChars="0"/>
-              <w:rPr>
-                <w:rFonts w:ascii="Helvetica" w:hAnsi="Helvetica" w:eastAsia="Helvetica" w:cs="Helvetica"/>
-                <w:i w:val="false"/>
-                <w:b w:val="false"/>
-                <w:u w:val="none"/>
-                <w:sz w:val="22"/>
-                <w:szCs w:val="22"/>
-                <w:color w:val="000000"/>
-              </w:rPr>
-            </w:pPr>
-            <w:r>
-              <w:rPr>
-                <w:rFonts w:ascii="Helvetica" w:hAnsi="Helvetica" w:eastAsia="Helvetica" w:cs="Helvetica"/>
-                <w:i w:val="false"/>
-                <w:b w:val="false"/>
-                <w:u w:val="none"/>
-                <w:sz w:val="22"/>
-                <w:szCs w:val="22"/>
-                <w:color w:val="000000"/>
-              </w:rPr>
-              <w:t xml:space="preserve">2.42, 1,470</w:t>
-            </w:r>
-          </w:p>
-        </w:tc>
-        <w:tc>
-          <w:tcPr>
-            <w:tcBorders>
-              <w:bottom w:val="none" w:sz="0" w:space="0" w:color="000000"/>
-              <w:top w:val="none" w:sz="0" w:space="0" w:color="000000"/>
-              <w:left w:val="none" w:sz="0" w:space="0" w:color="000000"/>
-              <w:right w:val="none" w:sz="0" w:space="0" w:color="000000"/>
-            </w:tcBorders>
-            <w:shd w:val="clear" w:color="auto" w:fill="FFFFFF"/>
-            <w:tcMar>
-              <w:top w:w="0" w:type="dxa"/>
-              <w:bottom w:w="0" w:type="dxa"/>
-              <w:left w:w="0" w:type="dxa"/>
-              <w:right w:w="0" w:type="dxa"/>
-            </w:tcMar>
-            <w:vAlign w:val="top"/>
-          </w:tcPr>
-          <w:p>
-            <w:pPr>
-              <w:pStyle w:val="Normal"/>
-              <w:jc w:val="center"/>
-              <w:pBdr>
-                <w:bottom w:val="none" w:sz="0" w:space="0" w:color="000000"/>
-                <w:top w:val="none" w:sz="0" w:space="0" w:color="000000"/>
-                <w:left w:val="none" w:sz="0" w:space="0" w:color="000000"/>
-                <w:right w:val="none" w:sz="0" w:space="0" w:color="000000"/>
-              </w:pBdr>
-              <w:spacing w:after="100" w:before="100" w:line="240"/>
-              <w:ind w:left="100" w:right="100" w:firstLine="0" w:firstLineChars="0"/>
-              <w:rPr>
-                <w:rFonts w:ascii="Helvetica" w:hAnsi="Helvetica" w:eastAsia="Helvetica" w:cs="Helvetica"/>
-                <w:i w:val="false"/>
-                <w:b w:val="false"/>
-                <w:u w:val="none"/>
-                <w:sz w:val="22"/>
-                <w:szCs w:val="22"/>
-                <w:color w:val="000000"/>
-              </w:rPr>
-            </w:pPr>
-            <w:r>
-              <w:rPr>
-                <w:rFonts w:ascii="Helvetica" w:hAnsi="Helvetica" w:eastAsia="Helvetica" w:cs="Helvetica"/>
-                <w:i w:val="false"/>
-                <w:b w:val="false"/>
-                <w:u w:val="none"/>
-                <w:sz w:val="22"/>
-                <w:szCs w:val="22"/>
-                <w:color w:val="000000"/>
-              </w:rPr>
-              <w:t xml:space="preserve">0.012</w:t>
+              <w:t xml:space="preserve">63.4</w:t>
+            </w:r>
+          </w:p>
+        </w:tc>
+        <w:tc>
+          <w:tcPr>
+            <w:tcBorders>
+              <w:bottom w:val="none" w:sz="0" w:space="0" w:color="000000"/>
+              <w:top w:val="none" w:sz="0" w:space="0" w:color="000000"/>
+              <w:left w:val="none" w:sz="0" w:space="0" w:color="000000"/>
+              <w:right w:val="none" w:sz="0" w:space="0" w:color="000000"/>
+            </w:tcBorders>
+            <w:shd w:val="clear" w:color="auto" w:fill="FFFFFF"/>
+            <w:tcMar>
+              <w:top w:w="0" w:type="dxa"/>
+              <w:bottom w:w="0" w:type="dxa"/>
+              <w:left w:w="0" w:type="dxa"/>
+              <w:right w:w="0" w:type="dxa"/>
+            </w:tcMar>
+            <w:vAlign w:val="top"/>
+          </w:tcPr>
+          <w:p>
+            <w:pPr>
+              <w:pStyle w:val="Normal"/>
+              <w:jc w:val="center"/>
+              <w:pBdr>
+                <w:bottom w:val="none" w:sz="0" w:space="0" w:color="000000"/>
+                <w:top w:val="none" w:sz="0" w:space="0" w:color="000000"/>
+                <w:left w:val="none" w:sz="0" w:space="0" w:color="000000"/>
+                <w:right w:val="none" w:sz="0" w:space="0" w:color="000000"/>
+              </w:pBdr>
+              <w:spacing w:after="100" w:before="100" w:line="240"/>
+              <w:ind w:left="100" w:right="100" w:firstLine="0" w:firstLineChars="0"/>
+              <w:rPr>
+                <w:rFonts w:ascii="Helvetica" w:hAnsi="Helvetica" w:eastAsia="Helvetica" w:cs="Helvetica"/>
+                <w:i w:val="false"/>
+                <w:b w:val="false"/>
+                <w:u w:val="none"/>
+                <w:sz w:val="22"/>
+                <w:szCs w:val="22"/>
+                <w:color w:val="000000"/>
+              </w:rPr>
+            </w:pPr>
+            <w:r>
+              <w:rPr>
+                <w:rFonts w:ascii="Helvetica" w:hAnsi="Helvetica" w:eastAsia="Helvetica" w:cs="Helvetica"/>
+                <w:i w:val="false"/>
+                <w:b w:val="false"/>
+                <w:u w:val="none"/>
+                <w:sz w:val="22"/>
+                <w:szCs w:val="22"/>
+                <w:color w:val="000000"/>
+              </w:rPr>
+              <w:t xml:space="preserve">2.28, 1,759</w:t>
+            </w:r>
+          </w:p>
+        </w:tc>
+        <w:tc>
+          <w:tcPr>
+            <w:tcBorders>
+              <w:bottom w:val="none" w:sz="0" w:space="0" w:color="000000"/>
+              <w:top w:val="none" w:sz="0" w:space="0" w:color="000000"/>
+              <w:left w:val="none" w:sz="0" w:space="0" w:color="000000"/>
+              <w:right w:val="none" w:sz="0" w:space="0" w:color="000000"/>
+            </w:tcBorders>
+            <w:shd w:val="clear" w:color="auto" w:fill="FFFFFF"/>
+            <w:tcMar>
+              <w:top w:w="0" w:type="dxa"/>
+              <w:bottom w:w="0" w:type="dxa"/>
+              <w:left w:w="0" w:type="dxa"/>
+              <w:right w:w="0" w:type="dxa"/>
+            </w:tcMar>
+            <w:vAlign w:val="top"/>
+          </w:tcPr>
+          <w:p>
+            <w:pPr>
+              <w:pStyle w:val="Normal"/>
+              <w:jc w:val="center"/>
+              <w:pBdr>
+                <w:bottom w:val="none" w:sz="0" w:space="0" w:color="000000"/>
+                <w:top w:val="none" w:sz="0" w:space="0" w:color="000000"/>
+                <w:left w:val="none" w:sz="0" w:space="0" w:color="000000"/>
+                <w:right w:val="none" w:sz="0" w:space="0" w:color="000000"/>
+              </w:pBdr>
+              <w:spacing w:after="100" w:before="100" w:line="240"/>
+              <w:ind w:left="100" w:right="100" w:firstLine="0" w:firstLineChars="0"/>
+              <w:rPr>
+                <w:rFonts w:ascii="Helvetica" w:hAnsi="Helvetica" w:eastAsia="Helvetica" w:cs="Helvetica"/>
+                <w:i w:val="false"/>
+                <w:b w:val="false"/>
+                <w:u w:val="none"/>
+                <w:sz w:val="22"/>
+                <w:szCs w:val="22"/>
+                <w:color w:val="000000"/>
+              </w:rPr>
+            </w:pPr>
+            <w:r>
+              <w:rPr>
+                <w:rFonts w:ascii="Helvetica" w:hAnsi="Helvetica" w:eastAsia="Helvetica" w:cs="Helvetica"/>
+                <w:i w:val="false"/>
+                <w:b w:val="false"/>
+                <w:u w:val="none"/>
+                <w:sz w:val="22"/>
+                <w:szCs w:val="22"/>
+                <w:color w:val="000000"/>
+              </w:rPr>
+              <w:t xml:space="preserve">0.014</w:t>
             </w:r>
           </w:p>
         </w:tc>
@@ -10763,113 +10763,113 @@
                 <w:szCs w:val="22"/>
                 <w:color w:val="000000"/>
               </w:rPr>
-              <w:t xml:space="preserve">3.31</w:t>
-            </w:r>
-          </w:p>
-        </w:tc>
-        <w:tc>
-          <w:tcPr>
-            <w:tcBorders>
-              <w:bottom w:val="none" w:sz="0" w:space="0" w:color="000000"/>
-              <w:top w:val="none" w:sz="0" w:space="0" w:color="000000"/>
-              <w:left w:val="none" w:sz="0" w:space="0" w:color="000000"/>
-              <w:right w:val="none" w:sz="0" w:space="0" w:color="000000"/>
-            </w:tcBorders>
-            <w:shd w:val="clear" w:color="auto" w:fill="FFFFFF"/>
-            <w:tcMar>
-              <w:top w:w="0" w:type="dxa"/>
-              <w:bottom w:w="0" w:type="dxa"/>
-              <w:left w:w="0" w:type="dxa"/>
-              <w:right w:w="0" w:type="dxa"/>
-            </w:tcMar>
-            <w:vAlign w:val="top"/>
-          </w:tcPr>
-          <w:p>
-            <w:pPr>
-              <w:pStyle w:val="Normal"/>
-              <w:jc w:val="center"/>
-              <w:pBdr>
-                <w:bottom w:val="none" w:sz="0" w:space="0" w:color="000000"/>
-                <w:top w:val="none" w:sz="0" w:space="0" w:color="000000"/>
-                <w:left w:val="none" w:sz="0" w:space="0" w:color="000000"/>
-                <w:right w:val="none" w:sz="0" w:space="0" w:color="000000"/>
-              </w:pBdr>
-              <w:spacing w:after="100" w:before="100" w:line="240"/>
-              <w:ind w:left="100" w:right="100" w:firstLine="0" w:firstLineChars="0"/>
-              <w:rPr>
-                <w:rFonts w:ascii="Helvetica" w:hAnsi="Helvetica" w:eastAsia="Helvetica" w:cs="Helvetica"/>
-                <w:i w:val="false"/>
-                <w:b w:val="false"/>
-                <w:u w:val="none"/>
-                <w:sz w:val="22"/>
-                <w:szCs w:val="22"/>
-                <w:color w:val="000000"/>
-              </w:rPr>
-            </w:pPr>
-            <w:r>
-              <w:rPr>
-                <w:rFonts w:ascii="Helvetica" w:hAnsi="Helvetica" w:eastAsia="Helvetica" w:cs="Helvetica"/>
-                <w:i w:val="false"/>
-                <w:b w:val="false"/>
-                <w:u w:val="none"/>
-                <w:sz w:val="22"/>
-                <w:szCs w:val="22"/>
-                <w:color w:val="000000"/>
-              </w:rPr>
-              <w:t xml:space="preserve">0.47, 23.2</w:t>
-            </w:r>
-          </w:p>
-        </w:tc>
-        <w:tc>
-          <w:tcPr>
-            <w:tcBorders>
-              <w:bottom w:val="none" w:sz="0" w:space="0" w:color="000000"/>
-              <w:top w:val="none" w:sz="0" w:space="0" w:color="000000"/>
-              <w:left w:val="none" w:sz="0" w:space="0" w:color="000000"/>
-              <w:right w:val="none" w:sz="0" w:space="0" w:color="000000"/>
-            </w:tcBorders>
-            <w:shd w:val="clear" w:color="auto" w:fill="FFFFFF"/>
-            <w:tcMar>
-              <w:top w:w="0" w:type="dxa"/>
-              <w:bottom w:w="0" w:type="dxa"/>
-              <w:left w:w="0" w:type="dxa"/>
-              <w:right w:w="0" w:type="dxa"/>
-            </w:tcMar>
-            <w:vAlign w:val="top"/>
-          </w:tcPr>
-          <w:p>
-            <w:pPr>
-              <w:pStyle w:val="Normal"/>
-              <w:jc w:val="center"/>
-              <w:pBdr>
-                <w:bottom w:val="none" w:sz="0" w:space="0" w:color="000000"/>
-                <w:top w:val="none" w:sz="0" w:space="0" w:color="000000"/>
-                <w:left w:val="none" w:sz="0" w:space="0" w:color="000000"/>
-                <w:right w:val="none" w:sz="0" w:space="0" w:color="000000"/>
-              </w:pBdr>
-              <w:spacing w:after="100" w:before="100" w:line="240"/>
-              <w:ind w:left="100" w:right="100" w:firstLine="0" w:firstLineChars="0"/>
-              <w:rPr>
-                <w:rFonts w:ascii="Helvetica" w:hAnsi="Helvetica" w:eastAsia="Helvetica" w:cs="Helvetica"/>
-                <w:i w:val="false"/>
-                <w:b w:val="false"/>
-                <w:u w:val="none"/>
-                <w:sz w:val="22"/>
-                <w:szCs w:val="22"/>
-                <w:color w:val="000000"/>
-              </w:rPr>
-            </w:pPr>
-            <w:r>
-              <w:rPr>
-                <w:rFonts w:ascii="Helvetica" w:hAnsi="Helvetica" w:eastAsia="Helvetica" w:cs="Helvetica"/>
-                <w:i w:val="false"/>
-                <w:b w:val="false"/>
-                <w:u w:val="none"/>
-                <w:sz w:val="22"/>
-                <w:szCs w:val="22"/>
-                <w:color w:val="000000"/>
-              </w:rPr>
-              <w:t xml:space="preserve">0.230</w:t>
+              <w:t xml:space="preserve">3.69</w:t>
+            </w:r>
+          </w:p>
+        </w:tc>
+        <w:tc>
+          <w:tcPr>
+            <w:tcBorders>
+              <w:bottom w:val="none" w:sz="0" w:space="0" w:color="000000"/>
+              <w:top w:val="none" w:sz="0" w:space="0" w:color="000000"/>
+              <w:left w:val="none" w:sz="0" w:space="0" w:color="000000"/>
+              <w:right w:val="none" w:sz="0" w:space="0" w:color="000000"/>
+            </w:tcBorders>
+            <w:shd w:val="clear" w:color="auto" w:fill="FFFFFF"/>
+            <w:tcMar>
+              <w:top w:w="0" w:type="dxa"/>
+              <w:bottom w:w="0" w:type="dxa"/>
+              <w:left w:w="0" w:type="dxa"/>
+              <w:right w:w="0" w:type="dxa"/>
+            </w:tcMar>
+            <w:vAlign w:val="top"/>
+          </w:tcPr>
+          <w:p>
+            <w:pPr>
+              <w:pStyle w:val="Normal"/>
+              <w:jc w:val="center"/>
+              <w:pBdr>
+                <w:bottom w:val="none" w:sz="0" w:space="0" w:color="000000"/>
+                <w:top w:val="none" w:sz="0" w:space="0" w:color="000000"/>
+                <w:left w:val="none" w:sz="0" w:space="0" w:color="000000"/>
+                <w:right w:val="none" w:sz="0" w:space="0" w:color="000000"/>
+              </w:pBdr>
+              <w:spacing w:after="100" w:before="100" w:line="240"/>
+              <w:ind w:left="100" w:right="100" w:firstLine="0" w:firstLineChars="0"/>
+              <w:rPr>
+                <w:rFonts w:ascii="Helvetica" w:hAnsi="Helvetica" w:eastAsia="Helvetica" w:cs="Helvetica"/>
+                <w:i w:val="false"/>
+                <w:b w:val="false"/>
+                <w:u w:val="none"/>
+                <w:sz w:val="22"/>
+                <w:szCs w:val="22"/>
+                <w:color w:val="000000"/>
+              </w:rPr>
+            </w:pPr>
+            <w:r>
+              <w:rPr>
+                <w:rFonts w:ascii="Helvetica" w:hAnsi="Helvetica" w:eastAsia="Helvetica" w:cs="Helvetica"/>
+                <w:i w:val="false"/>
+                <w:b w:val="false"/>
+                <w:u w:val="none"/>
+                <w:sz w:val="22"/>
+                <w:szCs w:val="22"/>
+                <w:color w:val="000000"/>
+              </w:rPr>
+              <w:t xml:space="preserve">0.48, 28.3</w:t>
+            </w:r>
+          </w:p>
+        </w:tc>
+        <w:tc>
+          <w:tcPr>
+            <w:tcBorders>
+              <w:bottom w:val="none" w:sz="0" w:space="0" w:color="000000"/>
+              <w:top w:val="none" w:sz="0" w:space="0" w:color="000000"/>
+              <w:left w:val="none" w:sz="0" w:space="0" w:color="000000"/>
+              <w:right w:val="none" w:sz="0" w:space="0" w:color="000000"/>
+            </w:tcBorders>
+            <w:shd w:val="clear" w:color="auto" w:fill="FFFFFF"/>
+            <w:tcMar>
+              <w:top w:w="0" w:type="dxa"/>
+              <w:bottom w:w="0" w:type="dxa"/>
+              <w:left w:w="0" w:type="dxa"/>
+              <w:right w:w="0" w:type="dxa"/>
+            </w:tcMar>
+            <w:vAlign w:val="top"/>
+          </w:tcPr>
+          <w:p>
+            <w:pPr>
+              <w:pStyle w:val="Normal"/>
+              <w:jc w:val="center"/>
+              <w:pBdr>
+                <w:bottom w:val="none" w:sz="0" w:space="0" w:color="000000"/>
+                <w:top w:val="none" w:sz="0" w:space="0" w:color="000000"/>
+                <w:left w:val="none" w:sz="0" w:space="0" w:color="000000"/>
+                <w:right w:val="none" w:sz="0" w:space="0" w:color="000000"/>
+              </w:pBdr>
+              <w:spacing w:after="100" w:before="100" w:line="240"/>
+              <w:ind w:left="100" w:right="100" w:firstLine="0" w:firstLineChars="0"/>
+              <w:rPr>
+                <w:rFonts w:ascii="Helvetica" w:hAnsi="Helvetica" w:eastAsia="Helvetica" w:cs="Helvetica"/>
+                <w:i w:val="false"/>
+                <w:b w:val="false"/>
+                <w:u w:val="none"/>
+                <w:sz w:val="22"/>
+                <w:szCs w:val="22"/>
+                <w:color w:val="000000"/>
+              </w:rPr>
+            </w:pPr>
+            <w:r>
+              <w:rPr>
+                <w:rFonts w:ascii="Helvetica" w:hAnsi="Helvetica" w:eastAsia="Helvetica" w:cs="Helvetica"/>
+                <w:i w:val="false"/>
+                <w:b w:val="false"/>
+                <w:u w:val="none"/>
+                <w:sz w:val="22"/>
+                <w:szCs w:val="22"/>
+                <w:color w:val="000000"/>
+              </w:rPr>
+              <w:t xml:space="preserve">0.210</w:t>
             </w:r>
           </w:p>
         </w:tc>
@@ -11246,113 +11246,113 @@
                 <w:szCs w:val="22"/>
                 <w:color w:val="000000"/>
               </w:rPr>
-              <w:t xml:space="preserve">0.14</w:t>
-            </w:r>
-          </w:p>
-        </w:tc>
-        <w:tc>
-          <w:tcPr>
-            <w:tcBorders>
-              <w:bottom w:val="none" w:sz="0" w:space="0" w:color="000000"/>
-              <w:top w:val="none" w:sz="0" w:space="0" w:color="000000"/>
-              <w:left w:val="none" w:sz="0" w:space="0" w:color="000000"/>
-              <w:right w:val="none" w:sz="0" w:space="0" w:color="000000"/>
-            </w:tcBorders>
-            <w:shd w:val="clear" w:color="auto" w:fill="FFFFFF"/>
-            <w:tcMar>
-              <w:top w:w="0" w:type="dxa"/>
-              <w:bottom w:w="0" w:type="dxa"/>
-              <w:left w:w="0" w:type="dxa"/>
-              <w:right w:w="0" w:type="dxa"/>
-            </w:tcMar>
-            <w:vAlign w:val="top"/>
-          </w:tcPr>
-          <w:p>
-            <w:pPr>
-              <w:pStyle w:val="Normal"/>
-              <w:jc w:val="center"/>
-              <w:pBdr>
-                <w:bottom w:val="none" w:sz="0" w:space="0" w:color="000000"/>
-                <w:top w:val="none" w:sz="0" w:space="0" w:color="000000"/>
-                <w:left w:val="none" w:sz="0" w:space="0" w:color="000000"/>
-                <w:right w:val="none" w:sz="0" w:space="0" w:color="000000"/>
-              </w:pBdr>
-              <w:spacing w:after="100" w:before="100" w:line="240"/>
-              <w:ind w:left="100" w:right="100" w:firstLine="0" w:firstLineChars="0"/>
-              <w:rPr>
-                <w:rFonts w:ascii="Helvetica" w:hAnsi="Helvetica" w:eastAsia="Helvetica" w:cs="Helvetica"/>
-                <w:i w:val="false"/>
-                <w:b w:val="false"/>
-                <w:u w:val="none"/>
-                <w:sz w:val="22"/>
-                <w:szCs w:val="22"/>
-                <w:color w:val="000000"/>
-              </w:rPr>
-            </w:pPr>
-            <w:r>
-              <w:rPr>
-                <w:rFonts w:ascii="Helvetica" w:hAnsi="Helvetica" w:eastAsia="Helvetica" w:cs="Helvetica"/>
-                <w:i w:val="false"/>
-                <w:b w:val="false"/>
-                <w:u w:val="none"/>
-                <w:sz w:val="22"/>
-                <w:szCs w:val="22"/>
-                <w:color w:val="000000"/>
-              </w:rPr>
-              <w:t xml:space="preserve">0.01, 1.68</w:t>
-            </w:r>
-          </w:p>
-        </w:tc>
-        <w:tc>
-          <w:tcPr>
-            <w:tcBorders>
-              <w:bottom w:val="none" w:sz="0" w:space="0" w:color="000000"/>
-              <w:top w:val="none" w:sz="0" w:space="0" w:color="000000"/>
-              <w:left w:val="none" w:sz="0" w:space="0" w:color="000000"/>
-              <w:right w:val="none" w:sz="0" w:space="0" w:color="000000"/>
-            </w:tcBorders>
-            <w:shd w:val="clear" w:color="auto" w:fill="FFFFFF"/>
-            <w:tcMar>
-              <w:top w:w="0" w:type="dxa"/>
-              <w:bottom w:w="0" w:type="dxa"/>
-              <w:left w:w="0" w:type="dxa"/>
-              <w:right w:w="0" w:type="dxa"/>
-            </w:tcMar>
-            <w:vAlign w:val="top"/>
-          </w:tcPr>
-          <w:p>
-            <w:pPr>
-              <w:pStyle w:val="Normal"/>
-              <w:jc w:val="center"/>
-              <w:pBdr>
-                <w:bottom w:val="none" w:sz="0" w:space="0" w:color="000000"/>
-                <w:top w:val="none" w:sz="0" w:space="0" w:color="000000"/>
-                <w:left w:val="none" w:sz="0" w:space="0" w:color="000000"/>
-                <w:right w:val="none" w:sz="0" w:space="0" w:color="000000"/>
-              </w:pBdr>
-              <w:spacing w:after="100" w:before="100" w:line="240"/>
-              <w:ind w:left="100" w:right="100" w:firstLine="0" w:firstLineChars="0"/>
-              <w:rPr>
-                <w:rFonts w:ascii="Helvetica" w:hAnsi="Helvetica" w:eastAsia="Helvetica" w:cs="Helvetica"/>
-                <w:i w:val="false"/>
-                <w:b w:val="false"/>
-                <w:u w:val="none"/>
-                <w:sz w:val="22"/>
-                <w:szCs w:val="22"/>
-                <w:color w:val="000000"/>
-              </w:rPr>
-            </w:pPr>
-            <w:r>
-              <w:rPr>
-                <w:rFonts w:ascii="Helvetica" w:hAnsi="Helvetica" w:eastAsia="Helvetica" w:cs="Helvetica"/>
-                <w:i w:val="false"/>
-                <w:b w:val="false"/>
-                <w:u w:val="none"/>
-                <w:sz w:val="22"/>
-                <w:szCs w:val="22"/>
-                <w:color w:val="000000"/>
-              </w:rPr>
-              <w:t xml:space="preserve">0.120</w:t>
+              <w:t xml:space="preserve">0.12</w:t>
+            </w:r>
+          </w:p>
+        </w:tc>
+        <w:tc>
+          <w:tcPr>
+            <w:tcBorders>
+              <w:bottom w:val="none" w:sz="0" w:space="0" w:color="000000"/>
+              <w:top w:val="none" w:sz="0" w:space="0" w:color="000000"/>
+              <w:left w:val="none" w:sz="0" w:space="0" w:color="000000"/>
+              <w:right w:val="none" w:sz="0" w:space="0" w:color="000000"/>
+            </w:tcBorders>
+            <w:shd w:val="clear" w:color="auto" w:fill="FFFFFF"/>
+            <w:tcMar>
+              <w:top w:w="0" w:type="dxa"/>
+              <w:bottom w:w="0" w:type="dxa"/>
+              <w:left w:w="0" w:type="dxa"/>
+              <w:right w:w="0" w:type="dxa"/>
+            </w:tcMar>
+            <w:vAlign w:val="top"/>
+          </w:tcPr>
+          <w:p>
+            <w:pPr>
+              <w:pStyle w:val="Normal"/>
+              <w:jc w:val="center"/>
+              <w:pBdr>
+                <w:bottom w:val="none" w:sz="0" w:space="0" w:color="000000"/>
+                <w:top w:val="none" w:sz="0" w:space="0" w:color="000000"/>
+                <w:left w:val="none" w:sz="0" w:space="0" w:color="000000"/>
+                <w:right w:val="none" w:sz="0" w:space="0" w:color="000000"/>
+              </w:pBdr>
+              <w:spacing w:after="100" w:before="100" w:line="240"/>
+              <w:ind w:left="100" w:right="100" w:firstLine="0" w:firstLineChars="0"/>
+              <w:rPr>
+                <w:rFonts w:ascii="Helvetica" w:hAnsi="Helvetica" w:eastAsia="Helvetica" w:cs="Helvetica"/>
+                <w:i w:val="false"/>
+                <w:b w:val="false"/>
+                <w:u w:val="none"/>
+                <w:sz w:val="22"/>
+                <w:szCs w:val="22"/>
+                <w:color w:val="000000"/>
+              </w:rPr>
+            </w:pPr>
+            <w:r>
+              <w:rPr>
+                <w:rFonts w:ascii="Helvetica" w:hAnsi="Helvetica" w:eastAsia="Helvetica" w:cs="Helvetica"/>
+                <w:i w:val="false"/>
+                <w:b w:val="false"/>
+                <w:u w:val="none"/>
+                <w:sz w:val="22"/>
+                <w:szCs w:val="22"/>
+                <w:color w:val="000000"/>
+              </w:rPr>
+              <w:t xml:space="preserve">0.01, 1.60</w:t>
+            </w:r>
+          </w:p>
+        </w:tc>
+        <w:tc>
+          <w:tcPr>
+            <w:tcBorders>
+              <w:bottom w:val="none" w:sz="0" w:space="0" w:color="000000"/>
+              <w:top w:val="none" w:sz="0" w:space="0" w:color="000000"/>
+              <w:left w:val="none" w:sz="0" w:space="0" w:color="000000"/>
+              <w:right w:val="none" w:sz="0" w:space="0" w:color="000000"/>
+            </w:tcBorders>
+            <w:shd w:val="clear" w:color="auto" w:fill="FFFFFF"/>
+            <w:tcMar>
+              <w:top w:w="0" w:type="dxa"/>
+              <w:bottom w:w="0" w:type="dxa"/>
+              <w:left w:w="0" w:type="dxa"/>
+              <w:right w:w="0" w:type="dxa"/>
+            </w:tcMar>
+            <w:vAlign w:val="top"/>
+          </w:tcPr>
+          <w:p>
+            <w:pPr>
+              <w:pStyle w:val="Normal"/>
+              <w:jc w:val="center"/>
+              <w:pBdr>
+                <w:bottom w:val="none" w:sz="0" w:space="0" w:color="000000"/>
+                <w:top w:val="none" w:sz="0" w:space="0" w:color="000000"/>
+                <w:left w:val="none" w:sz="0" w:space="0" w:color="000000"/>
+                <w:right w:val="none" w:sz="0" w:space="0" w:color="000000"/>
+              </w:pBdr>
+              <w:spacing w:after="100" w:before="100" w:line="240"/>
+              <w:ind w:left="100" w:right="100" w:firstLine="0" w:firstLineChars="0"/>
+              <w:rPr>
+                <w:rFonts w:ascii="Helvetica" w:hAnsi="Helvetica" w:eastAsia="Helvetica" w:cs="Helvetica"/>
+                <w:i w:val="false"/>
+                <w:b w:val="false"/>
+                <w:u w:val="none"/>
+                <w:sz w:val="22"/>
+                <w:szCs w:val="22"/>
+                <w:color w:val="000000"/>
+              </w:rPr>
+            </w:pPr>
+            <w:r>
+              <w:rPr>
+                <w:rFonts w:ascii="Helvetica" w:hAnsi="Helvetica" w:eastAsia="Helvetica" w:cs="Helvetica"/>
+                <w:i w:val="false"/>
+                <w:b w:val="false"/>
+                <w:u w:val="none"/>
+                <w:sz w:val="22"/>
+                <w:szCs w:val="22"/>
+                <w:color w:val="000000"/>
+              </w:rPr>
+              <w:t xml:space="preserve">0.110</w:t>
             </w:r>
           </w:p>
         </w:tc>
@@ -11729,113 +11729,113 @@
                 <w:szCs w:val="22"/>
                 <w:color w:val="000000"/>
               </w:rPr>
-              <w:t xml:space="preserve">1.05</w:t>
-            </w:r>
-          </w:p>
-        </w:tc>
-        <w:tc>
-          <w:tcPr>
-            <w:tcBorders>
-              <w:bottom w:val="none" w:sz="0" w:space="0" w:color="000000"/>
-              <w:top w:val="none" w:sz="0" w:space="0" w:color="000000"/>
-              <w:left w:val="none" w:sz="0" w:space="0" w:color="000000"/>
-              <w:right w:val="none" w:sz="0" w:space="0" w:color="000000"/>
-            </w:tcBorders>
-            <w:shd w:val="clear" w:color="auto" w:fill="FFFFFF"/>
-            <w:tcMar>
-              <w:top w:w="0" w:type="dxa"/>
-              <w:bottom w:w="0" w:type="dxa"/>
-              <w:left w:w="0" w:type="dxa"/>
-              <w:right w:w="0" w:type="dxa"/>
-            </w:tcMar>
-            <w:vAlign w:val="top"/>
-          </w:tcPr>
-          <w:p>
-            <w:pPr>
-              <w:pStyle w:val="Normal"/>
-              <w:jc w:val="center"/>
-              <w:pBdr>
-                <w:bottom w:val="none" w:sz="0" w:space="0" w:color="000000"/>
-                <w:top w:val="none" w:sz="0" w:space="0" w:color="000000"/>
-                <w:left w:val="none" w:sz="0" w:space="0" w:color="000000"/>
-                <w:right w:val="none" w:sz="0" w:space="0" w:color="000000"/>
-              </w:pBdr>
-              <w:spacing w:after="100" w:before="100" w:line="240"/>
-              <w:ind w:left="100" w:right="100" w:firstLine="0" w:firstLineChars="0"/>
-              <w:rPr>
-                <w:rFonts w:ascii="Helvetica" w:hAnsi="Helvetica" w:eastAsia="Helvetica" w:cs="Helvetica"/>
-                <w:i w:val="false"/>
-                <w:b w:val="false"/>
-                <w:u w:val="none"/>
-                <w:sz w:val="22"/>
-                <w:szCs w:val="22"/>
-                <w:color w:val="000000"/>
-              </w:rPr>
-            </w:pPr>
-            <w:r>
-              <w:rPr>
-                <w:rFonts w:ascii="Helvetica" w:hAnsi="Helvetica" w:eastAsia="Helvetica" w:cs="Helvetica"/>
-                <w:i w:val="false"/>
-                <w:b w:val="false"/>
-                <w:u w:val="none"/>
-                <w:sz w:val="22"/>
-                <w:szCs w:val="22"/>
-                <w:color w:val="000000"/>
-              </w:rPr>
-              <w:t xml:space="preserve">0.00, 227</w:t>
-            </w:r>
-          </w:p>
-        </w:tc>
-        <w:tc>
-          <w:tcPr>
-            <w:tcBorders>
-              <w:bottom w:val="none" w:sz="0" w:space="0" w:color="000000"/>
-              <w:top w:val="none" w:sz="0" w:space="0" w:color="000000"/>
-              <w:left w:val="none" w:sz="0" w:space="0" w:color="000000"/>
-              <w:right w:val="none" w:sz="0" w:space="0" w:color="000000"/>
-            </w:tcBorders>
-            <w:shd w:val="clear" w:color="auto" w:fill="FFFFFF"/>
-            <w:tcMar>
-              <w:top w:w="0" w:type="dxa"/>
-              <w:bottom w:w="0" w:type="dxa"/>
-              <w:left w:w="0" w:type="dxa"/>
-              <w:right w:w="0" w:type="dxa"/>
-            </w:tcMar>
-            <w:vAlign w:val="top"/>
-          </w:tcPr>
-          <w:p>
-            <w:pPr>
-              <w:pStyle w:val="Normal"/>
-              <w:jc w:val="center"/>
-              <w:pBdr>
-                <w:bottom w:val="none" w:sz="0" w:space="0" w:color="000000"/>
-                <w:top w:val="none" w:sz="0" w:space="0" w:color="000000"/>
-                <w:left w:val="none" w:sz="0" w:space="0" w:color="000000"/>
-                <w:right w:val="none" w:sz="0" w:space="0" w:color="000000"/>
-              </w:pBdr>
-              <w:spacing w:after="100" w:before="100" w:line="240"/>
-              <w:ind w:left="100" w:right="100" w:firstLine="0" w:firstLineChars="0"/>
-              <w:rPr>
-                <w:rFonts w:ascii="Helvetica" w:hAnsi="Helvetica" w:eastAsia="Helvetica" w:cs="Helvetica"/>
-                <w:i w:val="false"/>
-                <w:b w:val="false"/>
-                <w:u w:val="none"/>
-                <w:sz w:val="22"/>
-                <w:szCs w:val="22"/>
-                <w:color w:val="000000"/>
-              </w:rPr>
-            </w:pPr>
-            <w:r>
-              <w:rPr>
-                <w:rFonts w:ascii="Helvetica" w:hAnsi="Helvetica" w:eastAsia="Helvetica" w:cs="Helvetica"/>
-                <w:i w:val="false"/>
-                <w:b w:val="false"/>
-                <w:u w:val="none"/>
-                <w:sz w:val="22"/>
-                <w:szCs w:val="22"/>
-                <w:color w:val="000000"/>
-              </w:rPr>
-              <w:t xml:space="preserve">0.980</w:t>
+              <w:t xml:space="preserve">1.22</w:t>
+            </w:r>
+          </w:p>
+        </w:tc>
+        <w:tc>
+          <w:tcPr>
+            <w:tcBorders>
+              <w:bottom w:val="none" w:sz="0" w:space="0" w:color="000000"/>
+              <w:top w:val="none" w:sz="0" w:space="0" w:color="000000"/>
+              <w:left w:val="none" w:sz="0" w:space="0" w:color="000000"/>
+              <w:right w:val="none" w:sz="0" w:space="0" w:color="000000"/>
+            </w:tcBorders>
+            <w:shd w:val="clear" w:color="auto" w:fill="FFFFFF"/>
+            <w:tcMar>
+              <w:top w:w="0" w:type="dxa"/>
+              <w:bottom w:w="0" w:type="dxa"/>
+              <w:left w:w="0" w:type="dxa"/>
+              <w:right w:w="0" w:type="dxa"/>
+            </w:tcMar>
+            <w:vAlign w:val="top"/>
+          </w:tcPr>
+          <w:p>
+            <w:pPr>
+              <w:pStyle w:val="Normal"/>
+              <w:jc w:val="center"/>
+              <w:pBdr>
+                <w:bottom w:val="none" w:sz="0" w:space="0" w:color="000000"/>
+                <w:top w:val="none" w:sz="0" w:space="0" w:color="000000"/>
+                <w:left w:val="none" w:sz="0" w:space="0" w:color="000000"/>
+                <w:right w:val="none" w:sz="0" w:space="0" w:color="000000"/>
+              </w:pBdr>
+              <w:spacing w:after="100" w:before="100" w:line="240"/>
+              <w:ind w:left="100" w:right="100" w:firstLine="0" w:firstLineChars="0"/>
+              <w:rPr>
+                <w:rFonts w:ascii="Helvetica" w:hAnsi="Helvetica" w:eastAsia="Helvetica" w:cs="Helvetica"/>
+                <w:i w:val="false"/>
+                <w:b w:val="false"/>
+                <w:u w:val="none"/>
+                <w:sz w:val="22"/>
+                <w:szCs w:val="22"/>
+                <w:color w:val="000000"/>
+              </w:rPr>
+            </w:pPr>
+            <w:r>
+              <w:rPr>
+                <w:rFonts w:ascii="Helvetica" w:hAnsi="Helvetica" w:eastAsia="Helvetica" w:cs="Helvetica"/>
+                <w:i w:val="false"/>
+                <w:b w:val="false"/>
+                <w:u w:val="none"/>
+                <w:sz w:val="22"/>
+                <w:szCs w:val="22"/>
+                <w:color w:val="000000"/>
+              </w:rPr>
+              <w:t xml:space="preserve">0.01, 266</w:t>
+            </w:r>
+          </w:p>
+        </w:tc>
+        <w:tc>
+          <w:tcPr>
+            <w:tcBorders>
+              <w:bottom w:val="none" w:sz="0" w:space="0" w:color="000000"/>
+              <w:top w:val="none" w:sz="0" w:space="0" w:color="000000"/>
+              <w:left w:val="none" w:sz="0" w:space="0" w:color="000000"/>
+              <w:right w:val="none" w:sz="0" w:space="0" w:color="000000"/>
+            </w:tcBorders>
+            <w:shd w:val="clear" w:color="auto" w:fill="FFFFFF"/>
+            <w:tcMar>
+              <w:top w:w="0" w:type="dxa"/>
+              <w:bottom w:w="0" w:type="dxa"/>
+              <w:left w:w="0" w:type="dxa"/>
+              <w:right w:w="0" w:type="dxa"/>
+            </w:tcMar>
+            <w:vAlign w:val="top"/>
+          </w:tcPr>
+          <w:p>
+            <w:pPr>
+              <w:pStyle w:val="Normal"/>
+              <w:jc w:val="center"/>
+              <w:pBdr>
+                <w:bottom w:val="none" w:sz="0" w:space="0" w:color="000000"/>
+                <w:top w:val="none" w:sz="0" w:space="0" w:color="000000"/>
+                <w:left w:val="none" w:sz="0" w:space="0" w:color="000000"/>
+                <w:right w:val="none" w:sz="0" w:space="0" w:color="000000"/>
+              </w:pBdr>
+              <w:spacing w:after="100" w:before="100" w:line="240"/>
+              <w:ind w:left="100" w:right="100" w:firstLine="0" w:firstLineChars="0"/>
+              <w:rPr>
+                <w:rFonts w:ascii="Helvetica" w:hAnsi="Helvetica" w:eastAsia="Helvetica" w:cs="Helvetica"/>
+                <w:i w:val="false"/>
+                <w:b w:val="false"/>
+                <w:u w:val="none"/>
+                <w:sz w:val="22"/>
+                <w:szCs w:val="22"/>
+                <w:color w:val="000000"/>
+              </w:rPr>
+            </w:pPr>
+            <w:r>
+              <w:rPr>
+                <w:rFonts w:ascii="Helvetica" w:hAnsi="Helvetica" w:eastAsia="Helvetica" w:cs="Helvetica"/>
+                <w:i w:val="false"/>
+                <w:b w:val="false"/>
+                <w:u w:val="none"/>
+                <w:sz w:val="22"/>
+                <w:szCs w:val="22"/>
+                <w:color w:val="000000"/>
+              </w:rPr>
+              <w:t xml:space="preserve">0.940</w:t>
             </w:r>
           </w:p>
         </w:tc>
@@ -12695,113 +12695,113 @@
                 <w:szCs w:val="22"/>
                 <w:color w:val="000000"/>
               </w:rPr>
-              <w:t xml:space="preserve">0.99</w:t>
-            </w:r>
-          </w:p>
-        </w:tc>
-        <w:tc>
-          <w:tcPr>
-            <w:tcBorders>
-              <w:bottom w:val="none" w:sz="0" w:space="0" w:color="000000"/>
-              <w:top w:val="none" w:sz="0" w:space="0" w:color="000000"/>
-              <w:left w:val="none" w:sz="0" w:space="0" w:color="000000"/>
-              <w:right w:val="none" w:sz="0" w:space="0" w:color="000000"/>
-            </w:tcBorders>
-            <w:shd w:val="clear" w:color="auto" w:fill="FFFFFF"/>
-            <w:tcMar>
-              <w:top w:w="0" w:type="dxa"/>
-              <w:bottom w:w="0" w:type="dxa"/>
-              <w:left w:w="0" w:type="dxa"/>
-              <w:right w:w="0" w:type="dxa"/>
-            </w:tcMar>
-            <w:vAlign w:val="top"/>
-          </w:tcPr>
-          <w:p>
-            <w:pPr>
-              <w:pStyle w:val="Normal"/>
-              <w:jc w:val="center"/>
-              <w:pBdr>
-                <w:bottom w:val="none" w:sz="0" w:space="0" w:color="000000"/>
-                <w:top w:val="none" w:sz="0" w:space="0" w:color="000000"/>
-                <w:left w:val="none" w:sz="0" w:space="0" w:color="000000"/>
-                <w:right w:val="none" w:sz="0" w:space="0" w:color="000000"/>
-              </w:pBdr>
-              <w:spacing w:after="100" w:before="100" w:line="240"/>
-              <w:ind w:left="100" w:right="100" w:firstLine="0" w:firstLineChars="0"/>
-              <w:rPr>
-                <w:rFonts w:ascii="Helvetica" w:hAnsi="Helvetica" w:eastAsia="Helvetica" w:cs="Helvetica"/>
-                <w:i w:val="false"/>
-                <w:b w:val="false"/>
-                <w:u w:val="none"/>
-                <w:sz w:val="22"/>
-                <w:szCs w:val="22"/>
-                <w:color w:val="000000"/>
-              </w:rPr>
-            </w:pPr>
-            <w:r>
-              <w:rPr>
-                <w:rFonts w:ascii="Helvetica" w:hAnsi="Helvetica" w:eastAsia="Helvetica" w:cs="Helvetica"/>
-                <w:i w:val="false"/>
-                <w:b w:val="false"/>
-                <w:u w:val="none"/>
-                <w:sz w:val="22"/>
-                <w:szCs w:val="22"/>
-                <w:color w:val="000000"/>
-              </w:rPr>
-              <w:t xml:space="preserve">0.87, 1.12</w:t>
-            </w:r>
-          </w:p>
-        </w:tc>
-        <w:tc>
-          <w:tcPr>
-            <w:tcBorders>
-              <w:bottom w:val="none" w:sz="0" w:space="0" w:color="000000"/>
-              <w:top w:val="none" w:sz="0" w:space="0" w:color="000000"/>
-              <w:left w:val="none" w:sz="0" w:space="0" w:color="000000"/>
-              <w:right w:val="none" w:sz="0" w:space="0" w:color="000000"/>
-            </w:tcBorders>
-            <w:shd w:val="clear" w:color="auto" w:fill="FFFFFF"/>
-            <w:tcMar>
-              <w:top w:w="0" w:type="dxa"/>
-              <w:bottom w:w="0" w:type="dxa"/>
-              <w:left w:w="0" w:type="dxa"/>
-              <w:right w:w="0" w:type="dxa"/>
-            </w:tcMar>
-            <w:vAlign w:val="top"/>
-          </w:tcPr>
-          <w:p>
-            <w:pPr>
-              <w:pStyle w:val="Normal"/>
-              <w:jc w:val="center"/>
-              <w:pBdr>
-                <w:bottom w:val="none" w:sz="0" w:space="0" w:color="000000"/>
-                <w:top w:val="none" w:sz="0" w:space="0" w:color="000000"/>
-                <w:left w:val="none" w:sz="0" w:space="0" w:color="000000"/>
-                <w:right w:val="none" w:sz="0" w:space="0" w:color="000000"/>
-              </w:pBdr>
-              <w:spacing w:after="100" w:before="100" w:line="240"/>
-              <w:ind w:left="100" w:right="100" w:firstLine="0" w:firstLineChars="0"/>
-              <w:rPr>
-                <w:rFonts w:ascii="Helvetica" w:hAnsi="Helvetica" w:eastAsia="Helvetica" w:cs="Helvetica"/>
-                <w:i w:val="false"/>
-                <w:b w:val="false"/>
-                <w:u w:val="none"/>
-                <w:sz w:val="22"/>
-                <w:szCs w:val="22"/>
-                <w:color w:val="000000"/>
-              </w:rPr>
-            </w:pPr>
-            <w:r>
-              <w:rPr>
-                <w:rFonts w:ascii="Helvetica" w:hAnsi="Helvetica" w:eastAsia="Helvetica" w:cs="Helvetica"/>
-                <w:i w:val="false"/>
-                <w:b w:val="false"/>
-                <w:u w:val="none"/>
-                <w:sz w:val="22"/>
-                <w:szCs w:val="22"/>
-                <w:color w:val="000000"/>
-              </w:rPr>
-              <w:t xml:space="preserve">0.870</w:t>
+              <w:t xml:space="preserve">1.05</w:t>
+            </w:r>
+          </w:p>
+        </w:tc>
+        <w:tc>
+          <w:tcPr>
+            <w:tcBorders>
+              <w:bottom w:val="none" w:sz="0" w:space="0" w:color="000000"/>
+              <w:top w:val="none" w:sz="0" w:space="0" w:color="000000"/>
+              <w:left w:val="none" w:sz="0" w:space="0" w:color="000000"/>
+              <w:right w:val="none" w:sz="0" w:space="0" w:color="000000"/>
+            </w:tcBorders>
+            <w:shd w:val="clear" w:color="auto" w:fill="FFFFFF"/>
+            <w:tcMar>
+              <w:top w:w="0" w:type="dxa"/>
+              <w:bottom w:w="0" w:type="dxa"/>
+              <w:left w:w="0" w:type="dxa"/>
+              <w:right w:w="0" w:type="dxa"/>
+            </w:tcMar>
+            <w:vAlign w:val="top"/>
+          </w:tcPr>
+          <w:p>
+            <w:pPr>
+              <w:pStyle w:val="Normal"/>
+              <w:jc w:val="center"/>
+              <w:pBdr>
+                <w:bottom w:val="none" w:sz="0" w:space="0" w:color="000000"/>
+                <w:top w:val="none" w:sz="0" w:space="0" w:color="000000"/>
+                <w:left w:val="none" w:sz="0" w:space="0" w:color="000000"/>
+                <w:right w:val="none" w:sz="0" w:space="0" w:color="000000"/>
+              </w:pBdr>
+              <w:spacing w:after="100" w:before="100" w:line="240"/>
+              <w:ind w:left="100" w:right="100" w:firstLine="0" w:firstLineChars="0"/>
+              <w:rPr>
+                <w:rFonts w:ascii="Helvetica" w:hAnsi="Helvetica" w:eastAsia="Helvetica" w:cs="Helvetica"/>
+                <w:i w:val="false"/>
+                <w:b w:val="false"/>
+                <w:u w:val="none"/>
+                <w:sz w:val="22"/>
+                <w:szCs w:val="22"/>
+                <w:color w:val="000000"/>
+              </w:rPr>
+            </w:pPr>
+            <w:r>
+              <w:rPr>
+                <w:rFonts w:ascii="Helvetica" w:hAnsi="Helvetica" w:eastAsia="Helvetica" w:cs="Helvetica"/>
+                <w:i w:val="false"/>
+                <w:b w:val="false"/>
+                <w:u w:val="none"/>
+                <w:sz w:val="22"/>
+                <w:szCs w:val="22"/>
+                <w:color w:val="000000"/>
+              </w:rPr>
+              <w:t xml:space="preserve">0.92, 1.20</w:t>
+            </w:r>
+          </w:p>
+        </w:tc>
+        <w:tc>
+          <w:tcPr>
+            <w:tcBorders>
+              <w:bottom w:val="none" w:sz="0" w:space="0" w:color="000000"/>
+              <w:top w:val="none" w:sz="0" w:space="0" w:color="000000"/>
+              <w:left w:val="none" w:sz="0" w:space="0" w:color="000000"/>
+              <w:right w:val="none" w:sz="0" w:space="0" w:color="000000"/>
+            </w:tcBorders>
+            <w:shd w:val="clear" w:color="auto" w:fill="FFFFFF"/>
+            <w:tcMar>
+              <w:top w:w="0" w:type="dxa"/>
+              <w:bottom w:w="0" w:type="dxa"/>
+              <w:left w:w="0" w:type="dxa"/>
+              <w:right w:w="0" w:type="dxa"/>
+            </w:tcMar>
+            <w:vAlign w:val="top"/>
+          </w:tcPr>
+          <w:p>
+            <w:pPr>
+              <w:pStyle w:val="Normal"/>
+              <w:jc w:val="center"/>
+              <w:pBdr>
+                <w:bottom w:val="none" w:sz="0" w:space="0" w:color="000000"/>
+                <w:top w:val="none" w:sz="0" w:space="0" w:color="000000"/>
+                <w:left w:val="none" w:sz="0" w:space="0" w:color="000000"/>
+                <w:right w:val="none" w:sz="0" w:space="0" w:color="000000"/>
+              </w:pBdr>
+              <w:spacing w:after="100" w:before="100" w:line="240"/>
+              <w:ind w:left="100" w:right="100" w:firstLine="0" w:firstLineChars="0"/>
+              <w:rPr>
+                <w:rFonts w:ascii="Helvetica" w:hAnsi="Helvetica" w:eastAsia="Helvetica" w:cs="Helvetica"/>
+                <w:i w:val="false"/>
+                <w:b w:val="false"/>
+                <w:u w:val="none"/>
+                <w:sz w:val="22"/>
+                <w:szCs w:val="22"/>
+                <w:color w:val="000000"/>
+              </w:rPr>
+            </w:pPr>
+            <w:r>
+              <w:rPr>
+                <w:rFonts w:ascii="Helvetica" w:hAnsi="Helvetica" w:eastAsia="Helvetica" w:cs="Helvetica"/>
+                <w:i w:val="false"/>
+                <w:b w:val="false"/>
+                <w:u w:val="none"/>
+                <w:sz w:val="22"/>
+                <w:szCs w:val="22"/>
+                <w:color w:val="000000"/>
+              </w:rPr>
+              <w:t xml:space="preserve">0.450</w:t>
             </w:r>
           </w:p>
         </w:tc>
@@ -13178,113 +13178,113 @@
                 <w:szCs w:val="22"/>
                 <w:color w:val="000000"/>
               </w:rPr>
-              <w:t xml:space="preserve">0.11</w:t>
-            </w:r>
-          </w:p>
-        </w:tc>
-        <w:tc>
-          <w:tcPr>
-            <w:tcBorders>
-              <w:bottom w:val="none" w:sz="0" w:space="0" w:color="000000"/>
-              <w:top w:val="none" w:sz="0" w:space="0" w:color="000000"/>
-              <w:left w:val="none" w:sz="0" w:space="0" w:color="000000"/>
-              <w:right w:val="none" w:sz="0" w:space="0" w:color="000000"/>
-            </w:tcBorders>
-            <w:shd w:val="clear" w:color="auto" w:fill="FFFFFF"/>
-            <w:tcMar>
-              <w:top w:w="0" w:type="dxa"/>
-              <w:bottom w:w="0" w:type="dxa"/>
-              <w:left w:w="0" w:type="dxa"/>
-              <w:right w:w="0" w:type="dxa"/>
-            </w:tcMar>
-            <w:vAlign w:val="top"/>
-          </w:tcPr>
-          <w:p>
-            <w:pPr>
-              <w:pStyle w:val="Normal"/>
-              <w:jc w:val="center"/>
-              <w:pBdr>
-                <w:bottom w:val="none" w:sz="0" w:space="0" w:color="000000"/>
-                <w:top w:val="none" w:sz="0" w:space="0" w:color="000000"/>
-                <w:left w:val="none" w:sz="0" w:space="0" w:color="000000"/>
-                <w:right w:val="none" w:sz="0" w:space="0" w:color="000000"/>
-              </w:pBdr>
-              <w:spacing w:after="100" w:before="100" w:line="240"/>
-              <w:ind w:left="100" w:right="100" w:firstLine="0" w:firstLineChars="0"/>
-              <w:rPr>
-                <w:rFonts w:ascii="Helvetica" w:hAnsi="Helvetica" w:eastAsia="Helvetica" w:cs="Helvetica"/>
-                <w:i w:val="false"/>
-                <w:b w:val="false"/>
-                <w:u w:val="none"/>
-                <w:sz w:val="22"/>
-                <w:szCs w:val="22"/>
-                <w:color w:val="000000"/>
-              </w:rPr>
-            </w:pPr>
-            <w:r>
-              <w:rPr>
-                <w:rFonts w:ascii="Helvetica" w:hAnsi="Helvetica" w:eastAsia="Helvetica" w:cs="Helvetica"/>
-                <w:i w:val="false"/>
-                <w:b w:val="false"/>
-                <w:u w:val="none"/>
-                <w:sz w:val="22"/>
-                <w:szCs w:val="22"/>
-                <w:color w:val="000000"/>
-              </w:rPr>
-              <w:t xml:space="preserve">0.01, 0.99</w:t>
-            </w:r>
-          </w:p>
-        </w:tc>
-        <w:tc>
-          <w:tcPr>
-            <w:tcBorders>
-              <w:bottom w:val="none" w:sz="0" w:space="0" w:color="000000"/>
-              <w:top w:val="none" w:sz="0" w:space="0" w:color="000000"/>
-              <w:left w:val="none" w:sz="0" w:space="0" w:color="000000"/>
-              <w:right w:val="none" w:sz="0" w:space="0" w:color="000000"/>
-            </w:tcBorders>
-            <w:shd w:val="clear" w:color="auto" w:fill="FFFFFF"/>
-            <w:tcMar>
-              <w:top w:w="0" w:type="dxa"/>
-              <w:bottom w:w="0" w:type="dxa"/>
-              <w:left w:w="0" w:type="dxa"/>
-              <w:right w:w="0" w:type="dxa"/>
-            </w:tcMar>
-            <w:vAlign w:val="top"/>
-          </w:tcPr>
-          <w:p>
-            <w:pPr>
-              <w:pStyle w:val="Normal"/>
-              <w:jc w:val="center"/>
-              <w:pBdr>
-                <w:bottom w:val="none" w:sz="0" w:space="0" w:color="000000"/>
-                <w:top w:val="none" w:sz="0" w:space="0" w:color="000000"/>
-                <w:left w:val="none" w:sz="0" w:space="0" w:color="000000"/>
-                <w:right w:val="none" w:sz="0" w:space="0" w:color="000000"/>
-              </w:pBdr>
-              <w:spacing w:after="100" w:before="100" w:line="240"/>
-              <w:ind w:left="100" w:right="100" w:firstLine="0" w:firstLineChars="0"/>
-              <w:rPr>
-                <w:rFonts w:ascii="Helvetica" w:hAnsi="Helvetica" w:eastAsia="Helvetica" w:cs="Helvetica"/>
-                <w:i w:val="false"/>
-                <w:b w:val="false"/>
-                <w:u w:val="none"/>
-                <w:sz w:val="22"/>
-                <w:szCs w:val="22"/>
-                <w:color w:val="000000"/>
-              </w:rPr>
-            </w:pPr>
-            <w:r>
-              <w:rPr>
-                <w:rFonts w:ascii="Helvetica" w:hAnsi="Helvetica" w:eastAsia="Helvetica" w:cs="Helvetica"/>
-                <w:i w:val="false"/>
-                <w:b w:val="false"/>
-                <w:u w:val="none"/>
-                <w:sz w:val="22"/>
-                <w:szCs w:val="22"/>
-                <w:color w:val="000000"/>
-              </w:rPr>
-              <w:t xml:space="preserve">0.049</w:t>
+              <w:t xml:space="preserve">0.10</w:t>
+            </w:r>
+          </w:p>
+        </w:tc>
+        <w:tc>
+          <w:tcPr>
+            <w:tcBorders>
+              <w:bottom w:val="none" w:sz="0" w:space="0" w:color="000000"/>
+              <w:top w:val="none" w:sz="0" w:space="0" w:color="000000"/>
+              <w:left w:val="none" w:sz="0" w:space="0" w:color="000000"/>
+              <w:right w:val="none" w:sz="0" w:space="0" w:color="000000"/>
+            </w:tcBorders>
+            <w:shd w:val="clear" w:color="auto" w:fill="FFFFFF"/>
+            <w:tcMar>
+              <w:top w:w="0" w:type="dxa"/>
+              <w:bottom w:w="0" w:type="dxa"/>
+              <w:left w:w="0" w:type="dxa"/>
+              <w:right w:w="0" w:type="dxa"/>
+            </w:tcMar>
+            <w:vAlign w:val="top"/>
+          </w:tcPr>
+          <w:p>
+            <w:pPr>
+              <w:pStyle w:val="Normal"/>
+              <w:jc w:val="center"/>
+              <w:pBdr>
+                <w:bottom w:val="none" w:sz="0" w:space="0" w:color="000000"/>
+                <w:top w:val="none" w:sz="0" w:space="0" w:color="000000"/>
+                <w:left w:val="none" w:sz="0" w:space="0" w:color="000000"/>
+                <w:right w:val="none" w:sz="0" w:space="0" w:color="000000"/>
+              </w:pBdr>
+              <w:spacing w:after="100" w:before="100" w:line="240"/>
+              <w:ind w:left="100" w:right="100" w:firstLine="0" w:firstLineChars="0"/>
+              <w:rPr>
+                <w:rFonts w:ascii="Helvetica" w:hAnsi="Helvetica" w:eastAsia="Helvetica" w:cs="Helvetica"/>
+                <w:i w:val="false"/>
+                <w:b w:val="false"/>
+                <w:u w:val="none"/>
+                <w:sz w:val="22"/>
+                <w:szCs w:val="22"/>
+                <w:color w:val="000000"/>
+              </w:rPr>
+            </w:pPr>
+            <w:r>
+              <w:rPr>
+                <w:rFonts w:ascii="Helvetica" w:hAnsi="Helvetica" w:eastAsia="Helvetica" w:cs="Helvetica"/>
+                <w:i w:val="false"/>
+                <w:b w:val="false"/>
+                <w:u w:val="none"/>
+                <w:sz w:val="22"/>
+                <w:szCs w:val="22"/>
+                <w:color w:val="000000"/>
+              </w:rPr>
+              <w:t xml:space="preserve">0.01, 0.85</w:t>
+            </w:r>
+          </w:p>
+        </w:tc>
+        <w:tc>
+          <w:tcPr>
+            <w:tcBorders>
+              <w:bottom w:val="none" w:sz="0" w:space="0" w:color="000000"/>
+              <w:top w:val="none" w:sz="0" w:space="0" w:color="000000"/>
+              <w:left w:val="none" w:sz="0" w:space="0" w:color="000000"/>
+              <w:right w:val="none" w:sz="0" w:space="0" w:color="000000"/>
+            </w:tcBorders>
+            <w:shd w:val="clear" w:color="auto" w:fill="FFFFFF"/>
+            <w:tcMar>
+              <w:top w:w="0" w:type="dxa"/>
+              <w:bottom w:w="0" w:type="dxa"/>
+              <w:left w:w="0" w:type="dxa"/>
+              <w:right w:w="0" w:type="dxa"/>
+            </w:tcMar>
+            <w:vAlign w:val="top"/>
+          </w:tcPr>
+          <w:p>
+            <w:pPr>
+              <w:pStyle w:val="Normal"/>
+              <w:jc w:val="center"/>
+              <w:pBdr>
+                <w:bottom w:val="none" w:sz="0" w:space="0" w:color="000000"/>
+                <w:top w:val="none" w:sz="0" w:space="0" w:color="000000"/>
+                <w:left w:val="none" w:sz="0" w:space="0" w:color="000000"/>
+                <w:right w:val="none" w:sz="0" w:space="0" w:color="000000"/>
+              </w:pBdr>
+              <w:spacing w:after="100" w:before="100" w:line="240"/>
+              <w:ind w:left="100" w:right="100" w:firstLine="0" w:firstLineChars="0"/>
+              <w:rPr>
+                <w:rFonts w:ascii="Helvetica" w:hAnsi="Helvetica" w:eastAsia="Helvetica" w:cs="Helvetica"/>
+                <w:i w:val="false"/>
+                <w:b w:val="false"/>
+                <w:u w:val="none"/>
+                <w:sz w:val="22"/>
+                <w:szCs w:val="22"/>
+                <w:color w:val="000000"/>
+              </w:rPr>
+            </w:pPr>
+            <w:r>
+              <w:rPr>
+                <w:rFonts w:ascii="Helvetica" w:hAnsi="Helvetica" w:eastAsia="Helvetica" w:cs="Helvetica"/>
+                <w:i w:val="false"/>
+                <w:b w:val="false"/>
+                <w:u w:val="none"/>
+                <w:sz w:val="22"/>
+                <w:szCs w:val="22"/>
+                <w:color w:val="000000"/>
+              </w:rPr>
+              <w:t xml:space="preserve">0.035</w:t>
             </w:r>
           </w:p>
         </w:tc>
@@ -13661,60 +13661,60 @@
                 <w:szCs w:val="22"/>
                 <w:color w:val="000000"/>
               </w:rPr>
-              <w:t xml:space="preserve">17,658</w:t>
-            </w:r>
-          </w:p>
-        </w:tc>
-        <w:tc>
-          <w:tcPr>
-            <w:tcBorders>
-              <w:bottom w:val="none" w:sz="0" w:space="0" w:color="000000"/>
-              <w:top w:val="none" w:sz="0" w:space="0" w:color="000000"/>
-              <w:left w:val="none" w:sz="0" w:space="0" w:color="000000"/>
-              <w:right w:val="none" w:sz="0" w:space="0" w:color="000000"/>
-            </w:tcBorders>
-            <w:shd w:val="clear" w:color="auto" w:fill="FFFFFF"/>
-            <w:tcMar>
-              <w:top w:w="0" w:type="dxa"/>
-              <w:bottom w:w="0" w:type="dxa"/>
-              <w:left w:w="0" w:type="dxa"/>
-              <w:right w:w="0" w:type="dxa"/>
-            </w:tcMar>
-            <w:vAlign w:val="top"/>
-          </w:tcPr>
-          <w:p>
-            <w:pPr>
-              <w:pStyle w:val="Normal"/>
-              <w:jc w:val="center"/>
-              <w:pBdr>
-                <w:bottom w:val="none" w:sz="0" w:space="0" w:color="000000"/>
-                <w:top w:val="none" w:sz="0" w:space="0" w:color="000000"/>
-                <w:left w:val="none" w:sz="0" w:space="0" w:color="000000"/>
-                <w:right w:val="none" w:sz="0" w:space="0" w:color="000000"/>
-              </w:pBdr>
-              <w:spacing w:after="100" w:before="100" w:line="240"/>
-              <w:ind w:left="100" w:right="100" w:firstLine="0" w:firstLineChars="0"/>
-              <w:rPr>
-                <w:rFonts w:ascii="Helvetica" w:hAnsi="Helvetica" w:eastAsia="Helvetica" w:cs="Helvetica"/>
-                <w:i w:val="false"/>
-                <w:b w:val="false"/>
-                <w:u w:val="none"/>
-                <w:sz w:val="22"/>
-                <w:szCs w:val="22"/>
-                <w:color w:val="000000"/>
-              </w:rPr>
-            </w:pPr>
-            <w:r>
-              <w:rPr>
-                <w:rFonts w:ascii="Helvetica" w:hAnsi="Helvetica" w:eastAsia="Helvetica" w:cs="Helvetica"/>
-                <w:i w:val="false"/>
-                <w:b w:val="false"/>
-                <w:u w:val="none"/>
-                <w:sz w:val="22"/>
-                <w:szCs w:val="22"/>
-                <w:color w:val="000000"/>
-              </w:rPr>
-              <w:t xml:space="preserve">249, 1,254,569</w:t>
+              <w:t xml:space="preserve">17,613</w:t>
+            </w:r>
+          </w:p>
+        </w:tc>
+        <w:tc>
+          <w:tcPr>
+            <w:tcBorders>
+              <w:bottom w:val="none" w:sz="0" w:space="0" w:color="000000"/>
+              <w:top w:val="none" w:sz="0" w:space="0" w:color="000000"/>
+              <w:left w:val="none" w:sz="0" w:space="0" w:color="000000"/>
+              <w:right w:val="none" w:sz="0" w:space="0" w:color="000000"/>
+            </w:tcBorders>
+            <w:shd w:val="clear" w:color="auto" w:fill="FFFFFF"/>
+            <w:tcMar>
+              <w:top w:w="0" w:type="dxa"/>
+              <w:bottom w:w="0" w:type="dxa"/>
+              <w:left w:w="0" w:type="dxa"/>
+              <w:right w:w="0" w:type="dxa"/>
+            </w:tcMar>
+            <w:vAlign w:val="top"/>
+          </w:tcPr>
+          <w:p>
+            <w:pPr>
+              <w:pStyle w:val="Normal"/>
+              <w:jc w:val="center"/>
+              <w:pBdr>
+                <w:bottom w:val="none" w:sz="0" w:space="0" w:color="000000"/>
+                <w:top w:val="none" w:sz="0" w:space="0" w:color="000000"/>
+                <w:left w:val="none" w:sz="0" w:space="0" w:color="000000"/>
+                <w:right w:val="none" w:sz="0" w:space="0" w:color="000000"/>
+              </w:pBdr>
+              <w:spacing w:after="100" w:before="100" w:line="240"/>
+              <w:ind w:left="100" w:right="100" w:firstLine="0" w:firstLineChars="0"/>
+              <w:rPr>
+                <w:rFonts w:ascii="Helvetica" w:hAnsi="Helvetica" w:eastAsia="Helvetica" w:cs="Helvetica"/>
+                <w:i w:val="false"/>
+                <w:b w:val="false"/>
+                <w:u w:val="none"/>
+                <w:sz w:val="22"/>
+                <w:szCs w:val="22"/>
+                <w:color w:val="000000"/>
+              </w:rPr>
+            </w:pPr>
+            <w:r>
+              <w:rPr>
+                <w:rFonts w:ascii="Helvetica" w:hAnsi="Helvetica" w:eastAsia="Helvetica" w:cs="Helvetica"/>
+                <w:i w:val="false"/>
+                <w:b w:val="false"/>
+                <w:u w:val="none"/>
+                <w:sz w:val="22"/>
+                <w:szCs w:val="22"/>
+                <w:color w:val="000000"/>
+              </w:rPr>
+              <w:t xml:space="preserve">214, 1,450,944</w:t>
             </w:r>
           </w:p>
         </w:tc>
@@ -14144,120 +14144,120 @@
                 <w:szCs w:val="22"/>
                 <w:color w:val="000000"/>
               </w:rPr>
-              <w:t xml:space="preserve">3.68</w:t>
-            </w:r>
-          </w:p>
-        </w:tc>
-        <w:tc>
-          <w:tcPr>
-            <w:tcBorders>
-              <w:bottom w:val="none" w:sz="0" w:space="0" w:color="000000"/>
-              <w:top w:val="none" w:sz="0" w:space="0" w:color="000000"/>
-              <w:left w:val="none" w:sz="0" w:space="0" w:color="000000"/>
-              <w:right w:val="none" w:sz="0" w:space="0" w:color="000000"/>
-            </w:tcBorders>
-            <w:shd w:val="clear" w:color="auto" w:fill="FFFFFF"/>
-            <w:tcMar>
-              <w:top w:w="0" w:type="dxa"/>
-              <w:bottom w:w="0" w:type="dxa"/>
-              <w:left w:w="0" w:type="dxa"/>
-              <w:right w:w="0" w:type="dxa"/>
-            </w:tcMar>
-            <w:vAlign w:val="top"/>
-          </w:tcPr>
-          <w:p>
-            <w:pPr>
-              <w:pStyle w:val="Normal"/>
-              <w:jc w:val="center"/>
-              <w:pBdr>
-                <w:bottom w:val="none" w:sz="0" w:space="0" w:color="000000"/>
-                <w:top w:val="none" w:sz="0" w:space="0" w:color="000000"/>
-                <w:left w:val="none" w:sz="0" w:space="0" w:color="000000"/>
-                <w:right w:val="none" w:sz="0" w:space="0" w:color="000000"/>
-              </w:pBdr>
-              <w:spacing w:after="100" w:before="100" w:line="240"/>
-              <w:ind w:left="100" w:right="100" w:firstLine="0" w:firstLineChars="0"/>
-              <w:rPr>
-                <w:rFonts w:ascii="Helvetica" w:hAnsi="Helvetica" w:eastAsia="Helvetica" w:cs="Helvetica"/>
-                <w:i w:val="false"/>
-                <w:b w:val="false"/>
-                <w:u w:val="none"/>
-                <w:sz w:val="22"/>
-                <w:szCs w:val="22"/>
-                <w:color w:val="000000"/>
-              </w:rPr>
-            </w:pPr>
-            <w:r>
-              <w:rPr>
-                <w:rFonts w:ascii="Helvetica" w:hAnsi="Helvetica" w:eastAsia="Helvetica" w:cs="Helvetica"/>
-                <w:i w:val="false"/>
-                <w:b w:val="false"/>
-                <w:u w:val="none"/>
-                <w:sz w:val="22"/>
-                <w:szCs w:val="22"/>
-                <w:color w:val="000000"/>
-              </w:rPr>
-              <w:t xml:space="preserve">0.91, 15.0</w:t>
-            </w:r>
-          </w:p>
-        </w:tc>
-        <w:tc>
-          <w:tcPr>
-            <w:tcBorders>
-              <w:bottom w:val="none" w:sz="0" w:space="0" w:color="000000"/>
-              <w:top w:val="none" w:sz="0" w:space="0" w:color="000000"/>
-              <w:left w:val="none" w:sz="0" w:space="0" w:color="000000"/>
-              <w:right w:val="none" w:sz="0" w:space="0" w:color="000000"/>
-            </w:tcBorders>
-            <w:shd w:val="clear" w:color="auto" w:fill="FFFFFF"/>
-            <w:tcMar>
-              <w:top w:w="0" w:type="dxa"/>
-              <w:bottom w:w="0" w:type="dxa"/>
-              <w:left w:w="0" w:type="dxa"/>
-              <w:right w:w="0" w:type="dxa"/>
-            </w:tcMar>
-            <w:vAlign w:val="top"/>
-          </w:tcPr>
-          <w:p>
-            <w:pPr>
-              <w:pStyle w:val="Normal"/>
-              <w:jc w:val="center"/>
-              <w:pBdr>
-                <w:bottom w:val="none" w:sz="0" w:space="0" w:color="000000"/>
-                <w:top w:val="none" w:sz="0" w:space="0" w:color="000000"/>
-                <w:left w:val="none" w:sz="0" w:space="0" w:color="000000"/>
-                <w:right w:val="none" w:sz="0" w:space="0" w:color="000000"/>
-              </w:pBdr>
-              <w:spacing w:after="100" w:before="100" w:line="240"/>
-              <w:ind w:left="100" w:right="100" w:firstLine="0" w:firstLineChars="0"/>
-              <w:rPr>
-                <w:rFonts w:ascii="Helvetica" w:hAnsi="Helvetica" w:eastAsia="Helvetica" w:cs="Helvetica"/>
-                <w:i w:val="false"/>
-                <w:b w:val="false"/>
-                <w:u w:val="none"/>
-                <w:sz w:val="22"/>
-                <w:szCs w:val="22"/>
-                <w:color w:val="000000"/>
-              </w:rPr>
-            </w:pPr>
-            <w:r>
-              <w:rPr>
-                <w:rFonts w:ascii="Helvetica" w:hAnsi="Helvetica" w:eastAsia="Helvetica" w:cs="Helvetica"/>
-                <w:i w:val="false"/>
-                <w:b w:val="false"/>
-                <w:u w:val="none"/>
-                <w:sz w:val="22"/>
-                <w:szCs w:val="22"/>
-                <w:color w:val="000000"/>
-              </w:rPr>
-              <w:t xml:space="preserve">0.069</w:t>
+              <w:t xml:space="preserve">4.04</w:t>
+            </w:r>
+          </w:p>
+        </w:tc>
+        <w:tc>
+          <w:tcPr>
+            <w:tcBorders>
+              <w:bottom w:val="none" w:sz="0" w:space="0" w:color="000000"/>
+              <w:top w:val="none" w:sz="0" w:space="0" w:color="000000"/>
+              <w:left w:val="none" w:sz="0" w:space="0" w:color="000000"/>
+              <w:right w:val="none" w:sz="0" w:space="0" w:color="000000"/>
+            </w:tcBorders>
+            <w:shd w:val="clear" w:color="auto" w:fill="FFFFFF"/>
+            <w:tcMar>
+              <w:top w:w="0" w:type="dxa"/>
+              <w:bottom w:w="0" w:type="dxa"/>
+              <w:left w:w="0" w:type="dxa"/>
+              <w:right w:w="0" w:type="dxa"/>
+            </w:tcMar>
+            <w:vAlign w:val="top"/>
+          </w:tcPr>
+          <w:p>
+            <w:pPr>
+              <w:pStyle w:val="Normal"/>
+              <w:jc w:val="center"/>
+              <w:pBdr>
+                <w:bottom w:val="none" w:sz="0" w:space="0" w:color="000000"/>
+                <w:top w:val="none" w:sz="0" w:space="0" w:color="000000"/>
+                <w:left w:val="none" w:sz="0" w:space="0" w:color="000000"/>
+                <w:right w:val="none" w:sz="0" w:space="0" w:color="000000"/>
+              </w:pBdr>
+              <w:spacing w:after="100" w:before="100" w:line="240"/>
+              <w:ind w:left="100" w:right="100" w:firstLine="0" w:firstLineChars="0"/>
+              <w:rPr>
+                <w:rFonts w:ascii="Helvetica" w:hAnsi="Helvetica" w:eastAsia="Helvetica" w:cs="Helvetica"/>
+                <w:i w:val="false"/>
+                <w:b w:val="false"/>
+                <w:u w:val="none"/>
+                <w:sz w:val="22"/>
+                <w:szCs w:val="22"/>
+                <w:color w:val="000000"/>
+              </w:rPr>
+            </w:pPr>
+            <w:r>
+              <w:rPr>
+                <w:rFonts w:ascii="Helvetica" w:hAnsi="Helvetica" w:eastAsia="Helvetica" w:cs="Helvetica"/>
+                <w:i w:val="false"/>
+                <w:b w:val="false"/>
+                <w:u w:val="none"/>
+                <w:sz w:val="22"/>
+                <w:szCs w:val="22"/>
+                <w:color w:val="000000"/>
+              </w:rPr>
+              <w:t xml:space="preserve">0.94, 17.4</w:t>
+            </w:r>
+          </w:p>
+        </w:tc>
+        <w:tc>
+          <w:tcPr>
+            <w:tcBorders>
+              <w:bottom w:val="none" w:sz="0" w:space="0" w:color="000000"/>
+              <w:top w:val="none" w:sz="0" w:space="0" w:color="000000"/>
+              <w:left w:val="none" w:sz="0" w:space="0" w:color="000000"/>
+              <w:right w:val="none" w:sz="0" w:space="0" w:color="000000"/>
+            </w:tcBorders>
+            <w:shd w:val="clear" w:color="auto" w:fill="FFFFFF"/>
+            <w:tcMar>
+              <w:top w:w="0" w:type="dxa"/>
+              <w:bottom w:w="0" w:type="dxa"/>
+              <w:left w:w="0" w:type="dxa"/>
+              <w:right w:w="0" w:type="dxa"/>
+            </w:tcMar>
+            <w:vAlign w:val="top"/>
+          </w:tcPr>
+          <w:p>
+            <w:pPr>
+              <w:pStyle w:val="Normal"/>
+              <w:jc w:val="center"/>
+              <w:pBdr>
+                <w:bottom w:val="none" w:sz="0" w:space="0" w:color="000000"/>
+                <w:top w:val="none" w:sz="0" w:space="0" w:color="000000"/>
+                <w:left w:val="none" w:sz="0" w:space="0" w:color="000000"/>
+                <w:right w:val="none" w:sz="0" w:space="0" w:color="000000"/>
+              </w:pBdr>
+              <w:spacing w:after="100" w:before="100" w:line="240"/>
+              <w:ind w:left="100" w:right="100" w:firstLine="0" w:firstLineChars="0"/>
+              <w:rPr>
+                <w:rFonts w:ascii="Helvetica" w:hAnsi="Helvetica" w:eastAsia="Helvetica" w:cs="Helvetica"/>
+                <w:i w:val="false"/>
+                <w:b w:val="false"/>
+                <w:u w:val="none"/>
+                <w:sz w:val="22"/>
+                <w:szCs w:val="22"/>
+                <w:color w:val="000000"/>
+              </w:rPr>
+            </w:pPr>
+            <w:r>
+              <w:rPr>
+                <w:rFonts w:ascii="Helvetica" w:hAnsi="Helvetica" w:eastAsia="Helvetica" w:cs="Helvetica"/>
+                <w:i w:val="false"/>
+                <w:b w:val="false"/>
+                <w:u w:val="none"/>
+                <w:sz w:val="22"/>
+                <w:szCs w:val="22"/>
+                <w:color w:val="000000"/>
+              </w:rPr>
+              <w:t xml:space="preserve">0.061</w:t>
             </w:r>
           </w:p>
         </w:tc>
       </w:tr>
       <w:tr>
         <w:trPr>
-          <w:trHeight w:val="619" w:hRule="auto"/>
+          <w:trHeight w:val="598" w:hRule="auto"/>
         </w:trPr>
         body29
         <w:tc>
@@ -14309,7 +14309,7 @@
                 <w:szCs w:val="22"/>
                 <w:color w:val="000000"/>
               </w:rPr>
-              <w:t xml:space="preserve">ckd_epi_gfr_cre_cys_unindex</w:t>
+              <w:t xml:space="preserve">cockcroft</w:t>
             </w:r>
           </w:p>
         </w:tc>
@@ -14415,6 +14415,218 @@
                 <w:szCs w:val="22"/>
                 <w:color w:val="000000"/>
               </w:rPr>
+              <w:t xml:space="preserve">0.97</w:t>
+            </w:r>
+          </w:p>
+        </w:tc>
+        <w:tc>
+          <w:tcPr>
+            <w:tcBorders>
+              <w:bottom w:val="single" w:sz="8" w:space="0" w:color="000000"/>
+              <w:top w:val="none" w:sz="0" w:space="0" w:color="000000"/>
+              <w:left w:val="none" w:sz="0" w:space="0" w:color="000000"/>
+              <w:right w:val="none" w:sz="0" w:space="0" w:color="000000"/>
+            </w:tcBorders>
+            <w:shd w:val="clear" w:color="auto" w:fill="FFFFFF"/>
+            <w:tcMar>
+              <w:top w:w="0" w:type="dxa"/>
+              <w:bottom w:w="0" w:type="dxa"/>
+              <w:left w:w="0" w:type="dxa"/>
+              <w:right w:w="0" w:type="dxa"/>
+            </w:tcMar>
+            <w:vAlign w:val="top"/>
+          </w:tcPr>
+          <w:p>
+            <w:pPr>
+              <w:pStyle w:val="Normal"/>
+              <w:jc w:val="center"/>
+              <w:pBdr>
+                <w:bottom w:val="none" w:sz="0" w:space="0" w:color="000000"/>
+                <w:top w:val="none" w:sz="0" w:space="0" w:color="000000"/>
+                <w:left w:val="none" w:sz="0" w:space="0" w:color="000000"/>
+                <w:right w:val="none" w:sz="0" w:space="0" w:color="000000"/>
+              </w:pBdr>
+              <w:spacing w:after="100" w:before="100" w:line="240"/>
+              <w:ind w:left="100" w:right="100" w:firstLine="0" w:firstLineChars="0"/>
+              <w:rPr>
+                <w:rFonts w:ascii="Helvetica" w:hAnsi="Helvetica" w:eastAsia="Helvetica" w:cs="Helvetica"/>
+                <w:i w:val="false"/>
+                <w:b w:val="false"/>
+                <w:u w:val="none"/>
+                <w:sz w:val="22"/>
+                <w:szCs w:val="22"/>
+                <w:color w:val="000000"/>
+              </w:rPr>
+            </w:pPr>
+            <w:r>
+              <w:rPr>
+                <w:rFonts w:ascii="Helvetica" w:hAnsi="Helvetica" w:eastAsia="Helvetica" w:cs="Helvetica"/>
+                <w:i w:val="false"/>
+                <w:b w:val="false"/>
+                <w:u w:val="none"/>
+                <w:sz w:val="22"/>
+                <w:szCs w:val="22"/>
+                <w:color w:val="000000"/>
+              </w:rPr>
+              <w:t xml:space="preserve">0.95, 0.99</w:t>
+            </w:r>
+          </w:p>
+        </w:tc>
+        <w:tc>
+          <w:tcPr>
+            <w:tcBorders>
+              <w:bottom w:val="single" w:sz="8" w:space="0" w:color="000000"/>
+              <w:top w:val="none" w:sz="0" w:space="0" w:color="000000"/>
+              <w:left w:val="none" w:sz="0" w:space="0" w:color="000000"/>
+              <w:right w:val="none" w:sz="0" w:space="0" w:color="000000"/>
+            </w:tcBorders>
+            <w:shd w:val="clear" w:color="auto" w:fill="FFFFFF"/>
+            <w:tcMar>
+              <w:top w:w="0" w:type="dxa"/>
+              <w:bottom w:w="0" w:type="dxa"/>
+              <w:left w:w="0" w:type="dxa"/>
+              <w:right w:w="0" w:type="dxa"/>
+            </w:tcMar>
+            <w:vAlign w:val="top"/>
+          </w:tcPr>
+          <w:p>
+            <w:pPr>
+              <w:pStyle w:val="Normal"/>
+              <w:jc w:val="center"/>
+              <w:pBdr>
+                <w:bottom w:val="none" w:sz="0" w:space="0" w:color="000000"/>
+                <w:top w:val="none" w:sz="0" w:space="0" w:color="000000"/>
+                <w:left w:val="none" w:sz="0" w:space="0" w:color="000000"/>
+                <w:right w:val="none" w:sz="0" w:space="0" w:color="000000"/>
+              </w:pBdr>
+              <w:spacing w:after="100" w:before="100" w:line="240"/>
+              <w:ind w:left="100" w:right="100" w:firstLine="0" w:firstLineChars="0"/>
+              <w:rPr>
+                <w:rFonts w:ascii="Helvetica" w:hAnsi="Helvetica" w:eastAsia="Helvetica" w:cs="Helvetica"/>
+                <w:i w:val="false"/>
+                <w:b w:val="false"/>
+                <w:u w:val="none"/>
+                <w:sz w:val="22"/>
+                <w:szCs w:val="22"/>
+                <w:color w:val="000000"/>
+              </w:rPr>
+            </w:pPr>
+            <w:r>
+              <w:rPr>
+                <w:rFonts w:ascii="Helvetica" w:hAnsi="Helvetica" w:eastAsia="Helvetica" w:cs="Helvetica"/>
+                <w:i w:val="false"/>
+                <w:b w:val="false"/>
+                <w:u w:val="none"/>
+                <w:sz w:val="22"/>
+                <w:szCs w:val="22"/>
+                <w:color w:val="000000"/>
+              </w:rPr>
+              <w:t xml:space="preserve">0.011</w:t>
+            </w:r>
+          </w:p>
+        </w:tc>
+        <w:tc>
+          <w:tcPr>
+            <w:tcBorders>
+              <w:bottom w:val="single" w:sz="8" w:space="0" w:color="000000"/>
+              <w:top w:val="none" w:sz="0" w:space="0" w:color="000000"/>
+              <w:left w:val="none" w:sz="0" w:space="0" w:color="000000"/>
+              <w:right w:val="none" w:sz="0" w:space="0" w:color="000000"/>
+            </w:tcBorders>
+            <w:shd w:val="clear" w:color="auto" w:fill="FFFFFF"/>
+            <w:tcMar>
+              <w:top w:w="0" w:type="dxa"/>
+              <w:bottom w:w="0" w:type="dxa"/>
+              <w:left w:w="0" w:type="dxa"/>
+              <w:right w:w="0" w:type="dxa"/>
+            </w:tcMar>
+            <w:vAlign w:val="top"/>
+          </w:tcPr>
+          <w:p>
+            <w:pPr>
+              <w:pStyle w:val="Normal"/>
+              <w:jc w:val="center"/>
+              <w:pBdr>
+                <w:bottom w:val="none" w:sz="0" w:space="0" w:color="000000"/>
+                <w:top w:val="none" w:sz="0" w:space="0" w:color="000000"/>
+                <w:left w:val="none" w:sz="0" w:space="0" w:color="000000"/>
+                <w:right w:val="none" w:sz="0" w:space="0" w:color="000000"/>
+              </w:pBdr>
+              <w:spacing w:after="100" w:before="100" w:line="240"/>
+              <w:ind w:left="100" w:right="100" w:firstLine="0" w:firstLineChars="0"/>
+              <w:rPr>
+                <w:rFonts w:ascii="Helvetica" w:hAnsi="Helvetica" w:eastAsia="Helvetica" w:cs="Helvetica"/>
+                <w:i w:val="false"/>
+                <w:b w:val="false"/>
+                <w:u w:val="none"/>
+                <w:sz w:val="22"/>
+                <w:szCs w:val="22"/>
+                <w:color w:val="000000"/>
+              </w:rPr>
+            </w:pPr>
+            <w:r>
+              <w:rPr>
+                <w:rFonts w:ascii="Helvetica" w:hAnsi="Helvetica" w:eastAsia="Helvetica" w:cs="Helvetica"/>
+                <w:i w:val="false"/>
+                <w:b w:val="false"/>
+                <w:u w:val="none"/>
+                <w:sz w:val="22"/>
+                <w:szCs w:val="22"/>
+                <w:color w:val="000000"/>
+              </w:rPr>
+              <w:t xml:space="preserve">189</w:t>
+            </w:r>
+          </w:p>
+        </w:tc>
+        <w:tc>
+          <w:tcPr>
+            <w:tcBorders>
+              <w:bottom w:val="single" w:sz="8" w:space="0" w:color="000000"/>
+              <w:top w:val="none" w:sz="0" w:space="0" w:color="000000"/>
+              <w:left w:val="none" w:sz="0" w:space="0" w:color="000000"/>
+              <w:right w:val="none" w:sz="0" w:space="0" w:color="000000"/>
+            </w:tcBorders>
+            <w:shd w:val="clear" w:color="auto" w:fill="FFFFFF"/>
+            <w:tcMar>
+              <w:top w:w="0" w:type="dxa"/>
+              <w:bottom w:w="0" w:type="dxa"/>
+              <w:left w:w="0" w:type="dxa"/>
+              <w:right w:w="0" w:type="dxa"/>
+            </w:tcMar>
+            <w:vAlign w:val="top"/>
+          </w:tcPr>
+          <w:p>
+            <w:pPr>
+              <w:pStyle w:val="Normal"/>
+              <w:jc w:val="center"/>
+              <w:pBdr>
+                <w:bottom w:val="none" w:sz="0" w:space="0" w:color="000000"/>
+                <w:top w:val="none" w:sz="0" w:space="0" w:color="000000"/>
+                <w:left w:val="none" w:sz="0" w:space="0" w:color="000000"/>
+                <w:right w:val="none" w:sz="0" w:space="0" w:color="000000"/>
+              </w:pBdr>
+              <w:spacing w:after="100" w:before="100" w:line="240"/>
+              <w:ind w:left="100" w:right="100" w:firstLine="0" w:firstLineChars="0"/>
+              <w:rPr>
+                <w:rFonts w:ascii="Helvetica" w:hAnsi="Helvetica" w:eastAsia="Helvetica" w:cs="Helvetica"/>
+                <w:i w:val="false"/>
+                <w:b w:val="false"/>
+                <w:u w:val="none"/>
+                <w:sz w:val="22"/>
+                <w:szCs w:val="22"/>
+                <w:color w:val="000000"/>
+              </w:rPr>
+            </w:pPr>
+            <w:r>
+              <w:rPr>
+                <w:rFonts w:ascii="Helvetica" w:hAnsi="Helvetica" w:eastAsia="Helvetica" w:cs="Helvetica"/>
+                <w:i w:val="false"/>
+                <w:b w:val="false"/>
+                <w:u w:val="none"/>
+                <w:sz w:val="22"/>
+                <w:szCs w:val="22"/>
+                <w:color w:val="000000"/>
+              </w:rPr>
               <w:t xml:space="preserve">0.96</w:t>
             </w:r>
           </w:p>
@@ -14468,7 +14680,7 @@
                 <w:szCs w:val="22"/>
                 <w:color w:val="000000"/>
               </w:rPr>
-              <w:t xml:space="preserve">0.94, 0.98</w:t>
+              <w:t xml:space="preserve">0.92, 0.99</w:t>
             </w:r>
           </w:p>
         </w:tc>
@@ -14521,219 +14733,7 @@
                 <w:szCs w:val="22"/>
                 <w:color w:val="000000"/>
               </w:rPr>
-              <w:t xml:space="preserve">&lt;0.001</w:t>
-            </w:r>
-          </w:p>
-        </w:tc>
-        <w:tc>
-          <w:tcPr>
-            <w:tcBorders>
-              <w:bottom w:val="single" w:sz="8" w:space="0" w:color="000000"/>
-              <w:top w:val="none" w:sz="0" w:space="0" w:color="000000"/>
-              <w:left w:val="none" w:sz="0" w:space="0" w:color="000000"/>
-              <w:right w:val="none" w:sz="0" w:space="0" w:color="000000"/>
-            </w:tcBorders>
-            <w:shd w:val="clear" w:color="auto" w:fill="FFFFFF"/>
-            <w:tcMar>
-              <w:top w:w="0" w:type="dxa"/>
-              <w:bottom w:w="0" w:type="dxa"/>
-              <w:left w:w="0" w:type="dxa"/>
-              <w:right w:w="0" w:type="dxa"/>
-            </w:tcMar>
-            <w:vAlign w:val="top"/>
-          </w:tcPr>
-          <w:p>
-            <w:pPr>
-              <w:pStyle w:val="Normal"/>
-              <w:jc w:val="center"/>
-              <w:pBdr>
-                <w:bottom w:val="none" w:sz="0" w:space="0" w:color="000000"/>
-                <w:top w:val="none" w:sz="0" w:space="0" w:color="000000"/>
-                <w:left w:val="none" w:sz="0" w:space="0" w:color="000000"/>
-                <w:right w:val="none" w:sz="0" w:space="0" w:color="000000"/>
-              </w:pBdr>
-              <w:spacing w:after="100" w:before="100" w:line="240"/>
-              <w:ind w:left="100" w:right="100" w:firstLine="0" w:firstLineChars="0"/>
-              <w:rPr>
-                <w:rFonts w:ascii="Helvetica" w:hAnsi="Helvetica" w:eastAsia="Helvetica" w:cs="Helvetica"/>
-                <w:i w:val="false"/>
-                <w:b w:val="false"/>
-                <w:u w:val="none"/>
-                <w:sz w:val="22"/>
-                <w:szCs w:val="22"/>
-                <w:color w:val="000000"/>
-              </w:rPr>
-            </w:pPr>
-            <w:r>
-              <w:rPr>
-                <w:rFonts w:ascii="Helvetica" w:hAnsi="Helvetica" w:eastAsia="Helvetica" w:cs="Helvetica"/>
-                <w:i w:val="false"/>
-                <w:b w:val="false"/>
-                <w:u w:val="none"/>
-                <w:sz w:val="22"/>
-                <w:szCs w:val="22"/>
-                <w:color w:val="000000"/>
-              </w:rPr>
-              <w:t xml:space="preserve">189</w:t>
-            </w:r>
-          </w:p>
-        </w:tc>
-        <w:tc>
-          <w:tcPr>
-            <w:tcBorders>
-              <w:bottom w:val="single" w:sz="8" w:space="0" w:color="000000"/>
-              <w:top w:val="none" w:sz="0" w:space="0" w:color="000000"/>
-              <w:left w:val="none" w:sz="0" w:space="0" w:color="000000"/>
-              <w:right w:val="none" w:sz="0" w:space="0" w:color="000000"/>
-            </w:tcBorders>
-            <w:shd w:val="clear" w:color="auto" w:fill="FFFFFF"/>
-            <w:tcMar>
-              <w:top w:w="0" w:type="dxa"/>
-              <w:bottom w:w="0" w:type="dxa"/>
-              <w:left w:w="0" w:type="dxa"/>
-              <w:right w:w="0" w:type="dxa"/>
-            </w:tcMar>
-            <w:vAlign w:val="top"/>
-          </w:tcPr>
-          <w:p>
-            <w:pPr>
-              <w:pStyle w:val="Normal"/>
-              <w:jc w:val="center"/>
-              <w:pBdr>
-                <w:bottom w:val="none" w:sz="0" w:space="0" w:color="000000"/>
-                <w:top w:val="none" w:sz="0" w:space="0" w:color="000000"/>
-                <w:left w:val="none" w:sz="0" w:space="0" w:color="000000"/>
-                <w:right w:val="none" w:sz="0" w:space="0" w:color="000000"/>
-              </w:pBdr>
-              <w:spacing w:after="100" w:before="100" w:line="240"/>
-              <w:ind w:left="100" w:right="100" w:firstLine="0" w:firstLineChars="0"/>
-              <w:rPr>
-                <w:rFonts w:ascii="Helvetica" w:hAnsi="Helvetica" w:eastAsia="Helvetica" w:cs="Helvetica"/>
-                <w:i w:val="false"/>
-                <w:b w:val="false"/>
-                <w:u w:val="none"/>
-                <w:sz w:val="22"/>
-                <w:szCs w:val="22"/>
-                <w:color w:val="000000"/>
-              </w:rPr>
-            </w:pPr>
-            <w:r>
-              <w:rPr>
-                <w:rFonts w:ascii="Helvetica" w:hAnsi="Helvetica" w:eastAsia="Helvetica" w:cs="Helvetica"/>
-                <w:i w:val="false"/>
-                <w:b w:val="false"/>
-                <w:u w:val="none"/>
-                <w:sz w:val="22"/>
-                <w:szCs w:val="22"/>
-                <w:color w:val="000000"/>
-              </w:rPr>
-              <w:t xml:space="preserve">0.96</w:t>
-            </w:r>
-          </w:p>
-        </w:tc>
-        <w:tc>
-          <w:tcPr>
-            <w:tcBorders>
-              <w:bottom w:val="single" w:sz="8" w:space="0" w:color="000000"/>
-              <w:top w:val="none" w:sz="0" w:space="0" w:color="000000"/>
-              <w:left w:val="none" w:sz="0" w:space="0" w:color="000000"/>
-              <w:right w:val="none" w:sz="0" w:space="0" w:color="000000"/>
-            </w:tcBorders>
-            <w:shd w:val="clear" w:color="auto" w:fill="FFFFFF"/>
-            <w:tcMar>
-              <w:top w:w="0" w:type="dxa"/>
-              <w:bottom w:w="0" w:type="dxa"/>
-              <w:left w:w="0" w:type="dxa"/>
-              <w:right w:w="0" w:type="dxa"/>
-            </w:tcMar>
-            <w:vAlign w:val="top"/>
-          </w:tcPr>
-          <w:p>
-            <w:pPr>
-              <w:pStyle w:val="Normal"/>
-              <w:jc w:val="center"/>
-              <w:pBdr>
-                <w:bottom w:val="none" w:sz="0" w:space="0" w:color="000000"/>
-                <w:top w:val="none" w:sz="0" w:space="0" w:color="000000"/>
-                <w:left w:val="none" w:sz="0" w:space="0" w:color="000000"/>
-                <w:right w:val="none" w:sz="0" w:space="0" w:color="000000"/>
-              </w:pBdr>
-              <w:spacing w:after="100" w:before="100" w:line="240"/>
-              <w:ind w:left="100" w:right="100" w:firstLine="0" w:firstLineChars="0"/>
-              <w:rPr>
-                <w:rFonts w:ascii="Helvetica" w:hAnsi="Helvetica" w:eastAsia="Helvetica" w:cs="Helvetica"/>
-                <w:i w:val="false"/>
-                <w:b w:val="false"/>
-                <w:u w:val="none"/>
-                <w:sz w:val="22"/>
-                <w:szCs w:val="22"/>
-                <w:color w:val="000000"/>
-              </w:rPr>
-            </w:pPr>
-            <w:r>
-              <w:rPr>
-                <w:rFonts w:ascii="Helvetica" w:hAnsi="Helvetica" w:eastAsia="Helvetica" w:cs="Helvetica"/>
-                <w:i w:val="false"/>
-                <w:b w:val="false"/>
-                <w:u w:val="none"/>
-                <w:sz w:val="22"/>
-                <w:szCs w:val="22"/>
-                <w:color w:val="000000"/>
-              </w:rPr>
-              <w:t xml:space="preserve">0.92, 1.0</w:t>
-            </w:r>
-          </w:p>
-        </w:tc>
-        <w:tc>
-          <w:tcPr>
-            <w:tcBorders>
-              <w:bottom w:val="single" w:sz="8" w:space="0" w:color="000000"/>
-              <w:top w:val="none" w:sz="0" w:space="0" w:color="000000"/>
-              <w:left w:val="none" w:sz="0" w:space="0" w:color="000000"/>
-              <w:right w:val="none" w:sz="0" w:space="0" w:color="000000"/>
-            </w:tcBorders>
-            <w:shd w:val="clear" w:color="auto" w:fill="FFFFFF"/>
-            <w:tcMar>
-              <w:top w:w="0" w:type="dxa"/>
-              <w:bottom w:w="0" w:type="dxa"/>
-              <w:left w:w="0" w:type="dxa"/>
-              <w:right w:w="0" w:type="dxa"/>
-            </w:tcMar>
-            <w:vAlign w:val="top"/>
-          </w:tcPr>
-          <w:p>
-            <w:pPr>
-              <w:pStyle w:val="Normal"/>
-              <w:jc w:val="center"/>
-              <w:pBdr>
-                <w:bottom w:val="none" w:sz="0" w:space="0" w:color="000000"/>
-                <w:top w:val="none" w:sz="0" w:space="0" w:color="000000"/>
-                <w:left w:val="none" w:sz="0" w:space="0" w:color="000000"/>
-                <w:right w:val="none" w:sz="0" w:space="0" w:color="000000"/>
-              </w:pBdr>
-              <w:spacing w:after="100" w:before="100" w:line="240"/>
-              <w:ind w:left="100" w:right="100" w:firstLine="0" w:firstLineChars="0"/>
-              <w:rPr>
-                <w:rFonts w:ascii="Helvetica" w:hAnsi="Helvetica" w:eastAsia="Helvetica" w:cs="Helvetica"/>
-                <w:i w:val="false"/>
-                <w:b w:val="false"/>
-                <w:u w:val="none"/>
-                <w:sz w:val="22"/>
-                <w:szCs w:val="22"/>
-                <w:color w:val="000000"/>
-              </w:rPr>
-            </w:pPr>
-            <w:r>
-              <w:rPr>
-                <w:rFonts w:ascii="Helvetica" w:hAnsi="Helvetica" w:eastAsia="Helvetica" w:cs="Helvetica"/>
-                <w:i w:val="false"/>
-                <w:b w:val="false"/>
-                <w:u w:val="none"/>
-                <w:sz w:val="22"/>
-                <w:szCs w:val="22"/>
-                <w:color w:val="000000"/>
-              </w:rPr>
-              <w:t xml:space="preserve">0.025</w:t>
+              <w:t xml:space="preserve">0.012</w:t>
             </w:r>
           </w:p>
         </w:tc>

--- a/docs/tables/carbo/sec6_ckd_composite.docx
+++ b/docs/tables/carbo/sec6_ckd_composite.docx
@@ -1103,7 +1103,7 @@
                 <w:szCs w:val="22"/>
                 <w:color w:val="000000"/>
               </w:rPr>
-              <w:t xml:space="preserve">1.41</w:t>
+              <w:t xml:space="preserve">1.24</w:t>
             </w:r>
           </w:p>
         </w:tc>
@@ -1156,7 +1156,7 @@
                 <w:szCs w:val="22"/>
                 <w:color w:val="000000"/>
               </w:rPr>
-              <w:t xml:space="preserve">1.03, 1.95</w:t>
+              <w:t xml:space="preserve">0.90, 1.72</w:t>
             </w:r>
           </w:p>
         </w:tc>
@@ -1209,7 +1209,7 @@
                 <w:szCs w:val="22"/>
                 <w:color w:val="000000"/>
               </w:rPr>
-              <w:t xml:space="preserve">0.034</w:t>
+              <w:t xml:space="preserve">0.190</w:t>
             </w:r>
           </w:p>
         </w:tc>
@@ -1586,113 +1586,113 @@
                 <w:szCs w:val="22"/>
                 <w:color w:val="000000"/>
               </w:rPr>
-              <w:t xml:space="preserve">0.97</w:t>
-            </w:r>
-          </w:p>
-        </w:tc>
-        <w:tc>
-          <w:tcPr>
-            <w:tcBorders>
-              <w:bottom w:val="none" w:sz="0" w:space="0" w:color="000000"/>
-              <w:top w:val="none" w:sz="0" w:space="0" w:color="000000"/>
-              <w:left w:val="none" w:sz="0" w:space="0" w:color="000000"/>
-              <w:right w:val="none" w:sz="0" w:space="0" w:color="000000"/>
-            </w:tcBorders>
-            <w:shd w:val="clear" w:color="auto" w:fill="FFFFFF"/>
-            <w:tcMar>
-              <w:top w:w="0" w:type="dxa"/>
-              <w:bottom w:w="0" w:type="dxa"/>
-              <w:left w:w="0" w:type="dxa"/>
-              <w:right w:w="0" w:type="dxa"/>
-            </w:tcMar>
-            <w:vAlign w:val="top"/>
-          </w:tcPr>
-          <w:p>
-            <w:pPr>
-              <w:pStyle w:val="Normal"/>
-              <w:jc w:val="center"/>
-              <w:pBdr>
-                <w:bottom w:val="none" w:sz="0" w:space="0" w:color="000000"/>
-                <w:top w:val="none" w:sz="0" w:space="0" w:color="000000"/>
-                <w:left w:val="none" w:sz="0" w:space="0" w:color="000000"/>
-                <w:right w:val="none" w:sz="0" w:space="0" w:color="000000"/>
-              </w:pBdr>
-              <w:spacing w:after="100" w:before="100" w:line="240"/>
-              <w:ind w:left="100" w:right="100" w:firstLine="0" w:firstLineChars="0"/>
-              <w:rPr>
-                <w:rFonts w:ascii="Helvetica" w:hAnsi="Helvetica" w:eastAsia="Helvetica" w:cs="Helvetica"/>
-                <w:i w:val="false"/>
-                <w:b w:val="false"/>
-                <w:u w:val="none"/>
-                <w:sz w:val="22"/>
-                <w:szCs w:val="22"/>
-                <w:color w:val="000000"/>
-              </w:rPr>
-            </w:pPr>
-            <w:r>
-              <w:rPr>
-                <w:rFonts w:ascii="Helvetica" w:hAnsi="Helvetica" w:eastAsia="Helvetica" w:cs="Helvetica"/>
-                <w:i w:val="false"/>
-                <w:b w:val="false"/>
-                <w:u w:val="none"/>
-                <w:sz w:val="22"/>
-                <w:szCs w:val="22"/>
-                <w:color w:val="000000"/>
-              </w:rPr>
-              <w:t xml:space="preserve">0.89, 1.06</w:t>
-            </w:r>
-          </w:p>
-        </w:tc>
-        <w:tc>
-          <w:tcPr>
-            <w:tcBorders>
-              <w:bottom w:val="none" w:sz="0" w:space="0" w:color="000000"/>
-              <w:top w:val="none" w:sz="0" w:space="0" w:color="000000"/>
-              <w:left w:val="none" w:sz="0" w:space="0" w:color="000000"/>
-              <w:right w:val="none" w:sz="0" w:space="0" w:color="000000"/>
-            </w:tcBorders>
-            <w:shd w:val="clear" w:color="auto" w:fill="FFFFFF"/>
-            <w:tcMar>
-              <w:top w:w="0" w:type="dxa"/>
-              <w:bottom w:w="0" w:type="dxa"/>
-              <w:left w:w="0" w:type="dxa"/>
-              <w:right w:w="0" w:type="dxa"/>
-            </w:tcMar>
-            <w:vAlign w:val="top"/>
-          </w:tcPr>
-          <w:p>
-            <w:pPr>
-              <w:pStyle w:val="Normal"/>
-              <w:jc w:val="center"/>
-              <w:pBdr>
-                <w:bottom w:val="none" w:sz="0" w:space="0" w:color="000000"/>
-                <w:top w:val="none" w:sz="0" w:space="0" w:color="000000"/>
-                <w:left w:val="none" w:sz="0" w:space="0" w:color="000000"/>
-                <w:right w:val="none" w:sz="0" w:space="0" w:color="000000"/>
-              </w:pBdr>
-              <w:spacing w:after="100" w:before="100" w:line="240"/>
-              <w:ind w:left="100" w:right="100" w:firstLine="0" w:firstLineChars="0"/>
-              <w:rPr>
-                <w:rFonts w:ascii="Helvetica" w:hAnsi="Helvetica" w:eastAsia="Helvetica" w:cs="Helvetica"/>
-                <w:i w:val="false"/>
-                <w:b w:val="false"/>
-                <w:u w:val="none"/>
-                <w:sz w:val="22"/>
-                <w:szCs w:val="22"/>
-                <w:color w:val="000000"/>
-              </w:rPr>
-            </w:pPr>
-            <w:r>
-              <w:rPr>
-                <w:rFonts w:ascii="Helvetica" w:hAnsi="Helvetica" w:eastAsia="Helvetica" w:cs="Helvetica"/>
-                <w:i w:val="false"/>
-                <w:b w:val="false"/>
-                <w:u w:val="none"/>
-                <w:sz w:val="22"/>
-                <w:szCs w:val="22"/>
-                <w:color w:val="000000"/>
-              </w:rPr>
-              <w:t xml:space="preserve">0.480</w:t>
+              <w:t xml:space="preserve">1.00</w:t>
+            </w:r>
+          </w:p>
+        </w:tc>
+        <w:tc>
+          <w:tcPr>
+            <w:tcBorders>
+              <w:bottom w:val="none" w:sz="0" w:space="0" w:color="000000"/>
+              <w:top w:val="none" w:sz="0" w:space="0" w:color="000000"/>
+              <w:left w:val="none" w:sz="0" w:space="0" w:color="000000"/>
+              <w:right w:val="none" w:sz="0" w:space="0" w:color="000000"/>
+            </w:tcBorders>
+            <w:shd w:val="clear" w:color="auto" w:fill="FFFFFF"/>
+            <w:tcMar>
+              <w:top w:w="0" w:type="dxa"/>
+              <w:bottom w:w="0" w:type="dxa"/>
+              <w:left w:w="0" w:type="dxa"/>
+              <w:right w:w="0" w:type="dxa"/>
+            </w:tcMar>
+            <w:vAlign w:val="top"/>
+          </w:tcPr>
+          <w:p>
+            <w:pPr>
+              <w:pStyle w:val="Normal"/>
+              <w:jc w:val="center"/>
+              <w:pBdr>
+                <w:bottom w:val="none" w:sz="0" w:space="0" w:color="000000"/>
+                <w:top w:val="none" w:sz="0" w:space="0" w:color="000000"/>
+                <w:left w:val="none" w:sz="0" w:space="0" w:color="000000"/>
+                <w:right w:val="none" w:sz="0" w:space="0" w:color="000000"/>
+              </w:pBdr>
+              <w:spacing w:after="100" w:before="100" w:line="240"/>
+              <w:ind w:left="100" w:right="100" w:firstLine="0" w:firstLineChars="0"/>
+              <w:rPr>
+                <w:rFonts w:ascii="Helvetica" w:hAnsi="Helvetica" w:eastAsia="Helvetica" w:cs="Helvetica"/>
+                <w:i w:val="false"/>
+                <w:b w:val="false"/>
+                <w:u w:val="none"/>
+                <w:sz w:val="22"/>
+                <w:szCs w:val="22"/>
+                <w:color w:val="000000"/>
+              </w:rPr>
+            </w:pPr>
+            <w:r>
+              <w:rPr>
+                <w:rFonts w:ascii="Helvetica" w:hAnsi="Helvetica" w:eastAsia="Helvetica" w:cs="Helvetica"/>
+                <w:i w:val="false"/>
+                <w:b w:val="false"/>
+                <w:u w:val="none"/>
+                <w:sz w:val="22"/>
+                <w:szCs w:val="22"/>
+                <w:color w:val="000000"/>
+              </w:rPr>
+              <w:t xml:space="preserve">0.92, 1.08</w:t>
+            </w:r>
+          </w:p>
+        </w:tc>
+        <w:tc>
+          <w:tcPr>
+            <w:tcBorders>
+              <w:bottom w:val="none" w:sz="0" w:space="0" w:color="000000"/>
+              <w:top w:val="none" w:sz="0" w:space="0" w:color="000000"/>
+              <w:left w:val="none" w:sz="0" w:space="0" w:color="000000"/>
+              <w:right w:val="none" w:sz="0" w:space="0" w:color="000000"/>
+            </w:tcBorders>
+            <w:shd w:val="clear" w:color="auto" w:fill="FFFFFF"/>
+            <w:tcMar>
+              <w:top w:w="0" w:type="dxa"/>
+              <w:bottom w:w="0" w:type="dxa"/>
+              <w:left w:w="0" w:type="dxa"/>
+              <w:right w:w="0" w:type="dxa"/>
+            </w:tcMar>
+            <w:vAlign w:val="top"/>
+          </w:tcPr>
+          <w:p>
+            <w:pPr>
+              <w:pStyle w:val="Normal"/>
+              <w:jc w:val="center"/>
+              <w:pBdr>
+                <w:bottom w:val="none" w:sz="0" w:space="0" w:color="000000"/>
+                <w:top w:val="none" w:sz="0" w:space="0" w:color="000000"/>
+                <w:left w:val="none" w:sz="0" w:space="0" w:color="000000"/>
+                <w:right w:val="none" w:sz="0" w:space="0" w:color="000000"/>
+              </w:pBdr>
+              <w:spacing w:after="100" w:before="100" w:line="240"/>
+              <w:ind w:left="100" w:right="100" w:firstLine="0" w:firstLineChars="0"/>
+              <w:rPr>
+                <w:rFonts w:ascii="Helvetica" w:hAnsi="Helvetica" w:eastAsia="Helvetica" w:cs="Helvetica"/>
+                <w:i w:val="false"/>
+                <w:b w:val="false"/>
+                <w:u w:val="none"/>
+                <w:sz w:val="22"/>
+                <w:szCs w:val="22"/>
+                <w:color w:val="000000"/>
+              </w:rPr>
+            </w:pPr>
+            <w:r>
+              <w:rPr>
+                <w:rFonts w:ascii="Helvetica" w:hAnsi="Helvetica" w:eastAsia="Helvetica" w:cs="Helvetica"/>
+                <w:i w:val="false"/>
+                <w:b w:val="false"/>
+                <w:u w:val="none"/>
+                <w:sz w:val="22"/>
+                <w:szCs w:val="22"/>
+                <w:color w:val="000000"/>
+              </w:rPr>
+              <w:t xml:space="preserve">0.970</w:t>
             </w:r>
           </w:p>
         </w:tc>
@@ -3035,113 +3035,113 @@
                 <w:szCs w:val="22"/>
                 <w:color w:val="000000"/>
               </w:rPr>
-              <w:t xml:space="preserve">10.7</w:t>
-            </w:r>
-          </w:p>
-        </w:tc>
-        <w:tc>
-          <w:tcPr>
-            <w:tcBorders>
-              <w:bottom w:val="none" w:sz="0" w:space="0" w:color="000000"/>
-              <w:top w:val="none" w:sz="0" w:space="0" w:color="000000"/>
-              <w:left w:val="none" w:sz="0" w:space="0" w:color="000000"/>
-              <w:right w:val="none" w:sz="0" w:space="0" w:color="000000"/>
-            </w:tcBorders>
-            <w:shd w:val="clear" w:color="auto" w:fill="FFFFFF"/>
-            <w:tcMar>
-              <w:top w:w="0" w:type="dxa"/>
-              <w:bottom w:w="0" w:type="dxa"/>
-              <w:left w:w="0" w:type="dxa"/>
-              <w:right w:w="0" w:type="dxa"/>
-            </w:tcMar>
-            <w:vAlign w:val="top"/>
-          </w:tcPr>
-          <w:p>
-            <w:pPr>
-              <w:pStyle w:val="Normal"/>
-              <w:jc w:val="center"/>
-              <w:pBdr>
-                <w:bottom w:val="none" w:sz="0" w:space="0" w:color="000000"/>
-                <w:top w:val="none" w:sz="0" w:space="0" w:color="000000"/>
-                <w:left w:val="none" w:sz="0" w:space="0" w:color="000000"/>
-                <w:right w:val="none" w:sz="0" w:space="0" w:color="000000"/>
-              </w:pBdr>
-              <w:spacing w:after="100" w:before="100" w:line="240"/>
-              <w:ind w:left="100" w:right="100" w:firstLine="0" w:firstLineChars="0"/>
-              <w:rPr>
-                <w:rFonts w:ascii="Helvetica" w:hAnsi="Helvetica" w:eastAsia="Helvetica" w:cs="Helvetica"/>
-                <w:i w:val="false"/>
-                <w:b w:val="false"/>
-                <w:u w:val="none"/>
-                <w:sz w:val="22"/>
-                <w:szCs w:val="22"/>
-                <w:color w:val="000000"/>
-              </w:rPr>
-            </w:pPr>
-            <w:r>
-              <w:rPr>
-                <w:rFonts w:ascii="Helvetica" w:hAnsi="Helvetica" w:eastAsia="Helvetica" w:cs="Helvetica"/>
-                <w:i w:val="false"/>
-                <w:b w:val="false"/>
-                <w:u w:val="none"/>
-                <w:sz w:val="22"/>
-                <w:szCs w:val="22"/>
-                <w:color w:val="000000"/>
-              </w:rPr>
-              <w:t xml:space="preserve">0.48, 236</w:t>
-            </w:r>
-          </w:p>
-        </w:tc>
-        <w:tc>
-          <w:tcPr>
-            <w:tcBorders>
-              <w:bottom w:val="none" w:sz="0" w:space="0" w:color="000000"/>
-              <w:top w:val="none" w:sz="0" w:space="0" w:color="000000"/>
-              <w:left w:val="none" w:sz="0" w:space="0" w:color="000000"/>
-              <w:right w:val="none" w:sz="0" w:space="0" w:color="000000"/>
-            </w:tcBorders>
-            <w:shd w:val="clear" w:color="auto" w:fill="FFFFFF"/>
-            <w:tcMar>
-              <w:top w:w="0" w:type="dxa"/>
-              <w:bottom w:w="0" w:type="dxa"/>
-              <w:left w:w="0" w:type="dxa"/>
-              <w:right w:w="0" w:type="dxa"/>
-            </w:tcMar>
-            <w:vAlign w:val="top"/>
-          </w:tcPr>
-          <w:p>
-            <w:pPr>
-              <w:pStyle w:val="Normal"/>
-              <w:jc w:val="center"/>
-              <w:pBdr>
-                <w:bottom w:val="none" w:sz="0" w:space="0" w:color="000000"/>
-                <w:top w:val="none" w:sz="0" w:space="0" w:color="000000"/>
-                <w:left w:val="none" w:sz="0" w:space="0" w:color="000000"/>
-                <w:right w:val="none" w:sz="0" w:space="0" w:color="000000"/>
-              </w:pBdr>
-              <w:spacing w:after="100" w:before="100" w:line="240"/>
-              <w:ind w:left="100" w:right="100" w:firstLine="0" w:firstLineChars="0"/>
-              <w:rPr>
-                <w:rFonts w:ascii="Helvetica" w:hAnsi="Helvetica" w:eastAsia="Helvetica" w:cs="Helvetica"/>
-                <w:i w:val="false"/>
-                <w:b w:val="false"/>
-                <w:u w:val="none"/>
-                <w:sz w:val="22"/>
-                <w:szCs w:val="22"/>
-                <w:color w:val="000000"/>
-              </w:rPr>
-            </w:pPr>
-            <w:r>
-              <w:rPr>
-                <w:rFonts w:ascii="Helvetica" w:hAnsi="Helvetica" w:eastAsia="Helvetica" w:cs="Helvetica"/>
-                <w:i w:val="false"/>
-                <w:b w:val="false"/>
-                <w:u w:val="none"/>
-                <w:sz w:val="22"/>
-                <w:szCs w:val="22"/>
-                <w:color w:val="000000"/>
-              </w:rPr>
-              <w:t xml:space="preserve">0.130</w:t>
+              <w:t xml:space="preserve">5.61</w:t>
+            </w:r>
+          </w:p>
+        </w:tc>
+        <w:tc>
+          <w:tcPr>
+            <w:tcBorders>
+              <w:bottom w:val="none" w:sz="0" w:space="0" w:color="000000"/>
+              <w:top w:val="none" w:sz="0" w:space="0" w:color="000000"/>
+              <w:left w:val="none" w:sz="0" w:space="0" w:color="000000"/>
+              <w:right w:val="none" w:sz="0" w:space="0" w:color="000000"/>
+            </w:tcBorders>
+            <w:shd w:val="clear" w:color="auto" w:fill="FFFFFF"/>
+            <w:tcMar>
+              <w:top w:w="0" w:type="dxa"/>
+              <w:bottom w:w="0" w:type="dxa"/>
+              <w:left w:w="0" w:type="dxa"/>
+              <w:right w:w="0" w:type="dxa"/>
+            </w:tcMar>
+            <w:vAlign w:val="top"/>
+          </w:tcPr>
+          <w:p>
+            <w:pPr>
+              <w:pStyle w:val="Normal"/>
+              <w:jc w:val="center"/>
+              <w:pBdr>
+                <w:bottom w:val="none" w:sz="0" w:space="0" w:color="000000"/>
+                <w:top w:val="none" w:sz="0" w:space="0" w:color="000000"/>
+                <w:left w:val="none" w:sz="0" w:space="0" w:color="000000"/>
+                <w:right w:val="none" w:sz="0" w:space="0" w:color="000000"/>
+              </w:pBdr>
+              <w:spacing w:after="100" w:before="100" w:line="240"/>
+              <w:ind w:left="100" w:right="100" w:firstLine="0" w:firstLineChars="0"/>
+              <w:rPr>
+                <w:rFonts w:ascii="Helvetica" w:hAnsi="Helvetica" w:eastAsia="Helvetica" w:cs="Helvetica"/>
+                <w:i w:val="false"/>
+                <w:b w:val="false"/>
+                <w:u w:val="none"/>
+                <w:sz w:val="22"/>
+                <w:szCs w:val="22"/>
+                <w:color w:val="000000"/>
+              </w:rPr>
+            </w:pPr>
+            <w:r>
+              <w:rPr>
+                <w:rFonts w:ascii="Helvetica" w:hAnsi="Helvetica" w:eastAsia="Helvetica" w:cs="Helvetica"/>
+                <w:i w:val="false"/>
+                <w:b w:val="false"/>
+                <w:u w:val="none"/>
+                <w:sz w:val="22"/>
+                <w:szCs w:val="22"/>
+                <w:color w:val="000000"/>
+              </w:rPr>
+              <w:t xml:space="preserve">0.21, 153</w:t>
+            </w:r>
+          </w:p>
+        </w:tc>
+        <w:tc>
+          <w:tcPr>
+            <w:tcBorders>
+              <w:bottom w:val="none" w:sz="0" w:space="0" w:color="000000"/>
+              <w:top w:val="none" w:sz="0" w:space="0" w:color="000000"/>
+              <w:left w:val="none" w:sz="0" w:space="0" w:color="000000"/>
+              <w:right w:val="none" w:sz="0" w:space="0" w:color="000000"/>
+            </w:tcBorders>
+            <w:shd w:val="clear" w:color="auto" w:fill="FFFFFF"/>
+            <w:tcMar>
+              <w:top w:w="0" w:type="dxa"/>
+              <w:bottom w:w="0" w:type="dxa"/>
+              <w:left w:w="0" w:type="dxa"/>
+              <w:right w:w="0" w:type="dxa"/>
+            </w:tcMar>
+            <w:vAlign w:val="top"/>
+          </w:tcPr>
+          <w:p>
+            <w:pPr>
+              <w:pStyle w:val="Normal"/>
+              <w:jc w:val="center"/>
+              <w:pBdr>
+                <w:bottom w:val="none" w:sz="0" w:space="0" w:color="000000"/>
+                <w:top w:val="none" w:sz="0" w:space="0" w:color="000000"/>
+                <w:left w:val="none" w:sz="0" w:space="0" w:color="000000"/>
+                <w:right w:val="none" w:sz="0" w:space="0" w:color="000000"/>
+              </w:pBdr>
+              <w:spacing w:after="100" w:before="100" w:line="240"/>
+              <w:ind w:left="100" w:right="100" w:firstLine="0" w:firstLineChars="0"/>
+              <w:rPr>
+                <w:rFonts w:ascii="Helvetica" w:hAnsi="Helvetica" w:eastAsia="Helvetica" w:cs="Helvetica"/>
+                <w:i w:val="false"/>
+                <w:b w:val="false"/>
+                <w:u w:val="none"/>
+                <w:sz w:val="22"/>
+                <w:szCs w:val="22"/>
+                <w:color w:val="000000"/>
+              </w:rPr>
+            </w:pPr>
+            <w:r>
+              <w:rPr>
+                <w:rFonts w:ascii="Helvetica" w:hAnsi="Helvetica" w:eastAsia="Helvetica" w:cs="Helvetica"/>
+                <w:i w:val="false"/>
+                <w:b w:val="false"/>
+                <w:u w:val="none"/>
+                <w:sz w:val="22"/>
+                <w:szCs w:val="22"/>
+                <w:color w:val="000000"/>
+              </w:rPr>
+              <w:t xml:space="preserve">0.310</w:t>
             </w:r>
           </w:p>
         </w:tc>
@@ -3518,113 +3518,113 @@
                 <w:szCs w:val="22"/>
                 <w:color w:val="000000"/>
               </w:rPr>
-              <w:t xml:space="preserve">1.06</w:t>
-            </w:r>
-          </w:p>
-        </w:tc>
-        <w:tc>
-          <w:tcPr>
-            <w:tcBorders>
-              <w:bottom w:val="none" w:sz="0" w:space="0" w:color="000000"/>
-              <w:top w:val="none" w:sz="0" w:space="0" w:color="000000"/>
-              <w:left w:val="none" w:sz="0" w:space="0" w:color="000000"/>
-              <w:right w:val="none" w:sz="0" w:space="0" w:color="000000"/>
-            </w:tcBorders>
-            <w:shd w:val="clear" w:color="auto" w:fill="FFFFFF"/>
-            <w:tcMar>
-              <w:top w:w="0" w:type="dxa"/>
-              <w:bottom w:w="0" w:type="dxa"/>
-              <w:left w:w="0" w:type="dxa"/>
-              <w:right w:w="0" w:type="dxa"/>
-            </w:tcMar>
-            <w:vAlign w:val="top"/>
-          </w:tcPr>
-          <w:p>
-            <w:pPr>
-              <w:pStyle w:val="Normal"/>
-              <w:jc w:val="center"/>
-              <w:pBdr>
-                <w:bottom w:val="none" w:sz="0" w:space="0" w:color="000000"/>
-                <w:top w:val="none" w:sz="0" w:space="0" w:color="000000"/>
-                <w:left w:val="none" w:sz="0" w:space="0" w:color="000000"/>
-                <w:right w:val="none" w:sz="0" w:space="0" w:color="000000"/>
-              </w:pBdr>
-              <w:spacing w:after="100" w:before="100" w:line="240"/>
-              <w:ind w:left="100" w:right="100" w:firstLine="0" w:firstLineChars="0"/>
-              <w:rPr>
-                <w:rFonts w:ascii="Helvetica" w:hAnsi="Helvetica" w:eastAsia="Helvetica" w:cs="Helvetica"/>
-                <w:i w:val="false"/>
-                <w:b w:val="false"/>
-                <w:u w:val="none"/>
-                <w:sz w:val="22"/>
-                <w:szCs w:val="22"/>
-                <w:color w:val="000000"/>
-              </w:rPr>
-            </w:pPr>
-            <w:r>
-              <w:rPr>
-                <w:rFonts w:ascii="Helvetica" w:hAnsi="Helvetica" w:eastAsia="Helvetica" w:cs="Helvetica"/>
-                <w:i w:val="false"/>
-                <w:b w:val="false"/>
-                <w:u w:val="none"/>
-                <w:sz w:val="22"/>
-                <w:szCs w:val="22"/>
-                <w:color w:val="000000"/>
-              </w:rPr>
-              <w:t xml:space="preserve">0.79, 1.43</w:t>
-            </w:r>
-          </w:p>
-        </w:tc>
-        <w:tc>
-          <w:tcPr>
-            <w:tcBorders>
-              <w:bottom w:val="none" w:sz="0" w:space="0" w:color="000000"/>
-              <w:top w:val="none" w:sz="0" w:space="0" w:color="000000"/>
-              <w:left w:val="none" w:sz="0" w:space="0" w:color="000000"/>
-              <w:right w:val="none" w:sz="0" w:space="0" w:color="000000"/>
-            </w:tcBorders>
-            <w:shd w:val="clear" w:color="auto" w:fill="FFFFFF"/>
-            <w:tcMar>
-              <w:top w:w="0" w:type="dxa"/>
-              <w:bottom w:w="0" w:type="dxa"/>
-              <w:left w:w="0" w:type="dxa"/>
-              <w:right w:w="0" w:type="dxa"/>
-            </w:tcMar>
-            <w:vAlign w:val="top"/>
-          </w:tcPr>
-          <w:p>
-            <w:pPr>
-              <w:pStyle w:val="Normal"/>
-              <w:jc w:val="center"/>
-              <w:pBdr>
-                <w:bottom w:val="none" w:sz="0" w:space="0" w:color="000000"/>
-                <w:top w:val="none" w:sz="0" w:space="0" w:color="000000"/>
-                <w:left w:val="none" w:sz="0" w:space="0" w:color="000000"/>
-                <w:right w:val="none" w:sz="0" w:space="0" w:color="000000"/>
-              </w:pBdr>
-              <w:spacing w:after="100" w:before="100" w:line="240"/>
-              <w:ind w:left="100" w:right="100" w:firstLine="0" w:firstLineChars="0"/>
-              <w:rPr>
-                <w:rFonts w:ascii="Helvetica" w:hAnsi="Helvetica" w:eastAsia="Helvetica" w:cs="Helvetica"/>
-                <w:i w:val="false"/>
-                <w:b w:val="false"/>
-                <w:u w:val="none"/>
-                <w:sz w:val="22"/>
-                <w:szCs w:val="22"/>
-                <w:color w:val="000000"/>
-              </w:rPr>
-            </w:pPr>
-            <w:r>
-              <w:rPr>
-                <w:rFonts w:ascii="Helvetica" w:hAnsi="Helvetica" w:eastAsia="Helvetica" w:cs="Helvetica"/>
-                <w:i w:val="false"/>
-                <w:b w:val="false"/>
-                <w:u w:val="none"/>
-                <w:sz w:val="22"/>
-                <w:szCs w:val="22"/>
-                <w:color w:val="000000"/>
-              </w:rPr>
-              <w:t xml:space="preserve">0.680</w:t>
+              <w:t xml:space="preserve">1.02</w:t>
+            </w:r>
+          </w:p>
+        </w:tc>
+        <w:tc>
+          <w:tcPr>
+            <w:tcBorders>
+              <w:bottom w:val="none" w:sz="0" w:space="0" w:color="000000"/>
+              <w:top w:val="none" w:sz="0" w:space="0" w:color="000000"/>
+              <w:left w:val="none" w:sz="0" w:space="0" w:color="000000"/>
+              <w:right w:val="none" w:sz="0" w:space="0" w:color="000000"/>
+            </w:tcBorders>
+            <w:shd w:val="clear" w:color="auto" w:fill="FFFFFF"/>
+            <w:tcMar>
+              <w:top w:w="0" w:type="dxa"/>
+              <w:bottom w:w="0" w:type="dxa"/>
+              <w:left w:w="0" w:type="dxa"/>
+              <w:right w:w="0" w:type="dxa"/>
+            </w:tcMar>
+            <w:vAlign w:val="top"/>
+          </w:tcPr>
+          <w:p>
+            <w:pPr>
+              <w:pStyle w:val="Normal"/>
+              <w:jc w:val="center"/>
+              <w:pBdr>
+                <w:bottom w:val="none" w:sz="0" w:space="0" w:color="000000"/>
+                <w:top w:val="none" w:sz="0" w:space="0" w:color="000000"/>
+                <w:left w:val="none" w:sz="0" w:space="0" w:color="000000"/>
+                <w:right w:val="none" w:sz="0" w:space="0" w:color="000000"/>
+              </w:pBdr>
+              <w:spacing w:after="100" w:before="100" w:line="240"/>
+              <w:ind w:left="100" w:right="100" w:firstLine="0" w:firstLineChars="0"/>
+              <w:rPr>
+                <w:rFonts w:ascii="Helvetica" w:hAnsi="Helvetica" w:eastAsia="Helvetica" w:cs="Helvetica"/>
+                <w:i w:val="false"/>
+                <w:b w:val="false"/>
+                <w:u w:val="none"/>
+                <w:sz w:val="22"/>
+                <w:szCs w:val="22"/>
+                <w:color w:val="000000"/>
+              </w:rPr>
+            </w:pPr>
+            <w:r>
+              <w:rPr>
+                <w:rFonts w:ascii="Helvetica" w:hAnsi="Helvetica" w:eastAsia="Helvetica" w:cs="Helvetica"/>
+                <w:i w:val="false"/>
+                <w:b w:val="false"/>
+                <w:u w:val="none"/>
+                <w:sz w:val="22"/>
+                <w:szCs w:val="22"/>
+                <w:color w:val="000000"/>
+              </w:rPr>
+              <w:t xml:space="preserve">0.76, 1.38</w:t>
+            </w:r>
+          </w:p>
+        </w:tc>
+        <w:tc>
+          <w:tcPr>
+            <w:tcBorders>
+              <w:bottom w:val="none" w:sz="0" w:space="0" w:color="000000"/>
+              <w:top w:val="none" w:sz="0" w:space="0" w:color="000000"/>
+              <w:left w:val="none" w:sz="0" w:space="0" w:color="000000"/>
+              <w:right w:val="none" w:sz="0" w:space="0" w:color="000000"/>
+            </w:tcBorders>
+            <w:shd w:val="clear" w:color="auto" w:fill="FFFFFF"/>
+            <w:tcMar>
+              <w:top w:w="0" w:type="dxa"/>
+              <w:bottom w:w="0" w:type="dxa"/>
+              <w:left w:w="0" w:type="dxa"/>
+              <w:right w:w="0" w:type="dxa"/>
+            </w:tcMar>
+            <w:vAlign w:val="top"/>
+          </w:tcPr>
+          <w:p>
+            <w:pPr>
+              <w:pStyle w:val="Normal"/>
+              <w:jc w:val="center"/>
+              <w:pBdr>
+                <w:bottom w:val="none" w:sz="0" w:space="0" w:color="000000"/>
+                <w:top w:val="none" w:sz="0" w:space="0" w:color="000000"/>
+                <w:left w:val="none" w:sz="0" w:space="0" w:color="000000"/>
+                <w:right w:val="none" w:sz="0" w:space="0" w:color="000000"/>
+              </w:pBdr>
+              <w:spacing w:after="100" w:before="100" w:line="240"/>
+              <w:ind w:left="100" w:right="100" w:firstLine="0" w:firstLineChars="0"/>
+              <w:rPr>
+                <w:rFonts w:ascii="Helvetica" w:hAnsi="Helvetica" w:eastAsia="Helvetica" w:cs="Helvetica"/>
+                <w:i w:val="false"/>
+                <w:b w:val="false"/>
+                <w:u w:val="none"/>
+                <w:sz w:val="22"/>
+                <w:szCs w:val="22"/>
+                <w:color w:val="000000"/>
+              </w:rPr>
+            </w:pPr>
+            <w:r>
+              <w:rPr>
+                <w:rFonts w:ascii="Helvetica" w:hAnsi="Helvetica" w:eastAsia="Helvetica" w:cs="Helvetica"/>
+                <w:i w:val="false"/>
+                <w:b w:val="false"/>
+                <w:u w:val="none"/>
+                <w:sz w:val="22"/>
+                <w:szCs w:val="22"/>
+                <w:color w:val="000000"/>
+              </w:rPr>
+              <w:t xml:space="preserve">0.890</w:t>
             </w:r>
           </w:p>
         </w:tc>
@@ -4967,113 +4967,113 @@
                 <w:szCs w:val="22"/>
                 <w:color w:val="000000"/>
               </w:rPr>
-              <w:t xml:space="preserve">0.62</w:t>
-            </w:r>
-          </w:p>
-        </w:tc>
-        <w:tc>
-          <w:tcPr>
-            <w:tcBorders>
-              <w:bottom w:val="none" w:sz="0" w:space="0" w:color="000000"/>
-              <w:top w:val="none" w:sz="0" w:space="0" w:color="000000"/>
-              <w:left w:val="none" w:sz="0" w:space="0" w:color="000000"/>
-              <w:right w:val="none" w:sz="0" w:space="0" w:color="000000"/>
-            </w:tcBorders>
-            <w:shd w:val="clear" w:color="auto" w:fill="FFFFFF"/>
-            <w:tcMar>
-              <w:top w:w="0" w:type="dxa"/>
-              <w:bottom w:w="0" w:type="dxa"/>
-              <w:left w:w="0" w:type="dxa"/>
-              <w:right w:w="0" w:type="dxa"/>
-            </w:tcMar>
-            <w:vAlign w:val="top"/>
-          </w:tcPr>
-          <w:p>
-            <w:pPr>
-              <w:pStyle w:val="Normal"/>
-              <w:jc w:val="center"/>
-              <w:pBdr>
-                <w:bottom w:val="none" w:sz="0" w:space="0" w:color="000000"/>
-                <w:top w:val="none" w:sz="0" w:space="0" w:color="000000"/>
-                <w:left w:val="none" w:sz="0" w:space="0" w:color="000000"/>
-                <w:right w:val="none" w:sz="0" w:space="0" w:color="000000"/>
-              </w:pBdr>
-              <w:spacing w:after="100" w:before="100" w:line="240"/>
-              <w:ind w:left="100" w:right="100" w:firstLine="0" w:firstLineChars="0"/>
-              <w:rPr>
-                <w:rFonts w:ascii="Helvetica" w:hAnsi="Helvetica" w:eastAsia="Helvetica" w:cs="Helvetica"/>
-                <w:i w:val="false"/>
-                <w:b w:val="false"/>
-                <w:u w:val="none"/>
-                <w:sz w:val="22"/>
-                <w:szCs w:val="22"/>
-                <w:color w:val="000000"/>
-              </w:rPr>
-            </w:pPr>
-            <w:r>
-              <w:rPr>
-                <w:rFonts w:ascii="Helvetica" w:hAnsi="Helvetica" w:eastAsia="Helvetica" w:cs="Helvetica"/>
-                <w:i w:val="false"/>
-                <w:b w:val="false"/>
-                <w:u w:val="none"/>
-                <w:sz w:val="22"/>
-                <w:szCs w:val="22"/>
-                <w:color w:val="000000"/>
-              </w:rPr>
-              <w:t xml:space="preserve">0.12, 3.18</w:t>
-            </w:r>
-          </w:p>
-        </w:tc>
-        <w:tc>
-          <w:tcPr>
-            <w:tcBorders>
-              <w:bottom w:val="none" w:sz="0" w:space="0" w:color="000000"/>
-              <w:top w:val="none" w:sz="0" w:space="0" w:color="000000"/>
-              <w:left w:val="none" w:sz="0" w:space="0" w:color="000000"/>
-              <w:right w:val="none" w:sz="0" w:space="0" w:color="000000"/>
-            </w:tcBorders>
-            <w:shd w:val="clear" w:color="auto" w:fill="FFFFFF"/>
-            <w:tcMar>
-              <w:top w:w="0" w:type="dxa"/>
-              <w:bottom w:w="0" w:type="dxa"/>
-              <w:left w:w="0" w:type="dxa"/>
-              <w:right w:w="0" w:type="dxa"/>
-            </w:tcMar>
-            <w:vAlign w:val="top"/>
-          </w:tcPr>
-          <w:p>
-            <w:pPr>
-              <w:pStyle w:val="Normal"/>
-              <w:jc w:val="center"/>
-              <w:pBdr>
-                <w:bottom w:val="none" w:sz="0" w:space="0" w:color="000000"/>
-                <w:top w:val="none" w:sz="0" w:space="0" w:color="000000"/>
-                <w:left w:val="none" w:sz="0" w:space="0" w:color="000000"/>
-                <w:right w:val="none" w:sz="0" w:space="0" w:color="000000"/>
-              </w:pBdr>
-              <w:spacing w:after="100" w:before="100" w:line="240"/>
-              <w:ind w:left="100" w:right="100" w:firstLine="0" w:firstLineChars="0"/>
-              <w:rPr>
-                <w:rFonts w:ascii="Helvetica" w:hAnsi="Helvetica" w:eastAsia="Helvetica" w:cs="Helvetica"/>
-                <w:i w:val="false"/>
-                <w:b w:val="false"/>
-                <w:u w:val="none"/>
-                <w:sz w:val="22"/>
-                <w:szCs w:val="22"/>
-                <w:color w:val="000000"/>
-              </w:rPr>
-            </w:pPr>
-            <w:r>
-              <w:rPr>
-                <w:rFonts w:ascii="Helvetica" w:hAnsi="Helvetica" w:eastAsia="Helvetica" w:cs="Helvetica"/>
-                <w:i w:val="false"/>
-                <w:b w:val="false"/>
-                <w:u w:val="none"/>
-                <w:sz w:val="22"/>
-                <w:szCs w:val="22"/>
-                <w:color w:val="000000"/>
-              </w:rPr>
-              <w:t xml:space="preserve">0.570</w:t>
+              <w:t xml:space="preserve">0.48</w:t>
+            </w:r>
+          </w:p>
+        </w:tc>
+        <w:tc>
+          <w:tcPr>
+            <w:tcBorders>
+              <w:bottom w:val="none" w:sz="0" w:space="0" w:color="000000"/>
+              <w:top w:val="none" w:sz="0" w:space="0" w:color="000000"/>
+              <w:left w:val="none" w:sz="0" w:space="0" w:color="000000"/>
+              <w:right w:val="none" w:sz="0" w:space="0" w:color="000000"/>
+            </w:tcBorders>
+            <w:shd w:val="clear" w:color="auto" w:fill="FFFFFF"/>
+            <w:tcMar>
+              <w:top w:w="0" w:type="dxa"/>
+              <w:bottom w:w="0" w:type="dxa"/>
+              <w:left w:w="0" w:type="dxa"/>
+              <w:right w:w="0" w:type="dxa"/>
+            </w:tcMar>
+            <w:vAlign w:val="top"/>
+          </w:tcPr>
+          <w:p>
+            <w:pPr>
+              <w:pStyle w:val="Normal"/>
+              <w:jc w:val="center"/>
+              <w:pBdr>
+                <w:bottom w:val="none" w:sz="0" w:space="0" w:color="000000"/>
+                <w:top w:val="none" w:sz="0" w:space="0" w:color="000000"/>
+                <w:left w:val="none" w:sz="0" w:space="0" w:color="000000"/>
+                <w:right w:val="none" w:sz="0" w:space="0" w:color="000000"/>
+              </w:pBdr>
+              <w:spacing w:after="100" w:before="100" w:line="240"/>
+              <w:ind w:left="100" w:right="100" w:firstLine="0" w:firstLineChars="0"/>
+              <w:rPr>
+                <w:rFonts w:ascii="Helvetica" w:hAnsi="Helvetica" w:eastAsia="Helvetica" w:cs="Helvetica"/>
+                <w:i w:val="false"/>
+                <w:b w:val="false"/>
+                <w:u w:val="none"/>
+                <w:sz w:val="22"/>
+                <w:szCs w:val="22"/>
+                <w:color w:val="000000"/>
+              </w:rPr>
+            </w:pPr>
+            <w:r>
+              <w:rPr>
+                <w:rFonts w:ascii="Helvetica" w:hAnsi="Helvetica" w:eastAsia="Helvetica" w:cs="Helvetica"/>
+                <w:i w:val="false"/>
+                <w:b w:val="false"/>
+                <w:u w:val="none"/>
+                <w:sz w:val="22"/>
+                <w:szCs w:val="22"/>
+                <w:color w:val="000000"/>
+              </w:rPr>
+              <w:t xml:space="preserve">0.09, 2.68</w:t>
+            </w:r>
+          </w:p>
+        </w:tc>
+        <w:tc>
+          <w:tcPr>
+            <w:tcBorders>
+              <w:bottom w:val="none" w:sz="0" w:space="0" w:color="000000"/>
+              <w:top w:val="none" w:sz="0" w:space="0" w:color="000000"/>
+              <w:left w:val="none" w:sz="0" w:space="0" w:color="000000"/>
+              <w:right w:val="none" w:sz="0" w:space="0" w:color="000000"/>
+            </w:tcBorders>
+            <w:shd w:val="clear" w:color="auto" w:fill="FFFFFF"/>
+            <w:tcMar>
+              <w:top w:w="0" w:type="dxa"/>
+              <w:bottom w:w="0" w:type="dxa"/>
+              <w:left w:w="0" w:type="dxa"/>
+              <w:right w:w="0" w:type="dxa"/>
+            </w:tcMar>
+            <w:vAlign w:val="top"/>
+          </w:tcPr>
+          <w:p>
+            <w:pPr>
+              <w:pStyle w:val="Normal"/>
+              <w:jc w:val="center"/>
+              <w:pBdr>
+                <w:bottom w:val="none" w:sz="0" w:space="0" w:color="000000"/>
+                <w:top w:val="none" w:sz="0" w:space="0" w:color="000000"/>
+                <w:left w:val="none" w:sz="0" w:space="0" w:color="000000"/>
+                <w:right w:val="none" w:sz="0" w:space="0" w:color="000000"/>
+              </w:pBdr>
+              <w:spacing w:after="100" w:before="100" w:line="240"/>
+              <w:ind w:left="100" w:right="100" w:firstLine="0" w:firstLineChars="0"/>
+              <w:rPr>
+                <w:rFonts w:ascii="Helvetica" w:hAnsi="Helvetica" w:eastAsia="Helvetica" w:cs="Helvetica"/>
+                <w:i w:val="false"/>
+                <w:b w:val="false"/>
+                <w:u w:val="none"/>
+                <w:sz w:val="22"/>
+                <w:szCs w:val="22"/>
+                <w:color w:val="000000"/>
+              </w:rPr>
+            </w:pPr>
+            <w:r>
+              <w:rPr>
+                <w:rFonts w:ascii="Helvetica" w:hAnsi="Helvetica" w:eastAsia="Helvetica" w:cs="Helvetica"/>
+                <w:i w:val="false"/>
+                <w:b w:val="false"/>
+                <w:u w:val="none"/>
+                <w:sz w:val="22"/>
+                <w:szCs w:val="22"/>
+                <w:color w:val="000000"/>
+              </w:rPr>
+              <w:t xml:space="preserve">0.400</w:t>
             </w:r>
           </w:p>
         </w:tc>
@@ -6469,60 +6469,60 @@
                 <w:szCs w:val="22"/>
                 <w:color w:val="000000"/>
               </w:rPr>
-              <w:t xml:space="preserve">0.00, 0.39</w:t>
-            </w:r>
-          </w:p>
-        </w:tc>
-        <w:tc>
-          <w:tcPr>
-            <w:tcBorders>
-              <w:bottom w:val="none" w:sz="0" w:space="0" w:color="000000"/>
-              <w:top w:val="none" w:sz="0" w:space="0" w:color="000000"/>
-              <w:left w:val="none" w:sz="0" w:space="0" w:color="000000"/>
-              <w:right w:val="none" w:sz="0" w:space="0" w:color="000000"/>
-            </w:tcBorders>
-            <w:shd w:val="clear" w:color="auto" w:fill="FFFFFF"/>
-            <w:tcMar>
-              <w:top w:w="0" w:type="dxa"/>
-              <w:bottom w:w="0" w:type="dxa"/>
-              <w:left w:w="0" w:type="dxa"/>
-              <w:right w:w="0" w:type="dxa"/>
-            </w:tcMar>
-            <w:vAlign w:val="top"/>
-          </w:tcPr>
-          <w:p>
-            <w:pPr>
-              <w:pStyle w:val="Normal"/>
-              <w:jc w:val="center"/>
-              <w:pBdr>
-                <w:bottom w:val="none" w:sz="0" w:space="0" w:color="000000"/>
-                <w:top w:val="none" w:sz="0" w:space="0" w:color="000000"/>
-                <w:left w:val="none" w:sz="0" w:space="0" w:color="000000"/>
-                <w:right w:val="none" w:sz="0" w:space="0" w:color="000000"/>
-              </w:pBdr>
-              <w:spacing w:after="100" w:before="100" w:line="240"/>
-              <w:ind w:left="100" w:right="100" w:firstLine="0" w:firstLineChars="0"/>
-              <w:rPr>
-                <w:rFonts w:ascii="Helvetica" w:hAnsi="Helvetica" w:eastAsia="Helvetica" w:cs="Helvetica"/>
-                <w:i w:val="false"/>
-                <w:b w:val="false"/>
-                <w:u w:val="none"/>
-                <w:sz w:val="22"/>
-                <w:szCs w:val="22"/>
-                <w:color w:val="000000"/>
-              </w:rPr>
-            </w:pPr>
-            <w:r>
-              <w:rPr>
-                <w:rFonts w:ascii="Helvetica" w:hAnsi="Helvetica" w:eastAsia="Helvetica" w:cs="Helvetica"/>
-                <w:i w:val="false"/>
-                <w:b w:val="false"/>
-                <w:u w:val="none"/>
-                <w:sz w:val="22"/>
-                <w:szCs w:val="22"/>
-                <w:color w:val="000000"/>
-              </w:rPr>
-              <w:t xml:space="preserve">0.017</w:t>
+              <w:t xml:space="preserve">0.00, 0.29</w:t>
+            </w:r>
+          </w:p>
+        </w:tc>
+        <w:tc>
+          <w:tcPr>
+            <w:tcBorders>
+              <w:bottom w:val="none" w:sz="0" w:space="0" w:color="000000"/>
+              <w:top w:val="none" w:sz="0" w:space="0" w:color="000000"/>
+              <w:left w:val="none" w:sz="0" w:space="0" w:color="000000"/>
+              <w:right w:val="none" w:sz="0" w:space="0" w:color="000000"/>
+            </w:tcBorders>
+            <w:shd w:val="clear" w:color="auto" w:fill="FFFFFF"/>
+            <w:tcMar>
+              <w:top w:w="0" w:type="dxa"/>
+              <w:bottom w:w="0" w:type="dxa"/>
+              <w:left w:w="0" w:type="dxa"/>
+              <w:right w:w="0" w:type="dxa"/>
+            </w:tcMar>
+            <w:vAlign w:val="top"/>
+          </w:tcPr>
+          <w:p>
+            <w:pPr>
+              <w:pStyle w:val="Normal"/>
+              <w:jc w:val="center"/>
+              <w:pBdr>
+                <w:bottom w:val="none" w:sz="0" w:space="0" w:color="000000"/>
+                <w:top w:val="none" w:sz="0" w:space="0" w:color="000000"/>
+                <w:left w:val="none" w:sz="0" w:space="0" w:color="000000"/>
+                <w:right w:val="none" w:sz="0" w:space="0" w:color="000000"/>
+              </w:pBdr>
+              <w:spacing w:after="100" w:before="100" w:line="240"/>
+              <w:ind w:left="100" w:right="100" w:firstLine="0" w:firstLineChars="0"/>
+              <w:rPr>
+                <w:rFonts w:ascii="Helvetica" w:hAnsi="Helvetica" w:eastAsia="Helvetica" w:cs="Helvetica"/>
+                <w:i w:val="false"/>
+                <w:b w:val="false"/>
+                <w:u w:val="none"/>
+                <w:sz w:val="22"/>
+                <w:szCs w:val="22"/>
+                <w:color w:val="000000"/>
+              </w:rPr>
+            </w:pPr>
+            <w:r>
+              <w:rPr>
+                <w:rFonts w:ascii="Helvetica" w:hAnsi="Helvetica" w:eastAsia="Helvetica" w:cs="Helvetica"/>
+                <w:i w:val="false"/>
+                <w:b w:val="false"/>
+                <w:u w:val="none"/>
+                <w:sz w:val="22"/>
+                <w:szCs w:val="22"/>
+                <w:color w:val="000000"/>
+              </w:rPr>
+              <w:t xml:space="preserve">0.013</w:t>
             </w:r>
           </w:p>
         </w:tc>
@@ -6899,113 +6899,113 @@
                 <w:szCs w:val="22"/>
                 <w:color w:val="000000"/>
               </w:rPr>
-              <w:t xml:space="preserve">0.17</w:t>
-            </w:r>
-          </w:p>
-        </w:tc>
-        <w:tc>
-          <w:tcPr>
-            <w:tcBorders>
-              <w:bottom w:val="none" w:sz="0" w:space="0" w:color="000000"/>
-              <w:top w:val="none" w:sz="0" w:space="0" w:color="000000"/>
-              <w:left w:val="none" w:sz="0" w:space="0" w:color="000000"/>
-              <w:right w:val="none" w:sz="0" w:space="0" w:color="000000"/>
-            </w:tcBorders>
-            <w:shd w:val="clear" w:color="auto" w:fill="FFFFFF"/>
-            <w:tcMar>
-              <w:top w:w="0" w:type="dxa"/>
-              <w:bottom w:w="0" w:type="dxa"/>
-              <w:left w:w="0" w:type="dxa"/>
-              <w:right w:w="0" w:type="dxa"/>
-            </w:tcMar>
-            <w:vAlign w:val="top"/>
-          </w:tcPr>
-          <w:p>
-            <w:pPr>
-              <w:pStyle w:val="Normal"/>
-              <w:jc w:val="center"/>
-              <w:pBdr>
-                <w:bottom w:val="none" w:sz="0" w:space="0" w:color="000000"/>
-                <w:top w:val="none" w:sz="0" w:space="0" w:color="000000"/>
-                <w:left w:val="none" w:sz="0" w:space="0" w:color="000000"/>
-                <w:right w:val="none" w:sz="0" w:space="0" w:color="000000"/>
-              </w:pBdr>
-              <w:spacing w:after="100" w:before="100" w:line="240"/>
-              <w:ind w:left="100" w:right="100" w:firstLine="0" w:firstLineChars="0"/>
-              <w:rPr>
-                <w:rFonts w:ascii="Helvetica" w:hAnsi="Helvetica" w:eastAsia="Helvetica" w:cs="Helvetica"/>
-                <w:i w:val="false"/>
-                <w:b w:val="false"/>
-                <w:u w:val="none"/>
-                <w:sz w:val="22"/>
-                <w:szCs w:val="22"/>
-                <w:color w:val="000000"/>
-              </w:rPr>
-            </w:pPr>
-            <w:r>
-              <w:rPr>
-                <w:rFonts w:ascii="Helvetica" w:hAnsi="Helvetica" w:eastAsia="Helvetica" w:cs="Helvetica"/>
-                <w:i w:val="false"/>
-                <w:b w:val="false"/>
-                <w:u w:val="none"/>
-                <w:sz w:val="22"/>
-                <w:szCs w:val="22"/>
-                <w:color w:val="000000"/>
-              </w:rPr>
-              <w:t xml:space="preserve">0.01, 2.60</w:t>
-            </w:r>
-          </w:p>
-        </w:tc>
-        <w:tc>
-          <w:tcPr>
-            <w:tcBorders>
-              <w:bottom w:val="none" w:sz="0" w:space="0" w:color="000000"/>
-              <w:top w:val="none" w:sz="0" w:space="0" w:color="000000"/>
-              <w:left w:val="none" w:sz="0" w:space="0" w:color="000000"/>
-              <w:right w:val="none" w:sz="0" w:space="0" w:color="000000"/>
-            </w:tcBorders>
-            <w:shd w:val="clear" w:color="auto" w:fill="FFFFFF"/>
-            <w:tcMar>
-              <w:top w:w="0" w:type="dxa"/>
-              <w:bottom w:w="0" w:type="dxa"/>
-              <w:left w:w="0" w:type="dxa"/>
-              <w:right w:w="0" w:type="dxa"/>
-            </w:tcMar>
-            <w:vAlign w:val="top"/>
-          </w:tcPr>
-          <w:p>
-            <w:pPr>
-              <w:pStyle w:val="Normal"/>
-              <w:jc w:val="center"/>
-              <w:pBdr>
-                <w:bottom w:val="none" w:sz="0" w:space="0" w:color="000000"/>
-                <w:top w:val="none" w:sz="0" w:space="0" w:color="000000"/>
-                <w:left w:val="none" w:sz="0" w:space="0" w:color="000000"/>
-                <w:right w:val="none" w:sz="0" w:space="0" w:color="000000"/>
-              </w:pBdr>
-              <w:spacing w:after="100" w:before="100" w:line="240"/>
-              <w:ind w:left="100" w:right="100" w:firstLine="0" w:firstLineChars="0"/>
-              <w:rPr>
-                <w:rFonts w:ascii="Helvetica" w:hAnsi="Helvetica" w:eastAsia="Helvetica" w:cs="Helvetica"/>
-                <w:i w:val="false"/>
-                <w:b w:val="false"/>
-                <w:u w:val="none"/>
-                <w:sz w:val="22"/>
-                <w:szCs w:val="22"/>
-                <w:color w:val="000000"/>
-              </w:rPr>
-            </w:pPr>
-            <w:r>
-              <w:rPr>
-                <w:rFonts w:ascii="Helvetica" w:hAnsi="Helvetica" w:eastAsia="Helvetica" w:cs="Helvetica"/>
-                <w:i w:val="false"/>
-                <w:b w:val="false"/>
-                <w:u w:val="none"/>
-                <w:sz w:val="22"/>
-                <w:szCs w:val="22"/>
-                <w:color w:val="000000"/>
-              </w:rPr>
-              <w:t xml:space="preserve">0.200</w:t>
+              <w:t xml:space="preserve">0.22</w:t>
+            </w:r>
+          </w:p>
+        </w:tc>
+        <w:tc>
+          <w:tcPr>
+            <w:tcBorders>
+              <w:bottom w:val="none" w:sz="0" w:space="0" w:color="000000"/>
+              <w:top w:val="none" w:sz="0" w:space="0" w:color="000000"/>
+              <w:left w:val="none" w:sz="0" w:space="0" w:color="000000"/>
+              <w:right w:val="none" w:sz="0" w:space="0" w:color="000000"/>
+            </w:tcBorders>
+            <w:shd w:val="clear" w:color="auto" w:fill="FFFFFF"/>
+            <w:tcMar>
+              <w:top w:w="0" w:type="dxa"/>
+              <w:bottom w:w="0" w:type="dxa"/>
+              <w:left w:w="0" w:type="dxa"/>
+              <w:right w:w="0" w:type="dxa"/>
+            </w:tcMar>
+            <w:vAlign w:val="top"/>
+          </w:tcPr>
+          <w:p>
+            <w:pPr>
+              <w:pStyle w:val="Normal"/>
+              <w:jc w:val="center"/>
+              <w:pBdr>
+                <w:bottom w:val="none" w:sz="0" w:space="0" w:color="000000"/>
+                <w:top w:val="none" w:sz="0" w:space="0" w:color="000000"/>
+                <w:left w:val="none" w:sz="0" w:space="0" w:color="000000"/>
+                <w:right w:val="none" w:sz="0" w:space="0" w:color="000000"/>
+              </w:pBdr>
+              <w:spacing w:after="100" w:before="100" w:line="240"/>
+              <w:ind w:left="100" w:right="100" w:firstLine="0" w:firstLineChars="0"/>
+              <w:rPr>
+                <w:rFonts w:ascii="Helvetica" w:hAnsi="Helvetica" w:eastAsia="Helvetica" w:cs="Helvetica"/>
+                <w:i w:val="false"/>
+                <w:b w:val="false"/>
+                <w:u w:val="none"/>
+                <w:sz w:val="22"/>
+                <w:szCs w:val="22"/>
+                <w:color w:val="000000"/>
+              </w:rPr>
+            </w:pPr>
+            <w:r>
+              <w:rPr>
+                <w:rFonts w:ascii="Helvetica" w:hAnsi="Helvetica" w:eastAsia="Helvetica" w:cs="Helvetica"/>
+                <w:i w:val="false"/>
+                <w:b w:val="false"/>
+                <w:u w:val="none"/>
+                <w:sz w:val="22"/>
+                <w:szCs w:val="22"/>
+                <w:color w:val="000000"/>
+              </w:rPr>
+              <w:t xml:space="preserve">0.01, 3.78</w:t>
+            </w:r>
+          </w:p>
+        </w:tc>
+        <w:tc>
+          <w:tcPr>
+            <w:tcBorders>
+              <w:bottom w:val="none" w:sz="0" w:space="0" w:color="000000"/>
+              <w:top w:val="none" w:sz="0" w:space="0" w:color="000000"/>
+              <w:left w:val="none" w:sz="0" w:space="0" w:color="000000"/>
+              <w:right w:val="none" w:sz="0" w:space="0" w:color="000000"/>
+            </w:tcBorders>
+            <w:shd w:val="clear" w:color="auto" w:fill="FFFFFF"/>
+            <w:tcMar>
+              <w:top w:w="0" w:type="dxa"/>
+              <w:bottom w:w="0" w:type="dxa"/>
+              <w:left w:w="0" w:type="dxa"/>
+              <w:right w:w="0" w:type="dxa"/>
+            </w:tcMar>
+            <w:vAlign w:val="top"/>
+          </w:tcPr>
+          <w:p>
+            <w:pPr>
+              <w:pStyle w:val="Normal"/>
+              <w:jc w:val="center"/>
+              <w:pBdr>
+                <w:bottom w:val="none" w:sz="0" w:space="0" w:color="000000"/>
+                <w:top w:val="none" w:sz="0" w:space="0" w:color="000000"/>
+                <w:left w:val="none" w:sz="0" w:space="0" w:color="000000"/>
+                <w:right w:val="none" w:sz="0" w:space="0" w:color="000000"/>
+              </w:pBdr>
+              <w:spacing w:after="100" w:before="100" w:line="240"/>
+              <w:ind w:left="100" w:right="100" w:firstLine="0" w:firstLineChars="0"/>
+              <w:rPr>
+                <w:rFonts w:ascii="Helvetica" w:hAnsi="Helvetica" w:eastAsia="Helvetica" w:cs="Helvetica"/>
+                <w:i w:val="false"/>
+                <w:b w:val="false"/>
+                <w:u w:val="none"/>
+                <w:sz w:val="22"/>
+                <w:szCs w:val="22"/>
+                <w:color w:val="000000"/>
+              </w:rPr>
+            </w:pPr>
+            <w:r>
+              <w:rPr>
+                <w:rFonts w:ascii="Helvetica" w:hAnsi="Helvetica" w:eastAsia="Helvetica" w:cs="Helvetica"/>
+                <w:i w:val="false"/>
+                <w:b w:val="false"/>
+                <w:u w:val="none"/>
+                <w:sz w:val="22"/>
+                <w:szCs w:val="22"/>
+                <w:color w:val="000000"/>
+              </w:rPr>
+              <w:t xml:space="preserve">0.300</w:t>
             </w:r>
           </w:p>
         </w:tc>
@@ -7382,113 +7382,113 @@
                 <w:szCs w:val="22"/>
                 <w:color w:val="000000"/>
               </w:rPr>
-              <w:t xml:space="preserve">0.04</w:t>
-            </w:r>
-          </w:p>
-        </w:tc>
-        <w:tc>
-          <w:tcPr>
-            <w:tcBorders>
-              <w:bottom w:val="none" w:sz="0" w:space="0" w:color="000000"/>
-              <w:top w:val="none" w:sz="0" w:space="0" w:color="000000"/>
-              <w:left w:val="none" w:sz="0" w:space="0" w:color="000000"/>
-              <w:right w:val="none" w:sz="0" w:space="0" w:color="000000"/>
-            </w:tcBorders>
-            <w:shd w:val="clear" w:color="auto" w:fill="FFFFFF"/>
-            <w:tcMar>
-              <w:top w:w="0" w:type="dxa"/>
-              <w:bottom w:w="0" w:type="dxa"/>
-              <w:left w:w="0" w:type="dxa"/>
-              <w:right w:w="0" w:type="dxa"/>
-            </w:tcMar>
-            <w:vAlign w:val="top"/>
-          </w:tcPr>
-          <w:p>
-            <w:pPr>
-              <w:pStyle w:val="Normal"/>
-              <w:jc w:val="center"/>
-              <w:pBdr>
-                <w:bottom w:val="none" w:sz="0" w:space="0" w:color="000000"/>
-                <w:top w:val="none" w:sz="0" w:space="0" w:color="000000"/>
-                <w:left w:val="none" w:sz="0" w:space="0" w:color="000000"/>
-                <w:right w:val="none" w:sz="0" w:space="0" w:color="000000"/>
-              </w:pBdr>
-              <w:spacing w:after="100" w:before="100" w:line="240"/>
-              <w:ind w:left="100" w:right="100" w:firstLine="0" w:firstLineChars="0"/>
-              <w:rPr>
-                <w:rFonts w:ascii="Helvetica" w:hAnsi="Helvetica" w:eastAsia="Helvetica" w:cs="Helvetica"/>
-                <w:i w:val="false"/>
-                <w:b w:val="false"/>
-                <w:u w:val="none"/>
-                <w:sz w:val="22"/>
-                <w:szCs w:val="22"/>
-                <w:color w:val="000000"/>
-              </w:rPr>
-            </w:pPr>
-            <w:r>
-              <w:rPr>
-                <w:rFonts w:ascii="Helvetica" w:hAnsi="Helvetica" w:eastAsia="Helvetica" w:cs="Helvetica"/>
-                <w:i w:val="false"/>
-                <w:b w:val="false"/>
-                <w:u w:val="none"/>
-                <w:sz w:val="22"/>
-                <w:szCs w:val="22"/>
-                <w:color w:val="000000"/>
-              </w:rPr>
-              <w:t xml:space="preserve">0.00, 2.09</w:t>
-            </w:r>
-          </w:p>
-        </w:tc>
-        <w:tc>
-          <w:tcPr>
-            <w:tcBorders>
-              <w:bottom w:val="none" w:sz="0" w:space="0" w:color="000000"/>
-              <w:top w:val="none" w:sz="0" w:space="0" w:color="000000"/>
-              <w:left w:val="none" w:sz="0" w:space="0" w:color="000000"/>
-              <w:right w:val="none" w:sz="0" w:space="0" w:color="000000"/>
-            </w:tcBorders>
-            <w:shd w:val="clear" w:color="auto" w:fill="FFFFFF"/>
-            <w:tcMar>
-              <w:top w:w="0" w:type="dxa"/>
-              <w:bottom w:w="0" w:type="dxa"/>
-              <w:left w:w="0" w:type="dxa"/>
-              <w:right w:w="0" w:type="dxa"/>
-            </w:tcMar>
-            <w:vAlign w:val="top"/>
-          </w:tcPr>
-          <w:p>
-            <w:pPr>
-              <w:pStyle w:val="Normal"/>
-              <w:jc w:val="center"/>
-              <w:pBdr>
-                <w:bottom w:val="none" w:sz="0" w:space="0" w:color="000000"/>
-                <w:top w:val="none" w:sz="0" w:space="0" w:color="000000"/>
-                <w:left w:val="none" w:sz="0" w:space="0" w:color="000000"/>
-                <w:right w:val="none" w:sz="0" w:space="0" w:color="000000"/>
-              </w:pBdr>
-              <w:spacing w:after="100" w:before="100" w:line="240"/>
-              <w:ind w:left="100" w:right="100" w:firstLine="0" w:firstLineChars="0"/>
-              <w:rPr>
-                <w:rFonts w:ascii="Helvetica" w:hAnsi="Helvetica" w:eastAsia="Helvetica" w:cs="Helvetica"/>
-                <w:i w:val="false"/>
-                <w:b w:val="false"/>
-                <w:u w:val="none"/>
-                <w:sz w:val="22"/>
-                <w:szCs w:val="22"/>
-                <w:color w:val="000000"/>
-              </w:rPr>
-            </w:pPr>
-            <w:r>
-              <w:rPr>
-                <w:rFonts w:ascii="Helvetica" w:hAnsi="Helvetica" w:eastAsia="Helvetica" w:cs="Helvetica"/>
-                <w:i w:val="false"/>
-                <w:b w:val="false"/>
-                <w:u w:val="none"/>
-                <w:sz w:val="22"/>
-                <w:szCs w:val="22"/>
-                <w:color w:val="000000"/>
-              </w:rPr>
-              <w:t xml:space="preserve">0.110</w:t>
+              <w:t xml:space="preserve">0.02</w:t>
+            </w:r>
+          </w:p>
+        </w:tc>
+        <w:tc>
+          <w:tcPr>
+            <w:tcBorders>
+              <w:bottom w:val="none" w:sz="0" w:space="0" w:color="000000"/>
+              <w:top w:val="none" w:sz="0" w:space="0" w:color="000000"/>
+              <w:left w:val="none" w:sz="0" w:space="0" w:color="000000"/>
+              <w:right w:val="none" w:sz="0" w:space="0" w:color="000000"/>
+            </w:tcBorders>
+            <w:shd w:val="clear" w:color="auto" w:fill="FFFFFF"/>
+            <w:tcMar>
+              <w:top w:w="0" w:type="dxa"/>
+              <w:bottom w:w="0" w:type="dxa"/>
+              <w:left w:w="0" w:type="dxa"/>
+              <w:right w:w="0" w:type="dxa"/>
+            </w:tcMar>
+            <w:vAlign w:val="top"/>
+          </w:tcPr>
+          <w:p>
+            <w:pPr>
+              <w:pStyle w:val="Normal"/>
+              <w:jc w:val="center"/>
+              <w:pBdr>
+                <w:bottom w:val="none" w:sz="0" w:space="0" w:color="000000"/>
+                <w:top w:val="none" w:sz="0" w:space="0" w:color="000000"/>
+                <w:left w:val="none" w:sz="0" w:space="0" w:color="000000"/>
+                <w:right w:val="none" w:sz="0" w:space="0" w:color="000000"/>
+              </w:pBdr>
+              <w:spacing w:after="100" w:before="100" w:line="240"/>
+              <w:ind w:left="100" w:right="100" w:firstLine="0" w:firstLineChars="0"/>
+              <w:rPr>
+                <w:rFonts w:ascii="Helvetica" w:hAnsi="Helvetica" w:eastAsia="Helvetica" w:cs="Helvetica"/>
+                <w:i w:val="false"/>
+                <w:b w:val="false"/>
+                <w:u w:val="none"/>
+                <w:sz w:val="22"/>
+                <w:szCs w:val="22"/>
+                <w:color w:val="000000"/>
+              </w:rPr>
+            </w:pPr>
+            <w:r>
+              <w:rPr>
+                <w:rFonts w:ascii="Helvetica" w:hAnsi="Helvetica" w:eastAsia="Helvetica" w:cs="Helvetica"/>
+                <w:i w:val="false"/>
+                <w:b w:val="false"/>
+                <w:u w:val="none"/>
+                <w:sz w:val="22"/>
+                <w:szCs w:val="22"/>
+                <w:color w:val="000000"/>
+              </w:rPr>
+              <w:t xml:space="preserve">0.00, 1.51</w:t>
+            </w:r>
+          </w:p>
+        </w:tc>
+        <w:tc>
+          <w:tcPr>
+            <w:tcBorders>
+              <w:bottom w:val="none" w:sz="0" w:space="0" w:color="000000"/>
+              <w:top w:val="none" w:sz="0" w:space="0" w:color="000000"/>
+              <w:left w:val="none" w:sz="0" w:space="0" w:color="000000"/>
+              <w:right w:val="none" w:sz="0" w:space="0" w:color="000000"/>
+            </w:tcBorders>
+            <w:shd w:val="clear" w:color="auto" w:fill="FFFFFF"/>
+            <w:tcMar>
+              <w:top w:w="0" w:type="dxa"/>
+              <w:bottom w:w="0" w:type="dxa"/>
+              <w:left w:w="0" w:type="dxa"/>
+              <w:right w:w="0" w:type="dxa"/>
+            </w:tcMar>
+            <w:vAlign w:val="top"/>
+          </w:tcPr>
+          <w:p>
+            <w:pPr>
+              <w:pStyle w:val="Normal"/>
+              <w:jc w:val="center"/>
+              <w:pBdr>
+                <w:bottom w:val="none" w:sz="0" w:space="0" w:color="000000"/>
+                <w:top w:val="none" w:sz="0" w:space="0" w:color="000000"/>
+                <w:left w:val="none" w:sz="0" w:space="0" w:color="000000"/>
+                <w:right w:val="none" w:sz="0" w:space="0" w:color="000000"/>
+              </w:pBdr>
+              <w:spacing w:after="100" w:before="100" w:line="240"/>
+              <w:ind w:left="100" w:right="100" w:firstLine="0" w:firstLineChars="0"/>
+              <w:rPr>
+                <w:rFonts w:ascii="Helvetica" w:hAnsi="Helvetica" w:eastAsia="Helvetica" w:cs="Helvetica"/>
+                <w:i w:val="false"/>
+                <w:b w:val="false"/>
+                <w:u w:val="none"/>
+                <w:sz w:val="22"/>
+                <w:szCs w:val="22"/>
+                <w:color w:val="000000"/>
+              </w:rPr>
+            </w:pPr>
+            <w:r>
+              <w:rPr>
+                <w:rFonts w:ascii="Helvetica" w:hAnsi="Helvetica" w:eastAsia="Helvetica" w:cs="Helvetica"/>
+                <w:i w:val="false"/>
+                <w:b w:val="false"/>
+                <w:u w:val="none"/>
+                <w:sz w:val="22"/>
+                <w:szCs w:val="22"/>
+                <w:color w:val="000000"/>
+              </w:rPr>
+              <w:t xml:space="preserve">0.076</w:t>
             </w:r>
           </w:p>
         </w:tc>
@@ -7865,113 +7865,113 @@
                 <w:szCs w:val="22"/>
                 <w:color w:val="000000"/>
               </w:rPr>
-              <w:t xml:space="preserve">0.02</w:t>
-            </w:r>
-          </w:p>
-        </w:tc>
-        <w:tc>
-          <w:tcPr>
-            <w:tcBorders>
-              <w:bottom w:val="none" w:sz="0" w:space="0" w:color="000000"/>
-              <w:top w:val="none" w:sz="0" w:space="0" w:color="000000"/>
-              <w:left w:val="none" w:sz="0" w:space="0" w:color="000000"/>
-              <w:right w:val="none" w:sz="0" w:space="0" w:color="000000"/>
-            </w:tcBorders>
-            <w:shd w:val="clear" w:color="auto" w:fill="FFFFFF"/>
-            <w:tcMar>
-              <w:top w:w="0" w:type="dxa"/>
-              <w:bottom w:w="0" w:type="dxa"/>
-              <w:left w:w="0" w:type="dxa"/>
-              <w:right w:w="0" w:type="dxa"/>
-            </w:tcMar>
-            <w:vAlign w:val="top"/>
-          </w:tcPr>
-          <w:p>
-            <w:pPr>
-              <w:pStyle w:val="Normal"/>
-              <w:jc w:val="center"/>
-              <w:pBdr>
-                <w:bottom w:val="none" w:sz="0" w:space="0" w:color="000000"/>
-                <w:top w:val="none" w:sz="0" w:space="0" w:color="000000"/>
-                <w:left w:val="none" w:sz="0" w:space="0" w:color="000000"/>
-                <w:right w:val="none" w:sz="0" w:space="0" w:color="000000"/>
-              </w:pBdr>
-              <w:spacing w:after="100" w:before="100" w:line="240"/>
-              <w:ind w:left="100" w:right="100" w:firstLine="0" w:firstLineChars="0"/>
-              <w:rPr>
-                <w:rFonts w:ascii="Helvetica" w:hAnsi="Helvetica" w:eastAsia="Helvetica" w:cs="Helvetica"/>
-                <w:i w:val="false"/>
-                <w:b w:val="false"/>
-                <w:u w:val="none"/>
-                <w:sz w:val="22"/>
-                <w:szCs w:val="22"/>
-                <w:color w:val="000000"/>
-              </w:rPr>
-            </w:pPr>
-            <w:r>
-              <w:rPr>
-                <w:rFonts w:ascii="Helvetica" w:hAnsi="Helvetica" w:eastAsia="Helvetica" w:cs="Helvetica"/>
-                <w:i w:val="false"/>
-                <w:b w:val="false"/>
-                <w:u w:val="none"/>
-                <w:sz w:val="22"/>
-                <w:szCs w:val="22"/>
-                <w:color w:val="000000"/>
-              </w:rPr>
-              <w:t xml:space="preserve">0.00, 0.76</w:t>
-            </w:r>
-          </w:p>
-        </w:tc>
-        <w:tc>
-          <w:tcPr>
-            <w:tcBorders>
-              <w:bottom w:val="none" w:sz="0" w:space="0" w:color="000000"/>
-              <w:top w:val="none" w:sz="0" w:space="0" w:color="000000"/>
-              <w:left w:val="none" w:sz="0" w:space="0" w:color="000000"/>
-              <w:right w:val="none" w:sz="0" w:space="0" w:color="000000"/>
-            </w:tcBorders>
-            <w:shd w:val="clear" w:color="auto" w:fill="FFFFFF"/>
-            <w:tcMar>
-              <w:top w:w="0" w:type="dxa"/>
-              <w:bottom w:w="0" w:type="dxa"/>
-              <w:left w:w="0" w:type="dxa"/>
-              <w:right w:w="0" w:type="dxa"/>
-            </w:tcMar>
-            <w:vAlign w:val="top"/>
-          </w:tcPr>
-          <w:p>
-            <w:pPr>
-              <w:pStyle w:val="Normal"/>
-              <w:jc w:val="center"/>
-              <w:pBdr>
-                <w:bottom w:val="none" w:sz="0" w:space="0" w:color="000000"/>
-                <w:top w:val="none" w:sz="0" w:space="0" w:color="000000"/>
-                <w:left w:val="none" w:sz="0" w:space="0" w:color="000000"/>
-                <w:right w:val="none" w:sz="0" w:space="0" w:color="000000"/>
-              </w:pBdr>
-              <w:spacing w:after="100" w:before="100" w:line="240"/>
-              <w:ind w:left="100" w:right="100" w:firstLine="0" w:firstLineChars="0"/>
-              <w:rPr>
-                <w:rFonts w:ascii="Helvetica" w:hAnsi="Helvetica" w:eastAsia="Helvetica" w:cs="Helvetica"/>
-                <w:i w:val="false"/>
-                <w:b w:val="false"/>
-                <w:u w:val="none"/>
-                <w:sz w:val="22"/>
-                <w:szCs w:val="22"/>
-                <w:color w:val="000000"/>
-              </w:rPr>
-            </w:pPr>
-            <w:r>
-              <w:rPr>
-                <w:rFonts w:ascii="Helvetica" w:hAnsi="Helvetica" w:eastAsia="Helvetica" w:cs="Helvetica"/>
-                <w:i w:val="false"/>
-                <w:b w:val="false"/>
-                <w:u w:val="none"/>
-                <w:sz w:val="22"/>
-                <w:szCs w:val="22"/>
-                <w:color w:val="000000"/>
-              </w:rPr>
-              <w:t xml:space="preserve">0.035</w:t>
+              <w:t xml:space="preserve">0.01</w:t>
+            </w:r>
+          </w:p>
+        </w:tc>
+        <w:tc>
+          <w:tcPr>
+            <w:tcBorders>
+              <w:bottom w:val="none" w:sz="0" w:space="0" w:color="000000"/>
+              <w:top w:val="none" w:sz="0" w:space="0" w:color="000000"/>
+              <w:left w:val="none" w:sz="0" w:space="0" w:color="000000"/>
+              <w:right w:val="none" w:sz="0" w:space="0" w:color="000000"/>
+            </w:tcBorders>
+            <w:shd w:val="clear" w:color="auto" w:fill="FFFFFF"/>
+            <w:tcMar>
+              <w:top w:w="0" w:type="dxa"/>
+              <w:bottom w:w="0" w:type="dxa"/>
+              <w:left w:w="0" w:type="dxa"/>
+              <w:right w:w="0" w:type="dxa"/>
+            </w:tcMar>
+            <w:vAlign w:val="top"/>
+          </w:tcPr>
+          <w:p>
+            <w:pPr>
+              <w:pStyle w:val="Normal"/>
+              <w:jc w:val="center"/>
+              <w:pBdr>
+                <w:bottom w:val="none" w:sz="0" w:space="0" w:color="000000"/>
+                <w:top w:val="none" w:sz="0" w:space="0" w:color="000000"/>
+                <w:left w:val="none" w:sz="0" w:space="0" w:color="000000"/>
+                <w:right w:val="none" w:sz="0" w:space="0" w:color="000000"/>
+              </w:pBdr>
+              <w:spacing w:after="100" w:before="100" w:line="240"/>
+              <w:ind w:left="100" w:right="100" w:firstLine="0" w:firstLineChars="0"/>
+              <w:rPr>
+                <w:rFonts w:ascii="Helvetica" w:hAnsi="Helvetica" w:eastAsia="Helvetica" w:cs="Helvetica"/>
+                <w:i w:val="false"/>
+                <w:b w:val="false"/>
+                <w:u w:val="none"/>
+                <w:sz w:val="22"/>
+                <w:szCs w:val="22"/>
+                <w:color w:val="000000"/>
+              </w:rPr>
+            </w:pPr>
+            <w:r>
+              <w:rPr>
+                <w:rFonts w:ascii="Helvetica" w:hAnsi="Helvetica" w:eastAsia="Helvetica" w:cs="Helvetica"/>
+                <w:i w:val="false"/>
+                <w:b w:val="false"/>
+                <w:u w:val="none"/>
+                <w:sz w:val="22"/>
+                <w:szCs w:val="22"/>
+                <w:color w:val="000000"/>
+              </w:rPr>
+              <w:t xml:space="preserve">0.00, 0.64</w:t>
+            </w:r>
+          </w:p>
+        </w:tc>
+        <w:tc>
+          <w:tcPr>
+            <w:tcBorders>
+              <w:bottom w:val="none" w:sz="0" w:space="0" w:color="000000"/>
+              <w:top w:val="none" w:sz="0" w:space="0" w:color="000000"/>
+              <w:left w:val="none" w:sz="0" w:space="0" w:color="000000"/>
+              <w:right w:val="none" w:sz="0" w:space="0" w:color="000000"/>
+            </w:tcBorders>
+            <w:shd w:val="clear" w:color="auto" w:fill="FFFFFF"/>
+            <w:tcMar>
+              <w:top w:w="0" w:type="dxa"/>
+              <w:bottom w:w="0" w:type="dxa"/>
+              <w:left w:w="0" w:type="dxa"/>
+              <w:right w:w="0" w:type="dxa"/>
+            </w:tcMar>
+            <w:vAlign w:val="top"/>
+          </w:tcPr>
+          <w:p>
+            <w:pPr>
+              <w:pStyle w:val="Normal"/>
+              <w:jc w:val="center"/>
+              <w:pBdr>
+                <w:bottom w:val="none" w:sz="0" w:space="0" w:color="000000"/>
+                <w:top w:val="none" w:sz="0" w:space="0" w:color="000000"/>
+                <w:left w:val="none" w:sz="0" w:space="0" w:color="000000"/>
+                <w:right w:val="none" w:sz="0" w:space="0" w:color="000000"/>
+              </w:pBdr>
+              <w:spacing w:after="100" w:before="100" w:line="240"/>
+              <w:ind w:left="100" w:right="100" w:firstLine="0" w:firstLineChars="0"/>
+              <w:rPr>
+                <w:rFonts w:ascii="Helvetica" w:hAnsi="Helvetica" w:eastAsia="Helvetica" w:cs="Helvetica"/>
+                <w:i w:val="false"/>
+                <w:b w:val="false"/>
+                <w:u w:val="none"/>
+                <w:sz w:val="22"/>
+                <w:szCs w:val="22"/>
+                <w:color w:val="000000"/>
+              </w:rPr>
+            </w:pPr>
+            <w:r>
+              <w:rPr>
+                <w:rFonts w:ascii="Helvetica" w:hAnsi="Helvetica" w:eastAsia="Helvetica" w:cs="Helvetica"/>
+                <w:i w:val="false"/>
+                <w:b w:val="false"/>
+                <w:u w:val="none"/>
+                <w:sz w:val="22"/>
+                <w:szCs w:val="22"/>
+                <w:color w:val="000000"/>
+              </w:rPr>
+              <w:t xml:space="preserve">0.029</w:t>
             </w:r>
           </w:p>
         </w:tc>
@@ -10280,113 +10280,113 @@
                 <w:szCs w:val="22"/>
                 <w:color w:val="000000"/>
               </w:rPr>
-              <w:t xml:space="preserve">63.4</w:t>
-            </w:r>
-          </w:p>
-        </w:tc>
-        <w:tc>
-          <w:tcPr>
-            <w:tcBorders>
-              <w:bottom w:val="none" w:sz="0" w:space="0" w:color="000000"/>
-              <w:top w:val="none" w:sz="0" w:space="0" w:color="000000"/>
-              <w:left w:val="none" w:sz="0" w:space="0" w:color="000000"/>
-              <w:right w:val="none" w:sz="0" w:space="0" w:color="000000"/>
-            </w:tcBorders>
-            <w:shd w:val="clear" w:color="auto" w:fill="FFFFFF"/>
-            <w:tcMar>
-              <w:top w:w="0" w:type="dxa"/>
-              <w:bottom w:w="0" w:type="dxa"/>
-              <w:left w:w="0" w:type="dxa"/>
-              <w:right w:w="0" w:type="dxa"/>
-            </w:tcMar>
-            <w:vAlign w:val="top"/>
-          </w:tcPr>
-          <w:p>
-            <w:pPr>
-              <w:pStyle w:val="Normal"/>
-              <w:jc w:val="center"/>
-              <w:pBdr>
-                <w:bottom w:val="none" w:sz="0" w:space="0" w:color="000000"/>
-                <w:top w:val="none" w:sz="0" w:space="0" w:color="000000"/>
-                <w:left w:val="none" w:sz="0" w:space="0" w:color="000000"/>
-                <w:right w:val="none" w:sz="0" w:space="0" w:color="000000"/>
-              </w:pBdr>
-              <w:spacing w:after="100" w:before="100" w:line="240"/>
-              <w:ind w:left="100" w:right="100" w:firstLine="0" w:firstLineChars="0"/>
-              <w:rPr>
-                <w:rFonts w:ascii="Helvetica" w:hAnsi="Helvetica" w:eastAsia="Helvetica" w:cs="Helvetica"/>
-                <w:i w:val="false"/>
-                <w:b w:val="false"/>
-                <w:u w:val="none"/>
-                <w:sz w:val="22"/>
-                <w:szCs w:val="22"/>
-                <w:color w:val="000000"/>
-              </w:rPr>
-            </w:pPr>
-            <w:r>
-              <w:rPr>
-                <w:rFonts w:ascii="Helvetica" w:hAnsi="Helvetica" w:eastAsia="Helvetica" w:cs="Helvetica"/>
-                <w:i w:val="false"/>
-                <w:b w:val="false"/>
-                <w:u w:val="none"/>
-                <w:sz w:val="22"/>
-                <w:szCs w:val="22"/>
-                <w:color w:val="000000"/>
-              </w:rPr>
-              <w:t xml:space="preserve">2.28, 1,759</w:t>
-            </w:r>
-          </w:p>
-        </w:tc>
-        <w:tc>
-          <w:tcPr>
-            <w:tcBorders>
-              <w:bottom w:val="none" w:sz="0" w:space="0" w:color="000000"/>
-              <w:top w:val="none" w:sz="0" w:space="0" w:color="000000"/>
-              <w:left w:val="none" w:sz="0" w:space="0" w:color="000000"/>
-              <w:right w:val="none" w:sz="0" w:space="0" w:color="000000"/>
-            </w:tcBorders>
-            <w:shd w:val="clear" w:color="auto" w:fill="FFFFFF"/>
-            <w:tcMar>
-              <w:top w:w="0" w:type="dxa"/>
-              <w:bottom w:w="0" w:type="dxa"/>
-              <w:left w:w="0" w:type="dxa"/>
-              <w:right w:w="0" w:type="dxa"/>
-            </w:tcMar>
-            <w:vAlign w:val="top"/>
-          </w:tcPr>
-          <w:p>
-            <w:pPr>
-              <w:pStyle w:val="Normal"/>
-              <w:jc w:val="center"/>
-              <w:pBdr>
-                <w:bottom w:val="none" w:sz="0" w:space="0" w:color="000000"/>
-                <w:top w:val="none" w:sz="0" w:space="0" w:color="000000"/>
-                <w:left w:val="none" w:sz="0" w:space="0" w:color="000000"/>
-                <w:right w:val="none" w:sz="0" w:space="0" w:color="000000"/>
-              </w:pBdr>
-              <w:spacing w:after="100" w:before="100" w:line="240"/>
-              <w:ind w:left="100" w:right="100" w:firstLine="0" w:firstLineChars="0"/>
-              <w:rPr>
-                <w:rFonts w:ascii="Helvetica" w:hAnsi="Helvetica" w:eastAsia="Helvetica" w:cs="Helvetica"/>
-                <w:i w:val="false"/>
-                <w:b w:val="false"/>
-                <w:u w:val="none"/>
-                <w:sz w:val="22"/>
-                <w:szCs w:val="22"/>
-                <w:color w:val="000000"/>
-              </w:rPr>
-            </w:pPr>
-            <w:r>
-              <w:rPr>
-                <w:rFonts w:ascii="Helvetica" w:hAnsi="Helvetica" w:eastAsia="Helvetica" w:cs="Helvetica"/>
-                <w:i w:val="false"/>
-                <w:b w:val="false"/>
-                <w:u w:val="none"/>
-                <w:sz w:val="22"/>
-                <w:szCs w:val="22"/>
-                <w:color w:val="000000"/>
-              </w:rPr>
-              <w:t xml:space="preserve">0.014</w:t>
+              <w:t xml:space="preserve">166</w:t>
+            </w:r>
+          </w:p>
+        </w:tc>
+        <w:tc>
+          <w:tcPr>
+            <w:tcBorders>
+              <w:bottom w:val="none" w:sz="0" w:space="0" w:color="000000"/>
+              <w:top w:val="none" w:sz="0" w:space="0" w:color="000000"/>
+              <w:left w:val="none" w:sz="0" w:space="0" w:color="000000"/>
+              <w:right w:val="none" w:sz="0" w:space="0" w:color="000000"/>
+            </w:tcBorders>
+            <w:shd w:val="clear" w:color="auto" w:fill="FFFFFF"/>
+            <w:tcMar>
+              <w:top w:w="0" w:type="dxa"/>
+              <w:bottom w:w="0" w:type="dxa"/>
+              <w:left w:w="0" w:type="dxa"/>
+              <w:right w:w="0" w:type="dxa"/>
+            </w:tcMar>
+            <w:vAlign w:val="top"/>
+          </w:tcPr>
+          <w:p>
+            <w:pPr>
+              <w:pStyle w:val="Normal"/>
+              <w:jc w:val="center"/>
+              <w:pBdr>
+                <w:bottom w:val="none" w:sz="0" w:space="0" w:color="000000"/>
+                <w:top w:val="none" w:sz="0" w:space="0" w:color="000000"/>
+                <w:left w:val="none" w:sz="0" w:space="0" w:color="000000"/>
+                <w:right w:val="none" w:sz="0" w:space="0" w:color="000000"/>
+              </w:pBdr>
+              <w:spacing w:after="100" w:before="100" w:line="240"/>
+              <w:ind w:left="100" w:right="100" w:firstLine="0" w:firstLineChars="0"/>
+              <w:rPr>
+                <w:rFonts w:ascii="Helvetica" w:hAnsi="Helvetica" w:eastAsia="Helvetica" w:cs="Helvetica"/>
+                <w:i w:val="false"/>
+                <w:b w:val="false"/>
+                <w:u w:val="none"/>
+                <w:sz w:val="22"/>
+                <w:szCs w:val="22"/>
+                <w:color w:val="000000"/>
+              </w:rPr>
+            </w:pPr>
+            <w:r>
+              <w:rPr>
+                <w:rFonts w:ascii="Helvetica" w:hAnsi="Helvetica" w:eastAsia="Helvetica" w:cs="Helvetica"/>
+                <w:i w:val="false"/>
+                <w:b w:val="false"/>
+                <w:u w:val="none"/>
+                <w:sz w:val="22"/>
+                <w:szCs w:val="22"/>
+                <w:color w:val="000000"/>
+              </w:rPr>
+              <w:t xml:space="preserve">4.66, 5,944</w:t>
+            </w:r>
+          </w:p>
+        </w:tc>
+        <w:tc>
+          <w:tcPr>
+            <w:tcBorders>
+              <w:bottom w:val="none" w:sz="0" w:space="0" w:color="000000"/>
+              <w:top w:val="none" w:sz="0" w:space="0" w:color="000000"/>
+              <w:left w:val="none" w:sz="0" w:space="0" w:color="000000"/>
+              <w:right w:val="none" w:sz="0" w:space="0" w:color="000000"/>
+            </w:tcBorders>
+            <w:shd w:val="clear" w:color="auto" w:fill="FFFFFF"/>
+            <w:tcMar>
+              <w:top w:w="0" w:type="dxa"/>
+              <w:bottom w:w="0" w:type="dxa"/>
+              <w:left w:w="0" w:type="dxa"/>
+              <w:right w:w="0" w:type="dxa"/>
+            </w:tcMar>
+            <w:vAlign w:val="top"/>
+          </w:tcPr>
+          <w:p>
+            <w:pPr>
+              <w:pStyle w:val="Normal"/>
+              <w:jc w:val="center"/>
+              <w:pBdr>
+                <w:bottom w:val="none" w:sz="0" w:space="0" w:color="000000"/>
+                <w:top w:val="none" w:sz="0" w:space="0" w:color="000000"/>
+                <w:left w:val="none" w:sz="0" w:space="0" w:color="000000"/>
+                <w:right w:val="none" w:sz="0" w:space="0" w:color="000000"/>
+              </w:pBdr>
+              <w:spacing w:after="100" w:before="100" w:line="240"/>
+              <w:ind w:left="100" w:right="100" w:firstLine="0" w:firstLineChars="0"/>
+              <w:rPr>
+                <w:rFonts w:ascii="Helvetica" w:hAnsi="Helvetica" w:eastAsia="Helvetica" w:cs="Helvetica"/>
+                <w:i w:val="false"/>
+                <w:b w:val="false"/>
+                <w:u w:val="none"/>
+                <w:sz w:val="22"/>
+                <w:szCs w:val="22"/>
+                <w:color w:val="000000"/>
+              </w:rPr>
+            </w:pPr>
+            <w:r>
+              <w:rPr>
+                <w:rFonts w:ascii="Helvetica" w:hAnsi="Helvetica" w:eastAsia="Helvetica" w:cs="Helvetica"/>
+                <w:i w:val="false"/>
+                <w:b w:val="false"/>
+                <w:u w:val="none"/>
+                <w:sz w:val="22"/>
+                <w:szCs w:val="22"/>
+                <w:color w:val="000000"/>
+              </w:rPr>
+              <w:t xml:space="preserve">0.005</w:t>
             </w:r>
           </w:p>
         </w:tc>
@@ -10763,113 +10763,113 @@
                 <w:szCs w:val="22"/>
                 <w:color w:val="000000"/>
               </w:rPr>
-              <w:t xml:space="preserve">3.69</w:t>
-            </w:r>
-          </w:p>
-        </w:tc>
-        <w:tc>
-          <w:tcPr>
-            <w:tcBorders>
-              <w:bottom w:val="none" w:sz="0" w:space="0" w:color="000000"/>
-              <w:top w:val="none" w:sz="0" w:space="0" w:color="000000"/>
-              <w:left w:val="none" w:sz="0" w:space="0" w:color="000000"/>
-              <w:right w:val="none" w:sz="0" w:space="0" w:color="000000"/>
-            </w:tcBorders>
-            <w:shd w:val="clear" w:color="auto" w:fill="FFFFFF"/>
-            <w:tcMar>
-              <w:top w:w="0" w:type="dxa"/>
-              <w:bottom w:w="0" w:type="dxa"/>
-              <w:left w:w="0" w:type="dxa"/>
-              <w:right w:w="0" w:type="dxa"/>
-            </w:tcMar>
-            <w:vAlign w:val="top"/>
-          </w:tcPr>
-          <w:p>
-            <w:pPr>
-              <w:pStyle w:val="Normal"/>
-              <w:jc w:val="center"/>
-              <w:pBdr>
-                <w:bottom w:val="none" w:sz="0" w:space="0" w:color="000000"/>
-                <w:top w:val="none" w:sz="0" w:space="0" w:color="000000"/>
-                <w:left w:val="none" w:sz="0" w:space="0" w:color="000000"/>
-                <w:right w:val="none" w:sz="0" w:space="0" w:color="000000"/>
-              </w:pBdr>
-              <w:spacing w:after="100" w:before="100" w:line="240"/>
-              <w:ind w:left="100" w:right="100" w:firstLine="0" w:firstLineChars="0"/>
-              <w:rPr>
-                <w:rFonts w:ascii="Helvetica" w:hAnsi="Helvetica" w:eastAsia="Helvetica" w:cs="Helvetica"/>
-                <w:i w:val="false"/>
-                <w:b w:val="false"/>
-                <w:u w:val="none"/>
-                <w:sz w:val="22"/>
-                <w:szCs w:val="22"/>
-                <w:color w:val="000000"/>
-              </w:rPr>
-            </w:pPr>
-            <w:r>
-              <w:rPr>
-                <w:rFonts w:ascii="Helvetica" w:hAnsi="Helvetica" w:eastAsia="Helvetica" w:cs="Helvetica"/>
-                <w:i w:val="false"/>
-                <w:b w:val="false"/>
-                <w:u w:val="none"/>
-                <w:sz w:val="22"/>
-                <w:szCs w:val="22"/>
-                <w:color w:val="000000"/>
-              </w:rPr>
-              <w:t xml:space="preserve">0.48, 28.3</w:t>
-            </w:r>
-          </w:p>
-        </w:tc>
-        <w:tc>
-          <w:tcPr>
-            <w:tcBorders>
-              <w:bottom w:val="none" w:sz="0" w:space="0" w:color="000000"/>
-              <w:top w:val="none" w:sz="0" w:space="0" w:color="000000"/>
-              <w:left w:val="none" w:sz="0" w:space="0" w:color="000000"/>
-              <w:right w:val="none" w:sz="0" w:space="0" w:color="000000"/>
-            </w:tcBorders>
-            <w:shd w:val="clear" w:color="auto" w:fill="FFFFFF"/>
-            <w:tcMar>
-              <w:top w:w="0" w:type="dxa"/>
-              <w:bottom w:w="0" w:type="dxa"/>
-              <w:left w:w="0" w:type="dxa"/>
-              <w:right w:w="0" w:type="dxa"/>
-            </w:tcMar>
-            <w:vAlign w:val="top"/>
-          </w:tcPr>
-          <w:p>
-            <w:pPr>
-              <w:pStyle w:val="Normal"/>
-              <w:jc w:val="center"/>
-              <w:pBdr>
-                <w:bottom w:val="none" w:sz="0" w:space="0" w:color="000000"/>
-                <w:top w:val="none" w:sz="0" w:space="0" w:color="000000"/>
-                <w:left w:val="none" w:sz="0" w:space="0" w:color="000000"/>
-                <w:right w:val="none" w:sz="0" w:space="0" w:color="000000"/>
-              </w:pBdr>
-              <w:spacing w:after="100" w:before="100" w:line="240"/>
-              <w:ind w:left="100" w:right="100" w:firstLine="0" w:firstLineChars="0"/>
-              <w:rPr>
-                <w:rFonts w:ascii="Helvetica" w:hAnsi="Helvetica" w:eastAsia="Helvetica" w:cs="Helvetica"/>
-                <w:i w:val="false"/>
-                <w:b w:val="false"/>
-                <w:u w:val="none"/>
-                <w:sz w:val="22"/>
-                <w:szCs w:val="22"/>
-                <w:color w:val="000000"/>
-              </w:rPr>
-            </w:pPr>
-            <w:r>
-              <w:rPr>
-                <w:rFonts w:ascii="Helvetica" w:hAnsi="Helvetica" w:eastAsia="Helvetica" w:cs="Helvetica"/>
-                <w:i w:val="false"/>
-                <w:b w:val="false"/>
-                <w:u w:val="none"/>
-                <w:sz w:val="22"/>
-                <w:szCs w:val="22"/>
-                <w:color w:val="000000"/>
-              </w:rPr>
-              <w:t xml:space="preserve">0.210</w:t>
+              <w:t xml:space="preserve">4.70</w:t>
+            </w:r>
+          </w:p>
+        </w:tc>
+        <w:tc>
+          <w:tcPr>
+            <w:tcBorders>
+              <w:bottom w:val="none" w:sz="0" w:space="0" w:color="000000"/>
+              <w:top w:val="none" w:sz="0" w:space="0" w:color="000000"/>
+              <w:left w:val="none" w:sz="0" w:space="0" w:color="000000"/>
+              <w:right w:val="none" w:sz="0" w:space="0" w:color="000000"/>
+            </w:tcBorders>
+            <w:shd w:val="clear" w:color="auto" w:fill="FFFFFF"/>
+            <w:tcMar>
+              <w:top w:w="0" w:type="dxa"/>
+              <w:bottom w:w="0" w:type="dxa"/>
+              <w:left w:w="0" w:type="dxa"/>
+              <w:right w:w="0" w:type="dxa"/>
+            </w:tcMar>
+            <w:vAlign w:val="top"/>
+          </w:tcPr>
+          <w:p>
+            <w:pPr>
+              <w:pStyle w:val="Normal"/>
+              <w:jc w:val="center"/>
+              <w:pBdr>
+                <w:bottom w:val="none" w:sz="0" w:space="0" w:color="000000"/>
+                <w:top w:val="none" w:sz="0" w:space="0" w:color="000000"/>
+                <w:left w:val="none" w:sz="0" w:space="0" w:color="000000"/>
+                <w:right w:val="none" w:sz="0" w:space="0" w:color="000000"/>
+              </w:pBdr>
+              <w:spacing w:after="100" w:before="100" w:line="240"/>
+              <w:ind w:left="100" w:right="100" w:firstLine="0" w:firstLineChars="0"/>
+              <w:rPr>
+                <w:rFonts w:ascii="Helvetica" w:hAnsi="Helvetica" w:eastAsia="Helvetica" w:cs="Helvetica"/>
+                <w:i w:val="false"/>
+                <w:b w:val="false"/>
+                <w:u w:val="none"/>
+                <w:sz w:val="22"/>
+                <w:szCs w:val="22"/>
+                <w:color w:val="000000"/>
+              </w:rPr>
+            </w:pPr>
+            <w:r>
+              <w:rPr>
+                <w:rFonts w:ascii="Helvetica" w:hAnsi="Helvetica" w:eastAsia="Helvetica" w:cs="Helvetica"/>
+                <w:i w:val="false"/>
+                <w:b w:val="false"/>
+                <w:u w:val="none"/>
+                <w:sz w:val="22"/>
+                <w:szCs w:val="22"/>
+                <w:color w:val="000000"/>
+              </w:rPr>
+              <w:t xml:space="preserve">0.56, 39.6</w:t>
+            </w:r>
+          </w:p>
+        </w:tc>
+        <w:tc>
+          <w:tcPr>
+            <w:tcBorders>
+              <w:bottom w:val="none" w:sz="0" w:space="0" w:color="000000"/>
+              <w:top w:val="none" w:sz="0" w:space="0" w:color="000000"/>
+              <w:left w:val="none" w:sz="0" w:space="0" w:color="000000"/>
+              <w:right w:val="none" w:sz="0" w:space="0" w:color="000000"/>
+            </w:tcBorders>
+            <w:shd w:val="clear" w:color="auto" w:fill="FFFFFF"/>
+            <w:tcMar>
+              <w:top w:w="0" w:type="dxa"/>
+              <w:bottom w:w="0" w:type="dxa"/>
+              <w:left w:w="0" w:type="dxa"/>
+              <w:right w:w="0" w:type="dxa"/>
+            </w:tcMar>
+            <w:vAlign w:val="top"/>
+          </w:tcPr>
+          <w:p>
+            <w:pPr>
+              <w:pStyle w:val="Normal"/>
+              <w:jc w:val="center"/>
+              <w:pBdr>
+                <w:bottom w:val="none" w:sz="0" w:space="0" w:color="000000"/>
+                <w:top w:val="none" w:sz="0" w:space="0" w:color="000000"/>
+                <w:left w:val="none" w:sz="0" w:space="0" w:color="000000"/>
+                <w:right w:val="none" w:sz="0" w:space="0" w:color="000000"/>
+              </w:pBdr>
+              <w:spacing w:after="100" w:before="100" w:line="240"/>
+              <w:ind w:left="100" w:right="100" w:firstLine="0" w:firstLineChars="0"/>
+              <w:rPr>
+                <w:rFonts w:ascii="Helvetica" w:hAnsi="Helvetica" w:eastAsia="Helvetica" w:cs="Helvetica"/>
+                <w:i w:val="false"/>
+                <w:b w:val="false"/>
+                <w:u w:val="none"/>
+                <w:sz w:val="22"/>
+                <w:szCs w:val="22"/>
+                <w:color w:val="000000"/>
+              </w:rPr>
+            </w:pPr>
+            <w:r>
+              <w:rPr>
+                <w:rFonts w:ascii="Helvetica" w:hAnsi="Helvetica" w:eastAsia="Helvetica" w:cs="Helvetica"/>
+                <w:i w:val="false"/>
+                <w:b w:val="false"/>
+                <w:u w:val="none"/>
+                <w:sz w:val="22"/>
+                <w:szCs w:val="22"/>
+                <w:color w:val="000000"/>
+              </w:rPr>
+              <w:t xml:space="preserve">0.160</w:t>
             </w:r>
           </w:p>
         </w:tc>
@@ -11299,60 +11299,60 @@
                 <w:szCs w:val="22"/>
                 <w:color w:val="000000"/>
               </w:rPr>
-              <w:t xml:space="preserve">0.01, 1.60</w:t>
-            </w:r>
-          </w:p>
-        </w:tc>
-        <w:tc>
-          <w:tcPr>
-            <w:tcBorders>
-              <w:bottom w:val="none" w:sz="0" w:space="0" w:color="000000"/>
-              <w:top w:val="none" w:sz="0" w:space="0" w:color="000000"/>
-              <w:left w:val="none" w:sz="0" w:space="0" w:color="000000"/>
-              <w:right w:val="none" w:sz="0" w:space="0" w:color="000000"/>
-            </w:tcBorders>
-            <w:shd w:val="clear" w:color="auto" w:fill="FFFFFF"/>
-            <w:tcMar>
-              <w:top w:w="0" w:type="dxa"/>
-              <w:bottom w:w="0" w:type="dxa"/>
-              <w:left w:w="0" w:type="dxa"/>
-              <w:right w:w="0" w:type="dxa"/>
-            </w:tcMar>
-            <w:vAlign w:val="top"/>
-          </w:tcPr>
-          <w:p>
-            <w:pPr>
-              <w:pStyle w:val="Normal"/>
-              <w:jc w:val="center"/>
-              <w:pBdr>
-                <w:bottom w:val="none" w:sz="0" w:space="0" w:color="000000"/>
-                <w:top w:val="none" w:sz="0" w:space="0" w:color="000000"/>
-                <w:left w:val="none" w:sz="0" w:space="0" w:color="000000"/>
-                <w:right w:val="none" w:sz="0" w:space="0" w:color="000000"/>
-              </w:pBdr>
-              <w:spacing w:after="100" w:before="100" w:line="240"/>
-              <w:ind w:left="100" w:right="100" w:firstLine="0" w:firstLineChars="0"/>
-              <w:rPr>
-                <w:rFonts w:ascii="Helvetica" w:hAnsi="Helvetica" w:eastAsia="Helvetica" w:cs="Helvetica"/>
-                <w:i w:val="false"/>
-                <w:b w:val="false"/>
-                <w:u w:val="none"/>
-                <w:sz w:val="22"/>
-                <w:szCs w:val="22"/>
-                <w:color w:val="000000"/>
-              </w:rPr>
-            </w:pPr>
-            <w:r>
-              <w:rPr>
-                <w:rFonts w:ascii="Helvetica" w:hAnsi="Helvetica" w:eastAsia="Helvetica" w:cs="Helvetica"/>
-                <w:i w:val="false"/>
-                <w:b w:val="false"/>
-                <w:u w:val="none"/>
-                <w:sz w:val="22"/>
-                <w:szCs w:val="22"/>
-                <w:color w:val="000000"/>
-              </w:rPr>
-              <w:t xml:space="preserve">0.110</w:t>
+              <w:t xml:space="preserve">0.01, 1.37</w:t>
+            </w:r>
+          </w:p>
+        </w:tc>
+        <w:tc>
+          <w:tcPr>
+            <w:tcBorders>
+              <w:bottom w:val="none" w:sz="0" w:space="0" w:color="000000"/>
+              <w:top w:val="none" w:sz="0" w:space="0" w:color="000000"/>
+              <w:left w:val="none" w:sz="0" w:space="0" w:color="000000"/>
+              <w:right w:val="none" w:sz="0" w:space="0" w:color="000000"/>
+            </w:tcBorders>
+            <w:shd w:val="clear" w:color="auto" w:fill="FFFFFF"/>
+            <w:tcMar>
+              <w:top w:w="0" w:type="dxa"/>
+              <w:bottom w:w="0" w:type="dxa"/>
+              <w:left w:w="0" w:type="dxa"/>
+              <w:right w:w="0" w:type="dxa"/>
+            </w:tcMar>
+            <w:vAlign w:val="top"/>
+          </w:tcPr>
+          <w:p>
+            <w:pPr>
+              <w:pStyle w:val="Normal"/>
+              <w:jc w:val="center"/>
+              <w:pBdr>
+                <w:bottom w:val="none" w:sz="0" w:space="0" w:color="000000"/>
+                <w:top w:val="none" w:sz="0" w:space="0" w:color="000000"/>
+                <w:left w:val="none" w:sz="0" w:space="0" w:color="000000"/>
+                <w:right w:val="none" w:sz="0" w:space="0" w:color="000000"/>
+              </w:pBdr>
+              <w:spacing w:after="100" w:before="100" w:line="240"/>
+              <w:ind w:left="100" w:right="100" w:firstLine="0" w:firstLineChars="0"/>
+              <w:rPr>
+                <w:rFonts w:ascii="Helvetica" w:hAnsi="Helvetica" w:eastAsia="Helvetica" w:cs="Helvetica"/>
+                <w:i w:val="false"/>
+                <w:b w:val="false"/>
+                <w:u w:val="none"/>
+                <w:sz w:val="22"/>
+                <w:szCs w:val="22"/>
+                <w:color w:val="000000"/>
+              </w:rPr>
+            </w:pPr>
+            <w:r>
+              <w:rPr>
+                <w:rFonts w:ascii="Helvetica" w:hAnsi="Helvetica" w:eastAsia="Helvetica" w:cs="Helvetica"/>
+                <w:i w:val="false"/>
+                <w:b w:val="false"/>
+                <w:u w:val="none"/>
+                <w:sz w:val="22"/>
+                <w:szCs w:val="22"/>
+                <w:color w:val="000000"/>
+              </w:rPr>
+              <w:t xml:space="preserve">0.088</w:t>
             </w:r>
           </w:p>
         </w:tc>
@@ -11729,113 +11729,113 @@
                 <w:szCs w:val="22"/>
                 <w:color w:val="000000"/>
               </w:rPr>
-              <w:t xml:space="preserve">1.22</w:t>
-            </w:r>
-          </w:p>
-        </w:tc>
-        <w:tc>
-          <w:tcPr>
-            <w:tcBorders>
-              <w:bottom w:val="none" w:sz="0" w:space="0" w:color="000000"/>
-              <w:top w:val="none" w:sz="0" w:space="0" w:color="000000"/>
-              <w:left w:val="none" w:sz="0" w:space="0" w:color="000000"/>
-              <w:right w:val="none" w:sz="0" w:space="0" w:color="000000"/>
-            </w:tcBorders>
-            <w:shd w:val="clear" w:color="auto" w:fill="FFFFFF"/>
-            <w:tcMar>
-              <w:top w:w="0" w:type="dxa"/>
-              <w:bottom w:w="0" w:type="dxa"/>
-              <w:left w:w="0" w:type="dxa"/>
-              <w:right w:w="0" w:type="dxa"/>
-            </w:tcMar>
-            <w:vAlign w:val="top"/>
-          </w:tcPr>
-          <w:p>
-            <w:pPr>
-              <w:pStyle w:val="Normal"/>
-              <w:jc w:val="center"/>
-              <w:pBdr>
-                <w:bottom w:val="none" w:sz="0" w:space="0" w:color="000000"/>
-                <w:top w:val="none" w:sz="0" w:space="0" w:color="000000"/>
-                <w:left w:val="none" w:sz="0" w:space="0" w:color="000000"/>
-                <w:right w:val="none" w:sz="0" w:space="0" w:color="000000"/>
-              </w:pBdr>
-              <w:spacing w:after="100" w:before="100" w:line="240"/>
-              <w:ind w:left="100" w:right="100" w:firstLine="0" w:firstLineChars="0"/>
-              <w:rPr>
-                <w:rFonts w:ascii="Helvetica" w:hAnsi="Helvetica" w:eastAsia="Helvetica" w:cs="Helvetica"/>
-                <w:i w:val="false"/>
-                <w:b w:val="false"/>
-                <w:u w:val="none"/>
-                <w:sz w:val="22"/>
-                <w:szCs w:val="22"/>
-                <w:color w:val="000000"/>
-              </w:rPr>
-            </w:pPr>
-            <w:r>
-              <w:rPr>
-                <w:rFonts w:ascii="Helvetica" w:hAnsi="Helvetica" w:eastAsia="Helvetica" w:cs="Helvetica"/>
-                <w:i w:val="false"/>
-                <w:b w:val="false"/>
-                <w:u w:val="none"/>
-                <w:sz w:val="22"/>
-                <w:szCs w:val="22"/>
-                <w:color w:val="000000"/>
-              </w:rPr>
-              <w:t xml:space="preserve">0.01, 266</w:t>
-            </w:r>
-          </w:p>
-        </w:tc>
-        <w:tc>
-          <w:tcPr>
-            <w:tcBorders>
-              <w:bottom w:val="none" w:sz="0" w:space="0" w:color="000000"/>
-              <w:top w:val="none" w:sz="0" w:space="0" w:color="000000"/>
-              <w:left w:val="none" w:sz="0" w:space="0" w:color="000000"/>
-              <w:right w:val="none" w:sz="0" w:space="0" w:color="000000"/>
-            </w:tcBorders>
-            <w:shd w:val="clear" w:color="auto" w:fill="FFFFFF"/>
-            <w:tcMar>
-              <w:top w:w="0" w:type="dxa"/>
-              <w:bottom w:w="0" w:type="dxa"/>
-              <w:left w:w="0" w:type="dxa"/>
-              <w:right w:w="0" w:type="dxa"/>
-            </w:tcMar>
-            <w:vAlign w:val="top"/>
-          </w:tcPr>
-          <w:p>
-            <w:pPr>
-              <w:pStyle w:val="Normal"/>
-              <w:jc w:val="center"/>
-              <w:pBdr>
-                <w:bottom w:val="none" w:sz="0" w:space="0" w:color="000000"/>
-                <w:top w:val="none" w:sz="0" w:space="0" w:color="000000"/>
-                <w:left w:val="none" w:sz="0" w:space="0" w:color="000000"/>
-                <w:right w:val="none" w:sz="0" w:space="0" w:color="000000"/>
-              </w:pBdr>
-              <w:spacing w:after="100" w:before="100" w:line="240"/>
-              <w:ind w:left="100" w:right="100" w:firstLine="0" w:firstLineChars="0"/>
-              <w:rPr>
-                <w:rFonts w:ascii="Helvetica" w:hAnsi="Helvetica" w:eastAsia="Helvetica" w:cs="Helvetica"/>
-                <w:i w:val="false"/>
-                <w:b w:val="false"/>
-                <w:u w:val="none"/>
-                <w:sz w:val="22"/>
-                <w:szCs w:val="22"/>
-                <w:color w:val="000000"/>
-              </w:rPr>
-            </w:pPr>
-            <w:r>
-              <w:rPr>
-                <w:rFonts w:ascii="Helvetica" w:hAnsi="Helvetica" w:eastAsia="Helvetica" w:cs="Helvetica"/>
-                <w:i w:val="false"/>
-                <w:b w:val="false"/>
-                <w:u w:val="none"/>
-                <w:sz w:val="22"/>
-                <w:szCs w:val="22"/>
-                <w:color w:val="000000"/>
-              </w:rPr>
-              <w:t xml:space="preserve">0.940</w:t>
+              <w:t xml:space="preserve">1.39</w:t>
+            </w:r>
+          </w:p>
+        </w:tc>
+        <w:tc>
+          <w:tcPr>
+            <w:tcBorders>
+              <w:bottom w:val="none" w:sz="0" w:space="0" w:color="000000"/>
+              <w:top w:val="none" w:sz="0" w:space="0" w:color="000000"/>
+              <w:left w:val="none" w:sz="0" w:space="0" w:color="000000"/>
+              <w:right w:val="none" w:sz="0" w:space="0" w:color="000000"/>
+            </w:tcBorders>
+            <w:shd w:val="clear" w:color="auto" w:fill="FFFFFF"/>
+            <w:tcMar>
+              <w:top w:w="0" w:type="dxa"/>
+              <w:bottom w:w="0" w:type="dxa"/>
+              <w:left w:w="0" w:type="dxa"/>
+              <w:right w:w="0" w:type="dxa"/>
+            </w:tcMar>
+            <w:vAlign w:val="top"/>
+          </w:tcPr>
+          <w:p>
+            <w:pPr>
+              <w:pStyle w:val="Normal"/>
+              <w:jc w:val="center"/>
+              <w:pBdr>
+                <w:bottom w:val="none" w:sz="0" w:space="0" w:color="000000"/>
+                <w:top w:val="none" w:sz="0" w:space="0" w:color="000000"/>
+                <w:left w:val="none" w:sz="0" w:space="0" w:color="000000"/>
+                <w:right w:val="none" w:sz="0" w:space="0" w:color="000000"/>
+              </w:pBdr>
+              <w:spacing w:after="100" w:before="100" w:line="240"/>
+              <w:ind w:left="100" w:right="100" w:firstLine="0" w:firstLineChars="0"/>
+              <w:rPr>
+                <w:rFonts w:ascii="Helvetica" w:hAnsi="Helvetica" w:eastAsia="Helvetica" w:cs="Helvetica"/>
+                <w:i w:val="false"/>
+                <w:b w:val="false"/>
+                <w:u w:val="none"/>
+                <w:sz w:val="22"/>
+                <w:szCs w:val="22"/>
+                <w:color w:val="000000"/>
+              </w:rPr>
+            </w:pPr>
+            <w:r>
+              <w:rPr>
+                <w:rFonts w:ascii="Helvetica" w:hAnsi="Helvetica" w:eastAsia="Helvetica" w:cs="Helvetica"/>
+                <w:i w:val="false"/>
+                <w:b w:val="false"/>
+                <w:u w:val="none"/>
+                <w:sz w:val="22"/>
+                <w:szCs w:val="22"/>
+                <w:color w:val="000000"/>
+              </w:rPr>
+              <w:t xml:space="preserve">0.00, 557</w:t>
+            </w:r>
+          </w:p>
+        </w:tc>
+        <w:tc>
+          <w:tcPr>
+            <w:tcBorders>
+              <w:bottom w:val="none" w:sz="0" w:space="0" w:color="000000"/>
+              <w:top w:val="none" w:sz="0" w:space="0" w:color="000000"/>
+              <w:left w:val="none" w:sz="0" w:space="0" w:color="000000"/>
+              <w:right w:val="none" w:sz="0" w:space="0" w:color="000000"/>
+            </w:tcBorders>
+            <w:shd w:val="clear" w:color="auto" w:fill="FFFFFF"/>
+            <w:tcMar>
+              <w:top w:w="0" w:type="dxa"/>
+              <w:bottom w:w="0" w:type="dxa"/>
+              <w:left w:w="0" w:type="dxa"/>
+              <w:right w:w="0" w:type="dxa"/>
+            </w:tcMar>
+            <w:vAlign w:val="top"/>
+          </w:tcPr>
+          <w:p>
+            <w:pPr>
+              <w:pStyle w:val="Normal"/>
+              <w:jc w:val="center"/>
+              <w:pBdr>
+                <w:bottom w:val="none" w:sz="0" w:space="0" w:color="000000"/>
+                <w:top w:val="none" w:sz="0" w:space="0" w:color="000000"/>
+                <w:left w:val="none" w:sz="0" w:space="0" w:color="000000"/>
+                <w:right w:val="none" w:sz="0" w:space="0" w:color="000000"/>
+              </w:pBdr>
+              <w:spacing w:after="100" w:before="100" w:line="240"/>
+              <w:ind w:left="100" w:right="100" w:firstLine="0" w:firstLineChars="0"/>
+              <w:rPr>
+                <w:rFonts w:ascii="Helvetica" w:hAnsi="Helvetica" w:eastAsia="Helvetica" w:cs="Helvetica"/>
+                <w:i w:val="false"/>
+                <w:b w:val="false"/>
+                <w:u w:val="none"/>
+                <w:sz w:val="22"/>
+                <w:szCs w:val="22"/>
+                <w:color w:val="000000"/>
+              </w:rPr>
+            </w:pPr>
+            <w:r>
+              <w:rPr>
+                <w:rFonts w:ascii="Helvetica" w:hAnsi="Helvetica" w:eastAsia="Helvetica" w:cs="Helvetica"/>
+                <w:i w:val="false"/>
+                <w:b w:val="false"/>
+                <w:u w:val="none"/>
+                <w:sz w:val="22"/>
+                <w:szCs w:val="22"/>
+                <w:color w:val="000000"/>
+              </w:rPr>
+              <w:t xml:space="preserve">0.910</w:t>
             </w:r>
           </w:p>
         </w:tc>
@@ -12695,113 +12695,113 @@
                 <w:szCs w:val="22"/>
                 <w:color w:val="000000"/>
               </w:rPr>
-              <w:t xml:space="preserve">1.05</w:t>
-            </w:r>
-          </w:p>
-        </w:tc>
-        <w:tc>
-          <w:tcPr>
-            <w:tcBorders>
-              <w:bottom w:val="none" w:sz="0" w:space="0" w:color="000000"/>
-              <w:top w:val="none" w:sz="0" w:space="0" w:color="000000"/>
-              <w:left w:val="none" w:sz="0" w:space="0" w:color="000000"/>
-              <w:right w:val="none" w:sz="0" w:space="0" w:color="000000"/>
-            </w:tcBorders>
-            <w:shd w:val="clear" w:color="auto" w:fill="FFFFFF"/>
-            <w:tcMar>
-              <w:top w:w="0" w:type="dxa"/>
-              <w:bottom w:w="0" w:type="dxa"/>
-              <w:left w:w="0" w:type="dxa"/>
-              <w:right w:w="0" w:type="dxa"/>
-            </w:tcMar>
-            <w:vAlign w:val="top"/>
-          </w:tcPr>
-          <w:p>
-            <w:pPr>
-              <w:pStyle w:val="Normal"/>
-              <w:jc w:val="center"/>
-              <w:pBdr>
-                <w:bottom w:val="none" w:sz="0" w:space="0" w:color="000000"/>
-                <w:top w:val="none" w:sz="0" w:space="0" w:color="000000"/>
-                <w:left w:val="none" w:sz="0" w:space="0" w:color="000000"/>
-                <w:right w:val="none" w:sz="0" w:space="0" w:color="000000"/>
-              </w:pBdr>
-              <w:spacing w:after="100" w:before="100" w:line="240"/>
-              <w:ind w:left="100" w:right="100" w:firstLine="0" w:firstLineChars="0"/>
-              <w:rPr>
-                <w:rFonts w:ascii="Helvetica" w:hAnsi="Helvetica" w:eastAsia="Helvetica" w:cs="Helvetica"/>
-                <w:i w:val="false"/>
-                <w:b w:val="false"/>
-                <w:u w:val="none"/>
-                <w:sz w:val="22"/>
-                <w:szCs w:val="22"/>
-                <w:color w:val="000000"/>
-              </w:rPr>
-            </w:pPr>
-            <w:r>
-              <w:rPr>
-                <w:rFonts w:ascii="Helvetica" w:hAnsi="Helvetica" w:eastAsia="Helvetica" w:cs="Helvetica"/>
-                <w:i w:val="false"/>
-                <w:b w:val="false"/>
-                <w:u w:val="none"/>
-                <w:sz w:val="22"/>
-                <w:szCs w:val="22"/>
-                <w:color w:val="000000"/>
-              </w:rPr>
-              <w:t xml:space="preserve">0.92, 1.20</w:t>
-            </w:r>
-          </w:p>
-        </w:tc>
-        <w:tc>
-          <w:tcPr>
-            <w:tcBorders>
-              <w:bottom w:val="none" w:sz="0" w:space="0" w:color="000000"/>
-              <w:top w:val="none" w:sz="0" w:space="0" w:color="000000"/>
-              <w:left w:val="none" w:sz="0" w:space="0" w:color="000000"/>
-              <w:right w:val="none" w:sz="0" w:space="0" w:color="000000"/>
-            </w:tcBorders>
-            <w:shd w:val="clear" w:color="auto" w:fill="FFFFFF"/>
-            <w:tcMar>
-              <w:top w:w="0" w:type="dxa"/>
-              <w:bottom w:w="0" w:type="dxa"/>
-              <w:left w:w="0" w:type="dxa"/>
-              <w:right w:w="0" w:type="dxa"/>
-            </w:tcMar>
-            <w:vAlign w:val="top"/>
-          </w:tcPr>
-          <w:p>
-            <w:pPr>
-              <w:pStyle w:val="Normal"/>
-              <w:jc w:val="center"/>
-              <w:pBdr>
-                <w:bottom w:val="none" w:sz="0" w:space="0" w:color="000000"/>
-                <w:top w:val="none" w:sz="0" w:space="0" w:color="000000"/>
-                <w:left w:val="none" w:sz="0" w:space="0" w:color="000000"/>
-                <w:right w:val="none" w:sz="0" w:space="0" w:color="000000"/>
-              </w:pBdr>
-              <w:spacing w:after="100" w:before="100" w:line="240"/>
-              <w:ind w:left="100" w:right="100" w:firstLine="0" w:firstLineChars="0"/>
-              <w:rPr>
-                <w:rFonts w:ascii="Helvetica" w:hAnsi="Helvetica" w:eastAsia="Helvetica" w:cs="Helvetica"/>
-                <w:i w:val="false"/>
-                <w:b w:val="false"/>
-                <w:u w:val="none"/>
-                <w:sz w:val="22"/>
-                <w:szCs w:val="22"/>
-                <w:color w:val="000000"/>
-              </w:rPr>
-            </w:pPr>
-            <w:r>
-              <w:rPr>
-                <w:rFonts w:ascii="Helvetica" w:hAnsi="Helvetica" w:eastAsia="Helvetica" w:cs="Helvetica"/>
-                <w:i w:val="false"/>
-                <w:b w:val="false"/>
-                <w:u w:val="none"/>
-                <w:sz w:val="22"/>
-                <w:szCs w:val="22"/>
-                <w:color w:val="000000"/>
-              </w:rPr>
-              <w:t xml:space="preserve">0.450</w:t>
+              <w:t xml:space="preserve">0.93</w:t>
+            </w:r>
+          </w:p>
+        </w:tc>
+        <w:tc>
+          <w:tcPr>
+            <w:tcBorders>
+              <w:bottom w:val="none" w:sz="0" w:space="0" w:color="000000"/>
+              <w:top w:val="none" w:sz="0" w:space="0" w:color="000000"/>
+              <w:left w:val="none" w:sz="0" w:space="0" w:color="000000"/>
+              <w:right w:val="none" w:sz="0" w:space="0" w:color="000000"/>
+            </w:tcBorders>
+            <w:shd w:val="clear" w:color="auto" w:fill="FFFFFF"/>
+            <w:tcMar>
+              <w:top w:w="0" w:type="dxa"/>
+              <w:bottom w:w="0" w:type="dxa"/>
+              <w:left w:w="0" w:type="dxa"/>
+              <w:right w:w="0" w:type="dxa"/>
+            </w:tcMar>
+            <w:vAlign w:val="top"/>
+          </w:tcPr>
+          <w:p>
+            <w:pPr>
+              <w:pStyle w:val="Normal"/>
+              <w:jc w:val="center"/>
+              <w:pBdr>
+                <w:bottom w:val="none" w:sz="0" w:space="0" w:color="000000"/>
+                <w:top w:val="none" w:sz="0" w:space="0" w:color="000000"/>
+                <w:left w:val="none" w:sz="0" w:space="0" w:color="000000"/>
+                <w:right w:val="none" w:sz="0" w:space="0" w:color="000000"/>
+              </w:pBdr>
+              <w:spacing w:after="100" w:before="100" w:line="240"/>
+              <w:ind w:left="100" w:right="100" w:firstLine="0" w:firstLineChars="0"/>
+              <w:rPr>
+                <w:rFonts w:ascii="Helvetica" w:hAnsi="Helvetica" w:eastAsia="Helvetica" w:cs="Helvetica"/>
+                <w:i w:val="false"/>
+                <w:b w:val="false"/>
+                <w:u w:val="none"/>
+                <w:sz w:val="22"/>
+                <w:szCs w:val="22"/>
+                <w:color w:val="000000"/>
+              </w:rPr>
+            </w:pPr>
+            <w:r>
+              <w:rPr>
+                <w:rFonts w:ascii="Helvetica" w:hAnsi="Helvetica" w:eastAsia="Helvetica" w:cs="Helvetica"/>
+                <w:i w:val="false"/>
+                <w:b w:val="false"/>
+                <w:u w:val="none"/>
+                <w:sz w:val="22"/>
+                <w:szCs w:val="22"/>
+                <w:color w:val="000000"/>
+              </w:rPr>
+              <w:t xml:space="preserve">0.82, 1.06</w:t>
+            </w:r>
+          </w:p>
+        </w:tc>
+        <w:tc>
+          <w:tcPr>
+            <w:tcBorders>
+              <w:bottom w:val="none" w:sz="0" w:space="0" w:color="000000"/>
+              <w:top w:val="none" w:sz="0" w:space="0" w:color="000000"/>
+              <w:left w:val="none" w:sz="0" w:space="0" w:color="000000"/>
+              <w:right w:val="none" w:sz="0" w:space="0" w:color="000000"/>
+            </w:tcBorders>
+            <w:shd w:val="clear" w:color="auto" w:fill="FFFFFF"/>
+            <w:tcMar>
+              <w:top w:w="0" w:type="dxa"/>
+              <w:bottom w:w="0" w:type="dxa"/>
+              <w:left w:w="0" w:type="dxa"/>
+              <w:right w:w="0" w:type="dxa"/>
+            </w:tcMar>
+            <w:vAlign w:val="top"/>
+          </w:tcPr>
+          <w:p>
+            <w:pPr>
+              <w:pStyle w:val="Normal"/>
+              <w:jc w:val="center"/>
+              <w:pBdr>
+                <w:bottom w:val="none" w:sz="0" w:space="0" w:color="000000"/>
+                <w:top w:val="none" w:sz="0" w:space="0" w:color="000000"/>
+                <w:left w:val="none" w:sz="0" w:space="0" w:color="000000"/>
+                <w:right w:val="none" w:sz="0" w:space="0" w:color="000000"/>
+              </w:pBdr>
+              <w:spacing w:after="100" w:before="100" w:line="240"/>
+              <w:ind w:left="100" w:right="100" w:firstLine="0" w:firstLineChars="0"/>
+              <w:rPr>
+                <w:rFonts w:ascii="Helvetica" w:hAnsi="Helvetica" w:eastAsia="Helvetica" w:cs="Helvetica"/>
+                <w:i w:val="false"/>
+                <w:b w:val="false"/>
+                <w:u w:val="none"/>
+                <w:sz w:val="22"/>
+                <w:szCs w:val="22"/>
+                <w:color w:val="000000"/>
+              </w:rPr>
+            </w:pPr>
+            <w:r>
+              <w:rPr>
+                <w:rFonts w:ascii="Helvetica" w:hAnsi="Helvetica" w:eastAsia="Helvetica" w:cs="Helvetica"/>
+                <w:i w:val="false"/>
+                <w:b w:val="false"/>
+                <w:u w:val="none"/>
+                <w:sz w:val="22"/>
+                <w:szCs w:val="22"/>
+                <w:color w:val="000000"/>
+              </w:rPr>
+              <w:t xml:space="preserve">0.290</w:t>
             </w:r>
           </w:p>
         </w:tc>
@@ -13178,113 +13178,113 @@
                 <w:szCs w:val="22"/>
                 <w:color w:val="000000"/>
               </w:rPr>
-              <w:t xml:space="preserve">0.10</w:t>
-            </w:r>
-          </w:p>
-        </w:tc>
-        <w:tc>
-          <w:tcPr>
-            <w:tcBorders>
-              <w:bottom w:val="none" w:sz="0" w:space="0" w:color="000000"/>
-              <w:top w:val="none" w:sz="0" w:space="0" w:color="000000"/>
-              <w:left w:val="none" w:sz="0" w:space="0" w:color="000000"/>
-              <w:right w:val="none" w:sz="0" w:space="0" w:color="000000"/>
-            </w:tcBorders>
-            <w:shd w:val="clear" w:color="auto" w:fill="FFFFFF"/>
-            <w:tcMar>
-              <w:top w:w="0" w:type="dxa"/>
-              <w:bottom w:w="0" w:type="dxa"/>
-              <w:left w:w="0" w:type="dxa"/>
-              <w:right w:w="0" w:type="dxa"/>
-            </w:tcMar>
-            <w:vAlign w:val="top"/>
-          </w:tcPr>
-          <w:p>
-            <w:pPr>
-              <w:pStyle w:val="Normal"/>
-              <w:jc w:val="center"/>
-              <w:pBdr>
-                <w:bottom w:val="none" w:sz="0" w:space="0" w:color="000000"/>
-                <w:top w:val="none" w:sz="0" w:space="0" w:color="000000"/>
-                <w:left w:val="none" w:sz="0" w:space="0" w:color="000000"/>
-                <w:right w:val="none" w:sz="0" w:space="0" w:color="000000"/>
-              </w:pBdr>
-              <w:spacing w:after="100" w:before="100" w:line="240"/>
-              <w:ind w:left="100" w:right="100" w:firstLine="0" w:firstLineChars="0"/>
-              <w:rPr>
-                <w:rFonts w:ascii="Helvetica" w:hAnsi="Helvetica" w:eastAsia="Helvetica" w:cs="Helvetica"/>
-                <w:i w:val="false"/>
-                <w:b w:val="false"/>
-                <w:u w:val="none"/>
-                <w:sz w:val="22"/>
-                <w:szCs w:val="22"/>
-                <w:color w:val="000000"/>
-              </w:rPr>
-            </w:pPr>
-            <w:r>
-              <w:rPr>
-                <w:rFonts w:ascii="Helvetica" w:hAnsi="Helvetica" w:eastAsia="Helvetica" w:cs="Helvetica"/>
-                <w:i w:val="false"/>
-                <w:b w:val="false"/>
-                <w:u w:val="none"/>
-                <w:sz w:val="22"/>
-                <w:szCs w:val="22"/>
-                <w:color w:val="000000"/>
-              </w:rPr>
-              <w:t xml:space="preserve">0.01, 0.85</w:t>
-            </w:r>
-          </w:p>
-        </w:tc>
-        <w:tc>
-          <w:tcPr>
-            <w:tcBorders>
-              <w:bottom w:val="none" w:sz="0" w:space="0" w:color="000000"/>
-              <w:top w:val="none" w:sz="0" w:space="0" w:color="000000"/>
-              <w:left w:val="none" w:sz="0" w:space="0" w:color="000000"/>
-              <w:right w:val="none" w:sz="0" w:space="0" w:color="000000"/>
-            </w:tcBorders>
-            <w:shd w:val="clear" w:color="auto" w:fill="FFFFFF"/>
-            <w:tcMar>
-              <w:top w:w="0" w:type="dxa"/>
-              <w:bottom w:w="0" w:type="dxa"/>
-              <w:left w:w="0" w:type="dxa"/>
-              <w:right w:w="0" w:type="dxa"/>
-            </w:tcMar>
-            <w:vAlign w:val="top"/>
-          </w:tcPr>
-          <w:p>
-            <w:pPr>
-              <w:pStyle w:val="Normal"/>
-              <w:jc w:val="center"/>
-              <w:pBdr>
-                <w:bottom w:val="none" w:sz="0" w:space="0" w:color="000000"/>
-                <w:top w:val="none" w:sz="0" w:space="0" w:color="000000"/>
-                <w:left w:val="none" w:sz="0" w:space="0" w:color="000000"/>
-                <w:right w:val="none" w:sz="0" w:space="0" w:color="000000"/>
-              </w:pBdr>
-              <w:spacing w:after="100" w:before="100" w:line="240"/>
-              <w:ind w:left="100" w:right="100" w:firstLine="0" w:firstLineChars="0"/>
-              <w:rPr>
-                <w:rFonts w:ascii="Helvetica" w:hAnsi="Helvetica" w:eastAsia="Helvetica" w:cs="Helvetica"/>
-                <w:i w:val="false"/>
-                <w:b w:val="false"/>
-                <w:u w:val="none"/>
-                <w:sz w:val="22"/>
-                <w:szCs w:val="22"/>
-                <w:color w:val="000000"/>
-              </w:rPr>
-            </w:pPr>
-            <w:r>
-              <w:rPr>
-                <w:rFonts w:ascii="Helvetica" w:hAnsi="Helvetica" w:eastAsia="Helvetica" w:cs="Helvetica"/>
-                <w:i w:val="false"/>
-                <w:b w:val="false"/>
-                <w:u w:val="none"/>
-                <w:sz w:val="22"/>
-                <w:szCs w:val="22"/>
-                <w:color w:val="000000"/>
-              </w:rPr>
-              <w:t xml:space="preserve">0.035</w:t>
+              <w:t xml:space="preserve">0.12</w:t>
+            </w:r>
+          </w:p>
+        </w:tc>
+        <w:tc>
+          <w:tcPr>
+            <w:tcBorders>
+              <w:bottom w:val="none" w:sz="0" w:space="0" w:color="000000"/>
+              <w:top w:val="none" w:sz="0" w:space="0" w:color="000000"/>
+              <w:left w:val="none" w:sz="0" w:space="0" w:color="000000"/>
+              <w:right w:val="none" w:sz="0" w:space="0" w:color="000000"/>
+            </w:tcBorders>
+            <w:shd w:val="clear" w:color="auto" w:fill="FFFFFF"/>
+            <w:tcMar>
+              <w:top w:w="0" w:type="dxa"/>
+              <w:bottom w:w="0" w:type="dxa"/>
+              <w:left w:w="0" w:type="dxa"/>
+              <w:right w:w="0" w:type="dxa"/>
+            </w:tcMar>
+            <w:vAlign w:val="top"/>
+          </w:tcPr>
+          <w:p>
+            <w:pPr>
+              <w:pStyle w:val="Normal"/>
+              <w:jc w:val="center"/>
+              <w:pBdr>
+                <w:bottom w:val="none" w:sz="0" w:space="0" w:color="000000"/>
+                <w:top w:val="none" w:sz="0" w:space="0" w:color="000000"/>
+                <w:left w:val="none" w:sz="0" w:space="0" w:color="000000"/>
+                <w:right w:val="none" w:sz="0" w:space="0" w:color="000000"/>
+              </w:pBdr>
+              <w:spacing w:after="100" w:before="100" w:line="240"/>
+              <w:ind w:left="100" w:right="100" w:firstLine="0" w:firstLineChars="0"/>
+              <w:rPr>
+                <w:rFonts w:ascii="Helvetica" w:hAnsi="Helvetica" w:eastAsia="Helvetica" w:cs="Helvetica"/>
+                <w:i w:val="false"/>
+                <w:b w:val="false"/>
+                <w:u w:val="none"/>
+                <w:sz w:val="22"/>
+                <w:szCs w:val="22"/>
+                <w:color w:val="000000"/>
+              </w:rPr>
+            </w:pPr>
+            <w:r>
+              <w:rPr>
+                <w:rFonts w:ascii="Helvetica" w:hAnsi="Helvetica" w:eastAsia="Helvetica" w:cs="Helvetica"/>
+                <w:i w:val="false"/>
+                <w:b w:val="false"/>
+                <w:u w:val="none"/>
+                <w:sz w:val="22"/>
+                <w:szCs w:val="22"/>
+                <w:color w:val="000000"/>
+              </w:rPr>
+              <w:t xml:space="preserve">0.01, 1.09</w:t>
+            </w:r>
+          </w:p>
+        </w:tc>
+        <w:tc>
+          <w:tcPr>
+            <w:tcBorders>
+              <w:bottom w:val="none" w:sz="0" w:space="0" w:color="000000"/>
+              <w:top w:val="none" w:sz="0" w:space="0" w:color="000000"/>
+              <w:left w:val="none" w:sz="0" w:space="0" w:color="000000"/>
+              <w:right w:val="none" w:sz="0" w:space="0" w:color="000000"/>
+            </w:tcBorders>
+            <w:shd w:val="clear" w:color="auto" w:fill="FFFFFF"/>
+            <w:tcMar>
+              <w:top w:w="0" w:type="dxa"/>
+              <w:bottom w:w="0" w:type="dxa"/>
+              <w:left w:w="0" w:type="dxa"/>
+              <w:right w:w="0" w:type="dxa"/>
+            </w:tcMar>
+            <w:vAlign w:val="top"/>
+          </w:tcPr>
+          <w:p>
+            <w:pPr>
+              <w:pStyle w:val="Normal"/>
+              <w:jc w:val="center"/>
+              <w:pBdr>
+                <w:bottom w:val="none" w:sz="0" w:space="0" w:color="000000"/>
+                <w:top w:val="none" w:sz="0" w:space="0" w:color="000000"/>
+                <w:left w:val="none" w:sz="0" w:space="0" w:color="000000"/>
+                <w:right w:val="none" w:sz="0" w:space="0" w:color="000000"/>
+              </w:pBdr>
+              <w:spacing w:after="100" w:before="100" w:line="240"/>
+              <w:ind w:left="100" w:right="100" w:firstLine="0" w:firstLineChars="0"/>
+              <w:rPr>
+                <w:rFonts w:ascii="Helvetica" w:hAnsi="Helvetica" w:eastAsia="Helvetica" w:cs="Helvetica"/>
+                <w:i w:val="false"/>
+                <w:b w:val="false"/>
+                <w:u w:val="none"/>
+                <w:sz w:val="22"/>
+                <w:szCs w:val="22"/>
+                <w:color w:val="000000"/>
+              </w:rPr>
+            </w:pPr>
+            <w:r>
+              <w:rPr>
+                <w:rFonts w:ascii="Helvetica" w:hAnsi="Helvetica" w:eastAsia="Helvetica" w:cs="Helvetica"/>
+                <w:i w:val="false"/>
+                <w:b w:val="false"/>
+                <w:u w:val="none"/>
+                <w:sz w:val="22"/>
+                <w:szCs w:val="22"/>
+                <w:color w:val="000000"/>
+              </w:rPr>
+              <w:t xml:space="preserve">0.060</w:t>
             </w:r>
           </w:p>
         </w:tc>
@@ -13661,60 +13661,60 @@
                 <w:szCs w:val="22"/>
                 <w:color w:val="000000"/>
               </w:rPr>
-              <w:t xml:space="preserve">17,613</w:t>
-            </w:r>
-          </w:p>
-        </w:tc>
-        <w:tc>
-          <w:tcPr>
-            <w:tcBorders>
-              <w:bottom w:val="none" w:sz="0" w:space="0" w:color="000000"/>
-              <w:top w:val="none" w:sz="0" w:space="0" w:color="000000"/>
-              <w:left w:val="none" w:sz="0" w:space="0" w:color="000000"/>
-              <w:right w:val="none" w:sz="0" w:space="0" w:color="000000"/>
-            </w:tcBorders>
-            <w:shd w:val="clear" w:color="auto" w:fill="FFFFFF"/>
-            <w:tcMar>
-              <w:top w:w="0" w:type="dxa"/>
-              <w:bottom w:w="0" w:type="dxa"/>
-              <w:left w:w="0" w:type="dxa"/>
-              <w:right w:w="0" w:type="dxa"/>
-            </w:tcMar>
-            <w:vAlign w:val="top"/>
-          </w:tcPr>
-          <w:p>
-            <w:pPr>
-              <w:pStyle w:val="Normal"/>
-              <w:jc w:val="center"/>
-              <w:pBdr>
-                <w:bottom w:val="none" w:sz="0" w:space="0" w:color="000000"/>
-                <w:top w:val="none" w:sz="0" w:space="0" w:color="000000"/>
-                <w:left w:val="none" w:sz="0" w:space="0" w:color="000000"/>
-                <w:right w:val="none" w:sz="0" w:space="0" w:color="000000"/>
-              </w:pBdr>
-              <w:spacing w:after="100" w:before="100" w:line="240"/>
-              <w:ind w:left="100" w:right="100" w:firstLine="0" w:firstLineChars="0"/>
-              <w:rPr>
-                <w:rFonts w:ascii="Helvetica" w:hAnsi="Helvetica" w:eastAsia="Helvetica" w:cs="Helvetica"/>
-                <w:i w:val="false"/>
-                <w:b w:val="false"/>
-                <w:u w:val="none"/>
-                <w:sz w:val="22"/>
-                <w:szCs w:val="22"/>
-                <w:color w:val="000000"/>
-              </w:rPr>
-            </w:pPr>
-            <w:r>
-              <w:rPr>
-                <w:rFonts w:ascii="Helvetica" w:hAnsi="Helvetica" w:eastAsia="Helvetica" w:cs="Helvetica"/>
-                <w:i w:val="false"/>
-                <w:b w:val="false"/>
-                <w:u w:val="none"/>
-                <w:sz w:val="22"/>
-                <w:szCs w:val="22"/>
-                <w:color w:val="000000"/>
-              </w:rPr>
-              <w:t xml:space="preserve">214, 1,450,944</w:t>
+              <w:t xml:space="preserve">15,301</w:t>
+            </w:r>
+          </w:p>
+        </w:tc>
+        <w:tc>
+          <w:tcPr>
+            <w:tcBorders>
+              <w:bottom w:val="none" w:sz="0" w:space="0" w:color="000000"/>
+              <w:top w:val="none" w:sz="0" w:space="0" w:color="000000"/>
+              <w:left w:val="none" w:sz="0" w:space="0" w:color="000000"/>
+              <w:right w:val="none" w:sz="0" w:space="0" w:color="000000"/>
+            </w:tcBorders>
+            <w:shd w:val="clear" w:color="auto" w:fill="FFFFFF"/>
+            <w:tcMar>
+              <w:top w:w="0" w:type="dxa"/>
+              <w:bottom w:w="0" w:type="dxa"/>
+              <w:left w:w="0" w:type="dxa"/>
+              <w:right w:w="0" w:type="dxa"/>
+            </w:tcMar>
+            <w:vAlign w:val="top"/>
+          </w:tcPr>
+          <w:p>
+            <w:pPr>
+              <w:pStyle w:val="Normal"/>
+              <w:jc w:val="center"/>
+              <w:pBdr>
+                <w:bottom w:val="none" w:sz="0" w:space="0" w:color="000000"/>
+                <w:top w:val="none" w:sz="0" w:space="0" w:color="000000"/>
+                <w:left w:val="none" w:sz="0" w:space="0" w:color="000000"/>
+                <w:right w:val="none" w:sz="0" w:space="0" w:color="000000"/>
+              </w:pBdr>
+              <w:spacing w:after="100" w:before="100" w:line="240"/>
+              <w:ind w:left="100" w:right="100" w:firstLine="0" w:firstLineChars="0"/>
+              <w:rPr>
+                <w:rFonts w:ascii="Helvetica" w:hAnsi="Helvetica" w:eastAsia="Helvetica" w:cs="Helvetica"/>
+                <w:i w:val="false"/>
+                <w:b w:val="false"/>
+                <w:u w:val="none"/>
+                <w:sz w:val="22"/>
+                <w:szCs w:val="22"/>
+                <w:color w:val="000000"/>
+              </w:rPr>
+            </w:pPr>
+            <w:r>
+              <w:rPr>
+                <w:rFonts w:ascii="Helvetica" w:hAnsi="Helvetica" w:eastAsia="Helvetica" w:cs="Helvetica"/>
+                <w:i w:val="false"/>
+                <w:b w:val="false"/>
+                <w:u w:val="none"/>
+                <w:sz w:val="22"/>
+                <w:szCs w:val="22"/>
+                <w:color w:val="000000"/>
+              </w:rPr>
+              <w:t xml:space="preserve">173, 1,355,651</w:t>
             </w:r>
           </w:p>
         </w:tc>
@@ -14144,120 +14144,120 @@
                 <w:szCs w:val="22"/>
                 <w:color w:val="000000"/>
               </w:rPr>
-              <w:t xml:space="preserve">4.04</w:t>
-            </w:r>
-          </w:p>
-        </w:tc>
-        <w:tc>
-          <w:tcPr>
-            <w:tcBorders>
-              <w:bottom w:val="none" w:sz="0" w:space="0" w:color="000000"/>
-              <w:top w:val="none" w:sz="0" w:space="0" w:color="000000"/>
-              <w:left w:val="none" w:sz="0" w:space="0" w:color="000000"/>
-              <w:right w:val="none" w:sz="0" w:space="0" w:color="000000"/>
-            </w:tcBorders>
-            <w:shd w:val="clear" w:color="auto" w:fill="FFFFFF"/>
-            <w:tcMar>
-              <w:top w:w="0" w:type="dxa"/>
-              <w:bottom w:w="0" w:type="dxa"/>
-              <w:left w:w="0" w:type="dxa"/>
-              <w:right w:w="0" w:type="dxa"/>
-            </w:tcMar>
-            <w:vAlign w:val="top"/>
-          </w:tcPr>
-          <w:p>
-            <w:pPr>
-              <w:pStyle w:val="Normal"/>
-              <w:jc w:val="center"/>
-              <w:pBdr>
-                <w:bottom w:val="none" w:sz="0" w:space="0" w:color="000000"/>
-                <w:top w:val="none" w:sz="0" w:space="0" w:color="000000"/>
-                <w:left w:val="none" w:sz="0" w:space="0" w:color="000000"/>
-                <w:right w:val="none" w:sz="0" w:space="0" w:color="000000"/>
-              </w:pBdr>
-              <w:spacing w:after="100" w:before="100" w:line="240"/>
-              <w:ind w:left="100" w:right="100" w:firstLine="0" w:firstLineChars="0"/>
-              <w:rPr>
-                <w:rFonts w:ascii="Helvetica" w:hAnsi="Helvetica" w:eastAsia="Helvetica" w:cs="Helvetica"/>
-                <w:i w:val="false"/>
-                <w:b w:val="false"/>
-                <w:u w:val="none"/>
-                <w:sz w:val="22"/>
-                <w:szCs w:val="22"/>
-                <w:color w:val="000000"/>
-              </w:rPr>
-            </w:pPr>
-            <w:r>
-              <w:rPr>
-                <w:rFonts w:ascii="Helvetica" w:hAnsi="Helvetica" w:eastAsia="Helvetica" w:cs="Helvetica"/>
-                <w:i w:val="false"/>
-                <w:b w:val="false"/>
-                <w:u w:val="none"/>
-                <w:sz w:val="22"/>
-                <w:szCs w:val="22"/>
-                <w:color w:val="000000"/>
-              </w:rPr>
-              <w:t xml:space="preserve">0.94, 17.4</w:t>
-            </w:r>
-          </w:p>
-        </w:tc>
-        <w:tc>
-          <w:tcPr>
-            <w:tcBorders>
-              <w:bottom w:val="none" w:sz="0" w:space="0" w:color="000000"/>
-              <w:top w:val="none" w:sz="0" w:space="0" w:color="000000"/>
-              <w:left w:val="none" w:sz="0" w:space="0" w:color="000000"/>
-              <w:right w:val="none" w:sz="0" w:space="0" w:color="000000"/>
-            </w:tcBorders>
-            <w:shd w:val="clear" w:color="auto" w:fill="FFFFFF"/>
-            <w:tcMar>
-              <w:top w:w="0" w:type="dxa"/>
-              <w:bottom w:w="0" w:type="dxa"/>
-              <w:left w:w="0" w:type="dxa"/>
-              <w:right w:w="0" w:type="dxa"/>
-            </w:tcMar>
-            <w:vAlign w:val="top"/>
-          </w:tcPr>
-          <w:p>
-            <w:pPr>
-              <w:pStyle w:val="Normal"/>
-              <w:jc w:val="center"/>
-              <w:pBdr>
-                <w:bottom w:val="none" w:sz="0" w:space="0" w:color="000000"/>
-                <w:top w:val="none" w:sz="0" w:space="0" w:color="000000"/>
-                <w:left w:val="none" w:sz="0" w:space="0" w:color="000000"/>
-                <w:right w:val="none" w:sz="0" w:space="0" w:color="000000"/>
-              </w:pBdr>
-              <w:spacing w:after="100" w:before="100" w:line="240"/>
-              <w:ind w:left="100" w:right="100" w:firstLine="0" w:firstLineChars="0"/>
-              <w:rPr>
-                <w:rFonts w:ascii="Helvetica" w:hAnsi="Helvetica" w:eastAsia="Helvetica" w:cs="Helvetica"/>
-                <w:i w:val="false"/>
-                <w:b w:val="false"/>
-                <w:u w:val="none"/>
-                <w:sz w:val="22"/>
-                <w:szCs w:val="22"/>
-                <w:color w:val="000000"/>
-              </w:rPr>
-            </w:pPr>
-            <w:r>
-              <w:rPr>
-                <w:rFonts w:ascii="Helvetica" w:hAnsi="Helvetica" w:eastAsia="Helvetica" w:cs="Helvetica"/>
-                <w:i w:val="false"/>
-                <w:b w:val="false"/>
-                <w:u w:val="none"/>
-                <w:sz w:val="22"/>
-                <w:szCs w:val="22"/>
-                <w:color w:val="000000"/>
-              </w:rPr>
-              <w:t xml:space="preserve">0.061</w:t>
+              <w:t xml:space="preserve">3.52</w:t>
+            </w:r>
+          </w:p>
+        </w:tc>
+        <w:tc>
+          <w:tcPr>
+            <w:tcBorders>
+              <w:bottom w:val="none" w:sz="0" w:space="0" w:color="000000"/>
+              <w:top w:val="none" w:sz="0" w:space="0" w:color="000000"/>
+              <w:left w:val="none" w:sz="0" w:space="0" w:color="000000"/>
+              <w:right w:val="none" w:sz="0" w:space="0" w:color="000000"/>
+            </w:tcBorders>
+            <w:shd w:val="clear" w:color="auto" w:fill="FFFFFF"/>
+            <w:tcMar>
+              <w:top w:w="0" w:type="dxa"/>
+              <w:bottom w:w="0" w:type="dxa"/>
+              <w:left w:w="0" w:type="dxa"/>
+              <w:right w:w="0" w:type="dxa"/>
+            </w:tcMar>
+            <w:vAlign w:val="top"/>
+          </w:tcPr>
+          <w:p>
+            <w:pPr>
+              <w:pStyle w:val="Normal"/>
+              <w:jc w:val="center"/>
+              <w:pBdr>
+                <w:bottom w:val="none" w:sz="0" w:space="0" w:color="000000"/>
+                <w:top w:val="none" w:sz="0" w:space="0" w:color="000000"/>
+                <w:left w:val="none" w:sz="0" w:space="0" w:color="000000"/>
+                <w:right w:val="none" w:sz="0" w:space="0" w:color="000000"/>
+              </w:pBdr>
+              <w:spacing w:after="100" w:before="100" w:line="240"/>
+              <w:ind w:left="100" w:right="100" w:firstLine="0" w:firstLineChars="0"/>
+              <w:rPr>
+                <w:rFonts w:ascii="Helvetica" w:hAnsi="Helvetica" w:eastAsia="Helvetica" w:cs="Helvetica"/>
+                <w:i w:val="false"/>
+                <w:b w:val="false"/>
+                <w:u w:val="none"/>
+                <w:sz w:val="22"/>
+                <w:szCs w:val="22"/>
+                <w:color w:val="000000"/>
+              </w:rPr>
+            </w:pPr>
+            <w:r>
+              <w:rPr>
+                <w:rFonts w:ascii="Helvetica" w:hAnsi="Helvetica" w:eastAsia="Helvetica" w:cs="Helvetica"/>
+                <w:i w:val="false"/>
+                <w:b w:val="false"/>
+                <w:u w:val="none"/>
+                <w:sz w:val="22"/>
+                <w:szCs w:val="22"/>
+                <w:color w:val="000000"/>
+              </w:rPr>
+              <w:t xml:space="preserve">0.82, 15.1</w:t>
+            </w:r>
+          </w:p>
+        </w:tc>
+        <w:tc>
+          <w:tcPr>
+            <w:tcBorders>
+              <w:bottom w:val="none" w:sz="0" w:space="0" w:color="000000"/>
+              <w:top w:val="none" w:sz="0" w:space="0" w:color="000000"/>
+              <w:left w:val="none" w:sz="0" w:space="0" w:color="000000"/>
+              <w:right w:val="none" w:sz="0" w:space="0" w:color="000000"/>
+            </w:tcBorders>
+            <w:shd w:val="clear" w:color="auto" w:fill="FFFFFF"/>
+            <w:tcMar>
+              <w:top w:w="0" w:type="dxa"/>
+              <w:bottom w:w="0" w:type="dxa"/>
+              <w:left w:w="0" w:type="dxa"/>
+              <w:right w:w="0" w:type="dxa"/>
+            </w:tcMar>
+            <w:vAlign w:val="top"/>
+          </w:tcPr>
+          <w:p>
+            <w:pPr>
+              <w:pStyle w:val="Normal"/>
+              <w:jc w:val="center"/>
+              <w:pBdr>
+                <w:bottom w:val="none" w:sz="0" w:space="0" w:color="000000"/>
+                <w:top w:val="none" w:sz="0" w:space="0" w:color="000000"/>
+                <w:left w:val="none" w:sz="0" w:space="0" w:color="000000"/>
+                <w:right w:val="none" w:sz="0" w:space="0" w:color="000000"/>
+              </w:pBdr>
+              <w:spacing w:after="100" w:before="100" w:line="240"/>
+              <w:ind w:left="100" w:right="100" w:firstLine="0" w:firstLineChars="0"/>
+              <w:rPr>
+                <w:rFonts w:ascii="Helvetica" w:hAnsi="Helvetica" w:eastAsia="Helvetica" w:cs="Helvetica"/>
+                <w:i w:val="false"/>
+                <w:b w:val="false"/>
+                <w:u w:val="none"/>
+                <w:sz w:val="22"/>
+                <w:szCs w:val="22"/>
+                <w:color w:val="000000"/>
+              </w:rPr>
+            </w:pPr>
+            <w:r>
+              <w:rPr>
+                <w:rFonts w:ascii="Helvetica" w:hAnsi="Helvetica" w:eastAsia="Helvetica" w:cs="Helvetica"/>
+                <w:i w:val="false"/>
+                <w:b w:val="false"/>
+                <w:u w:val="none"/>
+                <w:sz w:val="22"/>
+                <w:szCs w:val="22"/>
+                <w:color w:val="000000"/>
+              </w:rPr>
+              <w:t xml:space="preserve">0.090</w:t>
             </w:r>
           </w:p>
         </w:tc>
       </w:tr>
       <w:tr>
         <w:trPr>
-          <w:trHeight w:val="598" w:hRule="auto"/>
+          <w:trHeight w:val="619" w:hRule="auto"/>
         </w:trPr>
         body29
         <w:tc>
@@ -14309,7 +14309,7 @@
                 <w:szCs w:val="22"/>
                 <w:color w:val="000000"/>
               </w:rPr>
-              <w:t xml:space="preserve">cockcroft</w:t>
+              <w:t xml:space="preserve">ckd_epi_gfr_cre_cys</w:t>
             </w:r>
           </w:p>
         </w:tc>
@@ -14415,7 +14415,7 @@
                 <w:szCs w:val="22"/>
                 <w:color w:val="000000"/>
               </w:rPr>
-              <w:t xml:space="preserve">0.97</w:t>
+              <w:t xml:space="preserve">0.96</w:t>
             </w:r>
           </w:p>
         </w:tc>
@@ -14468,7 +14468,7 @@
                 <w:szCs w:val="22"/>
                 <w:color w:val="000000"/>
               </w:rPr>
-              <w:t xml:space="preserve">0.95, 0.99</w:t>
+              <w:t xml:space="preserve">0.94, 0.98</w:t>
             </w:r>
           </w:p>
         </w:tc>
@@ -14521,7 +14521,7 @@
                 <w:szCs w:val="22"/>
                 <w:color w:val="000000"/>
               </w:rPr>
-              <w:t xml:space="preserve">0.011</w:t>
+              <w:t xml:space="preserve">&lt;0.001</w:t>
             </w:r>
           </w:p>
         </w:tc>
@@ -14627,7 +14627,7 @@
                 <w:szCs w:val="22"/>
                 <w:color w:val="000000"/>
               </w:rPr>
-              <w:t xml:space="preserve">0.96</w:t>
+              <w:t xml:space="preserve">0.94</w:t>
             </w:r>
           </w:p>
         </w:tc>
@@ -14680,7 +14680,7 @@
                 <w:szCs w:val="22"/>
                 <w:color w:val="000000"/>
               </w:rPr>
-              <w:t xml:space="preserve">0.92, 0.99</w:t>
+              <w:t xml:space="preserve">0.90, 0.98</w:t>
             </w:r>
           </w:p>
         </w:tc>
@@ -14733,7 +14733,7 @@
                 <w:szCs w:val="22"/>
                 <w:color w:val="000000"/>
               </w:rPr>
-              <w:t xml:space="preserve">0.012</w:t>
+              <w:t xml:space="preserve">0.006</w:t>
             </w:r>
           </w:p>
         </w:tc>

--- a/docs/tables/carbo/sec6_ckd_composite.docx
+++ b/docs/tables/carbo/sec6_ckd_composite.docx
@@ -19,12 +19,12 @@
       <w:tblGrid>
         <w:gridCol w:w="2894"/>
         <w:gridCol w:w="778"/>
-        <w:gridCol w:w="1084"/>
-        <w:gridCol w:w="1879"/>
+        <w:gridCol w:w="839"/>
+        <w:gridCol w:w="1389"/>
         <w:gridCol w:w="1181"/>
         <w:gridCol w:w="778"/>
-        <w:gridCol w:w="1084"/>
-        <w:gridCol w:w="1879"/>
+        <w:gridCol w:w="839"/>
+        <w:gridCol w:w="1512"/>
         <w:gridCol w:w="1181"/>
       </w:tblGrid>
       <w:tr>
@@ -1156,7 +1156,7 @@
                 <w:szCs w:val="22"/>
                 <w:color w:val="000000"/>
               </w:rPr>
-              <w:t xml:space="preserve">0.90, 1.72</w:t>
+              <w:t xml:space="preserve">0.90, 1.73</w:t>
             </w:r>
           </w:p>
         </w:tc>
@@ -1692,7 +1692,7 @@
                 <w:szCs w:val="22"/>
                 <w:color w:val="000000"/>
               </w:rPr>
-              <w:t xml:space="preserve">0.970</w:t>
+              <w:t xml:space="preserve">0.960</w:t>
             </w:r>
           </w:p>
         </w:tc>
@@ -3035,113 +3035,113 @@
                 <w:szCs w:val="22"/>
                 <w:color w:val="000000"/>
               </w:rPr>
-              <w:t xml:space="preserve">5.61</w:t>
-            </w:r>
-          </w:p>
-        </w:tc>
-        <w:tc>
-          <w:tcPr>
-            <w:tcBorders>
-              <w:bottom w:val="none" w:sz="0" w:space="0" w:color="000000"/>
-              <w:top w:val="none" w:sz="0" w:space="0" w:color="000000"/>
-              <w:left w:val="none" w:sz="0" w:space="0" w:color="000000"/>
-              <w:right w:val="none" w:sz="0" w:space="0" w:color="000000"/>
-            </w:tcBorders>
-            <w:shd w:val="clear" w:color="auto" w:fill="FFFFFF"/>
-            <w:tcMar>
-              <w:top w:w="0" w:type="dxa"/>
-              <w:bottom w:w="0" w:type="dxa"/>
-              <w:left w:w="0" w:type="dxa"/>
-              <w:right w:w="0" w:type="dxa"/>
-            </w:tcMar>
-            <w:vAlign w:val="top"/>
-          </w:tcPr>
-          <w:p>
-            <w:pPr>
-              <w:pStyle w:val="Normal"/>
-              <w:jc w:val="center"/>
-              <w:pBdr>
-                <w:bottom w:val="none" w:sz="0" w:space="0" w:color="000000"/>
-                <w:top w:val="none" w:sz="0" w:space="0" w:color="000000"/>
-                <w:left w:val="none" w:sz="0" w:space="0" w:color="000000"/>
-                <w:right w:val="none" w:sz="0" w:space="0" w:color="000000"/>
-              </w:pBdr>
-              <w:spacing w:after="100" w:before="100" w:line="240"/>
-              <w:ind w:left="100" w:right="100" w:firstLine="0" w:firstLineChars="0"/>
-              <w:rPr>
-                <w:rFonts w:ascii="Helvetica" w:hAnsi="Helvetica" w:eastAsia="Helvetica" w:cs="Helvetica"/>
-                <w:i w:val="false"/>
-                <w:b w:val="false"/>
-                <w:u w:val="none"/>
-                <w:sz w:val="22"/>
-                <w:szCs w:val="22"/>
-                <w:color w:val="000000"/>
-              </w:rPr>
-            </w:pPr>
-            <w:r>
-              <w:rPr>
-                <w:rFonts w:ascii="Helvetica" w:hAnsi="Helvetica" w:eastAsia="Helvetica" w:cs="Helvetica"/>
-                <w:i w:val="false"/>
-                <w:b w:val="false"/>
-                <w:u w:val="none"/>
-                <w:sz w:val="22"/>
-                <w:szCs w:val="22"/>
-                <w:color w:val="000000"/>
-              </w:rPr>
-              <w:t xml:space="preserve">0.21, 153</w:t>
-            </w:r>
-          </w:p>
-        </w:tc>
-        <w:tc>
-          <w:tcPr>
-            <w:tcBorders>
-              <w:bottom w:val="none" w:sz="0" w:space="0" w:color="000000"/>
-              <w:top w:val="none" w:sz="0" w:space="0" w:color="000000"/>
-              <w:left w:val="none" w:sz="0" w:space="0" w:color="000000"/>
-              <w:right w:val="none" w:sz="0" w:space="0" w:color="000000"/>
-            </w:tcBorders>
-            <w:shd w:val="clear" w:color="auto" w:fill="FFFFFF"/>
-            <w:tcMar>
-              <w:top w:w="0" w:type="dxa"/>
-              <w:bottom w:w="0" w:type="dxa"/>
-              <w:left w:w="0" w:type="dxa"/>
-              <w:right w:w="0" w:type="dxa"/>
-            </w:tcMar>
-            <w:vAlign w:val="top"/>
-          </w:tcPr>
-          <w:p>
-            <w:pPr>
-              <w:pStyle w:val="Normal"/>
-              <w:jc w:val="center"/>
-              <w:pBdr>
-                <w:bottom w:val="none" w:sz="0" w:space="0" w:color="000000"/>
-                <w:top w:val="none" w:sz="0" w:space="0" w:color="000000"/>
-                <w:left w:val="none" w:sz="0" w:space="0" w:color="000000"/>
-                <w:right w:val="none" w:sz="0" w:space="0" w:color="000000"/>
-              </w:pBdr>
-              <w:spacing w:after="100" w:before="100" w:line="240"/>
-              <w:ind w:left="100" w:right="100" w:firstLine="0" w:firstLineChars="0"/>
-              <w:rPr>
-                <w:rFonts w:ascii="Helvetica" w:hAnsi="Helvetica" w:eastAsia="Helvetica" w:cs="Helvetica"/>
-                <w:i w:val="false"/>
-                <w:b w:val="false"/>
-                <w:u w:val="none"/>
-                <w:sz w:val="22"/>
-                <w:szCs w:val="22"/>
-                <w:color w:val="000000"/>
-              </w:rPr>
-            </w:pPr>
-            <w:r>
-              <w:rPr>
-                <w:rFonts w:ascii="Helvetica" w:hAnsi="Helvetica" w:eastAsia="Helvetica" w:cs="Helvetica"/>
-                <w:i w:val="false"/>
-                <w:b w:val="false"/>
-                <w:u w:val="none"/>
-                <w:sz w:val="22"/>
-                <w:szCs w:val="22"/>
-                <w:color w:val="000000"/>
-              </w:rPr>
-              <w:t xml:space="preserve">0.310</w:t>
+              <w:t xml:space="preserve">5.80</w:t>
+            </w:r>
+          </w:p>
+        </w:tc>
+        <w:tc>
+          <w:tcPr>
+            <w:tcBorders>
+              <w:bottom w:val="none" w:sz="0" w:space="0" w:color="000000"/>
+              <w:top w:val="none" w:sz="0" w:space="0" w:color="000000"/>
+              <w:left w:val="none" w:sz="0" w:space="0" w:color="000000"/>
+              <w:right w:val="none" w:sz="0" w:space="0" w:color="000000"/>
+            </w:tcBorders>
+            <w:shd w:val="clear" w:color="auto" w:fill="FFFFFF"/>
+            <w:tcMar>
+              <w:top w:w="0" w:type="dxa"/>
+              <w:bottom w:w="0" w:type="dxa"/>
+              <w:left w:w="0" w:type="dxa"/>
+              <w:right w:w="0" w:type="dxa"/>
+            </w:tcMar>
+            <w:vAlign w:val="top"/>
+          </w:tcPr>
+          <w:p>
+            <w:pPr>
+              <w:pStyle w:val="Normal"/>
+              <w:jc w:val="center"/>
+              <w:pBdr>
+                <w:bottom w:val="none" w:sz="0" w:space="0" w:color="000000"/>
+                <w:top w:val="none" w:sz="0" w:space="0" w:color="000000"/>
+                <w:left w:val="none" w:sz="0" w:space="0" w:color="000000"/>
+                <w:right w:val="none" w:sz="0" w:space="0" w:color="000000"/>
+              </w:pBdr>
+              <w:spacing w:after="100" w:before="100" w:line="240"/>
+              <w:ind w:left="100" w:right="100" w:firstLine="0" w:firstLineChars="0"/>
+              <w:rPr>
+                <w:rFonts w:ascii="Helvetica" w:hAnsi="Helvetica" w:eastAsia="Helvetica" w:cs="Helvetica"/>
+                <w:i w:val="false"/>
+                <w:b w:val="false"/>
+                <w:u w:val="none"/>
+                <w:sz w:val="22"/>
+                <w:szCs w:val="22"/>
+                <w:color w:val="000000"/>
+              </w:rPr>
+            </w:pPr>
+            <w:r>
+              <w:rPr>
+                <w:rFonts w:ascii="Helvetica" w:hAnsi="Helvetica" w:eastAsia="Helvetica" w:cs="Helvetica"/>
+                <w:i w:val="false"/>
+                <w:b w:val="false"/>
+                <w:u w:val="none"/>
+                <w:sz w:val="22"/>
+                <w:szCs w:val="22"/>
+                <w:color w:val="000000"/>
+              </w:rPr>
+              <w:t xml:space="preserve">0.22, 150</w:t>
+            </w:r>
+          </w:p>
+        </w:tc>
+        <w:tc>
+          <w:tcPr>
+            <w:tcBorders>
+              <w:bottom w:val="none" w:sz="0" w:space="0" w:color="000000"/>
+              <w:top w:val="none" w:sz="0" w:space="0" w:color="000000"/>
+              <w:left w:val="none" w:sz="0" w:space="0" w:color="000000"/>
+              <w:right w:val="none" w:sz="0" w:space="0" w:color="000000"/>
+            </w:tcBorders>
+            <w:shd w:val="clear" w:color="auto" w:fill="FFFFFF"/>
+            <w:tcMar>
+              <w:top w:w="0" w:type="dxa"/>
+              <w:bottom w:w="0" w:type="dxa"/>
+              <w:left w:w="0" w:type="dxa"/>
+              <w:right w:w="0" w:type="dxa"/>
+            </w:tcMar>
+            <w:vAlign w:val="top"/>
+          </w:tcPr>
+          <w:p>
+            <w:pPr>
+              <w:pStyle w:val="Normal"/>
+              <w:jc w:val="center"/>
+              <w:pBdr>
+                <w:bottom w:val="none" w:sz="0" w:space="0" w:color="000000"/>
+                <w:top w:val="none" w:sz="0" w:space="0" w:color="000000"/>
+                <w:left w:val="none" w:sz="0" w:space="0" w:color="000000"/>
+                <w:right w:val="none" w:sz="0" w:space="0" w:color="000000"/>
+              </w:pBdr>
+              <w:spacing w:after="100" w:before="100" w:line="240"/>
+              <w:ind w:left="100" w:right="100" w:firstLine="0" w:firstLineChars="0"/>
+              <w:rPr>
+                <w:rFonts w:ascii="Helvetica" w:hAnsi="Helvetica" w:eastAsia="Helvetica" w:cs="Helvetica"/>
+                <w:i w:val="false"/>
+                <w:b w:val="false"/>
+                <w:u w:val="none"/>
+                <w:sz w:val="22"/>
+                <w:szCs w:val="22"/>
+                <w:color w:val="000000"/>
+              </w:rPr>
+            </w:pPr>
+            <w:r>
+              <w:rPr>
+                <w:rFonts w:ascii="Helvetica" w:hAnsi="Helvetica" w:eastAsia="Helvetica" w:cs="Helvetica"/>
+                <w:i w:val="false"/>
+                <w:b w:val="false"/>
+                <w:u w:val="none"/>
+                <w:sz w:val="22"/>
+                <w:szCs w:val="22"/>
+                <w:color w:val="000000"/>
+              </w:rPr>
+              <w:t xml:space="preserve">0.290</w:t>
             </w:r>
           </w:p>
         </w:tc>
@@ -4967,113 +4967,113 @@
                 <w:szCs w:val="22"/>
                 <w:color w:val="000000"/>
               </w:rPr>
-              <w:t xml:space="preserve">0.48</w:t>
-            </w:r>
-          </w:p>
-        </w:tc>
-        <w:tc>
-          <w:tcPr>
-            <w:tcBorders>
-              <w:bottom w:val="none" w:sz="0" w:space="0" w:color="000000"/>
-              <w:top w:val="none" w:sz="0" w:space="0" w:color="000000"/>
-              <w:left w:val="none" w:sz="0" w:space="0" w:color="000000"/>
-              <w:right w:val="none" w:sz="0" w:space="0" w:color="000000"/>
-            </w:tcBorders>
-            <w:shd w:val="clear" w:color="auto" w:fill="FFFFFF"/>
-            <w:tcMar>
-              <w:top w:w="0" w:type="dxa"/>
-              <w:bottom w:w="0" w:type="dxa"/>
-              <w:left w:w="0" w:type="dxa"/>
-              <w:right w:w="0" w:type="dxa"/>
-            </w:tcMar>
-            <w:vAlign w:val="top"/>
-          </w:tcPr>
-          <w:p>
-            <w:pPr>
-              <w:pStyle w:val="Normal"/>
-              <w:jc w:val="center"/>
-              <w:pBdr>
-                <w:bottom w:val="none" w:sz="0" w:space="0" w:color="000000"/>
-                <w:top w:val="none" w:sz="0" w:space="0" w:color="000000"/>
-                <w:left w:val="none" w:sz="0" w:space="0" w:color="000000"/>
-                <w:right w:val="none" w:sz="0" w:space="0" w:color="000000"/>
-              </w:pBdr>
-              <w:spacing w:after="100" w:before="100" w:line="240"/>
-              <w:ind w:left="100" w:right="100" w:firstLine="0" w:firstLineChars="0"/>
-              <w:rPr>
-                <w:rFonts w:ascii="Helvetica" w:hAnsi="Helvetica" w:eastAsia="Helvetica" w:cs="Helvetica"/>
-                <w:i w:val="false"/>
-                <w:b w:val="false"/>
-                <w:u w:val="none"/>
-                <w:sz w:val="22"/>
-                <w:szCs w:val="22"/>
-                <w:color w:val="000000"/>
-              </w:rPr>
-            </w:pPr>
-            <w:r>
-              <w:rPr>
-                <w:rFonts w:ascii="Helvetica" w:hAnsi="Helvetica" w:eastAsia="Helvetica" w:cs="Helvetica"/>
-                <w:i w:val="false"/>
-                <w:b w:val="false"/>
-                <w:u w:val="none"/>
-                <w:sz w:val="22"/>
-                <w:szCs w:val="22"/>
-                <w:color w:val="000000"/>
-              </w:rPr>
-              <w:t xml:space="preserve">0.09, 2.68</w:t>
-            </w:r>
-          </w:p>
-        </w:tc>
-        <w:tc>
-          <w:tcPr>
-            <w:tcBorders>
-              <w:bottom w:val="none" w:sz="0" w:space="0" w:color="000000"/>
-              <w:top w:val="none" w:sz="0" w:space="0" w:color="000000"/>
-              <w:left w:val="none" w:sz="0" w:space="0" w:color="000000"/>
-              <w:right w:val="none" w:sz="0" w:space="0" w:color="000000"/>
-            </w:tcBorders>
-            <w:shd w:val="clear" w:color="auto" w:fill="FFFFFF"/>
-            <w:tcMar>
-              <w:top w:w="0" w:type="dxa"/>
-              <w:bottom w:w="0" w:type="dxa"/>
-              <w:left w:w="0" w:type="dxa"/>
-              <w:right w:w="0" w:type="dxa"/>
-            </w:tcMar>
-            <w:vAlign w:val="top"/>
-          </w:tcPr>
-          <w:p>
-            <w:pPr>
-              <w:pStyle w:val="Normal"/>
-              <w:jc w:val="center"/>
-              <w:pBdr>
-                <w:bottom w:val="none" w:sz="0" w:space="0" w:color="000000"/>
-                <w:top w:val="none" w:sz="0" w:space="0" w:color="000000"/>
-                <w:left w:val="none" w:sz="0" w:space="0" w:color="000000"/>
-                <w:right w:val="none" w:sz="0" w:space="0" w:color="000000"/>
-              </w:pBdr>
-              <w:spacing w:after="100" w:before="100" w:line="240"/>
-              <w:ind w:left="100" w:right="100" w:firstLine="0" w:firstLineChars="0"/>
-              <w:rPr>
-                <w:rFonts w:ascii="Helvetica" w:hAnsi="Helvetica" w:eastAsia="Helvetica" w:cs="Helvetica"/>
-                <w:i w:val="false"/>
-                <w:b w:val="false"/>
-                <w:u w:val="none"/>
-                <w:sz w:val="22"/>
-                <w:szCs w:val="22"/>
-                <w:color w:val="000000"/>
-              </w:rPr>
-            </w:pPr>
-            <w:r>
-              <w:rPr>
-                <w:rFonts w:ascii="Helvetica" w:hAnsi="Helvetica" w:eastAsia="Helvetica" w:cs="Helvetica"/>
-                <w:i w:val="false"/>
-                <w:b w:val="false"/>
-                <w:u w:val="none"/>
-                <w:sz w:val="22"/>
-                <w:szCs w:val="22"/>
-                <w:color w:val="000000"/>
-              </w:rPr>
-              <w:t xml:space="preserve">0.400</w:t>
+              <w:t xml:space="preserve">0.47</w:t>
+            </w:r>
+          </w:p>
+        </w:tc>
+        <w:tc>
+          <w:tcPr>
+            <w:tcBorders>
+              <w:bottom w:val="none" w:sz="0" w:space="0" w:color="000000"/>
+              <w:top w:val="none" w:sz="0" w:space="0" w:color="000000"/>
+              <w:left w:val="none" w:sz="0" w:space="0" w:color="000000"/>
+              <w:right w:val="none" w:sz="0" w:space="0" w:color="000000"/>
+            </w:tcBorders>
+            <w:shd w:val="clear" w:color="auto" w:fill="FFFFFF"/>
+            <w:tcMar>
+              <w:top w:w="0" w:type="dxa"/>
+              <w:bottom w:w="0" w:type="dxa"/>
+              <w:left w:w="0" w:type="dxa"/>
+              <w:right w:w="0" w:type="dxa"/>
+            </w:tcMar>
+            <w:vAlign w:val="top"/>
+          </w:tcPr>
+          <w:p>
+            <w:pPr>
+              <w:pStyle w:val="Normal"/>
+              <w:jc w:val="center"/>
+              <w:pBdr>
+                <w:bottom w:val="none" w:sz="0" w:space="0" w:color="000000"/>
+                <w:top w:val="none" w:sz="0" w:space="0" w:color="000000"/>
+                <w:left w:val="none" w:sz="0" w:space="0" w:color="000000"/>
+                <w:right w:val="none" w:sz="0" w:space="0" w:color="000000"/>
+              </w:pBdr>
+              <w:spacing w:after="100" w:before="100" w:line="240"/>
+              <w:ind w:left="100" w:right="100" w:firstLine="0" w:firstLineChars="0"/>
+              <w:rPr>
+                <w:rFonts w:ascii="Helvetica" w:hAnsi="Helvetica" w:eastAsia="Helvetica" w:cs="Helvetica"/>
+                <w:i w:val="false"/>
+                <w:b w:val="false"/>
+                <w:u w:val="none"/>
+                <w:sz w:val="22"/>
+                <w:szCs w:val="22"/>
+                <w:color w:val="000000"/>
+              </w:rPr>
+            </w:pPr>
+            <w:r>
+              <w:rPr>
+                <w:rFonts w:ascii="Helvetica" w:hAnsi="Helvetica" w:eastAsia="Helvetica" w:cs="Helvetica"/>
+                <w:i w:val="false"/>
+                <w:b w:val="false"/>
+                <w:u w:val="none"/>
+                <w:sz w:val="22"/>
+                <w:szCs w:val="22"/>
+                <w:color w:val="000000"/>
+              </w:rPr>
+              <w:t xml:space="preserve">0.08, 2.65</w:t>
+            </w:r>
+          </w:p>
+        </w:tc>
+        <w:tc>
+          <w:tcPr>
+            <w:tcBorders>
+              <w:bottom w:val="none" w:sz="0" w:space="0" w:color="000000"/>
+              <w:top w:val="none" w:sz="0" w:space="0" w:color="000000"/>
+              <w:left w:val="none" w:sz="0" w:space="0" w:color="000000"/>
+              <w:right w:val="none" w:sz="0" w:space="0" w:color="000000"/>
+            </w:tcBorders>
+            <w:shd w:val="clear" w:color="auto" w:fill="FFFFFF"/>
+            <w:tcMar>
+              <w:top w:w="0" w:type="dxa"/>
+              <w:bottom w:w="0" w:type="dxa"/>
+              <w:left w:w="0" w:type="dxa"/>
+              <w:right w:w="0" w:type="dxa"/>
+            </w:tcMar>
+            <w:vAlign w:val="top"/>
+          </w:tcPr>
+          <w:p>
+            <w:pPr>
+              <w:pStyle w:val="Normal"/>
+              <w:jc w:val="center"/>
+              <w:pBdr>
+                <w:bottom w:val="none" w:sz="0" w:space="0" w:color="000000"/>
+                <w:top w:val="none" w:sz="0" w:space="0" w:color="000000"/>
+                <w:left w:val="none" w:sz="0" w:space="0" w:color="000000"/>
+                <w:right w:val="none" w:sz="0" w:space="0" w:color="000000"/>
+              </w:pBdr>
+              <w:spacing w:after="100" w:before="100" w:line="240"/>
+              <w:ind w:left="100" w:right="100" w:firstLine="0" w:firstLineChars="0"/>
+              <w:rPr>
+                <w:rFonts w:ascii="Helvetica" w:hAnsi="Helvetica" w:eastAsia="Helvetica" w:cs="Helvetica"/>
+                <w:i w:val="false"/>
+                <w:b w:val="false"/>
+                <w:u w:val="none"/>
+                <w:sz w:val="22"/>
+                <w:szCs w:val="22"/>
+                <w:color w:val="000000"/>
+              </w:rPr>
+            </w:pPr>
+            <w:r>
+              <w:rPr>
+                <w:rFonts w:ascii="Helvetica" w:hAnsi="Helvetica" w:eastAsia="Helvetica" w:cs="Helvetica"/>
+                <w:i w:val="false"/>
+                <w:b w:val="false"/>
+                <w:u w:val="none"/>
+                <w:sz w:val="22"/>
+                <w:szCs w:val="22"/>
+                <w:color w:val="000000"/>
+              </w:rPr>
+              <w:t xml:space="preserve">0.390</w:t>
             </w:r>
           </w:p>
         </w:tc>
@@ -6469,60 +6469,60 @@
                 <w:szCs w:val="22"/>
                 <w:color w:val="000000"/>
               </w:rPr>
-              <w:t xml:space="preserve">0.00, 0.29</w:t>
-            </w:r>
-          </w:p>
-        </w:tc>
-        <w:tc>
-          <w:tcPr>
-            <w:tcBorders>
-              <w:bottom w:val="none" w:sz="0" w:space="0" w:color="000000"/>
-              <w:top w:val="none" w:sz="0" w:space="0" w:color="000000"/>
-              <w:left w:val="none" w:sz="0" w:space="0" w:color="000000"/>
-              <w:right w:val="none" w:sz="0" w:space="0" w:color="000000"/>
-            </w:tcBorders>
-            <w:shd w:val="clear" w:color="auto" w:fill="FFFFFF"/>
-            <w:tcMar>
-              <w:top w:w="0" w:type="dxa"/>
-              <w:bottom w:w="0" w:type="dxa"/>
-              <w:left w:w="0" w:type="dxa"/>
-              <w:right w:w="0" w:type="dxa"/>
-            </w:tcMar>
-            <w:vAlign w:val="top"/>
-          </w:tcPr>
-          <w:p>
-            <w:pPr>
-              <w:pStyle w:val="Normal"/>
-              <w:jc w:val="center"/>
-              <w:pBdr>
-                <w:bottom w:val="none" w:sz="0" w:space="0" w:color="000000"/>
-                <w:top w:val="none" w:sz="0" w:space="0" w:color="000000"/>
-                <w:left w:val="none" w:sz="0" w:space="0" w:color="000000"/>
-                <w:right w:val="none" w:sz="0" w:space="0" w:color="000000"/>
-              </w:pBdr>
-              <w:spacing w:after="100" w:before="100" w:line="240"/>
-              <w:ind w:left="100" w:right="100" w:firstLine="0" w:firstLineChars="0"/>
-              <w:rPr>
-                <w:rFonts w:ascii="Helvetica" w:hAnsi="Helvetica" w:eastAsia="Helvetica" w:cs="Helvetica"/>
-                <w:i w:val="false"/>
-                <w:b w:val="false"/>
-                <w:u w:val="none"/>
-                <w:sz w:val="22"/>
-                <w:szCs w:val="22"/>
-                <w:color w:val="000000"/>
-              </w:rPr>
-            </w:pPr>
-            <w:r>
-              <w:rPr>
-                <w:rFonts w:ascii="Helvetica" w:hAnsi="Helvetica" w:eastAsia="Helvetica" w:cs="Helvetica"/>
-                <w:i w:val="false"/>
-                <w:b w:val="false"/>
-                <w:u w:val="none"/>
-                <w:sz w:val="22"/>
-                <w:szCs w:val="22"/>
-                <w:color w:val="000000"/>
-              </w:rPr>
-              <w:t xml:space="preserve">0.013</w:t>
+              <w:t xml:space="preserve">0.00, 0.28</w:t>
+            </w:r>
+          </w:p>
+        </w:tc>
+        <w:tc>
+          <w:tcPr>
+            <w:tcBorders>
+              <w:bottom w:val="none" w:sz="0" w:space="0" w:color="000000"/>
+              <w:top w:val="none" w:sz="0" w:space="0" w:color="000000"/>
+              <w:left w:val="none" w:sz="0" w:space="0" w:color="000000"/>
+              <w:right w:val="none" w:sz="0" w:space="0" w:color="000000"/>
+            </w:tcBorders>
+            <w:shd w:val="clear" w:color="auto" w:fill="FFFFFF"/>
+            <w:tcMar>
+              <w:top w:w="0" w:type="dxa"/>
+              <w:bottom w:w="0" w:type="dxa"/>
+              <w:left w:w="0" w:type="dxa"/>
+              <w:right w:w="0" w:type="dxa"/>
+            </w:tcMar>
+            <w:vAlign w:val="top"/>
+          </w:tcPr>
+          <w:p>
+            <w:pPr>
+              <w:pStyle w:val="Normal"/>
+              <w:jc w:val="center"/>
+              <w:pBdr>
+                <w:bottom w:val="none" w:sz="0" w:space="0" w:color="000000"/>
+                <w:top w:val="none" w:sz="0" w:space="0" w:color="000000"/>
+                <w:left w:val="none" w:sz="0" w:space="0" w:color="000000"/>
+                <w:right w:val="none" w:sz="0" w:space="0" w:color="000000"/>
+              </w:pBdr>
+              <w:spacing w:after="100" w:before="100" w:line="240"/>
+              <w:ind w:left="100" w:right="100" w:firstLine="0" w:firstLineChars="0"/>
+              <w:rPr>
+                <w:rFonts w:ascii="Helvetica" w:hAnsi="Helvetica" w:eastAsia="Helvetica" w:cs="Helvetica"/>
+                <w:i w:val="false"/>
+                <w:b w:val="false"/>
+                <w:u w:val="none"/>
+                <w:sz w:val="22"/>
+                <w:szCs w:val="22"/>
+                <w:color w:val="000000"/>
+              </w:rPr>
+            </w:pPr>
+            <w:r>
+              <w:rPr>
+                <w:rFonts w:ascii="Helvetica" w:hAnsi="Helvetica" w:eastAsia="Helvetica" w:cs="Helvetica"/>
+                <w:i w:val="false"/>
+                <w:b w:val="false"/>
+                <w:u w:val="none"/>
+                <w:sz w:val="22"/>
+                <w:szCs w:val="22"/>
+                <w:color w:val="000000"/>
+              </w:rPr>
+              <w:t xml:space="preserve">0.012</w:t>
             </w:r>
           </w:p>
         </w:tc>
@@ -6899,60 +6899,60 @@
                 <w:szCs w:val="22"/>
                 <w:color w:val="000000"/>
               </w:rPr>
-              <w:t xml:space="preserve">0.22</w:t>
-            </w:r>
-          </w:p>
-        </w:tc>
-        <w:tc>
-          <w:tcPr>
-            <w:tcBorders>
-              <w:bottom w:val="none" w:sz="0" w:space="0" w:color="000000"/>
-              <w:top w:val="none" w:sz="0" w:space="0" w:color="000000"/>
-              <w:left w:val="none" w:sz="0" w:space="0" w:color="000000"/>
-              <w:right w:val="none" w:sz="0" w:space="0" w:color="000000"/>
-            </w:tcBorders>
-            <w:shd w:val="clear" w:color="auto" w:fill="FFFFFF"/>
-            <w:tcMar>
-              <w:top w:w="0" w:type="dxa"/>
-              <w:bottom w:w="0" w:type="dxa"/>
-              <w:left w:w="0" w:type="dxa"/>
-              <w:right w:w="0" w:type="dxa"/>
-            </w:tcMar>
-            <w:vAlign w:val="top"/>
-          </w:tcPr>
-          <w:p>
-            <w:pPr>
-              <w:pStyle w:val="Normal"/>
-              <w:jc w:val="center"/>
-              <w:pBdr>
-                <w:bottom w:val="none" w:sz="0" w:space="0" w:color="000000"/>
-                <w:top w:val="none" w:sz="0" w:space="0" w:color="000000"/>
-                <w:left w:val="none" w:sz="0" w:space="0" w:color="000000"/>
-                <w:right w:val="none" w:sz="0" w:space="0" w:color="000000"/>
-              </w:pBdr>
-              <w:spacing w:after="100" w:before="100" w:line="240"/>
-              <w:ind w:left="100" w:right="100" w:firstLine="0" w:firstLineChars="0"/>
-              <w:rPr>
-                <w:rFonts w:ascii="Helvetica" w:hAnsi="Helvetica" w:eastAsia="Helvetica" w:cs="Helvetica"/>
-                <w:i w:val="false"/>
-                <w:b w:val="false"/>
-                <w:u w:val="none"/>
-                <w:sz w:val="22"/>
-                <w:szCs w:val="22"/>
-                <w:color w:val="000000"/>
-              </w:rPr>
-            </w:pPr>
-            <w:r>
-              <w:rPr>
-                <w:rFonts w:ascii="Helvetica" w:hAnsi="Helvetica" w:eastAsia="Helvetica" w:cs="Helvetica"/>
-                <w:i w:val="false"/>
-                <w:b w:val="false"/>
-                <w:u w:val="none"/>
-                <w:sz w:val="22"/>
-                <w:szCs w:val="22"/>
-                <w:color w:val="000000"/>
-              </w:rPr>
-              <w:t xml:space="preserve">0.01, 3.78</w:t>
+              <w:t xml:space="preserve">0.23</w:t>
+            </w:r>
+          </w:p>
+        </w:tc>
+        <w:tc>
+          <w:tcPr>
+            <w:tcBorders>
+              <w:bottom w:val="none" w:sz="0" w:space="0" w:color="000000"/>
+              <w:top w:val="none" w:sz="0" w:space="0" w:color="000000"/>
+              <w:left w:val="none" w:sz="0" w:space="0" w:color="000000"/>
+              <w:right w:val="none" w:sz="0" w:space="0" w:color="000000"/>
+            </w:tcBorders>
+            <w:shd w:val="clear" w:color="auto" w:fill="FFFFFF"/>
+            <w:tcMar>
+              <w:top w:w="0" w:type="dxa"/>
+              <w:bottom w:w="0" w:type="dxa"/>
+              <w:left w:w="0" w:type="dxa"/>
+              <w:right w:w="0" w:type="dxa"/>
+            </w:tcMar>
+            <w:vAlign w:val="top"/>
+          </w:tcPr>
+          <w:p>
+            <w:pPr>
+              <w:pStyle w:val="Normal"/>
+              <w:jc w:val="center"/>
+              <w:pBdr>
+                <w:bottom w:val="none" w:sz="0" w:space="0" w:color="000000"/>
+                <w:top w:val="none" w:sz="0" w:space="0" w:color="000000"/>
+                <w:left w:val="none" w:sz="0" w:space="0" w:color="000000"/>
+                <w:right w:val="none" w:sz="0" w:space="0" w:color="000000"/>
+              </w:pBdr>
+              <w:spacing w:after="100" w:before="100" w:line="240"/>
+              <w:ind w:left="100" w:right="100" w:firstLine="0" w:firstLineChars="0"/>
+              <w:rPr>
+                <w:rFonts w:ascii="Helvetica" w:hAnsi="Helvetica" w:eastAsia="Helvetica" w:cs="Helvetica"/>
+                <w:i w:val="false"/>
+                <w:b w:val="false"/>
+                <w:u w:val="none"/>
+                <w:sz w:val="22"/>
+                <w:szCs w:val="22"/>
+                <w:color w:val="000000"/>
+              </w:rPr>
+            </w:pPr>
+            <w:r>
+              <w:rPr>
+                <w:rFonts w:ascii="Helvetica" w:hAnsi="Helvetica" w:eastAsia="Helvetica" w:cs="Helvetica"/>
+                <w:i w:val="false"/>
+                <w:b w:val="false"/>
+                <w:u w:val="none"/>
+                <w:sz w:val="22"/>
+                <w:szCs w:val="22"/>
+                <w:color w:val="000000"/>
+              </w:rPr>
+              <w:t xml:space="preserve">0.01, 3.84</w:t>
             </w:r>
           </w:p>
         </w:tc>
@@ -7435,60 +7435,60 @@
                 <w:szCs w:val="22"/>
                 <w:color w:val="000000"/>
               </w:rPr>
-              <w:t xml:space="preserve">0.00, 1.51</w:t>
-            </w:r>
-          </w:p>
-        </w:tc>
-        <w:tc>
-          <w:tcPr>
-            <w:tcBorders>
-              <w:bottom w:val="none" w:sz="0" w:space="0" w:color="000000"/>
-              <w:top w:val="none" w:sz="0" w:space="0" w:color="000000"/>
-              <w:left w:val="none" w:sz="0" w:space="0" w:color="000000"/>
-              <w:right w:val="none" w:sz="0" w:space="0" w:color="000000"/>
-            </w:tcBorders>
-            <w:shd w:val="clear" w:color="auto" w:fill="FFFFFF"/>
-            <w:tcMar>
-              <w:top w:w="0" w:type="dxa"/>
-              <w:bottom w:w="0" w:type="dxa"/>
-              <w:left w:w="0" w:type="dxa"/>
-              <w:right w:w="0" w:type="dxa"/>
-            </w:tcMar>
-            <w:vAlign w:val="top"/>
-          </w:tcPr>
-          <w:p>
-            <w:pPr>
-              <w:pStyle w:val="Normal"/>
-              <w:jc w:val="center"/>
-              <w:pBdr>
-                <w:bottom w:val="none" w:sz="0" w:space="0" w:color="000000"/>
-                <w:top w:val="none" w:sz="0" w:space="0" w:color="000000"/>
-                <w:left w:val="none" w:sz="0" w:space="0" w:color="000000"/>
-                <w:right w:val="none" w:sz="0" w:space="0" w:color="000000"/>
-              </w:pBdr>
-              <w:spacing w:after="100" w:before="100" w:line="240"/>
-              <w:ind w:left="100" w:right="100" w:firstLine="0" w:firstLineChars="0"/>
-              <w:rPr>
-                <w:rFonts w:ascii="Helvetica" w:hAnsi="Helvetica" w:eastAsia="Helvetica" w:cs="Helvetica"/>
-                <w:i w:val="false"/>
-                <w:b w:val="false"/>
-                <w:u w:val="none"/>
-                <w:sz w:val="22"/>
-                <w:szCs w:val="22"/>
-                <w:color w:val="000000"/>
-              </w:rPr>
-            </w:pPr>
-            <w:r>
-              <w:rPr>
-                <w:rFonts w:ascii="Helvetica" w:hAnsi="Helvetica" w:eastAsia="Helvetica" w:cs="Helvetica"/>
-                <w:i w:val="false"/>
-                <w:b w:val="false"/>
-                <w:u w:val="none"/>
-                <w:sz w:val="22"/>
-                <w:szCs w:val="22"/>
-                <w:color w:val="000000"/>
-              </w:rPr>
-              <w:t xml:space="preserve">0.076</w:t>
+              <w:t xml:space="preserve">0.00, 1.37</w:t>
+            </w:r>
+          </w:p>
+        </w:tc>
+        <w:tc>
+          <w:tcPr>
+            <w:tcBorders>
+              <w:bottom w:val="none" w:sz="0" w:space="0" w:color="000000"/>
+              <w:top w:val="none" w:sz="0" w:space="0" w:color="000000"/>
+              <w:left w:val="none" w:sz="0" w:space="0" w:color="000000"/>
+              <w:right w:val="none" w:sz="0" w:space="0" w:color="000000"/>
+            </w:tcBorders>
+            <w:shd w:val="clear" w:color="auto" w:fill="FFFFFF"/>
+            <w:tcMar>
+              <w:top w:w="0" w:type="dxa"/>
+              <w:bottom w:w="0" w:type="dxa"/>
+              <w:left w:w="0" w:type="dxa"/>
+              <w:right w:w="0" w:type="dxa"/>
+            </w:tcMar>
+            <w:vAlign w:val="top"/>
+          </w:tcPr>
+          <w:p>
+            <w:pPr>
+              <w:pStyle w:val="Normal"/>
+              <w:jc w:val="center"/>
+              <w:pBdr>
+                <w:bottom w:val="none" w:sz="0" w:space="0" w:color="000000"/>
+                <w:top w:val="none" w:sz="0" w:space="0" w:color="000000"/>
+                <w:left w:val="none" w:sz="0" w:space="0" w:color="000000"/>
+                <w:right w:val="none" w:sz="0" w:space="0" w:color="000000"/>
+              </w:pBdr>
+              <w:spacing w:after="100" w:before="100" w:line="240"/>
+              <w:ind w:left="100" w:right="100" w:firstLine="0" w:firstLineChars="0"/>
+              <w:rPr>
+                <w:rFonts w:ascii="Helvetica" w:hAnsi="Helvetica" w:eastAsia="Helvetica" w:cs="Helvetica"/>
+                <w:i w:val="false"/>
+                <w:b w:val="false"/>
+                <w:u w:val="none"/>
+                <w:sz w:val="22"/>
+                <w:szCs w:val="22"/>
+                <w:color w:val="000000"/>
+              </w:rPr>
+            </w:pPr>
+            <w:r>
+              <w:rPr>
+                <w:rFonts w:ascii="Helvetica" w:hAnsi="Helvetica" w:eastAsia="Helvetica" w:cs="Helvetica"/>
+                <w:i w:val="false"/>
+                <w:b w:val="false"/>
+                <w:u w:val="none"/>
+                <w:sz w:val="22"/>
+                <w:szCs w:val="22"/>
+                <w:color w:val="000000"/>
+              </w:rPr>
+              <w:t xml:space="preserve">0.069</w:t>
             </w:r>
           </w:p>
         </w:tc>
@@ -10280,113 +10280,113 @@
                 <w:szCs w:val="22"/>
                 <w:color w:val="000000"/>
               </w:rPr>
-              <w:t xml:space="preserve">166</w:t>
-            </w:r>
-          </w:p>
-        </w:tc>
-        <w:tc>
-          <w:tcPr>
-            <w:tcBorders>
-              <w:bottom w:val="none" w:sz="0" w:space="0" w:color="000000"/>
-              <w:top w:val="none" w:sz="0" w:space="0" w:color="000000"/>
-              <w:left w:val="none" w:sz="0" w:space="0" w:color="000000"/>
-              <w:right w:val="none" w:sz="0" w:space="0" w:color="000000"/>
-            </w:tcBorders>
-            <w:shd w:val="clear" w:color="auto" w:fill="FFFFFF"/>
-            <w:tcMar>
-              <w:top w:w="0" w:type="dxa"/>
-              <w:bottom w:w="0" w:type="dxa"/>
-              <w:left w:w="0" w:type="dxa"/>
-              <w:right w:w="0" w:type="dxa"/>
-            </w:tcMar>
-            <w:vAlign w:val="top"/>
-          </w:tcPr>
-          <w:p>
-            <w:pPr>
-              <w:pStyle w:val="Normal"/>
-              <w:jc w:val="center"/>
-              <w:pBdr>
-                <w:bottom w:val="none" w:sz="0" w:space="0" w:color="000000"/>
-                <w:top w:val="none" w:sz="0" w:space="0" w:color="000000"/>
-                <w:left w:val="none" w:sz="0" w:space="0" w:color="000000"/>
-                <w:right w:val="none" w:sz="0" w:space="0" w:color="000000"/>
-              </w:pBdr>
-              <w:spacing w:after="100" w:before="100" w:line="240"/>
-              <w:ind w:left="100" w:right="100" w:firstLine="0" w:firstLineChars="0"/>
-              <w:rPr>
-                <w:rFonts w:ascii="Helvetica" w:hAnsi="Helvetica" w:eastAsia="Helvetica" w:cs="Helvetica"/>
-                <w:i w:val="false"/>
-                <w:b w:val="false"/>
-                <w:u w:val="none"/>
-                <w:sz w:val="22"/>
-                <w:szCs w:val="22"/>
-                <w:color w:val="000000"/>
-              </w:rPr>
-            </w:pPr>
-            <w:r>
-              <w:rPr>
-                <w:rFonts w:ascii="Helvetica" w:hAnsi="Helvetica" w:eastAsia="Helvetica" w:cs="Helvetica"/>
-                <w:i w:val="false"/>
-                <w:b w:val="false"/>
-                <w:u w:val="none"/>
-                <w:sz w:val="22"/>
-                <w:szCs w:val="22"/>
-                <w:color w:val="000000"/>
-              </w:rPr>
-              <w:t xml:space="preserve">4.66, 5,944</w:t>
-            </w:r>
-          </w:p>
-        </w:tc>
-        <w:tc>
-          <w:tcPr>
-            <w:tcBorders>
-              <w:bottom w:val="none" w:sz="0" w:space="0" w:color="000000"/>
-              <w:top w:val="none" w:sz="0" w:space="0" w:color="000000"/>
-              <w:left w:val="none" w:sz="0" w:space="0" w:color="000000"/>
-              <w:right w:val="none" w:sz="0" w:space="0" w:color="000000"/>
-            </w:tcBorders>
-            <w:shd w:val="clear" w:color="auto" w:fill="FFFFFF"/>
-            <w:tcMar>
-              <w:top w:w="0" w:type="dxa"/>
-              <w:bottom w:w="0" w:type="dxa"/>
-              <w:left w:w="0" w:type="dxa"/>
-              <w:right w:w="0" w:type="dxa"/>
-            </w:tcMar>
-            <w:vAlign w:val="top"/>
-          </w:tcPr>
-          <w:p>
-            <w:pPr>
-              <w:pStyle w:val="Normal"/>
-              <w:jc w:val="center"/>
-              <w:pBdr>
-                <w:bottom w:val="none" w:sz="0" w:space="0" w:color="000000"/>
-                <w:top w:val="none" w:sz="0" w:space="0" w:color="000000"/>
-                <w:left w:val="none" w:sz="0" w:space="0" w:color="000000"/>
-                <w:right w:val="none" w:sz="0" w:space="0" w:color="000000"/>
-              </w:pBdr>
-              <w:spacing w:after="100" w:before="100" w:line="240"/>
-              <w:ind w:left="100" w:right="100" w:firstLine="0" w:firstLineChars="0"/>
-              <w:rPr>
-                <w:rFonts w:ascii="Helvetica" w:hAnsi="Helvetica" w:eastAsia="Helvetica" w:cs="Helvetica"/>
-                <w:i w:val="false"/>
-                <w:b w:val="false"/>
-                <w:u w:val="none"/>
-                <w:sz w:val="22"/>
-                <w:szCs w:val="22"/>
-                <w:color w:val="000000"/>
-              </w:rPr>
-            </w:pPr>
-            <w:r>
-              <w:rPr>
-                <w:rFonts w:ascii="Helvetica" w:hAnsi="Helvetica" w:eastAsia="Helvetica" w:cs="Helvetica"/>
-                <w:i w:val="false"/>
-                <w:b w:val="false"/>
-                <w:u w:val="none"/>
-                <w:sz w:val="22"/>
-                <w:szCs w:val="22"/>
-                <w:color w:val="000000"/>
-              </w:rPr>
-              <w:t xml:space="preserve">0.005</w:t>
+              <w:t xml:space="preserve">174</w:t>
+            </w:r>
+          </w:p>
+        </w:tc>
+        <w:tc>
+          <w:tcPr>
+            <w:tcBorders>
+              <w:bottom w:val="none" w:sz="0" w:space="0" w:color="000000"/>
+              <w:top w:val="none" w:sz="0" w:space="0" w:color="000000"/>
+              <w:left w:val="none" w:sz="0" w:space="0" w:color="000000"/>
+              <w:right w:val="none" w:sz="0" w:space="0" w:color="000000"/>
+            </w:tcBorders>
+            <w:shd w:val="clear" w:color="auto" w:fill="FFFFFF"/>
+            <w:tcMar>
+              <w:top w:w="0" w:type="dxa"/>
+              <w:bottom w:w="0" w:type="dxa"/>
+              <w:left w:w="0" w:type="dxa"/>
+              <w:right w:w="0" w:type="dxa"/>
+            </w:tcMar>
+            <w:vAlign w:val="top"/>
+          </w:tcPr>
+          <w:p>
+            <w:pPr>
+              <w:pStyle w:val="Normal"/>
+              <w:jc w:val="center"/>
+              <w:pBdr>
+                <w:bottom w:val="none" w:sz="0" w:space="0" w:color="000000"/>
+                <w:top w:val="none" w:sz="0" w:space="0" w:color="000000"/>
+                <w:left w:val="none" w:sz="0" w:space="0" w:color="000000"/>
+                <w:right w:val="none" w:sz="0" w:space="0" w:color="000000"/>
+              </w:pBdr>
+              <w:spacing w:after="100" w:before="100" w:line="240"/>
+              <w:ind w:left="100" w:right="100" w:firstLine="0" w:firstLineChars="0"/>
+              <w:rPr>
+                <w:rFonts w:ascii="Helvetica" w:hAnsi="Helvetica" w:eastAsia="Helvetica" w:cs="Helvetica"/>
+                <w:i w:val="false"/>
+                <w:b w:val="false"/>
+                <w:u w:val="none"/>
+                <w:sz w:val="22"/>
+                <w:szCs w:val="22"/>
+                <w:color w:val="000000"/>
+              </w:rPr>
+            </w:pPr>
+            <w:r>
+              <w:rPr>
+                <w:rFonts w:ascii="Helvetica" w:hAnsi="Helvetica" w:eastAsia="Helvetica" w:cs="Helvetica"/>
+                <w:i w:val="false"/>
+                <w:b w:val="false"/>
+                <w:u w:val="none"/>
+                <w:sz w:val="22"/>
+                <w:szCs w:val="22"/>
+                <w:color w:val="000000"/>
+              </w:rPr>
+              <w:t xml:space="preserve">5.04, 5,999</w:t>
+            </w:r>
+          </w:p>
+        </w:tc>
+        <w:tc>
+          <w:tcPr>
+            <w:tcBorders>
+              <w:bottom w:val="none" w:sz="0" w:space="0" w:color="000000"/>
+              <w:top w:val="none" w:sz="0" w:space="0" w:color="000000"/>
+              <w:left w:val="none" w:sz="0" w:space="0" w:color="000000"/>
+              <w:right w:val="none" w:sz="0" w:space="0" w:color="000000"/>
+            </w:tcBorders>
+            <w:shd w:val="clear" w:color="auto" w:fill="FFFFFF"/>
+            <w:tcMar>
+              <w:top w:w="0" w:type="dxa"/>
+              <w:bottom w:w="0" w:type="dxa"/>
+              <w:left w:w="0" w:type="dxa"/>
+              <w:right w:w="0" w:type="dxa"/>
+            </w:tcMar>
+            <w:vAlign w:val="top"/>
+          </w:tcPr>
+          <w:p>
+            <w:pPr>
+              <w:pStyle w:val="Normal"/>
+              <w:jc w:val="center"/>
+              <w:pBdr>
+                <w:bottom w:val="none" w:sz="0" w:space="0" w:color="000000"/>
+                <w:top w:val="none" w:sz="0" w:space="0" w:color="000000"/>
+                <w:left w:val="none" w:sz="0" w:space="0" w:color="000000"/>
+                <w:right w:val="none" w:sz="0" w:space="0" w:color="000000"/>
+              </w:pBdr>
+              <w:spacing w:after="100" w:before="100" w:line="240"/>
+              <w:ind w:left="100" w:right="100" w:firstLine="0" w:firstLineChars="0"/>
+              <w:rPr>
+                <w:rFonts w:ascii="Helvetica" w:hAnsi="Helvetica" w:eastAsia="Helvetica" w:cs="Helvetica"/>
+                <w:i w:val="false"/>
+                <w:b w:val="false"/>
+                <w:u w:val="none"/>
+                <w:sz w:val="22"/>
+                <w:szCs w:val="22"/>
+                <w:color w:val="000000"/>
+              </w:rPr>
+            </w:pPr>
+            <w:r>
+              <w:rPr>
+                <w:rFonts w:ascii="Helvetica" w:hAnsi="Helvetica" w:eastAsia="Helvetica" w:cs="Helvetica"/>
+                <w:i w:val="false"/>
+                <w:b w:val="false"/>
+                <w:u w:val="none"/>
+                <w:sz w:val="22"/>
+                <w:szCs w:val="22"/>
+                <w:color w:val="000000"/>
+              </w:rPr>
+              <w:t xml:space="preserve">0.004</w:t>
             </w:r>
           </w:p>
         </w:tc>
@@ -10763,60 +10763,60 @@
                 <w:szCs w:val="22"/>
                 <w:color w:val="000000"/>
               </w:rPr>
-              <w:t xml:space="preserve">4.70</w:t>
-            </w:r>
-          </w:p>
-        </w:tc>
-        <w:tc>
-          <w:tcPr>
-            <w:tcBorders>
-              <w:bottom w:val="none" w:sz="0" w:space="0" w:color="000000"/>
-              <w:top w:val="none" w:sz="0" w:space="0" w:color="000000"/>
-              <w:left w:val="none" w:sz="0" w:space="0" w:color="000000"/>
-              <w:right w:val="none" w:sz="0" w:space="0" w:color="000000"/>
-            </w:tcBorders>
-            <w:shd w:val="clear" w:color="auto" w:fill="FFFFFF"/>
-            <w:tcMar>
-              <w:top w:w="0" w:type="dxa"/>
-              <w:bottom w:w="0" w:type="dxa"/>
-              <w:left w:w="0" w:type="dxa"/>
-              <w:right w:w="0" w:type="dxa"/>
-            </w:tcMar>
-            <w:vAlign w:val="top"/>
-          </w:tcPr>
-          <w:p>
-            <w:pPr>
-              <w:pStyle w:val="Normal"/>
-              <w:jc w:val="center"/>
-              <w:pBdr>
-                <w:bottom w:val="none" w:sz="0" w:space="0" w:color="000000"/>
-                <w:top w:val="none" w:sz="0" w:space="0" w:color="000000"/>
-                <w:left w:val="none" w:sz="0" w:space="0" w:color="000000"/>
-                <w:right w:val="none" w:sz="0" w:space="0" w:color="000000"/>
-              </w:pBdr>
-              <w:spacing w:after="100" w:before="100" w:line="240"/>
-              <w:ind w:left="100" w:right="100" w:firstLine="0" w:firstLineChars="0"/>
-              <w:rPr>
-                <w:rFonts w:ascii="Helvetica" w:hAnsi="Helvetica" w:eastAsia="Helvetica" w:cs="Helvetica"/>
-                <w:i w:val="false"/>
-                <w:b w:val="false"/>
-                <w:u w:val="none"/>
-                <w:sz w:val="22"/>
-                <w:szCs w:val="22"/>
-                <w:color w:val="000000"/>
-              </w:rPr>
-            </w:pPr>
-            <w:r>
-              <w:rPr>
-                <w:rFonts w:ascii="Helvetica" w:hAnsi="Helvetica" w:eastAsia="Helvetica" w:cs="Helvetica"/>
-                <w:i w:val="false"/>
-                <w:b w:val="false"/>
-                <w:u w:val="none"/>
-                <w:sz w:val="22"/>
-                <w:szCs w:val="22"/>
-                <w:color w:val="000000"/>
-              </w:rPr>
-              <w:t xml:space="preserve">0.56, 39.6</w:t>
+              <w:t xml:space="preserve">4.64</w:t>
+            </w:r>
+          </w:p>
+        </w:tc>
+        <w:tc>
+          <w:tcPr>
+            <w:tcBorders>
+              <w:bottom w:val="none" w:sz="0" w:space="0" w:color="000000"/>
+              <w:top w:val="none" w:sz="0" w:space="0" w:color="000000"/>
+              <w:left w:val="none" w:sz="0" w:space="0" w:color="000000"/>
+              <w:right w:val="none" w:sz="0" w:space="0" w:color="000000"/>
+            </w:tcBorders>
+            <w:shd w:val="clear" w:color="auto" w:fill="FFFFFF"/>
+            <w:tcMar>
+              <w:top w:w="0" w:type="dxa"/>
+              <w:bottom w:w="0" w:type="dxa"/>
+              <w:left w:w="0" w:type="dxa"/>
+              <w:right w:w="0" w:type="dxa"/>
+            </w:tcMar>
+            <w:vAlign w:val="top"/>
+          </w:tcPr>
+          <w:p>
+            <w:pPr>
+              <w:pStyle w:val="Normal"/>
+              <w:jc w:val="center"/>
+              <w:pBdr>
+                <w:bottom w:val="none" w:sz="0" w:space="0" w:color="000000"/>
+                <w:top w:val="none" w:sz="0" w:space="0" w:color="000000"/>
+                <w:left w:val="none" w:sz="0" w:space="0" w:color="000000"/>
+                <w:right w:val="none" w:sz="0" w:space="0" w:color="000000"/>
+              </w:pBdr>
+              <w:spacing w:after="100" w:before="100" w:line="240"/>
+              <w:ind w:left="100" w:right="100" w:firstLine="0" w:firstLineChars="0"/>
+              <w:rPr>
+                <w:rFonts w:ascii="Helvetica" w:hAnsi="Helvetica" w:eastAsia="Helvetica" w:cs="Helvetica"/>
+                <w:i w:val="false"/>
+                <w:b w:val="false"/>
+                <w:u w:val="none"/>
+                <w:sz w:val="22"/>
+                <w:szCs w:val="22"/>
+                <w:color w:val="000000"/>
+              </w:rPr>
+            </w:pPr>
+            <w:r>
+              <w:rPr>
+                <w:rFonts w:ascii="Helvetica" w:hAnsi="Helvetica" w:eastAsia="Helvetica" w:cs="Helvetica"/>
+                <w:i w:val="false"/>
+                <w:b w:val="false"/>
+                <w:u w:val="none"/>
+                <w:sz w:val="22"/>
+                <w:szCs w:val="22"/>
+                <w:color w:val="000000"/>
+              </w:rPr>
+              <w:t xml:space="preserve">0.55, 39.0</w:t>
             </w:r>
           </w:p>
         </w:tc>
@@ -11299,60 +11299,60 @@
                 <w:szCs w:val="22"/>
                 <w:color w:val="000000"/>
               </w:rPr>
-              <w:t xml:space="preserve">0.01, 1.37</w:t>
-            </w:r>
-          </w:p>
-        </w:tc>
-        <w:tc>
-          <w:tcPr>
-            <w:tcBorders>
-              <w:bottom w:val="none" w:sz="0" w:space="0" w:color="000000"/>
-              <w:top w:val="none" w:sz="0" w:space="0" w:color="000000"/>
-              <w:left w:val="none" w:sz="0" w:space="0" w:color="000000"/>
-              <w:right w:val="none" w:sz="0" w:space="0" w:color="000000"/>
-            </w:tcBorders>
-            <w:shd w:val="clear" w:color="auto" w:fill="FFFFFF"/>
-            <w:tcMar>
-              <w:top w:w="0" w:type="dxa"/>
-              <w:bottom w:w="0" w:type="dxa"/>
-              <w:left w:w="0" w:type="dxa"/>
-              <w:right w:w="0" w:type="dxa"/>
-            </w:tcMar>
-            <w:vAlign w:val="top"/>
-          </w:tcPr>
-          <w:p>
-            <w:pPr>
-              <w:pStyle w:val="Normal"/>
-              <w:jc w:val="center"/>
-              <w:pBdr>
-                <w:bottom w:val="none" w:sz="0" w:space="0" w:color="000000"/>
-                <w:top w:val="none" w:sz="0" w:space="0" w:color="000000"/>
-                <w:left w:val="none" w:sz="0" w:space="0" w:color="000000"/>
-                <w:right w:val="none" w:sz="0" w:space="0" w:color="000000"/>
-              </w:pBdr>
-              <w:spacing w:after="100" w:before="100" w:line="240"/>
-              <w:ind w:left="100" w:right="100" w:firstLine="0" w:firstLineChars="0"/>
-              <w:rPr>
-                <w:rFonts w:ascii="Helvetica" w:hAnsi="Helvetica" w:eastAsia="Helvetica" w:cs="Helvetica"/>
-                <w:i w:val="false"/>
-                <w:b w:val="false"/>
-                <w:u w:val="none"/>
-                <w:sz w:val="22"/>
-                <w:szCs w:val="22"/>
-                <w:color w:val="000000"/>
-              </w:rPr>
-            </w:pPr>
-            <w:r>
-              <w:rPr>
-                <w:rFonts w:ascii="Helvetica" w:hAnsi="Helvetica" w:eastAsia="Helvetica" w:cs="Helvetica"/>
-                <w:i w:val="false"/>
-                <w:b w:val="false"/>
-                <w:u w:val="none"/>
-                <w:sz w:val="22"/>
-                <w:szCs w:val="22"/>
-                <w:color w:val="000000"/>
-              </w:rPr>
-              <w:t xml:space="preserve">0.088</w:t>
+              <w:t xml:space="preserve">0.01, 1.35</w:t>
+            </w:r>
+          </w:p>
+        </w:tc>
+        <w:tc>
+          <w:tcPr>
+            <w:tcBorders>
+              <w:bottom w:val="none" w:sz="0" w:space="0" w:color="000000"/>
+              <w:top w:val="none" w:sz="0" w:space="0" w:color="000000"/>
+              <w:left w:val="none" w:sz="0" w:space="0" w:color="000000"/>
+              <w:right w:val="none" w:sz="0" w:space="0" w:color="000000"/>
+            </w:tcBorders>
+            <w:shd w:val="clear" w:color="auto" w:fill="FFFFFF"/>
+            <w:tcMar>
+              <w:top w:w="0" w:type="dxa"/>
+              <w:bottom w:w="0" w:type="dxa"/>
+              <w:left w:w="0" w:type="dxa"/>
+              <w:right w:w="0" w:type="dxa"/>
+            </w:tcMar>
+            <w:vAlign w:val="top"/>
+          </w:tcPr>
+          <w:p>
+            <w:pPr>
+              <w:pStyle w:val="Normal"/>
+              <w:jc w:val="center"/>
+              <w:pBdr>
+                <w:bottom w:val="none" w:sz="0" w:space="0" w:color="000000"/>
+                <w:top w:val="none" w:sz="0" w:space="0" w:color="000000"/>
+                <w:left w:val="none" w:sz="0" w:space="0" w:color="000000"/>
+                <w:right w:val="none" w:sz="0" w:space="0" w:color="000000"/>
+              </w:pBdr>
+              <w:spacing w:after="100" w:before="100" w:line="240"/>
+              <w:ind w:left="100" w:right="100" w:firstLine="0" w:firstLineChars="0"/>
+              <w:rPr>
+                <w:rFonts w:ascii="Helvetica" w:hAnsi="Helvetica" w:eastAsia="Helvetica" w:cs="Helvetica"/>
+                <w:i w:val="false"/>
+                <w:b w:val="false"/>
+                <w:u w:val="none"/>
+                <w:sz w:val="22"/>
+                <w:szCs w:val="22"/>
+                <w:color w:val="000000"/>
+              </w:rPr>
+            </w:pPr>
+            <w:r>
+              <w:rPr>
+                <w:rFonts w:ascii="Helvetica" w:hAnsi="Helvetica" w:eastAsia="Helvetica" w:cs="Helvetica"/>
+                <w:i w:val="false"/>
+                <w:b w:val="false"/>
+                <w:u w:val="none"/>
+                <w:sz w:val="22"/>
+                <w:szCs w:val="22"/>
+                <w:color w:val="000000"/>
+              </w:rPr>
+              <w:t xml:space="preserve">0.086</w:t>
             </w:r>
           </w:p>
         </w:tc>
@@ -11729,60 +11729,60 @@
                 <w:szCs w:val="22"/>
                 <w:color w:val="000000"/>
               </w:rPr>
-              <w:t xml:space="preserve">1.39</w:t>
-            </w:r>
-          </w:p>
-        </w:tc>
-        <w:tc>
-          <w:tcPr>
-            <w:tcBorders>
-              <w:bottom w:val="none" w:sz="0" w:space="0" w:color="000000"/>
-              <w:top w:val="none" w:sz="0" w:space="0" w:color="000000"/>
-              <w:left w:val="none" w:sz="0" w:space="0" w:color="000000"/>
-              <w:right w:val="none" w:sz="0" w:space="0" w:color="000000"/>
-            </w:tcBorders>
-            <w:shd w:val="clear" w:color="auto" w:fill="FFFFFF"/>
-            <w:tcMar>
-              <w:top w:w="0" w:type="dxa"/>
-              <w:bottom w:w="0" w:type="dxa"/>
-              <w:left w:w="0" w:type="dxa"/>
-              <w:right w:w="0" w:type="dxa"/>
-            </w:tcMar>
-            <w:vAlign w:val="top"/>
-          </w:tcPr>
-          <w:p>
-            <w:pPr>
-              <w:pStyle w:val="Normal"/>
-              <w:jc w:val="center"/>
-              <w:pBdr>
-                <w:bottom w:val="none" w:sz="0" w:space="0" w:color="000000"/>
-                <w:top w:val="none" w:sz="0" w:space="0" w:color="000000"/>
-                <w:left w:val="none" w:sz="0" w:space="0" w:color="000000"/>
-                <w:right w:val="none" w:sz="0" w:space="0" w:color="000000"/>
-              </w:pBdr>
-              <w:spacing w:after="100" w:before="100" w:line="240"/>
-              <w:ind w:left="100" w:right="100" w:firstLine="0" w:firstLineChars="0"/>
-              <w:rPr>
-                <w:rFonts w:ascii="Helvetica" w:hAnsi="Helvetica" w:eastAsia="Helvetica" w:cs="Helvetica"/>
-                <w:i w:val="false"/>
-                <w:b w:val="false"/>
-                <w:u w:val="none"/>
-                <w:sz w:val="22"/>
-                <w:szCs w:val="22"/>
-                <w:color w:val="000000"/>
-              </w:rPr>
-            </w:pPr>
-            <w:r>
-              <w:rPr>
-                <w:rFonts w:ascii="Helvetica" w:hAnsi="Helvetica" w:eastAsia="Helvetica" w:cs="Helvetica"/>
-                <w:i w:val="false"/>
-                <w:b w:val="false"/>
-                <w:u w:val="none"/>
-                <w:sz w:val="22"/>
-                <w:szCs w:val="22"/>
-                <w:color w:val="000000"/>
-              </w:rPr>
-              <w:t xml:space="preserve">0.00, 557</w:t>
+              <w:t xml:space="preserve">1.43</w:t>
+            </w:r>
+          </w:p>
+        </w:tc>
+        <w:tc>
+          <w:tcPr>
+            <w:tcBorders>
+              <w:bottom w:val="none" w:sz="0" w:space="0" w:color="000000"/>
+              <w:top w:val="none" w:sz="0" w:space="0" w:color="000000"/>
+              <w:left w:val="none" w:sz="0" w:space="0" w:color="000000"/>
+              <w:right w:val="none" w:sz="0" w:space="0" w:color="000000"/>
+            </w:tcBorders>
+            <w:shd w:val="clear" w:color="auto" w:fill="FFFFFF"/>
+            <w:tcMar>
+              <w:top w:w="0" w:type="dxa"/>
+              <w:bottom w:w="0" w:type="dxa"/>
+              <w:left w:w="0" w:type="dxa"/>
+              <w:right w:w="0" w:type="dxa"/>
+            </w:tcMar>
+            <w:vAlign w:val="top"/>
+          </w:tcPr>
+          <w:p>
+            <w:pPr>
+              <w:pStyle w:val="Normal"/>
+              <w:jc w:val="center"/>
+              <w:pBdr>
+                <w:bottom w:val="none" w:sz="0" w:space="0" w:color="000000"/>
+                <w:top w:val="none" w:sz="0" w:space="0" w:color="000000"/>
+                <w:left w:val="none" w:sz="0" w:space="0" w:color="000000"/>
+                <w:right w:val="none" w:sz="0" w:space="0" w:color="000000"/>
+              </w:pBdr>
+              <w:spacing w:after="100" w:before="100" w:line="240"/>
+              <w:ind w:left="100" w:right="100" w:firstLine="0" w:firstLineChars="0"/>
+              <w:rPr>
+                <w:rFonts w:ascii="Helvetica" w:hAnsi="Helvetica" w:eastAsia="Helvetica" w:cs="Helvetica"/>
+                <w:i w:val="false"/>
+                <w:b w:val="false"/>
+                <w:u w:val="none"/>
+                <w:sz w:val="22"/>
+                <w:szCs w:val="22"/>
+                <w:color w:val="000000"/>
+              </w:rPr>
+            </w:pPr>
+            <w:r>
+              <w:rPr>
+                <w:rFonts w:ascii="Helvetica" w:hAnsi="Helvetica" w:eastAsia="Helvetica" w:cs="Helvetica"/>
+                <w:i w:val="false"/>
+                <w:b w:val="false"/>
+                <w:u w:val="none"/>
+                <w:sz w:val="22"/>
+                <w:szCs w:val="22"/>
+                <w:color w:val="000000"/>
+              </w:rPr>
+              <w:t xml:space="preserve">0.00, 552</w:t>
             </w:r>
           </w:p>
         </w:tc>
@@ -12801,7 +12801,7 @@
                 <w:szCs w:val="22"/>
                 <w:color w:val="000000"/>
               </w:rPr>
-              <w:t xml:space="preserve">0.290</w:t>
+              <w:t xml:space="preserve">0.280</w:t>
             </w:r>
           </w:p>
         </w:tc>
@@ -13231,543 +13231,60 @@
                 <w:szCs w:val="22"/>
                 <w:color w:val="000000"/>
               </w:rPr>
-              <w:t xml:space="preserve">0.01, 1.09</w:t>
-            </w:r>
-          </w:p>
-        </w:tc>
-        <w:tc>
-          <w:tcPr>
-            <w:tcBorders>
-              <w:bottom w:val="none" w:sz="0" w:space="0" w:color="000000"/>
-              <w:top w:val="none" w:sz="0" w:space="0" w:color="000000"/>
-              <w:left w:val="none" w:sz="0" w:space="0" w:color="000000"/>
-              <w:right w:val="none" w:sz="0" w:space="0" w:color="000000"/>
-            </w:tcBorders>
-            <w:shd w:val="clear" w:color="auto" w:fill="FFFFFF"/>
-            <w:tcMar>
-              <w:top w:w="0" w:type="dxa"/>
-              <w:bottom w:w="0" w:type="dxa"/>
-              <w:left w:w="0" w:type="dxa"/>
-              <w:right w:w="0" w:type="dxa"/>
-            </w:tcMar>
-            <w:vAlign w:val="top"/>
-          </w:tcPr>
-          <w:p>
-            <w:pPr>
-              <w:pStyle w:val="Normal"/>
-              <w:jc w:val="center"/>
-              <w:pBdr>
-                <w:bottom w:val="none" w:sz="0" w:space="0" w:color="000000"/>
-                <w:top w:val="none" w:sz="0" w:space="0" w:color="000000"/>
-                <w:left w:val="none" w:sz="0" w:space="0" w:color="000000"/>
-                <w:right w:val="none" w:sz="0" w:space="0" w:color="000000"/>
-              </w:pBdr>
-              <w:spacing w:after="100" w:before="100" w:line="240"/>
-              <w:ind w:left="100" w:right="100" w:firstLine="0" w:firstLineChars="0"/>
-              <w:rPr>
-                <w:rFonts w:ascii="Helvetica" w:hAnsi="Helvetica" w:eastAsia="Helvetica" w:cs="Helvetica"/>
-                <w:i w:val="false"/>
-                <w:b w:val="false"/>
-                <w:u w:val="none"/>
-                <w:sz w:val="22"/>
-                <w:szCs w:val="22"/>
-                <w:color w:val="000000"/>
-              </w:rPr>
-            </w:pPr>
-            <w:r>
-              <w:rPr>
-                <w:rFonts w:ascii="Helvetica" w:hAnsi="Helvetica" w:eastAsia="Helvetica" w:cs="Helvetica"/>
-                <w:i w:val="false"/>
-                <w:b w:val="false"/>
-                <w:u w:val="none"/>
-                <w:sz w:val="22"/>
-                <w:szCs w:val="22"/>
-                <w:color w:val="000000"/>
-              </w:rPr>
-              <w:t xml:space="preserve">0.060</w:t>
-            </w:r>
-          </w:p>
-        </w:tc>
-      </w:tr>
-      <w:tr>
-        <w:trPr>
-          <w:trHeight w:val="598" w:hRule="auto"/>
-        </w:trPr>
-        body27
-        <w:tc>
-          <w:tcPr>
-            <w:tcBorders>
-              <w:bottom w:val="none" w:sz="0" w:space="0" w:color="000000"/>
-              <w:top w:val="none" w:sz="0" w:space="0" w:color="000000"/>
-              <w:left w:val="none" w:sz="0" w:space="0" w:color="000000"/>
-              <w:right w:val="none" w:sz="0" w:space="0" w:color="000000"/>
-            </w:tcBorders>
-            <w:shd w:val="clear" w:color="auto" w:fill="FFFFFF"/>
-            <w:tcMar>
-              <w:top w:w="0" w:type="dxa"/>
-              <w:bottom w:w="0" w:type="dxa"/>
-              <w:left w:w="0" w:type="dxa"/>
-              <w:right w:w="0" w:type="dxa"/>
-            </w:tcMar>
-            <w:vAlign w:val="top"/>
-          </w:tcPr>
-          <w:p>
-            <w:pPr>
-              <w:pStyle w:val="Normal"/>
-              <w:jc w:val="left"/>
-              <w:pBdr>
-                <w:bottom w:val="none" w:sz="0" w:space="0" w:color="000000"/>
-                <w:top w:val="none" w:sz="0" w:space="0" w:color="000000"/>
-                <w:left w:val="none" w:sz="0" w:space="0" w:color="000000"/>
-                <w:right w:val="none" w:sz="0" w:space="0" w:color="000000"/>
-              </w:pBdr>
-              <w:spacing w:after="100" w:before="100" w:line="240"/>
-              <w:ind w:left="100" w:right="100" w:firstLine="0" w:firstLineChars="0"/>
-              <w:rPr>
-                <w:rFonts w:ascii="Helvetica" w:hAnsi="Helvetica" w:eastAsia="Helvetica" w:cs="Helvetica"/>
-                <w:i w:val="false"/>
-                <w:b w:val="false"/>
-                <w:u w:val="none"/>
-                <w:sz w:val="22"/>
-                <w:szCs w:val="22"/>
-                <w:color w:val="000000"/>
-              </w:rPr>
-            </w:pPr>
-            <w:r>
-              <w:rPr>
-                <w:rFonts w:ascii="Helvetica" w:hAnsi="Helvetica" w:eastAsia="Helvetica" w:cs="Helvetica"/>
-                <w:i w:val="false"/>
-                <w:b w:val="false"/>
-                <w:u w:val="none"/>
-                <w:sz w:val="22"/>
-                <w:szCs w:val="22"/>
-                <w:color w:val="000000"/>
-              </w:rPr>
-              <w:t xml:space="preserve">steroids</w:t>
-            </w:r>
-          </w:p>
-        </w:tc>
-        <w:tc>
-          <w:tcPr>
-            <w:tcBorders>
-              <w:bottom w:val="none" w:sz="0" w:space="0" w:color="000000"/>
-              <w:top w:val="none" w:sz="0" w:space="0" w:color="000000"/>
-              <w:left w:val="none" w:sz="0" w:space="0" w:color="000000"/>
-              <w:right w:val="none" w:sz="0" w:space="0" w:color="000000"/>
-            </w:tcBorders>
-            <w:shd w:val="clear" w:color="auto" w:fill="FFFFFF"/>
-            <w:tcMar>
-              <w:top w:w="0" w:type="dxa"/>
-              <w:bottom w:w="0" w:type="dxa"/>
-              <w:left w:w="0" w:type="dxa"/>
-              <w:right w:w="0" w:type="dxa"/>
-            </w:tcMar>
-            <w:vAlign w:val="top"/>
-          </w:tcPr>
-          <w:p>
-            <w:pPr>
-              <w:pStyle w:val="Normal"/>
-              <w:jc w:val="center"/>
-              <w:pBdr>
-                <w:bottom w:val="none" w:sz="0" w:space="0" w:color="000000"/>
-                <w:top w:val="none" w:sz="0" w:space="0" w:color="000000"/>
-                <w:left w:val="none" w:sz="0" w:space="0" w:color="000000"/>
-                <w:right w:val="none" w:sz="0" w:space="0" w:color="000000"/>
-              </w:pBdr>
-              <w:spacing w:after="100" w:before="100" w:line="240"/>
-              <w:ind w:left="100" w:right="100" w:firstLine="0" w:firstLineChars="0"/>
-              <w:rPr>
-                <w:rFonts w:ascii="Helvetica" w:hAnsi="Helvetica" w:eastAsia="Helvetica" w:cs="Helvetica"/>
-                <w:i w:val="false"/>
-                <w:b w:val="false"/>
-                <w:u w:val="none"/>
-                <w:sz w:val="22"/>
-                <w:szCs w:val="22"/>
-                <w:color w:val="000000"/>
-              </w:rPr>
-            </w:pPr>
-            <w:r>
-              <w:rPr>
-                <w:rFonts w:ascii="Helvetica" w:hAnsi="Helvetica" w:eastAsia="Helvetica" w:cs="Helvetica"/>
-                <w:i w:val="false"/>
-                <w:b w:val="false"/>
-                <w:u w:val="none"/>
-                <w:sz w:val="22"/>
-                <w:szCs w:val="22"/>
-                <w:color w:val="000000"/>
-              </w:rPr>
-              <w:t xml:space="preserve">189</w:t>
-            </w:r>
-          </w:p>
-        </w:tc>
-        <w:tc>
-          <w:tcPr>
-            <w:tcBorders>
-              <w:bottom w:val="none" w:sz="0" w:space="0" w:color="000000"/>
-              <w:top w:val="none" w:sz="0" w:space="0" w:color="000000"/>
-              <w:left w:val="none" w:sz="0" w:space="0" w:color="000000"/>
-              <w:right w:val="none" w:sz="0" w:space="0" w:color="000000"/>
-            </w:tcBorders>
-            <w:shd w:val="clear" w:color="auto" w:fill="FFFFFF"/>
-            <w:tcMar>
-              <w:top w:w="0" w:type="dxa"/>
-              <w:bottom w:w="0" w:type="dxa"/>
-              <w:left w:w="0" w:type="dxa"/>
-              <w:right w:w="0" w:type="dxa"/>
-            </w:tcMar>
-            <w:vAlign w:val="top"/>
-          </w:tcPr>
-          <w:p>
-            <w:pPr>
-              <w:pStyle w:val="Normal"/>
-              <w:jc w:val="center"/>
-              <w:pBdr>
-                <w:bottom w:val="none" w:sz="0" w:space="0" w:color="000000"/>
-                <w:top w:val="none" w:sz="0" w:space="0" w:color="000000"/>
-                <w:left w:val="none" w:sz="0" w:space="0" w:color="000000"/>
-                <w:right w:val="none" w:sz="0" w:space="0" w:color="000000"/>
-              </w:pBdr>
-              <w:spacing w:after="100" w:before="100" w:line="240"/>
-              <w:ind w:left="100" w:right="100" w:firstLine="0" w:firstLineChars="0"/>
-              <w:rPr>
-                <w:rFonts w:ascii="Helvetica" w:hAnsi="Helvetica" w:eastAsia="Helvetica" w:cs="Helvetica"/>
-                <w:i w:val="false"/>
-                <w:b w:val="false"/>
-                <w:u w:val="none"/>
-                <w:sz w:val="22"/>
-                <w:szCs w:val="22"/>
-                <w:color w:val="000000"/>
-              </w:rPr>
-            </w:pPr>
-            <w:r>
-              <w:rPr>
-                <w:rFonts w:ascii="Helvetica" w:hAnsi="Helvetica" w:eastAsia="Helvetica" w:cs="Helvetica"/>
-                <w:i w:val="false"/>
-                <w:b w:val="false"/>
-                <w:u w:val="none"/>
-                <w:sz w:val="22"/>
-                <w:szCs w:val="22"/>
-                <w:color w:val="000000"/>
-              </w:rPr>
-              <w:t xml:space="preserve">22,391</w:t>
-            </w:r>
-          </w:p>
-        </w:tc>
-        <w:tc>
-          <w:tcPr>
-            <w:tcBorders>
-              <w:bottom w:val="none" w:sz="0" w:space="0" w:color="000000"/>
-              <w:top w:val="none" w:sz="0" w:space="0" w:color="000000"/>
-              <w:left w:val="none" w:sz="0" w:space="0" w:color="000000"/>
-              <w:right w:val="none" w:sz="0" w:space="0" w:color="000000"/>
-            </w:tcBorders>
-            <w:shd w:val="clear" w:color="auto" w:fill="FFFFFF"/>
-            <w:tcMar>
-              <w:top w:w="0" w:type="dxa"/>
-              <w:bottom w:w="0" w:type="dxa"/>
-              <w:left w:w="0" w:type="dxa"/>
-              <w:right w:w="0" w:type="dxa"/>
-            </w:tcMar>
-            <w:vAlign w:val="top"/>
-          </w:tcPr>
-          <w:p>
-            <w:pPr>
-              <w:pStyle w:val="Normal"/>
-              <w:jc w:val="center"/>
-              <w:pBdr>
-                <w:bottom w:val="none" w:sz="0" w:space="0" w:color="000000"/>
-                <w:top w:val="none" w:sz="0" w:space="0" w:color="000000"/>
-                <w:left w:val="none" w:sz="0" w:space="0" w:color="000000"/>
-                <w:right w:val="none" w:sz="0" w:space="0" w:color="000000"/>
-              </w:pBdr>
-              <w:spacing w:after="100" w:before="100" w:line="240"/>
-              <w:ind w:left="100" w:right="100" w:firstLine="0" w:firstLineChars="0"/>
-              <w:rPr>
-                <w:rFonts w:ascii="Helvetica" w:hAnsi="Helvetica" w:eastAsia="Helvetica" w:cs="Helvetica"/>
-                <w:i w:val="false"/>
-                <w:b w:val="false"/>
-                <w:u w:val="none"/>
-                <w:sz w:val="22"/>
-                <w:szCs w:val="22"/>
-                <w:color w:val="000000"/>
-              </w:rPr>
-            </w:pPr>
-            <w:r>
-              <w:rPr>
-                <w:rFonts w:ascii="Helvetica" w:hAnsi="Helvetica" w:eastAsia="Helvetica" w:cs="Helvetica"/>
-                <w:i w:val="false"/>
-                <w:b w:val="false"/>
-                <w:u w:val="none"/>
-                <w:sz w:val="22"/>
-                <w:szCs w:val="22"/>
-                <w:color w:val="000000"/>
-              </w:rPr>
-              <w:t xml:space="preserve">2,914, 172,060</w:t>
-            </w:r>
-          </w:p>
-        </w:tc>
-        <w:tc>
-          <w:tcPr>
-            <w:tcBorders>
-              <w:bottom w:val="none" w:sz="0" w:space="0" w:color="000000"/>
-              <w:top w:val="none" w:sz="0" w:space="0" w:color="000000"/>
-              <w:left w:val="none" w:sz="0" w:space="0" w:color="000000"/>
-              <w:right w:val="none" w:sz="0" w:space="0" w:color="000000"/>
-            </w:tcBorders>
-            <w:shd w:val="clear" w:color="auto" w:fill="FFFFFF"/>
-            <w:tcMar>
-              <w:top w:w="0" w:type="dxa"/>
-              <w:bottom w:w="0" w:type="dxa"/>
-              <w:left w:w="0" w:type="dxa"/>
-              <w:right w:w="0" w:type="dxa"/>
-            </w:tcMar>
-            <w:vAlign w:val="top"/>
-          </w:tcPr>
-          <w:p>
-            <w:pPr>
-              <w:pStyle w:val="Normal"/>
-              <w:jc w:val="center"/>
-              <w:pBdr>
-                <w:bottom w:val="none" w:sz="0" w:space="0" w:color="000000"/>
-                <w:top w:val="none" w:sz="0" w:space="0" w:color="000000"/>
-                <w:left w:val="none" w:sz="0" w:space="0" w:color="000000"/>
-                <w:right w:val="none" w:sz="0" w:space="0" w:color="000000"/>
-              </w:pBdr>
-              <w:spacing w:after="100" w:before="100" w:line="240"/>
-              <w:ind w:left="100" w:right="100" w:firstLine="0" w:firstLineChars="0"/>
-              <w:rPr>
-                <w:rFonts w:ascii="Helvetica" w:hAnsi="Helvetica" w:eastAsia="Helvetica" w:cs="Helvetica"/>
-                <w:i w:val="false"/>
-                <w:b w:val="false"/>
-                <w:u w:val="none"/>
-                <w:sz w:val="22"/>
-                <w:szCs w:val="22"/>
-                <w:color w:val="000000"/>
-              </w:rPr>
-            </w:pPr>
-            <w:r>
-              <w:rPr>
-                <w:rFonts w:ascii="Helvetica" w:hAnsi="Helvetica" w:eastAsia="Helvetica" w:cs="Helvetica"/>
-                <w:i w:val="false"/>
-                <w:b w:val="false"/>
-                <w:u w:val="none"/>
-                <w:sz w:val="22"/>
-                <w:szCs w:val="22"/>
-                <w:color w:val="000000"/>
-              </w:rPr>
-              <w:t xml:space="preserve">&lt;0.001</w:t>
-            </w:r>
-          </w:p>
-        </w:tc>
-        <w:tc>
-          <w:tcPr>
-            <w:tcBorders>
-              <w:bottom w:val="none" w:sz="0" w:space="0" w:color="000000"/>
-              <w:top w:val="none" w:sz="0" w:space="0" w:color="000000"/>
-              <w:left w:val="none" w:sz="0" w:space="0" w:color="000000"/>
-              <w:right w:val="none" w:sz="0" w:space="0" w:color="000000"/>
-            </w:tcBorders>
-            <w:shd w:val="clear" w:color="auto" w:fill="FFFFFF"/>
-            <w:tcMar>
-              <w:top w:w="0" w:type="dxa"/>
-              <w:bottom w:w="0" w:type="dxa"/>
-              <w:left w:w="0" w:type="dxa"/>
-              <w:right w:w="0" w:type="dxa"/>
-            </w:tcMar>
-            <w:vAlign w:val="top"/>
-          </w:tcPr>
-          <w:p>
-            <w:pPr>
-              <w:pStyle w:val="Normal"/>
-              <w:jc w:val="center"/>
-              <w:pBdr>
-                <w:bottom w:val="none" w:sz="0" w:space="0" w:color="000000"/>
-                <w:top w:val="none" w:sz="0" w:space="0" w:color="000000"/>
-                <w:left w:val="none" w:sz="0" w:space="0" w:color="000000"/>
-                <w:right w:val="none" w:sz="0" w:space="0" w:color="000000"/>
-              </w:pBdr>
-              <w:spacing w:after="100" w:before="100" w:line="240"/>
-              <w:ind w:left="100" w:right="100" w:firstLine="0" w:firstLineChars="0"/>
-              <w:rPr>
-                <w:rFonts w:ascii="Helvetica" w:hAnsi="Helvetica" w:eastAsia="Helvetica" w:cs="Helvetica"/>
-                <w:i w:val="false"/>
-                <w:b w:val="false"/>
-                <w:u w:val="none"/>
-                <w:sz w:val="22"/>
-                <w:szCs w:val="22"/>
-                <w:color w:val="000000"/>
-              </w:rPr>
-            </w:pPr>
-            <w:r>
-              <w:rPr>
-                <w:rFonts w:ascii="Helvetica" w:hAnsi="Helvetica" w:eastAsia="Helvetica" w:cs="Helvetica"/>
-                <w:i w:val="false"/>
-                <w:b w:val="false"/>
-                <w:u w:val="none"/>
-                <w:sz w:val="22"/>
-                <w:szCs w:val="22"/>
-                <w:color w:val="000000"/>
-              </w:rPr>
-              <w:t xml:space="preserve">189</w:t>
-            </w:r>
-          </w:p>
-        </w:tc>
-        <w:tc>
-          <w:tcPr>
-            <w:tcBorders>
-              <w:bottom w:val="none" w:sz="0" w:space="0" w:color="000000"/>
-              <w:top w:val="none" w:sz="0" w:space="0" w:color="000000"/>
-              <w:left w:val="none" w:sz="0" w:space="0" w:color="000000"/>
-              <w:right w:val="none" w:sz="0" w:space="0" w:color="000000"/>
-            </w:tcBorders>
-            <w:shd w:val="clear" w:color="auto" w:fill="FFFFFF"/>
-            <w:tcMar>
-              <w:top w:w="0" w:type="dxa"/>
-              <w:bottom w:w="0" w:type="dxa"/>
-              <w:left w:w="0" w:type="dxa"/>
-              <w:right w:w="0" w:type="dxa"/>
-            </w:tcMar>
-            <w:vAlign w:val="top"/>
-          </w:tcPr>
-          <w:p>
-            <w:pPr>
-              <w:pStyle w:val="Normal"/>
-              <w:jc w:val="center"/>
-              <w:pBdr>
-                <w:bottom w:val="none" w:sz="0" w:space="0" w:color="000000"/>
-                <w:top w:val="none" w:sz="0" w:space="0" w:color="000000"/>
-                <w:left w:val="none" w:sz="0" w:space="0" w:color="000000"/>
-                <w:right w:val="none" w:sz="0" w:space="0" w:color="000000"/>
-              </w:pBdr>
-              <w:spacing w:after="100" w:before="100" w:line="240"/>
-              <w:ind w:left="100" w:right="100" w:firstLine="0" w:firstLineChars="0"/>
-              <w:rPr>
-                <w:rFonts w:ascii="Helvetica" w:hAnsi="Helvetica" w:eastAsia="Helvetica" w:cs="Helvetica"/>
-                <w:i w:val="false"/>
-                <w:b w:val="false"/>
-                <w:u w:val="none"/>
-                <w:sz w:val="22"/>
-                <w:szCs w:val="22"/>
-                <w:color w:val="000000"/>
-              </w:rPr>
-            </w:pPr>
-            <w:r>
-              <w:rPr>
-                <w:rFonts w:ascii="Helvetica" w:hAnsi="Helvetica" w:eastAsia="Helvetica" w:cs="Helvetica"/>
-                <w:i w:val="false"/>
-                <w:b w:val="false"/>
-                <w:u w:val="none"/>
-                <w:sz w:val="22"/>
-                <w:szCs w:val="22"/>
-                <w:color w:val="000000"/>
-              </w:rPr>
-              <w:t xml:space="preserve">15,301</w:t>
-            </w:r>
-          </w:p>
-        </w:tc>
-        <w:tc>
-          <w:tcPr>
-            <w:tcBorders>
-              <w:bottom w:val="none" w:sz="0" w:space="0" w:color="000000"/>
-              <w:top w:val="none" w:sz="0" w:space="0" w:color="000000"/>
-              <w:left w:val="none" w:sz="0" w:space="0" w:color="000000"/>
-              <w:right w:val="none" w:sz="0" w:space="0" w:color="000000"/>
-            </w:tcBorders>
-            <w:shd w:val="clear" w:color="auto" w:fill="FFFFFF"/>
-            <w:tcMar>
-              <w:top w:w="0" w:type="dxa"/>
-              <w:bottom w:w="0" w:type="dxa"/>
-              <w:left w:w="0" w:type="dxa"/>
-              <w:right w:w="0" w:type="dxa"/>
-            </w:tcMar>
-            <w:vAlign w:val="top"/>
-          </w:tcPr>
-          <w:p>
-            <w:pPr>
-              <w:pStyle w:val="Normal"/>
-              <w:jc w:val="center"/>
-              <w:pBdr>
-                <w:bottom w:val="none" w:sz="0" w:space="0" w:color="000000"/>
-                <w:top w:val="none" w:sz="0" w:space="0" w:color="000000"/>
-                <w:left w:val="none" w:sz="0" w:space="0" w:color="000000"/>
-                <w:right w:val="none" w:sz="0" w:space="0" w:color="000000"/>
-              </w:pBdr>
-              <w:spacing w:after="100" w:before="100" w:line="240"/>
-              <w:ind w:left="100" w:right="100" w:firstLine="0" w:firstLineChars="0"/>
-              <w:rPr>
-                <w:rFonts w:ascii="Helvetica" w:hAnsi="Helvetica" w:eastAsia="Helvetica" w:cs="Helvetica"/>
-                <w:i w:val="false"/>
-                <w:b w:val="false"/>
-                <w:u w:val="none"/>
-                <w:sz w:val="22"/>
-                <w:szCs w:val="22"/>
-                <w:color w:val="000000"/>
-              </w:rPr>
-            </w:pPr>
-            <w:r>
-              <w:rPr>
-                <w:rFonts w:ascii="Helvetica" w:hAnsi="Helvetica" w:eastAsia="Helvetica" w:cs="Helvetica"/>
-                <w:i w:val="false"/>
-                <w:b w:val="false"/>
-                <w:u w:val="none"/>
-                <w:sz w:val="22"/>
-                <w:szCs w:val="22"/>
-                <w:color w:val="000000"/>
-              </w:rPr>
-              <w:t xml:space="preserve">173, 1,355,651</w:t>
-            </w:r>
-          </w:p>
-        </w:tc>
-        <w:tc>
-          <w:tcPr>
-            <w:tcBorders>
-              <w:bottom w:val="none" w:sz="0" w:space="0" w:color="000000"/>
-              <w:top w:val="none" w:sz="0" w:space="0" w:color="000000"/>
-              <w:left w:val="none" w:sz="0" w:space="0" w:color="000000"/>
-              <w:right w:val="none" w:sz="0" w:space="0" w:color="000000"/>
-            </w:tcBorders>
-            <w:shd w:val="clear" w:color="auto" w:fill="FFFFFF"/>
-            <w:tcMar>
-              <w:top w:w="0" w:type="dxa"/>
-              <w:bottom w:w="0" w:type="dxa"/>
-              <w:left w:w="0" w:type="dxa"/>
-              <w:right w:w="0" w:type="dxa"/>
-            </w:tcMar>
-            <w:vAlign w:val="top"/>
-          </w:tcPr>
-          <w:p>
-            <w:pPr>
-              <w:pStyle w:val="Normal"/>
-              <w:jc w:val="center"/>
-              <w:pBdr>
-                <w:bottom w:val="none" w:sz="0" w:space="0" w:color="000000"/>
-                <w:top w:val="none" w:sz="0" w:space="0" w:color="000000"/>
-                <w:left w:val="none" w:sz="0" w:space="0" w:color="000000"/>
-                <w:right w:val="none" w:sz="0" w:space="0" w:color="000000"/>
-              </w:pBdr>
-              <w:spacing w:after="100" w:before="100" w:line="240"/>
-              <w:ind w:left="100" w:right="100" w:firstLine="0" w:firstLineChars="0"/>
-              <w:rPr>
-                <w:rFonts w:ascii="Helvetica" w:hAnsi="Helvetica" w:eastAsia="Helvetica" w:cs="Helvetica"/>
-                <w:i w:val="false"/>
-                <w:b w:val="false"/>
-                <w:u w:val="none"/>
-                <w:sz w:val="22"/>
-                <w:szCs w:val="22"/>
-                <w:color w:val="000000"/>
-              </w:rPr>
-            </w:pPr>
-            <w:r>
-              <w:rPr>
-                <w:rFonts w:ascii="Helvetica" w:hAnsi="Helvetica" w:eastAsia="Helvetica" w:cs="Helvetica"/>
-                <w:i w:val="false"/>
-                <w:b w:val="false"/>
-                <w:u w:val="none"/>
-                <w:sz w:val="22"/>
-                <w:szCs w:val="22"/>
-                <w:color w:val="000000"/>
-              </w:rPr>
-              <w:t xml:space="preserve">&lt;0.001</w:t>
+              <w:t xml:space="preserve">0.01, 1.08</w:t>
+            </w:r>
+          </w:p>
+        </w:tc>
+        <w:tc>
+          <w:tcPr>
+            <w:tcBorders>
+              <w:bottom w:val="none" w:sz="0" w:space="0" w:color="000000"/>
+              <w:top w:val="none" w:sz="0" w:space="0" w:color="000000"/>
+              <w:left w:val="none" w:sz="0" w:space="0" w:color="000000"/>
+              <w:right w:val="none" w:sz="0" w:space="0" w:color="000000"/>
+            </w:tcBorders>
+            <w:shd w:val="clear" w:color="auto" w:fill="FFFFFF"/>
+            <w:tcMar>
+              <w:top w:w="0" w:type="dxa"/>
+              <w:bottom w:w="0" w:type="dxa"/>
+              <w:left w:w="0" w:type="dxa"/>
+              <w:right w:w="0" w:type="dxa"/>
+            </w:tcMar>
+            <w:vAlign w:val="top"/>
+          </w:tcPr>
+          <w:p>
+            <w:pPr>
+              <w:pStyle w:val="Normal"/>
+              <w:jc w:val="center"/>
+              <w:pBdr>
+                <w:bottom w:val="none" w:sz="0" w:space="0" w:color="000000"/>
+                <w:top w:val="none" w:sz="0" w:space="0" w:color="000000"/>
+                <w:left w:val="none" w:sz="0" w:space="0" w:color="000000"/>
+                <w:right w:val="none" w:sz="0" w:space="0" w:color="000000"/>
+              </w:pBdr>
+              <w:spacing w:after="100" w:before="100" w:line="240"/>
+              <w:ind w:left="100" w:right="100" w:firstLine="0" w:firstLineChars="0"/>
+              <w:rPr>
+                <w:rFonts w:ascii="Helvetica" w:hAnsi="Helvetica" w:eastAsia="Helvetica" w:cs="Helvetica"/>
+                <w:i w:val="false"/>
+                <w:b w:val="false"/>
+                <w:u w:val="none"/>
+                <w:sz w:val="22"/>
+                <w:szCs w:val="22"/>
+                <w:color w:val="000000"/>
+              </w:rPr>
+            </w:pPr>
+            <w:r>
+              <w:rPr>
+                <w:rFonts w:ascii="Helvetica" w:hAnsi="Helvetica" w:eastAsia="Helvetica" w:cs="Helvetica"/>
+                <w:i w:val="false"/>
+                <w:b w:val="false"/>
+                <w:u w:val="none"/>
+                <w:sz w:val="22"/>
+                <w:szCs w:val="22"/>
+                <w:color w:val="000000"/>
+              </w:rPr>
+              <w:t xml:space="preserve">0.059</w:t>
             </w:r>
           </w:p>
         </w:tc>
@@ -13776,7 +13293,7 @@
         <w:trPr>
           <w:trHeight w:val="616" w:hRule="auto"/>
         </w:trPr>
-        body28
+        body27
         <w:tc>
           <w:tcPr>
             <w:tcBorders>
@@ -14144,113 +13661,113 @@
                 <w:szCs w:val="22"/>
                 <w:color w:val="000000"/>
               </w:rPr>
-              <w:t xml:space="preserve">3.52</w:t>
-            </w:r>
-          </w:p>
-        </w:tc>
-        <w:tc>
-          <w:tcPr>
-            <w:tcBorders>
-              <w:bottom w:val="none" w:sz="0" w:space="0" w:color="000000"/>
-              <w:top w:val="none" w:sz="0" w:space="0" w:color="000000"/>
-              <w:left w:val="none" w:sz="0" w:space="0" w:color="000000"/>
-              <w:right w:val="none" w:sz="0" w:space="0" w:color="000000"/>
-            </w:tcBorders>
-            <w:shd w:val="clear" w:color="auto" w:fill="FFFFFF"/>
-            <w:tcMar>
-              <w:top w:w="0" w:type="dxa"/>
-              <w:bottom w:w="0" w:type="dxa"/>
-              <w:left w:w="0" w:type="dxa"/>
-              <w:right w:w="0" w:type="dxa"/>
-            </w:tcMar>
-            <w:vAlign w:val="top"/>
-          </w:tcPr>
-          <w:p>
-            <w:pPr>
-              <w:pStyle w:val="Normal"/>
-              <w:jc w:val="center"/>
-              <w:pBdr>
-                <w:bottom w:val="none" w:sz="0" w:space="0" w:color="000000"/>
-                <w:top w:val="none" w:sz="0" w:space="0" w:color="000000"/>
-                <w:left w:val="none" w:sz="0" w:space="0" w:color="000000"/>
-                <w:right w:val="none" w:sz="0" w:space="0" w:color="000000"/>
-              </w:pBdr>
-              <w:spacing w:after="100" w:before="100" w:line="240"/>
-              <w:ind w:left="100" w:right="100" w:firstLine="0" w:firstLineChars="0"/>
-              <w:rPr>
-                <w:rFonts w:ascii="Helvetica" w:hAnsi="Helvetica" w:eastAsia="Helvetica" w:cs="Helvetica"/>
-                <w:i w:val="false"/>
-                <w:b w:val="false"/>
-                <w:u w:val="none"/>
-                <w:sz w:val="22"/>
-                <w:szCs w:val="22"/>
-                <w:color w:val="000000"/>
-              </w:rPr>
-            </w:pPr>
-            <w:r>
-              <w:rPr>
-                <w:rFonts w:ascii="Helvetica" w:hAnsi="Helvetica" w:eastAsia="Helvetica" w:cs="Helvetica"/>
-                <w:i w:val="false"/>
-                <w:b w:val="false"/>
-                <w:u w:val="none"/>
-                <w:sz w:val="22"/>
-                <w:szCs w:val="22"/>
-                <w:color w:val="000000"/>
-              </w:rPr>
-              <w:t xml:space="preserve">0.82, 15.1</w:t>
-            </w:r>
-          </w:p>
-        </w:tc>
-        <w:tc>
-          <w:tcPr>
-            <w:tcBorders>
-              <w:bottom w:val="none" w:sz="0" w:space="0" w:color="000000"/>
-              <w:top w:val="none" w:sz="0" w:space="0" w:color="000000"/>
-              <w:left w:val="none" w:sz="0" w:space="0" w:color="000000"/>
-              <w:right w:val="none" w:sz="0" w:space="0" w:color="000000"/>
-            </w:tcBorders>
-            <w:shd w:val="clear" w:color="auto" w:fill="FFFFFF"/>
-            <w:tcMar>
-              <w:top w:w="0" w:type="dxa"/>
-              <w:bottom w:w="0" w:type="dxa"/>
-              <w:left w:w="0" w:type="dxa"/>
-              <w:right w:w="0" w:type="dxa"/>
-            </w:tcMar>
-            <w:vAlign w:val="top"/>
-          </w:tcPr>
-          <w:p>
-            <w:pPr>
-              <w:pStyle w:val="Normal"/>
-              <w:jc w:val="center"/>
-              <w:pBdr>
-                <w:bottom w:val="none" w:sz="0" w:space="0" w:color="000000"/>
-                <w:top w:val="none" w:sz="0" w:space="0" w:color="000000"/>
-                <w:left w:val="none" w:sz="0" w:space="0" w:color="000000"/>
-                <w:right w:val="none" w:sz="0" w:space="0" w:color="000000"/>
-              </w:pBdr>
-              <w:spacing w:after="100" w:before="100" w:line="240"/>
-              <w:ind w:left="100" w:right="100" w:firstLine="0" w:firstLineChars="0"/>
-              <w:rPr>
-                <w:rFonts w:ascii="Helvetica" w:hAnsi="Helvetica" w:eastAsia="Helvetica" w:cs="Helvetica"/>
-                <w:i w:val="false"/>
-                <w:b w:val="false"/>
-                <w:u w:val="none"/>
-                <w:sz w:val="22"/>
-                <w:szCs w:val="22"/>
-                <w:color w:val="000000"/>
-              </w:rPr>
-            </w:pPr>
-            <w:r>
-              <w:rPr>
-                <w:rFonts w:ascii="Helvetica" w:hAnsi="Helvetica" w:eastAsia="Helvetica" w:cs="Helvetica"/>
-                <w:i w:val="false"/>
-                <w:b w:val="false"/>
-                <w:u w:val="none"/>
-                <w:sz w:val="22"/>
-                <w:szCs w:val="22"/>
-                <w:color w:val="000000"/>
-              </w:rPr>
-              <w:t xml:space="preserve">0.090</w:t>
+              <w:t xml:space="preserve">3.55</w:t>
+            </w:r>
+          </w:p>
+        </w:tc>
+        <w:tc>
+          <w:tcPr>
+            <w:tcBorders>
+              <w:bottom w:val="none" w:sz="0" w:space="0" w:color="000000"/>
+              <w:top w:val="none" w:sz="0" w:space="0" w:color="000000"/>
+              <w:left w:val="none" w:sz="0" w:space="0" w:color="000000"/>
+              <w:right w:val="none" w:sz="0" w:space="0" w:color="000000"/>
+            </w:tcBorders>
+            <w:shd w:val="clear" w:color="auto" w:fill="FFFFFF"/>
+            <w:tcMar>
+              <w:top w:w="0" w:type="dxa"/>
+              <w:bottom w:w="0" w:type="dxa"/>
+              <w:left w:w="0" w:type="dxa"/>
+              <w:right w:w="0" w:type="dxa"/>
+            </w:tcMar>
+            <w:vAlign w:val="top"/>
+          </w:tcPr>
+          <w:p>
+            <w:pPr>
+              <w:pStyle w:val="Normal"/>
+              <w:jc w:val="center"/>
+              <w:pBdr>
+                <w:bottom w:val="none" w:sz="0" w:space="0" w:color="000000"/>
+                <w:top w:val="none" w:sz="0" w:space="0" w:color="000000"/>
+                <w:left w:val="none" w:sz="0" w:space="0" w:color="000000"/>
+                <w:right w:val="none" w:sz="0" w:space="0" w:color="000000"/>
+              </w:pBdr>
+              <w:spacing w:after="100" w:before="100" w:line="240"/>
+              <w:ind w:left="100" w:right="100" w:firstLine="0" w:firstLineChars="0"/>
+              <w:rPr>
+                <w:rFonts w:ascii="Helvetica" w:hAnsi="Helvetica" w:eastAsia="Helvetica" w:cs="Helvetica"/>
+                <w:i w:val="false"/>
+                <w:b w:val="false"/>
+                <w:u w:val="none"/>
+                <w:sz w:val="22"/>
+                <w:szCs w:val="22"/>
+                <w:color w:val="000000"/>
+              </w:rPr>
+            </w:pPr>
+            <w:r>
+              <w:rPr>
+                <w:rFonts w:ascii="Helvetica" w:hAnsi="Helvetica" w:eastAsia="Helvetica" w:cs="Helvetica"/>
+                <w:i w:val="false"/>
+                <w:b w:val="false"/>
+                <w:u w:val="none"/>
+                <w:sz w:val="22"/>
+                <w:szCs w:val="22"/>
+                <w:color w:val="000000"/>
+              </w:rPr>
+              <w:t xml:space="preserve">0.82, 15.4</w:t>
+            </w:r>
+          </w:p>
+        </w:tc>
+        <w:tc>
+          <w:tcPr>
+            <w:tcBorders>
+              <w:bottom w:val="none" w:sz="0" w:space="0" w:color="000000"/>
+              <w:top w:val="none" w:sz="0" w:space="0" w:color="000000"/>
+              <w:left w:val="none" w:sz="0" w:space="0" w:color="000000"/>
+              <w:right w:val="none" w:sz="0" w:space="0" w:color="000000"/>
+            </w:tcBorders>
+            <w:shd w:val="clear" w:color="auto" w:fill="FFFFFF"/>
+            <w:tcMar>
+              <w:top w:w="0" w:type="dxa"/>
+              <w:bottom w:w="0" w:type="dxa"/>
+              <w:left w:w="0" w:type="dxa"/>
+              <w:right w:w="0" w:type="dxa"/>
+            </w:tcMar>
+            <w:vAlign w:val="top"/>
+          </w:tcPr>
+          <w:p>
+            <w:pPr>
+              <w:pStyle w:val="Normal"/>
+              <w:jc w:val="center"/>
+              <w:pBdr>
+                <w:bottom w:val="none" w:sz="0" w:space="0" w:color="000000"/>
+                <w:top w:val="none" w:sz="0" w:space="0" w:color="000000"/>
+                <w:left w:val="none" w:sz="0" w:space="0" w:color="000000"/>
+                <w:right w:val="none" w:sz="0" w:space="0" w:color="000000"/>
+              </w:pBdr>
+              <w:spacing w:after="100" w:before="100" w:line="240"/>
+              <w:ind w:left="100" w:right="100" w:firstLine="0" w:firstLineChars="0"/>
+              <w:rPr>
+                <w:rFonts w:ascii="Helvetica" w:hAnsi="Helvetica" w:eastAsia="Helvetica" w:cs="Helvetica"/>
+                <w:i w:val="false"/>
+                <w:b w:val="false"/>
+                <w:u w:val="none"/>
+                <w:sz w:val="22"/>
+                <w:szCs w:val="22"/>
+                <w:color w:val="000000"/>
+              </w:rPr>
+            </w:pPr>
+            <w:r>
+              <w:rPr>
+                <w:rFonts w:ascii="Helvetica" w:hAnsi="Helvetica" w:eastAsia="Helvetica" w:cs="Helvetica"/>
+                <w:i w:val="false"/>
+                <w:b w:val="false"/>
+                <w:u w:val="none"/>
+                <w:sz w:val="22"/>
+                <w:szCs w:val="22"/>
+                <w:color w:val="000000"/>
+              </w:rPr>
+              <w:t xml:space="preserve">0.089</w:t>
             </w:r>
           </w:p>
         </w:tc>
@@ -14259,7 +13776,7 @@
         <w:trPr>
           <w:trHeight w:val="619" w:hRule="auto"/>
         </w:trPr>
-        body29
+        body28
         <w:tc>
           <w:tcPr>
             <w:tcBorders>
@@ -14733,7 +14250,7 @@
                 <w:szCs w:val="22"/>
                 <w:color w:val="000000"/>
               </w:rPr>
-              <w:t xml:space="preserve">0.006</w:t>
+              <w:t xml:space="preserve">0.005</w:t>
             </w:r>
           </w:p>
         </w:tc>

--- a/docs/tables/carbo/sec6_ckd_composite.docx
+++ b/docs/tables/carbo/sec6_ckd_composite.docx
@@ -24,7 +24,7 @@
         <w:gridCol w:w="1181"/>
         <w:gridCol w:w="778"/>
         <w:gridCol w:w="839"/>
-        <w:gridCol w:w="1512"/>
+        <w:gridCol w:w="1634"/>
         <w:gridCol w:w="1181"/>
       </w:tblGrid>
       <w:tr>
@@ -1103,7 +1103,7 @@
                 <w:szCs w:val="22"/>
                 <w:color w:val="000000"/>
               </w:rPr>
-              <w:t xml:space="preserve">1.24</w:t>
+              <w:t xml:space="preserve">1.67</w:t>
             </w:r>
           </w:p>
         </w:tc>
@@ -1156,7 +1156,7 @@
                 <w:szCs w:val="22"/>
                 <w:color w:val="000000"/>
               </w:rPr>
-              <w:t xml:space="preserve">0.90, 1.73</w:t>
+              <w:t xml:space="preserve">1.07, 2.62</w:t>
             </w:r>
           </w:p>
         </w:tc>
@@ -1209,7 +1209,7 @@
                 <w:szCs w:val="22"/>
                 <w:color w:val="000000"/>
               </w:rPr>
-              <w:t xml:space="preserve">0.190</w:t>
+              <w:t xml:space="preserve">0.023</w:t>
             </w:r>
           </w:p>
         </w:tc>
@@ -1692,7 +1692,7 @@
                 <w:szCs w:val="22"/>
                 <w:color w:val="000000"/>
               </w:rPr>
-              <w:t xml:space="preserve">0.960</w:t>
+              <w:t xml:space="preserve">0.990</w:t>
             </w:r>
           </w:p>
         </w:tc>
@@ -3035,113 +3035,113 @@
                 <w:szCs w:val="22"/>
                 <w:color w:val="000000"/>
               </w:rPr>
-              <w:t xml:space="preserve">5.80</w:t>
-            </w:r>
-          </w:p>
-        </w:tc>
-        <w:tc>
-          <w:tcPr>
-            <w:tcBorders>
-              <w:bottom w:val="none" w:sz="0" w:space="0" w:color="000000"/>
-              <w:top w:val="none" w:sz="0" w:space="0" w:color="000000"/>
-              <w:left w:val="none" w:sz="0" w:space="0" w:color="000000"/>
-              <w:right w:val="none" w:sz="0" w:space="0" w:color="000000"/>
-            </w:tcBorders>
-            <w:shd w:val="clear" w:color="auto" w:fill="FFFFFF"/>
-            <w:tcMar>
-              <w:top w:w="0" w:type="dxa"/>
-              <w:bottom w:w="0" w:type="dxa"/>
-              <w:left w:w="0" w:type="dxa"/>
-              <w:right w:w="0" w:type="dxa"/>
-            </w:tcMar>
-            <w:vAlign w:val="top"/>
-          </w:tcPr>
-          <w:p>
-            <w:pPr>
-              <w:pStyle w:val="Normal"/>
-              <w:jc w:val="center"/>
-              <w:pBdr>
-                <w:bottom w:val="none" w:sz="0" w:space="0" w:color="000000"/>
-                <w:top w:val="none" w:sz="0" w:space="0" w:color="000000"/>
-                <w:left w:val="none" w:sz="0" w:space="0" w:color="000000"/>
-                <w:right w:val="none" w:sz="0" w:space="0" w:color="000000"/>
-              </w:pBdr>
-              <w:spacing w:after="100" w:before="100" w:line="240"/>
-              <w:ind w:left="100" w:right="100" w:firstLine="0" w:firstLineChars="0"/>
-              <w:rPr>
-                <w:rFonts w:ascii="Helvetica" w:hAnsi="Helvetica" w:eastAsia="Helvetica" w:cs="Helvetica"/>
-                <w:i w:val="false"/>
-                <w:b w:val="false"/>
-                <w:u w:val="none"/>
-                <w:sz w:val="22"/>
-                <w:szCs w:val="22"/>
-                <w:color w:val="000000"/>
-              </w:rPr>
-            </w:pPr>
-            <w:r>
-              <w:rPr>
-                <w:rFonts w:ascii="Helvetica" w:hAnsi="Helvetica" w:eastAsia="Helvetica" w:cs="Helvetica"/>
-                <w:i w:val="false"/>
-                <w:b w:val="false"/>
-                <w:u w:val="none"/>
-                <w:sz w:val="22"/>
-                <w:szCs w:val="22"/>
-                <w:color w:val="000000"/>
-              </w:rPr>
-              <w:t xml:space="preserve">0.22, 150</w:t>
-            </w:r>
-          </w:p>
-        </w:tc>
-        <w:tc>
-          <w:tcPr>
-            <w:tcBorders>
-              <w:bottom w:val="none" w:sz="0" w:space="0" w:color="000000"/>
-              <w:top w:val="none" w:sz="0" w:space="0" w:color="000000"/>
-              <w:left w:val="none" w:sz="0" w:space="0" w:color="000000"/>
-              <w:right w:val="none" w:sz="0" w:space="0" w:color="000000"/>
-            </w:tcBorders>
-            <w:shd w:val="clear" w:color="auto" w:fill="FFFFFF"/>
-            <w:tcMar>
-              <w:top w:w="0" w:type="dxa"/>
-              <w:bottom w:w="0" w:type="dxa"/>
-              <w:left w:w="0" w:type="dxa"/>
-              <w:right w:w="0" w:type="dxa"/>
-            </w:tcMar>
-            <w:vAlign w:val="top"/>
-          </w:tcPr>
-          <w:p>
-            <w:pPr>
-              <w:pStyle w:val="Normal"/>
-              <w:jc w:val="center"/>
-              <w:pBdr>
-                <w:bottom w:val="none" w:sz="0" w:space="0" w:color="000000"/>
-                <w:top w:val="none" w:sz="0" w:space="0" w:color="000000"/>
-                <w:left w:val="none" w:sz="0" w:space="0" w:color="000000"/>
-                <w:right w:val="none" w:sz="0" w:space="0" w:color="000000"/>
-              </w:pBdr>
-              <w:spacing w:after="100" w:before="100" w:line="240"/>
-              <w:ind w:left="100" w:right="100" w:firstLine="0" w:firstLineChars="0"/>
-              <w:rPr>
-                <w:rFonts w:ascii="Helvetica" w:hAnsi="Helvetica" w:eastAsia="Helvetica" w:cs="Helvetica"/>
-                <w:i w:val="false"/>
-                <w:b w:val="false"/>
-                <w:u w:val="none"/>
-                <w:sz w:val="22"/>
-                <w:szCs w:val="22"/>
-                <w:color w:val="000000"/>
-              </w:rPr>
-            </w:pPr>
-            <w:r>
-              <w:rPr>
-                <w:rFonts w:ascii="Helvetica" w:hAnsi="Helvetica" w:eastAsia="Helvetica" w:cs="Helvetica"/>
-                <w:i w:val="false"/>
-                <w:b w:val="false"/>
-                <w:u w:val="none"/>
-                <w:sz w:val="22"/>
-                <w:szCs w:val="22"/>
-                <w:color w:val="000000"/>
-              </w:rPr>
-              <w:t xml:space="preserve">0.290</w:t>
+              <w:t xml:space="preserve">6.55</w:t>
+            </w:r>
+          </w:p>
+        </w:tc>
+        <w:tc>
+          <w:tcPr>
+            <w:tcBorders>
+              <w:bottom w:val="none" w:sz="0" w:space="0" w:color="000000"/>
+              <w:top w:val="none" w:sz="0" w:space="0" w:color="000000"/>
+              <w:left w:val="none" w:sz="0" w:space="0" w:color="000000"/>
+              <w:right w:val="none" w:sz="0" w:space="0" w:color="000000"/>
+            </w:tcBorders>
+            <w:shd w:val="clear" w:color="auto" w:fill="FFFFFF"/>
+            <w:tcMar>
+              <w:top w:w="0" w:type="dxa"/>
+              <w:bottom w:w="0" w:type="dxa"/>
+              <w:left w:w="0" w:type="dxa"/>
+              <w:right w:w="0" w:type="dxa"/>
+            </w:tcMar>
+            <w:vAlign w:val="top"/>
+          </w:tcPr>
+          <w:p>
+            <w:pPr>
+              <w:pStyle w:val="Normal"/>
+              <w:jc w:val="center"/>
+              <w:pBdr>
+                <w:bottom w:val="none" w:sz="0" w:space="0" w:color="000000"/>
+                <w:top w:val="none" w:sz="0" w:space="0" w:color="000000"/>
+                <w:left w:val="none" w:sz="0" w:space="0" w:color="000000"/>
+                <w:right w:val="none" w:sz="0" w:space="0" w:color="000000"/>
+              </w:pBdr>
+              <w:spacing w:after="100" w:before="100" w:line="240"/>
+              <w:ind w:left="100" w:right="100" w:firstLine="0" w:firstLineChars="0"/>
+              <w:rPr>
+                <w:rFonts w:ascii="Helvetica" w:hAnsi="Helvetica" w:eastAsia="Helvetica" w:cs="Helvetica"/>
+                <w:i w:val="false"/>
+                <w:b w:val="false"/>
+                <w:u w:val="none"/>
+                <w:sz w:val="22"/>
+                <w:szCs w:val="22"/>
+                <w:color w:val="000000"/>
+              </w:rPr>
+            </w:pPr>
+            <w:r>
+              <w:rPr>
+                <w:rFonts w:ascii="Helvetica" w:hAnsi="Helvetica" w:eastAsia="Helvetica" w:cs="Helvetica"/>
+                <w:i w:val="false"/>
+                <w:b w:val="false"/>
+                <w:u w:val="none"/>
+                <w:sz w:val="22"/>
+                <w:szCs w:val="22"/>
+                <w:color w:val="000000"/>
+              </w:rPr>
+              <w:t xml:space="preserve">0.18, 236</w:t>
+            </w:r>
+          </w:p>
+        </w:tc>
+        <w:tc>
+          <w:tcPr>
+            <w:tcBorders>
+              <w:bottom w:val="none" w:sz="0" w:space="0" w:color="000000"/>
+              <w:top w:val="none" w:sz="0" w:space="0" w:color="000000"/>
+              <w:left w:val="none" w:sz="0" w:space="0" w:color="000000"/>
+              <w:right w:val="none" w:sz="0" w:space="0" w:color="000000"/>
+            </w:tcBorders>
+            <w:shd w:val="clear" w:color="auto" w:fill="FFFFFF"/>
+            <w:tcMar>
+              <w:top w:w="0" w:type="dxa"/>
+              <w:bottom w:w="0" w:type="dxa"/>
+              <w:left w:w="0" w:type="dxa"/>
+              <w:right w:w="0" w:type="dxa"/>
+            </w:tcMar>
+            <w:vAlign w:val="top"/>
+          </w:tcPr>
+          <w:p>
+            <w:pPr>
+              <w:pStyle w:val="Normal"/>
+              <w:jc w:val="center"/>
+              <w:pBdr>
+                <w:bottom w:val="none" w:sz="0" w:space="0" w:color="000000"/>
+                <w:top w:val="none" w:sz="0" w:space="0" w:color="000000"/>
+                <w:left w:val="none" w:sz="0" w:space="0" w:color="000000"/>
+                <w:right w:val="none" w:sz="0" w:space="0" w:color="000000"/>
+              </w:pBdr>
+              <w:spacing w:after="100" w:before="100" w:line="240"/>
+              <w:ind w:left="100" w:right="100" w:firstLine="0" w:firstLineChars="0"/>
+              <w:rPr>
+                <w:rFonts w:ascii="Helvetica" w:hAnsi="Helvetica" w:eastAsia="Helvetica" w:cs="Helvetica"/>
+                <w:i w:val="false"/>
+                <w:b w:val="false"/>
+                <w:u w:val="none"/>
+                <w:sz w:val="22"/>
+                <w:szCs w:val="22"/>
+                <w:color w:val="000000"/>
+              </w:rPr>
+            </w:pPr>
+            <w:r>
+              <w:rPr>
+                <w:rFonts w:ascii="Helvetica" w:hAnsi="Helvetica" w:eastAsia="Helvetica" w:cs="Helvetica"/>
+                <w:i w:val="false"/>
+                <w:b w:val="false"/>
+                <w:u w:val="none"/>
+                <w:sz w:val="22"/>
+                <w:szCs w:val="22"/>
+                <w:color w:val="000000"/>
+              </w:rPr>
+              <w:t xml:space="preserve">0.300</w:t>
             </w:r>
           </w:p>
         </w:tc>
@@ -3518,113 +3518,113 @@
                 <w:szCs w:val="22"/>
                 <w:color w:val="000000"/>
               </w:rPr>
-              <w:t xml:space="preserve">1.02</w:t>
-            </w:r>
-          </w:p>
-        </w:tc>
-        <w:tc>
-          <w:tcPr>
-            <w:tcBorders>
-              <w:bottom w:val="none" w:sz="0" w:space="0" w:color="000000"/>
-              <w:top w:val="none" w:sz="0" w:space="0" w:color="000000"/>
-              <w:left w:val="none" w:sz="0" w:space="0" w:color="000000"/>
-              <w:right w:val="none" w:sz="0" w:space="0" w:color="000000"/>
-            </w:tcBorders>
-            <w:shd w:val="clear" w:color="auto" w:fill="FFFFFF"/>
-            <w:tcMar>
-              <w:top w:w="0" w:type="dxa"/>
-              <w:bottom w:w="0" w:type="dxa"/>
-              <w:left w:w="0" w:type="dxa"/>
-              <w:right w:w="0" w:type="dxa"/>
-            </w:tcMar>
-            <w:vAlign w:val="top"/>
-          </w:tcPr>
-          <w:p>
-            <w:pPr>
-              <w:pStyle w:val="Normal"/>
-              <w:jc w:val="center"/>
-              <w:pBdr>
-                <w:bottom w:val="none" w:sz="0" w:space="0" w:color="000000"/>
-                <w:top w:val="none" w:sz="0" w:space="0" w:color="000000"/>
-                <w:left w:val="none" w:sz="0" w:space="0" w:color="000000"/>
-                <w:right w:val="none" w:sz="0" w:space="0" w:color="000000"/>
-              </w:pBdr>
-              <w:spacing w:after="100" w:before="100" w:line="240"/>
-              <w:ind w:left="100" w:right="100" w:firstLine="0" w:firstLineChars="0"/>
-              <w:rPr>
-                <w:rFonts w:ascii="Helvetica" w:hAnsi="Helvetica" w:eastAsia="Helvetica" w:cs="Helvetica"/>
-                <w:i w:val="false"/>
-                <w:b w:val="false"/>
-                <w:u w:val="none"/>
-                <w:sz w:val="22"/>
-                <w:szCs w:val="22"/>
-                <w:color w:val="000000"/>
-              </w:rPr>
-            </w:pPr>
-            <w:r>
-              <w:rPr>
-                <w:rFonts w:ascii="Helvetica" w:hAnsi="Helvetica" w:eastAsia="Helvetica" w:cs="Helvetica"/>
-                <w:i w:val="false"/>
-                <w:b w:val="false"/>
-                <w:u w:val="none"/>
-                <w:sz w:val="22"/>
-                <w:szCs w:val="22"/>
-                <w:color w:val="000000"/>
-              </w:rPr>
-              <w:t xml:space="preserve">0.76, 1.38</w:t>
-            </w:r>
-          </w:p>
-        </w:tc>
-        <w:tc>
-          <w:tcPr>
-            <w:tcBorders>
-              <w:bottom w:val="none" w:sz="0" w:space="0" w:color="000000"/>
-              <w:top w:val="none" w:sz="0" w:space="0" w:color="000000"/>
-              <w:left w:val="none" w:sz="0" w:space="0" w:color="000000"/>
-              <w:right w:val="none" w:sz="0" w:space="0" w:color="000000"/>
-            </w:tcBorders>
-            <w:shd w:val="clear" w:color="auto" w:fill="FFFFFF"/>
-            <w:tcMar>
-              <w:top w:w="0" w:type="dxa"/>
-              <w:bottom w:w="0" w:type="dxa"/>
-              <w:left w:w="0" w:type="dxa"/>
-              <w:right w:w="0" w:type="dxa"/>
-            </w:tcMar>
-            <w:vAlign w:val="top"/>
-          </w:tcPr>
-          <w:p>
-            <w:pPr>
-              <w:pStyle w:val="Normal"/>
-              <w:jc w:val="center"/>
-              <w:pBdr>
-                <w:bottom w:val="none" w:sz="0" w:space="0" w:color="000000"/>
-                <w:top w:val="none" w:sz="0" w:space="0" w:color="000000"/>
-                <w:left w:val="none" w:sz="0" w:space="0" w:color="000000"/>
-                <w:right w:val="none" w:sz="0" w:space="0" w:color="000000"/>
-              </w:pBdr>
-              <w:spacing w:after="100" w:before="100" w:line="240"/>
-              <w:ind w:left="100" w:right="100" w:firstLine="0" w:firstLineChars="0"/>
-              <w:rPr>
-                <w:rFonts w:ascii="Helvetica" w:hAnsi="Helvetica" w:eastAsia="Helvetica" w:cs="Helvetica"/>
-                <w:i w:val="false"/>
-                <w:b w:val="false"/>
-                <w:u w:val="none"/>
-                <w:sz w:val="22"/>
-                <w:szCs w:val="22"/>
-                <w:color w:val="000000"/>
-              </w:rPr>
-            </w:pPr>
-            <w:r>
-              <w:rPr>
-                <w:rFonts w:ascii="Helvetica" w:hAnsi="Helvetica" w:eastAsia="Helvetica" w:cs="Helvetica"/>
-                <w:i w:val="false"/>
-                <w:b w:val="false"/>
-                <w:u w:val="none"/>
-                <w:sz w:val="22"/>
-                <w:szCs w:val="22"/>
-                <w:color w:val="000000"/>
-              </w:rPr>
-              <w:t xml:space="preserve">0.890</w:t>
+              <w:t xml:space="preserve">1.01</w:t>
+            </w:r>
+          </w:p>
+        </w:tc>
+        <w:tc>
+          <w:tcPr>
+            <w:tcBorders>
+              <w:bottom w:val="none" w:sz="0" w:space="0" w:color="000000"/>
+              <w:top w:val="none" w:sz="0" w:space="0" w:color="000000"/>
+              <w:left w:val="none" w:sz="0" w:space="0" w:color="000000"/>
+              <w:right w:val="none" w:sz="0" w:space="0" w:color="000000"/>
+            </w:tcBorders>
+            <w:shd w:val="clear" w:color="auto" w:fill="FFFFFF"/>
+            <w:tcMar>
+              <w:top w:w="0" w:type="dxa"/>
+              <w:bottom w:w="0" w:type="dxa"/>
+              <w:left w:w="0" w:type="dxa"/>
+              <w:right w:w="0" w:type="dxa"/>
+            </w:tcMar>
+            <w:vAlign w:val="top"/>
+          </w:tcPr>
+          <w:p>
+            <w:pPr>
+              <w:pStyle w:val="Normal"/>
+              <w:jc w:val="center"/>
+              <w:pBdr>
+                <w:bottom w:val="none" w:sz="0" w:space="0" w:color="000000"/>
+                <w:top w:val="none" w:sz="0" w:space="0" w:color="000000"/>
+                <w:left w:val="none" w:sz="0" w:space="0" w:color="000000"/>
+                <w:right w:val="none" w:sz="0" w:space="0" w:color="000000"/>
+              </w:pBdr>
+              <w:spacing w:after="100" w:before="100" w:line="240"/>
+              <w:ind w:left="100" w:right="100" w:firstLine="0" w:firstLineChars="0"/>
+              <w:rPr>
+                <w:rFonts w:ascii="Helvetica" w:hAnsi="Helvetica" w:eastAsia="Helvetica" w:cs="Helvetica"/>
+                <w:i w:val="false"/>
+                <w:b w:val="false"/>
+                <w:u w:val="none"/>
+                <w:sz w:val="22"/>
+                <w:szCs w:val="22"/>
+                <w:color w:val="000000"/>
+              </w:rPr>
+            </w:pPr>
+            <w:r>
+              <w:rPr>
+                <w:rFonts w:ascii="Helvetica" w:hAnsi="Helvetica" w:eastAsia="Helvetica" w:cs="Helvetica"/>
+                <w:i w:val="false"/>
+                <w:b w:val="false"/>
+                <w:u w:val="none"/>
+                <w:sz w:val="22"/>
+                <w:szCs w:val="22"/>
+                <w:color w:val="000000"/>
+              </w:rPr>
+              <w:t xml:space="preserve">0.72, 1.41</w:t>
+            </w:r>
+          </w:p>
+        </w:tc>
+        <w:tc>
+          <w:tcPr>
+            <w:tcBorders>
+              <w:bottom w:val="none" w:sz="0" w:space="0" w:color="000000"/>
+              <w:top w:val="none" w:sz="0" w:space="0" w:color="000000"/>
+              <w:left w:val="none" w:sz="0" w:space="0" w:color="000000"/>
+              <w:right w:val="none" w:sz="0" w:space="0" w:color="000000"/>
+            </w:tcBorders>
+            <w:shd w:val="clear" w:color="auto" w:fill="FFFFFF"/>
+            <w:tcMar>
+              <w:top w:w="0" w:type="dxa"/>
+              <w:bottom w:w="0" w:type="dxa"/>
+              <w:left w:w="0" w:type="dxa"/>
+              <w:right w:w="0" w:type="dxa"/>
+            </w:tcMar>
+            <w:vAlign w:val="top"/>
+          </w:tcPr>
+          <w:p>
+            <w:pPr>
+              <w:pStyle w:val="Normal"/>
+              <w:jc w:val="center"/>
+              <w:pBdr>
+                <w:bottom w:val="none" w:sz="0" w:space="0" w:color="000000"/>
+                <w:top w:val="none" w:sz="0" w:space="0" w:color="000000"/>
+                <w:left w:val="none" w:sz="0" w:space="0" w:color="000000"/>
+                <w:right w:val="none" w:sz="0" w:space="0" w:color="000000"/>
+              </w:pBdr>
+              <w:spacing w:after="100" w:before="100" w:line="240"/>
+              <w:ind w:left="100" w:right="100" w:firstLine="0" w:firstLineChars="0"/>
+              <w:rPr>
+                <w:rFonts w:ascii="Helvetica" w:hAnsi="Helvetica" w:eastAsia="Helvetica" w:cs="Helvetica"/>
+                <w:i w:val="false"/>
+                <w:b w:val="false"/>
+                <w:u w:val="none"/>
+                <w:sz w:val="22"/>
+                <w:szCs w:val="22"/>
+                <w:color w:val="000000"/>
+              </w:rPr>
+            </w:pPr>
+            <w:r>
+              <w:rPr>
+                <w:rFonts w:ascii="Helvetica" w:hAnsi="Helvetica" w:eastAsia="Helvetica" w:cs="Helvetica"/>
+                <w:i w:val="false"/>
+                <w:b w:val="false"/>
+                <w:u w:val="none"/>
+                <w:sz w:val="22"/>
+                <w:szCs w:val="22"/>
+                <w:color w:val="000000"/>
+              </w:rPr>
+              <w:t xml:space="preserve">0.960</w:t>
             </w:r>
           </w:p>
         </w:tc>
@@ -4967,113 +4967,113 @@
                 <w:szCs w:val="22"/>
                 <w:color w:val="000000"/>
               </w:rPr>
-              <w:t xml:space="preserve">0.47</w:t>
-            </w:r>
-          </w:p>
-        </w:tc>
-        <w:tc>
-          <w:tcPr>
-            <w:tcBorders>
-              <w:bottom w:val="none" w:sz="0" w:space="0" w:color="000000"/>
-              <w:top w:val="none" w:sz="0" w:space="0" w:color="000000"/>
-              <w:left w:val="none" w:sz="0" w:space="0" w:color="000000"/>
-              <w:right w:val="none" w:sz="0" w:space="0" w:color="000000"/>
-            </w:tcBorders>
-            <w:shd w:val="clear" w:color="auto" w:fill="FFFFFF"/>
-            <w:tcMar>
-              <w:top w:w="0" w:type="dxa"/>
-              <w:bottom w:w="0" w:type="dxa"/>
-              <w:left w:w="0" w:type="dxa"/>
-              <w:right w:w="0" w:type="dxa"/>
-            </w:tcMar>
-            <w:vAlign w:val="top"/>
-          </w:tcPr>
-          <w:p>
-            <w:pPr>
-              <w:pStyle w:val="Normal"/>
-              <w:jc w:val="center"/>
-              <w:pBdr>
-                <w:bottom w:val="none" w:sz="0" w:space="0" w:color="000000"/>
-                <w:top w:val="none" w:sz="0" w:space="0" w:color="000000"/>
-                <w:left w:val="none" w:sz="0" w:space="0" w:color="000000"/>
-                <w:right w:val="none" w:sz="0" w:space="0" w:color="000000"/>
-              </w:pBdr>
-              <w:spacing w:after="100" w:before="100" w:line="240"/>
-              <w:ind w:left="100" w:right="100" w:firstLine="0" w:firstLineChars="0"/>
-              <w:rPr>
-                <w:rFonts w:ascii="Helvetica" w:hAnsi="Helvetica" w:eastAsia="Helvetica" w:cs="Helvetica"/>
-                <w:i w:val="false"/>
-                <w:b w:val="false"/>
-                <w:u w:val="none"/>
-                <w:sz w:val="22"/>
-                <w:szCs w:val="22"/>
-                <w:color w:val="000000"/>
-              </w:rPr>
-            </w:pPr>
-            <w:r>
-              <w:rPr>
-                <w:rFonts w:ascii="Helvetica" w:hAnsi="Helvetica" w:eastAsia="Helvetica" w:cs="Helvetica"/>
-                <w:i w:val="false"/>
-                <w:b w:val="false"/>
-                <w:u w:val="none"/>
-                <w:sz w:val="22"/>
-                <w:szCs w:val="22"/>
-                <w:color w:val="000000"/>
-              </w:rPr>
-              <w:t xml:space="preserve">0.08, 2.65</w:t>
-            </w:r>
-          </w:p>
-        </w:tc>
-        <w:tc>
-          <w:tcPr>
-            <w:tcBorders>
-              <w:bottom w:val="none" w:sz="0" w:space="0" w:color="000000"/>
-              <w:top w:val="none" w:sz="0" w:space="0" w:color="000000"/>
-              <w:left w:val="none" w:sz="0" w:space="0" w:color="000000"/>
-              <w:right w:val="none" w:sz="0" w:space="0" w:color="000000"/>
-            </w:tcBorders>
-            <w:shd w:val="clear" w:color="auto" w:fill="FFFFFF"/>
-            <w:tcMar>
-              <w:top w:w="0" w:type="dxa"/>
-              <w:bottom w:w="0" w:type="dxa"/>
-              <w:left w:w="0" w:type="dxa"/>
-              <w:right w:w="0" w:type="dxa"/>
-            </w:tcMar>
-            <w:vAlign w:val="top"/>
-          </w:tcPr>
-          <w:p>
-            <w:pPr>
-              <w:pStyle w:val="Normal"/>
-              <w:jc w:val="center"/>
-              <w:pBdr>
-                <w:bottom w:val="none" w:sz="0" w:space="0" w:color="000000"/>
-                <w:top w:val="none" w:sz="0" w:space="0" w:color="000000"/>
-                <w:left w:val="none" w:sz="0" w:space="0" w:color="000000"/>
-                <w:right w:val="none" w:sz="0" w:space="0" w:color="000000"/>
-              </w:pBdr>
-              <w:spacing w:after="100" w:before="100" w:line="240"/>
-              <w:ind w:left="100" w:right="100" w:firstLine="0" w:firstLineChars="0"/>
-              <w:rPr>
-                <w:rFonts w:ascii="Helvetica" w:hAnsi="Helvetica" w:eastAsia="Helvetica" w:cs="Helvetica"/>
-                <w:i w:val="false"/>
-                <w:b w:val="false"/>
-                <w:u w:val="none"/>
-                <w:sz w:val="22"/>
-                <w:szCs w:val="22"/>
-                <w:color w:val="000000"/>
-              </w:rPr>
-            </w:pPr>
-            <w:r>
-              <w:rPr>
-                <w:rFonts w:ascii="Helvetica" w:hAnsi="Helvetica" w:eastAsia="Helvetica" w:cs="Helvetica"/>
-                <w:i w:val="false"/>
-                <w:b w:val="false"/>
-                <w:u w:val="none"/>
-                <w:sz w:val="22"/>
-                <w:szCs w:val="22"/>
-                <w:color w:val="000000"/>
-              </w:rPr>
-              <w:t xml:space="preserve">0.390</w:t>
+              <w:t xml:space="preserve">0.46</w:t>
+            </w:r>
+          </w:p>
+        </w:tc>
+        <w:tc>
+          <w:tcPr>
+            <w:tcBorders>
+              <w:bottom w:val="none" w:sz="0" w:space="0" w:color="000000"/>
+              <w:top w:val="none" w:sz="0" w:space="0" w:color="000000"/>
+              <w:left w:val="none" w:sz="0" w:space="0" w:color="000000"/>
+              <w:right w:val="none" w:sz="0" w:space="0" w:color="000000"/>
+            </w:tcBorders>
+            <w:shd w:val="clear" w:color="auto" w:fill="FFFFFF"/>
+            <w:tcMar>
+              <w:top w:w="0" w:type="dxa"/>
+              <w:bottom w:w="0" w:type="dxa"/>
+              <w:left w:w="0" w:type="dxa"/>
+              <w:right w:w="0" w:type="dxa"/>
+            </w:tcMar>
+            <w:vAlign w:val="top"/>
+          </w:tcPr>
+          <w:p>
+            <w:pPr>
+              <w:pStyle w:val="Normal"/>
+              <w:jc w:val="center"/>
+              <w:pBdr>
+                <w:bottom w:val="none" w:sz="0" w:space="0" w:color="000000"/>
+                <w:top w:val="none" w:sz="0" w:space="0" w:color="000000"/>
+                <w:left w:val="none" w:sz="0" w:space="0" w:color="000000"/>
+                <w:right w:val="none" w:sz="0" w:space="0" w:color="000000"/>
+              </w:pBdr>
+              <w:spacing w:after="100" w:before="100" w:line="240"/>
+              <w:ind w:left="100" w:right="100" w:firstLine="0" w:firstLineChars="0"/>
+              <w:rPr>
+                <w:rFonts w:ascii="Helvetica" w:hAnsi="Helvetica" w:eastAsia="Helvetica" w:cs="Helvetica"/>
+                <w:i w:val="false"/>
+                <w:b w:val="false"/>
+                <w:u w:val="none"/>
+                <w:sz w:val="22"/>
+                <w:szCs w:val="22"/>
+                <w:color w:val="000000"/>
+              </w:rPr>
+            </w:pPr>
+            <w:r>
+              <w:rPr>
+                <w:rFonts w:ascii="Helvetica" w:hAnsi="Helvetica" w:eastAsia="Helvetica" w:cs="Helvetica"/>
+                <w:i w:val="false"/>
+                <w:b w:val="false"/>
+                <w:u w:val="none"/>
+                <w:sz w:val="22"/>
+                <w:szCs w:val="22"/>
+                <w:color w:val="000000"/>
+              </w:rPr>
+              <w:t xml:space="preserve">0.07, 2.82</w:t>
+            </w:r>
+          </w:p>
+        </w:tc>
+        <w:tc>
+          <w:tcPr>
+            <w:tcBorders>
+              <w:bottom w:val="none" w:sz="0" w:space="0" w:color="000000"/>
+              <w:top w:val="none" w:sz="0" w:space="0" w:color="000000"/>
+              <w:left w:val="none" w:sz="0" w:space="0" w:color="000000"/>
+              <w:right w:val="none" w:sz="0" w:space="0" w:color="000000"/>
+            </w:tcBorders>
+            <w:shd w:val="clear" w:color="auto" w:fill="FFFFFF"/>
+            <w:tcMar>
+              <w:top w:w="0" w:type="dxa"/>
+              <w:bottom w:w="0" w:type="dxa"/>
+              <w:left w:w="0" w:type="dxa"/>
+              <w:right w:w="0" w:type="dxa"/>
+            </w:tcMar>
+            <w:vAlign w:val="top"/>
+          </w:tcPr>
+          <w:p>
+            <w:pPr>
+              <w:pStyle w:val="Normal"/>
+              <w:jc w:val="center"/>
+              <w:pBdr>
+                <w:bottom w:val="none" w:sz="0" w:space="0" w:color="000000"/>
+                <w:top w:val="none" w:sz="0" w:space="0" w:color="000000"/>
+                <w:left w:val="none" w:sz="0" w:space="0" w:color="000000"/>
+                <w:right w:val="none" w:sz="0" w:space="0" w:color="000000"/>
+              </w:pBdr>
+              <w:spacing w:after="100" w:before="100" w:line="240"/>
+              <w:ind w:left="100" w:right="100" w:firstLine="0" w:firstLineChars="0"/>
+              <w:rPr>
+                <w:rFonts w:ascii="Helvetica" w:hAnsi="Helvetica" w:eastAsia="Helvetica" w:cs="Helvetica"/>
+                <w:i w:val="false"/>
+                <w:b w:val="false"/>
+                <w:u w:val="none"/>
+                <w:sz w:val="22"/>
+                <w:szCs w:val="22"/>
+                <w:color w:val="000000"/>
+              </w:rPr>
+            </w:pPr>
+            <w:r>
+              <w:rPr>
+                <w:rFonts w:ascii="Helvetica" w:hAnsi="Helvetica" w:eastAsia="Helvetica" w:cs="Helvetica"/>
+                <w:i w:val="false"/>
+                <w:b w:val="false"/>
+                <w:u w:val="none"/>
+                <w:sz w:val="22"/>
+                <w:szCs w:val="22"/>
+                <w:color w:val="000000"/>
+              </w:rPr>
+              <w:t xml:space="preserve">0.400</w:t>
             </w:r>
           </w:p>
         </w:tc>
@@ -6469,60 +6469,60 @@
                 <w:szCs w:val="22"/>
                 <w:color w:val="000000"/>
               </w:rPr>
-              <w:t xml:space="preserve">0.00, 0.28</w:t>
-            </w:r>
-          </w:p>
-        </w:tc>
-        <w:tc>
-          <w:tcPr>
-            <w:tcBorders>
-              <w:bottom w:val="none" w:sz="0" w:space="0" w:color="000000"/>
-              <w:top w:val="none" w:sz="0" w:space="0" w:color="000000"/>
-              <w:left w:val="none" w:sz="0" w:space="0" w:color="000000"/>
-              <w:right w:val="none" w:sz="0" w:space="0" w:color="000000"/>
-            </w:tcBorders>
-            <w:shd w:val="clear" w:color="auto" w:fill="FFFFFF"/>
-            <w:tcMar>
-              <w:top w:w="0" w:type="dxa"/>
-              <w:bottom w:w="0" w:type="dxa"/>
-              <w:left w:w="0" w:type="dxa"/>
-              <w:right w:w="0" w:type="dxa"/>
-            </w:tcMar>
-            <w:vAlign w:val="top"/>
-          </w:tcPr>
-          <w:p>
-            <w:pPr>
-              <w:pStyle w:val="Normal"/>
-              <w:jc w:val="center"/>
-              <w:pBdr>
-                <w:bottom w:val="none" w:sz="0" w:space="0" w:color="000000"/>
-                <w:top w:val="none" w:sz="0" w:space="0" w:color="000000"/>
-                <w:left w:val="none" w:sz="0" w:space="0" w:color="000000"/>
-                <w:right w:val="none" w:sz="0" w:space="0" w:color="000000"/>
-              </w:pBdr>
-              <w:spacing w:after="100" w:before="100" w:line="240"/>
-              <w:ind w:left="100" w:right="100" w:firstLine="0" w:firstLineChars="0"/>
-              <w:rPr>
-                <w:rFonts w:ascii="Helvetica" w:hAnsi="Helvetica" w:eastAsia="Helvetica" w:cs="Helvetica"/>
-                <w:i w:val="false"/>
-                <w:b w:val="false"/>
-                <w:u w:val="none"/>
-                <w:sz w:val="22"/>
-                <w:szCs w:val="22"/>
-                <w:color w:val="000000"/>
-              </w:rPr>
-            </w:pPr>
-            <w:r>
-              <w:rPr>
-                <w:rFonts w:ascii="Helvetica" w:hAnsi="Helvetica" w:eastAsia="Helvetica" w:cs="Helvetica"/>
-                <w:i w:val="false"/>
-                <w:b w:val="false"/>
-                <w:u w:val="none"/>
-                <w:sz w:val="22"/>
-                <w:szCs w:val="22"/>
-                <w:color w:val="000000"/>
-              </w:rPr>
-              <w:t xml:space="preserve">0.012</w:t>
+              <w:t xml:space="preserve">0.00, 0.33</w:t>
+            </w:r>
+          </w:p>
+        </w:tc>
+        <w:tc>
+          <w:tcPr>
+            <w:tcBorders>
+              <w:bottom w:val="none" w:sz="0" w:space="0" w:color="000000"/>
+              <w:top w:val="none" w:sz="0" w:space="0" w:color="000000"/>
+              <w:left w:val="none" w:sz="0" w:space="0" w:color="000000"/>
+              <w:right w:val="none" w:sz="0" w:space="0" w:color="000000"/>
+            </w:tcBorders>
+            <w:shd w:val="clear" w:color="auto" w:fill="FFFFFF"/>
+            <w:tcMar>
+              <w:top w:w="0" w:type="dxa"/>
+              <w:bottom w:w="0" w:type="dxa"/>
+              <w:left w:w="0" w:type="dxa"/>
+              <w:right w:w="0" w:type="dxa"/>
+            </w:tcMar>
+            <w:vAlign w:val="top"/>
+          </w:tcPr>
+          <w:p>
+            <w:pPr>
+              <w:pStyle w:val="Normal"/>
+              <w:jc w:val="center"/>
+              <w:pBdr>
+                <w:bottom w:val="none" w:sz="0" w:space="0" w:color="000000"/>
+                <w:top w:val="none" w:sz="0" w:space="0" w:color="000000"/>
+                <w:left w:val="none" w:sz="0" w:space="0" w:color="000000"/>
+                <w:right w:val="none" w:sz="0" w:space="0" w:color="000000"/>
+              </w:pBdr>
+              <w:spacing w:after="100" w:before="100" w:line="240"/>
+              <w:ind w:left="100" w:right="100" w:firstLine="0" w:firstLineChars="0"/>
+              <w:rPr>
+                <w:rFonts w:ascii="Helvetica" w:hAnsi="Helvetica" w:eastAsia="Helvetica" w:cs="Helvetica"/>
+                <w:i w:val="false"/>
+                <w:b w:val="false"/>
+                <w:u w:val="none"/>
+                <w:sz w:val="22"/>
+                <w:szCs w:val="22"/>
+                <w:color w:val="000000"/>
+              </w:rPr>
+            </w:pPr>
+            <w:r>
+              <w:rPr>
+                <w:rFonts w:ascii="Helvetica" w:hAnsi="Helvetica" w:eastAsia="Helvetica" w:cs="Helvetica"/>
+                <w:i w:val="false"/>
+                <w:b w:val="false"/>
+                <w:u w:val="none"/>
+                <w:sz w:val="22"/>
+                <w:szCs w:val="22"/>
+                <w:color w:val="000000"/>
+              </w:rPr>
+              <w:t xml:space="preserve">0.017</w:t>
             </w:r>
           </w:p>
         </w:tc>
@@ -6899,113 +6899,113 @@
                 <w:szCs w:val="22"/>
                 <w:color w:val="000000"/>
               </w:rPr>
-              <w:t xml:space="preserve">0.23</w:t>
-            </w:r>
-          </w:p>
-        </w:tc>
-        <w:tc>
-          <w:tcPr>
-            <w:tcBorders>
-              <w:bottom w:val="none" w:sz="0" w:space="0" w:color="000000"/>
-              <w:top w:val="none" w:sz="0" w:space="0" w:color="000000"/>
-              <w:left w:val="none" w:sz="0" w:space="0" w:color="000000"/>
-              <w:right w:val="none" w:sz="0" w:space="0" w:color="000000"/>
-            </w:tcBorders>
-            <w:shd w:val="clear" w:color="auto" w:fill="FFFFFF"/>
-            <w:tcMar>
-              <w:top w:w="0" w:type="dxa"/>
-              <w:bottom w:w="0" w:type="dxa"/>
-              <w:left w:w="0" w:type="dxa"/>
-              <w:right w:w="0" w:type="dxa"/>
-            </w:tcMar>
-            <w:vAlign w:val="top"/>
-          </w:tcPr>
-          <w:p>
-            <w:pPr>
-              <w:pStyle w:val="Normal"/>
-              <w:jc w:val="center"/>
-              <w:pBdr>
-                <w:bottom w:val="none" w:sz="0" w:space="0" w:color="000000"/>
-                <w:top w:val="none" w:sz="0" w:space="0" w:color="000000"/>
-                <w:left w:val="none" w:sz="0" w:space="0" w:color="000000"/>
-                <w:right w:val="none" w:sz="0" w:space="0" w:color="000000"/>
-              </w:pBdr>
-              <w:spacing w:after="100" w:before="100" w:line="240"/>
-              <w:ind w:left="100" w:right="100" w:firstLine="0" w:firstLineChars="0"/>
-              <w:rPr>
-                <w:rFonts w:ascii="Helvetica" w:hAnsi="Helvetica" w:eastAsia="Helvetica" w:cs="Helvetica"/>
-                <w:i w:val="false"/>
-                <w:b w:val="false"/>
-                <w:u w:val="none"/>
-                <w:sz w:val="22"/>
-                <w:szCs w:val="22"/>
-                <w:color w:val="000000"/>
-              </w:rPr>
-            </w:pPr>
-            <w:r>
-              <w:rPr>
-                <w:rFonts w:ascii="Helvetica" w:hAnsi="Helvetica" w:eastAsia="Helvetica" w:cs="Helvetica"/>
-                <w:i w:val="false"/>
-                <w:b w:val="false"/>
-                <w:u w:val="none"/>
-                <w:sz w:val="22"/>
-                <w:szCs w:val="22"/>
-                <w:color w:val="000000"/>
-              </w:rPr>
-              <w:t xml:space="preserve">0.01, 3.84</w:t>
-            </w:r>
-          </w:p>
-        </w:tc>
-        <w:tc>
-          <w:tcPr>
-            <w:tcBorders>
-              <w:bottom w:val="none" w:sz="0" w:space="0" w:color="000000"/>
-              <w:top w:val="none" w:sz="0" w:space="0" w:color="000000"/>
-              <w:left w:val="none" w:sz="0" w:space="0" w:color="000000"/>
-              <w:right w:val="none" w:sz="0" w:space="0" w:color="000000"/>
-            </w:tcBorders>
-            <w:shd w:val="clear" w:color="auto" w:fill="FFFFFF"/>
-            <w:tcMar>
-              <w:top w:w="0" w:type="dxa"/>
-              <w:bottom w:w="0" w:type="dxa"/>
-              <w:left w:w="0" w:type="dxa"/>
-              <w:right w:w="0" w:type="dxa"/>
-            </w:tcMar>
-            <w:vAlign w:val="top"/>
-          </w:tcPr>
-          <w:p>
-            <w:pPr>
-              <w:pStyle w:val="Normal"/>
-              <w:jc w:val="center"/>
-              <w:pBdr>
-                <w:bottom w:val="none" w:sz="0" w:space="0" w:color="000000"/>
-                <w:top w:val="none" w:sz="0" w:space="0" w:color="000000"/>
-                <w:left w:val="none" w:sz="0" w:space="0" w:color="000000"/>
-                <w:right w:val="none" w:sz="0" w:space="0" w:color="000000"/>
-              </w:pBdr>
-              <w:spacing w:after="100" w:before="100" w:line="240"/>
-              <w:ind w:left="100" w:right="100" w:firstLine="0" w:firstLineChars="0"/>
-              <w:rPr>
-                <w:rFonts w:ascii="Helvetica" w:hAnsi="Helvetica" w:eastAsia="Helvetica" w:cs="Helvetica"/>
-                <w:i w:val="false"/>
-                <w:b w:val="false"/>
-                <w:u w:val="none"/>
-                <w:sz w:val="22"/>
-                <w:szCs w:val="22"/>
-                <w:color w:val="000000"/>
-              </w:rPr>
-            </w:pPr>
-            <w:r>
-              <w:rPr>
-                <w:rFonts w:ascii="Helvetica" w:hAnsi="Helvetica" w:eastAsia="Helvetica" w:cs="Helvetica"/>
-                <w:i w:val="false"/>
-                <w:b w:val="false"/>
-                <w:u w:val="none"/>
-                <w:sz w:val="22"/>
-                <w:szCs w:val="22"/>
-                <w:color w:val="000000"/>
-              </w:rPr>
-              <w:t xml:space="preserve">0.300</w:t>
+              <w:t xml:space="preserve">0.27</w:t>
+            </w:r>
+          </w:p>
+        </w:tc>
+        <w:tc>
+          <w:tcPr>
+            <w:tcBorders>
+              <w:bottom w:val="none" w:sz="0" w:space="0" w:color="000000"/>
+              <w:top w:val="none" w:sz="0" w:space="0" w:color="000000"/>
+              <w:left w:val="none" w:sz="0" w:space="0" w:color="000000"/>
+              <w:right w:val="none" w:sz="0" w:space="0" w:color="000000"/>
+            </w:tcBorders>
+            <w:shd w:val="clear" w:color="auto" w:fill="FFFFFF"/>
+            <w:tcMar>
+              <w:top w:w="0" w:type="dxa"/>
+              <w:bottom w:w="0" w:type="dxa"/>
+              <w:left w:w="0" w:type="dxa"/>
+              <w:right w:w="0" w:type="dxa"/>
+            </w:tcMar>
+            <w:vAlign w:val="top"/>
+          </w:tcPr>
+          <w:p>
+            <w:pPr>
+              <w:pStyle w:val="Normal"/>
+              <w:jc w:val="center"/>
+              <w:pBdr>
+                <w:bottom w:val="none" w:sz="0" w:space="0" w:color="000000"/>
+                <w:top w:val="none" w:sz="0" w:space="0" w:color="000000"/>
+                <w:left w:val="none" w:sz="0" w:space="0" w:color="000000"/>
+                <w:right w:val="none" w:sz="0" w:space="0" w:color="000000"/>
+              </w:pBdr>
+              <w:spacing w:after="100" w:before="100" w:line="240"/>
+              <w:ind w:left="100" w:right="100" w:firstLine="0" w:firstLineChars="0"/>
+              <w:rPr>
+                <w:rFonts w:ascii="Helvetica" w:hAnsi="Helvetica" w:eastAsia="Helvetica" w:cs="Helvetica"/>
+                <w:i w:val="false"/>
+                <w:b w:val="false"/>
+                <w:u w:val="none"/>
+                <w:sz w:val="22"/>
+                <w:szCs w:val="22"/>
+                <w:color w:val="000000"/>
+              </w:rPr>
+            </w:pPr>
+            <w:r>
+              <w:rPr>
+                <w:rFonts w:ascii="Helvetica" w:hAnsi="Helvetica" w:eastAsia="Helvetica" w:cs="Helvetica"/>
+                <w:i w:val="false"/>
+                <w:b w:val="false"/>
+                <w:u w:val="none"/>
+                <w:sz w:val="22"/>
+                <w:szCs w:val="22"/>
+                <w:color w:val="000000"/>
+              </w:rPr>
+              <w:t xml:space="preserve">0.02, 4.90</w:t>
+            </w:r>
+          </w:p>
+        </w:tc>
+        <w:tc>
+          <w:tcPr>
+            <w:tcBorders>
+              <w:bottom w:val="none" w:sz="0" w:space="0" w:color="000000"/>
+              <w:top w:val="none" w:sz="0" w:space="0" w:color="000000"/>
+              <w:left w:val="none" w:sz="0" w:space="0" w:color="000000"/>
+              <w:right w:val="none" w:sz="0" w:space="0" w:color="000000"/>
+            </w:tcBorders>
+            <w:shd w:val="clear" w:color="auto" w:fill="FFFFFF"/>
+            <w:tcMar>
+              <w:top w:w="0" w:type="dxa"/>
+              <w:bottom w:w="0" w:type="dxa"/>
+              <w:left w:w="0" w:type="dxa"/>
+              <w:right w:w="0" w:type="dxa"/>
+            </w:tcMar>
+            <w:vAlign w:val="top"/>
+          </w:tcPr>
+          <w:p>
+            <w:pPr>
+              <w:pStyle w:val="Normal"/>
+              <w:jc w:val="center"/>
+              <w:pBdr>
+                <w:bottom w:val="none" w:sz="0" w:space="0" w:color="000000"/>
+                <w:top w:val="none" w:sz="0" w:space="0" w:color="000000"/>
+                <w:left w:val="none" w:sz="0" w:space="0" w:color="000000"/>
+                <w:right w:val="none" w:sz="0" w:space="0" w:color="000000"/>
+              </w:pBdr>
+              <w:spacing w:after="100" w:before="100" w:line="240"/>
+              <w:ind w:left="100" w:right="100" w:firstLine="0" w:firstLineChars="0"/>
+              <w:rPr>
+                <w:rFonts w:ascii="Helvetica" w:hAnsi="Helvetica" w:eastAsia="Helvetica" w:cs="Helvetica"/>
+                <w:i w:val="false"/>
+                <w:b w:val="false"/>
+                <w:u w:val="none"/>
+                <w:sz w:val="22"/>
+                <w:szCs w:val="22"/>
+                <w:color w:val="000000"/>
+              </w:rPr>
+            </w:pPr>
+            <w:r>
+              <w:rPr>
+                <w:rFonts w:ascii="Helvetica" w:hAnsi="Helvetica" w:eastAsia="Helvetica" w:cs="Helvetica"/>
+                <w:i w:val="false"/>
+                <w:b w:val="false"/>
+                <w:u w:val="none"/>
+                <w:sz w:val="22"/>
+                <w:szCs w:val="22"/>
+                <w:color w:val="000000"/>
+              </w:rPr>
+              <w:t xml:space="preserve">0.380</w:t>
             </w:r>
           </w:p>
         </w:tc>
@@ -7382,113 +7382,113 @@
                 <w:szCs w:val="22"/>
                 <w:color w:val="000000"/>
               </w:rPr>
-              <w:t xml:space="preserve">0.02</w:t>
-            </w:r>
-          </w:p>
-        </w:tc>
-        <w:tc>
-          <w:tcPr>
-            <w:tcBorders>
-              <w:bottom w:val="none" w:sz="0" w:space="0" w:color="000000"/>
-              <w:top w:val="none" w:sz="0" w:space="0" w:color="000000"/>
-              <w:left w:val="none" w:sz="0" w:space="0" w:color="000000"/>
-              <w:right w:val="none" w:sz="0" w:space="0" w:color="000000"/>
-            </w:tcBorders>
-            <w:shd w:val="clear" w:color="auto" w:fill="FFFFFF"/>
-            <w:tcMar>
-              <w:top w:w="0" w:type="dxa"/>
-              <w:bottom w:w="0" w:type="dxa"/>
-              <w:left w:w="0" w:type="dxa"/>
-              <w:right w:w="0" w:type="dxa"/>
-            </w:tcMar>
-            <w:vAlign w:val="top"/>
-          </w:tcPr>
-          <w:p>
-            <w:pPr>
-              <w:pStyle w:val="Normal"/>
-              <w:jc w:val="center"/>
-              <w:pBdr>
-                <w:bottom w:val="none" w:sz="0" w:space="0" w:color="000000"/>
-                <w:top w:val="none" w:sz="0" w:space="0" w:color="000000"/>
-                <w:left w:val="none" w:sz="0" w:space="0" w:color="000000"/>
-                <w:right w:val="none" w:sz="0" w:space="0" w:color="000000"/>
-              </w:pBdr>
-              <w:spacing w:after="100" w:before="100" w:line="240"/>
-              <w:ind w:left="100" w:right="100" w:firstLine="0" w:firstLineChars="0"/>
-              <w:rPr>
-                <w:rFonts w:ascii="Helvetica" w:hAnsi="Helvetica" w:eastAsia="Helvetica" w:cs="Helvetica"/>
-                <w:i w:val="false"/>
-                <w:b w:val="false"/>
-                <w:u w:val="none"/>
-                <w:sz w:val="22"/>
-                <w:szCs w:val="22"/>
-                <w:color w:val="000000"/>
-              </w:rPr>
-            </w:pPr>
-            <w:r>
-              <w:rPr>
-                <w:rFonts w:ascii="Helvetica" w:hAnsi="Helvetica" w:eastAsia="Helvetica" w:cs="Helvetica"/>
-                <w:i w:val="false"/>
-                <w:b w:val="false"/>
-                <w:u w:val="none"/>
-                <w:sz w:val="22"/>
-                <w:szCs w:val="22"/>
-                <w:color w:val="000000"/>
-              </w:rPr>
-              <w:t xml:space="preserve">0.00, 1.37</w:t>
-            </w:r>
-          </w:p>
-        </w:tc>
-        <w:tc>
-          <w:tcPr>
-            <w:tcBorders>
-              <w:bottom w:val="none" w:sz="0" w:space="0" w:color="000000"/>
-              <w:top w:val="none" w:sz="0" w:space="0" w:color="000000"/>
-              <w:left w:val="none" w:sz="0" w:space="0" w:color="000000"/>
-              <w:right w:val="none" w:sz="0" w:space="0" w:color="000000"/>
-            </w:tcBorders>
-            <w:shd w:val="clear" w:color="auto" w:fill="FFFFFF"/>
-            <w:tcMar>
-              <w:top w:w="0" w:type="dxa"/>
-              <w:bottom w:w="0" w:type="dxa"/>
-              <w:left w:w="0" w:type="dxa"/>
-              <w:right w:w="0" w:type="dxa"/>
-            </w:tcMar>
-            <w:vAlign w:val="top"/>
-          </w:tcPr>
-          <w:p>
-            <w:pPr>
-              <w:pStyle w:val="Normal"/>
-              <w:jc w:val="center"/>
-              <w:pBdr>
-                <w:bottom w:val="none" w:sz="0" w:space="0" w:color="000000"/>
-                <w:top w:val="none" w:sz="0" w:space="0" w:color="000000"/>
-                <w:left w:val="none" w:sz="0" w:space="0" w:color="000000"/>
-                <w:right w:val="none" w:sz="0" w:space="0" w:color="000000"/>
-              </w:pBdr>
-              <w:spacing w:after="100" w:before="100" w:line="240"/>
-              <w:ind w:left="100" w:right="100" w:firstLine="0" w:firstLineChars="0"/>
-              <w:rPr>
-                <w:rFonts w:ascii="Helvetica" w:hAnsi="Helvetica" w:eastAsia="Helvetica" w:cs="Helvetica"/>
-                <w:i w:val="false"/>
-                <w:b w:val="false"/>
-                <w:u w:val="none"/>
-                <w:sz w:val="22"/>
-                <w:szCs w:val="22"/>
-                <w:color w:val="000000"/>
-              </w:rPr>
-            </w:pPr>
-            <w:r>
-              <w:rPr>
-                <w:rFonts w:ascii="Helvetica" w:hAnsi="Helvetica" w:eastAsia="Helvetica" w:cs="Helvetica"/>
-                <w:i w:val="false"/>
-                <w:b w:val="false"/>
-                <w:u w:val="none"/>
-                <w:sz w:val="22"/>
-                <w:szCs w:val="22"/>
-                <w:color w:val="000000"/>
-              </w:rPr>
-              <w:t xml:space="preserve">0.069</w:t>
+              <w:t xml:space="preserve">0.01</w:t>
+            </w:r>
+          </w:p>
+        </w:tc>
+        <w:tc>
+          <w:tcPr>
+            <w:tcBorders>
+              <w:bottom w:val="none" w:sz="0" w:space="0" w:color="000000"/>
+              <w:top w:val="none" w:sz="0" w:space="0" w:color="000000"/>
+              <w:left w:val="none" w:sz="0" w:space="0" w:color="000000"/>
+              <w:right w:val="none" w:sz="0" w:space="0" w:color="000000"/>
+            </w:tcBorders>
+            <w:shd w:val="clear" w:color="auto" w:fill="FFFFFF"/>
+            <w:tcMar>
+              <w:top w:w="0" w:type="dxa"/>
+              <w:bottom w:w="0" w:type="dxa"/>
+              <w:left w:w="0" w:type="dxa"/>
+              <w:right w:w="0" w:type="dxa"/>
+            </w:tcMar>
+            <w:vAlign w:val="top"/>
+          </w:tcPr>
+          <w:p>
+            <w:pPr>
+              <w:pStyle w:val="Normal"/>
+              <w:jc w:val="center"/>
+              <w:pBdr>
+                <w:bottom w:val="none" w:sz="0" w:space="0" w:color="000000"/>
+                <w:top w:val="none" w:sz="0" w:space="0" w:color="000000"/>
+                <w:left w:val="none" w:sz="0" w:space="0" w:color="000000"/>
+                <w:right w:val="none" w:sz="0" w:space="0" w:color="000000"/>
+              </w:pBdr>
+              <w:spacing w:after="100" w:before="100" w:line="240"/>
+              <w:ind w:left="100" w:right="100" w:firstLine="0" w:firstLineChars="0"/>
+              <w:rPr>
+                <w:rFonts w:ascii="Helvetica" w:hAnsi="Helvetica" w:eastAsia="Helvetica" w:cs="Helvetica"/>
+                <w:i w:val="false"/>
+                <w:b w:val="false"/>
+                <w:u w:val="none"/>
+                <w:sz w:val="22"/>
+                <w:szCs w:val="22"/>
+                <w:color w:val="000000"/>
+              </w:rPr>
+            </w:pPr>
+            <w:r>
+              <w:rPr>
+                <w:rFonts w:ascii="Helvetica" w:hAnsi="Helvetica" w:eastAsia="Helvetica" w:cs="Helvetica"/>
+                <w:i w:val="false"/>
+                <w:b w:val="false"/>
+                <w:u w:val="none"/>
+                <w:sz w:val="22"/>
+                <w:szCs w:val="22"/>
+                <w:color w:val="000000"/>
+              </w:rPr>
+              <w:t xml:space="preserve">0.00, 1.98</w:t>
+            </w:r>
+          </w:p>
+        </w:tc>
+        <w:tc>
+          <w:tcPr>
+            <w:tcBorders>
+              <w:bottom w:val="none" w:sz="0" w:space="0" w:color="000000"/>
+              <w:top w:val="none" w:sz="0" w:space="0" w:color="000000"/>
+              <w:left w:val="none" w:sz="0" w:space="0" w:color="000000"/>
+              <w:right w:val="none" w:sz="0" w:space="0" w:color="000000"/>
+            </w:tcBorders>
+            <w:shd w:val="clear" w:color="auto" w:fill="FFFFFF"/>
+            <w:tcMar>
+              <w:top w:w="0" w:type="dxa"/>
+              <w:bottom w:w="0" w:type="dxa"/>
+              <w:left w:w="0" w:type="dxa"/>
+              <w:right w:w="0" w:type="dxa"/>
+            </w:tcMar>
+            <w:vAlign w:val="top"/>
+          </w:tcPr>
+          <w:p>
+            <w:pPr>
+              <w:pStyle w:val="Normal"/>
+              <w:jc w:val="center"/>
+              <w:pBdr>
+                <w:bottom w:val="none" w:sz="0" w:space="0" w:color="000000"/>
+                <w:top w:val="none" w:sz="0" w:space="0" w:color="000000"/>
+                <w:left w:val="none" w:sz="0" w:space="0" w:color="000000"/>
+                <w:right w:val="none" w:sz="0" w:space="0" w:color="000000"/>
+              </w:pBdr>
+              <w:spacing w:after="100" w:before="100" w:line="240"/>
+              <w:ind w:left="100" w:right="100" w:firstLine="0" w:firstLineChars="0"/>
+              <w:rPr>
+                <w:rFonts w:ascii="Helvetica" w:hAnsi="Helvetica" w:eastAsia="Helvetica" w:cs="Helvetica"/>
+                <w:i w:val="false"/>
+                <w:b w:val="false"/>
+                <w:u w:val="none"/>
+                <w:sz w:val="22"/>
+                <w:szCs w:val="22"/>
+                <w:color w:val="000000"/>
+              </w:rPr>
+            </w:pPr>
+            <w:r>
+              <w:rPr>
+                <w:rFonts w:ascii="Helvetica" w:hAnsi="Helvetica" w:eastAsia="Helvetica" w:cs="Helvetica"/>
+                <w:i w:val="false"/>
+                <w:b w:val="false"/>
+                <w:u w:val="none"/>
+                <w:sz w:val="22"/>
+                <w:szCs w:val="22"/>
+                <w:color w:val="000000"/>
+              </w:rPr>
+              <w:t xml:space="preserve">0.090</w:t>
             </w:r>
           </w:p>
         </w:tc>
@@ -7918,60 +7918,60 @@
                 <w:szCs w:val="22"/>
                 <w:color w:val="000000"/>
               </w:rPr>
-              <w:t xml:space="preserve">0.00, 0.64</w:t>
-            </w:r>
-          </w:p>
-        </w:tc>
-        <w:tc>
-          <w:tcPr>
-            <w:tcBorders>
-              <w:bottom w:val="none" w:sz="0" w:space="0" w:color="000000"/>
-              <w:top w:val="none" w:sz="0" w:space="0" w:color="000000"/>
-              <w:left w:val="none" w:sz="0" w:space="0" w:color="000000"/>
-              <w:right w:val="none" w:sz="0" w:space="0" w:color="000000"/>
-            </w:tcBorders>
-            <w:shd w:val="clear" w:color="auto" w:fill="FFFFFF"/>
-            <w:tcMar>
-              <w:top w:w="0" w:type="dxa"/>
-              <w:bottom w:w="0" w:type="dxa"/>
-              <w:left w:w="0" w:type="dxa"/>
-              <w:right w:w="0" w:type="dxa"/>
-            </w:tcMar>
-            <w:vAlign w:val="top"/>
-          </w:tcPr>
-          <w:p>
-            <w:pPr>
-              <w:pStyle w:val="Normal"/>
-              <w:jc w:val="center"/>
-              <w:pBdr>
-                <w:bottom w:val="none" w:sz="0" w:space="0" w:color="000000"/>
-                <w:top w:val="none" w:sz="0" w:space="0" w:color="000000"/>
-                <w:left w:val="none" w:sz="0" w:space="0" w:color="000000"/>
-                <w:right w:val="none" w:sz="0" w:space="0" w:color="000000"/>
-              </w:pBdr>
-              <w:spacing w:after="100" w:before="100" w:line="240"/>
-              <w:ind w:left="100" w:right="100" w:firstLine="0" w:firstLineChars="0"/>
-              <w:rPr>
-                <w:rFonts w:ascii="Helvetica" w:hAnsi="Helvetica" w:eastAsia="Helvetica" w:cs="Helvetica"/>
-                <w:i w:val="false"/>
-                <w:b w:val="false"/>
-                <w:u w:val="none"/>
-                <w:sz w:val="22"/>
-                <w:szCs w:val="22"/>
-                <w:color w:val="000000"/>
-              </w:rPr>
-            </w:pPr>
-            <w:r>
-              <w:rPr>
-                <w:rFonts w:ascii="Helvetica" w:hAnsi="Helvetica" w:eastAsia="Helvetica" w:cs="Helvetica"/>
-                <w:i w:val="false"/>
-                <w:b w:val="false"/>
-                <w:u w:val="none"/>
-                <w:sz w:val="22"/>
-                <w:szCs w:val="22"/>
-                <w:color w:val="000000"/>
-              </w:rPr>
-              <w:t xml:space="preserve">0.029</w:t>
+              <w:t xml:space="preserve">0.00, 0.62</w:t>
+            </w:r>
+          </w:p>
+        </w:tc>
+        <w:tc>
+          <w:tcPr>
+            <w:tcBorders>
+              <w:bottom w:val="none" w:sz="0" w:space="0" w:color="000000"/>
+              <w:top w:val="none" w:sz="0" w:space="0" w:color="000000"/>
+              <w:left w:val="none" w:sz="0" w:space="0" w:color="000000"/>
+              <w:right w:val="none" w:sz="0" w:space="0" w:color="000000"/>
+            </w:tcBorders>
+            <w:shd w:val="clear" w:color="auto" w:fill="FFFFFF"/>
+            <w:tcMar>
+              <w:top w:w="0" w:type="dxa"/>
+              <w:bottom w:w="0" w:type="dxa"/>
+              <w:left w:w="0" w:type="dxa"/>
+              <w:right w:w="0" w:type="dxa"/>
+            </w:tcMar>
+            <w:vAlign w:val="top"/>
+          </w:tcPr>
+          <w:p>
+            <w:pPr>
+              <w:pStyle w:val="Normal"/>
+              <w:jc w:val="center"/>
+              <w:pBdr>
+                <w:bottom w:val="none" w:sz="0" w:space="0" w:color="000000"/>
+                <w:top w:val="none" w:sz="0" w:space="0" w:color="000000"/>
+                <w:left w:val="none" w:sz="0" w:space="0" w:color="000000"/>
+                <w:right w:val="none" w:sz="0" w:space="0" w:color="000000"/>
+              </w:pBdr>
+              <w:spacing w:after="100" w:before="100" w:line="240"/>
+              <w:ind w:left="100" w:right="100" w:firstLine="0" w:firstLineChars="0"/>
+              <w:rPr>
+                <w:rFonts w:ascii="Helvetica" w:hAnsi="Helvetica" w:eastAsia="Helvetica" w:cs="Helvetica"/>
+                <w:i w:val="false"/>
+                <w:b w:val="false"/>
+                <w:u w:val="none"/>
+                <w:sz w:val="22"/>
+                <w:szCs w:val="22"/>
+                <w:color w:val="000000"/>
+              </w:rPr>
+            </w:pPr>
+            <w:r>
+              <w:rPr>
+                <w:rFonts w:ascii="Helvetica" w:hAnsi="Helvetica" w:eastAsia="Helvetica" w:cs="Helvetica"/>
+                <w:i w:val="false"/>
+                <w:b w:val="false"/>
+                <w:u w:val="none"/>
+                <w:sz w:val="22"/>
+                <w:szCs w:val="22"/>
+                <w:color w:val="000000"/>
+              </w:rPr>
+              <w:t xml:space="preserve">0.028</w:t>
             </w:r>
           </w:p>
         </w:tc>
@@ -10280,113 +10280,113 @@
                 <w:szCs w:val="22"/>
                 <w:color w:val="000000"/>
               </w:rPr>
-              <w:t xml:space="preserve">174</w:t>
-            </w:r>
-          </w:p>
-        </w:tc>
-        <w:tc>
-          <w:tcPr>
-            <w:tcBorders>
-              <w:bottom w:val="none" w:sz="0" w:space="0" w:color="000000"/>
-              <w:top w:val="none" w:sz="0" w:space="0" w:color="000000"/>
-              <w:left w:val="none" w:sz="0" w:space="0" w:color="000000"/>
-              <w:right w:val="none" w:sz="0" w:space="0" w:color="000000"/>
-            </w:tcBorders>
-            <w:shd w:val="clear" w:color="auto" w:fill="FFFFFF"/>
-            <w:tcMar>
-              <w:top w:w="0" w:type="dxa"/>
-              <w:bottom w:w="0" w:type="dxa"/>
-              <w:left w:w="0" w:type="dxa"/>
-              <w:right w:w="0" w:type="dxa"/>
-            </w:tcMar>
-            <w:vAlign w:val="top"/>
-          </w:tcPr>
-          <w:p>
-            <w:pPr>
-              <w:pStyle w:val="Normal"/>
-              <w:jc w:val="center"/>
-              <w:pBdr>
-                <w:bottom w:val="none" w:sz="0" w:space="0" w:color="000000"/>
-                <w:top w:val="none" w:sz="0" w:space="0" w:color="000000"/>
-                <w:left w:val="none" w:sz="0" w:space="0" w:color="000000"/>
-                <w:right w:val="none" w:sz="0" w:space="0" w:color="000000"/>
-              </w:pBdr>
-              <w:spacing w:after="100" w:before="100" w:line="240"/>
-              <w:ind w:left="100" w:right="100" w:firstLine="0" w:firstLineChars="0"/>
-              <w:rPr>
-                <w:rFonts w:ascii="Helvetica" w:hAnsi="Helvetica" w:eastAsia="Helvetica" w:cs="Helvetica"/>
-                <w:i w:val="false"/>
-                <w:b w:val="false"/>
-                <w:u w:val="none"/>
-                <w:sz w:val="22"/>
-                <w:szCs w:val="22"/>
-                <w:color w:val="000000"/>
-              </w:rPr>
-            </w:pPr>
-            <w:r>
-              <w:rPr>
-                <w:rFonts w:ascii="Helvetica" w:hAnsi="Helvetica" w:eastAsia="Helvetica" w:cs="Helvetica"/>
-                <w:i w:val="false"/>
-                <w:b w:val="false"/>
-                <w:u w:val="none"/>
-                <w:sz w:val="22"/>
-                <w:szCs w:val="22"/>
-                <w:color w:val="000000"/>
-              </w:rPr>
-              <w:t xml:space="preserve">5.04, 5,999</w:t>
-            </w:r>
-          </w:p>
-        </w:tc>
-        <w:tc>
-          <w:tcPr>
-            <w:tcBorders>
-              <w:bottom w:val="none" w:sz="0" w:space="0" w:color="000000"/>
-              <w:top w:val="none" w:sz="0" w:space="0" w:color="000000"/>
-              <w:left w:val="none" w:sz="0" w:space="0" w:color="000000"/>
-              <w:right w:val="none" w:sz="0" w:space="0" w:color="000000"/>
-            </w:tcBorders>
-            <w:shd w:val="clear" w:color="auto" w:fill="FFFFFF"/>
-            <w:tcMar>
-              <w:top w:w="0" w:type="dxa"/>
-              <w:bottom w:w="0" w:type="dxa"/>
-              <w:left w:w="0" w:type="dxa"/>
-              <w:right w:w="0" w:type="dxa"/>
-            </w:tcMar>
-            <w:vAlign w:val="top"/>
-          </w:tcPr>
-          <w:p>
-            <w:pPr>
-              <w:pStyle w:val="Normal"/>
-              <w:jc w:val="center"/>
-              <w:pBdr>
-                <w:bottom w:val="none" w:sz="0" w:space="0" w:color="000000"/>
-                <w:top w:val="none" w:sz="0" w:space="0" w:color="000000"/>
-                <w:left w:val="none" w:sz="0" w:space="0" w:color="000000"/>
-                <w:right w:val="none" w:sz="0" w:space="0" w:color="000000"/>
-              </w:pBdr>
-              <w:spacing w:after="100" w:before="100" w:line="240"/>
-              <w:ind w:left="100" w:right="100" w:firstLine="0" w:firstLineChars="0"/>
-              <w:rPr>
-                <w:rFonts w:ascii="Helvetica" w:hAnsi="Helvetica" w:eastAsia="Helvetica" w:cs="Helvetica"/>
-                <w:i w:val="false"/>
-                <w:b w:val="false"/>
-                <w:u w:val="none"/>
-                <w:sz w:val="22"/>
-                <w:szCs w:val="22"/>
-                <w:color w:val="000000"/>
-              </w:rPr>
-            </w:pPr>
-            <w:r>
-              <w:rPr>
-                <w:rFonts w:ascii="Helvetica" w:hAnsi="Helvetica" w:eastAsia="Helvetica" w:cs="Helvetica"/>
-                <w:i w:val="false"/>
-                <w:b w:val="false"/>
-                <w:u w:val="none"/>
-                <w:sz w:val="22"/>
-                <w:szCs w:val="22"/>
-                <w:color w:val="000000"/>
-              </w:rPr>
-              <w:t xml:space="preserve">0.004</w:t>
+              <w:t xml:space="preserve">348</w:t>
+            </w:r>
+          </w:p>
+        </w:tc>
+        <w:tc>
+          <w:tcPr>
+            <w:tcBorders>
+              <w:bottom w:val="none" w:sz="0" w:space="0" w:color="000000"/>
+              <w:top w:val="none" w:sz="0" w:space="0" w:color="000000"/>
+              <w:left w:val="none" w:sz="0" w:space="0" w:color="000000"/>
+              <w:right w:val="none" w:sz="0" w:space="0" w:color="000000"/>
+            </w:tcBorders>
+            <w:shd w:val="clear" w:color="auto" w:fill="FFFFFF"/>
+            <w:tcMar>
+              <w:top w:w="0" w:type="dxa"/>
+              <w:bottom w:w="0" w:type="dxa"/>
+              <w:left w:w="0" w:type="dxa"/>
+              <w:right w:w="0" w:type="dxa"/>
+            </w:tcMar>
+            <w:vAlign w:val="top"/>
+          </w:tcPr>
+          <w:p>
+            <w:pPr>
+              <w:pStyle w:val="Normal"/>
+              <w:jc w:val="center"/>
+              <w:pBdr>
+                <w:bottom w:val="none" w:sz="0" w:space="0" w:color="000000"/>
+                <w:top w:val="none" w:sz="0" w:space="0" w:color="000000"/>
+                <w:left w:val="none" w:sz="0" w:space="0" w:color="000000"/>
+                <w:right w:val="none" w:sz="0" w:space="0" w:color="000000"/>
+              </w:pBdr>
+              <w:spacing w:after="100" w:before="100" w:line="240"/>
+              <w:ind w:left="100" w:right="100" w:firstLine="0" w:firstLineChars="0"/>
+              <w:rPr>
+                <w:rFonts w:ascii="Helvetica" w:hAnsi="Helvetica" w:eastAsia="Helvetica" w:cs="Helvetica"/>
+                <w:i w:val="false"/>
+                <w:b w:val="false"/>
+                <w:u w:val="none"/>
+                <w:sz w:val="22"/>
+                <w:szCs w:val="22"/>
+                <w:color w:val="000000"/>
+              </w:rPr>
+            </w:pPr>
+            <w:r>
+              <w:rPr>
+                <w:rFonts w:ascii="Helvetica" w:hAnsi="Helvetica" w:eastAsia="Helvetica" w:cs="Helvetica"/>
+                <w:i w:val="false"/>
+                <w:b w:val="false"/>
+                <w:u w:val="none"/>
+                <w:sz w:val="22"/>
+                <w:szCs w:val="22"/>
+                <w:color w:val="000000"/>
+              </w:rPr>
+              <w:t xml:space="preserve">3.85, 31,456</w:t>
+            </w:r>
+          </w:p>
+        </w:tc>
+        <w:tc>
+          <w:tcPr>
+            <w:tcBorders>
+              <w:bottom w:val="none" w:sz="0" w:space="0" w:color="000000"/>
+              <w:top w:val="none" w:sz="0" w:space="0" w:color="000000"/>
+              <w:left w:val="none" w:sz="0" w:space="0" w:color="000000"/>
+              <w:right w:val="none" w:sz="0" w:space="0" w:color="000000"/>
+            </w:tcBorders>
+            <w:shd w:val="clear" w:color="auto" w:fill="FFFFFF"/>
+            <w:tcMar>
+              <w:top w:w="0" w:type="dxa"/>
+              <w:bottom w:w="0" w:type="dxa"/>
+              <w:left w:w="0" w:type="dxa"/>
+              <w:right w:w="0" w:type="dxa"/>
+            </w:tcMar>
+            <w:vAlign w:val="top"/>
+          </w:tcPr>
+          <w:p>
+            <w:pPr>
+              <w:pStyle w:val="Normal"/>
+              <w:jc w:val="center"/>
+              <w:pBdr>
+                <w:bottom w:val="none" w:sz="0" w:space="0" w:color="000000"/>
+                <w:top w:val="none" w:sz="0" w:space="0" w:color="000000"/>
+                <w:left w:val="none" w:sz="0" w:space="0" w:color="000000"/>
+                <w:right w:val="none" w:sz="0" w:space="0" w:color="000000"/>
+              </w:pBdr>
+              <w:spacing w:after="100" w:before="100" w:line="240"/>
+              <w:ind w:left="100" w:right="100" w:firstLine="0" w:firstLineChars="0"/>
+              <w:rPr>
+                <w:rFonts w:ascii="Helvetica" w:hAnsi="Helvetica" w:eastAsia="Helvetica" w:cs="Helvetica"/>
+                <w:i w:val="false"/>
+                <w:b w:val="false"/>
+                <w:u w:val="none"/>
+                <w:sz w:val="22"/>
+                <w:szCs w:val="22"/>
+                <w:color w:val="000000"/>
+              </w:rPr>
+            </w:pPr>
+            <w:r>
+              <w:rPr>
+                <w:rFonts w:ascii="Helvetica" w:hAnsi="Helvetica" w:eastAsia="Helvetica" w:cs="Helvetica"/>
+                <w:i w:val="false"/>
+                <w:b w:val="false"/>
+                <w:u w:val="none"/>
+                <w:sz w:val="22"/>
+                <w:szCs w:val="22"/>
+                <w:color w:val="000000"/>
+              </w:rPr>
+              <w:t xml:space="preserve">0.011</w:t>
             </w:r>
           </w:p>
         </w:tc>
@@ -10763,113 +10763,113 @@
                 <w:szCs w:val="22"/>
                 <w:color w:val="000000"/>
               </w:rPr>
-              <w:t xml:space="preserve">4.64</w:t>
-            </w:r>
-          </w:p>
-        </w:tc>
-        <w:tc>
-          <w:tcPr>
-            <w:tcBorders>
-              <w:bottom w:val="none" w:sz="0" w:space="0" w:color="000000"/>
-              <w:top w:val="none" w:sz="0" w:space="0" w:color="000000"/>
-              <w:left w:val="none" w:sz="0" w:space="0" w:color="000000"/>
-              <w:right w:val="none" w:sz="0" w:space="0" w:color="000000"/>
-            </w:tcBorders>
-            <w:shd w:val="clear" w:color="auto" w:fill="FFFFFF"/>
-            <w:tcMar>
-              <w:top w:w="0" w:type="dxa"/>
-              <w:bottom w:w="0" w:type="dxa"/>
-              <w:left w:w="0" w:type="dxa"/>
-              <w:right w:w="0" w:type="dxa"/>
-            </w:tcMar>
-            <w:vAlign w:val="top"/>
-          </w:tcPr>
-          <w:p>
-            <w:pPr>
-              <w:pStyle w:val="Normal"/>
-              <w:jc w:val="center"/>
-              <w:pBdr>
-                <w:bottom w:val="none" w:sz="0" w:space="0" w:color="000000"/>
-                <w:top w:val="none" w:sz="0" w:space="0" w:color="000000"/>
-                <w:left w:val="none" w:sz="0" w:space="0" w:color="000000"/>
-                <w:right w:val="none" w:sz="0" w:space="0" w:color="000000"/>
-              </w:pBdr>
-              <w:spacing w:after="100" w:before="100" w:line="240"/>
-              <w:ind w:left="100" w:right="100" w:firstLine="0" w:firstLineChars="0"/>
-              <w:rPr>
-                <w:rFonts w:ascii="Helvetica" w:hAnsi="Helvetica" w:eastAsia="Helvetica" w:cs="Helvetica"/>
-                <w:i w:val="false"/>
-                <w:b w:val="false"/>
-                <w:u w:val="none"/>
-                <w:sz w:val="22"/>
-                <w:szCs w:val="22"/>
-                <w:color w:val="000000"/>
-              </w:rPr>
-            </w:pPr>
-            <w:r>
-              <w:rPr>
-                <w:rFonts w:ascii="Helvetica" w:hAnsi="Helvetica" w:eastAsia="Helvetica" w:cs="Helvetica"/>
-                <w:i w:val="false"/>
-                <w:b w:val="false"/>
-                <w:u w:val="none"/>
-                <w:sz w:val="22"/>
-                <w:szCs w:val="22"/>
-                <w:color w:val="000000"/>
-              </w:rPr>
-              <w:t xml:space="preserve">0.55, 39.0</w:t>
-            </w:r>
-          </w:p>
-        </w:tc>
-        <w:tc>
-          <w:tcPr>
-            <w:tcBorders>
-              <w:bottom w:val="none" w:sz="0" w:space="0" w:color="000000"/>
-              <w:top w:val="none" w:sz="0" w:space="0" w:color="000000"/>
-              <w:left w:val="none" w:sz="0" w:space="0" w:color="000000"/>
-              <w:right w:val="none" w:sz="0" w:space="0" w:color="000000"/>
-            </w:tcBorders>
-            <w:shd w:val="clear" w:color="auto" w:fill="FFFFFF"/>
-            <w:tcMar>
-              <w:top w:w="0" w:type="dxa"/>
-              <w:bottom w:w="0" w:type="dxa"/>
-              <w:left w:w="0" w:type="dxa"/>
-              <w:right w:w="0" w:type="dxa"/>
-            </w:tcMar>
-            <w:vAlign w:val="top"/>
-          </w:tcPr>
-          <w:p>
-            <w:pPr>
-              <w:pStyle w:val="Normal"/>
-              <w:jc w:val="center"/>
-              <w:pBdr>
-                <w:bottom w:val="none" w:sz="0" w:space="0" w:color="000000"/>
-                <w:top w:val="none" w:sz="0" w:space="0" w:color="000000"/>
-                <w:left w:val="none" w:sz="0" w:space="0" w:color="000000"/>
-                <w:right w:val="none" w:sz="0" w:space="0" w:color="000000"/>
-              </w:pBdr>
-              <w:spacing w:after="100" w:before="100" w:line="240"/>
-              <w:ind w:left="100" w:right="100" w:firstLine="0" w:firstLineChars="0"/>
-              <w:rPr>
-                <w:rFonts w:ascii="Helvetica" w:hAnsi="Helvetica" w:eastAsia="Helvetica" w:cs="Helvetica"/>
-                <w:i w:val="false"/>
-                <w:b w:val="false"/>
-                <w:u w:val="none"/>
-                <w:sz w:val="22"/>
-                <w:szCs w:val="22"/>
-                <w:color w:val="000000"/>
-              </w:rPr>
-            </w:pPr>
-            <w:r>
-              <w:rPr>
-                <w:rFonts w:ascii="Helvetica" w:hAnsi="Helvetica" w:eastAsia="Helvetica" w:cs="Helvetica"/>
-                <w:i w:val="false"/>
-                <w:b w:val="false"/>
-                <w:u w:val="none"/>
-                <w:sz w:val="22"/>
-                <w:szCs w:val="22"/>
-                <w:color w:val="000000"/>
-              </w:rPr>
-              <w:t xml:space="preserve">0.160</w:t>
+              <w:t xml:space="preserve">5.87</w:t>
+            </w:r>
+          </w:p>
+        </w:tc>
+        <w:tc>
+          <w:tcPr>
+            <w:tcBorders>
+              <w:bottom w:val="none" w:sz="0" w:space="0" w:color="000000"/>
+              <w:top w:val="none" w:sz="0" w:space="0" w:color="000000"/>
+              <w:left w:val="none" w:sz="0" w:space="0" w:color="000000"/>
+              <w:right w:val="none" w:sz="0" w:space="0" w:color="000000"/>
+            </w:tcBorders>
+            <w:shd w:val="clear" w:color="auto" w:fill="FFFFFF"/>
+            <w:tcMar>
+              <w:top w:w="0" w:type="dxa"/>
+              <w:bottom w:w="0" w:type="dxa"/>
+              <w:left w:w="0" w:type="dxa"/>
+              <w:right w:w="0" w:type="dxa"/>
+            </w:tcMar>
+            <w:vAlign w:val="top"/>
+          </w:tcPr>
+          <w:p>
+            <w:pPr>
+              <w:pStyle w:val="Normal"/>
+              <w:jc w:val="center"/>
+              <w:pBdr>
+                <w:bottom w:val="none" w:sz="0" w:space="0" w:color="000000"/>
+                <w:top w:val="none" w:sz="0" w:space="0" w:color="000000"/>
+                <w:left w:val="none" w:sz="0" w:space="0" w:color="000000"/>
+                <w:right w:val="none" w:sz="0" w:space="0" w:color="000000"/>
+              </w:pBdr>
+              <w:spacing w:after="100" w:before="100" w:line="240"/>
+              <w:ind w:left="100" w:right="100" w:firstLine="0" w:firstLineChars="0"/>
+              <w:rPr>
+                <w:rFonts w:ascii="Helvetica" w:hAnsi="Helvetica" w:eastAsia="Helvetica" w:cs="Helvetica"/>
+                <w:i w:val="false"/>
+                <w:b w:val="false"/>
+                <w:u w:val="none"/>
+                <w:sz w:val="22"/>
+                <w:szCs w:val="22"/>
+                <w:color w:val="000000"/>
+              </w:rPr>
+            </w:pPr>
+            <w:r>
+              <w:rPr>
+                <w:rFonts w:ascii="Helvetica" w:hAnsi="Helvetica" w:eastAsia="Helvetica" w:cs="Helvetica"/>
+                <w:i w:val="false"/>
+                <w:b w:val="false"/>
+                <w:u w:val="none"/>
+                <w:sz w:val="22"/>
+                <w:szCs w:val="22"/>
+                <w:color w:val="000000"/>
+              </w:rPr>
+              <w:t xml:space="preserve">0.57, 60.8</w:t>
+            </w:r>
+          </w:p>
+        </w:tc>
+        <w:tc>
+          <w:tcPr>
+            <w:tcBorders>
+              <w:bottom w:val="none" w:sz="0" w:space="0" w:color="000000"/>
+              <w:top w:val="none" w:sz="0" w:space="0" w:color="000000"/>
+              <w:left w:val="none" w:sz="0" w:space="0" w:color="000000"/>
+              <w:right w:val="none" w:sz="0" w:space="0" w:color="000000"/>
+            </w:tcBorders>
+            <w:shd w:val="clear" w:color="auto" w:fill="FFFFFF"/>
+            <w:tcMar>
+              <w:top w:w="0" w:type="dxa"/>
+              <w:bottom w:w="0" w:type="dxa"/>
+              <w:left w:w="0" w:type="dxa"/>
+              <w:right w:w="0" w:type="dxa"/>
+            </w:tcMar>
+            <w:vAlign w:val="top"/>
+          </w:tcPr>
+          <w:p>
+            <w:pPr>
+              <w:pStyle w:val="Normal"/>
+              <w:jc w:val="center"/>
+              <w:pBdr>
+                <w:bottom w:val="none" w:sz="0" w:space="0" w:color="000000"/>
+                <w:top w:val="none" w:sz="0" w:space="0" w:color="000000"/>
+                <w:left w:val="none" w:sz="0" w:space="0" w:color="000000"/>
+                <w:right w:val="none" w:sz="0" w:space="0" w:color="000000"/>
+              </w:pBdr>
+              <w:spacing w:after="100" w:before="100" w:line="240"/>
+              <w:ind w:left="100" w:right="100" w:firstLine="0" w:firstLineChars="0"/>
+              <w:rPr>
+                <w:rFonts w:ascii="Helvetica" w:hAnsi="Helvetica" w:eastAsia="Helvetica" w:cs="Helvetica"/>
+                <w:i w:val="false"/>
+                <w:b w:val="false"/>
+                <w:u w:val="none"/>
+                <w:sz w:val="22"/>
+                <w:szCs w:val="22"/>
+                <w:color w:val="000000"/>
+              </w:rPr>
+            </w:pPr>
+            <w:r>
+              <w:rPr>
+                <w:rFonts w:ascii="Helvetica" w:hAnsi="Helvetica" w:eastAsia="Helvetica" w:cs="Helvetica"/>
+                <w:i w:val="false"/>
+                <w:b w:val="false"/>
+                <w:u w:val="none"/>
+                <w:sz w:val="22"/>
+                <w:szCs w:val="22"/>
+                <w:color w:val="000000"/>
+              </w:rPr>
+              <w:t xml:space="preserve">0.140</w:t>
             </w:r>
           </w:p>
         </w:tc>
@@ -11246,113 +11246,113 @@
                 <w:szCs w:val="22"/>
                 <w:color w:val="000000"/>
               </w:rPr>
-              <w:t xml:space="preserve">0.12</w:t>
-            </w:r>
-          </w:p>
-        </w:tc>
-        <w:tc>
-          <w:tcPr>
-            <w:tcBorders>
-              <w:bottom w:val="none" w:sz="0" w:space="0" w:color="000000"/>
-              <w:top w:val="none" w:sz="0" w:space="0" w:color="000000"/>
-              <w:left w:val="none" w:sz="0" w:space="0" w:color="000000"/>
-              <w:right w:val="none" w:sz="0" w:space="0" w:color="000000"/>
-            </w:tcBorders>
-            <w:shd w:val="clear" w:color="auto" w:fill="FFFFFF"/>
-            <w:tcMar>
-              <w:top w:w="0" w:type="dxa"/>
-              <w:bottom w:w="0" w:type="dxa"/>
-              <w:left w:w="0" w:type="dxa"/>
-              <w:right w:w="0" w:type="dxa"/>
-            </w:tcMar>
-            <w:vAlign w:val="top"/>
-          </w:tcPr>
-          <w:p>
-            <w:pPr>
-              <w:pStyle w:val="Normal"/>
-              <w:jc w:val="center"/>
-              <w:pBdr>
-                <w:bottom w:val="none" w:sz="0" w:space="0" w:color="000000"/>
-                <w:top w:val="none" w:sz="0" w:space="0" w:color="000000"/>
-                <w:left w:val="none" w:sz="0" w:space="0" w:color="000000"/>
-                <w:right w:val="none" w:sz="0" w:space="0" w:color="000000"/>
-              </w:pBdr>
-              <w:spacing w:after="100" w:before="100" w:line="240"/>
-              <w:ind w:left="100" w:right="100" w:firstLine="0" w:firstLineChars="0"/>
-              <w:rPr>
-                <w:rFonts w:ascii="Helvetica" w:hAnsi="Helvetica" w:eastAsia="Helvetica" w:cs="Helvetica"/>
-                <w:i w:val="false"/>
-                <w:b w:val="false"/>
-                <w:u w:val="none"/>
-                <w:sz w:val="22"/>
-                <w:szCs w:val="22"/>
-                <w:color w:val="000000"/>
-              </w:rPr>
-            </w:pPr>
-            <w:r>
-              <w:rPr>
-                <w:rFonts w:ascii="Helvetica" w:hAnsi="Helvetica" w:eastAsia="Helvetica" w:cs="Helvetica"/>
-                <w:i w:val="false"/>
-                <w:b w:val="false"/>
-                <w:u w:val="none"/>
-                <w:sz w:val="22"/>
-                <w:szCs w:val="22"/>
-                <w:color w:val="000000"/>
-              </w:rPr>
-              <w:t xml:space="preserve">0.01, 1.35</w:t>
-            </w:r>
-          </w:p>
-        </w:tc>
-        <w:tc>
-          <w:tcPr>
-            <w:tcBorders>
-              <w:bottom w:val="none" w:sz="0" w:space="0" w:color="000000"/>
-              <w:top w:val="none" w:sz="0" w:space="0" w:color="000000"/>
-              <w:left w:val="none" w:sz="0" w:space="0" w:color="000000"/>
-              <w:right w:val="none" w:sz="0" w:space="0" w:color="000000"/>
-            </w:tcBorders>
-            <w:shd w:val="clear" w:color="auto" w:fill="FFFFFF"/>
-            <w:tcMar>
-              <w:top w:w="0" w:type="dxa"/>
-              <w:bottom w:w="0" w:type="dxa"/>
-              <w:left w:w="0" w:type="dxa"/>
-              <w:right w:w="0" w:type="dxa"/>
-            </w:tcMar>
-            <w:vAlign w:val="top"/>
-          </w:tcPr>
-          <w:p>
-            <w:pPr>
-              <w:pStyle w:val="Normal"/>
-              <w:jc w:val="center"/>
-              <w:pBdr>
-                <w:bottom w:val="none" w:sz="0" w:space="0" w:color="000000"/>
-                <w:top w:val="none" w:sz="0" w:space="0" w:color="000000"/>
-                <w:left w:val="none" w:sz="0" w:space="0" w:color="000000"/>
-                <w:right w:val="none" w:sz="0" w:space="0" w:color="000000"/>
-              </w:pBdr>
-              <w:spacing w:after="100" w:before="100" w:line="240"/>
-              <w:ind w:left="100" w:right="100" w:firstLine="0" w:firstLineChars="0"/>
-              <w:rPr>
-                <w:rFonts w:ascii="Helvetica" w:hAnsi="Helvetica" w:eastAsia="Helvetica" w:cs="Helvetica"/>
-                <w:i w:val="false"/>
-                <w:b w:val="false"/>
-                <w:u w:val="none"/>
-                <w:sz w:val="22"/>
-                <w:szCs w:val="22"/>
-                <w:color w:val="000000"/>
-              </w:rPr>
-            </w:pPr>
-            <w:r>
-              <w:rPr>
-                <w:rFonts w:ascii="Helvetica" w:hAnsi="Helvetica" w:eastAsia="Helvetica" w:cs="Helvetica"/>
-                <w:i w:val="false"/>
-                <w:b w:val="false"/>
-                <w:u w:val="none"/>
-                <w:sz w:val="22"/>
-                <w:szCs w:val="22"/>
-                <w:color w:val="000000"/>
-              </w:rPr>
-              <w:t xml:space="preserve">0.086</w:t>
+              <w:t xml:space="preserve">0.13</w:t>
+            </w:r>
+          </w:p>
+        </w:tc>
+        <w:tc>
+          <w:tcPr>
+            <w:tcBorders>
+              <w:bottom w:val="none" w:sz="0" w:space="0" w:color="000000"/>
+              <w:top w:val="none" w:sz="0" w:space="0" w:color="000000"/>
+              <w:left w:val="none" w:sz="0" w:space="0" w:color="000000"/>
+              <w:right w:val="none" w:sz="0" w:space="0" w:color="000000"/>
+            </w:tcBorders>
+            <w:shd w:val="clear" w:color="auto" w:fill="FFFFFF"/>
+            <w:tcMar>
+              <w:top w:w="0" w:type="dxa"/>
+              <w:bottom w:w="0" w:type="dxa"/>
+              <w:left w:w="0" w:type="dxa"/>
+              <w:right w:w="0" w:type="dxa"/>
+            </w:tcMar>
+            <w:vAlign w:val="top"/>
+          </w:tcPr>
+          <w:p>
+            <w:pPr>
+              <w:pStyle w:val="Normal"/>
+              <w:jc w:val="center"/>
+              <w:pBdr>
+                <w:bottom w:val="none" w:sz="0" w:space="0" w:color="000000"/>
+                <w:top w:val="none" w:sz="0" w:space="0" w:color="000000"/>
+                <w:left w:val="none" w:sz="0" w:space="0" w:color="000000"/>
+                <w:right w:val="none" w:sz="0" w:space="0" w:color="000000"/>
+              </w:pBdr>
+              <w:spacing w:after="100" w:before="100" w:line="240"/>
+              <w:ind w:left="100" w:right="100" w:firstLine="0" w:firstLineChars="0"/>
+              <w:rPr>
+                <w:rFonts w:ascii="Helvetica" w:hAnsi="Helvetica" w:eastAsia="Helvetica" w:cs="Helvetica"/>
+                <w:i w:val="false"/>
+                <w:b w:val="false"/>
+                <w:u w:val="none"/>
+                <w:sz w:val="22"/>
+                <w:szCs w:val="22"/>
+                <w:color w:val="000000"/>
+              </w:rPr>
+            </w:pPr>
+            <w:r>
+              <w:rPr>
+                <w:rFonts w:ascii="Helvetica" w:hAnsi="Helvetica" w:eastAsia="Helvetica" w:cs="Helvetica"/>
+                <w:i w:val="false"/>
+                <w:b w:val="false"/>
+                <w:u w:val="none"/>
+                <w:sz w:val="22"/>
+                <w:szCs w:val="22"/>
+                <w:color w:val="000000"/>
+              </w:rPr>
+              <w:t xml:space="preserve">0.01, 1.36</w:t>
+            </w:r>
+          </w:p>
+        </w:tc>
+        <w:tc>
+          <w:tcPr>
+            <w:tcBorders>
+              <w:bottom w:val="none" w:sz="0" w:space="0" w:color="000000"/>
+              <w:top w:val="none" w:sz="0" w:space="0" w:color="000000"/>
+              <w:left w:val="none" w:sz="0" w:space="0" w:color="000000"/>
+              <w:right w:val="none" w:sz="0" w:space="0" w:color="000000"/>
+            </w:tcBorders>
+            <w:shd w:val="clear" w:color="auto" w:fill="FFFFFF"/>
+            <w:tcMar>
+              <w:top w:w="0" w:type="dxa"/>
+              <w:bottom w:w="0" w:type="dxa"/>
+              <w:left w:w="0" w:type="dxa"/>
+              <w:right w:w="0" w:type="dxa"/>
+            </w:tcMar>
+            <w:vAlign w:val="top"/>
+          </w:tcPr>
+          <w:p>
+            <w:pPr>
+              <w:pStyle w:val="Normal"/>
+              <w:jc w:val="center"/>
+              <w:pBdr>
+                <w:bottom w:val="none" w:sz="0" w:space="0" w:color="000000"/>
+                <w:top w:val="none" w:sz="0" w:space="0" w:color="000000"/>
+                <w:left w:val="none" w:sz="0" w:space="0" w:color="000000"/>
+                <w:right w:val="none" w:sz="0" w:space="0" w:color="000000"/>
+              </w:pBdr>
+              <w:spacing w:after="100" w:before="100" w:line="240"/>
+              <w:ind w:left="100" w:right="100" w:firstLine="0" w:firstLineChars="0"/>
+              <w:rPr>
+                <w:rFonts w:ascii="Helvetica" w:hAnsi="Helvetica" w:eastAsia="Helvetica" w:cs="Helvetica"/>
+                <w:i w:val="false"/>
+                <w:b w:val="false"/>
+                <w:u w:val="none"/>
+                <w:sz w:val="22"/>
+                <w:szCs w:val="22"/>
+                <w:color w:val="000000"/>
+              </w:rPr>
+            </w:pPr>
+            <w:r>
+              <w:rPr>
+                <w:rFonts w:ascii="Helvetica" w:hAnsi="Helvetica" w:eastAsia="Helvetica" w:cs="Helvetica"/>
+                <w:i w:val="false"/>
+                <w:b w:val="false"/>
+                <w:u w:val="none"/>
+                <w:sz w:val="22"/>
+                <w:szCs w:val="22"/>
+                <w:color w:val="000000"/>
+              </w:rPr>
+              <w:t xml:space="preserve">0.088</w:t>
             </w:r>
           </w:p>
         </w:tc>
@@ -11729,113 +11729,113 @@
                 <w:szCs w:val="22"/>
                 <w:color w:val="000000"/>
               </w:rPr>
-              <w:t xml:space="preserve">1.43</w:t>
-            </w:r>
-          </w:p>
-        </w:tc>
-        <w:tc>
-          <w:tcPr>
-            <w:tcBorders>
-              <w:bottom w:val="none" w:sz="0" w:space="0" w:color="000000"/>
-              <w:top w:val="none" w:sz="0" w:space="0" w:color="000000"/>
-              <w:left w:val="none" w:sz="0" w:space="0" w:color="000000"/>
-              <w:right w:val="none" w:sz="0" w:space="0" w:color="000000"/>
-            </w:tcBorders>
-            <w:shd w:val="clear" w:color="auto" w:fill="FFFFFF"/>
-            <w:tcMar>
-              <w:top w:w="0" w:type="dxa"/>
-              <w:bottom w:w="0" w:type="dxa"/>
-              <w:left w:w="0" w:type="dxa"/>
-              <w:right w:w="0" w:type="dxa"/>
-            </w:tcMar>
-            <w:vAlign w:val="top"/>
-          </w:tcPr>
-          <w:p>
-            <w:pPr>
-              <w:pStyle w:val="Normal"/>
-              <w:jc w:val="center"/>
-              <w:pBdr>
-                <w:bottom w:val="none" w:sz="0" w:space="0" w:color="000000"/>
-                <w:top w:val="none" w:sz="0" w:space="0" w:color="000000"/>
-                <w:left w:val="none" w:sz="0" w:space="0" w:color="000000"/>
-                <w:right w:val="none" w:sz="0" w:space="0" w:color="000000"/>
-              </w:pBdr>
-              <w:spacing w:after="100" w:before="100" w:line="240"/>
-              <w:ind w:left="100" w:right="100" w:firstLine="0" w:firstLineChars="0"/>
-              <w:rPr>
-                <w:rFonts w:ascii="Helvetica" w:hAnsi="Helvetica" w:eastAsia="Helvetica" w:cs="Helvetica"/>
-                <w:i w:val="false"/>
-                <w:b w:val="false"/>
-                <w:u w:val="none"/>
-                <w:sz w:val="22"/>
-                <w:szCs w:val="22"/>
-                <w:color w:val="000000"/>
-              </w:rPr>
-            </w:pPr>
-            <w:r>
-              <w:rPr>
-                <w:rFonts w:ascii="Helvetica" w:hAnsi="Helvetica" w:eastAsia="Helvetica" w:cs="Helvetica"/>
-                <w:i w:val="false"/>
-                <w:b w:val="false"/>
-                <w:u w:val="none"/>
-                <w:sz w:val="22"/>
-                <w:szCs w:val="22"/>
-                <w:color w:val="000000"/>
-              </w:rPr>
-              <w:t xml:space="preserve">0.00, 552</w:t>
-            </w:r>
-          </w:p>
-        </w:tc>
-        <w:tc>
-          <w:tcPr>
-            <w:tcBorders>
-              <w:bottom w:val="none" w:sz="0" w:space="0" w:color="000000"/>
-              <w:top w:val="none" w:sz="0" w:space="0" w:color="000000"/>
-              <w:left w:val="none" w:sz="0" w:space="0" w:color="000000"/>
-              <w:right w:val="none" w:sz="0" w:space="0" w:color="000000"/>
-            </w:tcBorders>
-            <w:shd w:val="clear" w:color="auto" w:fill="FFFFFF"/>
-            <w:tcMar>
-              <w:top w:w="0" w:type="dxa"/>
-              <w:bottom w:w="0" w:type="dxa"/>
-              <w:left w:w="0" w:type="dxa"/>
-              <w:right w:w="0" w:type="dxa"/>
-            </w:tcMar>
-            <w:vAlign w:val="top"/>
-          </w:tcPr>
-          <w:p>
-            <w:pPr>
-              <w:pStyle w:val="Normal"/>
-              <w:jc w:val="center"/>
-              <w:pBdr>
-                <w:bottom w:val="none" w:sz="0" w:space="0" w:color="000000"/>
-                <w:top w:val="none" w:sz="0" w:space="0" w:color="000000"/>
-                <w:left w:val="none" w:sz="0" w:space="0" w:color="000000"/>
-                <w:right w:val="none" w:sz="0" w:space="0" w:color="000000"/>
-              </w:pBdr>
-              <w:spacing w:after="100" w:before="100" w:line="240"/>
-              <w:ind w:left="100" w:right="100" w:firstLine="0" w:firstLineChars="0"/>
-              <w:rPr>
-                <w:rFonts w:ascii="Helvetica" w:hAnsi="Helvetica" w:eastAsia="Helvetica" w:cs="Helvetica"/>
-                <w:i w:val="false"/>
-                <w:b w:val="false"/>
-                <w:u w:val="none"/>
-                <w:sz w:val="22"/>
-                <w:szCs w:val="22"/>
-                <w:color w:val="000000"/>
-              </w:rPr>
-            </w:pPr>
-            <w:r>
-              <w:rPr>
-                <w:rFonts w:ascii="Helvetica" w:hAnsi="Helvetica" w:eastAsia="Helvetica" w:cs="Helvetica"/>
-                <w:i w:val="false"/>
-                <w:b w:val="false"/>
-                <w:u w:val="none"/>
-                <w:sz w:val="22"/>
-                <w:szCs w:val="22"/>
-                <w:color w:val="000000"/>
-              </w:rPr>
-              <w:t xml:space="preserve">0.910</w:t>
+              <w:t xml:space="preserve">1.60</w:t>
+            </w:r>
+          </w:p>
+        </w:tc>
+        <w:tc>
+          <w:tcPr>
+            <w:tcBorders>
+              <w:bottom w:val="none" w:sz="0" w:space="0" w:color="000000"/>
+              <w:top w:val="none" w:sz="0" w:space="0" w:color="000000"/>
+              <w:left w:val="none" w:sz="0" w:space="0" w:color="000000"/>
+              <w:right w:val="none" w:sz="0" w:space="0" w:color="000000"/>
+            </w:tcBorders>
+            <w:shd w:val="clear" w:color="auto" w:fill="FFFFFF"/>
+            <w:tcMar>
+              <w:top w:w="0" w:type="dxa"/>
+              <w:bottom w:w="0" w:type="dxa"/>
+              <w:left w:w="0" w:type="dxa"/>
+              <w:right w:w="0" w:type="dxa"/>
+            </w:tcMar>
+            <w:vAlign w:val="top"/>
+          </w:tcPr>
+          <w:p>
+            <w:pPr>
+              <w:pStyle w:val="Normal"/>
+              <w:jc w:val="center"/>
+              <w:pBdr>
+                <w:bottom w:val="none" w:sz="0" w:space="0" w:color="000000"/>
+                <w:top w:val="none" w:sz="0" w:space="0" w:color="000000"/>
+                <w:left w:val="none" w:sz="0" w:space="0" w:color="000000"/>
+                <w:right w:val="none" w:sz="0" w:space="0" w:color="000000"/>
+              </w:pBdr>
+              <w:spacing w:after="100" w:before="100" w:line="240"/>
+              <w:ind w:left="100" w:right="100" w:firstLine="0" w:firstLineChars="0"/>
+              <w:rPr>
+                <w:rFonts w:ascii="Helvetica" w:hAnsi="Helvetica" w:eastAsia="Helvetica" w:cs="Helvetica"/>
+                <w:i w:val="false"/>
+                <w:b w:val="false"/>
+                <w:u w:val="none"/>
+                <w:sz w:val="22"/>
+                <w:szCs w:val="22"/>
+                <w:color w:val="000000"/>
+              </w:rPr>
+            </w:pPr>
+            <w:r>
+              <w:rPr>
+                <w:rFonts w:ascii="Helvetica" w:hAnsi="Helvetica" w:eastAsia="Helvetica" w:cs="Helvetica"/>
+                <w:i w:val="false"/>
+                <w:b w:val="false"/>
+                <w:u w:val="none"/>
+                <w:sz w:val="22"/>
+                <w:szCs w:val="22"/>
+                <w:color w:val="000000"/>
+              </w:rPr>
+              <w:t xml:space="preserve">0.00, 975</w:t>
+            </w:r>
+          </w:p>
+        </w:tc>
+        <w:tc>
+          <w:tcPr>
+            <w:tcBorders>
+              <w:bottom w:val="none" w:sz="0" w:space="0" w:color="000000"/>
+              <w:top w:val="none" w:sz="0" w:space="0" w:color="000000"/>
+              <w:left w:val="none" w:sz="0" w:space="0" w:color="000000"/>
+              <w:right w:val="none" w:sz="0" w:space="0" w:color="000000"/>
+            </w:tcBorders>
+            <w:shd w:val="clear" w:color="auto" w:fill="FFFFFF"/>
+            <w:tcMar>
+              <w:top w:w="0" w:type="dxa"/>
+              <w:bottom w:w="0" w:type="dxa"/>
+              <w:left w:w="0" w:type="dxa"/>
+              <w:right w:w="0" w:type="dxa"/>
+            </w:tcMar>
+            <w:vAlign w:val="top"/>
+          </w:tcPr>
+          <w:p>
+            <w:pPr>
+              <w:pStyle w:val="Normal"/>
+              <w:jc w:val="center"/>
+              <w:pBdr>
+                <w:bottom w:val="none" w:sz="0" w:space="0" w:color="000000"/>
+                <w:top w:val="none" w:sz="0" w:space="0" w:color="000000"/>
+                <w:left w:val="none" w:sz="0" w:space="0" w:color="000000"/>
+                <w:right w:val="none" w:sz="0" w:space="0" w:color="000000"/>
+              </w:pBdr>
+              <w:spacing w:after="100" w:before="100" w:line="240"/>
+              <w:ind w:left="100" w:right="100" w:firstLine="0" w:firstLineChars="0"/>
+              <w:rPr>
+                <w:rFonts w:ascii="Helvetica" w:hAnsi="Helvetica" w:eastAsia="Helvetica" w:cs="Helvetica"/>
+                <w:i w:val="false"/>
+                <w:b w:val="false"/>
+                <w:u w:val="none"/>
+                <w:sz w:val="22"/>
+                <w:szCs w:val="22"/>
+                <w:color w:val="000000"/>
+              </w:rPr>
+            </w:pPr>
+            <w:r>
+              <w:rPr>
+                <w:rFonts w:ascii="Helvetica" w:hAnsi="Helvetica" w:eastAsia="Helvetica" w:cs="Helvetica"/>
+                <w:i w:val="false"/>
+                <w:b w:val="false"/>
+                <w:u w:val="none"/>
+                <w:sz w:val="22"/>
+                <w:szCs w:val="22"/>
+                <w:color w:val="000000"/>
+              </w:rPr>
+              <w:t xml:space="preserve">0.890</w:t>
             </w:r>
           </w:p>
         </w:tc>
@@ -12695,113 +12695,113 @@
                 <w:szCs w:val="22"/>
                 <w:color w:val="000000"/>
               </w:rPr>
-              <w:t xml:space="preserve">0.93</w:t>
-            </w:r>
-          </w:p>
-        </w:tc>
-        <w:tc>
-          <w:tcPr>
-            <w:tcBorders>
-              <w:bottom w:val="none" w:sz="0" w:space="0" w:color="000000"/>
-              <w:top w:val="none" w:sz="0" w:space="0" w:color="000000"/>
-              <w:left w:val="none" w:sz="0" w:space="0" w:color="000000"/>
-              <w:right w:val="none" w:sz="0" w:space="0" w:color="000000"/>
-            </w:tcBorders>
-            <w:shd w:val="clear" w:color="auto" w:fill="FFFFFF"/>
-            <w:tcMar>
-              <w:top w:w="0" w:type="dxa"/>
-              <w:bottom w:w="0" w:type="dxa"/>
-              <w:left w:w="0" w:type="dxa"/>
-              <w:right w:w="0" w:type="dxa"/>
-            </w:tcMar>
-            <w:vAlign w:val="top"/>
-          </w:tcPr>
-          <w:p>
-            <w:pPr>
-              <w:pStyle w:val="Normal"/>
-              <w:jc w:val="center"/>
-              <w:pBdr>
-                <w:bottom w:val="none" w:sz="0" w:space="0" w:color="000000"/>
-                <w:top w:val="none" w:sz="0" w:space="0" w:color="000000"/>
-                <w:left w:val="none" w:sz="0" w:space="0" w:color="000000"/>
-                <w:right w:val="none" w:sz="0" w:space="0" w:color="000000"/>
-              </w:pBdr>
-              <w:spacing w:after="100" w:before="100" w:line="240"/>
-              <w:ind w:left="100" w:right="100" w:firstLine="0" w:firstLineChars="0"/>
-              <w:rPr>
-                <w:rFonts w:ascii="Helvetica" w:hAnsi="Helvetica" w:eastAsia="Helvetica" w:cs="Helvetica"/>
-                <w:i w:val="false"/>
-                <w:b w:val="false"/>
-                <w:u w:val="none"/>
-                <w:sz w:val="22"/>
-                <w:szCs w:val="22"/>
-                <w:color w:val="000000"/>
-              </w:rPr>
-            </w:pPr>
-            <w:r>
-              <w:rPr>
-                <w:rFonts w:ascii="Helvetica" w:hAnsi="Helvetica" w:eastAsia="Helvetica" w:cs="Helvetica"/>
-                <w:i w:val="false"/>
-                <w:b w:val="false"/>
-                <w:u w:val="none"/>
-                <w:sz w:val="22"/>
-                <w:szCs w:val="22"/>
-                <w:color w:val="000000"/>
-              </w:rPr>
-              <w:t xml:space="preserve">0.82, 1.06</w:t>
-            </w:r>
-          </w:p>
-        </w:tc>
-        <w:tc>
-          <w:tcPr>
-            <w:tcBorders>
-              <w:bottom w:val="none" w:sz="0" w:space="0" w:color="000000"/>
-              <w:top w:val="none" w:sz="0" w:space="0" w:color="000000"/>
-              <w:left w:val="none" w:sz="0" w:space="0" w:color="000000"/>
-              <w:right w:val="none" w:sz="0" w:space="0" w:color="000000"/>
-            </w:tcBorders>
-            <w:shd w:val="clear" w:color="auto" w:fill="FFFFFF"/>
-            <w:tcMar>
-              <w:top w:w="0" w:type="dxa"/>
-              <w:bottom w:w="0" w:type="dxa"/>
-              <w:left w:w="0" w:type="dxa"/>
-              <w:right w:w="0" w:type="dxa"/>
-            </w:tcMar>
-            <w:vAlign w:val="top"/>
-          </w:tcPr>
-          <w:p>
-            <w:pPr>
-              <w:pStyle w:val="Normal"/>
-              <w:jc w:val="center"/>
-              <w:pBdr>
-                <w:bottom w:val="none" w:sz="0" w:space="0" w:color="000000"/>
-                <w:top w:val="none" w:sz="0" w:space="0" w:color="000000"/>
-                <w:left w:val="none" w:sz="0" w:space="0" w:color="000000"/>
-                <w:right w:val="none" w:sz="0" w:space="0" w:color="000000"/>
-              </w:pBdr>
-              <w:spacing w:after="100" w:before="100" w:line="240"/>
-              <w:ind w:left="100" w:right="100" w:firstLine="0" w:firstLineChars="0"/>
-              <w:rPr>
-                <w:rFonts w:ascii="Helvetica" w:hAnsi="Helvetica" w:eastAsia="Helvetica" w:cs="Helvetica"/>
-                <w:i w:val="false"/>
-                <w:b w:val="false"/>
-                <w:u w:val="none"/>
-                <w:sz w:val="22"/>
-                <w:szCs w:val="22"/>
-                <w:color w:val="000000"/>
-              </w:rPr>
-            </w:pPr>
-            <w:r>
-              <w:rPr>
-                <w:rFonts w:ascii="Helvetica" w:hAnsi="Helvetica" w:eastAsia="Helvetica" w:cs="Helvetica"/>
-                <w:i w:val="false"/>
-                <w:b w:val="false"/>
-                <w:u w:val="none"/>
-                <w:sz w:val="22"/>
-                <w:szCs w:val="22"/>
-                <w:color w:val="000000"/>
-              </w:rPr>
-              <w:t xml:space="preserve">0.280</w:t>
+              <w:t xml:space="preserve">0.94</w:t>
+            </w:r>
+          </w:p>
+        </w:tc>
+        <w:tc>
+          <w:tcPr>
+            <w:tcBorders>
+              <w:bottom w:val="none" w:sz="0" w:space="0" w:color="000000"/>
+              <w:top w:val="none" w:sz="0" w:space="0" w:color="000000"/>
+              <w:left w:val="none" w:sz="0" w:space="0" w:color="000000"/>
+              <w:right w:val="none" w:sz="0" w:space="0" w:color="000000"/>
+            </w:tcBorders>
+            <w:shd w:val="clear" w:color="auto" w:fill="FFFFFF"/>
+            <w:tcMar>
+              <w:top w:w="0" w:type="dxa"/>
+              <w:bottom w:w="0" w:type="dxa"/>
+              <w:left w:w="0" w:type="dxa"/>
+              <w:right w:w="0" w:type="dxa"/>
+            </w:tcMar>
+            <w:vAlign w:val="top"/>
+          </w:tcPr>
+          <w:p>
+            <w:pPr>
+              <w:pStyle w:val="Normal"/>
+              <w:jc w:val="center"/>
+              <w:pBdr>
+                <w:bottom w:val="none" w:sz="0" w:space="0" w:color="000000"/>
+                <w:top w:val="none" w:sz="0" w:space="0" w:color="000000"/>
+                <w:left w:val="none" w:sz="0" w:space="0" w:color="000000"/>
+                <w:right w:val="none" w:sz="0" w:space="0" w:color="000000"/>
+              </w:pBdr>
+              <w:spacing w:after="100" w:before="100" w:line="240"/>
+              <w:ind w:left="100" w:right="100" w:firstLine="0" w:firstLineChars="0"/>
+              <w:rPr>
+                <w:rFonts w:ascii="Helvetica" w:hAnsi="Helvetica" w:eastAsia="Helvetica" w:cs="Helvetica"/>
+                <w:i w:val="false"/>
+                <w:b w:val="false"/>
+                <w:u w:val="none"/>
+                <w:sz w:val="22"/>
+                <w:szCs w:val="22"/>
+                <w:color w:val="000000"/>
+              </w:rPr>
+            </w:pPr>
+            <w:r>
+              <w:rPr>
+                <w:rFonts w:ascii="Helvetica" w:hAnsi="Helvetica" w:eastAsia="Helvetica" w:cs="Helvetica"/>
+                <w:i w:val="false"/>
+                <w:b w:val="false"/>
+                <w:u w:val="none"/>
+                <w:sz w:val="22"/>
+                <w:szCs w:val="22"/>
+                <w:color w:val="000000"/>
+              </w:rPr>
+              <w:t xml:space="preserve">0.82, 1.07</w:t>
+            </w:r>
+          </w:p>
+        </w:tc>
+        <w:tc>
+          <w:tcPr>
+            <w:tcBorders>
+              <w:bottom w:val="none" w:sz="0" w:space="0" w:color="000000"/>
+              <w:top w:val="none" w:sz="0" w:space="0" w:color="000000"/>
+              <w:left w:val="none" w:sz="0" w:space="0" w:color="000000"/>
+              <w:right w:val="none" w:sz="0" w:space="0" w:color="000000"/>
+            </w:tcBorders>
+            <w:shd w:val="clear" w:color="auto" w:fill="FFFFFF"/>
+            <w:tcMar>
+              <w:top w:w="0" w:type="dxa"/>
+              <w:bottom w:w="0" w:type="dxa"/>
+              <w:left w:w="0" w:type="dxa"/>
+              <w:right w:w="0" w:type="dxa"/>
+            </w:tcMar>
+            <w:vAlign w:val="top"/>
+          </w:tcPr>
+          <w:p>
+            <w:pPr>
+              <w:pStyle w:val="Normal"/>
+              <w:jc w:val="center"/>
+              <w:pBdr>
+                <w:bottom w:val="none" w:sz="0" w:space="0" w:color="000000"/>
+                <w:top w:val="none" w:sz="0" w:space="0" w:color="000000"/>
+                <w:left w:val="none" w:sz="0" w:space="0" w:color="000000"/>
+                <w:right w:val="none" w:sz="0" w:space="0" w:color="000000"/>
+              </w:pBdr>
+              <w:spacing w:after="100" w:before="100" w:line="240"/>
+              <w:ind w:left="100" w:right="100" w:firstLine="0" w:firstLineChars="0"/>
+              <w:rPr>
+                <w:rFonts w:ascii="Helvetica" w:hAnsi="Helvetica" w:eastAsia="Helvetica" w:cs="Helvetica"/>
+                <w:i w:val="false"/>
+                <w:b w:val="false"/>
+                <w:u w:val="none"/>
+                <w:sz w:val="22"/>
+                <w:szCs w:val="22"/>
+                <w:color w:val="000000"/>
+              </w:rPr>
+            </w:pPr>
+            <w:r>
+              <w:rPr>
+                <w:rFonts w:ascii="Helvetica" w:hAnsi="Helvetica" w:eastAsia="Helvetica" w:cs="Helvetica"/>
+                <w:i w:val="false"/>
+                <w:b w:val="false"/>
+                <w:u w:val="none"/>
+                <w:sz w:val="22"/>
+                <w:szCs w:val="22"/>
+                <w:color w:val="000000"/>
+              </w:rPr>
+              <w:t xml:space="preserve">0.330</w:t>
             </w:r>
           </w:p>
         </w:tc>
@@ -13178,113 +13178,113 @@
                 <w:szCs w:val="22"/>
                 <w:color w:val="000000"/>
               </w:rPr>
-              <w:t xml:space="preserve">0.12</w:t>
-            </w:r>
-          </w:p>
-        </w:tc>
-        <w:tc>
-          <w:tcPr>
-            <w:tcBorders>
-              <w:bottom w:val="none" w:sz="0" w:space="0" w:color="000000"/>
-              <w:top w:val="none" w:sz="0" w:space="0" w:color="000000"/>
-              <w:left w:val="none" w:sz="0" w:space="0" w:color="000000"/>
-              <w:right w:val="none" w:sz="0" w:space="0" w:color="000000"/>
-            </w:tcBorders>
-            <w:shd w:val="clear" w:color="auto" w:fill="FFFFFF"/>
-            <w:tcMar>
-              <w:top w:w="0" w:type="dxa"/>
-              <w:bottom w:w="0" w:type="dxa"/>
-              <w:left w:w="0" w:type="dxa"/>
-              <w:right w:w="0" w:type="dxa"/>
-            </w:tcMar>
-            <w:vAlign w:val="top"/>
-          </w:tcPr>
-          <w:p>
-            <w:pPr>
-              <w:pStyle w:val="Normal"/>
-              <w:jc w:val="center"/>
-              <w:pBdr>
-                <w:bottom w:val="none" w:sz="0" w:space="0" w:color="000000"/>
-                <w:top w:val="none" w:sz="0" w:space="0" w:color="000000"/>
-                <w:left w:val="none" w:sz="0" w:space="0" w:color="000000"/>
-                <w:right w:val="none" w:sz="0" w:space="0" w:color="000000"/>
-              </w:pBdr>
-              <w:spacing w:after="100" w:before="100" w:line="240"/>
-              <w:ind w:left="100" w:right="100" w:firstLine="0" w:firstLineChars="0"/>
-              <w:rPr>
-                <w:rFonts w:ascii="Helvetica" w:hAnsi="Helvetica" w:eastAsia="Helvetica" w:cs="Helvetica"/>
-                <w:i w:val="false"/>
-                <w:b w:val="false"/>
-                <w:u w:val="none"/>
-                <w:sz w:val="22"/>
-                <w:szCs w:val="22"/>
-                <w:color w:val="000000"/>
-              </w:rPr>
-            </w:pPr>
-            <w:r>
-              <w:rPr>
-                <w:rFonts w:ascii="Helvetica" w:hAnsi="Helvetica" w:eastAsia="Helvetica" w:cs="Helvetica"/>
-                <w:i w:val="false"/>
-                <w:b w:val="false"/>
-                <w:u w:val="none"/>
-                <w:sz w:val="22"/>
-                <w:szCs w:val="22"/>
-                <w:color w:val="000000"/>
-              </w:rPr>
-              <w:t xml:space="preserve">0.01, 1.08</w:t>
-            </w:r>
-          </w:p>
-        </w:tc>
-        <w:tc>
-          <w:tcPr>
-            <w:tcBorders>
-              <w:bottom w:val="none" w:sz="0" w:space="0" w:color="000000"/>
-              <w:top w:val="none" w:sz="0" w:space="0" w:color="000000"/>
-              <w:left w:val="none" w:sz="0" w:space="0" w:color="000000"/>
-              <w:right w:val="none" w:sz="0" w:space="0" w:color="000000"/>
-            </w:tcBorders>
-            <w:shd w:val="clear" w:color="auto" w:fill="FFFFFF"/>
-            <w:tcMar>
-              <w:top w:w="0" w:type="dxa"/>
-              <w:bottom w:w="0" w:type="dxa"/>
-              <w:left w:w="0" w:type="dxa"/>
-              <w:right w:w="0" w:type="dxa"/>
-            </w:tcMar>
-            <w:vAlign w:val="top"/>
-          </w:tcPr>
-          <w:p>
-            <w:pPr>
-              <w:pStyle w:val="Normal"/>
-              <w:jc w:val="center"/>
-              <w:pBdr>
-                <w:bottom w:val="none" w:sz="0" w:space="0" w:color="000000"/>
-                <w:top w:val="none" w:sz="0" w:space="0" w:color="000000"/>
-                <w:left w:val="none" w:sz="0" w:space="0" w:color="000000"/>
-                <w:right w:val="none" w:sz="0" w:space="0" w:color="000000"/>
-              </w:pBdr>
-              <w:spacing w:after="100" w:before="100" w:line="240"/>
-              <w:ind w:left="100" w:right="100" w:firstLine="0" w:firstLineChars="0"/>
-              <w:rPr>
-                <w:rFonts w:ascii="Helvetica" w:hAnsi="Helvetica" w:eastAsia="Helvetica" w:cs="Helvetica"/>
-                <w:i w:val="false"/>
-                <w:b w:val="false"/>
-                <w:u w:val="none"/>
-                <w:sz w:val="22"/>
-                <w:szCs w:val="22"/>
-                <w:color w:val="000000"/>
-              </w:rPr>
-            </w:pPr>
-            <w:r>
-              <w:rPr>
-                <w:rFonts w:ascii="Helvetica" w:hAnsi="Helvetica" w:eastAsia="Helvetica" w:cs="Helvetica"/>
-                <w:i w:val="false"/>
-                <w:b w:val="false"/>
-                <w:u w:val="none"/>
-                <w:sz w:val="22"/>
-                <w:szCs w:val="22"/>
-                <w:color w:val="000000"/>
-              </w:rPr>
-              <w:t xml:space="preserve">0.059</w:t>
+              <w:t xml:space="preserve">0.11</w:t>
+            </w:r>
+          </w:p>
+        </w:tc>
+        <w:tc>
+          <w:tcPr>
+            <w:tcBorders>
+              <w:bottom w:val="none" w:sz="0" w:space="0" w:color="000000"/>
+              <w:top w:val="none" w:sz="0" w:space="0" w:color="000000"/>
+              <w:left w:val="none" w:sz="0" w:space="0" w:color="000000"/>
+              <w:right w:val="none" w:sz="0" w:space="0" w:color="000000"/>
+            </w:tcBorders>
+            <w:shd w:val="clear" w:color="auto" w:fill="FFFFFF"/>
+            <w:tcMar>
+              <w:top w:w="0" w:type="dxa"/>
+              <w:bottom w:w="0" w:type="dxa"/>
+              <w:left w:w="0" w:type="dxa"/>
+              <w:right w:w="0" w:type="dxa"/>
+            </w:tcMar>
+            <w:vAlign w:val="top"/>
+          </w:tcPr>
+          <w:p>
+            <w:pPr>
+              <w:pStyle w:val="Normal"/>
+              <w:jc w:val="center"/>
+              <w:pBdr>
+                <w:bottom w:val="none" w:sz="0" w:space="0" w:color="000000"/>
+                <w:top w:val="none" w:sz="0" w:space="0" w:color="000000"/>
+                <w:left w:val="none" w:sz="0" w:space="0" w:color="000000"/>
+                <w:right w:val="none" w:sz="0" w:space="0" w:color="000000"/>
+              </w:pBdr>
+              <w:spacing w:after="100" w:before="100" w:line="240"/>
+              <w:ind w:left="100" w:right="100" w:firstLine="0" w:firstLineChars="0"/>
+              <w:rPr>
+                <w:rFonts w:ascii="Helvetica" w:hAnsi="Helvetica" w:eastAsia="Helvetica" w:cs="Helvetica"/>
+                <w:i w:val="false"/>
+                <w:b w:val="false"/>
+                <w:u w:val="none"/>
+                <w:sz w:val="22"/>
+                <w:szCs w:val="22"/>
+                <w:color w:val="000000"/>
+              </w:rPr>
+            </w:pPr>
+            <w:r>
+              <w:rPr>
+                <w:rFonts w:ascii="Helvetica" w:hAnsi="Helvetica" w:eastAsia="Helvetica" w:cs="Helvetica"/>
+                <w:i w:val="false"/>
+                <w:b w:val="false"/>
+                <w:u w:val="none"/>
+                <w:sz w:val="22"/>
+                <w:szCs w:val="22"/>
+                <w:color w:val="000000"/>
+              </w:rPr>
+              <w:t xml:space="preserve">0.01, 1.05</w:t>
+            </w:r>
+          </w:p>
+        </w:tc>
+        <w:tc>
+          <w:tcPr>
+            <w:tcBorders>
+              <w:bottom w:val="none" w:sz="0" w:space="0" w:color="000000"/>
+              <w:top w:val="none" w:sz="0" w:space="0" w:color="000000"/>
+              <w:left w:val="none" w:sz="0" w:space="0" w:color="000000"/>
+              <w:right w:val="none" w:sz="0" w:space="0" w:color="000000"/>
+            </w:tcBorders>
+            <w:shd w:val="clear" w:color="auto" w:fill="FFFFFF"/>
+            <w:tcMar>
+              <w:top w:w="0" w:type="dxa"/>
+              <w:bottom w:w="0" w:type="dxa"/>
+              <w:left w:w="0" w:type="dxa"/>
+              <w:right w:w="0" w:type="dxa"/>
+            </w:tcMar>
+            <w:vAlign w:val="top"/>
+          </w:tcPr>
+          <w:p>
+            <w:pPr>
+              <w:pStyle w:val="Normal"/>
+              <w:jc w:val="center"/>
+              <w:pBdr>
+                <w:bottom w:val="none" w:sz="0" w:space="0" w:color="000000"/>
+                <w:top w:val="none" w:sz="0" w:space="0" w:color="000000"/>
+                <w:left w:val="none" w:sz="0" w:space="0" w:color="000000"/>
+                <w:right w:val="none" w:sz="0" w:space="0" w:color="000000"/>
+              </w:pBdr>
+              <w:spacing w:after="100" w:before="100" w:line="240"/>
+              <w:ind w:left="100" w:right="100" w:firstLine="0" w:firstLineChars="0"/>
+              <w:rPr>
+                <w:rFonts w:ascii="Helvetica" w:hAnsi="Helvetica" w:eastAsia="Helvetica" w:cs="Helvetica"/>
+                <w:i w:val="false"/>
+                <w:b w:val="false"/>
+                <w:u w:val="none"/>
+                <w:sz w:val="22"/>
+                <w:szCs w:val="22"/>
+                <w:color w:val="000000"/>
+              </w:rPr>
+            </w:pPr>
+            <w:r>
+              <w:rPr>
+                <w:rFonts w:ascii="Helvetica" w:hAnsi="Helvetica" w:eastAsia="Helvetica" w:cs="Helvetica"/>
+                <w:i w:val="false"/>
+                <w:b w:val="false"/>
+                <w:u w:val="none"/>
+                <w:sz w:val="22"/>
+                <w:szCs w:val="22"/>
+                <w:color w:val="000000"/>
+              </w:rPr>
+              <w:t xml:space="preserve">0.055</w:t>
             </w:r>
           </w:p>
         </w:tc>
@@ -13661,113 +13661,113 @@
                 <w:szCs w:val="22"/>
                 <w:color w:val="000000"/>
               </w:rPr>
-              <w:t xml:space="preserve">3.55</w:t>
-            </w:r>
-          </w:p>
-        </w:tc>
-        <w:tc>
-          <w:tcPr>
-            <w:tcBorders>
-              <w:bottom w:val="none" w:sz="0" w:space="0" w:color="000000"/>
-              <w:top w:val="none" w:sz="0" w:space="0" w:color="000000"/>
-              <w:left w:val="none" w:sz="0" w:space="0" w:color="000000"/>
-              <w:right w:val="none" w:sz="0" w:space="0" w:color="000000"/>
-            </w:tcBorders>
-            <w:shd w:val="clear" w:color="auto" w:fill="FFFFFF"/>
-            <w:tcMar>
-              <w:top w:w="0" w:type="dxa"/>
-              <w:bottom w:w="0" w:type="dxa"/>
-              <w:left w:w="0" w:type="dxa"/>
-              <w:right w:w="0" w:type="dxa"/>
-            </w:tcMar>
-            <w:vAlign w:val="top"/>
-          </w:tcPr>
-          <w:p>
-            <w:pPr>
-              <w:pStyle w:val="Normal"/>
-              <w:jc w:val="center"/>
-              <w:pBdr>
-                <w:bottom w:val="none" w:sz="0" w:space="0" w:color="000000"/>
-                <w:top w:val="none" w:sz="0" w:space="0" w:color="000000"/>
-                <w:left w:val="none" w:sz="0" w:space="0" w:color="000000"/>
-                <w:right w:val="none" w:sz="0" w:space="0" w:color="000000"/>
-              </w:pBdr>
-              <w:spacing w:after="100" w:before="100" w:line="240"/>
-              <w:ind w:left="100" w:right="100" w:firstLine="0" w:firstLineChars="0"/>
-              <w:rPr>
-                <w:rFonts w:ascii="Helvetica" w:hAnsi="Helvetica" w:eastAsia="Helvetica" w:cs="Helvetica"/>
-                <w:i w:val="false"/>
-                <w:b w:val="false"/>
-                <w:u w:val="none"/>
-                <w:sz w:val="22"/>
-                <w:szCs w:val="22"/>
-                <w:color w:val="000000"/>
-              </w:rPr>
-            </w:pPr>
-            <w:r>
-              <w:rPr>
-                <w:rFonts w:ascii="Helvetica" w:hAnsi="Helvetica" w:eastAsia="Helvetica" w:cs="Helvetica"/>
-                <w:i w:val="false"/>
-                <w:b w:val="false"/>
-                <w:u w:val="none"/>
-                <w:sz w:val="22"/>
-                <w:szCs w:val="22"/>
-                <w:color w:val="000000"/>
-              </w:rPr>
-              <w:t xml:space="preserve">0.82, 15.4</w:t>
-            </w:r>
-          </w:p>
-        </w:tc>
-        <w:tc>
-          <w:tcPr>
-            <w:tcBorders>
-              <w:bottom w:val="none" w:sz="0" w:space="0" w:color="000000"/>
-              <w:top w:val="none" w:sz="0" w:space="0" w:color="000000"/>
-              <w:left w:val="none" w:sz="0" w:space="0" w:color="000000"/>
-              <w:right w:val="none" w:sz="0" w:space="0" w:color="000000"/>
-            </w:tcBorders>
-            <w:shd w:val="clear" w:color="auto" w:fill="FFFFFF"/>
-            <w:tcMar>
-              <w:top w:w="0" w:type="dxa"/>
-              <w:bottom w:w="0" w:type="dxa"/>
-              <w:left w:w="0" w:type="dxa"/>
-              <w:right w:w="0" w:type="dxa"/>
-            </w:tcMar>
-            <w:vAlign w:val="top"/>
-          </w:tcPr>
-          <w:p>
-            <w:pPr>
-              <w:pStyle w:val="Normal"/>
-              <w:jc w:val="center"/>
-              <w:pBdr>
-                <w:bottom w:val="none" w:sz="0" w:space="0" w:color="000000"/>
-                <w:top w:val="none" w:sz="0" w:space="0" w:color="000000"/>
-                <w:left w:val="none" w:sz="0" w:space="0" w:color="000000"/>
-                <w:right w:val="none" w:sz="0" w:space="0" w:color="000000"/>
-              </w:pBdr>
-              <w:spacing w:after="100" w:before="100" w:line="240"/>
-              <w:ind w:left="100" w:right="100" w:firstLine="0" w:firstLineChars="0"/>
-              <w:rPr>
-                <w:rFonts w:ascii="Helvetica" w:hAnsi="Helvetica" w:eastAsia="Helvetica" w:cs="Helvetica"/>
-                <w:i w:val="false"/>
-                <w:b w:val="false"/>
-                <w:u w:val="none"/>
-                <w:sz w:val="22"/>
-                <w:szCs w:val="22"/>
-                <w:color w:val="000000"/>
-              </w:rPr>
-            </w:pPr>
-            <w:r>
-              <w:rPr>
-                <w:rFonts w:ascii="Helvetica" w:hAnsi="Helvetica" w:eastAsia="Helvetica" w:cs="Helvetica"/>
-                <w:i w:val="false"/>
-                <w:b w:val="false"/>
-                <w:u w:val="none"/>
-                <w:sz w:val="22"/>
-                <w:szCs w:val="22"/>
-                <w:color w:val="000000"/>
-              </w:rPr>
-              <w:t xml:space="preserve">0.089</w:t>
+              <w:t xml:space="preserve">3.32</w:t>
+            </w:r>
+          </w:p>
+        </w:tc>
+        <w:tc>
+          <w:tcPr>
+            <w:tcBorders>
+              <w:bottom w:val="none" w:sz="0" w:space="0" w:color="000000"/>
+              <w:top w:val="none" w:sz="0" w:space="0" w:color="000000"/>
+              <w:left w:val="none" w:sz="0" w:space="0" w:color="000000"/>
+              <w:right w:val="none" w:sz="0" w:space="0" w:color="000000"/>
+            </w:tcBorders>
+            <w:shd w:val="clear" w:color="auto" w:fill="FFFFFF"/>
+            <w:tcMar>
+              <w:top w:w="0" w:type="dxa"/>
+              <w:bottom w:w="0" w:type="dxa"/>
+              <w:left w:w="0" w:type="dxa"/>
+              <w:right w:w="0" w:type="dxa"/>
+            </w:tcMar>
+            <w:vAlign w:val="top"/>
+          </w:tcPr>
+          <w:p>
+            <w:pPr>
+              <w:pStyle w:val="Normal"/>
+              <w:jc w:val="center"/>
+              <w:pBdr>
+                <w:bottom w:val="none" w:sz="0" w:space="0" w:color="000000"/>
+                <w:top w:val="none" w:sz="0" w:space="0" w:color="000000"/>
+                <w:left w:val="none" w:sz="0" w:space="0" w:color="000000"/>
+                <w:right w:val="none" w:sz="0" w:space="0" w:color="000000"/>
+              </w:pBdr>
+              <w:spacing w:after="100" w:before="100" w:line="240"/>
+              <w:ind w:left="100" w:right="100" w:firstLine="0" w:firstLineChars="0"/>
+              <w:rPr>
+                <w:rFonts w:ascii="Helvetica" w:hAnsi="Helvetica" w:eastAsia="Helvetica" w:cs="Helvetica"/>
+                <w:i w:val="false"/>
+                <w:b w:val="false"/>
+                <w:u w:val="none"/>
+                <w:sz w:val="22"/>
+                <w:szCs w:val="22"/>
+                <w:color w:val="000000"/>
+              </w:rPr>
+            </w:pPr>
+            <w:r>
+              <w:rPr>
+                <w:rFonts w:ascii="Helvetica" w:hAnsi="Helvetica" w:eastAsia="Helvetica" w:cs="Helvetica"/>
+                <w:i w:val="false"/>
+                <w:b w:val="false"/>
+                <w:u w:val="none"/>
+                <w:sz w:val="22"/>
+                <w:szCs w:val="22"/>
+                <w:color w:val="000000"/>
+              </w:rPr>
+              <w:t xml:space="preserve">0.72, 15.3</w:t>
+            </w:r>
+          </w:p>
+        </w:tc>
+        <w:tc>
+          <w:tcPr>
+            <w:tcBorders>
+              <w:bottom w:val="none" w:sz="0" w:space="0" w:color="000000"/>
+              <w:top w:val="none" w:sz="0" w:space="0" w:color="000000"/>
+              <w:left w:val="none" w:sz="0" w:space="0" w:color="000000"/>
+              <w:right w:val="none" w:sz="0" w:space="0" w:color="000000"/>
+            </w:tcBorders>
+            <w:shd w:val="clear" w:color="auto" w:fill="FFFFFF"/>
+            <w:tcMar>
+              <w:top w:w="0" w:type="dxa"/>
+              <w:bottom w:w="0" w:type="dxa"/>
+              <w:left w:w="0" w:type="dxa"/>
+              <w:right w:w="0" w:type="dxa"/>
+            </w:tcMar>
+            <w:vAlign w:val="top"/>
+          </w:tcPr>
+          <w:p>
+            <w:pPr>
+              <w:pStyle w:val="Normal"/>
+              <w:jc w:val="center"/>
+              <w:pBdr>
+                <w:bottom w:val="none" w:sz="0" w:space="0" w:color="000000"/>
+                <w:top w:val="none" w:sz="0" w:space="0" w:color="000000"/>
+                <w:left w:val="none" w:sz="0" w:space="0" w:color="000000"/>
+                <w:right w:val="none" w:sz="0" w:space="0" w:color="000000"/>
+              </w:pBdr>
+              <w:spacing w:after="100" w:before="100" w:line="240"/>
+              <w:ind w:left="100" w:right="100" w:firstLine="0" w:firstLineChars="0"/>
+              <w:rPr>
+                <w:rFonts w:ascii="Helvetica" w:hAnsi="Helvetica" w:eastAsia="Helvetica" w:cs="Helvetica"/>
+                <w:i w:val="false"/>
+                <w:b w:val="false"/>
+                <w:u w:val="none"/>
+                <w:sz w:val="22"/>
+                <w:szCs w:val="22"/>
+                <w:color w:val="000000"/>
+              </w:rPr>
+            </w:pPr>
+            <w:r>
+              <w:rPr>
+                <w:rFonts w:ascii="Helvetica" w:hAnsi="Helvetica" w:eastAsia="Helvetica" w:cs="Helvetica"/>
+                <w:i w:val="false"/>
+                <w:b w:val="false"/>
+                <w:u w:val="none"/>
+                <w:sz w:val="22"/>
+                <w:szCs w:val="22"/>
+                <w:color w:val="000000"/>
+              </w:rPr>
+              <w:t xml:space="preserve">0.120</w:t>
             </w:r>
           </w:p>
         </w:tc>
@@ -13826,7 +13826,7 @@
                 <w:szCs w:val="22"/>
                 <w:color w:val="000000"/>
               </w:rPr>
-              <w:t xml:space="preserve">ckd_epi_gfr_cre_cys</w:t>
+              <w:t xml:space="preserve">baseline_cre_egfr</w:t>
             </w:r>
           </w:p>
         </w:tc>
@@ -13985,7 +13985,7 @@
                 <w:szCs w:val="22"/>
                 <w:color w:val="000000"/>
               </w:rPr>
-              <w:t xml:space="preserve">0.94, 0.98</w:t>
+              <w:t xml:space="preserve">0.93, 0.98</w:t>
             </w:r>
           </w:p>
         </w:tc>
@@ -14038,7 +14038,7 @@
                 <w:szCs w:val="22"/>
                 <w:color w:val="000000"/>
               </w:rPr>
-              <w:t xml:space="preserve">&lt;0.001</w:t>
+              <w:t xml:space="preserve">0.001</w:t>
             </w:r>
           </w:p>
         </w:tc>
@@ -14250,7 +14250,7 @@
                 <w:szCs w:val="22"/>
                 <w:color w:val="000000"/>
               </w:rPr>
-              <w:t xml:space="preserve">0.005</w:t>
+              <w:t xml:space="preserve">0.006</w:t>
             </w:r>
           </w:p>
         </w:tc>
